--- a/docs/BaoCao_PhanManhHonHop.docx
+++ b/docs/BaoCao_PhanManhHonHop.docx
@@ -140,7 +140,7 @@
       </w:r>
       <w:r>
         <w:tab/>
-        <w:t>Nguyễn Văn Danh</w:t>
+        <w:t>Th.S Nguyễn Văn Danh</w:t>
       </w:r>
     </w:p>
     <w:p>
@@ -248,7 +248,7 @@
         <w:jc w:val="both"/>
       </w:pPr>
       <w:r>
-        <w:t>Để hoàn thành đồ án môn học Cơ Sở Dữ Liệu Nâng Cao, nhóm chúng em xin gửi lời cảm ơn chân thành đến thầy Nguyễn Văn Danh, giảng viên hướng dẫn. Trong suốt quá trình học tập và thực hiện đề tài, thầy đã tận tình giảng dạy, định hướng và góp ý, giúp nhóm hiểu rõ hơn các vấn đề trong thiết kế cơ sở dữ liệu phân tán.</w:t>
+        <w:t>Để hoàn thành đồ án môn học Cơ Sở Dữ Liệu Nâng Cao, nhóm chúng em xin gửi lời cảm ơn chân thành đến thầy Th.S Nguyễn Văn Danh, giảng viên hướng dẫn. Trong suốt quá trình học tập và thực hiện đề tài, thầy đã tận tình giảng dạy, định hướng và góp ý, giúp nhóm hiểu rõ hơn các vấn đề trong thiết kế cơ sở dữ liệu phân tán.</w:t>
       </w:r>
     </w:p>
     <w:p>
@@ -1153,7 +1153,7 @@
     <w:sdt>
       <w:sdtPr>
         <w:alias w:val="Mục lục"/>
-        <w:id w:val="226578130"/>
+        <w:id w:val="907498413"/>
       </w:sdtPr>
       <w:sdtEndPr/>
       <w:sdtContent>
@@ -1181,7 +1181,7 @@
           <w:r>
             <w:fldChar w:fldCharType="separate"/>
           </w:r>
-          <w:hyperlink w:anchor="_Toc243902268" w:history="1">
+          <w:hyperlink w:anchor="_Toc244207652" w:history="1">
             <w:r>
               <w:rPr>
                 <w:rStyle w:val="Hyperlink"/>
@@ -1205,7 +1205,7 @@
               <w:rPr>
                 <w:noProof/>
               </w:rPr>
-              <w:instrText xml:space="preserve"> PAGEREF _Toc243902268 \h </w:instrText>
+              <w:instrText xml:space="preserve"> PAGEREF _Toc244207652 \h </w:instrText>
             </w:r>
             <w:r>
               <w:rPr>
@@ -1247,7 +1247,7 @@
               <w14:ligatures w14:val="standardContextual"/>
             </w:rPr>
           </w:pPr>
-          <w:hyperlink w:anchor="_Toc243902269" w:history="1">
+          <w:hyperlink w:anchor="_Toc244207653" w:history="1">
             <w:r>
               <w:rPr>
                 <w:rStyle w:val="Hyperlink"/>
@@ -1271,7 +1271,7 @@
               <w:rPr>
                 <w:noProof/>
               </w:rPr>
-              <w:instrText xml:space="preserve"> PAGEREF _Toc243902269 \h </w:instrText>
+              <w:instrText xml:space="preserve"> PAGEREF _Toc244207653 \h </w:instrText>
             </w:r>
             <w:r>
               <w:rPr>
@@ -1313,7 +1313,7 @@
               <w14:ligatures w14:val="standardContextual"/>
             </w:rPr>
           </w:pPr>
-          <w:hyperlink w:anchor="_Toc243902270" w:history="1">
+          <w:hyperlink w:anchor="_Toc244207654" w:history="1">
             <w:r>
               <w:rPr>
                 <w:rStyle w:val="Hyperlink"/>
@@ -1337,7 +1337,7 @@
               <w:rPr>
                 <w:noProof/>
               </w:rPr>
-              <w:instrText xml:space="preserve"> PAGEREF _Toc243902270 \h </w:instrText>
+              <w:instrText xml:space="preserve"> PAGEREF _Toc244207654 \h </w:instrText>
             </w:r>
             <w:r>
               <w:rPr>
@@ -1379,7 +1379,7 @@
               <w14:ligatures w14:val="standardContextual"/>
             </w:rPr>
           </w:pPr>
-          <w:hyperlink w:anchor="_Toc243902271" w:history="1">
+          <w:hyperlink w:anchor="_Toc244207655" w:history="1">
             <w:r>
               <w:rPr>
                 <w:rStyle w:val="Hyperlink"/>
@@ -1403,7 +1403,7 @@
               <w:rPr>
                 <w:noProof/>
               </w:rPr>
-              <w:instrText xml:space="preserve"> PAGEREF _Toc243902271 \h </w:instrText>
+              <w:instrText xml:space="preserve"> PAGEREF _Toc244207655 \h </w:instrText>
             </w:r>
             <w:r>
               <w:rPr>
@@ -1445,7 +1445,7 @@
               <w14:ligatures w14:val="standardContextual"/>
             </w:rPr>
           </w:pPr>
-          <w:hyperlink w:anchor="_Toc243902272" w:history="1">
+          <w:hyperlink w:anchor="_Toc244207656" w:history="1">
             <w:r>
               <w:rPr>
                 <w:rStyle w:val="Hyperlink"/>
@@ -1469,7 +1469,7 @@
               <w:rPr>
                 <w:noProof/>
               </w:rPr>
-              <w:instrText xml:space="preserve"> PAGEREF _Toc243902272 \h </w:instrText>
+              <w:instrText xml:space="preserve"> PAGEREF _Toc244207656 \h </w:instrText>
             </w:r>
             <w:r>
               <w:rPr>
@@ -1511,7 +1511,7 @@
               <w14:ligatures w14:val="standardContextual"/>
             </w:rPr>
           </w:pPr>
-          <w:hyperlink w:anchor="_Toc243902273" w:history="1">
+          <w:hyperlink w:anchor="_Toc244207657" w:history="1">
             <w:r>
               <w:rPr>
                 <w:rStyle w:val="Hyperlink"/>
@@ -1535,7 +1535,7 @@
               <w:rPr>
                 <w:noProof/>
               </w:rPr>
-              <w:instrText xml:space="preserve"> PAGEREF _Toc243902273 \h </w:instrText>
+              <w:instrText xml:space="preserve"> PAGEREF _Toc244207657 \h </w:instrText>
             </w:r>
             <w:r>
               <w:rPr>
@@ -1577,7 +1577,7 @@
               <w14:ligatures w14:val="standardContextual"/>
             </w:rPr>
           </w:pPr>
-          <w:hyperlink w:anchor="_Toc243902274" w:history="1">
+          <w:hyperlink w:anchor="_Toc244207658" w:history="1">
             <w:r>
               <w:rPr>
                 <w:rStyle w:val="Hyperlink"/>
@@ -1601,7 +1601,7 @@
               <w:rPr>
                 <w:noProof/>
               </w:rPr>
-              <w:instrText xml:space="preserve"> PAGEREF _Toc243902274 \h </w:instrText>
+              <w:instrText xml:space="preserve"> PAGEREF _Toc244207658 \h </w:instrText>
             </w:r>
             <w:r>
               <w:rPr>
@@ -1643,7 +1643,7 @@
               <w14:ligatures w14:val="standardContextual"/>
             </w:rPr>
           </w:pPr>
-          <w:hyperlink w:anchor="_Toc243902275" w:history="1">
+          <w:hyperlink w:anchor="_Toc244207659" w:history="1">
             <w:r>
               <w:rPr>
                 <w:rStyle w:val="Hyperlink"/>
@@ -1667,7 +1667,7 @@
               <w:rPr>
                 <w:noProof/>
               </w:rPr>
-              <w:instrText xml:space="preserve"> PAGEREF _Toc243902275 \h </w:instrText>
+              <w:instrText xml:space="preserve"> PAGEREF _Toc244207659 \h </w:instrText>
             </w:r>
             <w:r>
               <w:rPr>
@@ -1709,7 +1709,7 @@
               <w14:ligatures w14:val="standardContextual"/>
             </w:rPr>
           </w:pPr>
-          <w:hyperlink w:anchor="_Toc243902276" w:history="1">
+          <w:hyperlink w:anchor="_Toc244207660" w:history="1">
             <w:r>
               <w:rPr>
                 <w:rStyle w:val="Hyperlink"/>
@@ -1733,7 +1733,7 @@
               <w:rPr>
                 <w:noProof/>
               </w:rPr>
-              <w:instrText xml:space="preserve"> PAGEREF _Toc243902276 \h </w:instrText>
+              <w:instrText xml:space="preserve"> PAGEREF _Toc244207660 \h </w:instrText>
             </w:r>
             <w:r>
               <w:rPr>
@@ -1775,7 +1775,7 @@
               <w14:ligatures w14:val="standardContextual"/>
             </w:rPr>
           </w:pPr>
-          <w:hyperlink w:anchor="_Toc243902277" w:history="1">
+          <w:hyperlink w:anchor="_Toc244207661" w:history="1">
             <w:r>
               <w:rPr>
                 <w:rStyle w:val="Hyperlink"/>
@@ -1799,7 +1799,7 @@
               <w:rPr>
                 <w:noProof/>
               </w:rPr>
-              <w:instrText xml:space="preserve"> PAGEREF _Toc243902277 \h </w:instrText>
+              <w:instrText xml:space="preserve"> PAGEREF _Toc244207661 \h </w:instrText>
             </w:r>
             <w:r>
               <w:rPr>
@@ -1841,7 +1841,7 @@
               <w14:ligatures w14:val="standardContextual"/>
             </w:rPr>
           </w:pPr>
-          <w:hyperlink w:anchor="_Toc243902278" w:history="1">
+          <w:hyperlink w:anchor="_Toc244207662" w:history="1">
             <w:r>
               <w:rPr>
                 <w:rStyle w:val="Hyperlink"/>
@@ -1865,7 +1865,7 @@
               <w:rPr>
                 <w:noProof/>
               </w:rPr>
-              <w:instrText xml:space="preserve"> PAGEREF _Toc243902278 \h </w:instrText>
+              <w:instrText xml:space="preserve"> PAGEREF _Toc244207662 \h </w:instrText>
             </w:r>
             <w:r>
               <w:rPr>
@@ -1907,7 +1907,7 @@
               <w14:ligatures w14:val="standardContextual"/>
             </w:rPr>
           </w:pPr>
-          <w:hyperlink w:anchor="_Toc243902279" w:history="1">
+          <w:hyperlink w:anchor="_Toc244207663" w:history="1">
             <w:r>
               <w:rPr>
                 <w:rStyle w:val="Hyperlink"/>
@@ -1931,7 +1931,7 @@
               <w:rPr>
                 <w:noProof/>
               </w:rPr>
-              <w:instrText xml:space="preserve"> PAGEREF _Toc243902279 \h </w:instrText>
+              <w:instrText xml:space="preserve"> PAGEREF _Toc244207663 \h </w:instrText>
             </w:r>
             <w:r>
               <w:rPr>
@@ -1973,7 +1973,7 @@
               <w14:ligatures w14:val="standardContextual"/>
             </w:rPr>
           </w:pPr>
-          <w:hyperlink w:anchor="_Toc243902280" w:history="1">
+          <w:hyperlink w:anchor="_Toc244207664" w:history="1">
             <w:r>
               <w:rPr>
                 <w:rStyle w:val="Hyperlink"/>
@@ -1997,7 +1997,7 @@
               <w:rPr>
                 <w:noProof/>
               </w:rPr>
-              <w:instrText xml:space="preserve"> PAGEREF _Toc243902280 \h </w:instrText>
+              <w:instrText xml:space="preserve"> PAGEREF _Toc244207664 \h </w:instrText>
             </w:r>
             <w:r>
               <w:rPr>
@@ -2039,7 +2039,7 @@
               <w14:ligatures w14:val="standardContextual"/>
             </w:rPr>
           </w:pPr>
-          <w:hyperlink w:anchor="_Toc243902281" w:history="1">
+          <w:hyperlink w:anchor="_Toc244207665" w:history="1">
             <w:r>
               <w:rPr>
                 <w:rStyle w:val="Hyperlink"/>
@@ -2063,7 +2063,7 @@
               <w:rPr>
                 <w:noProof/>
               </w:rPr>
-              <w:instrText xml:space="preserve"> PAGEREF _Toc243902281 \h </w:instrText>
+              <w:instrText xml:space="preserve"> PAGEREF _Toc244207665 \h </w:instrText>
             </w:r>
             <w:r>
               <w:rPr>
@@ -2105,7 +2105,7 @@
               <w14:ligatures w14:val="standardContextual"/>
             </w:rPr>
           </w:pPr>
-          <w:hyperlink w:anchor="_Toc243902282" w:history="1">
+          <w:hyperlink w:anchor="_Toc244207666" w:history="1">
             <w:r>
               <w:rPr>
                 <w:rStyle w:val="Hyperlink"/>
@@ -2129,7 +2129,7 @@
               <w:rPr>
                 <w:noProof/>
               </w:rPr>
-              <w:instrText xml:space="preserve"> PAGEREF _Toc243902282 \h </w:instrText>
+              <w:instrText xml:space="preserve"> PAGEREF _Toc244207666 \h </w:instrText>
             </w:r>
             <w:r>
               <w:rPr>
@@ -2171,7 +2171,7 @@
               <w14:ligatures w14:val="standardContextual"/>
             </w:rPr>
           </w:pPr>
-          <w:hyperlink w:anchor="_Toc243902283" w:history="1">
+          <w:hyperlink w:anchor="_Toc244207667" w:history="1">
             <w:r>
               <w:rPr>
                 <w:rStyle w:val="Hyperlink"/>
@@ -2195,7 +2195,7 @@
               <w:rPr>
                 <w:noProof/>
               </w:rPr>
-              <w:instrText xml:space="preserve"> PAGEREF _Toc243902283 \h </w:instrText>
+              <w:instrText xml:space="preserve"> PAGEREF _Toc244207667 \h </w:instrText>
             </w:r>
             <w:r>
               <w:rPr>
@@ -2237,7 +2237,7 @@
               <w14:ligatures w14:val="standardContextual"/>
             </w:rPr>
           </w:pPr>
-          <w:hyperlink w:anchor="_Toc243902284" w:history="1">
+          <w:hyperlink w:anchor="_Toc244207668" w:history="1">
             <w:r>
               <w:rPr>
                 <w:rStyle w:val="Hyperlink"/>
@@ -2261,7 +2261,7 @@
               <w:rPr>
                 <w:noProof/>
               </w:rPr>
-              <w:instrText xml:space="preserve"> PAGEREF _Toc243902284 \h </w:instrText>
+              <w:instrText xml:space="preserve"> PAGEREF _Toc244207668 \h </w:instrText>
             </w:r>
             <w:r>
               <w:rPr>
@@ -2303,7 +2303,7 @@
               <w14:ligatures w14:val="standardContextual"/>
             </w:rPr>
           </w:pPr>
-          <w:hyperlink w:anchor="_Toc243902285" w:history="1">
+          <w:hyperlink w:anchor="_Toc244207669" w:history="1">
             <w:r>
               <w:rPr>
                 <w:rStyle w:val="Hyperlink"/>
@@ -2327,7 +2327,7 @@
               <w:rPr>
                 <w:noProof/>
               </w:rPr>
-              <w:instrText xml:space="preserve"> PAGEREF _Toc243902285 \h </w:instrText>
+              <w:instrText xml:space="preserve"> PAGEREF _Toc244207669 \h </w:instrText>
             </w:r>
             <w:r>
               <w:rPr>
@@ -2369,7 +2369,7 @@
               <w14:ligatures w14:val="standardContextual"/>
             </w:rPr>
           </w:pPr>
-          <w:hyperlink w:anchor="_Toc243902286" w:history="1">
+          <w:hyperlink w:anchor="_Toc244207670" w:history="1">
             <w:r>
               <w:rPr>
                 <w:rStyle w:val="Hyperlink"/>
@@ -2393,7 +2393,7 @@
               <w:rPr>
                 <w:noProof/>
               </w:rPr>
-              <w:instrText xml:space="preserve"> PAGEREF _Toc243902286 \h </w:instrText>
+              <w:instrText xml:space="preserve"> PAGEREF _Toc244207670 \h </w:instrText>
             </w:r>
             <w:r>
               <w:rPr>
@@ -2435,7 +2435,7 @@
               <w14:ligatures w14:val="standardContextual"/>
             </w:rPr>
           </w:pPr>
-          <w:hyperlink w:anchor="_Toc243902287" w:history="1">
+          <w:hyperlink w:anchor="_Toc244207671" w:history="1">
             <w:r>
               <w:rPr>
                 <w:rStyle w:val="Hyperlink"/>
@@ -2459,7 +2459,7 @@
               <w:rPr>
                 <w:noProof/>
               </w:rPr>
-              <w:instrText xml:space="preserve"> PAGEREF _Toc243902287 \h </w:instrText>
+              <w:instrText xml:space="preserve"> PAGEREF _Toc244207671 \h </w:instrText>
             </w:r>
             <w:r>
               <w:rPr>
@@ -2501,7 +2501,7 @@
               <w14:ligatures w14:val="standardContextual"/>
             </w:rPr>
           </w:pPr>
-          <w:hyperlink w:anchor="_Toc243902288" w:history="1">
+          <w:hyperlink w:anchor="_Toc244207672" w:history="1">
             <w:r>
               <w:rPr>
                 <w:rStyle w:val="Hyperlink"/>
@@ -2525,7 +2525,7 @@
               <w:rPr>
                 <w:noProof/>
               </w:rPr>
-              <w:instrText xml:space="preserve"> PAGEREF _Toc243902288 \h </w:instrText>
+              <w:instrText xml:space="preserve"> PAGEREF _Toc244207672 \h </w:instrText>
             </w:r>
             <w:r>
               <w:rPr>
@@ -2567,7 +2567,7 @@
               <w14:ligatures w14:val="standardContextual"/>
             </w:rPr>
           </w:pPr>
-          <w:hyperlink w:anchor="_Toc243902289" w:history="1">
+          <w:hyperlink w:anchor="_Toc244207673" w:history="1">
             <w:r>
               <w:rPr>
                 <w:rStyle w:val="Hyperlink"/>
@@ -2591,7 +2591,7 @@
               <w:rPr>
                 <w:noProof/>
               </w:rPr>
-              <w:instrText xml:space="preserve"> PAGEREF _Toc243902289 \h </w:instrText>
+              <w:instrText xml:space="preserve"> PAGEREF _Toc244207673 \h </w:instrText>
             </w:r>
             <w:r>
               <w:rPr>
@@ -2633,7 +2633,7 @@
               <w14:ligatures w14:val="standardContextual"/>
             </w:rPr>
           </w:pPr>
-          <w:hyperlink w:anchor="_Toc243902290" w:history="1">
+          <w:hyperlink w:anchor="_Toc244207674" w:history="1">
             <w:r>
               <w:rPr>
                 <w:rStyle w:val="Hyperlink"/>
@@ -2657,7 +2657,7 @@
               <w:rPr>
                 <w:noProof/>
               </w:rPr>
-              <w:instrText xml:space="preserve"> PAGEREF _Toc243902290 \h </w:instrText>
+              <w:instrText xml:space="preserve"> PAGEREF _Toc244207674 \h </w:instrText>
             </w:r>
             <w:r>
               <w:rPr>
@@ -2699,7 +2699,7 @@
               <w14:ligatures w14:val="standardContextual"/>
             </w:rPr>
           </w:pPr>
-          <w:hyperlink w:anchor="_Toc243902291" w:history="1">
+          <w:hyperlink w:anchor="_Toc244207675" w:history="1">
             <w:r>
               <w:rPr>
                 <w:rStyle w:val="Hyperlink"/>
@@ -2723,7 +2723,7 @@
               <w:rPr>
                 <w:noProof/>
               </w:rPr>
-              <w:instrText xml:space="preserve"> PAGEREF _Toc243902291 \h </w:instrText>
+              <w:instrText xml:space="preserve"> PAGEREF _Toc244207675 \h </w:instrText>
             </w:r>
             <w:r>
               <w:rPr>
@@ -2765,7 +2765,7 @@
               <w14:ligatures w14:val="standardContextual"/>
             </w:rPr>
           </w:pPr>
-          <w:hyperlink w:anchor="_Toc243902292" w:history="1">
+          <w:hyperlink w:anchor="_Toc244207676" w:history="1">
             <w:r>
               <w:rPr>
                 <w:rStyle w:val="Hyperlink"/>
@@ -2789,7 +2789,7 @@
               <w:rPr>
                 <w:noProof/>
               </w:rPr>
-              <w:instrText xml:space="preserve"> PAGEREF _Toc243902292 \h </w:instrText>
+              <w:instrText xml:space="preserve"> PAGEREF _Toc244207676 \h </w:instrText>
             </w:r>
             <w:r>
               <w:rPr>
@@ -2831,7 +2831,7 @@
               <w14:ligatures w14:val="standardContextual"/>
             </w:rPr>
           </w:pPr>
-          <w:hyperlink w:anchor="_Toc243902293" w:history="1">
+          <w:hyperlink w:anchor="_Toc244207677" w:history="1">
             <w:r>
               <w:rPr>
                 <w:rStyle w:val="Hyperlink"/>
@@ -2855,7 +2855,7 @@
               <w:rPr>
                 <w:noProof/>
               </w:rPr>
-              <w:instrText xml:space="preserve"> PAGEREF _Toc243902293 \h </w:instrText>
+              <w:instrText xml:space="preserve"> PAGEREF _Toc244207677 \h </w:instrText>
             </w:r>
             <w:r>
               <w:rPr>
@@ -2897,7 +2897,7 @@
               <w14:ligatures w14:val="standardContextual"/>
             </w:rPr>
           </w:pPr>
-          <w:hyperlink w:anchor="_Toc243902294" w:history="1">
+          <w:hyperlink w:anchor="_Toc244207678" w:history="1">
             <w:r>
               <w:rPr>
                 <w:rStyle w:val="Hyperlink"/>
@@ -2921,7 +2921,7 @@
               <w:rPr>
                 <w:noProof/>
               </w:rPr>
-              <w:instrText xml:space="preserve"> PAGEREF _Toc243902294 \h </w:instrText>
+              <w:instrText xml:space="preserve"> PAGEREF _Toc244207678 \h </w:instrText>
             </w:r>
             <w:r>
               <w:rPr>
@@ -2963,7 +2963,7 @@
               <w14:ligatures w14:val="standardContextual"/>
             </w:rPr>
           </w:pPr>
-          <w:hyperlink w:anchor="_Toc243902295" w:history="1">
+          <w:hyperlink w:anchor="_Toc244207679" w:history="1">
             <w:r>
               <w:rPr>
                 <w:rStyle w:val="Hyperlink"/>
@@ -2987,7 +2987,7 @@
               <w:rPr>
                 <w:noProof/>
               </w:rPr>
-              <w:instrText xml:space="preserve"> PAGEREF _Toc243902295 \h </w:instrText>
+              <w:instrText xml:space="preserve"> PAGEREF _Toc244207679 \h </w:instrText>
             </w:r>
             <w:r>
               <w:rPr>
@@ -3029,7 +3029,7 @@
               <w14:ligatures w14:val="standardContextual"/>
             </w:rPr>
           </w:pPr>
-          <w:hyperlink w:anchor="_Toc243902296" w:history="1">
+          <w:hyperlink w:anchor="_Toc244207680" w:history="1">
             <w:r>
               <w:rPr>
                 <w:rStyle w:val="Hyperlink"/>
@@ -3053,7 +3053,7 @@
               <w:rPr>
                 <w:noProof/>
               </w:rPr>
-              <w:instrText xml:space="preserve"> PAGEREF _Toc243902296 \h </w:instrText>
+              <w:instrText xml:space="preserve"> PAGEREF _Toc244207680 \h </w:instrText>
             </w:r>
             <w:r>
               <w:rPr>
@@ -3095,7 +3095,7 @@
               <w14:ligatures w14:val="standardContextual"/>
             </w:rPr>
           </w:pPr>
-          <w:hyperlink w:anchor="_Toc243902297" w:history="1">
+          <w:hyperlink w:anchor="_Toc244207681" w:history="1">
             <w:r>
               <w:rPr>
                 <w:rStyle w:val="Hyperlink"/>
@@ -3119,7 +3119,7 @@
               <w:rPr>
                 <w:noProof/>
               </w:rPr>
-              <w:instrText xml:space="preserve"> PAGEREF _Toc243902297 \h </w:instrText>
+              <w:instrText xml:space="preserve"> PAGEREF _Toc244207681 \h </w:instrText>
             </w:r>
             <w:r>
               <w:rPr>
@@ -3161,7 +3161,7 @@
               <w14:ligatures w14:val="standardContextual"/>
             </w:rPr>
           </w:pPr>
-          <w:hyperlink w:anchor="_Toc243902298" w:history="1">
+          <w:hyperlink w:anchor="_Toc244207682" w:history="1">
             <w:r>
               <w:rPr>
                 <w:rStyle w:val="Hyperlink"/>
@@ -3185,7 +3185,7 @@
               <w:rPr>
                 <w:noProof/>
               </w:rPr>
-              <w:instrText xml:space="preserve"> PAGEREF _Toc243902298 \h </w:instrText>
+              <w:instrText xml:space="preserve"> PAGEREF _Toc244207682 \h </w:instrText>
             </w:r>
             <w:r>
               <w:rPr>
@@ -3227,7 +3227,7 @@
               <w14:ligatures w14:val="standardContextual"/>
             </w:rPr>
           </w:pPr>
-          <w:hyperlink w:anchor="_Toc243902299" w:history="1">
+          <w:hyperlink w:anchor="_Toc244207683" w:history="1">
             <w:r>
               <w:rPr>
                 <w:rStyle w:val="Hyperlink"/>
@@ -3251,7 +3251,7 @@
               <w:rPr>
                 <w:noProof/>
               </w:rPr>
-              <w:instrText xml:space="preserve"> PAGEREF _Toc243902299 \h </w:instrText>
+              <w:instrText xml:space="preserve"> PAGEREF _Toc244207683 \h </w:instrText>
             </w:r>
             <w:r>
               <w:rPr>
@@ -3293,7 +3293,7 @@
               <w14:ligatures w14:val="standardContextual"/>
             </w:rPr>
           </w:pPr>
-          <w:hyperlink w:anchor="_Toc243902300" w:history="1">
+          <w:hyperlink w:anchor="_Toc244207684" w:history="1">
             <w:r>
               <w:rPr>
                 <w:rStyle w:val="Hyperlink"/>
@@ -3317,7 +3317,7 @@
               <w:rPr>
                 <w:noProof/>
               </w:rPr>
-              <w:instrText xml:space="preserve"> PAGEREF _Toc243902300 \h </w:instrText>
+              <w:instrText xml:space="preserve"> PAGEREF _Toc244207684 \h </w:instrText>
             </w:r>
             <w:r>
               <w:rPr>
@@ -3359,7 +3359,7 @@
               <w14:ligatures w14:val="standardContextual"/>
             </w:rPr>
           </w:pPr>
-          <w:hyperlink w:anchor="_Toc243902301" w:history="1">
+          <w:hyperlink w:anchor="_Toc244207685" w:history="1">
             <w:r>
               <w:rPr>
                 <w:rStyle w:val="Hyperlink"/>
@@ -3383,7 +3383,7 @@
               <w:rPr>
                 <w:noProof/>
               </w:rPr>
-              <w:instrText xml:space="preserve"> PAGEREF _Toc243902301 \h </w:instrText>
+              <w:instrText xml:space="preserve"> PAGEREF _Toc244207685 \h </w:instrText>
             </w:r>
             <w:r>
               <w:rPr>
@@ -3425,7 +3425,7 @@
               <w14:ligatures w14:val="standardContextual"/>
             </w:rPr>
           </w:pPr>
-          <w:hyperlink w:anchor="_Toc243902302" w:history="1">
+          <w:hyperlink w:anchor="_Toc244207686" w:history="1">
             <w:r>
               <w:rPr>
                 <w:rStyle w:val="Hyperlink"/>
@@ -3449,7 +3449,7 @@
               <w:rPr>
                 <w:noProof/>
               </w:rPr>
-              <w:instrText xml:space="preserve"> PAGEREF _Toc243902302 \h </w:instrText>
+              <w:instrText xml:space="preserve"> PAGEREF _Toc244207686 \h </w:instrText>
             </w:r>
             <w:r>
               <w:rPr>
@@ -3491,7 +3491,7 @@
               <w14:ligatures w14:val="standardContextual"/>
             </w:rPr>
           </w:pPr>
-          <w:hyperlink w:anchor="_Toc243902303" w:history="1">
+          <w:hyperlink w:anchor="_Toc244207687" w:history="1">
             <w:r>
               <w:rPr>
                 <w:rStyle w:val="Hyperlink"/>
@@ -3515,7 +3515,7 @@
               <w:rPr>
                 <w:noProof/>
               </w:rPr>
-              <w:instrText xml:space="preserve"> PAGEREF _Toc243902303 \h </w:instrText>
+              <w:instrText xml:space="preserve"> PAGEREF _Toc244207687 \h </w:instrText>
             </w:r>
             <w:r>
               <w:rPr>
@@ -3557,7 +3557,7 @@
               <w14:ligatures w14:val="standardContextual"/>
             </w:rPr>
           </w:pPr>
-          <w:hyperlink w:anchor="_Toc243902304" w:history="1">
+          <w:hyperlink w:anchor="_Toc244207688" w:history="1">
             <w:r>
               <w:rPr>
                 <w:rStyle w:val="Hyperlink"/>
@@ -3581,7 +3581,7 @@
               <w:rPr>
                 <w:noProof/>
               </w:rPr>
-              <w:instrText xml:space="preserve"> PAGEREF _Toc243902304 \h </w:instrText>
+              <w:instrText xml:space="preserve"> PAGEREF _Toc244207688 \h </w:instrText>
             </w:r>
             <w:r>
               <w:rPr>
@@ -3623,7 +3623,7 @@
               <w14:ligatures w14:val="standardContextual"/>
             </w:rPr>
           </w:pPr>
-          <w:hyperlink w:anchor="_Toc243902305" w:history="1">
+          <w:hyperlink w:anchor="_Toc244207689" w:history="1">
             <w:r>
               <w:rPr>
                 <w:rStyle w:val="Hyperlink"/>
@@ -3647,7 +3647,7 @@
               <w:rPr>
                 <w:noProof/>
               </w:rPr>
-              <w:instrText xml:space="preserve"> PAGEREF _Toc243902305 \h </w:instrText>
+              <w:instrText xml:space="preserve"> PAGEREF _Toc244207689 \h </w:instrText>
             </w:r>
             <w:r>
               <w:rPr>
@@ -3689,7 +3689,7 @@
               <w14:ligatures w14:val="standardContextual"/>
             </w:rPr>
           </w:pPr>
-          <w:hyperlink w:anchor="_Toc243902306" w:history="1">
+          <w:hyperlink w:anchor="_Toc244207690" w:history="1">
             <w:r>
               <w:rPr>
                 <w:rStyle w:val="Hyperlink"/>
@@ -3713,7 +3713,7 @@
               <w:rPr>
                 <w:noProof/>
               </w:rPr>
-              <w:instrText xml:space="preserve"> PAGEREF _Toc243902306 \h </w:instrText>
+              <w:instrText xml:space="preserve"> PAGEREF _Toc244207690 \h </w:instrText>
             </w:r>
             <w:r>
               <w:rPr>
@@ -3755,7 +3755,7 @@
               <w14:ligatures w14:val="standardContextual"/>
             </w:rPr>
           </w:pPr>
-          <w:hyperlink w:anchor="_Toc243902307" w:history="1">
+          <w:hyperlink w:anchor="_Toc244207691" w:history="1">
             <w:r>
               <w:rPr>
                 <w:rStyle w:val="Hyperlink"/>
@@ -3779,7 +3779,7 @@
               <w:rPr>
                 <w:noProof/>
               </w:rPr>
-              <w:instrText xml:space="preserve"> PAGEREF _Toc243902307 \h </w:instrText>
+              <w:instrText xml:space="preserve"> PAGEREF _Toc244207691 \h </w:instrText>
             </w:r>
             <w:r>
               <w:rPr>
@@ -3821,7 +3821,7 @@
               <w14:ligatures w14:val="standardContextual"/>
             </w:rPr>
           </w:pPr>
-          <w:hyperlink w:anchor="_Toc243902308" w:history="1">
+          <w:hyperlink w:anchor="_Toc244207692" w:history="1">
             <w:r>
               <w:rPr>
                 <w:rStyle w:val="Hyperlink"/>
@@ -3845,7 +3845,7 @@
               <w:rPr>
                 <w:noProof/>
               </w:rPr>
-              <w:instrText xml:space="preserve"> PAGEREF _Toc243902308 \h </w:instrText>
+              <w:instrText xml:space="preserve"> PAGEREF _Toc244207692 \h </w:instrText>
             </w:r>
             <w:r>
               <w:rPr>
@@ -3887,7 +3887,7 @@
               <w14:ligatures w14:val="standardContextual"/>
             </w:rPr>
           </w:pPr>
-          <w:hyperlink w:anchor="_Toc243902309" w:history="1">
+          <w:hyperlink w:anchor="_Toc244207693" w:history="1">
             <w:r>
               <w:rPr>
                 <w:rStyle w:val="Hyperlink"/>
@@ -3911,7 +3911,7 @@
               <w:rPr>
                 <w:noProof/>
               </w:rPr>
-              <w:instrText xml:space="preserve"> PAGEREF _Toc243902309 \h </w:instrText>
+              <w:instrText xml:space="preserve"> PAGEREF _Toc244207693 \h </w:instrText>
             </w:r>
             <w:r>
               <w:rPr>
@@ -3953,7 +3953,7 @@
               <w14:ligatures w14:val="standardContextual"/>
             </w:rPr>
           </w:pPr>
-          <w:hyperlink w:anchor="_Toc243902310" w:history="1">
+          <w:hyperlink w:anchor="_Toc244207694" w:history="1">
             <w:r>
               <w:rPr>
                 <w:rStyle w:val="Hyperlink"/>
@@ -3977,7 +3977,7 @@
               <w:rPr>
                 <w:noProof/>
               </w:rPr>
-              <w:instrText xml:space="preserve"> PAGEREF _Toc243902310 \h </w:instrText>
+              <w:instrText xml:space="preserve"> PAGEREF _Toc244207694 \h </w:instrText>
             </w:r>
             <w:r>
               <w:rPr>
@@ -4019,7 +4019,7 @@
               <w14:ligatures w14:val="standardContextual"/>
             </w:rPr>
           </w:pPr>
-          <w:hyperlink w:anchor="_Toc243902311" w:history="1">
+          <w:hyperlink w:anchor="_Toc244207695" w:history="1">
             <w:r>
               <w:rPr>
                 <w:rStyle w:val="Hyperlink"/>
@@ -4043,7 +4043,7 @@
               <w:rPr>
                 <w:noProof/>
               </w:rPr>
-              <w:instrText xml:space="preserve"> PAGEREF _Toc243902311 \h </w:instrText>
+              <w:instrText xml:space="preserve"> PAGEREF _Toc244207695 \h </w:instrText>
             </w:r>
             <w:r>
               <w:rPr>
@@ -4085,7 +4085,7 @@
               <w14:ligatures w14:val="standardContextual"/>
             </w:rPr>
           </w:pPr>
-          <w:hyperlink w:anchor="_Toc243902312" w:history="1">
+          <w:hyperlink w:anchor="_Toc244207696" w:history="1">
             <w:r>
               <w:rPr>
                 <w:rStyle w:val="Hyperlink"/>
@@ -4109,7 +4109,7 @@
               <w:rPr>
                 <w:noProof/>
               </w:rPr>
-              <w:instrText xml:space="preserve"> PAGEREF _Toc243902312 \h </w:instrText>
+              <w:instrText xml:space="preserve"> PAGEREF _Toc244207696 \h </w:instrText>
             </w:r>
             <w:r>
               <w:rPr>
@@ -4151,7 +4151,7 @@
               <w14:ligatures w14:val="standardContextual"/>
             </w:rPr>
           </w:pPr>
-          <w:hyperlink w:anchor="_Toc243902313" w:history="1">
+          <w:hyperlink w:anchor="_Toc244207697" w:history="1">
             <w:r>
               <w:rPr>
                 <w:rStyle w:val="Hyperlink"/>
@@ -4175,7 +4175,7 @@
               <w:rPr>
                 <w:noProof/>
               </w:rPr>
-              <w:instrText xml:space="preserve"> PAGEREF _Toc243902313 \h </w:instrText>
+              <w:instrText xml:space="preserve"> PAGEREF _Toc244207697 \h </w:instrText>
             </w:r>
             <w:r>
               <w:rPr>
@@ -4217,7 +4217,7 @@
               <w14:ligatures w14:val="standardContextual"/>
             </w:rPr>
           </w:pPr>
-          <w:hyperlink w:anchor="_Toc243902314" w:history="1">
+          <w:hyperlink w:anchor="_Toc244207698" w:history="1">
             <w:r>
               <w:rPr>
                 <w:rStyle w:val="Hyperlink"/>
@@ -4241,7 +4241,7 @@
               <w:rPr>
                 <w:noProof/>
               </w:rPr>
-              <w:instrText xml:space="preserve"> PAGEREF _Toc243902314 \h </w:instrText>
+              <w:instrText xml:space="preserve"> PAGEREF _Toc244207698 \h </w:instrText>
             </w:r>
             <w:r>
               <w:rPr>
@@ -4283,7 +4283,7 @@
               <w14:ligatures w14:val="standardContextual"/>
             </w:rPr>
           </w:pPr>
-          <w:hyperlink w:anchor="_Toc243902315" w:history="1">
+          <w:hyperlink w:anchor="_Toc244207699" w:history="1">
             <w:r>
               <w:rPr>
                 <w:rStyle w:val="Hyperlink"/>
@@ -4307,7 +4307,7 @@
               <w:rPr>
                 <w:noProof/>
               </w:rPr>
-              <w:instrText xml:space="preserve"> PAGEREF _Toc243902315 \h </w:instrText>
+              <w:instrText xml:space="preserve"> PAGEREF _Toc244207699 \h </w:instrText>
             </w:r>
             <w:r>
               <w:rPr>
@@ -4349,7 +4349,7 @@
               <w14:ligatures w14:val="standardContextual"/>
             </w:rPr>
           </w:pPr>
-          <w:hyperlink w:anchor="_Toc243902316" w:history="1">
+          <w:hyperlink w:anchor="_Toc244207700" w:history="1">
             <w:r>
               <w:rPr>
                 <w:rStyle w:val="Hyperlink"/>
@@ -4373,7 +4373,7 @@
               <w:rPr>
                 <w:noProof/>
               </w:rPr>
-              <w:instrText xml:space="preserve"> PAGEREF _Toc243902316 \h </w:instrText>
+              <w:instrText xml:space="preserve"> PAGEREF _Toc244207700 \h </w:instrText>
             </w:r>
             <w:r>
               <w:rPr>
@@ -4415,7 +4415,7 @@
               <w14:ligatures w14:val="standardContextual"/>
             </w:rPr>
           </w:pPr>
-          <w:hyperlink w:anchor="_Toc243902317" w:history="1">
+          <w:hyperlink w:anchor="_Toc244207701" w:history="1">
             <w:r>
               <w:rPr>
                 <w:rStyle w:val="Hyperlink"/>
@@ -4439,7 +4439,7 @@
               <w:rPr>
                 <w:noProof/>
               </w:rPr>
-              <w:instrText xml:space="preserve"> PAGEREF _Toc243902317 \h </w:instrText>
+              <w:instrText xml:space="preserve"> PAGEREF _Toc244207701 \h </w:instrText>
             </w:r>
             <w:r>
               <w:rPr>
@@ -4481,7 +4481,7 @@
               <w14:ligatures w14:val="standardContextual"/>
             </w:rPr>
           </w:pPr>
-          <w:hyperlink w:anchor="_Toc243902318" w:history="1">
+          <w:hyperlink w:anchor="_Toc244207702" w:history="1">
             <w:r>
               <w:rPr>
                 <w:rStyle w:val="Hyperlink"/>
@@ -4505,7 +4505,7 @@
               <w:rPr>
                 <w:noProof/>
               </w:rPr>
-              <w:instrText xml:space="preserve"> PAGEREF _Toc243902318 \h </w:instrText>
+              <w:instrText xml:space="preserve"> PAGEREF _Toc244207702 \h </w:instrText>
             </w:r>
             <w:r>
               <w:rPr>
@@ -4547,7 +4547,7 @@
               <w14:ligatures w14:val="standardContextual"/>
             </w:rPr>
           </w:pPr>
-          <w:hyperlink w:anchor="_Toc243902319" w:history="1">
+          <w:hyperlink w:anchor="_Toc244207703" w:history="1">
             <w:r>
               <w:rPr>
                 <w:rStyle w:val="Hyperlink"/>
@@ -4571,7 +4571,7 @@
               <w:rPr>
                 <w:noProof/>
               </w:rPr>
-              <w:instrText xml:space="preserve"> PAGEREF _Toc243902319 \h </w:instrText>
+              <w:instrText xml:space="preserve"> PAGEREF _Toc244207703 \h </w:instrText>
             </w:r>
             <w:r>
               <w:rPr>
@@ -4613,7 +4613,7 @@
               <w14:ligatures w14:val="standardContextual"/>
             </w:rPr>
           </w:pPr>
-          <w:hyperlink w:anchor="_Toc243902320" w:history="1">
+          <w:hyperlink w:anchor="_Toc244207704" w:history="1">
             <w:r>
               <w:rPr>
                 <w:rStyle w:val="Hyperlink"/>
@@ -4637,7 +4637,7 @@
               <w:rPr>
                 <w:noProof/>
               </w:rPr>
-              <w:instrText xml:space="preserve"> PAGEREF _Toc243902320 \h </w:instrText>
+              <w:instrText xml:space="preserve"> PAGEREF _Toc244207704 \h </w:instrText>
             </w:r>
             <w:r>
               <w:rPr>
@@ -4679,7 +4679,7 @@
               <w14:ligatures w14:val="standardContextual"/>
             </w:rPr>
           </w:pPr>
-          <w:hyperlink w:anchor="_Toc243902321" w:history="1">
+          <w:hyperlink w:anchor="_Toc244207705" w:history="1">
             <w:r>
               <w:rPr>
                 <w:rStyle w:val="Hyperlink"/>
@@ -4703,7 +4703,7 @@
               <w:rPr>
                 <w:noProof/>
               </w:rPr>
-              <w:instrText xml:space="preserve"> PAGEREF _Toc243902321 \h </w:instrText>
+              <w:instrText xml:space="preserve"> PAGEREF _Toc244207705 \h </w:instrText>
             </w:r>
             <w:r>
               <w:rPr>
@@ -4745,7 +4745,7 @@
               <w14:ligatures w14:val="standardContextual"/>
             </w:rPr>
           </w:pPr>
-          <w:hyperlink w:anchor="_Toc243902322" w:history="1">
+          <w:hyperlink w:anchor="_Toc244207706" w:history="1">
             <w:r>
               <w:rPr>
                 <w:rStyle w:val="Hyperlink"/>
@@ -4769,7 +4769,7 @@
               <w:rPr>
                 <w:noProof/>
               </w:rPr>
-              <w:instrText xml:space="preserve"> PAGEREF _Toc243902322 \h </w:instrText>
+              <w:instrText xml:space="preserve"> PAGEREF _Toc244207706 \h </w:instrText>
             </w:r>
             <w:r>
               <w:rPr>
@@ -4811,7 +4811,7 @@
               <w14:ligatures w14:val="standardContextual"/>
             </w:rPr>
           </w:pPr>
-          <w:hyperlink w:anchor="_Toc243902323" w:history="1">
+          <w:hyperlink w:anchor="_Toc244207707" w:history="1">
             <w:r>
               <w:rPr>
                 <w:rStyle w:val="Hyperlink"/>
@@ -4835,7 +4835,7 @@
               <w:rPr>
                 <w:noProof/>
               </w:rPr>
-              <w:instrText xml:space="preserve"> PAGEREF _Toc243902323 \h </w:instrText>
+              <w:instrText xml:space="preserve"> PAGEREF _Toc244207707 \h </w:instrText>
             </w:r>
             <w:r>
               <w:rPr>
@@ -4877,7 +4877,7 @@
               <w14:ligatures w14:val="standardContextual"/>
             </w:rPr>
           </w:pPr>
-          <w:hyperlink w:anchor="_Toc243902324" w:history="1">
+          <w:hyperlink w:anchor="_Toc244207708" w:history="1">
             <w:r>
               <w:rPr>
                 <w:rStyle w:val="Hyperlink"/>
@@ -4901,7 +4901,7 @@
               <w:rPr>
                 <w:noProof/>
               </w:rPr>
-              <w:instrText xml:space="preserve"> PAGEREF _Toc243902324 \h </w:instrText>
+              <w:instrText xml:space="preserve"> PAGEREF _Toc244207708 \h </w:instrText>
             </w:r>
             <w:r>
               <w:rPr>
@@ -4943,7 +4943,7 @@
               <w14:ligatures w14:val="standardContextual"/>
             </w:rPr>
           </w:pPr>
-          <w:hyperlink w:anchor="_Toc243902325" w:history="1">
+          <w:hyperlink w:anchor="_Toc244207709" w:history="1">
             <w:r>
               <w:rPr>
                 <w:rStyle w:val="Hyperlink"/>
@@ -4967,7 +4967,7 @@
               <w:rPr>
                 <w:noProof/>
               </w:rPr>
-              <w:instrText xml:space="preserve"> PAGEREF _Toc243902325 \h </w:instrText>
+              <w:instrText xml:space="preserve"> PAGEREF _Toc244207709 \h </w:instrText>
             </w:r>
             <w:r>
               <w:rPr>
@@ -5009,7 +5009,7 @@
               <w14:ligatures w14:val="standardContextual"/>
             </w:rPr>
           </w:pPr>
-          <w:hyperlink w:anchor="_Toc243902326" w:history="1">
+          <w:hyperlink w:anchor="_Toc244207710" w:history="1">
             <w:r>
               <w:rPr>
                 <w:rStyle w:val="Hyperlink"/>
@@ -5033,7 +5033,7 @@
               <w:rPr>
                 <w:noProof/>
               </w:rPr>
-              <w:instrText xml:space="preserve"> PAGEREF _Toc243902326 \h </w:instrText>
+              <w:instrText xml:space="preserve"> PAGEREF _Toc244207710 \h </w:instrText>
             </w:r>
             <w:r>
               <w:rPr>
@@ -5075,7 +5075,7 @@
               <w14:ligatures w14:val="standardContextual"/>
             </w:rPr>
           </w:pPr>
-          <w:hyperlink w:anchor="_Toc243902327" w:history="1">
+          <w:hyperlink w:anchor="_Toc244207711" w:history="1">
             <w:r>
               <w:rPr>
                 <w:rStyle w:val="Hyperlink"/>
@@ -5099,7 +5099,7 @@
               <w:rPr>
                 <w:noProof/>
               </w:rPr>
-              <w:instrText xml:space="preserve"> PAGEREF _Toc243902327 \h </w:instrText>
+              <w:instrText xml:space="preserve"> PAGEREF _Toc244207711 \h </w:instrText>
             </w:r>
             <w:r>
               <w:rPr>
@@ -5141,7 +5141,7 @@
               <w14:ligatures w14:val="standardContextual"/>
             </w:rPr>
           </w:pPr>
-          <w:hyperlink w:anchor="_Toc243902328" w:history="1">
+          <w:hyperlink w:anchor="_Toc244207712" w:history="1">
             <w:r>
               <w:rPr>
                 <w:rStyle w:val="Hyperlink"/>
@@ -5165,7 +5165,7 @@
               <w:rPr>
                 <w:noProof/>
               </w:rPr>
-              <w:instrText xml:space="preserve"> PAGEREF _Toc243902328 \h </w:instrText>
+              <w:instrText xml:space="preserve"> PAGEREF _Toc244207712 \h </w:instrText>
             </w:r>
             <w:r>
               <w:rPr>
@@ -5207,7 +5207,7 @@
               <w14:ligatures w14:val="standardContextual"/>
             </w:rPr>
           </w:pPr>
-          <w:hyperlink w:anchor="_Toc243902329" w:history="1">
+          <w:hyperlink w:anchor="_Toc244207713" w:history="1">
             <w:r>
               <w:rPr>
                 <w:rStyle w:val="Hyperlink"/>
@@ -5231,7 +5231,7 @@
               <w:rPr>
                 <w:noProof/>
               </w:rPr>
-              <w:instrText xml:space="preserve"> PAGEREF _Toc243902329 \h </w:instrText>
+              <w:instrText xml:space="preserve"> PAGEREF _Toc244207713 \h </w:instrText>
             </w:r>
             <w:r>
               <w:rPr>
@@ -5273,7 +5273,7 @@
               <w14:ligatures w14:val="standardContextual"/>
             </w:rPr>
           </w:pPr>
-          <w:hyperlink w:anchor="_Toc243902330" w:history="1">
+          <w:hyperlink w:anchor="_Toc244207714" w:history="1">
             <w:r>
               <w:rPr>
                 <w:rStyle w:val="Hyperlink"/>
@@ -5297,7 +5297,7 @@
               <w:rPr>
                 <w:noProof/>
               </w:rPr>
-              <w:instrText xml:space="preserve"> PAGEREF _Toc243902330 \h </w:instrText>
+              <w:instrText xml:space="preserve"> PAGEREF _Toc244207714 \h </w:instrText>
             </w:r>
             <w:r>
               <w:rPr>
@@ -5339,7 +5339,7 @@
               <w14:ligatures w14:val="standardContextual"/>
             </w:rPr>
           </w:pPr>
-          <w:hyperlink w:anchor="_Toc243902331" w:history="1">
+          <w:hyperlink w:anchor="_Toc244207715" w:history="1">
             <w:r>
               <w:rPr>
                 <w:rStyle w:val="Hyperlink"/>
@@ -5363,7 +5363,7 @@
               <w:rPr>
                 <w:noProof/>
               </w:rPr>
-              <w:instrText xml:space="preserve"> PAGEREF _Toc243902331 \h </w:instrText>
+              <w:instrText xml:space="preserve"> PAGEREF _Toc244207715 \h </w:instrText>
             </w:r>
             <w:r>
               <w:rPr>
@@ -5405,7 +5405,7 @@
               <w14:ligatures w14:val="standardContextual"/>
             </w:rPr>
           </w:pPr>
-          <w:hyperlink w:anchor="_Toc243902332" w:history="1">
+          <w:hyperlink w:anchor="_Toc244207716" w:history="1">
             <w:r>
               <w:rPr>
                 <w:rStyle w:val="Hyperlink"/>
@@ -5429,7 +5429,7 @@
               <w:rPr>
                 <w:noProof/>
               </w:rPr>
-              <w:instrText xml:space="preserve"> PAGEREF _Toc243902332 \h </w:instrText>
+              <w:instrText xml:space="preserve"> PAGEREF _Toc244207716 \h </w:instrText>
             </w:r>
             <w:r>
               <w:rPr>
@@ -5471,7 +5471,7 @@
               <w14:ligatures w14:val="standardContextual"/>
             </w:rPr>
           </w:pPr>
-          <w:hyperlink w:anchor="_Toc243902333" w:history="1">
+          <w:hyperlink w:anchor="_Toc244207717" w:history="1">
             <w:r>
               <w:rPr>
                 <w:rStyle w:val="Hyperlink"/>
@@ -5495,7 +5495,7 @@
               <w:rPr>
                 <w:noProof/>
               </w:rPr>
-              <w:instrText xml:space="preserve"> PAGEREF _Toc243902333 \h </w:instrText>
+              <w:instrText xml:space="preserve"> PAGEREF _Toc244207717 \h </w:instrText>
             </w:r>
             <w:r>
               <w:rPr>
@@ -5537,7 +5537,7 @@
               <w14:ligatures w14:val="standardContextual"/>
             </w:rPr>
           </w:pPr>
-          <w:hyperlink w:anchor="_Toc243902334" w:history="1">
+          <w:hyperlink w:anchor="_Toc244207718" w:history="1">
             <w:r>
               <w:rPr>
                 <w:rStyle w:val="Hyperlink"/>
@@ -5561,7 +5561,7 @@
               <w:rPr>
                 <w:noProof/>
               </w:rPr>
-              <w:instrText xml:space="preserve"> PAGEREF _Toc243902334 \h </w:instrText>
+              <w:instrText xml:space="preserve"> PAGEREF _Toc244207718 \h </w:instrText>
             </w:r>
             <w:r>
               <w:rPr>
@@ -5603,7 +5603,7 @@
               <w14:ligatures w14:val="standardContextual"/>
             </w:rPr>
           </w:pPr>
-          <w:hyperlink w:anchor="_Toc243902335" w:history="1">
+          <w:hyperlink w:anchor="_Toc244207719" w:history="1">
             <w:r>
               <w:rPr>
                 <w:rStyle w:val="Hyperlink"/>
@@ -5627,7 +5627,7 @@
               <w:rPr>
                 <w:noProof/>
               </w:rPr>
-              <w:instrText xml:space="preserve"> PAGEREF _Toc243902335 \h </w:instrText>
+              <w:instrText xml:space="preserve"> PAGEREF _Toc244207719 \h </w:instrText>
             </w:r>
             <w:r>
               <w:rPr>
@@ -5669,7 +5669,7 @@
               <w14:ligatures w14:val="standardContextual"/>
             </w:rPr>
           </w:pPr>
-          <w:hyperlink w:anchor="_Toc243902336" w:history="1">
+          <w:hyperlink w:anchor="_Toc244207720" w:history="1">
             <w:r>
               <w:rPr>
                 <w:rStyle w:val="Hyperlink"/>
@@ -5693,7 +5693,7 @@
               <w:rPr>
                 <w:noProof/>
               </w:rPr>
-              <w:instrText xml:space="preserve"> PAGEREF _Toc243902336 \h </w:instrText>
+              <w:instrText xml:space="preserve"> PAGEREF _Toc244207720 \h </w:instrText>
             </w:r>
             <w:r>
               <w:rPr>
@@ -5735,7 +5735,7 @@
               <w14:ligatures w14:val="standardContextual"/>
             </w:rPr>
           </w:pPr>
-          <w:hyperlink w:anchor="_Toc243902337" w:history="1">
+          <w:hyperlink w:anchor="_Toc244207721" w:history="1">
             <w:r>
               <w:rPr>
                 <w:rStyle w:val="Hyperlink"/>
@@ -5759,7 +5759,7 @@
               <w:rPr>
                 <w:noProof/>
               </w:rPr>
-              <w:instrText xml:space="preserve"> PAGEREF _Toc243902337 \h </w:instrText>
+              <w:instrText xml:space="preserve"> PAGEREF _Toc244207721 \h </w:instrText>
             </w:r>
             <w:r>
               <w:rPr>
@@ -5801,7 +5801,7 @@
               <w14:ligatures w14:val="standardContextual"/>
             </w:rPr>
           </w:pPr>
-          <w:hyperlink w:anchor="_Toc243902338" w:history="1">
+          <w:hyperlink w:anchor="_Toc244207722" w:history="1">
             <w:r>
               <w:rPr>
                 <w:rStyle w:val="Hyperlink"/>
@@ -5825,7 +5825,7 @@
               <w:rPr>
                 <w:noProof/>
               </w:rPr>
-              <w:instrText xml:space="preserve"> PAGEREF _Toc243902338 \h </w:instrText>
+              <w:instrText xml:space="preserve"> PAGEREF _Toc244207722 \h </w:instrText>
             </w:r>
             <w:r>
               <w:rPr>
@@ -5867,7 +5867,7 @@
               <w14:ligatures w14:val="standardContextual"/>
             </w:rPr>
           </w:pPr>
-          <w:hyperlink w:anchor="_Toc243902339" w:history="1">
+          <w:hyperlink w:anchor="_Toc244207723" w:history="1">
             <w:r>
               <w:rPr>
                 <w:rStyle w:val="Hyperlink"/>
@@ -5891,7 +5891,7 @@
               <w:rPr>
                 <w:noProof/>
               </w:rPr>
-              <w:instrText xml:space="preserve"> PAGEREF _Toc243902339 \h </w:instrText>
+              <w:instrText xml:space="preserve"> PAGEREF _Toc244207723 \h </w:instrText>
             </w:r>
             <w:r>
               <w:rPr>
@@ -5933,7 +5933,7 @@
               <w14:ligatures w14:val="standardContextual"/>
             </w:rPr>
           </w:pPr>
-          <w:hyperlink w:anchor="_Toc243902340" w:history="1">
+          <w:hyperlink w:anchor="_Toc244207724" w:history="1">
             <w:r>
               <w:rPr>
                 <w:rStyle w:val="Hyperlink"/>
@@ -5957,7 +5957,7 @@
               <w:rPr>
                 <w:noProof/>
               </w:rPr>
-              <w:instrText xml:space="preserve"> PAGEREF _Toc243902340 \h </w:instrText>
+              <w:instrText xml:space="preserve"> PAGEREF _Toc244207724 \h </w:instrText>
             </w:r>
             <w:r>
               <w:rPr>
@@ -5999,7 +5999,7 @@
               <w14:ligatures w14:val="standardContextual"/>
             </w:rPr>
           </w:pPr>
-          <w:hyperlink w:anchor="_Toc243902341" w:history="1">
+          <w:hyperlink w:anchor="_Toc244207725" w:history="1">
             <w:r>
               <w:rPr>
                 <w:rStyle w:val="Hyperlink"/>
@@ -6023,7 +6023,7 @@
               <w:rPr>
                 <w:noProof/>
               </w:rPr>
-              <w:instrText xml:space="preserve"> PAGEREF _Toc243902341 \h </w:instrText>
+              <w:instrText xml:space="preserve"> PAGEREF _Toc244207725 \h </w:instrText>
             </w:r>
             <w:r>
               <w:rPr>
@@ -6065,7 +6065,7 @@
               <w14:ligatures w14:val="standardContextual"/>
             </w:rPr>
           </w:pPr>
-          <w:hyperlink w:anchor="_Toc243902342" w:history="1">
+          <w:hyperlink w:anchor="_Toc244207726" w:history="1">
             <w:r>
               <w:rPr>
                 <w:rStyle w:val="Hyperlink"/>
@@ -6089,7 +6089,7 @@
               <w:rPr>
                 <w:noProof/>
               </w:rPr>
-              <w:instrText xml:space="preserve"> PAGEREF _Toc243902342 \h </w:instrText>
+              <w:instrText xml:space="preserve"> PAGEREF _Toc244207726 \h </w:instrText>
             </w:r>
             <w:r>
               <w:rPr>
@@ -6131,7 +6131,7 @@
               <w14:ligatures w14:val="standardContextual"/>
             </w:rPr>
           </w:pPr>
-          <w:hyperlink w:anchor="_Toc243902343" w:history="1">
+          <w:hyperlink w:anchor="_Toc244207727" w:history="1">
             <w:r>
               <w:rPr>
                 <w:rStyle w:val="Hyperlink"/>
@@ -6155,7 +6155,7 @@
               <w:rPr>
                 <w:noProof/>
               </w:rPr>
-              <w:instrText xml:space="preserve"> PAGEREF _Toc243902343 \h </w:instrText>
+              <w:instrText xml:space="preserve"> PAGEREF _Toc244207727 \h </w:instrText>
             </w:r>
             <w:r>
               <w:rPr>
@@ -6197,7 +6197,7 @@
               <w14:ligatures w14:val="standardContextual"/>
             </w:rPr>
           </w:pPr>
-          <w:hyperlink w:anchor="_Toc243902344" w:history="1">
+          <w:hyperlink w:anchor="_Toc244207728" w:history="1">
             <w:r>
               <w:rPr>
                 <w:rStyle w:val="Hyperlink"/>
@@ -6221,7 +6221,7 @@
               <w:rPr>
                 <w:noProof/>
               </w:rPr>
-              <w:instrText xml:space="preserve"> PAGEREF _Toc243902344 \h </w:instrText>
+              <w:instrText xml:space="preserve"> PAGEREF _Toc244207728 \h </w:instrText>
             </w:r>
             <w:r>
               <w:rPr>
@@ -6263,7 +6263,7 @@
               <w14:ligatures w14:val="standardContextual"/>
             </w:rPr>
           </w:pPr>
-          <w:hyperlink w:anchor="_Toc243902345" w:history="1">
+          <w:hyperlink w:anchor="_Toc244207729" w:history="1">
             <w:r>
               <w:rPr>
                 <w:rStyle w:val="Hyperlink"/>
@@ -6287,7 +6287,7 @@
               <w:rPr>
                 <w:noProof/>
               </w:rPr>
-              <w:instrText xml:space="preserve"> PAGEREF _Toc243902345 \h </w:instrText>
+              <w:instrText xml:space="preserve"> PAGEREF _Toc244207729 \h </w:instrText>
             </w:r>
             <w:r>
               <w:rPr>
@@ -6329,7 +6329,7 @@
               <w14:ligatures w14:val="standardContextual"/>
             </w:rPr>
           </w:pPr>
-          <w:hyperlink w:anchor="_Toc243902346" w:history="1">
+          <w:hyperlink w:anchor="_Toc244207730" w:history="1">
             <w:r>
               <w:rPr>
                 <w:rStyle w:val="Hyperlink"/>
@@ -6353,7 +6353,7 @@
               <w:rPr>
                 <w:noProof/>
               </w:rPr>
-              <w:instrText xml:space="preserve"> PAGEREF _Toc243902346 \h </w:instrText>
+              <w:instrText xml:space="preserve"> PAGEREF _Toc244207730 \h </w:instrText>
             </w:r>
             <w:r>
               <w:rPr>
@@ -7790,7 +7790,7 @@
     <w:sdt>
       <w:sdtPr>
         <w:alias w:val="Danh mục hình"/>
-        <w:id w:val="768202560"/>
+        <w:id w:val="1916508640"/>
       </w:sdtPr>
       <w:sdtEndPr/>
       <w:sdtContent>
@@ -7818,7 +7818,7 @@
           <w:r>
             <w:fldChar w:fldCharType="separate"/>
           </w:r>
-          <w:hyperlink w:anchor="_Toc243902347" w:history="1">
+          <w:hyperlink w:anchor="_Toc244207731" w:history="1">
             <w:r>
               <w:rPr>
                 <w:rStyle w:val="Hyperlink"/>
@@ -7855,7 +7855,7 @@
               <w:rPr>
                 <w:noProof/>
               </w:rPr>
-              <w:instrText xml:space="preserve"> PAGEREF _Toc243902347 \h </w:instrText>
+              <w:instrText xml:space="preserve"> PAGEREF _Toc244207731 \h </w:instrText>
             </w:r>
             <w:r>
               <w:rPr>
@@ -7897,7 +7897,7 @@
               <w14:ligatures w14:val="standardContextual"/>
             </w:rPr>
           </w:pPr>
-          <w:hyperlink w:anchor="_Toc243902348" w:history="1">
+          <w:hyperlink w:anchor="_Toc244207732" w:history="1">
             <w:r>
               <w:rPr>
                 <w:rStyle w:val="Hyperlink"/>
@@ -7934,7 +7934,7 @@
               <w:rPr>
                 <w:noProof/>
               </w:rPr>
-              <w:instrText xml:space="preserve"> PAGEREF _Toc243902348 \h </w:instrText>
+              <w:instrText xml:space="preserve"> PAGEREF _Toc244207732 \h </w:instrText>
             </w:r>
             <w:r>
               <w:rPr>
@@ -7976,7 +7976,7 @@
               <w14:ligatures w14:val="standardContextual"/>
             </w:rPr>
           </w:pPr>
-          <w:hyperlink w:anchor="_Toc243902349" w:history="1">
+          <w:hyperlink w:anchor="_Toc244207733" w:history="1">
             <w:r>
               <w:rPr>
                 <w:rStyle w:val="Hyperlink"/>
@@ -8013,7 +8013,7 @@
               <w:rPr>
                 <w:noProof/>
               </w:rPr>
-              <w:instrText xml:space="preserve"> PAGEREF _Toc243902349 \h </w:instrText>
+              <w:instrText xml:space="preserve"> PAGEREF _Toc244207733 \h </w:instrText>
             </w:r>
             <w:r>
               <w:rPr>
@@ -8055,7 +8055,7 @@
               <w14:ligatures w14:val="standardContextual"/>
             </w:rPr>
           </w:pPr>
-          <w:hyperlink w:anchor="_Toc243902350" w:history="1">
+          <w:hyperlink w:anchor="_Toc244207734" w:history="1">
             <w:r>
               <w:rPr>
                 <w:rStyle w:val="Hyperlink"/>
@@ -8092,7 +8092,7 @@
               <w:rPr>
                 <w:noProof/>
               </w:rPr>
-              <w:instrText xml:space="preserve"> PAGEREF _Toc243902350 \h </w:instrText>
+              <w:instrText xml:space="preserve"> PAGEREF _Toc244207734 \h </w:instrText>
             </w:r>
             <w:r>
               <w:rPr>
@@ -8134,7 +8134,7 @@
               <w14:ligatures w14:val="standardContextual"/>
             </w:rPr>
           </w:pPr>
-          <w:hyperlink w:anchor="_Toc243902351" w:history="1">
+          <w:hyperlink w:anchor="_Toc244207735" w:history="1">
             <w:r>
               <w:rPr>
                 <w:rStyle w:val="Hyperlink"/>
@@ -8171,7 +8171,7 @@
               <w:rPr>
                 <w:noProof/>
               </w:rPr>
-              <w:instrText xml:space="preserve"> PAGEREF _Toc243902351 \h </w:instrText>
+              <w:instrText xml:space="preserve"> PAGEREF _Toc244207735 \h </w:instrText>
             </w:r>
             <w:r>
               <w:rPr>
@@ -8213,7 +8213,7 @@
               <w14:ligatures w14:val="standardContextual"/>
             </w:rPr>
           </w:pPr>
-          <w:hyperlink w:anchor="_Toc243902352" w:history="1">
+          <w:hyperlink w:anchor="_Toc244207736" w:history="1">
             <w:r>
               <w:rPr>
                 <w:rStyle w:val="Hyperlink"/>
@@ -8250,7 +8250,7 @@
               <w:rPr>
                 <w:noProof/>
               </w:rPr>
-              <w:instrText xml:space="preserve"> PAGEREF _Toc243902352 \h </w:instrText>
+              <w:instrText xml:space="preserve"> PAGEREF _Toc244207736 \h </w:instrText>
             </w:r>
             <w:r>
               <w:rPr>
@@ -8292,7 +8292,7 @@
               <w14:ligatures w14:val="standardContextual"/>
             </w:rPr>
           </w:pPr>
-          <w:hyperlink w:anchor="_Toc243902353" w:history="1">
+          <w:hyperlink w:anchor="_Toc244207737" w:history="1">
             <w:r>
               <w:rPr>
                 <w:rStyle w:val="Hyperlink"/>
@@ -8329,7 +8329,7 @@
               <w:rPr>
                 <w:noProof/>
               </w:rPr>
-              <w:instrText xml:space="preserve"> PAGEREF _Toc243902353 \h </w:instrText>
+              <w:instrText xml:space="preserve"> PAGEREF _Toc244207737 \h </w:instrText>
             </w:r>
             <w:r>
               <w:rPr>
@@ -8371,7 +8371,7 @@
               <w14:ligatures w14:val="standardContextual"/>
             </w:rPr>
           </w:pPr>
-          <w:hyperlink w:anchor="_Toc243902354" w:history="1">
+          <w:hyperlink w:anchor="_Toc244207738" w:history="1">
             <w:r>
               <w:rPr>
                 <w:rStyle w:val="Hyperlink"/>
@@ -8408,7 +8408,7 @@
               <w:rPr>
                 <w:noProof/>
               </w:rPr>
-              <w:instrText xml:space="preserve"> PAGEREF _Toc243902354 \h </w:instrText>
+              <w:instrText xml:space="preserve"> PAGEREF _Toc244207738 \h </w:instrText>
             </w:r>
             <w:r>
               <w:rPr>
@@ -8450,7 +8450,7 @@
               <w14:ligatures w14:val="standardContextual"/>
             </w:rPr>
           </w:pPr>
-          <w:hyperlink w:anchor="_Toc243902355" w:history="1">
+          <w:hyperlink w:anchor="_Toc244207739" w:history="1">
             <w:r>
               <w:rPr>
                 <w:rStyle w:val="Hyperlink"/>
@@ -8487,7 +8487,7 @@
               <w:rPr>
                 <w:noProof/>
               </w:rPr>
-              <w:instrText xml:space="preserve"> PAGEREF _Toc243902355 \h </w:instrText>
+              <w:instrText xml:space="preserve"> PAGEREF _Toc244207739 \h </w:instrText>
             </w:r>
             <w:r>
               <w:rPr>
@@ -8534,7 +8534,7 @@
     <w:sdt>
       <w:sdtPr>
         <w:alias w:val="Danh mục bảng"/>
-        <w:id w:val="570465939"/>
+        <w:id w:val="2012946939"/>
       </w:sdtPr>
       <w:sdtEndPr/>
       <w:sdtContent>
@@ -8562,7 +8562,7 @@
           <w:r>
             <w:fldChar w:fldCharType="separate"/>
           </w:r>
-          <w:hyperlink w:anchor="_Toc243902356" w:history="1">
+          <w:hyperlink w:anchor="_Toc244207740" w:history="1">
             <w:r>
               <w:rPr>
                 <w:rStyle w:val="Hyperlink"/>
@@ -8599,7 +8599,7 @@
               <w:rPr>
                 <w:noProof/>
               </w:rPr>
-              <w:instrText xml:space="preserve"> PAGEREF _Toc243902356 \h </w:instrText>
+              <w:instrText xml:space="preserve"> PAGEREF _Toc244207740 \h </w:instrText>
             </w:r>
             <w:r>
               <w:rPr>
@@ -8641,7 +8641,7 @@
               <w14:ligatures w14:val="standardContextual"/>
             </w:rPr>
           </w:pPr>
-          <w:hyperlink w:anchor="_Toc243902357" w:history="1">
+          <w:hyperlink w:anchor="_Toc244207741" w:history="1">
             <w:r>
               <w:rPr>
                 <w:rStyle w:val="Hyperlink"/>
@@ -8678,7 +8678,7 @@
               <w:rPr>
                 <w:noProof/>
               </w:rPr>
-              <w:instrText xml:space="preserve"> PAGEREF _Toc243902357 \h </w:instrText>
+              <w:instrText xml:space="preserve"> PAGEREF _Toc244207741 \h </w:instrText>
             </w:r>
             <w:r>
               <w:rPr>
@@ -8720,7 +8720,7 @@
               <w14:ligatures w14:val="standardContextual"/>
             </w:rPr>
           </w:pPr>
-          <w:hyperlink w:anchor="_Toc243902358" w:history="1">
+          <w:hyperlink w:anchor="_Toc244207742" w:history="1">
             <w:r>
               <w:rPr>
                 <w:rStyle w:val="Hyperlink"/>
@@ -8757,7 +8757,7 @@
               <w:rPr>
                 <w:noProof/>
               </w:rPr>
-              <w:instrText xml:space="preserve"> PAGEREF _Toc243902358 \h </w:instrText>
+              <w:instrText xml:space="preserve"> PAGEREF _Toc244207742 \h </w:instrText>
             </w:r>
             <w:r>
               <w:rPr>
@@ -8799,7 +8799,7 @@
               <w14:ligatures w14:val="standardContextual"/>
             </w:rPr>
           </w:pPr>
-          <w:hyperlink w:anchor="_Toc243902359" w:history="1">
+          <w:hyperlink w:anchor="_Toc244207743" w:history="1">
             <w:r>
               <w:rPr>
                 <w:rStyle w:val="Hyperlink"/>
@@ -8836,7 +8836,7 @@
               <w:rPr>
                 <w:noProof/>
               </w:rPr>
-              <w:instrText xml:space="preserve"> PAGEREF _Toc243902359 \h </w:instrText>
+              <w:instrText xml:space="preserve"> PAGEREF _Toc244207743 \h </w:instrText>
             </w:r>
             <w:r>
               <w:rPr>
@@ -8878,7 +8878,7 @@
               <w14:ligatures w14:val="standardContextual"/>
             </w:rPr>
           </w:pPr>
-          <w:hyperlink w:anchor="_Toc243902360" w:history="1">
+          <w:hyperlink w:anchor="_Toc244207744" w:history="1">
             <w:r>
               <w:rPr>
                 <w:rStyle w:val="Hyperlink"/>
@@ -8915,7 +8915,7 @@
               <w:rPr>
                 <w:noProof/>
               </w:rPr>
-              <w:instrText xml:space="preserve"> PAGEREF _Toc243902360 \h </w:instrText>
+              <w:instrText xml:space="preserve"> PAGEREF _Toc244207744 \h </w:instrText>
             </w:r>
             <w:r>
               <w:rPr>
@@ -8957,7 +8957,7 @@
               <w14:ligatures w14:val="standardContextual"/>
             </w:rPr>
           </w:pPr>
-          <w:hyperlink w:anchor="_Toc243902361" w:history="1">
+          <w:hyperlink w:anchor="_Toc244207745" w:history="1">
             <w:r>
               <w:rPr>
                 <w:rStyle w:val="Hyperlink"/>
@@ -8994,7 +8994,7 @@
               <w:rPr>
                 <w:noProof/>
               </w:rPr>
-              <w:instrText xml:space="preserve"> PAGEREF _Toc243902361 \h </w:instrText>
+              <w:instrText xml:space="preserve"> PAGEREF _Toc244207745 \h </w:instrText>
             </w:r>
             <w:r>
               <w:rPr>
@@ -9036,7 +9036,7 @@
               <w14:ligatures w14:val="standardContextual"/>
             </w:rPr>
           </w:pPr>
-          <w:hyperlink w:anchor="_Toc243902362" w:history="1">
+          <w:hyperlink w:anchor="_Toc244207746" w:history="1">
             <w:r>
               <w:rPr>
                 <w:rStyle w:val="Hyperlink"/>
@@ -9073,7 +9073,7 @@
               <w:rPr>
                 <w:noProof/>
               </w:rPr>
-              <w:instrText xml:space="preserve"> PAGEREF _Toc243902362 \h </w:instrText>
+              <w:instrText xml:space="preserve"> PAGEREF _Toc244207746 \h </w:instrText>
             </w:r>
             <w:r>
               <w:rPr>
@@ -9115,7 +9115,7 @@
               <w14:ligatures w14:val="standardContextual"/>
             </w:rPr>
           </w:pPr>
-          <w:hyperlink w:anchor="_Toc243902363" w:history="1">
+          <w:hyperlink w:anchor="_Toc244207747" w:history="1">
             <w:r>
               <w:rPr>
                 <w:rStyle w:val="Hyperlink"/>
@@ -9152,7 +9152,7 @@
               <w:rPr>
                 <w:noProof/>
               </w:rPr>
-              <w:instrText xml:space="preserve"> PAGEREF _Toc243902363 \h </w:instrText>
+              <w:instrText xml:space="preserve"> PAGEREF _Toc244207747 \h </w:instrText>
             </w:r>
             <w:r>
               <w:rPr>
@@ -9194,7 +9194,7 @@
               <w14:ligatures w14:val="standardContextual"/>
             </w:rPr>
           </w:pPr>
-          <w:hyperlink w:anchor="_Toc243902364" w:history="1">
+          <w:hyperlink w:anchor="_Toc244207748" w:history="1">
             <w:r>
               <w:rPr>
                 <w:rStyle w:val="Hyperlink"/>
@@ -9231,7 +9231,7 @@
               <w:rPr>
                 <w:noProof/>
               </w:rPr>
-              <w:instrText xml:space="preserve"> PAGEREF _Toc243902364 \h </w:instrText>
+              <w:instrText xml:space="preserve"> PAGEREF _Toc244207748 \h </w:instrText>
             </w:r>
             <w:r>
               <w:rPr>
@@ -9273,7 +9273,7 @@
               <w14:ligatures w14:val="standardContextual"/>
             </w:rPr>
           </w:pPr>
-          <w:hyperlink w:anchor="_Toc243902365" w:history="1">
+          <w:hyperlink w:anchor="_Toc244207749" w:history="1">
             <w:r>
               <w:rPr>
                 <w:rStyle w:val="Hyperlink"/>
@@ -9310,7 +9310,7 @@
               <w:rPr>
                 <w:noProof/>
               </w:rPr>
-              <w:instrText xml:space="preserve"> PAGEREF _Toc243902365 \h </w:instrText>
+              <w:instrText xml:space="preserve"> PAGEREF _Toc244207749 \h </w:instrText>
             </w:r>
             <w:r>
               <w:rPr>
@@ -9352,7 +9352,7 @@
               <w14:ligatures w14:val="standardContextual"/>
             </w:rPr>
           </w:pPr>
-          <w:hyperlink w:anchor="_Toc243902366" w:history="1">
+          <w:hyperlink w:anchor="_Toc244207750" w:history="1">
             <w:r>
               <w:rPr>
                 <w:rStyle w:val="Hyperlink"/>
@@ -9389,7 +9389,7 @@
               <w:rPr>
                 <w:noProof/>
               </w:rPr>
-              <w:instrText xml:space="preserve"> PAGEREF _Toc243902366 \h </w:instrText>
+              <w:instrText xml:space="preserve"> PAGEREF _Toc244207750 \h </w:instrText>
             </w:r>
             <w:r>
               <w:rPr>
@@ -9431,7 +9431,7 @@
               <w14:ligatures w14:val="standardContextual"/>
             </w:rPr>
           </w:pPr>
-          <w:hyperlink w:anchor="_Toc243902367" w:history="1">
+          <w:hyperlink w:anchor="_Toc244207751" w:history="1">
             <w:r>
               <w:rPr>
                 <w:rStyle w:val="Hyperlink"/>
@@ -9468,7 +9468,7 @@
               <w:rPr>
                 <w:noProof/>
               </w:rPr>
-              <w:instrText xml:space="preserve"> PAGEREF _Toc243902367 \h </w:instrText>
+              <w:instrText xml:space="preserve"> PAGEREF _Toc244207751 \h </w:instrText>
             </w:r>
             <w:r>
               <w:rPr>
@@ -9510,7 +9510,7 @@
               <w14:ligatures w14:val="standardContextual"/>
             </w:rPr>
           </w:pPr>
-          <w:hyperlink w:anchor="_Toc243902368" w:history="1">
+          <w:hyperlink w:anchor="_Toc244207752" w:history="1">
             <w:r>
               <w:rPr>
                 <w:rStyle w:val="Hyperlink"/>
@@ -9547,7 +9547,7 @@
               <w:rPr>
                 <w:noProof/>
               </w:rPr>
-              <w:instrText xml:space="preserve"> PAGEREF _Toc243902368 \h </w:instrText>
+              <w:instrText xml:space="preserve"> PAGEREF _Toc244207752 \h </w:instrText>
             </w:r>
             <w:r>
               <w:rPr>
@@ -9589,7 +9589,7 @@
               <w14:ligatures w14:val="standardContextual"/>
             </w:rPr>
           </w:pPr>
-          <w:hyperlink w:anchor="_Toc243902369" w:history="1">
+          <w:hyperlink w:anchor="_Toc244207753" w:history="1">
             <w:r>
               <w:rPr>
                 <w:rStyle w:val="Hyperlink"/>
@@ -9626,7 +9626,7 @@
               <w:rPr>
                 <w:noProof/>
               </w:rPr>
-              <w:instrText xml:space="preserve"> PAGEREF _Toc243902369 \h </w:instrText>
+              <w:instrText xml:space="preserve"> PAGEREF _Toc244207753 \h </w:instrText>
             </w:r>
             <w:r>
               <w:rPr>
@@ -9668,7 +9668,7 @@
               <w14:ligatures w14:val="standardContextual"/>
             </w:rPr>
           </w:pPr>
-          <w:hyperlink w:anchor="_Toc243902370" w:history="1">
+          <w:hyperlink w:anchor="_Toc244207754" w:history="1">
             <w:r>
               <w:rPr>
                 <w:rStyle w:val="Hyperlink"/>
@@ -9705,7 +9705,7 @@
               <w:rPr>
                 <w:noProof/>
               </w:rPr>
-              <w:instrText xml:space="preserve"> PAGEREF _Toc243902370 \h </w:instrText>
+              <w:instrText xml:space="preserve"> PAGEREF _Toc244207754 \h </w:instrText>
             </w:r>
             <w:r>
               <w:rPr>
@@ -9747,7 +9747,7 @@
               <w14:ligatures w14:val="standardContextual"/>
             </w:rPr>
           </w:pPr>
-          <w:hyperlink w:anchor="_Toc243902371" w:history="1">
+          <w:hyperlink w:anchor="_Toc244207755" w:history="1">
             <w:r>
               <w:rPr>
                 <w:rStyle w:val="Hyperlink"/>
@@ -9784,7 +9784,7 @@
               <w:rPr>
                 <w:noProof/>
               </w:rPr>
-              <w:instrText xml:space="preserve"> PAGEREF _Toc243902371 \h </w:instrText>
+              <w:instrText xml:space="preserve"> PAGEREF _Toc244207755 \h </w:instrText>
             </w:r>
             <w:r>
               <w:rPr>
@@ -9826,7 +9826,7 @@
               <w14:ligatures w14:val="standardContextual"/>
             </w:rPr>
           </w:pPr>
-          <w:hyperlink w:anchor="_Toc243902372" w:history="1">
+          <w:hyperlink w:anchor="_Toc244207756" w:history="1">
             <w:r>
               <w:rPr>
                 <w:rStyle w:val="Hyperlink"/>
@@ -9863,7 +9863,7 @@
               <w:rPr>
                 <w:noProof/>
               </w:rPr>
-              <w:instrText xml:space="preserve"> PAGEREF _Toc243902372 \h </w:instrText>
+              <w:instrText xml:space="preserve"> PAGEREF _Toc244207756 \h </w:instrText>
             </w:r>
             <w:r>
               <w:rPr>
@@ -9905,7 +9905,7 @@
               <w14:ligatures w14:val="standardContextual"/>
             </w:rPr>
           </w:pPr>
-          <w:hyperlink w:anchor="_Toc243902373" w:history="1">
+          <w:hyperlink w:anchor="_Toc244207757" w:history="1">
             <w:r>
               <w:rPr>
                 <w:rStyle w:val="Hyperlink"/>
@@ -9942,7 +9942,7 @@
               <w:rPr>
                 <w:noProof/>
               </w:rPr>
-              <w:instrText xml:space="preserve"> PAGEREF _Toc243902373 \h </w:instrText>
+              <w:instrText xml:space="preserve"> PAGEREF _Toc244207757 \h </w:instrText>
             </w:r>
             <w:r>
               <w:rPr>
@@ -9993,7 +9993,7 @@
         <w:pStyle w:val="Heading1"/>
         <w:pageBreakBefore/>
       </w:pPr>
-      <w:bookmarkStart w:id="0" w:name="_Toc243902268"/>
+      <w:bookmarkStart w:id="0" w:name="_Toc244207652"/>
       <w:r>
         <w:lastRenderedPageBreak/>
         <w:t>LỜI MỞ ĐẦU</w:t>
@@ -10004,7 +10004,7 @@
       <w:pPr>
         <w:pStyle w:val="Heading2"/>
       </w:pPr>
-      <w:bookmarkStart w:id="1" w:name="_Toc243902269"/>
+      <w:bookmarkStart w:id="1" w:name="_Toc244207653"/>
       <w:r>
         <w:t>Lý do chọn đề tài</w:t>
       </w:r>
@@ -10077,7 +10077,7 @@
       <w:pPr>
         <w:pStyle w:val="Heading2"/>
       </w:pPr>
-      <w:bookmarkStart w:id="2" w:name="_Toc243902270"/>
+      <w:bookmarkStart w:id="2" w:name="_Toc244207654"/>
       <w:r>
         <w:t>Mục tiêu đề tài</w:t>
       </w:r>
@@ -10143,7 +10143,7 @@
       <w:pPr>
         <w:pStyle w:val="Heading2"/>
       </w:pPr>
-      <w:bookmarkStart w:id="3" w:name="_Toc243902271"/>
+      <w:bookmarkStart w:id="3" w:name="_Toc244207655"/>
       <w:r>
         <w:t>Đối tượng và phạm vi</w:t>
       </w:r>
@@ -10196,7 +10196,7 @@
       <w:pPr>
         <w:pStyle w:val="Heading2"/>
       </w:pPr>
-      <w:bookmarkStart w:id="4" w:name="_Toc243902272"/>
+      <w:bookmarkStart w:id="4" w:name="_Toc244207656"/>
       <w:r>
         <w:t>Phương pháp thực hiện</w:t>
       </w:r>
@@ -10248,7 +10248,7 @@
       <w:pPr>
         <w:pStyle w:val="Heading2"/>
       </w:pPr>
-      <w:bookmarkStart w:id="5" w:name="_Toc243902273"/>
+      <w:bookmarkStart w:id="5" w:name="_Toc244207657"/>
       <w:r>
         <w:t>Bố cục báo cáo</w:t>
       </w:r>
@@ -10371,7 +10371,7 @@
         <w:pStyle w:val="Heading1"/>
         <w:pageBreakBefore/>
       </w:pPr>
-      <w:bookmarkStart w:id="6" w:name="_Toc243902274"/>
+      <w:bookmarkStart w:id="6" w:name="_Toc244207658"/>
       <w:r>
         <w:lastRenderedPageBreak/>
         <w:t>CHƯƠNG 1. TỔNG QUAN VỀ CƠ SỞ DỮ LIỆU PHÂN TÁN</w:t>
@@ -10382,7 +10382,7 @@
       <w:pPr>
         <w:pStyle w:val="Heading2"/>
       </w:pPr>
-      <w:bookmarkStart w:id="7" w:name="_Toc243902275"/>
+      <w:bookmarkStart w:id="7" w:name="_Toc244207659"/>
       <w:r>
         <w:t>1.1 Khái niệm cơ sở dữ liệu phân tán</w:t>
       </w:r>
@@ -10511,7 +10511,7 @@
           <w:noProof/>
         </w:rPr>
         <w:drawing>
-          <wp:inline distT="0" distB="0" distL="0" distR="0" wp14:anchorId="4D1EE217" wp14:editId="34D47269">
+          <wp:inline distT="0" distB="0" distL="0" distR="0" wp14:anchorId="2B2A8723" wp14:editId="198F080F">
             <wp:extent cx="5619750" cy="3619500"/>
             <wp:effectExtent l="0" t="0" r="0" b="0"/>
             <wp:docPr id="1" name="Picture 1"/>
@@ -10556,7 +10556,7 @@
         <w:spacing w:after="160"/>
         <w:jc w:val="center"/>
       </w:pPr>
-      <w:bookmarkStart w:id="8" w:name="_Toc243902347"/>
+      <w:bookmarkStart w:id="8" w:name="_Toc244207731"/>
       <w:r>
         <w:rPr>
           <w:b/>
@@ -10579,7 +10579,7 @@
       <w:pPr>
         <w:pStyle w:val="Heading2"/>
       </w:pPr>
-      <w:bookmarkStart w:id="9" w:name="_Toc243902276"/>
+      <w:bookmarkStart w:id="9" w:name="_Toc244207660"/>
       <w:r>
         <w:lastRenderedPageBreak/>
         <w:t>1.2 So sánh CSDL tập trung và CSDL phân tán</w:t>
@@ -10603,7 +10603,7 @@
         <w:spacing w:before="120" w:after="160"/>
         <w:jc w:val="center"/>
       </w:pPr>
-      <w:bookmarkStart w:id="10" w:name="_Toc243902356"/>
+      <w:bookmarkStart w:id="10" w:name="_Toc244207740"/>
       <w:r>
         <w:rPr>
           <w:b/>
@@ -11470,7 +11470,7 @@
       <w:pPr>
         <w:pStyle w:val="Heading2"/>
       </w:pPr>
-      <w:bookmarkStart w:id="11" w:name="_Toc243902277"/>
+      <w:bookmarkStart w:id="11" w:name="_Toc244207661"/>
       <w:r>
         <w:t>1.3 Kiến trúc tham chiếu của CSDL phân tán</w:t>
       </w:r>
@@ -11592,7 +11592,7 @@
           <w:noProof/>
         </w:rPr>
         <w:drawing>
-          <wp:inline distT="0" distB="0" distL="0" distR="0" wp14:anchorId="5535E8C1" wp14:editId="102F2050">
+          <wp:inline distT="0" distB="0" distL="0" distR="0" wp14:anchorId="1F34DFB9" wp14:editId="4A777F7E">
             <wp:extent cx="5619750" cy="4905375"/>
             <wp:effectExtent l="0" t="0" r="0" b="0"/>
             <wp:docPr id="2" name="Picture 2"/>
@@ -11637,7 +11637,7 @@
         <w:spacing w:after="160"/>
         <w:jc w:val="center"/>
       </w:pPr>
-      <w:bookmarkStart w:id="12" w:name="_Toc243902348"/>
+      <w:bookmarkStart w:id="12" w:name="_Toc244207732"/>
       <w:r>
         <w:rPr>
           <w:b/>
@@ -11660,7 +11660,7 @@
       <w:pPr>
         <w:pStyle w:val="Heading2"/>
       </w:pPr>
-      <w:bookmarkStart w:id="13" w:name="_Toc243902278"/>
+      <w:bookmarkStart w:id="13" w:name="_Toc244207662"/>
       <w:r>
         <w:t>1.4 Tính trong suốt trong CSDL phân tán</w:t>
       </w:r>
@@ -11775,7 +11775,7 @@
       <w:pPr>
         <w:pStyle w:val="Heading2"/>
       </w:pPr>
-      <w:bookmarkStart w:id="14" w:name="_Toc243902279"/>
+      <w:bookmarkStart w:id="14" w:name="_Toc244207663"/>
       <w:r>
         <w:t>1.5 Thiết kế cơ sở dữ liệu phân tán</w:t>
       </w:r>
@@ -11785,7 +11785,7 @@
       <w:pPr>
         <w:pStyle w:val="Heading3"/>
       </w:pPr>
-      <w:bookmarkStart w:id="15" w:name="_Toc243902280"/>
+      <w:bookmarkStart w:id="15" w:name="_Toc244207664"/>
       <w:r>
         <w:t>1.5.1 Hai hướng tiếp cận</w:t>
       </w:r>
@@ -11837,7 +11837,7 @@
       <w:pPr>
         <w:pStyle w:val="Heading3"/>
       </w:pPr>
-      <w:bookmarkStart w:id="16" w:name="_Toc243902281"/>
+      <w:bookmarkStart w:id="16" w:name="_Toc244207665"/>
       <w:r>
         <w:t>1.5.2 Hai bài toán chính: phân mảnh và cấp phát</w:t>
       </w:r>
@@ -11913,7 +11913,7 @@
       <w:pPr>
         <w:pStyle w:val="Heading2"/>
       </w:pPr>
-      <w:bookmarkStart w:id="17" w:name="_Toc243902282"/>
+      <w:bookmarkStart w:id="17" w:name="_Toc244207666"/>
       <w:r>
         <w:t>1.6 Kết chương</w:t>
       </w:r>
@@ -11934,7 +11934,7 @@
         <w:pStyle w:val="Heading1"/>
         <w:pageBreakBefore/>
       </w:pPr>
-      <w:bookmarkStart w:id="18" w:name="_Toc243902283"/>
+      <w:bookmarkStart w:id="18" w:name="_Toc244207667"/>
       <w:r>
         <w:lastRenderedPageBreak/>
         <w:t>CHƯƠNG 2. PHÂN MẢNH DỮ LIỆU TRONG CSDL PHÂN TÁN</w:t>
@@ -11945,7 +11945,7 @@
       <w:pPr>
         <w:pStyle w:val="Heading2"/>
       </w:pPr>
-      <w:bookmarkStart w:id="19" w:name="_Toc243902284"/>
+      <w:bookmarkStart w:id="19" w:name="_Toc244207668"/>
       <w:r>
         <w:t>2.1 Lý do và đơn vị phân mảnh</w:t>
       </w:r>
@@ -12125,7 +12125,7 @@
           <w:noProof/>
         </w:rPr>
         <w:drawing>
-          <wp:inline distT="0" distB="0" distL="0" distR="0" wp14:anchorId="7AF75BA0" wp14:editId="7E82FCA9">
+          <wp:inline distT="0" distB="0" distL="0" distR="0" wp14:anchorId="6562E2F5" wp14:editId="1DA9B735">
             <wp:extent cx="5619750" cy="1790700"/>
             <wp:effectExtent l="0" t="0" r="0" b="0"/>
             <wp:docPr id="3" name="Picture 3"/>
@@ -12170,7 +12170,7 @@
         <w:spacing w:after="160"/>
         <w:jc w:val="center"/>
       </w:pPr>
-      <w:bookmarkStart w:id="20" w:name="_Toc243902349"/>
+      <w:bookmarkStart w:id="20" w:name="_Toc244207733"/>
       <w:r>
         <w:rPr>
           <w:b/>
@@ -12193,7 +12193,7 @@
       <w:pPr>
         <w:pStyle w:val="Heading2"/>
       </w:pPr>
-      <w:bookmarkStart w:id="21" w:name="_Toc243902285"/>
+      <w:bookmarkStart w:id="21" w:name="_Toc244207669"/>
       <w:r>
         <w:lastRenderedPageBreak/>
         <w:t>2.2 Các quy tắc đúng đắn của phân mảnh</w:t>
@@ -12331,7 +12331,7 @@
       <w:pPr>
         <w:pStyle w:val="Heading2"/>
       </w:pPr>
-      <w:bookmarkStart w:id="22" w:name="_Toc243902286"/>
+      <w:bookmarkStart w:id="22" w:name="_Toc244207670"/>
       <w:r>
         <w:t>2.3 Phân mảnh ngang nguyên thủy</w:t>
       </w:r>
@@ -12341,7 +12341,7 @@
       <w:pPr>
         <w:pStyle w:val="Heading3"/>
       </w:pPr>
-      <w:bookmarkStart w:id="23" w:name="_Toc243902287"/>
+      <w:bookmarkStart w:id="23" w:name="_Toc244207671"/>
       <w:r>
         <w:t>2.3.1 Định nghĩa</w:t>
       </w:r>
@@ -12437,7 +12437,7 @@
       <w:pPr>
         <w:pStyle w:val="Heading3"/>
       </w:pPr>
-      <w:bookmarkStart w:id="24" w:name="_Toc243902288"/>
+      <w:bookmarkStart w:id="24" w:name="_Toc244207672"/>
       <w:r>
         <w:t>2.3.2 Vị từ đơn giản và vị từ hội sơ cấp</w:t>
       </w:r>
@@ -12607,7 +12607,7 @@
       <w:pPr>
         <w:pStyle w:val="Heading3"/>
       </w:pPr>
-      <w:bookmarkStart w:id="25" w:name="_Toc243902289"/>
+      <w:bookmarkStart w:id="25" w:name="_Toc244207673"/>
       <w:r>
         <w:t>2.3.3 Tính đầy đủ và cực tiểu của tập vị từ</w:t>
       </w:r>
@@ -12774,7 +12774,7 @@
       <w:pPr>
         <w:pStyle w:val="Heading3"/>
       </w:pPr>
-      <w:bookmarkStart w:id="26" w:name="_Toc243902290"/>
+      <w:bookmarkStart w:id="26" w:name="_Toc244207674"/>
       <w:r>
         <w:t>2.3.4 Ví dụ</w:t>
       </w:r>
@@ -12997,7 +12997,7 @@
       <w:pPr>
         <w:pStyle w:val="Heading2"/>
       </w:pPr>
-      <w:bookmarkStart w:id="27" w:name="_Toc243902291"/>
+      <w:bookmarkStart w:id="27" w:name="_Toc244207675"/>
       <w:r>
         <w:t>2.4 Phân mảnh ngang dẫn xuất</w:t>
       </w:r>
@@ -13007,7 +13007,7 @@
       <w:pPr>
         <w:pStyle w:val="Heading3"/>
       </w:pPr>
-      <w:bookmarkStart w:id="28" w:name="_Toc243902292"/>
+      <w:bookmarkStart w:id="28" w:name="_Toc244207676"/>
       <w:r>
         <w:t>2.4.1 Định nghĩa</w:t>
       </w:r>
@@ -13112,7 +13112,7 @@
       <w:pPr>
         <w:pStyle w:val="Heading3"/>
       </w:pPr>
-      <w:bookmarkStart w:id="29" w:name="_Toc243902293"/>
+      <w:bookmarkStart w:id="29" w:name="_Toc244207677"/>
       <w:r>
         <w:t>2.4.2 Ví dụ</w:t>
       </w:r>
@@ -13227,7 +13227,7 @@
           <w:noProof/>
         </w:rPr>
         <w:drawing>
-          <wp:inline distT="0" distB="0" distL="0" distR="0" wp14:anchorId="0223E333" wp14:editId="35CFBC1F">
+          <wp:inline distT="0" distB="0" distL="0" distR="0" wp14:anchorId="12E63CCE" wp14:editId="25B7686E">
             <wp:extent cx="5619750" cy="1228725"/>
             <wp:effectExtent l="0" t="0" r="0" b="0"/>
             <wp:docPr id="4" name="Picture 4"/>
@@ -13272,7 +13272,7 @@
         <w:spacing w:after="160"/>
         <w:jc w:val="center"/>
       </w:pPr>
-      <w:bookmarkStart w:id="30" w:name="_Toc243902350"/>
+      <w:bookmarkStart w:id="30" w:name="_Toc244207734"/>
       <w:r>
         <w:rPr>
           <w:b/>
@@ -13344,7 +13344,7 @@
       <w:pPr>
         <w:pStyle w:val="Heading3"/>
       </w:pPr>
-      <w:bookmarkStart w:id="31" w:name="_Toc243902294"/>
+      <w:bookmarkStart w:id="31" w:name="_Toc244207678"/>
       <w:r>
         <w:t>2.4.3 Tính đúng đắn và lựa chọn quan hệ chủ</w:t>
       </w:r>
@@ -13445,7 +13445,7 @@
       <w:pPr>
         <w:pStyle w:val="Heading2"/>
       </w:pPr>
-      <w:bookmarkStart w:id="32" w:name="_Toc243902295"/>
+      <w:bookmarkStart w:id="32" w:name="_Toc244207679"/>
       <w:r>
         <w:t>2.5 Phân mảnh dọc</w:t>
       </w:r>
@@ -13455,7 +13455,7 @@
       <w:pPr>
         <w:pStyle w:val="Heading3"/>
       </w:pPr>
-      <w:bookmarkStart w:id="33" w:name="_Toc243902296"/>
+      <w:bookmarkStart w:id="33" w:name="_Toc244207680"/>
       <w:r>
         <w:t>2.5.1 Định nghĩa</w:t>
       </w:r>
@@ -13606,7 +13606,7 @@
       <w:pPr>
         <w:pStyle w:val="Heading3"/>
       </w:pPr>
-      <w:bookmarkStart w:id="34" w:name="_Toc243902297"/>
+      <w:bookmarkStart w:id="34" w:name="_Toc244207681"/>
       <w:r>
         <w:t>2.5.2 Ma trận sử dụng và ma trận ái lực</w:t>
       </w:r>
@@ -13792,7 +13792,7 @@
       <w:pPr>
         <w:pStyle w:val="Heading3"/>
       </w:pPr>
-      <w:bookmarkStart w:id="35" w:name="_Toc243902298"/>
+      <w:bookmarkStart w:id="35" w:name="_Toc244207682"/>
       <w:r>
         <w:t>2.5.3 Thuật toán BEA</w:t>
       </w:r>
@@ -13967,7 +13967,7 @@
       <w:pPr>
         <w:pStyle w:val="Heading3"/>
       </w:pPr>
-      <w:bookmarkStart w:id="36" w:name="_Toc243902299"/>
+      <w:bookmarkStart w:id="36" w:name="_Toc244207683"/>
       <w:r>
         <w:t>2.5.4 Thuật toán SPLIT</w:t>
       </w:r>
@@ -14011,7 +14011,7 @@
       <w:pPr>
         <w:pStyle w:val="Heading3"/>
       </w:pPr>
-      <w:bookmarkStart w:id="37" w:name="_Toc243902300"/>
+      <w:bookmarkStart w:id="37" w:name="_Toc244207684"/>
       <w:r>
         <w:t>2.5.5 Ví dụ</w:t>
       </w:r>
@@ -14034,7 +14034,7 @@
         <w:spacing w:before="120" w:after="160"/>
         <w:jc w:val="center"/>
       </w:pPr>
-      <w:bookmarkStart w:id="38" w:name="_Toc243902357"/>
+      <w:bookmarkStart w:id="38" w:name="_Toc244207741"/>
       <w:r>
         <w:rPr>
           <w:b/>
@@ -15029,7 +15029,7 @@
         <w:spacing w:before="120" w:after="160"/>
         <w:jc w:val="center"/>
       </w:pPr>
-      <w:bookmarkStart w:id="39" w:name="_Toc243902358"/>
+      <w:bookmarkStart w:id="39" w:name="_Toc244207742"/>
       <w:r>
         <w:rPr>
           <w:b/>
@@ -16033,7 +16033,7 @@
         <w:spacing w:before="120" w:after="160"/>
         <w:jc w:val="center"/>
       </w:pPr>
-      <w:bookmarkStart w:id="40" w:name="_Toc243902359"/>
+      <w:bookmarkStart w:id="40" w:name="_Toc244207743"/>
       <w:r>
         <w:rPr>
           <w:b/>
@@ -17225,7 +17225,7 @@
         <w:spacing w:before="120" w:after="160"/>
         <w:jc w:val="center"/>
       </w:pPr>
-      <w:bookmarkStart w:id="41" w:name="_Toc243902360"/>
+      <w:bookmarkStart w:id="41" w:name="_Toc244207744"/>
       <w:r>
         <w:rPr>
           <w:b/>
@@ -18415,7 +18415,7 @@
         <w:spacing w:before="120" w:after="160"/>
         <w:jc w:val="center"/>
       </w:pPr>
-      <w:bookmarkStart w:id="42" w:name="_Toc243902361"/>
+      <w:bookmarkStart w:id="42" w:name="_Toc244207745"/>
       <w:r>
         <w:rPr>
           <w:b/>
@@ -19330,7 +19330,7 @@
       <w:pPr>
         <w:pStyle w:val="Heading2"/>
       </w:pPr>
-      <w:bookmarkStart w:id="43" w:name="_Toc243902301"/>
+      <w:bookmarkStart w:id="43" w:name="_Toc244207685"/>
       <w:r>
         <w:t>2.6 Cấp phát và nhân bản</w:t>
       </w:r>
@@ -19426,7 +19426,7 @@
       <w:pPr>
         <w:pStyle w:val="Heading2"/>
       </w:pPr>
-      <w:bookmarkStart w:id="44" w:name="_Toc243902302"/>
+      <w:bookmarkStart w:id="44" w:name="_Toc244207686"/>
       <w:r>
         <w:lastRenderedPageBreak/>
         <w:t>2.7 Kết chương</w:t>
@@ -19448,7 +19448,7 @@
         <w:pStyle w:val="Heading1"/>
         <w:pageBreakBefore/>
       </w:pPr>
-      <w:bookmarkStart w:id="45" w:name="_Toc243902303"/>
+      <w:bookmarkStart w:id="45" w:name="_Toc244207687"/>
       <w:r>
         <w:lastRenderedPageBreak/>
         <w:t>CHƯƠNG 3. PHÂN MẢNH HỖN HỢP</w:t>
@@ -19459,7 +19459,7 @@
       <w:pPr>
         <w:pStyle w:val="Heading2"/>
       </w:pPr>
-      <w:bookmarkStart w:id="46" w:name="_Toc243902304"/>
+      <w:bookmarkStart w:id="46" w:name="_Toc244207688"/>
       <w:r>
         <w:t>3.1 Định nghĩa và động cơ sử dụng</w:t>
       </w:r>
@@ -19469,7 +19469,7 @@
       <w:pPr>
         <w:pStyle w:val="Heading3"/>
       </w:pPr>
-      <w:bookmarkStart w:id="47" w:name="_Toc243902305"/>
+      <w:bookmarkStart w:id="47" w:name="_Toc244207689"/>
       <w:r>
         <w:t>3.1.1 Động cơ</w:t>
       </w:r>
@@ -19512,7 +19512,7 @@
         <w:spacing w:before="120" w:after="160"/>
         <w:jc w:val="center"/>
       </w:pPr>
-      <w:bookmarkStart w:id="48" w:name="_Toc243902362"/>
+      <w:bookmarkStart w:id="48" w:name="_Toc244207746"/>
       <w:r>
         <w:rPr>
           <w:b/>
@@ -20057,7 +20057,7 @@
       <w:pPr>
         <w:pStyle w:val="Heading3"/>
       </w:pPr>
-      <w:bookmarkStart w:id="49" w:name="_Toc243902306"/>
+      <w:bookmarkStart w:id="49" w:name="_Toc244207690"/>
       <w:r>
         <w:t>3.1.2 Định nghĩa</w:t>
       </w:r>
@@ -20238,7 +20238,7 @@
       <w:pPr>
         <w:pStyle w:val="Heading2"/>
       </w:pPr>
-      <w:bookmarkStart w:id="50" w:name="_Toc243902307"/>
+      <w:bookmarkStart w:id="50" w:name="_Toc244207691"/>
       <w:r>
         <w:t>3.2 Chiến lược ngang trước, dọc sau (HV)</w:t>
       </w:r>
@@ -20417,7 +20417,7 @@
         </w:rPr>
         <w:lastRenderedPageBreak/>
         <w:drawing>
-          <wp:inline distT="0" distB="0" distL="0" distR="0" wp14:anchorId="7D70CBA0" wp14:editId="6B40AC36">
+          <wp:inline distT="0" distB="0" distL="0" distR="0" wp14:anchorId="082E0347" wp14:editId="684080EC">
             <wp:extent cx="5619750" cy="2800350"/>
             <wp:effectExtent l="0" t="0" r="0" b="0"/>
             <wp:docPr id="5" name="Picture 5"/>
@@ -20462,7 +20462,7 @@
         <w:spacing w:after="160"/>
         <w:jc w:val="center"/>
       </w:pPr>
-      <w:bookmarkStart w:id="51" w:name="_Toc243902351"/>
+      <w:bookmarkStart w:id="51" w:name="_Toc244207735"/>
       <w:r>
         <w:rPr>
           <w:b/>
@@ -20485,7 +20485,7 @@
       <w:pPr>
         <w:pStyle w:val="Heading2"/>
       </w:pPr>
-      <w:bookmarkStart w:id="52" w:name="_Toc243902308"/>
+      <w:bookmarkStart w:id="52" w:name="_Toc244207692"/>
       <w:r>
         <w:t>3.3 Chiến lược dọc trước, ngang sau (VH)</w:t>
       </w:r>
@@ -20671,7 +20671,7 @@
         </w:rPr>
         <w:lastRenderedPageBreak/>
         <w:drawing>
-          <wp:inline distT="0" distB="0" distL="0" distR="0" wp14:anchorId="2B1B93D2" wp14:editId="5C02B109">
+          <wp:inline distT="0" distB="0" distL="0" distR="0" wp14:anchorId="0D9EDE8A" wp14:editId="22CC10D4">
             <wp:extent cx="5619750" cy="3028950"/>
             <wp:effectExtent l="0" t="0" r="0" b="0"/>
             <wp:docPr id="6" name="Picture 6"/>
@@ -20716,7 +20716,7 @@
         <w:spacing w:after="160"/>
         <w:jc w:val="center"/>
       </w:pPr>
-      <w:bookmarkStart w:id="53" w:name="_Toc243902352"/>
+      <w:bookmarkStart w:id="53" w:name="_Toc244207736"/>
       <w:r>
         <w:rPr>
           <w:b/>
@@ -20739,7 +20739,7 @@
       <w:pPr>
         <w:pStyle w:val="Heading3"/>
       </w:pPr>
-      <w:bookmarkStart w:id="54" w:name="_Toc243902309"/>
+      <w:bookmarkStart w:id="54" w:name="_Toc244207693"/>
       <w:r>
         <w:t>3.3.1 Quan hệ giữa HV và VH</w:t>
       </w:r>
@@ -20897,7 +20897,7 @@
       <w:pPr>
         <w:pStyle w:val="Heading2"/>
       </w:pPr>
-      <w:bookmarkStart w:id="55" w:name="_Toc243902310"/>
+      <w:bookmarkStart w:id="55" w:name="_Toc244207694"/>
       <w:r>
         <w:t>3.4 Cây phân mảnh và biểu diễn bằng đại số quan hệ</w:t>
       </w:r>
@@ -21110,7 +21110,7 @@
       <w:pPr>
         <w:pStyle w:val="Heading2"/>
       </w:pPr>
-      <w:bookmarkStart w:id="56" w:name="_Toc243902311"/>
+      <w:bookmarkStart w:id="56" w:name="_Toc244207695"/>
       <w:r>
         <w:t>3.5 Tái thiết quan hệ toàn cục</w:t>
       </w:r>
@@ -21569,7 +21569,7 @@
       <w:pPr>
         <w:pStyle w:val="Heading2"/>
       </w:pPr>
-      <w:bookmarkStart w:id="57" w:name="_Toc243902312"/>
+      <w:bookmarkStart w:id="57" w:name="_Toc244207696"/>
       <w:r>
         <w:t>3.6 Kiểm tra tính đúng đắn</w:t>
       </w:r>
@@ -21717,7 +21717,7 @@
       <w:pPr>
         <w:pStyle w:val="Heading2"/>
       </w:pPr>
-      <w:bookmarkStart w:id="58" w:name="_Toc243902313"/>
+      <w:bookmarkStart w:id="58" w:name="_Toc244207697"/>
       <w:r>
         <w:t>3.7 Cấp phát mảnh hỗn hợp và ảnh hưởng đến xử lý</w:t>
       </w:r>
@@ -21727,7 +21727,7 @@
       <w:pPr>
         <w:pStyle w:val="Heading3"/>
       </w:pPr>
-      <w:bookmarkStart w:id="59" w:name="_Toc243902314"/>
+      <w:bookmarkStart w:id="59" w:name="_Toc244207698"/>
       <w:r>
         <w:t>3.7.1 Cấp phát</w:t>
       </w:r>
@@ -21757,7 +21757,7 @@
       <w:pPr>
         <w:pStyle w:val="Heading3"/>
       </w:pPr>
-      <w:bookmarkStart w:id="60" w:name="_Toc243902315"/>
+      <w:bookmarkStart w:id="60" w:name="_Toc244207699"/>
       <w:r>
         <w:t>3.7.2 Ảnh hưởng đến xử lý truy vấn</w:t>
       </w:r>
@@ -21911,7 +21911,7 @@
       <w:pPr>
         <w:pStyle w:val="Heading3"/>
       </w:pPr>
-      <w:bookmarkStart w:id="61" w:name="_Toc243902316"/>
+      <w:bookmarkStart w:id="61" w:name="_Toc244207700"/>
       <w:r>
         <w:lastRenderedPageBreak/>
         <w:t>3.7.3 Ảnh hưởng đến cập nhật và giao dịch</w:t>
@@ -21994,7 +21994,7 @@
       <w:pPr>
         <w:pStyle w:val="Heading2"/>
       </w:pPr>
-      <w:bookmarkStart w:id="62" w:name="_Toc243902317"/>
+      <w:bookmarkStart w:id="62" w:name="_Toc244207701"/>
       <w:r>
         <w:t>3.8 Ưu điểm, hạn chế và so sánh</w:t>
       </w:r>
@@ -22178,7 +22178,7 @@
         <w:spacing w:before="120" w:after="160"/>
         <w:jc w:val="center"/>
       </w:pPr>
-      <w:bookmarkStart w:id="63" w:name="_Toc243902363"/>
+      <w:bookmarkStart w:id="63" w:name="_Toc244207747"/>
       <w:r>
         <w:rPr>
           <w:b/>
@@ -23291,7 +23291,7 @@
       <w:pPr>
         <w:pStyle w:val="Heading2"/>
       </w:pPr>
-      <w:bookmarkStart w:id="64" w:name="_Toc243902318"/>
+      <w:bookmarkStart w:id="64" w:name="_Toc244207702"/>
       <w:r>
         <w:t>3.9 Hỗ trợ trong các hệ quản trị thực tế</w:t>
       </w:r>
@@ -23507,7 +23507,7 @@
       <w:pPr>
         <w:pStyle w:val="Heading2"/>
       </w:pPr>
-      <w:bookmarkStart w:id="65" w:name="_Toc243902319"/>
+      <w:bookmarkStart w:id="65" w:name="_Toc244207703"/>
       <w:r>
         <w:t>3.10 Kết chương</w:t>
       </w:r>
@@ -23532,7 +23532,7 @@
         <w:pStyle w:val="Heading1"/>
         <w:pageBreakBefore/>
       </w:pPr>
-      <w:bookmarkStart w:id="66" w:name="_Toc243902320"/>
+      <w:bookmarkStart w:id="66" w:name="_Toc244207704"/>
       <w:r>
         <w:lastRenderedPageBreak/>
         <w:t>CHƯƠNG 4. ỨNG DỤNG PHÂN MẢNH HỖN HỢP CHO HỆ THỐNG QUẢN LÝ ĐƠN HÀNG</w:t>
@@ -23543,7 +23543,7 @@
       <w:pPr>
         <w:pStyle w:val="Heading2"/>
       </w:pPr>
-      <w:bookmarkStart w:id="67" w:name="_Toc243902321"/>
+      <w:bookmarkStart w:id="67" w:name="_Toc244207705"/>
       <w:r>
         <w:t>4.1 Mô tả bài toán</w:t>
       </w:r>
@@ -23566,7 +23566,7 @@
         <w:spacing w:before="120" w:after="160"/>
         <w:jc w:val="center"/>
       </w:pPr>
-      <w:bookmarkStart w:id="68" w:name="_Toc243902364"/>
+      <w:bookmarkStart w:id="68" w:name="_Toc244207748"/>
       <w:r>
         <w:rPr>
           <w:b/>
@@ -24377,7 +24377,7 @@
       <w:pPr>
         <w:pStyle w:val="Heading2"/>
       </w:pPr>
-      <w:bookmarkStart w:id="69" w:name="_Toc243902322"/>
+      <w:bookmarkStart w:id="69" w:name="_Toc244207706"/>
       <w:r>
         <w:t>4.2 Lược đồ toàn cục</w:t>
       </w:r>
@@ -24568,7 +24568,7 @@
           <w:noProof/>
         </w:rPr>
         <w:drawing>
-          <wp:inline distT="0" distB="0" distL="0" distR="0" wp14:anchorId="6E4E86A0" wp14:editId="558F9897">
+          <wp:inline distT="0" distB="0" distL="0" distR="0" wp14:anchorId="09AE4D71" wp14:editId="7EDD92E8">
             <wp:extent cx="5619750" cy="3076575"/>
             <wp:effectExtent l="0" t="0" r="0" b="0"/>
             <wp:docPr id="7" name="Picture 7"/>
@@ -24613,7 +24613,7 @@
         <w:spacing w:after="160"/>
         <w:jc w:val="center"/>
       </w:pPr>
-      <w:bookmarkStart w:id="70" w:name="_Toc243902353"/>
+      <w:bookmarkStart w:id="70" w:name="_Toc244207737"/>
       <w:r>
         <w:rPr>
           <w:b/>
@@ -24636,7 +24636,7 @@
       <w:pPr>
         <w:pStyle w:val="Heading2"/>
       </w:pPr>
-      <w:bookmarkStart w:id="71" w:name="_Toc243902323"/>
+      <w:bookmarkStart w:id="71" w:name="_Toc244207707"/>
       <w:r>
         <w:t>4.3 Phân tích ứng dụng</w:t>
       </w:r>
@@ -24659,7 +24659,7 @@
         <w:spacing w:before="120" w:after="160"/>
         <w:jc w:val="center"/>
       </w:pPr>
-      <w:bookmarkStart w:id="72" w:name="_Toc243902365"/>
+      <w:bookmarkStart w:id="72" w:name="_Toc244207749"/>
       <w:r>
         <w:rPr>
           <w:b/>
@@ -26007,7 +26007,7 @@
           <w:noProof/>
         </w:rPr>
         <w:drawing>
-          <wp:inline distT="0" distB="0" distL="0" distR="0" wp14:anchorId="00DDCB6D" wp14:editId="57D1BDA8">
+          <wp:inline distT="0" distB="0" distL="0" distR="0" wp14:anchorId="1559CA97" wp14:editId="30BDC385">
             <wp:extent cx="5619750" cy="1809750"/>
             <wp:effectExtent l="0" t="0" r="0" b="0"/>
             <wp:docPr id="8" name="Picture 8"/>
@@ -26052,7 +26052,7 @@
         <w:spacing w:after="160"/>
         <w:jc w:val="center"/>
       </w:pPr>
-      <w:bookmarkStart w:id="73" w:name="_Toc243902354"/>
+      <w:bookmarkStart w:id="73" w:name="_Toc244207738"/>
       <w:r>
         <w:rPr>
           <w:b/>
@@ -26075,7 +26075,7 @@
       <w:pPr>
         <w:pStyle w:val="Heading2"/>
       </w:pPr>
-      <w:bookmarkStart w:id="74" w:name="_Toc243902324"/>
+      <w:bookmarkStart w:id="74" w:name="_Toc244207708"/>
       <w:r>
         <w:t>4.4 Thiết kế phân mảnh</w:t>
       </w:r>
@@ -26098,7 +26098,7 @@
         <w:spacing w:before="120" w:after="160"/>
         <w:jc w:val="center"/>
       </w:pPr>
-      <w:bookmarkStart w:id="75" w:name="_Toc243902366"/>
+      <w:bookmarkStart w:id="75" w:name="_Toc244207750"/>
       <w:r>
         <w:rPr>
           <w:b/>
@@ -26914,7 +26914,7 @@
       <w:pPr>
         <w:pStyle w:val="Heading3"/>
       </w:pPr>
-      <w:bookmarkStart w:id="76" w:name="_Toc243902325"/>
+      <w:bookmarkStart w:id="76" w:name="_Toc244207709"/>
       <w:r>
         <w:t>4.4.1 KhachHang – phân mảnh hỗn hợp HV</w:t>
       </w:r>
@@ -27317,7 +27317,7 @@
       <w:pPr>
         <w:pStyle w:val="Heading3"/>
       </w:pPr>
-      <w:bookmarkStart w:id="77" w:name="_Toc243902326"/>
+      <w:bookmarkStart w:id="77" w:name="_Toc244207710"/>
       <w:r>
         <w:t>4.4.2 NhanVien – phân mảnh hỗn hợp VH</w:t>
       </w:r>
@@ -27616,7 +27616,7 @@
       <w:pPr>
         <w:pStyle w:val="Heading3"/>
       </w:pPr>
-      <w:bookmarkStart w:id="78" w:name="_Toc243902327"/>
+      <w:bookmarkStart w:id="78" w:name="_Toc244207711"/>
       <w:r>
         <w:t>4.4.3 DonHang, ChiTietDonHang – phân mảnh ngang dẫn xuất</w:t>
       </w:r>
@@ -27748,7 +27748,7 @@
       <w:pPr>
         <w:pStyle w:val="Heading3"/>
       </w:pPr>
-      <w:bookmarkStart w:id="79" w:name="_Toc243902328"/>
+      <w:bookmarkStart w:id="79" w:name="_Toc244207712"/>
       <w:r>
         <w:t>4.4.4 ChiNhanh, SanPham – nhân bản toàn phần</w:t>
       </w:r>
@@ -27768,7 +27768,7 @@
       <w:pPr>
         <w:pStyle w:val="Heading2"/>
       </w:pPr>
-      <w:bookmarkStart w:id="80" w:name="_Toc243902329"/>
+      <w:bookmarkStart w:id="80" w:name="_Toc244207713"/>
       <w:r>
         <w:t>4.5 Kiểm tra tính đúng đắn</w:t>
       </w:r>
@@ -27791,7 +27791,7 @@
         <w:spacing w:before="120" w:after="160"/>
         <w:jc w:val="center"/>
       </w:pPr>
-      <w:bookmarkStart w:id="81" w:name="_Toc243902367"/>
+      <w:bookmarkStart w:id="81" w:name="_Toc244207751"/>
       <w:r>
         <w:rPr>
           <w:b/>
@@ -28317,7 +28317,7 @@
       <w:pPr>
         <w:pStyle w:val="Heading2"/>
       </w:pPr>
-      <w:bookmarkStart w:id="82" w:name="_Toc243902330"/>
+      <w:bookmarkStart w:id="82" w:name="_Toc244207714"/>
       <w:r>
         <w:lastRenderedPageBreak/>
         <w:t>4.6 Lược đồ cấp phát</w:t>
@@ -28341,7 +28341,7 @@
         <w:spacing w:before="120" w:after="160"/>
         <w:jc w:val="center"/>
       </w:pPr>
-      <w:bookmarkStart w:id="83" w:name="_Toc243902368"/>
+      <w:bookmarkStart w:id="83" w:name="_Toc244207752"/>
       <w:r>
         <w:rPr>
           <w:b/>
@@ -28738,7 +28738,7 @@
           <w:noProof/>
         </w:rPr>
         <w:drawing>
-          <wp:inline distT="0" distB="0" distL="0" distR="0" wp14:anchorId="2465C48E" wp14:editId="6F323773">
+          <wp:inline distT="0" distB="0" distL="0" distR="0" wp14:anchorId="7B0295C9" wp14:editId="2D39435F">
             <wp:extent cx="5619750" cy="3486150"/>
             <wp:effectExtent l="0" t="0" r="0" b="0"/>
             <wp:docPr id="9" name="Picture 9"/>
@@ -28783,7 +28783,7 @@
         <w:spacing w:after="160"/>
         <w:jc w:val="center"/>
       </w:pPr>
-      <w:bookmarkStart w:id="84" w:name="_Toc243902355"/>
+      <w:bookmarkStart w:id="84" w:name="_Toc244207739"/>
       <w:r>
         <w:rPr>
           <w:b/>
@@ -28892,7 +28892,7 @@
       <w:pPr>
         <w:pStyle w:val="Heading2"/>
       </w:pPr>
-      <w:bookmarkStart w:id="85" w:name="_Toc243902331"/>
+      <w:bookmarkStart w:id="85" w:name="_Toc244207715"/>
       <w:r>
         <w:lastRenderedPageBreak/>
         <w:t>4.7 Cài đặt thực nghiệm trên SQL Server</w:t>
@@ -28903,7 +28903,7 @@
       <w:pPr>
         <w:pStyle w:val="Heading3"/>
       </w:pPr>
-      <w:bookmarkStart w:id="86" w:name="_Toc243902332"/>
+      <w:bookmarkStart w:id="86" w:name="_Toc244207716"/>
       <w:r>
         <w:t>4.7.1 Môi trường và cách mô phỏng</w:t>
       </w:r>
@@ -28972,7 +28972,7 @@
         <w:spacing w:before="120" w:after="160"/>
         <w:jc w:val="center"/>
       </w:pPr>
-      <w:bookmarkStart w:id="87" w:name="_Toc243902369"/>
+      <w:bookmarkStart w:id="87" w:name="_Toc244207753"/>
       <w:r>
         <w:rPr>
           <w:b/>
@@ -29372,7 +29372,7 @@
       <w:pPr>
         <w:pStyle w:val="Heading3"/>
       </w:pPr>
-      <w:bookmarkStart w:id="88" w:name="_Toc243902333"/>
+      <w:bookmarkStart w:id="88" w:name="_Toc244207717"/>
       <w:r>
         <w:t>4.7.2 Tạo các mảnh</w:t>
       </w:r>
@@ -29801,7 +29801,7 @@
         <w:spacing w:before="120" w:after="160"/>
         <w:jc w:val="center"/>
       </w:pPr>
-      <w:bookmarkStart w:id="89" w:name="_Toc243902370"/>
+      <w:bookmarkStart w:id="89" w:name="_Toc244207754"/>
       <w:r>
         <w:rPr>
           <w:b/>
@@ -30209,7 +30209,7 @@
       <w:pPr>
         <w:pStyle w:val="Heading3"/>
       </w:pPr>
-      <w:bookmarkStart w:id="90" w:name="_Toc243902334"/>
+      <w:bookmarkStart w:id="90" w:name="_Toc244207718"/>
       <w:r>
         <w:t>4.7.3 Tái thiết và kiểm tra tính đúng đắn</w:t>
       </w:r>
@@ -30573,7 +30573,7 @@
         <w:spacing w:before="120" w:after="160"/>
         <w:jc w:val="center"/>
       </w:pPr>
-      <w:bookmarkStart w:id="91" w:name="_Toc243902371"/>
+      <w:bookmarkStart w:id="91" w:name="_Toc244207755"/>
       <w:r>
         <w:rPr>
           <w:b/>
@@ -33293,7 +33293,7 @@
       <w:pPr>
         <w:pStyle w:val="Heading3"/>
       </w:pPr>
-      <w:bookmarkStart w:id="92" w:name="_Toc243902335"/>
+      <w:bookmarkStart w:id="92" w:name="_Toc244207719"/>
       <w:r>
         <w:t>4.7.4 Truy vấn minh họa</w:t>
       </w:r>
@@ -33480,7 +33480,7 @@
         <w:spacing w:before="120" w:after="160"/>
         <w:jc w:val="center"/>
       </w:pPr>
-      <w:bookmarkStart w:id="93" w:name="_Toc243902372"/>
+      <w:bookmarkStart w:id="93" w:name="_Toc244207756"/>
       <w:r>
         <w:rPr>
           <w:b/>
@@ -34264,7 +34264,7 @@
         <w:spacing w:before="120" w:after="160"/>
         <w:jc w:val="center"/>
       </w:pPr>
-      <w:bookmarkStart w:id="94" w:name="_Toc243902373"/>
+      <w:bookmarkStart w:id="94" w:name="_Toc244207757"/>
       <w:r>
         <w:rPr>
           <w:b/>
@@ -34819,7 +34819,7 @@
       <w:pPr>
         <w:pStyle w:val="Heading3"/>
       </w:pPr>
-      <w:bookmarkStart w:id="95" w:name="_Toc243902336"/>
+      <w:bookmarkStart w:id="95" w:name="_Toc244207720"/>
       <w:r>
         <w:t>4.7.5 Giao dịch phân tán</w:t>
       </w:r>
@@ -35466,7 +35466,7 @@
       <w:pPr>
         <w:pStyle w:val="Heading2"/>
       </w:pPr>
-      <w:bookmarkStart w:id="96" w:name="_Toc243902337"/>
+      <w:bookmarkStart w:id="96" w:name="_Toc244207721"/>
       <w:r>
         <w:t>4.8 Đánh giá</w:t>
       </w:r>
@@ -35630,7 +35630,7 @@
       <w:pPr>
         <w:pStyle w:val="Heading2"/>
       </w:pPr>
-      <w:bookmarkStart w:id="97" w:name="_Toc243902338"/>
+      <w:bookmarkStart w:id="97" w:name="_Toc244207722"/>
       <w:r>
         <w:t>4.9 Kết chương</w:t>
       </w:r>
@@ -35655,7 +35655,7 @@
         <w:pStyle w:val="Heading1"/>
         <w:pageBreakBefore/>
       </w:pPr>
-      <w:bookmarkStart w:id="98" w:name="_Toc243902339"/>
+      <w:bookmarkStart w:id="98" w:name="_Toc244207723"/>
       <w:r>
         <w:lastRenderedPageBreak/>
         <w:t>CHƯƠNG 5. KẾT LUẬN VÀ HƯỚNG PHÁT TRIỂN</w:t>
@@ -35666,7 +35666,7 @@
       <w:pPr>
         <w:pStyle w:val="Heading2"/>
       </w:pPr>
-      <w:bookmarkStart w:id="99" w:name="_Toc243902340"/>
+      <w:bookmarkStart w:id="99" w:name="_Toc244207724"/>
       <w:r>
         <w:t>5.1 Kết quả đạt được</w:t>
       </w:r>
@@ -35719,7 +35719,7 @@
       <w:pPr>
         <w:pStyle w:val="Heading2"/>
       </w:pPr>
-      <w:bookmarkStart w:id="100" w:name="_Toc243902341"/>
+      <w:bookmarkStart w:id="100" w:name="_Toc244207725"/>
       <w:r>
         <w:t>5.2 Hạn chế</w:t>
       </w:r>
@@ -35785,7 +35785,7 @@
       <w:pPr>
         <w:pStyle w:val="Heading2"/>
       </w:pPr>
-      <w:bookmarkStart w:id="101" w:name="_Toc243902342"/>
+      <w:bookmarkStart w:id="101" w:name="_Toc244207726"/>
       <w:r>
         <w:t>5.3 Hướng phát triển</w:t>
       </w:r>
@@ -35867,7 +35867,7 @@
         <w:pStyle w:val="Heading1"/>
         <w:pageBreakBefore/>
       </w:pPr>
-      <w:bookmarkStart w:id="102" w:name="_Toc243902343"/>
+      <w:bookmarkStart w:id="102" w:name="_Toc244207727"/>
       <w:r>
         <w:lastRenderedPageBreak/>
         <w:t>TÀI LIỆU THAM KHẢO</w:t>
@@ -35982,7 +35982,7 @@
         <w:pStyle w:val="Heading1"/>
         <w:pageBreakBefore/>
       </w:pPr>
-      <w:bookmarkStart w:id="103" w:name="_Toc243902344"/>
+      <w:bookmarkStart w:id="103" w:name="_Toc244207728"/>
       <w:r>
         <w:lastRenderedPageBreak/>
         <w:t>PHỤ LỤC</w:t>
@@ -36003,7 +36003,7 @@
       <w:pPr>
         <w:pStyle w:val="Heading2"/>
       </w:pPr>
-      <w:bookmarkStart w:id="104" w:name="_Toc243902345"/>
+      <w:bookmarkStart w:id="104" w:name="_Toc244207729"/>
       <w:r>
         <w:t>Phụ lục A. Script tái thiết và kiểm tra tính đúng đắn</w:t>
       </w:r>
@@ -43181,7 +43181,7 @@
       <w:pPr>
         <w:pStyle w:val="Heading2"/>
       </w:pPr>
-      <w:bookmarkStart w:id="105" w:name="_Toc243902346"/>
+      <w:bookmarkStart w:id="105" w:name="_Toc244207730"/>
       <w:r>
         <w:t>Phụ lục B. Script truy vấn minh họa và giao dịch phân tán</w:t>
       </w:r>
@@ -51035,122 +51035,122 @@
 <file path=word/numbering.xml><?xml version="1.0" encoding="utf-8"?>
 <w:numbering xmlns:wpc="http://schemas.microsoft.com/office/word/2010/wordprocessingCanvas" xmlns:cx="http://schemas.microsoft.com/office/drawing/2014/chartex" xmlns:cx1="http://schemas.microsoft.com/office/drawing/2015/9/8/chartex" xmlns:cx2="http://schemas.microsoft.com/office/drawing/2015/10/21/chartex" xmlns:cx3="http://schemas.microsoft.com/office/drawing/2016/5/9/chartex" xmlns:cx4="http://schemas.microsoft.com/office/drawing/2016/5/10/chartex" xmlns:cx5="http://schemas.microsoft.com/office/drawing/2016/5/11/chartex" xmlns:cx6="http://schemas.microsoft.com/office/drawing/2016/5/12/chartex" xmlns:cx7="http://schemas.microsoft.com/office/drawing/2016/5/13/chartex" xmlns:cx8="http://schemas.microsoft.com/office/drawing/2016/5/14/chartex" xmlns:mc="http://schemas.openxmlformats.org/markup-compatibility/2006" xmlns:aink="http://schemas.microsoft.com/office/drawing/2016/ink" xmlns:am3d="http://schemas.microsoft.com/office/drawing/2017/model3d" xmlns:o="urn:schemas-microsoft-com:office:office" xmlns:oel="http://schemas.microsoft.com/office/2019/extlst" xmlns:r="http://schemas.openxmlformats.org/officeDocument/2006/relationships" xmlns:m="http://schemas.openxmlformats.org/officeDocument/2006/math" xmlns:v="urn:schemas-microsoft-com:vml" xmlns:wp14="http://schemas.microsoft.com/office/word/2010/wordprocessingDrawing" xmlns:wp="http://schemas.openxmlformats.org/drawingml/2006/wordprocessingDrawing" xmlns:w10="urn:schemas-microsoft-com:office:word" xmlns:w="http://schemas.openxmlformats.org/wordprocessingml/2006/main" xmlns:w14="http://schemas.microsoft.com/office/word/2010/wordml" xmlns:w15="http://schemas.microsoft.com/office/word/2012/wordml" xmlns:w16cex="http://schemas.microsoft.com/office/word/2018/wordml/cex" xmlns:w16cid="http://schemas.microsoft.com/office/word/2016/wordml/cid" xmlns:w16="http://schemas.microsoft.com/office/word/2018/wordml" xmlns:w16sdtdh="http://schemas.microsoft.com/office/word/2020/wordml/sdtdatahash" xmlns:w16se="http://schemas.microsoft.com/office/word/2015/wordml/symex" xmlns:wpg="http://schemas.microsoft.com/office/word/2010/wordprocessingGroup" xmlns:wpi="http://schemas.microsoft.com/office/word/2010/wordprocessingInk" xmlns:wne="http://schemas.microsoft.com/office/word/2006/wordml" xmlns:wps="http://schemas.microsoft.com/office/word/2010/wordprocessingShape" mc:Ignorable="w14 w15 w16se w16cid w16 w16cex w16sdtdh wp14">
   <w:abstractNum w:abstractNumId="0" w15:restartNumberingAfterBreak="0">
-    <w:nsid w:val="28690EA6"/>
+    <w:nsid w:val="4C9B25EB"/>
     <w:multiLevelType w:val="hybridMultilevel"/>
-    <w:tmpl w:val="51A8F99A"/>
-    <w:lvl w:ilvl="0" w:tplc="3F7A75CC">
+    <w:tmpl w:val="C0FABC8E"/>
+    <w:lvl w:ilvl="0" w:tplc="2E96B50E">
       <w:start w:val="1"/>
-      <w:numFmt w:val="decimal"/>
-      <w:lvlText w:val="%1."/>
+      <w:numFmt w:val="bullet"/>
+      <w:lvlText w:val="–"/>
       <w:lvlJc w:val="left"/>
       <w:pPr>
         <w:ind w:left="720" w:hanging="360"/>
       </w:pPr>
     </w:lvl>
-    <w:lvl w:ilvl="1" w:tplc="841C8D88">
+    <w:lvl w:ilvl="1" w:tplc="5C62AFE4" w:tentative="1">
+      <w:start w:val="1"/>
+      <w:numFmt w:val="bullet"/>
+      <w:lvlText w:val="+"/>
+      <w:lvlJc w:val="left"/>
+      <w:pPr>
+        <w:ind w:left="1260" w:hanging="360"/>
+      </w:pPr>
+    </w:lvl>
+    <w:lvl w:ilvl="2" w:tplc="3FA03E3A">
       <w:numFmt w:val="decimal"/>
       <w:lvlText w:val=""/>
       <w:lvlJc w:val="left"/>
     </w:lvl>
-    <w:lvl w:ilvl="2" w:tplc="FE9C5D4A">
+    <w:lvl w:ilvl="3" w:tplc="882A3FD8">
       <w:numFmt w:val="decimal"/>
       <w:lvlText w:val=""/>
       <w:lvlJc w:val="left"/>
     </w:lvl>
-    <w:lvl w:ilvl="3" w:tplc="4F667AEC">
+    <w:lvl w:ilvl="4" w:tplc="C2A23C76">
       <w:numFmt w:val="decimal"/>
       <w:lvlText w:val=""/>
       <w:lvlJc w:val="left"/>
     </w:lvl>
-    <w:lvl w:ilvl="4" w:tplc="5030AB52">
+    <w:lvl w:ilvl="5" w:tplc="0262A774">
       <w:numFmt w:val="decimal"/>
       <w:lvlText w:val=""/>
       <w:lvlJc w:val="left"/>
     </w:lvl>
-    <w:lvl w:ilvl="5" w:tplc="E996AE9E">
+    <w:lvl w:ilvl="6" w:tplc="8D5ED292">
       <w:numFmt w:val="decimal"/>
       <w:lvlText w:val=""/>
       <w:lvlJc w:val="left"/>
     </w:lvl>
-    <w:lvl w:ilvl="6" w:tplc="95B24EBE">
+    <w:lvl w:ilvl="7" w:tplc="D804C536">
       <w:numFmt w:val="decimal"/>
       <w:lvlText w:val=""/>
       <w:lvlJc w:val="left"/>
     </w:lvl>
-    <w:lvl w:ilvl="7" w:tplc="40DC95AE">
-      <w:numFmt w:val="decimal"/>
-      <w:lvlText w:val=""/>
-      <w:lvlJc w:val="left"/>
-    </w:lvl>
-    <w:lvl w:ilvl="8" w:tplc="DE306BD0">
+    <w:lvl w:ilvl="8" w:tplc="2E9C75A0">
       <w:numFmt w:val="decimal"/>
       <w:lvlText w:val=""/>
       <w:lvlJc w:val="left"/>
     </w:lvl>
   </w:abstractNum>
   <w:abstractNum w:abstractNumId="1" w15:restartNumberingAfterBreak="0">
-    <w:nsid w:val="2CE224DE"/>
+    <w:nsid w:val="57B346BA"/>
     <w:multiLevelType w:val="hybridMultilevel"/>
-    <w:tmpl w:val="3998F3FC"/>
-    <w:lvl w:ilvl="0" w:tplc="9BDA9F30">
+    <w:tmpl w:val="0BB2F614"/>
+    <w:lvl w:ilvl="0" w:tplc="E0C227DA">
       <w:start w:val="1"/>
-      <w:numFmt w:val="bullet"/>
-      <w:lvlText w:val="–"/>
+      <w:numFmt w:val="decimal"/>
+      <w:lvlText w:val="%1."/>
       <w:lvlJc w:val="left"/>
       <w:pPr>
         <w:ind w:left="720" w:hanging="360"/>
       </w:pPr>
     </w:lvl>
-    <w:lvl w:ilvl="1" w:tplc="6BB0B7C2" w:tentative="1">
-      <w:start w:val="1"/>
-      <w:numFmt w:val="bullet"/>
-      <w:lvlText w:val="+"/>
-      <w:lvlJc w:val="left"/>
-      <w:pPr>
-        <w:ind w:left="1260" w:hanging="360"/>
-      </w:pPr>
-    </w:lvl>
-    <w:lvl w:ilvl="2" w:tplc="1CB836BC">
+    <w:lvl w:ilvl="1" w:tplc="35C2AF38">
       <w:numFmt w:val="decimal"/>
       <w:lvlText w:val=""/>
       <w:lvlJc w:val="left"/>
     </w:lvl>
-    <w:lvl w:ilvl="3" w:tplc="1F30C298">
+    <w:lvl w:ilvl="2" w:tplc="99864FDE">
       <w:numFmt w:val="decimal"/>
       <w:lvlText w:val=""/>
       <w:lvlJc w:val="left"/>
     </w:lvl>
-    <w:lvl w:ilvl="4" w:tplc="EE281232">
+    <w:lvl w:ilvl="3" w:tplc="747E8BC8">
       <w:numFmt w:val="decimal"/>
       <w:lvlText w:val=""/>
       <w:lvlJc w:val="left"/>
     </w:lvl>
-    <w:lvl w:ilvl="5" w:tplc="67F24F00">
+    <w:lvl w:ilvl="4" w:tplc="F4EC9094">
       <w:numFmt w:val="decimal"/>
       <w:lvlText w:val=""/>
       <w:lvlJc w:val="left"/>
     </w:lvl>
-    <w:lvl w:ilvl="6" w:tplc="392A632E">
+    <w:lvl w:ilvl="5" w:tplc="15B29398">
       <w:numFmt w:val="decimal"/>
       <w:lvlText w:val=""/>
       <w:lvlJc w:val="left"/>
     </w:lvl>
-    <w:lvl w:ilvl="7" w:tplc="79BA39DC">
+    <w:lvl w:ilvl="6" w:tplc="A5042D2E">
       <w:numFmt w:val="decimal"/>
       <w:lvlText w:val=""/>
       <w:lvlJc w:val="left"/>
     </w:lvl>
-    <w:lvl w:ilvl="8" w:tplc="101A222C">
+    <w:lvl w:ilvl="7" w:tplc="967CB9D6">
+      <w:numFmt w:val="decimal"/>
+      <w:lvlText w:val=""/>
+      <w:lvlJc w:val="left"/>
+    </w:lvl>
+    <w:lvl w:ilvl="8" w:tplc="D20A77C8">
       <w:numFmt w:val="decimal"/>
       <w:lvlText w:val=""/>
       <w:lvlJc w:val="left"/>
     </w:lvl>
   </w:abstractNum>
   <w:abstractNum w:abstractNumId="2" w15:restartNumberingAfterBreak="0">
-    <w:nsid w:val="4EC63E0F"/>
+    <w:nsid w:val="6F073C37"/>
     <w:multiLevelType w:val="hybridMultilevel"/>
-    <w:tmpl w:val="EDEC296A"/>
-    <w:lvl w:ilvl="0" w:tplc="34400A8A" w:tentative="1">
+    <w:tmpl w:val="A2401186"/>
+    <w:lvl w:ilvl="0" w:tplc="997A82EC" w:tentative="1">
       <w:start w:val="1"/>
       <w:numFmt w:val="bullet"/>
       <w:lvlText w:val="●"/>
@@ -51159,7 +51159,7 @@
         <w:ind w:left="720" w:hanging="360"/>
       </w:pPr>
     </w:lvl>
-    <w:lvl w:ilvl="1" w:tplc="D2942562" w:tentative="1">
+    <w:lvl w:ilvl="1" w:tplc="11DEBEF0" w:tentative="1">
       <w:start w:val="1"/>
       <w:numFmt w:val="bullet"/>
       <w:lvlText w:val="○"/>
@@ -51168,7 +51168,7 @@
         <w:ind w:left="1440" w:hanging="360"/>
       </w:pPr>
     </w:lvl>
-    <w:lvl w:ilvl="2" w:tplc="69BA9D22" w:tentative="1">
+    <w:lvl w:ilvl="2" w:tplc="76562F00" w:tentative="1">
       <w:start w:val="1"/>
       <w:numFmt w:val="bullet"/>
       <w:lvlText w:val="■"/>
@@ -51177,7 +51177,7 @@
         <w:ind w:left="2160" w:hanging="360"/>
       </w:pPr>
     </w:lvl>
-    <w:lvl w:ilvl="3" w:tplc="ABC8A3D0" w:tentative="1">
+    <w:lvl w:ilvl="3" w:tplc="6568D210" w:tentative="1">
       <w:start w:val="1"/>
       <w:numFmt w:val="bullet"/>
       <w:lvlText w:val="●"/>
@@ -51186,7 +51186,7 @@
         <w:ind w:left="2880" w:hanging="360"/>
       </w:pPr>
     </w:lvl>
-    <w:lvl w:ilvl="4" w:tplc="0E4E4962" w:tentative="1">
+    <w:lvl w:ilvl="4" w:tplc="65B09A64" w:tentative="1">
       <w:start w:val="1"/>
       <w:numFmt w:val="bullet"/>
       <w:lvlText w:val="○"/>
@@ -51195,7 +51195,7 @@
         <w:ind w:left="3600" w:hanging="360"/>
       </w:pPr>
     </w:lvl>
-    <w:lvl w:ilvl="5" w:tplc="AB7A0CE0" w:tentative="1">
+    <w:lvl w:ilvl="5" w:tplc="779E55EC" w:tentative="1">
       <w:start w:val="1"/>
       <w:numFmt w:val="bullet"/>
       <w:lvlText w:val="■"/>
@@ -51204,7 +51204,7 @@
         <w:ind w:left="4320" w:hanging="360"/>
       </w:pPr>
     </w:lvl>
-    <w:lvl w:ilvl="6" w:tplc="53B0FE8E" w:tentative="1">
+    <w:lvl w:ilvl="6" w:tplc="ABE88F62" w:tentative="1">
       <w:start w:val="1"/>
       <w:numFmt w:val="bullet"/>
       <w:lvlText w:val="●"/>
@@ -51213,7 +51213,7 @@
         <w:ind w:left="5040" w:hanging="360"/>
       </w:pPr>
     </w:lvl>
-    <w:lvl w:ilvl="7" w:tplc="38709CF6" w:tentative="1">
+    <w:lvl w:ilvl="7" w:tplc="1F14AFB6" w:tentative="1">
       <w:start w:val="1"/>
       <w:numFmt w:val="bullet"/>
       <w:lvlText w:val="●"/>
@@ -51222,7 +51222,7 @@
         <w:ind w:left="5760" w:hanging="360"/>
       </w:pPr>
     </w:lvl>
-    <w:lvl w:ilvl="8" w:tplc="0CFEDA4A" w:tentative="1">
+    <w:lvl w:ilvl="8" w:tplc="5094C5B2" w:tentative="1">
       <w:start w:val="1"/>
       <w:numFmt w:val="bullet"/>
       <w:lvlText w:val="●"/>
@@ -51232,14 +51232,14 @@
       </w:pPr>
     </w:lvl>
   </w:abstractNum>
-  <w:num w:numId="1" w16cid:durableId="540098300">
+  <w:num w:numId="1" w16cid:durableId="651447657">
     <w:abstractNumId w:val="2"/>
     <w:lvlOverride w:ilvl="0">
       <w:startOverride w:val="1"/>
     </w:lvlOverride>
   </w:num>
-  <w:num w:numId="2" w16cid:durableId="568153547">
-    <w:abstractNumId w:val="1"/>
+  <w:num w:numId="2" w16cid:durableId="717169372">
+    <w:abstractNumId w:val="0"/>
     <w:lvlOverride w:ilvl="0">
       <w:startOverride w:val="1"/>
     </w:lvlOverride>
@@ -51247,20 +51247,20 @@
       <w:startOverride w:val="1"/>
     </w:lvlOverride>
   </w:num>
-  <w:num w:numId="3" w16cid:durableId="1997414025">
-    <w:abstractNumId w:val="0"/>
+  <w:num w:numId="3" w16cid:durableId="1044332624">
+    <w:abstractNumId w:val="1"/>
     <w:lvlOverride w:ilvl="0">
       <w:startOverride w:val="1"/>
     </w:lvlOverride>
   </w:num>
-  <w:num w:numId="4" w16cid:durableId="316033770">
-    <w:abstractNumId w:val="0"/>
+  <w:num w:numId="4" w16cid:durableId="434790140">
+    <w:abstractNumId w:val="1"/>
     <w:lvlOverride w:ilvl="0">
       <w:startOverride w:val="1"/>
     </w:lvlOverride>
   </w:num>
-  <w:num w:numId="5" w16cid:durableId="1711415993">
-    <w:abstractNumId w:val="0"/>
+  <w:num w:numId="5" w16cid:durableId="1057431056">
+    <w:abstractNumId w:val="1"/>
     <w:lvlOverride w:ilvl="0">
       <w:startOverride w:val="1"/>
     </w:lvlOverride>

--- a/docs/BaoCao_PhanManhHonHop.docx
+++ b/docs/BaoCao_PhanManhHonHop.docx
@@ -140,7 +140,7 @@
       </w:r>
       <w:r>
         <w:tab/>
-        <w:t>Th.S Nguyễn Văn Danh</w:t>
+        <w:t>ThS. Nguyễn Văn Danh</w:t>
       </w:r>
     </w:p>
     <w:p>
@@ -248,7 +248,7 @@
         <w:jc w:val="both"/>
       </w:pPr>
       <w:r>
-        <w:t>Để hoàn thành đồ án môn học Cơ Sở Dữ Liệu Nâng Cao, nhóm chúng em xin gửi lời cảm ơn chân thành đến thầy Th.S Nguyễn Văn Danh, giảng viên hướng dẫn. Trong suốt quá trình học tập và thực hiện đề tài, thầy đã tận tình giảng dạy, định hướng và góp ý, giúp nhóm hiểu rõ hơn các vấn đề trong thiết kế cơ sở dữ liệu phân tán.</w:t>
+        <w:t>Để hoàn thành đồ án môn học Cơ Sở Dữ Liệu Nâng Cao, nhóm chúng em xin gửi lời cảm ơn chân thành đến thầy ThS. Nguyễn Văn Danh, giảng viên hướng dẫn. Trong suốt quá trình học tập và thực hiện đề tài, thầy đã tận tình giảng dạy, định hướng và góp ý, giúp nhóm hiểu rõ hơn các vấn đề trong thiết kế cơ sở dữ liệu phân tán.</w:t>
       </w:r>
     </w:p>
     <w:p>
@@ -1153,7 +1153,7 @@
     <w:sdt>
       <w:sdtPr>
         <w:alias w:val="Mục lục"/>
-        <w:id w:val="907498413"/>
+        <w:id w:val="514741298"/>
       </w:sdtPr>
       <w:sdtEndPr/>
       <w:sdtContent>
@@ -1181,7 +1181,7 @@
           <w:r>
             <w:fldChar w:fldCharType="separate"/>
           </w:r>
-          <w:hyperlink w:anchor="_Toc244207652" w:history="1">
+          <w:hyperlink w:anchor="_Toc244208323" w:history="1">
             <w:r>
               <w:rPr>
                 <w:rStyle w:val="Hyperlink"/>
@@ -1205,7 +1205,7 @@
               <w:rPr>
                 <w:noProof/>
               </w:rPr>
-              <w:instrText xml:space="preserve"> PAGEREF _Toc244207652 \h </w:instrText>
+              <w:instrText xml:space="preserve"> PAGEREF _Toc244208323 \h </w:instrText>
             </w:r>
             <w:r>
               <w:rPr>
@@ -1247,7 +1247,7 @@
               <w14:ligatures w14:val="standardContextual"/>
             </w:rPr>
           </w:pPr>
-          <w:hyperlink w:anchor="_Toc244207653" w:history="1">
+          <w:hyperlink w:anchor="_Toc244208324" w:history="1">
             <w:r>
               <w:rPr>
                 <w:rStyle w:val="Hyperlink"/>
@@ -1271,7 +1271,7 @@
               <w:rPr>
                 <w:noProof/>
               </w:rPr>
-              <w:instrText xml:space="preserve"> PAGEREF _Toc244207653 \h </w:instrText>
+              <w:instrText xml:space="preserve"> PAGEREF _Toc244208324 \h </w:instrText>
             </w:r>
             <w:r>
               <w:rPr>
@@ -1313,7 +1313,7 @@
               <w14:ligatures w14:val="standardContextual"/>
             </w:rPr>
           </w:pPr>
-          <w:hyperlink w:anchor="_Toc244207654" w:history="1">
+          <w:hyperlink w:anchor="_Toc244208325" w:history="1">
             <w:r>
               <w:rPr>
                 <w:rStyle w:val="Hyperlink"/>
@@ -1337,7 +1337,7 @@
               <w:rPr>
                 <w:noProof/>
               </w:rPr>
-              <w:instrText xml:space="preserve"> PAGEREF _Toc244207654 \h </w:instrText>
+              <w:instrText xml:space="preserve"> PAGEREF _Toc244208325 \h </w:instrText>
             </w:r>
             <w:r>
               <w:rPr>
@@ -1379,7 +1379,7 @@
               <w14:ligatures w14:val="standardContextual"/>
             </w:rPr>
           </w:pPr>
-          <w:hyperlink w:anchor="_Toc244207655" w:history="1">
+          <w:hyperlink w:anchor="_Toc244208326" w:history="1">
             <w:r>
               <w:rPr>
                 <w:rStyle w:val="Hyperlink"/>
@@ -1403,7 +1403,7 @@
               <w:rPr>
                 <w:noProof/>
               </w:rPr>
-              <w:instrText xml:space="preserve"> PAGEREF _Toc244207655 \h </w:instrText>
+              <w:instrText xml:space="preserve"> PAGEREF _Toc244208326 \h </w:instrText>
             </w:r>
             <w:r>
               <w:rPr>
@@ -1445,7 +1445,7 @@
               <w14:ligatures w14:val="standardContextual"/>
             </w:rPr>
           </w:pPr>
-          <w:hyperlink w:anchor="_Toc244207656" w:history="1">
+          <w:hyperlink w:anchor="_Toc244208327" w:history="1">
             <w:r>
               <w:rPr>
                 <w:rStyle w:val="Hyperlink"/>
@@ -1469,7 +1469,7 @@
               <w:rPr>
                 <w:noProof/>
               </w:rPr>
-              <w:instrText xml:space="preserve"> PAGEREF _Toc244207656 \h </w:instrText>
+              <w:instrText xml:space="preserve"> PAGEREF _Toc244208327 \h </w:instrText>
             </w:r>
             <w:r>
               <w:rPr>
@@ -1511,7 +1511,7 @@
               <w14:ligatures w14:val="standardContextual"/>
             </w:rPr>
           </w:pPr>
-          <w:hyperlink w:anchor="_Toc244207657" w:history="1">
+          <w:hyperlink w:anchor="_Toc244208328" w:history="1">
             <w:r>
               <w:rPr>
                 <w:rStyle w:val="Hyperlink"/>
@@ -1535,7 +1535,7 @@
               <w:rPr>
                 <w:noProof/>
               </w:rPr>
-              <w:instrText xml:space="preserve"> PAGEREF _Toc244207657 \h </w:instrText>
+              <w:instrText xml:space="preserve"> PAGEREF _Toc244208328 \h </w:instrText>
             </w:r>
             <w:r>
               <w:rPr>
@@ -1577,7 +1577,7 @@
               <w14:ligatures w14:val="standardContextual"/>
             </w:rPr>
           </w:pPr>
-          <w:hyperlink w:anchor="_Toc244207658" w:history="1">
+          <w:hyperlink w:anchor="_Toc244208329" w:history="1">
             <w:r>
               <w:rPr>
                 <w:rStyle w:val="Hyperlink"/>
@@ -1601,7 +1601,7 @@
               <w:rPr>
                 <w:noProof/>
               </w:rPr>
-              <w:instrText xml:space="preserve"> PAGEREF _Toc244207658 \h </w:instrText>
+              <w:instrText xml:space="preserve"> PAGEREF _Toc244208329 \h </w:instrText>
             </w:r>
             <w:r>
               <w:rPr>
@@ -1643,7 +1643,7 @@
               <w14:ligatures w14:val="standardContextual"/>
             </w:rPr>
           </w:pPr>
-          <w:hyperlink w:anchor="_Toc244207659" w:history="1">
+          <w:hyperlink w:anchor="_Toc244208330" w:history="1">
             <w:r>
               <w:rPr>
                 <w:rStyle w:val="Hyperlink"/>
@@ -1667,7 +1667,7 @@
               <w:rPr>
                 <w:noProof/>
               </w:rPr>
-              <w:instrText xml:space="preserve"> PAGEREF _Toc244207659 \h </w:instrText>
+              <w:instrText xml:space="preserve"> PAGEREF _Toc244208330 \h </w:instrText>
             </w:r>
             <w:r>
               <w:rPr>
@@ -1709,7 +1709,7 @@
               <w14:ligatures w14:val="standardContextual"/>
             </w:rPr>
           </w:pPr>
-          <w:hyperlink w:anchor="_Toc244207660" w:history="1">
+          <w:hyperlink w:anchor="_Toc244208331" w:history="1">
             <w:r>
               <w:rPr>
                 <w:rStyle w:val="Hyperlink"/>
@@ -1733,7 +1733,7 @@
               <w:rPr>
                 <w:noProof/>
               </w:rPr>
-              <w:instrText xml:space="preserve"> PAGEREF _Toc244207660 \h </w:instrText>
+              <w:instrText xml:space="preserve"> PAGEREF _Toc244208331 \h </w:instrText>
             </w:r>
             <w:r>
               <w:rPr>
@@ -1775,7 +1775,7 @@
               <w14:ligatures w14:val="standardContextual"/>
             </w:rPr>
           </w:pPr>
-          <w:hyperlink w:anchor="_Toc244207661" w:history="1">
+          <w:hyperlink w:anchor="_Toc244208332" w:history="1">
             <w:r>
               <w:rPr>
                 <w:rStyle w:val="Hyperlink"/>
@@ -1799,7 +1799,7 @@
               <w:rPr>
                 <w:noProof/>
               </w:rPr>
-              <w:instrText xml:space="preserve"> PAGEREF _Toc244207661 \h </w:instrText>
+              <w:instrText xml:space="preserve"> PAGEREF _Toc244208332 \h </w:instrText>
             </w:r>
             <w:r>
               <w:rPr>
@@ -1841,7 +1841,7 @@
               <w14:ligatures w14:val="standardContextual"/>
             </w:rPr>
           </w:pPr>
-          <w:hyperlink w:anchor="_Toc244207662" w:history="1">
+          <w:hyperlink w:anchor="_Toc244208333" w:history="1">
             <w:r>
               <w:rPr>
                 <w:rStyle w:val="Hyperlink"/>
@@ -1865,7 +1865,7 @@
               <w:rPr>
                 <w:noProof/>
               </w:rPr>
-              <w:instrText xml:space="preserve"> PAGEREF _Toc244207662 \h </w:instrText>
+              <w:instrText xml:space="preserve"> PAGEREF _Toc244208333 \h </w:instrText>
             </w:r>
             <w:r>
               <w:rPr>
@@ -1907,7 +1907,7 @@
               <w14:ligatures w14:val="standardContextual"/>
             </w:rPr>
           </w:pPr>
-          <w:hyperlink w:anchor="_Toc244207663" w:history="1">
+          <w:hyperlink w:anchor="_Toc244208334" w:history="1">
             <w:r>
               <w:rPr>
                 <w:rStyle w:val="Hyperlink"/>
@@ -1931,7 +1931,7 @@
               <w:rPr>
                 <w:noProof/>
               </w:rPr>
-              <w:instrText xml:space="preserve"> PAGEREF _Toc244207663 \h </w:instrText>
+              <w:instrText xml:space="preserve"> PAGEREF _Toc244208334 \h </w:instrText>
             </w:r>
             <w:r>
               <w:rPr>
@@ -1973,7 +1973,7 @@
               <w14:ligatures w14:val="standardContextual"/>
             </w:rPr>
           </w:pPr>
-          <w:hyperlink w:anchor="_Toc244207664" w:history="1">
+          <w:hyperlink w:anchor="_Toc244208335" w:history="1">
             <w:r>
               <w:rPr>
                 <w:rStyle w:val="Hyperlink"/>
@@ -1997,7 +1997,7 @@
               <w:rPr>
                 <w:noProof/>
               </w:rPr>
-              <w:instrText xml:space="preserve"> PAGEREF _Toc244207664 \h </w:instrText>
+              <w:instrText xml:space="preserve"> PAGEREF _Toc244208335 \h </w:instrText>
             </w:r>
             <w:r>
               <w:rPr>
@@ -2039,7 +2039,7 @@
               <w14:ligatures w14:val="standardContextual"/>
             </w:rPr>
           </w:pPr>
-          <w:hyperlink w:anchor="_Toc244207665" w:history="1">
+          <w:hyperlink w:anchor="_Toc244208336" w:history="1">
             <w:r>
               <w:rPr>
                 <w:rStyle w:val="Hyperlink"/>
@@ -2063,7 +2063,7 @@
               <w:rPr>
                 <w:noProof/>
               </w:rPr>
-              <w:instrText xml:space="preserve"> PAGEREF _Toc244207665 \h </w:instrText>
+              <w:instrText xml:space="preserve"> PAGEREF _Toc244208336 \h </w:instrText>
             </w:r>
             <w:r>
               <w:rPr>
@@ -2105,7 +2105,7 @@
               <w14:ligatures w14:val="standardContextual"/>
             </w:rPr>
           </w:pPr>
-          <w:hyperlink w:anchor="_Toc244207666" w:history="1">
+          <w:hyperlink w:anchor="_Toc244208337" w:history="1">
             <w:r>
               <w:rPr>
                 <w:rStyle w:val="Hyperlink"/>
@@ -2129,7 +2129,7 @@
               <w:rPr>
                 <w:noProof/>
               </w:rPr>
-              <w:instrText xml:space="preserve"> PAGEREF _Toc244207666 \h </w:instrText>
+              <w:instrText xml:space="preserve"> PAGEREF _Toc244208337 \h </w:instrText>
             </w:r>
             <w:r>
               <w:rPr>
@@ -2171,7 +2171,7 @@
               <w14:ligatures w14:val="standardContextual"/>
             </w:rPr>
           </w:pPr>
-          <w:hyperlink w:anchor="_Toc244207667" w:history="1">
+          <w:hyperlink w:anchor="_Toc244208338" w:history="1">
             <w:r>
               <w:rPr>
                 <w:rStyle w:val="Hyperlink"/>
@@ -2195,7 +2195,7 @@
               <w:rPr>
                 <w:noProof/>
               </w:rPr>
-              <w:instrText xml:space="preserve"> PAGEREF _Toc244207667 \h </w:instrText>
+              <w:instrText xml:space="preserve"> PAGEREF _Toc244208338 \h </w:instrText>
             </w:r>
             <w:r>
               <w:rPr>
@@ -2237,7 +2237,7 @@
               <w14:ligatures w14:val="standardContextual"/>
             </w:rPr>
           </w:pPr>
-          <w:hyperlink w:anchor="_Toc244207668" w:history="1">
+          <w:hyperlink w:anchor="_Toc244208339" w:history="1">
             <w:r>
               <w:rPr>
                 <w:rStyle w:val="Hyperlink"/>
@@ -2261,7 +2261,7 @@
               <w:rPr>
                 <w:noProof/>
               </w:rPr>
-              <w:instrText xml:space="preserve"> PAGEREF _Toc244207668 \h </w:instrText>
+              <w:instrText xml:space="preserve"> PAGEREF _Toc244208339 \h </w:instrText>
             </w:r>
             <w:r>
               <w:rPr>
@@ -2303,7 +2303,7 @@
               <w14:ligatures w14:val="standardContextual"/>
             </w:rPr>
           </w:pPr>
-          <w:hyperlink w:anchor="_Toc244207669" w:history="1">
+          <w:hyperlink w:anchor="_Toc244208340" w:history="1">
             <w:r>
               <w:rPr>
                 <w:rStyle w:val="Hyperlink"/>
@@ -2327,7 +2327,7 @@
               <w:rPr>
                 <w:noProof/>
               </w:rPr>
-              <w:instrText xml:space="preserve"> PAGEREF _Toc244207669 \h </w:instrText>
+              <w:instrText xml:space="preserve"> PAGEREF _Toc244208340 \h </w:instrText>
             </w:r>
             <w:r>
               <w:rPr>
@@ -2369,7 +2369,7 @@
               <w14:ligatures w14:val="standardContextual"/>
             </w:rPr>
           </w:pPr>
-          <w:hyperlink w:anchor="_Toc244207670" w:history="1">
+          <w:hyperlink w:anchor="_Toc244208341" w:history="1">
             <w:r>
               <w:rPr>
                 <w:rStyle w:val="Hyperlink"/>
@@ -2393,7 +2393,7 @@
               <w:rPr>
                 <w:noProof/>
               </w:rPr>
-              <w:instrText xml:space="preserve"> PAGEREF _Toc244207670 \h </w:instrText>
+              <w:instrText xml:space="preserve"> PAGEREF _Toc244208341 \h </w:instrText>
             </w:r>
             <w:r>
               <w:rPr>
@@ -2435,7 +2435,7 @@
               <w14:ligatures w14:val="standardContextual"/>
             </w:rPr>
           </w:pPr>
-          <w:hyperlink w:anchor="_Toc244207671" w:history="1">
+          <w:hyperlink w:anchor="_Toc244208342" w:history="1">
             <w:r>
               <w:rPr>
                 <w:rStyle w:val="Hyperlink"/>
@@ -2459,7 +2459,7 @@
               <w:rPr>
                 <w:noProof/>
               </w:rPr>
-              <w:instrText xml:space="preserve"> PAGEREF _Toc244207671 \h </w:instrText>
+              <w:instrText xml:space="preserve"> PAGEREF _Toc244208342 \h </w:instrText>
             </w:r>
             <w:r>
               <w:rPr>
@@ -2501,7 +2501,7 @@
               <w14:ligatures w14:val="standardContextual"/>
             </w:rPr>
           </w:pPr>
-          <w:hyperlink w:anchor="_Toc244207672" w:history="1">
+          <w:hyperlink w:anchor="_Toc244208343" w:history="1">
             <w:r>
               <w:rPr>
                 <w:rStyle w:val="Hyperlink"/>
@@ -2525,7 +2525,7 @@
               <w:rPr>
                 <w:noProof/>
               </w:rPr>
-              <w:instrText xml:space="preserve"> PAGEREF _Toc244207672 \h </w:instrText>
+              <w:instrText xml:space="preserve"> PAGEREF _Toc244208343 \h </w:instrText>
             </w:r>
             <w:r>
               <w:rPr>
@@ -2567,7 +2567,7 @@
               <w14:ligatures w14:val="standardContextual"/>
             </w:rPr>
           </w:pPr>
-          <w:hyperlink w:anchor="_Toc244207673" w:history="1">
+          <w:hyperlink w:anchor="_Toc244208344" w:history="1">
             <w:r>
               <w:rPr>
                 <w:rStyle w:val="Hyperlink"/>
@@ -2591,7 +2591,7 @@
               <w:rPr>
                 <w:noProof/>
               </w:rPr>
-              <w:instrText xml:space="preserve"> PAGEREF _Toc244207673 \h </w:instrText>
+              <w:instrText xml:space="preserve"> PAGEREF _Toc244208344 \h </w:instrText>
             </w:r>
             <w:r>
               <w:rPr>
@@ -2633,7 +2633,7 @@
               <w14:ligatures w14:val="standardContextual"/>
             </w:rPr>
           </w:pPr>
-          <w:hyperlink w:anchor="_Toc244207674" w:history="1">
+          <w:hyperlink w:anchor="_Toc244208345" w:history="1">
             <w:r>
               <w:rPr>
                 <w:rStyle w:val="Hyperlink"/>
@@ -2657,7 +2657,7 @@
               <w:rPr>
                 <w:noProof/>
               </w:rPr>
-              <w:instrText xml:space="preserve"> PAGEREF _Toc244207674 \h </w:instrText>
+              <w:instrText xml:space="preserve"> PAGEREF _Toc244208345 \h </w:instrText>
             </w:r>
             <w:r>
               <w:rPr>
@@ -2699,7 +2699,7 @@
               <w14:ligatures w14:val="standardContextual"/>
             </w:rPr>
           </w:pPr>
-          <w:hyperlink w:anchor="_Toc244207675" w:history="1">
+          <w:hyperlink w:anchor="_Toc244208346" w:history="1">
             <w:r>
               <w:rPr>
                 <w:rStyle w:val="Hyperlink"/>
@@ -2723,7 +2723,7 @@
               <w:rPr>
                 <w:noProof/>
               </w:rPr>
-              <w:instrText xml:space="preserve"> PAGEREF _Toc244207675 \h </w:instrText>
+              <w:instrText xml:space="preserve"> PAGEREF _Toc244208346 \h </w:instrText>
             </w:r>
             <w:r>
               <w:rPr>
@@ -2765,7 +2765,7 @@
               <w14:ligatures w14:val="standardContextual"/>
             </w:rPr>
           </w:pPr>
-          <w:hyperlink w:anchor="_Toc244207676" w:history="1">
+          <w:hyperlink w:anchor="_Toc244208347" w:history="1">
             <w:r>
               <w:rPr>
                 <w:rStyle w:val="Hyperlink"/>
@@ -2789,7 +2789,7 @@
               <w:rPr>
                 <w:noProof/>
               </w:rPr>
-              <w:instrText xml:space="preserve"> PAGEREF _Toc244207676 \h </w:instrText>
+              <w:instrText xml:space="preserve"> PAGEREF _Toc244208347 \h </w:instrText>
             </w:r>
             <w:r>
               <w:rPr>
@@ -2831,7 +2831,7 @@
               <w14:ligatures w14:val="standardContextual"/>
             </w:rPr>
           </w:pPr>
-          <w:hyperlink w:anchor="_Toc244207677" w:history="1">
+          <w:hyperlink w:anchor="_Toc244208348" w:history="1">
             <w:r>
               <w:rPr>
                 <w:rStyle w:val="Hyperlink"/>
@@ -2855,7 +2855,7 @@
               <w:rPr>
                 <w:noProof/>
               </w:rPr>
-              <w:instrText xml:space="preserve"> PAGEREF _Toc244207677 \h </w:instrText>
+              <w:instrText xml:space="preserve"> PAGEREF _Toc244208348 \h </w:instrText>
             </w:r>
             <w:r>
               <w:rPr>
@@ -2897,7 +2897,7 @@
               <w14:ligatures w14:val="standardContextual"/>
             </w:rPr>
           </w:pPr>
-          <w:hyperlink w:anchor="_Toc244207678" w:history="1">
+          <w:hyperlink w:anchor="_Toc244208349" w:history="1">
             <w:r>
               <w:rPr>
                 <w:rStyle w:val="Hyperlink"/>
@@ -2921,7 +2921,7 @@
               <w:rPr>
                 <w:noProof/>
               </w:rPr>
-              <w:instrText xml:space="preserve"> PAGEREF _Toc244207678 \h </w:instrText>
+              <w:instrText xml:space="preserve"> PAGEREF _Toc244208349 \h </w:instrText>
             </w:r>
             <w:r>
               <w:rPr>
@@ -2963,7 +2963,7 @@
               <w14:ligatures w14:val="standardContextual"/>
             </w:rPr>
           </w:pPr>
-          <w:hyperlink w:anchor="_Toc244207679" w:history="1">
+          <w:hyperlink w:anchor="_Toc244208350" w:history="1">
             <w:r>
               <w:rPr>
                 <w:rStyle w:val="Hyperlink"/>
@@ -2987,7 +2987,7 @@
               <w:rPr>
                 <w:noProof/>
               </w:rPr>
-              <w:instrText xml:space="preserve"> PAGEREF _Toc244207679 \h </w:instrText>
+              <w:instrText xml:space="preserve"> PAGEREF _Toc244208350 \h </w:instrText>
             </w:r>
             <w:r>
               <w:rPr>
@@ -3029,7 +3029,7 @@
               <w14:ligatures w14:val="standardContextual"/>
             </w:rPr>
           </w:pPr>
-          <w:hyperlink w:anchor="_Toc244207680" w:history="1">
+          <w:hyperlink w:anchor="_Toc244208351" w:history="1">
             <w:r>
               <w:rPr>
                 <w:rStyle w:val="Hyperlink"/>
@@ -3053,7 +3053,7 @@
               <w:rPr>
                 <w:noProof/>
               </w:rPr>
-              <w:instrText xml:space="preserve"> PAGEREF _Toc244207680 \h </w:instrText>
+              <w:instrText xml:space="preserve"> PAGEREF _Toc244208351 \h </w:instrText>
             </w:r>
             <w:r>
               <w:rPr>
@@ -3095,7 +3095,7 @@
               <w14:ligatures w14:val="standardContextual"/>
             </w:rPr>
           </w:pPr>
-          <w:hyperlink w:anchor="_Toc244207681" w:history="1">
+          <w:hyperlink w:anchor="_Toc244208352" w:history="1">
             <w:r>
               <w:rPr>
                 <w:rStyle w:val="Hyperlink"/>
@@ -3119,7 +3119,7 @@
               <w:rPr>
                 <w:noProof/>
               </w:rPr>
-              <w:instrText xml:space="preserve"> PAGEREF _Toc244207681 \h </w:instrText>
+              <w:instrText xml:space="preserve"> PAGEREF _Toc244208352 \h </w:instrText>
             </w:r>
             <w:r>
               <w:rPr>
@@ -3161,7 +3161,7 @@
               <w14:ligatures w14:val="standardContextual"/>
             </w:rPr>
           </w:pPr>
-          <w:hyperlink w:anchor="_Toc244207682" w:history="1">
+          <w:hyperlink w:anchor="_Toc244208353" w:history="1">
             <w:r>
               <w:rPr>
                 <w:rStyle w:val="Hyperlink"/>
@@ -3185,7 +3185,7 @@
               <w:rPr>
                 <w:noProof/>
               </w:rPr>
-              <w:instrText xml:space="preserve"> PAGEREF _Toc244207682 \h </w:instrText>
+              <w:instrText xml:space="preserve"> PAGEREF _Toc244208353 \h </w:instrText>
             </w:r>
             <w:r>
               <w:rPr>
@@ -3227,7 +3227,7 @@
               <w14:ligatures w14:val="standardContextual"/>
             </w:rPr>
           </w:pPr>
-          <w:hyperlink w:anchor="_Toc244207683" w:history="1">
+          <w:hyperlink w:anchor="_Toc244208354" w:history="1">
             <w:r>
               <w:rPr>
                 <w:rStyle w:val="Hyperlink"/>
@@ -3251,7 +3251,7 @@
               <w:rPr>
                 <w:noProof/>
               </w:rPr>
-              <w:instrText xml:space="preserve"> PAGEREF _Toc244207683 \h </w:instrText>
+              <w:instrText xml:space="preserve"> PAGEREF _Toc244208354 \h </w:instrText>
             </w:r>
             <w:r>
               <w:rPr>
@@ -3293,7 +3293,7 @@
               <w14:ligatures w14:val="standardContextual"/>
             </w:rPr>
           </w:pPr>
-          <w:hyperlink w:anchor="_Toc244207684" w:history="1">
+          <w:hyperlink w:anchor="_Toc244208355" w:history="1">
             <w:r>
               <w:rPr>
                 <w:rStyle w:val="Hyperlink"/>
@@ -3317,7 +3317,7 @@
               <w:rPr>
                 <w:noProof/>
               </w:rPr>
-              <w:instrText xml:space="preserve"> PAGEREF _Toc244207684 \h </w:instrText>
+              <w:instrText xml:space="preserve"> PAGEREF _Toc244208355 \h </w:instrText>
             </w:r>
             <w:r>
               <w:rPr>
@@ -3359,7 +3359,7 @@
               <w14:ligatures w14:val="standardContextual"/>
             </w:rPr>
           </w:pPr>
-          <w:hyperlink w:anchor="_Toc244207685" w:history="1">
+          <w:hyperlink w:anchor="_Toc244208356" w:history="1">
             <w:r>
               <w:rPr>
                 <w:rStyle w:val="Hyperlink"/>
@@ -3383,7 +3383,7 @@
               <w:rPr>
                 <w:noProof/>
               </w:rPr>
-              <w:instrText xml:space="preserve"> PAGEREF _Toc244207685 \h </w:instrText>
+              <w:instrText xml:space="preserve"> PAGEREF _Toc244208356 \h </w:instrText>
             </w:r>
             <w:r>
               <w:rPr>
@@ -3425,7 +3425,7 @@
               <w14:ligatures w14:val="standardContextual"/>
             </w:rPr>
           </w:pPr>
-          <w:hyperlink w:anchor="_Toc244207686" w:history="1">
+          <w:hyperlink w:anchor="_Toc244208357" w:history="1">
             <w:r>
               <w:rPr>
                 <w:rStyle w:val="Hyperlink"/>
@@ -3449,7 +3449,7 @@
               <w:rPr>
                 <w:noProof/>
               </w:rPr>
-              <w:instrText xml:space="preserve"> PAGEREF _Toc244207686 \h </w:instrText>
+              <w:instrText xml:space="preserve"> PAGEREF _Toc244208357 \h </w:instrText>
             </w:r>
             <w:r>
               <w:rPr>
@@ -3491,7 +3491,7 @@
               <w14:ligatures w14:val="standardContextual"/>
             </w:rPr>
           </w:pPr>
-          <w:hyperlink w:anchor="_Toc244207687" w:history="1">
+          <w:hyperlink w:anchor="_Toc244208358" w:history="1">
             <w:r>
               <w:rPr>
                 <w:rStyle w:val="Hyperlink"/>
@@ -3515,7 +3515,7 @@
               <w:rPr>
                 <w:noProof/>
               </w:rPr>
-              <w:instrText xml:space="preserve"> PAGEREF _Toc244207687 \h </w:instrText>
+              <w:instrText xml:space="preserve"> PAGEREF _Toc244208358 \h </w:instrText>
             </w:r>
             <w:r>
               <w:rPr>
@@ -3557,7 +3557,7 @@
               <w14:ligatures w14:val="standardContextual"/>
             </w:rPr>
           </w:pPr>
-          <w:hyperlink w:anchor="_Toc244207688" w:history="1">
+          <w:hyperlink w:anchor="_Toc244208359" w:history="1">
             <w:r>
               <w:rPr>
                 <w:rStyle w:val="Hyperlink"/>
@@ -3581,7 +3581,7 @@
               <w:rPr>
                 <w:noProof/>
               </w:rPr>
-              <w:instrText xml:space="preserve"> PAGEREF _Toc244207688 \h </w:instrText>
+              <w:instrText xml:space="preserve"> PAGEREF _Toc244208359 \h </w:instrText>
             </w:r>
             <w:r>
               <w:rPr>
@@ -3623,7 +3623,7 @@
               <w14:ligatures w14:val="standardContextual"/>
             </w:rPr>
           </w:pPr>
-          <w:hyperlink w:anchor="_Toc244207689" w:history="1">
+          <w:hyperlink w:anchor="_Toc244208360" w:history="1">
             <w:r>
               <w:rPr>
                 <w:rStyle w:val="Hyperlink"/>
@@ -3647,7 +3647,7 @@
               <w:rPr>
                 <w:noProof/>
               </w:rPr>
-              <w:instrText xml:space="preserve"> PAGEREF _Toc244207689 \h </w:instrText>
+              <w:instrText xml:space="preserve"> PAGEREF _Toc244208360 \h </w:instrText>
             </w:r>
             <w:r>
               <w:rPr>
@@ -3689,7 +3689,7 @@
               <w14:ligatures w14:val="standardContextual"/>
             </w:rPr>
           </w:pPr>
-          <w:hyperlink w:anchor="_Toc244207690" w:history="1">
+          <w:hyperlink w:anchor="_Toc244208361" w:history="1">
             <w:r>
               <w:rPr>
                 <w:rStyle w:val="Hyperlink"/>
@@ -3713,7 +3713,7 @@
               <w:rPr>
                 <w:noProof/>
               </w:rPr>
-              <w:instrText xml:space="preserve"> PAGEREF _Toc244207690 \h </w:instrText>
+              <w:instrText xml:space="preserve"> PAGEREF _Toc244208361 \h </w:instrText>
             </w:r>
             <w:r>
               <w:rPr>
@@ -3755,7 +3755,7 @@
               <w14:ligatures w14:val="standardContextual"/>
             </w:rPr>
           </w:pPr>
-          <w:hyperlink w:anchor="_Toc244207691" w:history="1">
+          <w:hyperlink w:anchor="_Toc244208362" w:history="1">
             <w:r>
               <w:rPr>
                 <w:rStyle w:val="Hyperlink"/>
@@ -3779,7 +3779,7 @@
               <w:rPr>
                 <w:noProof/>
               </w:rPr>
-              <w:instrText xml:space="preserve"> PAGEREF _Toc244207691 \h </w:instrText>
+              <w:instrText xml:space="preserve"> PAGEREF _Toc244208362 \h </w:instrText>
             </w:r>
             <w:r>
               <w:rPr>
@@ -3821,7 +3821,7 @@
               <w14:ligatures w14:val="standardContextual"/>
             </w:rPr>
           </w:pPr>
-          <w:hyperlink w:anchor="_Toc244207692" w:history="1">
+          <w:hyperlink w:anchor="_Toc244208363" w:history="1">
             <w:r>
               <w:rPr>
                 <w:rStyle w:val="Hyperlink"/>
@@ -3845,7 +3845,7 @@
               <w:rPr>
                 <w:noProof/>
               </w:rPr>
-              <w:instrText xml:space="preserve"> PAGEREF _Toc244207692 \h </w:instrText>
+              <w:instrText xml:space="preserve"> PAGEREF _Toc244208363 \h </w:instrText>
             </w:r>
             <w:r>
               <w:rPr>
@@ -3887,7 +3887,7 @@
               <w14:ligatures w14:val="standardContextual"/>
             </w:rPr>
           </w:pPr>
-          <w:hyperlink w:anchor="_Toc244207693" w:history="1">
+          <w:hyperlink w:anchor="_Toc244208364" w:history="1">
             <w:r>
               <w:rPr>
                 <w:rStyle w:val="Hyperlink"/>
@@ -3911,7 +3911,7 @@
               <w:rPr>
                 <w:noProof/>
               </w:rPr>
-              <w:instrText xml:space="preserve"> PAGEREF _Toc244207693 \h </w:instrText>
+              <w:instrText xml:space="preserve"> PAGEREF _Toc244208364 \h </w:instrText>
             </w:r>
             <w:r>
               <w:rPr>
@@ -3953,7 +3953,7 @@
               <w14:ligatures w14:val="standardContextual"/>
             </w:rPr>
           </w:pPr>
-          <w:hyperlink w:anchor="_Toc244207694" w:history="1">
+          <w:hyperlink w:anchor="_Toc244208365" w:history="1">
             <w:r>
               <w:rPr>
                 <w:rStyle w:val="Hyperlink"/>
@@ -3977,7 +3977,7 @@
               <w:rPr>
                 <w:noProof/>
               </w:rPr>
-              <w:instrText xml:space="preserve"> PAGEREF _Toc244207694 \h </w:instrText>
+              <w:instrText xml:space="preserve"> PAGEREF _Toc244208365 \h </w:instrText>
             </w:r>
             <w:r>
               <w:rPr>
@@ -4019,7 +4019,7 @@
               <w14:ligatures w14:val="standardContextual"/>
             </w:rPr>
           </w:pPr>
-          <w:hyperlink w:anchor="_Toc244207695" w:history="1">
+          <w:hyperlink w:anchor="_Toc244208366" w:history="1">
             <w:r>
               <w:rPr>
                 <w:rStyle w:val="Hyperlink"/>
@@ -4043,7 +4043,7 @@
               <w:rPr>
                 <w:noProof/>
               </w:rPr>
-              <w:instrText xml:space="preserve"> PAGEREF _Toc244207695 \h </w:instrText>
+              <w:instrText xml:space="preserve"> PAGEREF _Toc244208366 \h </w:instrText>
             </w:r>
             <w:r>
               <w:rPr>
@@ -4085,7 +4085,7 @@
               <w14:ligatures w14:val="standardContextual"/>
             </w:rPr>
           </w:pPr>
-          <w:hyperlink w:anchor="_Toc244207696" w:history="1">
+          <w:hyperlink w:anchor="_Toc244208367" w:history="1">
             <w:r>
               <w:rPr>
                 <w:rStyle w:val="Hyperlink"/>
@@ -4109,7 +4109,7 @@
               <w:rPr>
                 <w:noProof/>
               </w:rPr>
-              <w:instrText xml:space="preserve"> PAGEREF _Toc244207696 \h </w:instrText>
+              <w:instrText xml:space="preserve"> PAGEREF _Toc244208367 \h </w:instrText>
             </w:r>
             <w:r>
               <w:rPr>
@@ -4151,7 +4151,7 @@
               <w14:ligatures w14:val="standardContextual"/>
             </w:rPr>
           </w:pPr>
-          <w:hyperlink w:anchor="_Toc244207697" w:history="1">
+          <w:hyperlink w:anchor="_Toc244208368" w:history="1">
             <w:r>
               <w:rPr>
                 <w:rStyle w:val="Hyperlink"/>
@@ -4175,7 +4175,7 @@
               <w:rPr>
                 <w:noProof/>
               </w:rPr>
-              <w:instrText xml:space="preserve"> PAGEREF _Toc244207697 \h </w:instrText>
+              <w:instrText xml:space="preserve"> PAGEREF _Toc244208368 \h </w:instrText>
             </w:r>
             <w:r>
               <w:rPr>
@@ -4217,7 +4217,7 @@
               <w14:ligatures w14:val="standardContextual"/>
             </w:rPr>
           </w:pPr>
-          <w:hyperlink w:anchor="_Toc244207698" w:history="1">
+          <w:hyperlink w:anchor="_Toc244208369" w:history="1">
             <w:r>
               <w:rPr>
                 <w:rStyle w:val="Hyperlink"/>
@@ -4241,7 +4241,7 @@
               <w:rPr>
                 <w:noProof/>
               </w:rPr>
-              <w:instrText xml:space="preserve"> PAGEREF _Toc244207698 \h </w:instrText>
+              <w:instrText xml:space="preserve"> PAGEREF _Toc244208369 \h </w:instrText>
             </w:r>
             <w:r>
               <w:rPr>
@@ -4283,7 +4283,7 @@
               <w14:ligatures w14:val="standardContextual"/>
             </w:rPr>
           </w:pPr>
-          <w:hyperlink w:anchor="_Toc244207699" w:history="1">
+          <w:hyperlink w:anchor="_Toc244208370" w:history="1">
             <w:r>
               <w:rPr>
                 <w:rStyle w:val="Hyperlink"/>
@@ -4307,7 +4307,7 @@
               <w:rPr>
                 <w:noProof/>
               </w:rPr>
-              <w:instrText xml:space="preserve"> PAGEREF _Toc244207699 \h </w:instrText>
+              <w:instrText xml:space="preserve"> PAGEREF _Toc244208370 \h </w:instrText>
             </w:r>
             <w:r>
               <w:rPr>
@@ -4349,7 +4349,7 @@
               <w14:ligatures w14:val="standardContextual"/>
             </w:rPr>
           </w:pPr>
-          <w:hyperlink w:anchor="_Toc244207700" w:history="1">
+          <w:hyperlink w:anchor="_Toc244208371" w:history="1">
             <w:r>
               <w:rPr>
                 <w:rStyle w:val="Hyperlink"/>
@@ -4373,7 +4373,7 @@
               <w:rPr>
                 <w:noProof/>
               </w:rPr>
-              <w:instrText xml:space="preserve"> PAGEREF _Toc244207700 \h </w:instrText>
+              <w:instrText xml:space="preserve"> PAGEREF _Toc244208371 \h </w:instrText>
             </w:r>
             <w:r>
               <w:rPr>
@@ -4415,7 +4415,7 @@
               <w14:ligatures w14:val="standardContextual"/>
             </w:rPr>
           </w:pPr>
-          <w:hyperlink w:anchor="_Toc244207701" w:history="1">
+          <w:hyperlink w:anchor="_Toc244208372" w:history="1">
             <w:r>
               <w:rPr>
                 <w:rStyle w:val="Hyperlink"/>
@@ -4439,7 +4439,7 @@
               <w:rPr>
                 <w:noProof/>
               </w:rPr>
-              <w:instrText xml:space="preserve"> PAGEREF _Toc244207701 \h </w:instrText>
+              <w:instrText xml:space="preserve"> PAGEREF _Toc244208372 \h </w:instrText>
             </w:r>
             <w:r>
               <w:rPr>
@@ -4481,7 +4481,7 @@
               <w14:ligatures w14:val="standardContextual"/>
             </w:rPr>
           </w:pPr>
-          <w:hyperlink w:anchor="_Toc244207702" w:history="1">
+          <w:hyperlink w:anchor="_Toc244208373" w:history="1">
             <w:r>
               <w:rPr>
                 <w:rStyle w:val="Hyperlink"/>
@@ -4505,7 +4505,7 @@
               <w:rPr>
                 <w:noProof/>
               </w:rPr>
-              <w:instrText xml:space="preserve"> PAGEREF _Toc244207702 \h </w:instrText>
+              <w:instrText xml:space="preserve"> PAGEREF _Toc244208373 \h </w:instrText>
             </w:r>
             <w:r>
               <w:rPr>
@@ -4547,7 +4547,7 @@
               <w14:ligatures w14:val="standardContextual"/>
             </w:rPr>
           </w:pPr>
-          <w:hyperlink w:anchor="_Toc244207703" w:history="1">
+          <w:hyperlink w:anchor="_Toc244208374" w:history="1">
             <w:r>
               <w:rPr>
                 <w:rStyle w:val="Hyperlink"/>
@@ -4571,7 +4571,7 @@
               <w:rPr>
                 <w:noProof/>
               </w:rPr>
-              <w:instrText xml:space="preserve"> PAGEREF _Toc244207703 \h </w:instrText>
+              <w:instrText xml:space="preserve"> PAGEREF _Toc244208374 \h </w:instrText>
             </w:r>
             <w:r>
               <w:rPr>
@@ -4613,7 +4613,7 @@
               <w14:ligatures w14:val="standardContextual"/>
             </w:rPr>
           </w:pPr>
-          <w:hyperlink w:anchor="_Toc244207704" w:history="1">
+          <w:hyperlink w:anchor="_Toc244208375" w:history="1">
             <w:r>
               <w:rPr>
                 <w:rStyle w:val="Hyperlink"/>
@@ -4637,7 +4637,7 @@
               <w:rPr>
                 <w:noProof/>
               </w:rPr>
-              <w:instrText xml:space="preserve"> PAGEREF _Toc244207704 \h </w:instrText>
+              <w:instrText xml:space="preserve"> PAGEREF _Toc244208375 \h </w:instrText>
             </w:r>
             <w:r>
               <w:rPr>
@@ -4679,7 +4679,7 @@
               <w14:ligatures w14:val="standardContextual"/>
             </w:rPr>
           </w:pPr>
-          <w:hyperlink w:anchor="_Toc244207705" w:history="1">
+          <w:hyperlink w:anchor="_Toc244208376" w:history="1">
             <w:r>
               <w:rPr>
                 <w:rStyle w:val="Hyperlink"/>
@@ -4703,7 +4703,7 @@
               <w:rPr>
                 <w:noProof/>
               </w:rPr>
-              <w:instrText xml:space="preserve"> PAGEREF _Toc244207705 \h </w:instrText>
+              <w:instrText xml:space="preserve"> PAGEREF _Toc244208376 \h </w:instrText>
             </w:r>
             <w:r>
               <w:rPr>
@@ -4745,7 +4745,7 @@
               <w14:ligatures w14:val="standardContextual"/>
             </w:rPr>
           </w:pPr>
-          <w:hyperlink w:anchor="_Toc244207706" w:history="1">
+          <w:hyperlink w:anchor="_Toc244208377" w:history="1">
             <w:r>
               <w:rPr>
                 <w:rStyle w:val="Hyperlink"/>
@@ -4769,7 +4769,7 @@
               <w:rPr>
                 <w:noProof/>
               </w:rPr>
-              <w:instrText xml:space="preserve"> PAGEREF _Toc244207706 \h </w:instrText>
+              <w:instrText xml:space="preserve"> PAGEREF _Toc244208377 \h </w:instrText>
             </w:r>
             <w:r>
               <w:rPr>
@@ -4811,7 +4811,7 @@
               <w14:ligatures w14:val="standardContextual"/>
             </w:rPr>
           </w:pPr>
-          <w:hyperlink w:anchor="_Toc244207707" w:history="1">
+          <w:hyperlink w:anchor="_Toc244208378" w:history="1">
             <w:r>
               <w:rPr>
                 <w:rStyle w:val="Hyperlink"/>
@@ -4835,7 +4835,7 @@
               <w:rPr>
                 <w:noProof/>
               </w:rPr>
-              <w:instrText xml:space="preserve"> PAGEREF _Toc244207707 \h </w:instrText>
+              <w:instrText xml:space="preserve"> PAGEREF _Toc244208378 \h </w:instrText>
             </w:r>
             <w:r>
               <w:rPr>
@@ -4877,7 +4877,7 @@
               <w14:ligatures w14:val="standardContextual"/>
             </w:rPr>
           </w:pPr>
-          <w:hyperlink w:anchor="_Toc244207708" w:history="1">
+          <w:hyperlink w:anchor="_Toc244208379" w:history="1">
             <w:r>
               <w:rPr>
                 <w:rStyle w:val="Hyperlink"/>
@@ -4901,7 +4901,7 @@
               <w:rPr>
                 <w:noProof/>
               </w:rPr>
-              <w:instrText xml:space="preserve"> PAGEREF _Toc244207708 \h </w:instrText>
+              <w:instrText xml:space="preserve"> PAGEREF _Toc244208379 \h </w:instrText>
             </w:r>
             <w:r>
               <w:rPr>
@@ -4943,7 +4943,7 @@
               <w14:ligatures w14:val="standardContextual"/>
             </w:rPr>
           </w:pPr>
-          <w:hyperlink w:anchor="_Toc244207709" w:history="1">
+          <w:hyperlink w:anchor="_Toc244208380" w:history="1">
             <w:r>
               <w:rPr>
                 <w:rStyle w:val="Hyperlink"/>
@@ -4967,7 +4967,7 @@
               <w:rPr>
                 <w:noProof/>
               </w:rPr>
-              <w:instrText xml:space="preserve"> PAGEREF _Toc244207709 \h </w:instrText>
+              <w:instrText xml:space="preserve"> PAGEREF _Toc244208380 \h </w:instrText>
             </w:r>
             <w:r>
               <w:rPr>
@@ -5009,7 +5009,7 @@
               <w14:ligatures w14:val="standardContextual"/>
             </w:rPr>
           </w:pPr>
-          <w:hyperlink w:anchor="_Toc244207710" w:history="1">
+          <w:hyperlink w:anchor="_Toc244208381" w:history="1">
             <w:r>
               <w:rPr>
                 <w:rStyle w:val="Hyperlink"/>
@@ -5033,7 +5033,7 @@
               <w:rPr>
                 <w:noProof/>
               </w:rPr>
-              <w:instrText xml:space="preserve"> PAGEREF _Toc244207710 \h </w:instrText>
+              <w:instrText xml:space="preserve"> PAGEREF _Toc244208381 \h </w:instrText>
             </w:r>
             <w:r>
               <w:rPr>
@@ -5075,7 +5075,7 @@
               <w14:ligatures w14:val="standardContextual"/>
             </w:rPr>
           </w:pPr>
-          <w:hyperlink w:anchor="_Toc244207711" w:history="1">
+          <w:hyperlink w:anchor="_Toc244208382" w:history="1">
             <w:r>
               <w:rPr>
                 <w:rStyle w:val="Hyperlink"/>
@@ -5099,7 +5099,7 @@
               <w:rPr>
                 <w:noProof/>
               </w:rPr>
-              <w:instrText xml:space="preserve"> PAGEREF _Toc244207711 \h </w:instrText>
+              <w:instrText xml:space="preserve"> PAGEREF _Toc244208382 \h </w:instrText>
             </w:r>
             <w:r>
               <w:rPr>
@@ -5141,7 +5141,7 @@
               <w14:ligatures w14:val="standardContextual"/>
             </w:rPr>
           </w:pPr>
-          <w:hyperlink w:anchor="_Toc244207712" w:history="1">
+          <w:hyperlink w:anchor="_Toc244208383" w:history="1">
             <w:r>
               <w:rPr>
                 <w:rStyle w:val="Hyperlink"/>
@@ -5165,7 +5165,7 @@
               <w:rPr>
                 <w:noProof/>
               </w:rPr>
-              <w:instrText xml:space="preserve"> PAGEREF _Toc244207712 \h </w:instrText>
+              <w:instrText xml:space="preserve"> PAGEREF _Toc244208383 \h </w:instrText>
             </w:r>
             <w:r>
               <w:rPr>
@@ -5207,7 +5207,7 @@
               <w14:ligatures w14:val="standardContextual"/>
             </w:rPr>
           </w:pPr>
-          <w:hyperlink w:anchor="_Toc244207713" w:history="1">
+          <w:hyperlink w:anchor="_Toc244208384" w:history="1">
             <w:r>
               <w:rPr>
                 <w:rStyle w:val="Hyperlink"/>
@@ -5231,7 +5231,7 @@
               <w:rPr>
                 <w:noProof/>
               </w:rPr>
-              <w:instrText xml:space="preserve"> PAGEREF _Toc244207713 \h </w:instrText>
+              <w:instrText xml:space="preserve"> PAGEREF _Toc244208384 \h </w:instrText>
             </w:r>
             <w:r>
               <w:rPr>
@@ -5273,7 +5273,7 @@
               <w14:ligatures w14:val="standardContextual"/>
             </w:rPr>
           </w:pPr>
-          <w:hyperlink w:anchor="_Toc244207714" w:history="1">
+          <w:hyperlink w:anchor="_Toc244208385" w:history="1">
             <w:r>
               <w:rPr>
                 <w:rStyle w:val="Hyperlink"/>
@@ -5297,7 +5297,7 @@
               <w:rPr>
                 <w:noProof/>
               </w:rPr>
-              <w:instrText xml:space="preserve"> PAGEREF _Toc244207714 \h </w:instrText>
+              <w:instrText xml:space="preserve"> PAGEREF _Toc244208385 \h </w:instrText>
             </w:r>
             <w:r>
               <w:rPr>
@@ -5339,7 +5339,7 @@
               <w14:ligatures w14:val="standardContextual"/>
             </w:rPr>
           </w:pPr>
-          <w:hyperlink w:anchor="_Toc244207715" w:history="1">
+          <w:hyperlink w:anchor="_Toc244208386" w:history="1">
             <w:r>
               <w:rPr>
                 <w:rStyle w:val="Hyperlink"/>
@@ -5363,7 +5363,7 @@
               <w:rPr>
                 <w:noProof/>
               </w:rPr>
-              <w:instrText xml:space="preserve"> PAGEREF _Toc244207715 \h </w:instrText>
+              <w:instrText xml:space="preserve"> PAGEREF _Toc244208386 \h </w:instrText>
             </w:r>
             <w:r>
               <w:rPr>
@@ -5405,7 +5405,7 @@
               <w14:ligatures w14:val="standardContextual"/>
             </w:rPr>
           </w:pPr>
-          <w:hyperlink w:anchor="_Toc244207716" w:history="1">
+          <w:hyperlink w:anchor="_Toc244208387" w:history="1">
             <w:r>
               <w:rPr>
                 <w:rStyle w:val="Hyperlink"/>
@@ -5429,7 +5429,7 @@
               <w:rPr>
                 <w:noProof/>
               </w:rPr>
-              <w:instrText xml:space="preserve"> PAGEREF _Toc244207716 \h </w:instrText>
+              <w:instrText xml:space="preserve"> PAGEREF _Toc244208387 \h </w:instrText>
             </w:r>
             <w:r>
               <w:rPr>
@@ -5471,7 +5471,7 @@
               <w14:ligatures w14:val="standardContextual"/>
             </w:rPr>
           </w:pPr>
-          <w:hyperlink w:anchor="_Toc244207717" w:history="1">
+          <w:hyperlink w:anchor="_Toc244208388" w:history="1">
             <w:r>
               <w:rPr>
                 <w:rStyle w:val="Hyperlink"/>
@@ -5495,7 +5495,7 @@
               <w:rPr>
                 <w:noProof/>
               </w:rPr>
-              <w:instrText xml:space="preserve"> PAGEREF _Toc244207717 \h </w:instrText>
+              <w:instrText xml:space="preserve"> PAGEREF _Toc244208388 \h </w:instrText>
             </w:r>
             <w:r>
               <w:rPr>
@@ -5537,7 +5537,7 @@
               <w14:ligatures w14:val="standardContextual"/>
             </w:rPr>
           </w:pPr>
-          <w:hyperlink w:anchor="_Toc244207718" w:history="1">
+          <w:hyperlink w:anchor="_Toc244208389" w:history="1">
             <w:r>
               <w:rPr>
                 <w:rStyle w:val="Hyperlink"/>
@@ -5561,7 +5561,7 @@
               <w:rPr>
                 <w:noProof/>
               </w:rPr>
-              <w:instrText xml:space="preserve"> PAGEREF _Toc244207718 \h </w:instrText>
+              <w:instrText xml:space="preserve"> PAGEREF _Toc244208389 \h </w:instrText>
             </w:r>
             <w:r>
               <w:rPr>
@@ -5603,7 +5603,7 @@
               <w14:ligatures w14:val="standardContextual"/>
             </w:rPr>
           </w:pPr>
-          <w:hyperlink w:anchor="_Toc244207719" w:history="1">
+          <w:hyperlink w:anchor="_Toc244208390" w:history="1">
             <w:r>
               <w:rPr>
                 <w:rStyle w:val="Hyperlink"/>
@@ -5627,7 +5627,7 @@
               <w:rPr>
                 <w:noProof/>
               </w:rPr>
-              <w:instrText xml:space="preserve"> PAGEREF _Toc244207719 \h </w:instrText>
+              <w:instrText xml:space="preserve"> PAGEREF _Toc244208390 \h </w:instrText>
             </w:r>
             <w:r>
               <w:rPr>
@@ -5669,7 +5669,7 @@
               <w14:ligatures w14:val="standardContextual"/>
             </w:rPr>
           </w:pPr>
-          <w:hyperlink w:anchor="_Toc244207720" w:history="1">
+          <w:hyperlink w:anchor="_Toc244208391" w:history="1">
             <w:r>
               <w:rPr>
                 <w:rStyle w:val="Hyperlink"/>
@@ -5693,7 +5693,7 @@
               <w:rPr>
                 <w:noProof/>
               </w:rPr>
-              <w:instrText xml:space="preserve"> PAGEREF _Toc244207720 \h </w:instrText>
+              <w:instrText xml:space="preserve"> PAGEREF _Toc244208391 \h </w:instrText>
             </w:r>
             <w:r>
               <w:rPr>
@@ -5735,7 +5735,7 @@
               <w14:ligatures w14:val="standardContextual"/>
             </w:rPr>
           </w:pPr>
-          <w:hyperlink w:anchor="_Toc244207721" w:history="1">
+          <w:hyperlink w:anchor="_Toc244208392" w:history="1">
             <w:r>
               <w:rPr>
                 <w:rStyle w:val="Hyperlink"/>
@@ -5759,7 +5759,7 @@
               <w:rPr>
                 <w:noProof/>
               </w:rPr>
-              <w:instrText xml:space="preserve"> PAGEREF _Toc244207721 \h </w:instrText>
+              <w:instrText xml:space="preserve"> PAGEREF _Toc244208392 \h </w:instrText>
             </w:r>
             <w:r>
               <w:rPr>
@@ -5801,7 +5801,7 @@
               <w14:ligatures w14:val="standardContextual"/>
             </w:rPr>
           </w:pPr>
-          <w:hyperlink w:anchor="_Toc244207722" w:history="1">
+          <w:hyperlink w:anchor="_Toc244208393" w:history="1">
             <w:r>
               <w:rPr>
                 <w:rStyle w:val="Hyperlink"/>
@@ -5825,7 +5825,7 @@
               <w:rPr>
                 <w:noProof/>
               </w:rPr>
-              <w:instrText xml:space="preserve"> PAGEREF _Toc244207722 \h </w:instrText>
+              <w:instrText xml:space="preserve"> PAGEREF _Toc244208393 \h </w:instrText>
             </w:r>
             <w:r>
               <w:rPr>
@@ -5867,7 +5867,7 @@
               <w14:ligatures w14:val="standardContextual"/>
             </w:rPr>
           </w:pPr>
-          <w:hyperlink w:anchor="_Toc244207723" w:history="1">
+          <w:hyperlink w:anchor="_Toc244208394" w:history="1">
             <w:r>
               <w:rPr>
                 <w:rStyle w:val="Hyperlink"/>
@@ -5891,7 +5891,7 @@
               <w:rPr>
                 <w:noProof/>
               </w:rPr>
-              <w:instrText xml:space="preserve"> PAGEREF _Toc244207723 \h </w:instrText>
+              <w:instrText xml:space="preserve"> PAGEREF _Toc244208394 \h </w:instrText>
             </w:r>
             <w:r>
               <w:rPr>
@@ -5933,7 +5933,7 @@
               <w14:ligatures w14:val="standardContextual"/>
             </w:rPr>
           </w:pPr>
-          <w:hyperlink w:anchor="_Toc244207724" w:history="1">
+          <w:hyperlink w:anchor="_Toc244208395" w:history="1">
             <w:r>
               <w:rPr>
                 <w:rStyle w:val="Hyperlink"/>
@@ -5957,7 +5957,7 @@
               <w:rPr>
                 <w:noProof/>
               </w:rPr>
-              <w:instrText xml:space="preserve"> PAGEREF _Toc244207724 \h </w:instrText>
+              <w:instrText xml:space="preserve"> PAGEREF _Toc244208395 \h </w:instrText>
             </w:r>
             <w:r>
               <w:rPr>
@@ -5999,7 +5999,7 @@
               <w14:ligatures w14:val="standardContextual"/>
             </w:rPr>
           </w:pPr>
-          <w:hyperlink w:anchor="_Toc244207725" w:history="1">
+          <w:hyperlink w:anchor="_Toc244208396" w:history="1">
             <w:r>
               <w:rPr>
                 <w:rStyle w:val="Hyperlink"/>
@@ -6023,7 +6023,7 @@
               <w:rPr>
                 <w:noProof/>
               </w:rPr>
-              <w:instrText xml:space="preserve"> PAGEREF _Toc244207725 \h </w:instrText>
+              <w:instrText xml:space="preserve"> PAGEREF _Toc244208396 \h </w:instrText>
             </w:r>
             <w:r>
               <w:rPr>
@@ -6065,7 +6065,7 @@
               <w14:ligatures w14:val="standardContextual"/>
             </w:rPr>
           </w:pPr>
-          <w:hyperlink w:anchor="_Toc244207726" w:history="1">
+          <w:hyperlink w:anchor="_Toc244208397" w:history="1">
             <w:r>
               <w:rPr>
                 <w:rStyle w:val="Hyperlink"/>
@@ -6089,7 +6089,7 @@
               <w:rPr>
                 <w:noProof/>
               </w:rPr>
-              <w:instrText xml:space="preserve"> PAGEREF _Toc244207726 \h </w:instrText>
+              <w:instrText xml:space="preserve"> PAGEREF _Toc244208397 \h </w:instrText>
             </w:r>
             <w:r>
               <w:rPr>
@@ -6131,7 +6131,7 @@
               <w14:ligatures w14:val="standardContextual"/>
             </w:rPr>
           </w:pPr>
-          <w:hyperlink w:anchor="_Toc244207727" w:history="1">
+          <w:hyperlink w:anchor="_Toc244208398" w:history="1">
             <w:r>
               <w:rPr>
                 <w:rStyle w:val="Hyperlink"/>
@@ -6155,7 +6155,7 @@
               <w:rPr>
                 <w:noProof/>
               </w:rPr>
-              <w:instrText xml:space="preserve"> PAGEREF _Toc244207727 \h </w:instrText>
+              <w:instrText xml:space="preserve"> PAGEREF _Toc244208398 \h </w:instrText>
             </w:r>
             <w:r>
               <w:rPr>
@@ -6197,7 +6197,7 @@
               <w14:ligatures w14:val="standardContextual"/>
             </w:rPr>
           </w:pPr>
-          <w:hyperlink w:anchor="_Toc244207728" w:history="1">
+          <w:hyperlink w:anchor="_Toc244208399" w:history="1">
             <w:r>
               <w:rPr>
                 <w:rStyle w:val="Hyperlink"/>
@@ -6221,7 +6221,7 @@
               <w:rPr>
                 <w:noProof/>
               </w:rPr>
-              <w:instrText xml:space="preserve"> PAGEREF _Toc244207728 \h </w:instrText>
+              <w:instrText xml:space="preserve"> PAGEREF _Toc244208399 \h </w:instrText>
             </w:r>
             <w:r>
               <w:rPr>
@@ -6263,7 +6263,7 @@
               <w14:ligatures w14:val="standardContextual"/>
             </w:rPr>
           </w:pPr>
-          <w:hyperlink w:anchor="_Toc244207729" w:history="1">
+          <w:hyperlink w:anchor="_Toc244208400" w:history="1">
             <w:r>
               <w:rPr>
                 <w:rStyle w:val="Hyperlink"/>
@@ -6287,7 +6287,7 @@
               <w:rPr>
                 <w:noProof/>
               </w:rPr>
-              <w:instrText xml:space="preserve"> PAGEREF _Toc244207729 \h </w:instrText>
+              <w:instrText xml:space="preserve"> PAGEREF _Toc244208400 \h </w:instrText>
             </w:r>
             <w:r>
               <w:rPr>
@@ -6329,7 +6329,7 @@
               <w14:ligatures w14:val="standardContextual"/>
             </w:rPr>
           </w:pPr>
-          <w:hyperlink w:anchor="_Toc244207730" w:history="1">
+          <w:hyperlink w:anchor="_Toc244208401" w:history="1">
             <w:r>
               <w:rPr>
                 <w:rStyle w:val="Hyperlink"/>
@@ -6353,7 +6353,7 @@
               <w:rPr>
                 <w:noProof/>
               </w:rPr>
-              <w:instrText xml:space="preserve"> PAGEREF _Toc244207730 \h </w:instrText>
+              <w:instrText xml:space="preserve"> PAGEREF _Toc244208401 \h </w:instrText>
             </w:r>
             <w:r>
               <w:rPr>
@@ -7790,7 +7790,7 @@
     <w:sdt>
       <w:sdtPr>
         <w:alias w:val="Danh mục hình"/>
-        <w:id w:val="1916508640"/>
+        <w:id w:val="1299416259"/>
       </w:sdtPr>
       <w:sdtEndPr/>
       <w:sdtContent>
@@ -7818,7 +7818,7 @@
           <w:r>
             <w:fldChar w:fldCharType="separate"/>
           </w:r>
-          <w:hyperlink w:anchor="_Toc244207731" w:history="1">
+          <w:hyperlink w:anchor="_Toc244208402" w:history="1">
             <w:r>
               <w:rPr>
                 <w:rStyle w:val="Hyperlink"/>
@@ -7855,7 +7855,7 @@
               <w:rPr>
                 <w:noProof/>
               </w:rPr>
-              <w:instrText xml:space="preserve"> PAGEREF _Toc244207731 \h </w:instrText>
+              <w:instrText xml:space="preserve"> PAGEREF _Toc244208402 \h </w:instrText>
             </w:r>
             <w:r>
               <w:rPr>
@@ -7897,7 +7897,7 @@
               <w14:ligatures w14:val="standardContextual"/>
             </w:rPr>
           </w:pPr>
-          <w:hyperlink w:anchor="_Toc244207732" w:history="1">
+          <w:hyperlink w:anchor="_Toc244208403" w:history="1">
             <w:r>
               <w:rPr>
                 <w:rStyle w:val="Hyperlink"/>
@@ -7934,7 +7934,7 @@
               <w:rPr>
                 <w:noProof/>
               </w:rPr>
-              <w:instrText xml:space="preserve"> PAGEREF _Toc244207732 \h </w:instrText>
+              <w:instrText xml:space="preserve"> PAGEREF _Toc244208403 \h </w:instrText>
             </w:r>
             <w:r>
               <w:rPr>
@@ -7976,7 +7976,7 @@
               <w14:ligatures w14:val="standardContextual"/>
             </w:rPr>
           </w:pPr>
-          <w:hyperlink w:anchor="_Toc244207733" w:history="1">
+          <w:hyperlink w:anchor="_Toc244208404" w:history="1">
             <w:r>
               <w:rPr>
                 <w:rStyle w:val="Hyperlink"/>
@@ -8013,7 +8013,7 @@
               <w:rPr>
                 <w:noProof/>
               </w:rPr>
-              <w:instrText xml:space="preserve"> PAGEREF _Toc244207733 \h </w:instrText>
+              <w:instrText xml:space="preserve"> PAGEREF _Toc244208404 \h </w:instrText>
             </w:r>
             <w:r>
               <w:rPr>
@@ -8055,7 +8055,7 @@
               <w14:ligatures w14:val="standardContextual"/>
             </w:rPr>
           </w:pPr>
-          <w:hyperlink w:anchor="_Toc244207734" w:history="1">
+          <w:hyperlink w:anchor="_Toc244208405" w:history="1">
             <w:r>
               <w:rPr>
                 <w:rStyle w:val="Hyperlink"/>
@@ -8092,7 +8092,7 @@
               <w:rPr>
                 <w:noProof/>
               </w:rPr>
-              <w:instrText xml:space="preserve"> PAGEREF _Toc244207734 \h </w:instrText>
+              <w:instrText xml:space="preserve"> PAGEREF _Toc244208405 \h </w:instrText>
             </w:r>
             <w:r>
               <w:rPr>
@@ -8134,7 +8134,7 @@
               <w14:ligatures w14:val="standardContextual"/>
             </w:rPr>
           </w:pPr>
-          <w:hyperlink w:anchor="_Toc244207735" w:history="1">
+          <w:hyperlink w:anchor="_Toc244208406" w:history="1">
             <w:r>
               <w:rPr>
                 <w:rStyle w:val="Hyperlink"/>
@@ -8171,7 +8171,7 @@
               <w:rPr>
                 <w:noProof/>
               </w:rPr>
-              <w:instrText xml:space="preserve"> PAGEREF _Toc244207735 \h </w:instrText>
+              <w:instrText xml:space="preserve"> PAGEREF _Toc244208406 \h </w:instrText>
             </w:r>
             <w:r>
               <w:rPr>
@@ -8213,7 +8213,7 @@
               <w14:ligatures w14:val="standardContextual"/>
             </w:rPr>
           </w:pPr>
-          <w:hyperlink w:anchor="_Toc244207736" w:history="1">
+          <w:hyperlink w:anchor="_Toc244208407" w:history="1">
             <w:r>
               <w:rPr>
                 <w:rStyle w:val="Hyperlink"/>
@@ -8250,7 +8250,7 @@
               <w:rPr>
                 <w:noProof/>
               </w:rPr>
-              <w:instrText xml:space="preserve"> PAGEREF _Toc244207736 \h </w:instrText>
+              <w:instrText xml:space="preserve"> PAGEREF _Toc244208407 \h </w:instrText>
             </w:r>
             <w:r>
               <w:rPr>
@@ -8292,7 +8292,7 @@
               <w14:ligatures w14:val="standardContextual"/>
             </w:rPr>
           </w:pPr>
-          <w:hyperlink w:anchor="_Toc244207737" w:history="1">
+          <w:hyperlink w:anchor="_Toc244208408" w:history="1">
             <w:r>
               <w:rPr>
                 <w:rStyle w:val="Hyperlink"/>
@@ -8329,7 +8329,7 @@
               <w:rPr>
                 <w:noProof/>
               </w:rPr>
-              <w:instrText xml:space="preserve"> PAGEREF _Toc244207737 \h </w:instrText>
+              <w:instrText xml:space="preserve"> PAGEREF _Toc244208408 \h </w:instrText>
             </w:r>
             <w:r>
               <w:rPr>
@@ -8371,7 +8371,7 @@
               <w14:ligatures w14:val="standardContextual"/>
             </w:rPr>
           </w:pPr>
-          <w:hyperlink w:anchor="_Toc244207738" w:history="1">
+          <w:hyperlink w:anchor="_Toc244208409" w:history="1">
             <w:r>
               <w:rPr>
                 <w:rStyle w:val="Hyperlink"/>
@@ -8408,7 +8408,7 @@
               <w:rPr>
                 <w:noProof/>
               </w:rPr>
-              <w:instrText xml:space="preserve"> PAGEREF _Toc244207738 \h </w:instrText>
+              <w:instrText xml:space="preserve"> PAGEREF _Toc244208409 \h </w:instrText>
             </w:r>
             <w:r>
               <w:rPr>
@@ -8450,7 +8450,7 @@
               <w14:ligatures w14:val="standardContextual"/>
             </w:rPr>
           </w:pPr>
-          <w:hyperlink w:anchor="_Toc244207739" w:history="1">
+          <w:hyperlink w:anchor="_Toc244208410" w:history="1">
             <w:r>
               <w:rPr>
                 <w:rStyle w:val="Hyperlink"/>
@@ -8487,7 +8487,7 @@
               <w:rPr>
                 <w:noProof/>
               </w:rPr>
-              <w:instrText xml:space="preserve"> PAGEREF _Toc244207739 \h </w:instrText>
+              <w:instrText xml:space="preserve"> PAGEREF _Toc244208410 \h </w:instrText>
             </w:r>
             <w:r>
               <w:rPr>
@@ -8534,7 +8534,7 @@
     <w:sdt>
       <w:sdtPr>
         <w:alias w:val="Danh mục bảng"/>
-        <w:id w:val="2012946939"/>
+        <w:id w:val="-1677031775"/>
       </w:sdtPr>
       <w:sdtEndPr/>
       <w:sdtContent>
@@ -8562,7 +8562,7 @@
           <w:r>
             <w:fldChar w:fldCharType="separate"/>
           </w:r>
-          <w:hyperlink w:anchor="_Toc244207740" w:history="1">
+          <w:hyperlink w:anchor="_Toc244208411" w:history="1">
             <w:r>
               <w:rPr>
                 <w:rStyle w:val="Hyperlink"/>
@@ -8599,7 +8599,7 @@
               <w:rPr>
                 <w:noProof/>
               </w:rPr>
-              <w:instrText xml:space="preserve"> PAGEREF _Toc244207740 \h </w:instrText>
+              <w:instrText xml:space="preserve"> PAGEREF _Toc244208411 \h </w:instrText>
             </w:r>
             <w:r>
               <w:rPr>
@@ -8641,7 +8641,7 @@
               <w14:ligatures w14:val="standardContextual"/>
             </w:rPr>
           </w:pPr>
-          <w:hyperlink w:anchor="_Toc244207741" w:history="1">
+          <w:hyperlink w:anchor="_Toc244208412" w:history="1">
             <w:r>
               <w:rPr>
                 <w:rStyle w:val="Hyperlink"/>
@@ -8678,7 +8678,7 @@
               <w:rPr>
                 <w:noProof/>
               </w:rPr>
-              <w:instrText xml:space="preserve"> PAGEREF _Toc244207741 \h </w:instrText>
+              <w:instrText xml:space="preserve"> PAGEREF _Toc244208412 \h </w:instrText>
             </w:r>
             <w:r>
               <w:rPr>
@@ -8720,7 +8720,7 @@
               <w14:ligatures w14:val="standardContextual"/>
             </w:rPr>
           </w:pPr>
-          <w:hyperlink w:anchor="_Toc244207742" w:history="1">
+          <w:hyperlink w:anchor="_Toc244208413" w:history="1">
             <w:r>
               <w:rPr>
                 <w:rStyle w:val="Hyperlink"/>
@@ -8757,7 +8757,7 @@
               <w:rPr>
                 <w:noProof/>
               </w:rPr>
-              <w:instrText xml:space="preserve"> PAGEREF _Toc244207742 \h </w:instrText>
+              <w:instrText xml:space="preserve"> PAGEREF _Toc244208413 \h </w:instrText>
             </w:r>
             <w:r>
               <w:rPr>
@@ -8799,7 +8799,7 @@
               <w14:ligatures w14:val="standardContextual"/>
             </w:rPr>
           </w:pPr>
-          <w:hyperlink w:anchor="_Toc244207743" w:history="1">
+          <w:hyperlink w:anchor="_Toc244208414" w:history="1">
             <w:r>
               <w:rPr>
                 <w:rStyle w:val="Hyperlink"/>
@@ -8836,7 +8836,7 @@
               <w:rPr>
                 <w:noProof/>
               </w:rPr>
-              <w:instrText xml:space="preserve"> PAGEREF _Toc244207743 \h </w:instrText>
+              <w:instrText xml:space="preserve"> PAGEREF _Toc244208414 \h </w:instrText>
             </w:r>
             <w:r>
               <w:rPr>
@@ -8878,7 +8878,7 @@
               <w14:ligatures w14:val="standardContextual"/>
             </w:rPr>
           </w:pPr>
-          <w:hyperlink w:anchor="_Toc244207744" w:history="1">
+          <w:hyperlink w:anchor="_Toc244208415" w:history="1">
             <w:r>
               <w:rPr>
                 <w:rStyle w:val="Hyperlink"/>
@@ -8915,7 +8915,7 @@
               <w:rPr>
                 <w:noProof/>
               </w:rPr>
-              <w:instrText xml:space="preserve"> PAGEREF _Toc244207744 \h </w:instrText>
+              <w:instrText xml:space="preserve"> PAGEREF _Toc244208415 \h </w:instrText>
             </w:r>
             <w:r>
               <w:rPr>
@@ -8957,7 +8957,7 @@
               <w14:ligatures w14:val="standardContextual"/>
             </w:rPr>
           </w:pPr>
-          <w:hyperlink w:anchor="_Toc244207745" w:history="1">
+          <w:hyperlink w:anchor="_Toc244208416" w:history="1">
             <w:r>
               <w:rPr>
                 <w:rStyle w:val="Hyperlink"/>
@@ -8994,7 +8994,7 @@
               <w:rPr>
                 <w:noProof/>
               </w:rPr>
-              <w:instrText xml:space="preserve"> PAGEREF _Toc244207745 \h </w:instrText>
+              <w:instrText xml:space="preserve"> PAGEREF _Toc244208416 \h </w:instrText>
             </w:r>
             <w:r>
               <w:rPr>
@@ -9036,7 +9036,7 @@
               <w14:ligatures w14:val="standardContextual"/>
             </w:rPr>
           </w:pPr>
-          <w:hyperlink w:anchor="_Toc244207746" w:history="1">
+          <w:hyperlink w:anchor="_Toc244208417" w:history="1">
             <w:r>
               <w:rPr>
                 <w:rStyle w:val="Hyperlink"/>
@@ -9073,7 +9073,7 @@
               <w:rPr>
                 <w:noProof/>
               </w:rPr>
-              <w:instrText xml:space="preserve"> PAGEREF _Toc244207746 \h </w:instrText>
+              <w:instrText xml:space="preserve"> PAGEREF _Toc244208417 \h </w:instrText>
             </w:r>
             <w:r>
               <w:rPr>
@@ -9115,7 +9115,7 @@
               <w14:ligatures w14:val="standardContextual"/>
             </w:rPr>
           </w:pPr>
-          <w:hyperlink w:anchor="_Toc244207747" w:history="1">
+          <w:hyperlink w:anchor="_Toc244208418" w:history="1">
             <w:r>
               <w:rPr>
                 <w:rStyle w:val="Hyperlink"/>
@@ -9152,7 +9152,7 @@
               <w:rPr>
                 <w:noProof/>
               </w:rPr>
-              <w:instrText xml:space="preserve"> PAGEREF _Toc244207747 \h </w:instrText>
+              <w:instrText xml:space="preserve"> PAGEREF _Toc244208418 \h </w:instrText>
             </w:r>
             <w:r>
               <w:rPr>
@@ -9194,7 +9194,7 @@
               <w14:ligatures w14:val="standardContextual"/>
             </w:rPr>
           </w:pPr>
-          <w:hyperlink w:anchor="_Toc244207748" w:history="1">
+          <w:hyperlink w:anchor="_Toc244208419" w:history="1">
             <w:r>
               <w:rPr>
                 <w:rStyle w:val="Hyperlink"/>
@@ -9231,7 +9231,7 @@
               <w:rPr>
                 <w:noProof/>
               </w:rPr>
-              <w:instrText xml:space="preserve"> PAGEREF _Toc244207748 \h </w:instrText>
+              <w:instrText xml:space="preserve"> PAGEREF _Toc244208419 \h </w:instrText>
             </w:r>
             <w:r>
               <w:rPr>
@@ -9273,7 +9273,7 @@
               <w14:ligatures w14:val="standardContextual"/>
             </w:rPr>
           </w:pPr>
-          <w:hyperlink w:anchor="_Toc244207749" w:history="1">
+          <w:hyperlink w:anchor="_Toc244208420" w:history="1">
             <w:r>
               <w:rPr>
                 <w:rStyle w:val="Hyperlink"/>
@@ -9310,7 +9310,7 @@
               <w:rPr>
                 <w:noProof/>
               </w:rPr>
-              <w:instrText xml:space="preserve"> PAGEREF _Toc244207749 \h </w:instrText>
+              <w:instrText xml:space="preserve"> PAGEREF _Toc244208420 \h </w:instrText>
             </w:r>
             <w:r>
               <w:rPr>
@@ -9352,7 +9352,7 @@
               <w14:ligatures w14:val="standardContextual"/>
             </w:rPr>
           </w:pPr>
-          <w:hyperlink w:anchor="_Toc244207750" w:history="1">
+          <w:hyperlink w:anchor="_Toc244208421" w:history="1">
             <w:r>
               <w:rPr>
                 <w:rStyle w:val="Hyperlink"/>
@@ -9389,7 +9389,7 @@
               <w:rPr>
                 <w:noProof/>
               </w:rPr>
-              <w:instrText xml:space="preserve"> PAGEREF _Toc244207750 \h </w:instrText>
+              <w:instrText xml:space="preserve"> PAGEREF _Toc244208421 \h </w:instrText>
             </w:r>
             <w:r>
               <w:rPr>
@@ -9431,7 +9431,7 @@
               <w14:ligatures w14:val="standardContextual"/>
             </w:rPr>
           </w:pPr>
-          <w:hyperlink w:anchor="_Toc244207751" w:history="1">
+          <w:hyperlink w:anchor="_Toc244208422" w:history="1">
             <w:r>
               <w:rPr>
                 <w:rStyle w:val="Hyperlink"/>
@@ -9468,7 +9468,7 @@
               <w:rPr>
                 <w:noProof/>
               </w:rPr>
-              <w:instrText xml:space="preserve"> PAGEREF _Toc244207751 \h </w:instrText>
+              <w:instrText xml:space="preserve"> PAGEREF _Toc244208422 \h </w:instrText>
             </w:r>
             <w:r>
               <w:rPr>
@@ -9510,7 +9510,7 @@
               <w14:ligatures w14:val="standardContextual"/>
             </w:rPr>
           </w:pPr>
-          <w:hyperlink w:anchor="_Toc244207752" w:history="1">
+          <w:hyperlink w:anchor="_Toc244208423" w:history="1">
             <w:r>
               <w:rPr>
                 <w:rStyle w:val="Hyperlink"/>
@@ -9547,7 +9547,7 @@
               <w:rPr>
                 <w:noProof/>
               </w:rPr>
-              <w:instrText xml:space="preserve"> PAGEREF _Toc244207752 \h </w:instrText>
+              <w:instrText xml:space="preserve"> PAGEREF _Toc244208423 \h </w:instrText>
             </w:r>
             <w:r>
               <w:rPr>
@@ -9589,7 +9589,7 @@
               <w14:ligatures w14:val="standardContextual"/>
             </w:rPr>
           </w:pPr>
-          <w:hyperlink w:anchor="_Toc244207753" w:history="1">
+          <w:hyperlink w:anchor="_Toc244208424" w:history="1">
             <w:r>
               <w:rPr>
                 <w:rStyle w:val="Hyperlink"/>
@@ -9626,7 +9626,7 @@
               <w:rPr>
                 <w:noProof/>
               </w:rPr>
-              <w:instrText xml:space="preserve"> PAGEREF _Toc244207753 \h </w:instrText>
+              <w:instrText xml:space="preserve"> PAGEREF _Toc244208424 \h </w:instrText>
             </w:r>
             <w:r>
               <w:rPr>
@@ -9668,7 +9668,7 @@
               <w14:ligatures w14:val="standardContextual"/>
             </w:rPr>
           </w:pPr>
-          <w:hyperlink w:anchor="_Toc244207754" w:history="1">
+          <w:hyperlink w:anchor="_Toc244208425" w:history="1">
             <w:r>
               <w:rPr>
                 <w:rStyle w:val="Hyperlink"/>
@@ -9705,7 +9705,7 @@
               <w:rPr>
                 <w:noProof/>
               </w:rPr>
-              <w:instrText xml:space="preserve"> PAGEREF _Toc244207754 \h </w:instrText>
+              <w:instrText xml:space="preserve"> PAGEREF _Toc244208425 \h </w:instrText>
             </w:r>
             <w:r>
               <w:rPr>
@@ -9747,7 +9747,7 @@
               <w14:ligatures w14:val="standardContextual"/>
             </w:rPr>
           </w:pPr>
-          <w:hyperlink w:anchor="_Toc244207755" w:history="1">
+          <w:hyperlink w:anchor="_Toc244208426" w:history="1">
             <w:r>
               <w:rPr>
                 <w:rStyle w:val="Hyperlink"/>
@@ -9784,7 +9784,7 @@
               <w:rPr>
                 <w:noProof/>
               </w:rPr>
-              <w:instrText xml:space="preserve"> PAGEREF _Toc244207755 \h </w:instrText>
+              <w:instrText xml:space="preserve"> PAGEREF _Toc244208426 \h </w:instrText>
             </w:r>
             <w:r>
               <w:rPr>
@@ -9826,7 +9826,7 @@
               <w14:ligatures w14:val="standardContextual"/>
             </w:rPr>
           </w:pPr>
-          <w:hyperlink w:anchor="_Toc244207756" w:history="1">
+          <w:hyperlink w:anchor="_Toc244208427" w:history="1">
             <w:r>
               <w:rPr>
                 <w:rStyle w:val="Hyperlink"/>
@@ -9863,7 +9863,7 @@
               <w:rPr>
                 <w:noProof/>
               </w:rPr>
-              <w:instrText xml:space="preserve"> PAGEREF _Toc244207756 \h </w:instrText>
+              <w:instrText xml:space="preserve"> PAGEREF _Toc244208427 \h </w:instrText>
             </w:r>
             <w:r>
               <w:rPr>
@@ -9905,7 +9905,7 @@
               <w14:ligatures w14:val="standardContextual"/>
             </w:rPr>
           </w:pPr>
-          <w:hyperlink w:anchor="_Toc244207757" w:history="1">
+          <w:hyperlink w:anchor="_Toc244208428" w:history="1">
             <w:r>
               <w:rPr>
                 <w:rStyle w:val="Hyperlink"/>
@@ -9942,7 +9942,7 @@
               <w:rPr>
                 <w:noProof/>
               </w:rPr>
-              <w:instrText xml:space="preserve"> PAGEREF _Toc244207757 \h </w:instrText>
+              <w:instrText xml:space="preserve"> PAGEREF _Toc244208428 \h </w:instrText>
             </w:r>
             <w:r>
               <w:rPr>
@@ -9993,7 +9993,7 @@
         <w:pStyle w:val="Heading1"/>
         <w:pageBreakBefore/>
       </w:pPr>
-      <w:bookmarkStart w:id="0" w:name="_Toc244207652"/>
+      <w:bookmarkStart w:id="0" w:name="_Toc244208323"/>
       <w:r>
         <w:lastRenderedPageBreak/>
         <w:t>LỜI MỞ ĐẦU</w:t>
@@ -10004,7 +10004,7 @@
       <w:pPr>
         <w:pStyle w:val="Heading2"/>
       </w:pPr>
-      <w:bookmarkStart w:id="1" w:name="_Toc244207653"/>
+      <w:bookmarkStart w:id="1" w:name="_Toc244208324"/>
       <w:r>
         <w:t>Lý do chọn đề tài</w:t>
       </w:r>
@@ -10077,7 +10077,7 @@
       <w:pPr>
         <w:pStyle w:val="Heading2"/>
       </w:pPr>
-      <w:bookmarkStart w:id="2" w:name="_Toc244207654"/>
+      <w:bookmarkStart w:id="2" w:name="_Toc244208325"/>
       <w:r>
         <w:t>Mục tiêu đề tài</w:t>
       </w:r>
@@ -10143,7 +10143,7 @@
       <w:pPr>
         <w:pStyle w:val="Heading2"/>
       </w:pPr>
-      <w:bookmarkStart w:id="3" w:name="_Toc244207655"/>
+      <w:bookmarkStart w:id="3" w:name="_Toc244208326"/>
       <w:r>
         <w:t>Đối tượng và phạm vi</w:t>
       </w:r>
@@ -10196,7 +10196,7 @@
       <w:pPr>
         <w:pStyle w:val="Heading2"/>
       </w:pPr>
-      <w:bookmarkStart w:id="4" w:name="_Toc244207656"/>
+      <w:bookmarkStart w:id="4" w:name="_Toc244208327"/>
       <w:r>
         <w:t>Phương pháp thực hiện</w:t>
       </w:r>
@@ -10248,7 +10248,7 @@
       <w:pPr>
         <w:pStyle w:val="Heading2"/>
       </w:pPr>
-      <w:bookmarkStart w:id="5" w:name="_Toc244207657"/>
+      <w:bookmarkStart w:id="5" w:name="_Toc244208328"/>
       <w:r>
         <w:t>Bố cục báo cáo</w:t>
       </w:r>
@@ -10371,7 +10371,7 @@
         <w:pStyle w:val="Heading1"/>
         <w:pageBreakBefore/>
       </w:pPr>
-      <w:bookmarkStart w:id="6" w:name="_Toc244207658"/>
+      <w:bookmarkStart w:id="6" w:name="_Toc244208329"/>
       <w:r>
         <w:lastRenderedPageBreak/>
         <w:t>CHƯƠNG 1. TỔNG QUAN VỀ CƠ SỞ DỮ LIỆU PHÂN TÁN</w:t>
@@ -10382,7 +10382,7 @@
       <w:pPr>
         <w:pStyle w:val="Heading2"/>
       </w:pPr>
-      <w:bookmarkStart w:id="7" w:name="_Toc244207659"/>
+      <w:bookmarkStart w:id="7" w:name="_Toc244208330"/>
       <w:r>
         <w:t>1.1 Khái niệm cơ sở dữ liệu phân tán</w:t>
       </w:r>
@@ -10511,7 +10511,7 @@
           <w:noProof/>
         </w:rPr>
         <w:drawing>
-          <wp:inline distT="0" distB="0" distL="0" distR="0" wp14:anchorId="2B2A8723" wp14:editId="198F080F">
+          <wp:inline distT="0" distB="0" distL="0" distR="0" wp14:anchorId="6D75FB35" wp14:editId="62330422">
             <wp:extent cx="5619750" cy="3619500"/>
             <wp:effectExtent l="0" t="0" r="0" b="0"/>
             <wp:docPr id="1" name="Picture 1"/>
@@ -10556,7 +10556,7 @@
         <w:spacing w:after="160"/>
         <w:jc w:val="center"/>
       </w:pPr>
-      <w:bookmarkStart w:id="8" w:name="_Toc244207731"/>
+      <w:bookmarkStart w:id="8" w:name="_Toc244208402"/>
       <w:r>
         <w:rPr>
           <w:b/>
@@ -10579,7 +10579,7 @@
       <w:pPr>
         <w:pStyle w:val="Heading2"/>
       </w:pPr>
-      <w:bookmarkStart w:id="9" w:name="_Toc244207660"/>
+      <w:bookmarkStart w:id="9" w:name="_Toc244208331"/>
       <w:r>
         <w:lastRenderedPageBreak/>
         <w:t>1.2 So sánh CSDL tập trung và CSDL phân tán</w:t>
@@ -10603,7 +10603,7 @@
         <w:spacing w:before="120" w:after="160"/>
         <w:jc w:val="center"/>
       </w:pPr>
-      <w:bookmarkStart w:id="10" w:name="_Toc244207740"/>
+      <w:bookmarkStart w:id="10" w:name="_Toc244208411"/>
       <w:r>
         <w:rPr>
           <w:b/>
@@ -11470,7 +11470,7 @@
       <w:pPr>
         <w:pStyle w:val="Heading2"/>
       </w:pPr>
-      <w:bookmarkStart w:id="11" w:name="_Toc244207661"/>
+      <w:bookmarkStart w:id="11" w:name="_Toc244208332"/>
       <w:r>
         <w:t>1.3 Kiến trúc tham chiếu của CSDL phân tán</w:t>
       </w:r>
@@ -11592,7 +11592,7 @@
           <w:noProof/>
         </w:rPr>
         <w:drawing>
-          <wp:inline distT="0" distB="0" distL="0" distR="0" wp14:anchorId="1F34DFB9" wp14:editId="4A777F7E">
+          <wp:inline distT="0" distB="0" distL="0" distR="0" wp14:anchorId="5A326B22" wp14:editId="5B44EEF0">
             <wp:extent cx="5619750" cy="4905375"/>
             <wp:effectExtent l="0" t="0" r="0" b="0"/>
             <wp:docPr id="2" name="Picture 2"/>
@@ -11637,7 +11637,7 @@
         <w:spacing w:after="160"/>
         <w:jc w:val="center"/>
       </w:pPr>
-      <w:bookmarkStart w:id="12" w:name="_Toc244207732"/>
+      <w:bookmarkStart w:id="12" w:name="_Toc244208403"/>
       <w:r>
         <w:rPr>
           <w:b/>
@@ -11660,7 +11660,7 @@
       <w:pPr>
         <w:pStyle w:val="Heading2"/>
       </w:pPr>
-      <w:bookmarkStart w:id="13" w:name="_Toc244207662"/>
+      <w:bookmarkStart w:id="13" w:name="_Toc244208333"/>
       <w:r>
         <w:t>1.4 Tính trong suốt trong CSDL phân tán</w:t>
       </w:r>
@@ -11775,7 +11775,7 @@
       <w:pPr>
         <w:pStyle w:val="Heading2"/>
       </w:pPr>
-      <w:bookmarkStart w:id="14" w:name="_Toc244207663"/>
+      <w:bookmarkStart w:id="14" w:name="_Toc244208334"/>
       <w:r>
         <w:t>1.5 Thiết kế cơ sở dữ liệu phân tán</w:t>
       </w:r>
@@ -11785,7 +11785,7 @@
       <w:pPr>
         <w:pStyle w:val="Heading3"/>
       </w:pPr>
-      <w:bookmarkStart w:id="15" w:name="_Toc244207664"/>
+      <w:bookmarkStart w:id="15" w:name="_Toc244208335"/>
       <w:r>
         <w:t>1.5.1 Hai hướng tiếp cận</w:t>
       </w:r>
@@ -11837,7 +11837,7 @@
       <w:pPr>
         <w:pStyle w:val="Heading3"/>
       </w:pPr>
-      <w:bookmarkStart w:id="16" w:name="_Toc244207665"/>
+      <w:bookmarkStart w:id="16" w:name="_Toc244208336"/>
       <w:r>
         <w:t>1.5.2 Hai bài toán chính: phân mảnh và cấp phát</w:t>
       </w:r>
@@ -11913,7 +11913,7 @@
       <w:pPr>
         <w:pStyle w:val="Heading2"/>
       </w:pPr>
-      <w:bookmarkStart w:id="17" w:name="_Toc244207666"/>
+      <w:bookmarkStart w:id="17" w:name="_Toc244208337"/>
       <w:r>
         <w:t>1.6 Kết chương</w:t>
       </w:r>
@@ -11934,7 +11934,7 @@
         <w:pStyle w:val="Heading1"/>
         <w:pageBreakBefore/>
       </w:pPr>
-      <w:bookmarkStart w:id="18" w:name="_Toc244207667"/>
+      <w:bookmarkStart w:id="18" w:name="_Toc244208338"/>
       <w:r>
         <w:lastRenderedPageBreak/>
         <w:t>CHƯƠNG 2. PHÂN MẢNH DỮ LIỆU TRONG CSDL PHÂN TÁN</w:t>
@@ -11945,7 +11945,7 @@
       <w:pPr>
         <w:pStyle w:val="Heading2"/>
       </w:pPr>
-      <w:bookmarkStart w:id="19" w:name="_Toc244207668"/>
+      <w:bookmarkStart w:id="19" w:name="_Toc244208339"/>
       <w:r>
         <w:t>2.1 Lý do và đơn vị phân mảnh</w:t>
       </w:r>
@@ -12125,7 +12125,7 @@
           <w:noProof/>
         </w:rPr>
         <w:drawing>
-          <wp:inline distT="0" distB="0" distL="0" distR="0" wp14:anchorId="6562E2F5" wp14:editId="1DA9B735">
+          <wp:inline distT="0" distB="0" distL="0" distR="0" wp14:anchorId="7E8F4320" wp14:editId="590F2FF0">
             <wp:extent cx="5619750" cy="1790700"/>
             <wp:effectExtent l="0" t="0" r="0" b="0"/>
             <wp:docPr id="3" name="Picture 3"/>
@@ -12170,7 +12170,7 @@
         <w:spacing w:after="160"/>
         <w:jc w:val="center"/>
       </w:pPr>
-      <w:bookmarkStart w:id="20" w:name="_Toc244207733"/>
+      <w:bookmarkStart w:id="20" w:name="_Toc244208404"/>
       <w:r>
         <w:rPr>
           <w:b/>
@@ -12193,7 +12193,7 @@
       <w:pPr>
         <w:pStyle w:val="Heading2"/>
       </w:pPr>
-      <w:bookmarkStart w:id="21" w:name="_Toc244207669"/>
+      <w:bookmarkStart w:id="21" w:name="_Toc244208340"/>
       <w:r>
         <w:lastRenderedPageBreak/>
         <w:t>2.2 Các quy tắc đúng đắn của phân mảnh</w:t>
@@ -12331,7 +12331,7 @@
       <w:pPr>
         <w:pStyle w:val="Heading2"/>
       </w:pPr>
-      <w:bookmarkStart w:id="22" w:name="_Toc244207670"/>
+      <w:bookmarkStart w:id="22" w:name="_Toc244208341"/>
       <w:r>
         <w:t>2.3 Phân mảnh ngang nguyên thủy</w:t>
       </w:r>
@@ -12341,7 +12341,7 @@
       <w:pPr>
         <w:pStyle w:val="Heading3"/>
       </w:pPr>
-      <w:bookmarkStart w:id="23" w:name="_Toc244207671"/>
+      <w:bookmarkStart w:id="23" w:name="_Toc244208342"/>
       <w:r>
         <w:t>2.3.1 Định nghĩa</w:t>
       </w:r>
@@ -12437,7 +12437,7 @@
       <w:pPr>
         <w:pStyle w:val="Heading3"/>
       </w:pPr>
-      <w:bookmarkStart w:id="24" w:name="_Toc244207672"/>
+      <w:bookmarkStart w:id="24" w:name="_Toc244208343"/>
       <w:r>
         <w:t>2.3.2 Vị từ đơn giản và vị từ hội sơ cấp</w:t>
       </w:r>
@@ -12607,7 +12607,7 @@
       <w:pPr>
         <w:pStyle w:val="Heading3"/>
       </w:pPr>
-      <w:bookmarkStart w:id="25" w:name="_Toc244207673"/>
+      <w:bookmarkStart w:id="25" w:name="_Toc244208344"/>
       <w:r>
         <w:t>2.3.3 Tính đầy đủ và cực tiểu của tập vị từ</w:t>
       </w:r>
@@ -12774,7 +12774,7 @@
       <w:pPr>
         <w:pStyle w:val="Heading3"/>
       </w:pPr>
-      <w:bookmarkStart w:id="26" w:name="_Toc244207674"/>
+      <w:bookmarkStart w:id="26" w:name="_Toc244208345"/>
       <w:r>
         <w:t>2.3.4 Ví dụ</w:t>
       </w:r>
@@ -12997,7 +12997,7 @@
       <w:pPr>
         <w:pStyle w:val="Heading2"/>
       </w:pPr>
-      <w:bookmarkStart w:id="27" w:name="_Toc244207675"/>
+      <w:bookmarkStart w:id="27" w:name="_Toc244208346"/>
       <w:r>
         <w:t>2.4 Phân mảnh ngang dẫn xuất</w:t>
       </w:r>
@@ -13007,7 +13007,7 @@
       <w:pPr>
         <w:pStyle w:val="Heading3"/>
       </w:pPr>
-      <w:bookmarkStart w:id="28" w:name="_Toc244207676"/>
+      <w:bookmarkStart w:id="28" w:name="_Toc244208347"/>
       <w:r>
         <w:t>2.4.1 Định nghĩa</w:t>
       </w:r>
@@ -13112,7 +13112,7 @@
       <w:pPr>
         <w:pStyle w:val="Heading3"/>
       </w:pPr>
-      <w:bookmarkStart w:id="29" w:name="_Toc244207677"/>
+      <w:bookmarkStart w:id="29" w:name="_Toc244208348"/>
       <w:r>
         <w:t>2.4.2 Ví dụ</w:t>
       </w:r>
@@ -13227,7 +13227,7 @@
           <w:noProof/>
         </w:rPr>
         <w:drawing>
-          <wp:inline distT="0" distB="0" distL="0" distR="0" wp14:anchorId="12E63CCE" wp14:editId="25B7686E">
+          <wp:inline distT="0" distB="0" distL="0" distR="0" wp14:anchorId="36AEFA35" wp14:editId="71C18BEE">
             <wp:extent cx="5619750" cy="1228725"/>
             <wp:effectExtent l="0" t="0" r="0" b="0"/>
             <wp:docPr id="4" name="Picture 4"/>
@@ -13272,7 +13272,7 @@
         <w:spacing w:after="160"/>
         <w:jc w:val="center"/>
       </w:pPr>
-      <w:bookmarkStart w:id="30" w:name="_Toc244207734"/>
+      <w:bookmarkStart w:id="30" w:name="_Toc244208405"/>
       <w:r>
         <w:rPr>
           <w:b/>
@@ -13344,7 +13344,7 @@
       <w:pPr>
         <w:pStyle w:val="Heading3"/>
       </w:pPr>
-      <w:bookmarkStart w:id="31" w:name="_Toc244207678"/>
+      <w:bookmarkStart w:id="31" w:name="_Toc244208349"/>
       <w:r>
         <w:t>2.4.3 Tính đúng đắn và lựa chọn quan hệ chủ</w:t>
       </w:r>
@@ -13445,7 +13445,7 @@
       <w:pPr>
         <w:pStyle w:val="Heading2"/>
       </w:pPr>
-      <w:bookmarkStart w:id="32" w:name="_Toc244207679"/>
+      <w:bookmarkStart w:id="32" w:name="_Toc244208350"/>
       <w:r>
         <w:t>2.5 Phân mảnh dọc</w:t>
       </w:r>
@@ -13455,7 +13455,7 @@
       <w:pPr>
         <w:pStyle w:val="Heading3"/>
       </w:pPr>
-      <w:bookmarkStart w:id="33" w:name="_Toc244207680"/>
+      <w:bookmarkStart w:id="33" w:name="_Toc244208351"/>
       <w:r>
         <w:t>2.5.1 Định nghĩa</w:t>
       </w:r>
@@ -13606,7 +13606,7 @@
       <w:pPr>
         <w:pStyle w:val="Heading3"/>
       </w:pPr>
-      <w:bookmarkStart w:id="34" w:name="_Toc244207681"/>
+      <w:bookmarkStart w:id="34" w:name="_Toc244208352"/>
       <w:r>
         <w:t>2.5.2 Ma trận sử dụng và ma trận ái lực</w:t>
       </w:r>
@@ -13792,7 +13792,7 @@
       <w:pPr>
         <w:pStyle w:val="Heading3"/>
       </w:pPr>
-      <w:bookmarkStart w:id="35" w:name="_Toc244207682"/>
+      <w:bookmarkStart w:id="35" w:name="_Toc244208353"/>
       <w:r>
         <w:t>2.5.3 Thuật toán BEA</w:t>
       </w:r>
@@ -13967,7 +13967,7 @@
       <w:pPr>
         <w:pStyle w:val="Heading3"/>
       </w:pPr>
-      <w:bookmarkStart w:id="36" w:name="_Toc244207683"/>
+      <w:bookmarkStart w:id="36" w:name="_Toc244208354"/>
       <w:r>
         <w:t>2.5.4 Thuật toán SPLIT</w:t>
       </w:r>
@@ -14011,7 +14011,7 @@
       <w:pPr>
         <w:pStyle w:val="Heading3"/>
       </w:pPr>
-      <w:bookmarkStart w:id="37" w:name="_Toc244207684"/>
+      <w:bookmarkStart w:id="37" w:name="_Toc244208355"/>
       <w:r>
         <w:t>2.5.5 Ví dụ</w:t>
       </w:r>
@@ -14034,7 +14034,7 @@
         <w:spacing w:before="120" w:after="160"/>
         <w:jc w:val="center"/>
       </w:pPr>
-      <w:bookmarkStart w:id="38" w:name="_Toc244207741"/>
+      <w:bookmarkStart w:id="38" w:name="_Toc244208412"/>
       <w:r>
         <w:rPr>
           <w:b/>
@@ -15029,7 +15029,7 @@
         <w:spacing w:before="120" w:after="160"/>
         <w:jc w:val="center"/>
       </w:pPr>
-      <w:bookmarkStart w:id="39" w:name="_Toc244207742"/>
+      <w:bookmarkStart w:id="39" w:name="_Toc244208413"/>
       <w:r>
         <w:rPr>
           <w:b/>
@@ -16033,7 +16033,7 @@
         <w:spacing w:before="120" w:after="160"/>
         <w:jc w:val="center"/>
       </w:pPr>
-      <w:bookmarkStart w:id="40" w:name="_Toc244207743"/>
+      <w:bookmarkStart w:id="40" w:name="_Toc244208414"/>
       <w:r>
         <w:rPr>
           <w:b/>
@@ -17225,7 +17225,7 @@
         <w:spacing w:before="120" w:after="160"/>
         <w:jc w:val="center"/>
       </w:pPr>
-      <w:bookmarkStart w:id="41" w:name="_Toc244207744"/>
+      <w:bookmarkStart w:id="41" w:name="_Toc244208415"/>
       <w:r>
         <w:rPr>
           <w:b/>
@@ -18415,7 +18415,7 @@
         <w:spacing w:before="120" w:after="160"/>
         <w:jc w:val="center"/>
       </w:pPr>
-      <w:bookmarkStart w:id="42" w:name="_Toc244207745"/>
+      <w:bookmarkStart w:id="42" w:name="_Toc244208416"/>
       <w:r>
         <w:rPr>
           <w:b/>
@@ -19330,7 +19330,7 @@
       <w:pPr>
         <w:pStyle w:val="Heading2"/>
       </w:pPr>
-      <w:bookmarkStart w:id="43" w:name="_Toc244207685"/>
+      <w:bookmarkStart w:id="43" w:name="_Toc244208356"/>
       <w:r>
         <w:t>2.6 Cấp phát và nhân bản</w:t>
       </w:r>
@@ -19426,7 +19426,7 @@
       <w:pPr>
         <w:pStyle w:val="Heading2"/>
       </w:pPr>
-      <w:bookmarkStart w:id="44" w:name="_Toc244207686"/>
+      <w:bookmarkStart w:id="44" w:name="_Toc244208357"/>
       <w:r>
         <w:lastRenderedPageBreak/>
         <w:t>2.7 Kết chương</w:t>
@@ -19448,7 +19448,7 @@
         <w:pStyle w:val="Heading1"/>
         <w:pageBreakBefore/>
       </w:pPr>
-      <w:bookmarkStart w:id="45" w:name="_Toc244207687"/>
+      <w:bookmarkStart w:id="45" w:name="_Toc244208358"/>
       <w:r>
         <w:lastRenderedPageBreak/>
         <w:t>CHƯƠNG 3. PHÂN MẢNH HỖN HỢP</w:t>
@@ -19459,7 +19459,7 @@
       <w:pPr>
         <w:pStyle w:val="Heading2"/>
       </w:pPr>
-      <w:bookmarkStart w:id="46" w:name="_Toc244207688"/>
+      <w:bookmarkStart w:id="46" w:name="_Toc244208359"/>
       <w:r>
         <w:t>3.1 Định nghĩa và động cơ sử dụng</w:t>
       </w:r>
@@ -19469,7 +19469,7 @@
       <w:pPr>
         <w:pStyle w:val="Heading3"/>
       </w:pPr>
-      <w:bookmarkStart w:id="47" w:name="_Toc244207689"/>
+      <w:bookmarkStart w:id="47" w:name="_Toc244208360"/>
       <w:r>
         <w:t>3.1.1 Động cơ</w:t>
       </w:r>
@@ -19512,7 +19512,7 @@
         <w:spacing w:before="120" w:after="160"/>
         <w:jc w:val="center"/>
       </w:pPr>
-      <w:bookmarkStart w:id="48" w:name="_Toc244207746"/>
+      <w:bookmarkStart w:id="48" w:name="_Toc244208417"/>
       <w:r>
         <w:rPr>
           <w:b/>
@@ -20057,7 +20057,7 @@
       <w:pPr>
         <w:pStyle w:val="Heading3"/>
       </w:pPr>
-      <w:bookmarkStart w:id="49" w:name="_Toc244207690"/>
+      <w:bookmarkStart w:id="49" w:name="_Toc244208361"/>
       <w:r>
         <w:t>3.1.2 Định nghĩa</w:t>
       </w:r>
@@ -20238,7 +20238,7 @@
       <w:pPr>
         <w:pStyle w:val="Heading2"/>
       </w:pPr>
-      <w:bookmarkStart w:id="50" w:name="_Toc244207691"/>
+      <w:bookmarkStart w:id="50" w:name="_Toc244208362"/>
       <w:r>
         <w:t>3.2 Chiến lược ngang trước, dọc sau (HV)</w:t>
       </w:r>
@@ -20417,7 +20417,7 @@
         </w:rPr>
         <w:lastRenderedPageBreak/>
         <w:drawing>
-          <wp:inline distT="0" distB="0" distL="0" distR="0" wp14:anchorId="082E0347" wp14:editId="684080EC">
+          <wp:inline distT="0" distB="0" distL="0" distR="0" wp14:anchorId="29223102" wp14:editId="1FBEE3D5">
             <wp:extent cx="5619750" cy="2800350"/>
             <wp:effectExtent l="0" t="0" r="0" b="0"/>
             <wp:docPr id="5" name="Picture 5"/>
@@ -20462,7 +20462,7 @@
         <w:spacing w:after="160"/>
         <w:jc w:val="center"/>
       </w:pPr>
-      <w:bookmarkStart w:id="51" w:name="_Toc244207735"/>
+      <w:bookmarkStart w:id="51" w:name="_Toc244208406"/>
       <w:r>
         <w:rPr>
           <w:b/>
@@ -20485,7 +20485,7 @@
       <w:pPr>
         <w:pStyle w:val="Heading2"/>
       </w:pPr>
-      <w:bookmarkStart w:id="52" w:name="_Toc244207692"/>
+      <w:bookmarkStart w:id="52" w:name="_Toc244208363"/>
       <w:r>
         <w:t>3.3 Chiến lược dọc trước, ngang sau (VH)</w:t>
       </w:r>
@@ -20671,7 +20671,7 @@
         </w:rPr>
         <w:lastRenderedPageBreak/>
         <w:drawing>
-          <wp:inline distT="0" distB="0" distL="0" distR="0" wp14:anchorId="0D9EDE8A" wp14:editId="22CC10D4">
+          <wp:inline distT="0" distB="0" distL="0" distR="0" wp14:anchorId="79372E81" wp14:editId="54FFF9AE">
             <wp:extent cx="5619750" cy="3028950"/>
             <wp:effectExtent l="0" t="0" r="0" b="0"/>
             <wp:docPr id="6" name="Picture 6"/>
@@ -20716,7 +20716,7 @@
         <w:spacing w:after="160"/>
         <w:jc w:val="center"/>
       </w:pPr>
-      <w:bookmarkStart w:id="53" w:name="_Toc244207736"/>
+      <w:bookmarkStart w:id="53" w:name="_Toc244208407"/>
       <w:r>
         <w:rPr>
           <w:b/>
@@ -20739,7 +20739,7 @@
       <w:pPr>
         <w:pStyle w:val="Heading3"/>
       </w:pPr>
-      <w:bookmarkStart w:id="54" w:name="_Toc244207693"/>
+      <w:bookmarkStart w:id="54" w:name="_Toc244208364"/>
       <w:r>
         <w:t>3.3.1 Quan hệ giữa HV và VH</w:t>
       </w:r>
@@ -20897,7 +20897,7 @@
       <w:pPr>
         <w:pStyle w:val="Heading2"/>
       </w:pPr>
-      <w:bookmarkStart w:id="55" w:name="_Toc244207694"/>
+      <w:bookmarkStart w:id="55" w:name="_Toc244208365"/>
       <w:r>
         <w:t>3.4 Cây phân mảnh và biểu diễn bằng đại số quan hệ</w:t>
       </w:r>
@@ -21110,7 +21110,7 @@
       <w:pPr>
         <w:pStyle w:val="Heading2"/>
       </w:pPr>
-      <w:bookmarkStart w:id="56" w:name="_Toc244207695"/>
+      <w:bookmarkStart w:id="56" w:name="_Toc244208366"/>
       <w:r>
         <w:t>3.5 Tái thiết quan hệ toàn cục</w:t>
       </w:r>
@@ -21569,7 +21569,7 @@
       <w:pPr>
         <w:pStyle w:val="Heading2"/>
       </w:pPr>
-      <w:bookmarkStart w:id="57" w:name="_Toc244207696"/>
+      <w:bookmarkStart w:id="57" w:name="_Toc244208367"/>
       <w:r>
         <w:t>3.6 Kiểm tra tính đúng đắn</w:t>
       </w:r>
@@ -21717,7 +21717,7 @@
       <w:pPr>
         <w:pStyle w:val="Heading2"/>
       </w:pPr>
-      <w:bookmarkStart w:id="58" w:name="_Toc244207697"/>
+      <w:bookmarkStart w:id="58" w:name="_Toc244208368"/>
       <w:r>
         <w:t>3.7 Cấp phát mảnh hỗn hợp và ảnh hưởng đến xử lý</w:t>
       </w:r>
@@ -21727,7 +21727,7 @@
       <w:pPr>
         <w:pStyle w:val="Heading3"/>
       </w:pPr>
-      <w:bookmarkStart w:id="59" w:name="_Toc244207698"/>
+      <w:bookmarkStart w:id="59" w:name="_Toc244208369"/>
       <w:r>
         <w:t>3.7.1 Cấp phát</w:t>
       </w:r>
@@ -21757,7 +21757,7 @@
       <w:pPr>
         <w:pStyle w:val="Heading3"/>
       </w:pPr>
-      <w:bookmarkStart w:id="60" w:name="_Toc244207699"/>
+      <w:bookmarkStart w:id="60" w:name="_Toc244208370"/>
       <w:r>
         <w:t>3.7.2 Ảnh hưởng đến xử lý truy vấn</w:t>
       </w:r>
@@ -21911,7 +21911,7 @@
       <w:pPr>
         <w:pStyle w:val="Heading3"/>
       </w:pPr>
-      <w:bookmarkStart w:id="61" w:name="_Toc244207700"/>
+      <w:bookmarkStart w:id="61" w:name="_Toc244208371"/>
       <w:r>
         <w:lastRenderedPageBreak/>
         <w:t>3.7.3 Ảnh hưởng đến cập nhật và giao dịch</w:t>
@@ -21994,7 +21994,7 @@
       <w:pPr>
         <w:pStyle w:val="Heading2"/>
       </w:pPr>
-      <w:bookmarkStart w:id="62" w:name="_Toc244207701"/>
+      <w:bookmarkStart w:id="62" w:name="_Toc244208372"/>
       <w:r>
         <w:t>3.8 Ưu điểm, hạn chế và so sánh</w:t>
       </w:r>
@@ -22178,7 +22178,7 @@
         <w:spacing w:before="120" w:after="160"/>
         <w:jc w:val="center"/>
       </w:pPr>
-      <w:bookmarkStart w:id="63" w:name="_Toc244207747"/>
+      <w:bookmarkStart w:id="63" w:name="_Toc244208418"/>
       <w:r>
         <w:rPr>
           <w:b/>
@@ -23291,7 +23291,7 @@
       <w:pPr>
         <w:pStyle w:val="Heading2"/>
       </w:pPr>
-      <w:bookmarkStart w:id="64" w:name="_Toc244207702"/>
+      <w:bookmarkStart w:id="64" w:name="_Toc244208373"/>
       <w:r>
         <w:t>3.9 Hỗ trợ trong các hệ quản trị thực tế</w:t>
       </w:r>
@@ -23507,7 +23507,7 @@
       <w:pPr>
         <w:pStyle w:val="Heading2"/>
       </w:pPr>
-      <w:bookmarkStart w:id="65" w:name="_Toc244207703"/>
+      <w:bookmarkStart w:id="65" w:name="_Toc244208374"/>
       <w:r>
         <w:t>3.10 Kết chương</w:t>
       </w:r>
@@ -23532,7 +23532,7 @@
         <w:pStyle w:val="Heading1"/>
         <w:pageBreakBefore/>
       </w:pPr>
-      <w:bookmarkStart w:id="66" w:name="_Toc244207704"/>
+      <w:bookmarkStart w:id="66" w:name="_Toc244208375"/>
       <w:r>
         <w:lastRenderedPageBreak/>
         <w:t>CHƯƠNG 4. ỨNG DỤNG PHÂN MẢNH HỖN HỢP CHO HỆ THỐNG QUẢN LÝ ĐƠN HÀNG</w:t>
@@ -23543,7 +23543,7 @@
       <w:pPr>
         <w:pStyle w:val="Heading2"/>
       </w:pPr>
-      <w:bookmarkStart w:id="67" w:name="_Toc244207705"/>
+      <w:bookmarkStart w:id="67" w:name="_Toc244208376"/>
       <w:r>
         <w:t>4.1 Mô tả bài toán</w:t>
       </w:r>
@@ -23566,7 +23566,7 @@
         <w:spacing w:before="120" w:after="160"/>
         <w:jc w:val="center"/>
       </w:pPr>
-      <w:bookmarkStart w:id="68" w:name="_Toc244207748"/>
+      <w:bookmarkStart w:id="68" w:name="_Toc244208419"/>
       <w:r>
         <w:rPr>
           <w:b/>
@@ -24377,7 +24377,7 @@
       <w:pPr>
         <w:pStyle w:val="Heading2"/>
       </w:pPr>
-      <w:bookmarkStart w:id="69" w:name="_Toc244207706"/>
+      <w:bookmarkStart w:id="69" w:name="_Toc244208377"/>
       <w:r>
         <w:t>4.2 Lược đồ toàn cục</w:t>
       </w:r>
@@ -24568,7 +24568,7 @@
           <w:noProof/>
         </w:rPr>
         <w:drawing>
-          <wp:inline distT="0" distB="0" distL="0" distR="0" wp14:anchorId="09AE4D71" wp14:editId="7EDD92E8">
+          <wp:inline distT="0" distB="0" distL="0" distR="0" wp14:anchorId="7B1A7AEC" wp14:editId="41EAB375">
             <wp:extent cx="5619750" cy="3076575"/>
             <wp:effectExtent l="0" t="0" r="0" b="0"/>
             <wp:docPr id="7" name="Picture 7"/>
@@ -24613,7 +24613,7 @@
         <w:spacing w:after="160"/>
         <w:jc w:val="center"/>
       </w:pPr>
-      <w:bookmarkStart w:id="70" w:name="_Toc244207737"/>
+      <w:bookmarkStart w:id="70" w:name="_Toc244208408"/>
       <w:r>
         <w:rPr>
           <w:b/>
@@ -24636,7 +24636,7 @@
       <w:pPr>
         <w:pStyle w:val="Heading2"/>
       </w:pPr>
-      <w:bookmarkStart w:id="71" w:name="_Toc244207707"/>
+      <w:bookmarkStart w:id="71" w:name="_Toc244208378"/>
       <w:r>
         <w:t>4.3 Phân tích ứng dụng</w:t>
       </w:r>
@@ -24659,7 +24659,7 @@
         <w:spacing w:before="120" w:after="160"/>
         <w:jc w:val="center"/>
       </w:pPr>
-      <w:bookmarkStart w:id="72" w:name="_Toc244207749"/>
+      <w:bookmarkStart w:id="72" w:name="_Toc244208420"/>
       <w:r>
         <w:rPr>
           <w:b/>
@@ -26007,7 +26007,7 @@
           <w:noProof/>
         </w:rPr>
         <w:drawing>
-          <wp:inline distT="0" distB="0" distL="0" distR="0" wp14:anchorId="1559CA97" wp14:editId="30BDC385">
+          <wp:inline distT="0" distB="0" distL="0" distR="0" wp14:anchorId="63F375EE" wp14:editId="0E0010EB">
             <wp:extent cx="5619750" cy="1809750"/>
             <wp:effectExtent l="0" t="0" r="0" b="0"/>
             <wp:docPr id="8" name="Picture 8"/>
@@ -26052,7 +26052,7 @@
         <w:spacing w:after="160"/>
         <w:jc w:val="center"/>
       </w:pPr>
-      <w:bookmarkStart w:id="73" w:name="_Toc244207738"/>
+      <w:bookmarkStart w:id="73" w:name="_Toc244208409"/>
       <w:r>
         <w:rPr>
           <w:b/>
@@ -26075,7 +26075,7 @@
       <w:pPr>
         <w:pStyle w:val="Heading2"/>
       </w:pPr>
-      <w:bookmarkStart w:id="74" w:name="_Toc244207708"/>
+      <w:bookmarkStart w:id="74" w:name="_Toc244208379"/>
       <w:r>
         <w:t>4.4 Thiết kế phân mảnh</w:t>
       </w:r>
@@ -26098,7 +26098,7 @@
         <w:spacing w:before="120" w:after="160"/>
         <w:jc w:val="center"/>
       </w:pPr>
-      <w:bookmarkStart w:id="75" w:name="_Toc244207750"/>
+      <w:bookmarkStart w:id="75" w:name="_Toc244208421"/>
       <w:r>
         <w:rPr>
           <w:b/>
@@ -26914,7 +26914,7 @@
       <w:pPr>
         <w:pStyle w:val="Heading3"/>
       </w:pPr>
-      <w:bookmarkStart w:id="76" w:name="_Toc244207709"/>
+      <w:bookmarkStart w:id="76" w:name="_Toc244208380"/>
       <w:r>
         <w:t>4.4.1 KhachHang – phân mảnh hỗn hợp HV</w:t>
       </w:r>
@@ -27317,7 +27317,7 @@
       <w:pPr>
         <w:pStyle w:val="Heading3"/>
       </w:pPr>
-      <w:bookmarkStart w:id="77" w:name="_Toc244207710"/>
+      <w:bookmarkStart w:id="77" w:name="_Toc244208381"/>
       <w:r>
         <w:t>4.4.2 NhanVien – phân mảnh hỗn hợp VH</w:t>
       </w:r>
@@ -27616,7 +27616,7 @@
       <w:pPr>
         <w:pStyle w:val="Heading3"/>
       </w:pPr>
-      <w:bookmarkStart w:id="78" w:name="_Toc244207711"/>
+      <w:bookmarkStart w:id="78" w:name="_Toc244208382"/>
       <w:r>
         <w:t>4.4.3 DonHang, ChiTietDonHang – phân mảnh ngang dẫn xuất</w:t>
       </w:r>
@@ -27748,7 +27748,7 @@
       <w:pPr>
         <w:pStyle w:val="Heading3"/>
       </w:pPr>
-      <w:bookmarkStart w:id="79" w:name="_Toc244207712"/>
+      <w:bookmarkStart w:id="79" w:name="_Toc244208383"/>
       <w:r>
         <w:t>4.4.4 ChiNhanh, SanPham – nhân bản toàn phần</w:t>
       </w:r>
@@ -27768,7 +27768,7 @@
       <w:pPr>
         <w:pStyle w:val="Heading2"/>
       </w:pPr>
-      <w:bookmarkStart w:id="80" w:name="_Toc244207713"/>
+      <w:bookmarkStart w:id="80" w:name="_Toc244208384"/>
       <w:r>
         <w:t>4.5 Kiểm tra tính đúng đắn</w:t>
       </w:r>
@@ -27791,7 +27791,7 @@
         <w:spacing w:before="120" w:after="160"/>
         <w:jc w:val="center"/>
       </w:pPr>
-      <w:bookmarkStart w:id="81" w:name="_Toc244207751"/>
+      <w:bookmarkStart w:id="81" w:name="_Toc244208422"/>
       <w:r>
         <w:rPr>
           <w:b/>
@@ -28317,7 +28317,7 @@
       <w:pPr>
         <w:pStyle w:val="Heading2"/>
       </w:pPr>
-      <w:bookmarkStart w:id="82" w:name="_Toc244207714"/>
+      <w:bookmarkStart w:id="82" w:name="_Toc244208385"/>
       <w:r>
         <w:lastRenderedPageBreak/>
         <w:t>4.6 Lược đồ cấp phát</w:t>
@@ -28341,7 +28341,7 @@
         <w:spacing w:before="120" w:after="160"/>
         <w:jc w:val="center"/>
       </w:pPr>
-      <w:bookmarkStart w:id="83" w:name="_Toc244207752"/>
+      <w:bookmarkStart w:id="83" w:name="_Toc244208423"/>
       <w:r>
         <w:rPr>
           <w:b/>
@@ -28738,7 +28738,7 @@
           <w:noProof/>
         </w:rPr>
         <w:drawing>
-          <wp:inline distT="0" distB="0" distL="0" distR="0" wp14:anchorId="7B0295C9" wp14:editId="2D39435F">
+          <wp:inline distT="0" distB="0" distL="0" distR="0" wp14:anchorId="3395B89A" wp14:editId="11D7AC63">
             <wp:extent cx="5619750" cy="3486150"/>
             <wp:effectExtent l="0" t="0" r="0" b="0"/>
             <wp:docPr id="9" name="Picture 9"/>
@@ -28783,7 +28783,7 @@
         <w:spacing w:after="160"/>
         <w:jc w:val="center"/>
       </w:pPr>
-      <w:bookmarkStart w:id="84" w:name="_Toc244207739"/>
+      <w:bookmarkStart w:id="84" w:name="_Toc244208410"/>
       <w:r>
         <w:rPr>
           <w:b/>
@@ -28892,7 +28892,7 @@
       <w:pPr>
         <w:pStyle w:val="Heading2"/>
       </w:pPr>
-      <w:bookmarkStart w:id="85" w:name="_Toc244207715"/>
+      <w:bookmarkStart w:id="85" w:name="_Toc244208386"/>
       <w:r>
         <w:lastRenderedPageBreak/>
         <w:t>4.7 Cài đặt thực nghiệm trên SQL Server</w:t>
@@ -28903,7 +28903,7 @@
       <w:pPr>
         <w:pStyle w:val="Heading3"/>
       </w:pPr>
-      <w:bookmarkStart w:id="86" w:name="_Toc244207716"/>
+      <w:bookmarkStart w:id="86" w:name="_Toc244208387"/>
       <w:r>
         <w:t>4.7.1 Môi trường và cách mô phỏng</w:t>
       </w:r>
@@ -28972,7 +28972,7 @@
         <w:spacing w:before="120" w:after="160"/>
         <w:jc w:val="center"/>
       </w:pPr>
-      <w:bookmarkStart w:id="87" w:name="_Toc244207753"/>
+      <w:bookmarkStart w:id="87" w:name="_Toc244208424"/>
       <w:r>
         <w:rPr>
           <w:b/>
@@ -29372,7 +29372,7 @@
       <w:pPr>
         <w:pStyle w:val="Heading3"/>
       </w:pPr>
-      <w:bookmarkStart w:id="88" w:name="_Toc244207717"/>
+      <w:bookmarkStart w:id="88" w:name="_Toc244208388"/>
       <w:r>
         <w:t>4.7.2 Tạo các mảnh</w:t>
       </w:r>
@@ -29801,7 +29801,7 @@
         <w:spacing w:before="120" w:after="160"/>
         <w:jc w:val="center"/>
       </w:pPr>
-      <w:bookmarkStart w:id="89" w:name="_Toc244207754"/>
+      <w:bookmarkStart w:id="89" w:name="_Toc244208425"/>
       <w:r>
         <w:rPr>
           <w:b/>
@@ -30209,7 +30209,7 @@
       <w:pPr>
         <w:pStyle w:val="Heading3"/>
       </w:pPr>
-      <w:bookmarkStart w:id="90" w:name="_Toc244207718"/>
+      <w:bookmarkStart w:id="90" w:name="_Toc244208389"/>
       <w:r>
         <w:t>4.7.3 Tái thiết và kiểm tra tính đúng đắn</w:t>
       </w:r>
@@ -30573,7 +30573,7 @@
         <w:spacing w:before="120" w:after="160"/>
         <w:jc w:val="center"/>
       </w:pPr>
-      <w:bookmarkStart w:id="91" w:name="_Toc244207755"/>
+      <w:bookmarkStart w:id="91" w:name="_Toc244208426"/>
       <w:r>
         <w:rPr>
           <w:b/>
@@ -33293,7 +33293,7 @@
       <w:pPr>
         <w:pStyle w:val="Heading3"/>
       </w:pPr>
-      <w:bookmarkStart w:id="92" w:name="_Toc244207719"/>
+      <w:bookmarkStart w:id="92" w:name="_Toc244208390"/>
       <w:r>
         <w:t>4.7.4 Truy vấn minh họa</w:t>
       </w:r>
@@ -33480,7 +33480,7 @@
         <w:spacing w:before="120" w:after="160"/>
         <w:jc w:val="center"/>
       </w:pPr>
-      <w:bookmarkStart w:id="93" w:name="_Toc244207756"/>
+      <w:bookmarkStart w:id="93" w:name="_Toc244208427"/>
       <w:r>
         <w:rPr>
           <w:b/>
@@ -34264,7 +34264,7 @@
         <w:spacing w:before="120" w:after="160"/>
         <w:jc w:val="center"/>
       </w:pPr>
-      <w:bookmarkStart w:id="94" w:name="_Toc244207757"/>
+      <w:bookmarkStart w:id="94" w:name="_Toc244208428"/>
       <w:r>
         <w:rPr>
           <w:b/>
@@ -34819,7 +34819,7 @@
       <w:pPr>
         <w:pStyle w:val="Heading3"/>
       </w:pPr>
-      <w:bookmarkStart w:id="95" w:name="_Toc244207720"/>
+      <w:bookmarkStart w:id="95" w:name="_Toc244208391"/>
       <w:r>
         <w:t>4.7.5 Giao dịch phân tán</w:t>
       </w:r>
@@ -35466,7 +35466,7 @@
       <w:pPr>
         <w:pStyle w:val="Heading2"/>
       </w:pPr>
-      <w:bookmarkStart w:id="96" w:name="_Toc244207721"/>
+      <w:bookmarkStart w:id="96" w:name="_Toc244208392"/>
       <w:r>
         <w:t>4.8 Đánh giá</w:t>
       </w:r>
@@ -35630,7 +35630,7 @@
       <w:pPr>
         <w:pStyle w:val="Heading2"/>
       </w:pPr>
-      <w:bookmarkStart w:id="97" w:name="_Toc244207722"/>
+      <w:bookmarkStart w:id="97" w:name="_Toc244208393"/>
       <w:r>
         <w:t>4.9 Kết chương</w:t>
       </w:r>
@@ -35655,7 +35655,7 @@
         <w:pStyle w:val="Heading1"/>
         <w:pageBreakBefore/>
       </w:pPr>
-      <w:bookmarkStart w:id="98" w:name="_Toc244207723"/>
+      <w:bookmarkStart w:id="98" w:name="_Toc244208394"/>
       <w:r>
         <w:lastRenderedPageBreak/>
         <w:t>CHƯƠNG 5. KẾT LUẬN VÀ HƯỚNG PHÁT TRIỂN</w:t>
@@ -35666,7 +35666,7 @@
       <w:pPr>
         <w:pStyle w:val="Heading2"/>
       </w:pPr>
-      <w:bookmarkStart w:id="99" w:name="_Toc244207724"/>
+      <w:bookmarkStart w:id="99" w:name="_Toc244208395"/>
       <w:r>
         <w:t>5.1 Kết quả đạt được</w:t>
       </w:r>
@@ -35719,7 +35719,7 @@
       <w:pPr>
         <w:pStyle w:val="Heading2"/>
       </w:pPr>
-      <w:bookmarkStart w:id="100" w:name="_Toc244207725"/>
+      <w:bookmarkStart w:id="100" w:name="_Toc244208396"/>
       <w:r>
         <w:t>5.2 Hạn chế</w:t>
       </w:r>
@@ -35785,7 +35785,7 @@
       <w:pPr>
         <w:pStyle w:val="Heading2"/>
       </w:pPr>
-      <w:bookmarkStart w:id="101" w:name="_Toc244207726"/>
+      <w:bookmarkStart w:id="101" w:name="_Toc244208397"/>
       <w:r>
         <w:t>5.3 Hướng phát triển</w:t>
       </w:r>
@@ -35867,7 +35867,7 @@
         <w:pStyle w:val="Heading1"/>
         <w:pageBreakBefore/>
       </w:pPr>
-      <w:bookmarkStart w:id="102" w:name="_Toc244207727"/>
+      <w:bookmarkStart w:id="102" w:name="_Toc244208398"/>
       <w:r>
         <w:lastRenderedPageBreak/>
         <w:t>TÀI LIỆU THAM KHẢO</w:t>
@@ -35982,7 +35982,7 @@
         <w:pStyle w:val="Heading1"/>
         <w:pageBreakBefore/>
       </w:pPr>
-      <w:bookmarkStart w:id="103" w:name="_Toc244207728"/>
+      <w:bookmarkStart w:id="103" w:name="_Toc244208399"/>
       <w:r>
         <w:lastRenderedPageBreak/>
         <w:t>PHỤ LỤC</w:t>
@@ -36003,7 +36003,7 @@
       <w:pPr>
         <w:pStyle w:val="Heading2"/>
       </w:pPr>
-      <w:bookmarkStart w:id="104" w:name="_Toc244207729"/>
+      <w:bookmarkStart w:id="104" w:name="_Toc244208400"/>
       <w:r>
         <w:t>Phụ lục A. Script tái thiết và kiểm tra tính đúng đắn</w:t>
       </w:r>
@@ -43181,7 +43181,7 @@
       <w:pPr>
         <w:pStyle w:val="Heading2"/>
       </w:pPr>
-      <w:bookmarkStart w:id="105" w:name="_Toc244207730"/>
+      <w:bookmarkStart w:id="105" w:name="_Toc244208401"/>
       <w:r>
         <w:t>Phụ lục B. Script truy vấn minh họa và giao dịch phân tán</w:t>
       </w:r>
@@ -51035,10 +51035,10 @@
 <file path=word/numbering.xml><?xml version="1.0" encoding="utf-8"?>
 <w:numbering xmlns:wpc="http://schemas.microsoft.com/office/word/2010/wordprocessingCanvas" xmlns:cx="http://schemas.microsoft.com/office/drawing/2014/chartex" xmlns:cx1="http://schemas.microsoft.com/office/drawing/2015/9/8/chartex" xmlns:cx2="http://schemas.microsoft.com/office/drawing/2015/10/21/chartex" xmlns:cx3="http://schemas.microsoft.com/office/drawing/2016/5/9/chartex" xmlns:cx4="http://schemas.microsoft.com/office/drawing/2016/5/10/chartex" xmlns:cx5="http://schemas.microsoft.com/office/drawing/2016/5/11/chartex" xmlns:cx6="http://schemas.microsoft.com/office/drawing/2016/5/12/chartex" xmlns:cx7="http://schemas.microsoft.com/office/drawing/2016/5/13/chartex" xmlns:cx8="http://schemas.microsoft.com/office/drawing/2016/5/14/chartex" xmlns:mc="http://schemas.openxmlformats.org/markup-compatibility/2006" xmlns:aink="http://schemas.microsoft.com/office/drawing/2016/ink" xmlns:am3d="http://schemas.microsoft.com/office/drawing/2017/model3d" xmlns:o="urn:schemas-microsoft-com:office:office" xmlns:oel="http://schemas.microsoft.com/office/2019/extlst" xmlns:r="http://schemas.openxmlformats.org/officeDocument/2006/relationships" xmlns:m="http://schemas.openxmlformats.org/officeDocument/2006/math" xmlns:v="urn:schemas-microsoft-com:vml" xmlns:wp14="http://schemas.microsoft.com/office/word/2010/wordprocessingDrawing" xmlns:wp="http://schemas.openxmlformats.org/drawingml/2006/wordprocessingDrawing" xmlns:w10="urn:schemas-microsoft-com:office:word" xmlns:w="http://schemas.openxmlformats.org/wordprocessingml/2006/main" xmlns:w14="http://schemas.microsoft.com/office/word/2010/wordml" xmlns:w15="http://schemas.microsoft.com/office/word/2012/wordml" xmlns:w16cex="http://schemas.microsoft.com/office/word/2018/wordml/cex" xmlns:w16cid="http://schemas.microsoft.com/office/word/2016/wordml/cid" xmlns:w16="http://schemas.microsoft.com/office/word/2018/wordml" xmlns:w16sdtdh="http://schemas.microsoft.com/office/word/2020/wordml/sdtdatahash" xmlns:w16se="http://schemas.microsoft.com/office/word/2015/wordml/symex" xmlns:wpg="http://schemas.microsoft.com/office/word/2010/wordprocessingGroup" xmlns:wpi="http://schemas.microsoft.com/office/word/2010/wordprocessingInk" xmlns:wne="http://schemas.microsoft.com/office/word/2006/wordml" xmlns:wps="http://schemas.microsoft.com/office/word/2010/wordprocessingShape" mc:Ignorable="w14 w15 w16se w16cid w16 w16cex w16sdtdh wp14">
   <w:abstractNum w:abstractNumId="0" w15:restartNumberingAfterBreak="0">
-    <w:nsid w:val="4C9B25EB"/>
+    <w:nsid w:val="21016764"/>
     <w:multiLevelType w:val="hybridMultilevel"/>
-    <w:tmpl w:val="C0FABC8E"/>
-    <w:lvl w:ilvl="0" w:tplc="2E96B50E">
+    <w:tmpl w:val="86C01CC0"/>
+    <w:lvl w:ilvl="0" w:tplc="402C62AC">
       <w:start w:val="1"/>
       <w:numFmt w:val="bullet"/>
       <w:lvlText w:val="–"/>
@@ -51047,7 +51047,7 @@
         <w:ind w:left="720" w:hanging="360"/>
       </w:pPr>
     </w:lvl>
-    <w:lvl w:ilvl="1" w:tplc="5C62AFE4" w:tentative="1">
+    <w:lvl w:ilvl="1" w:tplc="C1AA3002" w:tentative="1">
       <w:start w:val="1"/>
       <w:numFmt w:val="bullet"/>
       <w:lvlText w:val="+"/>
@@ -51056,47 +51056,133 @@
         <w:ind w:left="1260" w:hanging="360"/>
       </w:pPr>
     </w:lvl>
-    <w:lvl w:ilvl="2" w:tplc="3FA03E3A">
+    <w:lvl w:ilvl="2" w:tplc="358452B4">
       <w:numFmt w:val="decimal"/>
       <w:lvlText w:val=""/>
       <w:lvlJc w:val="left"/>
     </w:lvl>
-    <w:lvl w:ilvl="3" w:tplc="882A3FD8">
+    <w:lvl w:ilvl="3" w:tplc="1C008542">
       <w:numFmt w:val="decimal"/>
       <w:lvlText w:val=""/>
       <w:lvlJc w:val="left"/>
     </w:lvl>
-    <w:lvl w:ilvl="4" w:tplc="C2A23C76">
+    <w:lvl w:ilvl="4" w:tplc="C9185B86">
       <w:numFmt w:val="decimal"/>
       <w:lvlText w:val=""/>
       <w:lvlJc w:val="left"/>
     </w:lvl>
-    <w:lvl w:ilvl="5" w:tplc="0262A774">
+    <w:lvl w:ilvl="5" w:tplc="97BA24E4">
       <w:numFmt w:val="decimal"/>
       <w:lvlText w:val=""/>
       <w:lvlJc w:val="left"/>
     </w:lvl>
-    <w:lvl w:ilvl="6" w:tplc="8D5ED292">
+    <w:lvl w:ilvl="6" w:tplc="A68234A2">
       <w:numFmt w:val="decimal"/>
       <w:lvlText w:val=""/>
       <w:lvlJc w:val="left"/>
     </w:lvl>
-    <w:lvl w:ilvl="7" w:tplc="D804C536">
+    <w:lvl w:ilvl="7" w:tplc="90B4AB6A">
       <w:numFmt w:val="decimal"/>
       <w:lvlText w:val=""/>
       <w:lvlJc w:val="left"/>
     </w:lvl>
-    <w:lvl w:ilvl="8" w:tplc="2E9C75A0">
+    <w:lvl w:ilvl="8" w:tplc="A81A5FE4">
       <w:numFmt w:val="decimal"/>
       <w:lvlText w:val=""/>
       <w:lvlJc w:val="left"/>
     </w:lvl>
   </w:abstractNum>
   <w:abstractNum w:abstractNumId="1" w15:restartNumberingAfterBreak="0">
-    <w:nsid w:val="57B346BA"/>
+    <w:nsid w:val="34F60225"/>
     <w:multiLevelType w:val="hybridMultilevel"/>
-    <w:tmpl w:val="0BB2F614"/>
-    <w:lvl w:ilvl="0" w:tplc="E0C227DA">
+    <w:tmpl w:val="E9F870D4"/>
+    <w:lvl w:ilvl="0" w:tplc="010CA13E" w:tentative="1">
+      <w:start w:val="1"/>
+      <w:numFmt w:val="bullet"/>
+      <w:lvlText w:val="●"/>
+      <w:lvlJc w:val="left"/>
+      <w:pPr>
+        <w:ind w:left="720" w:hanging="360"/>
+      </w:pPr>
+    </w:lvl>
+    <w:lvl w:ilvl="1" w:tplc="304C53EC" w:tentative="1">
+      <w:start w:val="1"/>
+      <w:numFmt w:val="bullet"/>
+      <w:lvlText w:val="○"/>
+      <w:lvlJc w:val="left"/>
+      <w:pPr>
+        <w:ind w:left="1440" w:hanging="360"/>
+      </w:pPr>
+    </w:lvl>
+    <w:lvl w:ilvl="2" w:tplc="EF32E3BC" w:tentative="1">
+      <w:start w:val="1"/>
+      <w:numFmt w:val="bullet"/>
+      <w:lvlText w:val="■"/>
+      <w:lvlJc w:val="left"/>
+      <w:pPr>
+        <w:ind w:left="2160" w:hanging="360"/>
+      </w:pPr>
+    </w:lvl>
+    <w:lvl w:ilvl="3" w:tplc="4F5025D6" w:tentative="1">
+      <w:start w:val="1"/>
+      <w:numFmt w:val="bullet"/>
+      <w:lvlText w:val="●"/>
+      <w:lvlJc w:val="left"/>
+      <w:pPr>
+        <w:ind w:left="2880" w:hanging="360"/>
+      </w:pPr>
+    </w:lvl>
+    <w:lvl w:ilvl="4" w:tplc="044AFEA4" w:tentative="1">
+      <w:start w:val="1"/>
+      <w:numFmt w:val="bullet"/>
+      <w:lvlText w:val="○"/>
+      <w:lvlJc w:val="left"/>
+      <w:pPr>
+        <w:ind w:left="3600" w:hanging="360"/>
+      </w:pPr>
+    </w:lvl>
+    <w:lvl w:ilvl="5" w:tplc="8F5640FA" w:tentative="1">
+      <w:start w:val="1"/>
+      <w:numFmt w:val="bullet"/>
+      <w:lvlText w:val="■"/>
+      <w:lvlJc w:val="left"/>
+      <w:pPr>
+        <w:ind w:left="4320" w:hanging="360"/>
+      </w:pPr>
+    </w:lvl>
+    <w:lvl w:ilvl="6" w:tplc="3078E00C" w:tentative="1">
+      <w:start w:val="1"/>
+      <w:numFmt w:val="bullet"/>
+      <w:lvlText w:val="●"/>
+      <w:lvlJc w:val="left"/>
+      <w:pPr>
+        <w:ind w:left="5040" w:hanging="360"/>
+      </w:pPr>
+    </w:lvl>
+    <w:lvl w:ilvl="7" w:tplc="DF7AD840" w:tentative="1">
+      <w:start w:val="1"/>
+      <w:numFmt w:val="bullet"/>
+      <w:lvlText w:val="●"/>
+      <w:lvlJc w:val="left"/>
+      <w:pPr>
+        <w:ind w:left="5760" w:hanging="360"/>
+      </w:pPr>
+    </w:lvl>
+    <w:lvl w:ilvl="8" w:tplc="B15E0A1E" w:tentative="1">
+      <w:start w:val="1"/>
+      <w:numFmt w:val="bullet"/>
+      <w:lvlText w:val="●"/>
+      <w:lvlJc w:val="left"/>
+      <w:pPr>
+        <w:ind w:left="6480" w:hanging="360"/>
+      </w:pPr>
+    </w:lvl>
+  </w:abstractNum>
+  <w:abstractNum w:abstractNumId="2" w15:restartNumberingAfterBreak="0">
+    <w:nsid w:val="4CA80A82"/>
+    <w:multiLevelType w:val="hybridMultilevel"/>
+    <w:tmpl w:val="BDEA2A28"/>
+    <w:lvl w:ilvl="0" w:tplc="A6AE14E0">
       <w:start w:val="1"/>
       <w:numFmt w:val="decimal"/>
       <w:lvlText w:val="%1."/>
@@ -51105,140 +51191,54 @@
         <w:ind w:left="720" w:hanging="360"/>
       </w:pPr>
     </w:lvl>
-    <w:lvl w:ilvl="1" w:tplc="35C2AF38">
+    <w:lvl w:ilvl="1" w:tplc="483CAC64">
       <w:numFmt w:val="decimal"/>
       <w:lvlText w:val=""/>
       <w:lvlJc w:val="left"/>
     </w:lvl>
-    <w:lvl w:ilvl="2" w:tplc="99864FDE">
+    <w:lvl w:ilvl="2" w:tplc="16E0189A">
       <w:numFmt w:val="decimal"/>
       <w:lvlText w:val=""/>
       <w:lvlJc w:val="left"/>
     </w:lvl>
-    <w:lvl w:ilvl="3" w:tplc="747E8BC8">
+    <w:lvl w:ilvl="3" w:tplc="1806232A">
       <w:numFmt w:val="decimal"/>
       <w:lvlText w:val=""/>
       <w:lvlJc w:val="left"/>
     </w:lvl>
-    <w:lvl w:ilvl="4" w:tplc="F4EC9094">
+    <w:lvl w:ilvl="4" w:tplc="7102ECF0">
       <w:numFmt w:val="decimal"/>
       <w:lvlText w:val=""/>
       <w:lvlJc w:val="left"/>
     </w:lvl>
-    <w:lvl w:ilvl="5" w:tplc="15B29398">
+    <w:lvl w:ilvl="5" w:tplc="4570664C">
       <w:numFmt w:val="decimal"/>
       <w:lvlText w:val=""/>
       <w:lvlJc w:val="left"/>
     </w:lvl>
-    <w:lvl w:ilvl="6" w:tplc="A5042D2E">
+    <w:lvl w:ilvl="6" w:tplc="020E1380">
       <w:numFmt w:val="decimal"/>
       <w:lvlText w:val=""/>
       <w:lvlJc w:val="left"/>
     </w:lvl>
-    <w:lvl w:ilvl="7" w:tplc="967CB9D6">
+    <w:lvl w:ilvl="7" w:tplc="52F84798">
       <w:numFmt w:val="decimal"/>
       <w:lvlText w:val=""/>
       <w:lvlJc w:val="left"/>
     </w:lvl>
-    <w:lvl w:ilvl="8" w:tplc="D20A77C8">
+    <w:lvl w:ilvl="8" w:tplc="28D029AA">
       <w:numFmt w:val="decimal"/>
       <w:lvlText w:val=""/>
       <w:lvlJc w:val="left"/>
     </w:lvl>
   </w:abstractNum>
-  <w:abstractNum w:abstractNumId="2" w15:restartNumberingAfterBreak="0">
-    <w:nsid w:val="6F073C37"/>
-    <w:multiLevelType w:val="hybridMultilevel"/>
-    <w:tmpl w:val="A2401186"/>
-    <w:lvl w:ilvl="0" w:tplc="997A82EC" w:tentative="1">
-      <w:start w:val="1"/>
-      <w:numFmt w:val="bullet"/>
-      <w:lvlText w:val="●"/>
-      <w:lvlJc w:val="left"/>
-      <w:pPr>
-        <w:ind w:left="720" w:hanging="360"/>
-      </w:pPr>
-    </w:lvl>
-    <w:lvl w:ilvl="1" w:tplc="11DEBEF0" w:tentative="1">
-      <w:start w:val="1"/>
-      <w:numFmt w:val="bullet"/>
-      <w:lvlText w:val="○"/>
-      <w:lvlJc w:val="left"/>
-      <w:pPr>
-        <w:ind w:left="1440" w:hanging="360"/>
-      </w:pPr>
-    </w:lvl>
-    <w:lvl w:ilvl="2" w:tplc="76562F00" w:tentative="1">
-      <w:start w:val="1"/>
-      <w:numFmt w:val="bullet"/>
-      <w:lvlText w:val="■"/>
-      <w:lvlJc w:val="left"/>
-      <w:pPr>
-        <w:ind w:left="2160" w:hanging="360"/>
-      </w:pPr>
-    </w:lvl>
-    <w:lvl w:ilvl="3" w:tplc="6568D210" w:tentative="1">
-      <w:start w:val="1"/>
-      <w:numFmt w:val="bullet"/>
-      <w:lvlText w:val="●"/>
-      <w:lvlJc w:val="left"/>
-      <w:pPr>
-        <w:ind w:left="2880" w:hanging="360"/>
-      </w:pPr>
-    </w:lvl>
-    <w:lvl w:ilvl="4" w:tplc="65B09A64" w:tentative="1">
-      <w:start w:val="1"/>
-      <w:numFmt w:val="bullet"/>
-      <w:lvlText w:val="○"/>
-      <w:lvlJc w:val="left"/>
-      <w:pPr>
-        <w:ind w:left="3600" w:hanging="360"/>
-      </w:pPr>
-    </w:lvl>
-    <w:lvl w:ilvl="5" w:tplc="779E55EC" w:tentative="1">
-      <w:start w:val="1"/>
-      <w:numFmt w:val="bullet"/>
-      <w:lvlText w:val="■"/>
-      <w:lvlJc w:val="left"/>
-      <w:pPr>
-        <w:ind w:left="4320" w:hanging="360"/>
-      </w:pPr>
-    </w:lvl>
-    <w:lvl w:ilvl="6" w:tplc="ABE88F62" w:tentative="1">
-      <w:start w:val="1"/>
-      <w:numFmt w:val="bullet"/>
-      <w:lvlText w:val="●"/>
-      <w:lvlJc w:val="left"/>
-      <w:pPr>
-        <w:ind w:left="5040" w:hanging="360"/>
-      </w:pPr>
-    </w:lvl>
-    <w:lvl w:ilvl="7" w:tplc="1F14AFB6" w:tentative="1">
-      <w:start w:val="1"/>
-      <w:numFmt w:val="bullet"/>
-      <w:lvlText w:val="●"/>
-      <w:lvlJc w:val="left"/>
-      <w:pPr>
-        <w:ind w:left="5760" w:hanging="360"/>
-      </w:pPr>
-    </w:lvl>
-    <w:lvl w:ilvl="8" w:tplc="5094C5B2" w:tentative="1">
-      <w:start w:val="1"/>
-      <w:numFmt w:val="bullet"/>
-      <w:lvlText w:val="●"/>
-      <w:lvlJc w:val="left"/>
-      <w:pPr>
-        <w:ind w:left="6480" w:hanging="360"/>
-      </w:pPr>
-    </w:lvl>
-  </w:abstractNum>
-  <w:num w:numId="1" w16cid:durableId="651447657">
-    <w:abstractNumId w:val="2"/>
+  <w:num w:numId="1" w16cid:durableId="272520828">
+    <w:abstractNumId w:val="1"/>
     <w:lvlOverride w:ilvl="0">
       <w:startOverride w:val="1"/>
     </w:lvlOverride>
   </w:num>
-  <w:num w:numId="2" w16cid:durableId="717169372">
+  <w:num w:numId="2" w16cid:durableId="1419062409">
     <w:abstractNumId w:val="0"/>
     <w:lvlOverride w:ilvl="0">
       <w:startOverride w:val="1"/>
@@ -51247,20 +51247,20 @@
       <w:startOverride w:val="1"/>
     </w:lvlOverride>
   </w:num>
-  <w:num w:numId="3" w16cid:durableId="1044332624">
-    <w:abstractNumId w:val="1"/>
+  <w:num w:numId="3" w16cid:durableId="1926645597">
+    <w:abstractNumId w:val="2"/>
     <w:lvlOverride w:ilvl="0">
       <w:startOverride w:val="1"/>
     </w:lvlOverride>
   </w:num>
-  <w:num w:numId="4" w16cid:durableId="434790140">
-    <w:abstractNumId w:val="1"/>
+  <w:num w:numId="4" w16cid:durableId="1475760875">
+    <w:abstractNumId w:val="2"/>
     <w:lvlOverride w:ilvl="0">
       <w:startOverride w:val="1"/>
     </w:lvlOverride>
   </w:num>
-  <w:num w:numId="5" w16cid:durableId="1057431056">
-    <w:abstractNumId w:val="1"/>
+  <w:num w:numId="5" w16cid:durableId="1356426310">
+    <w:abstractNumId w:val="2"/>
     <w:lvlOverride w:ilvl="0">
       <w:startOverride w:val="1"/>
     </w:lvlOverride>

--- a/docs/BaoCao_PhanManhHonHop.docx
+++ b/docs/BaoCao_PhanManhHonHop.docx
@@ -1153,7 +1153,7 @@
     <w:sdt>
       <w:sdtPr>
         <w:alias w:val="Mục lục"/>
-        <w:id w:val="514741298"/>
+        <w:id w:val="-1656986408"/>
       </w:sdtPr>
       <w:sdtEndPr/>
       <w:sdtContent>
@@ -1181,7 +1181,7 @@
           <w:r>
             <w:fldChar w:fldCharType="separate"/>
           </w:r>
-          <w:hyperlink w:anchor="_Toc244208323" w:history="1">
+          <w:hyperlink w:anchor="_Toc244258198" w:history="1">
             <w:r>
               <w:rPr>
                 <w:rStyle w:val="Hyperlink"/>
@@ -1205,7 +1205,7 @@
               <w:rPr>
                 <w:noProof/>
               </w:rPr>
-              <w:instrText xml:space="preserve"> PAGEREF _Toc244208323 \h </w:instrText>
+              <w:instrText xml:space="preserve"> PAGEREF _Toc244258198 \h </w:instrText>
             </w:r>
             <w:r>
               <w:rPr>
@@ -1247,7 +1247,7 @@
               <w14:ligatures w14:val="standardContextual"/>
             </w:rPr>
           </w:pPr>
-          <w:hyperlink w:anchor="_Toc244208324" w:history="1">
+          <w:hyperlink w:anchor="_Toc244258199" w:history="1">
             <w:r>
               <w:rPr>
                 <w:rStyle w:val="Hyperlink"/>
@@ -1271,7 +1271,7 @@
               <w:rPr>
                 <w:noProof/>
               </w:rPr>
-              <w:instrText xml:space="preserve"> PAGEREF _Toc244208324 \h </w:instrText>
+              <w:instrText xml:space="preserve"> PAGEREF _Toc244258199 \h </w:instrText>
             </w:r>
             <w:r>
               <w:rPr>
@@ -1313,7 +1313,7 @@
               <w14:ligatures w14:val="standardContextual"/>
             </w:rPr>
           </w:pPr>
-          <w:hyperlink w:anchor="_Toc244208325" w:history="1">
+          <w:hyperlink w:anchor="_Toc244258200" w:history="1">
             <w:r>
               <w:rPr>
                 <w:rStyle w:val="Hyperlink"/>
@@ -1337,7 +1337,7 @@
               <w:rPr>
                 <w:noProof/>
               </w:rPr>
-              <w:instrText xml:space="preserve"> PAGEREF _Toc244208325 \h </w:instrText>
+              <w:instrText xml:space="preserve"> PAGEREF _Toc244258200 \h </w:instrText>
             </w:r>
             <w:r>
               <w:rPr>
@@ -1379,7 +1379,7 @@
               <w14:ligatures w14:val="standardContextual"/>
             </w:rPr>
           </w:pPr>
-          <w:hyperlink w:anchor="_Toc244208326" w:history="1">
+          <w:hyperlink w:anchor="_Toc244258201" w:history="1">
             <w:r>
               <w:rPr>
                 <w:rStyle w:val="Hyperlink"/>
@@ -1403,7 +1403,7 @@
               <w:rPr>
                 <w:noProof/>
               </w:rPr>
-              <w:instrText xml:space="preserve"> PAGEREF _Toc244208326 \h </w:instrText>
+              <w:instrText xml:space="preserve"> PAGEREF _Toc244258201 \h </w:instrText>
             </w:r>
             <w:r>
               <w:rPr>
@@ -1445,7 +1445,7 @@
               <w14:ligatures w14:val="standardContextual"/>
             </w:rPr>
           </w:pPr>
-          <w:hyperlink w:anchor="_Toc244208327" w:history="1">
+          <w:hyperlink w:anchor="_Toc244258202" w:history="1">
             <w:r>
               <w:rPr>
                 <w:rStyle w:val="Hyperlink"/>
@@ -1469,7 +1469,7 @@
               <w:rPr>
                 <w:noProof/>
               </w:rPr>
-              <w:instrText xml:space="preserve"> PAGEREF _Toc244208327 \h </w:instrText>
+              <w:instrText xml:space="preserve"> PAGEREF _Toc244258202 \h </w:instrText>
             </w:r>
             <w:r>
               <w:rPr>
@@ -1511,7 +1511,7 @@
               <w14:ligatures w14:val="standardContextual"/>
             </w:rPr>
           </w:pPr>
-          <w:hyperlink w:anchor="_Toc244208328" w:history="1">
+          <w:hyperlink w:anchor="_Toc244258203" w:history="1">
             <w:r>
               <w:rPr>
                 <w:rStyle w:val="Hyperlink"/>
@@ -1535,7 +1535,7 @@
               <w:rPr>
                 <w:noProof/>
               </w:rPr>
-              <w:instrText xml:space="preserve"> PAGEREF _Toc244208328 \h </w:instrText>
+              <w:instrText xml:space="preserve"> PAGEREF _Toc244258203 \h </w:instrText>
             </w:r>
             <w:r>
               <w:rPr>
@@ -1577,7 +1577,7 @@
               <w14:ligatures w14:val="standardContextual"/>
             </w:rPr>
           </w:pPr>
-          <w:hyperlink w:anchor="_Toc244208329" w:history="1">
+          <w:hyperlink w:anchor="_Toc244258204" w:history="1">
             <w:r>
               <w:rPr>
                 <w:rStyle w:val="Hyperlink"/>
@@ -1601,7 +1601,7 @@
               <w:rPr>
                 <w:noProof/>
               </w:rPr>
-              <w:instrText xml:space="preserve"> PAGEREF _Toc244208329 \h </w:instrText>
+              <w:instrText xml:space="preserve"> PAGEREF _Toc244258204 \h </w:instrText>
             </w:r>
             <w:r>
               <w:rPr>
@@ -1643,7 +1643,7 @@
               <w14:ligatures w14:val="standardContextual"/>
             </w:rPr>
           </w:pPr>
-          <w:hyperlink w:anchor="_Toc244208330" w:history="1">
+          <w:hyperlink w:anchor="_Toc244258205" w:history="1">
             <w:r>
               <w:rPr>
                 <w:rStyle w:val="Hyperlink"/>
@@ -1667,7 +1667,7 @@
               <w:rPr>
                 <w:noProof/>
               </w:rPr>
-              <w:instrText xml:space="preserve"> PAGEREF _Toc244208330 \h </w:instrText>
+              <w:instrText xml:space="preserve"> PAGEREF _Toc244258205 \h </w:instrText>
             </w:r>
             <w:r>
               <w:rPr>
@@ -1709,7 +1709,7 @@
               <w14:ligatures w14:val="standardContextual"/>
             </w:rPr>
           </w:pPr>
-          <w:hyperlink w:anchor="_Toc244208331" w:history="1">
+          <w:hyperlink w:anchor="_Toc244258206" w:history="1">
             <w:r>
               <w:rPr>
                 <w:rStyle w:val="Hyperlink"/>
@@ -1733,7 +1733,7 @@
               <w:rPr>
                 <w:noProof/>
               </w:rPr>
-              <w:instrText xml:space="preserve"> PAGEREF _Toc244208331 \h </w:instrText>
+              <w:instrText xml:space="preserve"> PAGEREF _Toc244258206 \h </w:instrText>
             </w:r>
             <w:r>
               <w:rPr>
@@ -1775,7 +1775,7 @@
               <w14:ligatures w14:val="standardContextual"/>
             </w:rPr>
           </w:pPr>
-          <w:hyperlink w:anchor="_Toc244208332" w:history="1">
+          <w:hyperlink w:anchor="_Toc244258207" w:history="1">
             <w:r>
               <w:rPr>
                 <w:rStyle w:val="Hyperlink"/>
@@ -1799,7 +1799,7 @@
               <w:rPr>
                 <w:noProof/>
               </w:rPr>
-              <w:instrText xml:space="preserve"> PAGEREF _Toc244208332 \h </w:instrText>
+              <w:instrText xml:space="preserve"> PAGEREF _Toc244258207 \h </w:instrText>
             </w:r>
             <w:r>
               <w:rPr>
@@ -1841,7 +1841,7 @@
               <w14:ligatures w14:val="standardContextual"/>
             </w:rPr>
           </w:pPr>
-          <w:hyperlink w:anchor="_Toc244208333" w:history="1">
+          <w:hyperlink w:anchor="_Toc244258208" w:history="1">
             <w:r>
               <w:rPr>
                 <w:rStyle w:val="Hyperlink"/>
@@ -1865,7 +1865,7 @@
               <w:rPr>
                 <w:noProof/>
               </w:rPr>
-              <w:instrText xml:space="preserve"> PAGEREF _Toc244208333 \h </w:instrText>
+              <w:instrText xml:space="preserve"> PAGEREF _Toc244258208 \h </w:instrText>
             </w:r>
             <w:r>
               <w:rPr>
@@ -1907,7 +1907,7 @@
               <w14:ligatures w14:val="standardContextual"/>
             </w:rPr>
           </w:pPr>
-          <w:hyperlink w:anchor="_Toc244208334" w:history="1">
+          <w:hyperlink w:anchor="_Toc244258209" w:history="1">
             <w:r>
               <w:rPr>
                 <w:rStyle w:val="Hyperlink"/>
@@ -1931,7 +1931,7 @@
               <w:rPr>
                 <w:noProof/>
               </w:rPr>
-              <w:instrText xml:space="preserve"> PAGEREF _Toc244208334 \h </w:instrText>
+              <w:instrText xml:space="preserve"> PAGEREF _Toc244258209 \h </w:instrText>
             </w:r>
             <w:r>
               <w:rPr>
@@ -1973,7 +1973,7 @@
               <w14:ligatures w14:val="standardContextual"/>
             </w:rPr>
           </w:pPr>
-          <w:hyperlink w:anchor="_Toc244208335" w:history="1">
+          <w:hyperlink w:anchor="_Toc244258210" w:history="1">
             <w:r>
               <w:rPr>
                 <w:rStyle w:val="Hyperlink"/>
@@ -1997,7 +1997,7 @@
               <w:rPr>
                 <w:noProof/>
               </w:rPr>
-              <w:instrText xml:space="preserve"> PAGEREF _Toc244208335 \h </w:instrText>
+              <w:instrText xml:space="preserve"> PAGEREF _Toc244258210 \h </w:instrText>
             </w:r>
             <w:r>
               <w:rPr>
@@ -2039,7 +2039,7 @@
               <w14:ligatures w14:val="standardContextual"/>
             </w:rPr>
           </w:pPr>
-          <w:hyperlink w:anchor="_Toc244208336" w:history="1">
+          <w:hyperlink w:anchor="_Toc244258211" w:history="1">
             <w:r>
               <w:rPr>
                 <w:rStyle w:val="Hyperlink"/>
@@ -2063,7 +2063,7 @@
               <w:rPr>
                 <w:noProof/>
               </w:rPr>
-              <w:instrText xml:space="preserve"> PAGEREF _Toc244208336 \h </w:instrText>
+              <w:instrText xml:space="preserve"> PAGEREF _Toc244258211 \h </w:instrText>
             </w:r>
             <w:r>
               <w:rPr>
@@ -2105,7 +2105,7 @@
               <w14:ligatures w14:val="standardContextual"/>
             </w:rPr>
           </w:pPr>
-          <w:hyperlink w:anchor="_Toc244208337" w:history="1">
+          <w:hyperlink w:anchor="_Toc244258212" w:history="1">
             <w:r>
               <w:rPr>
                 <w:rStyle w:val="Hyperlink"/>
@@ -2129,7 +2129,7 @@
               <w:rPr>
                 <w:noProof/>
               </w:rPr>
-              <w:instrText xml:space="preserve"> PAGEREF _Toc244208337 \h </w:instrText>
+              <w:instrText xml:space="preserve"> PAGEREF _Toc244258212 \h </w:instrText>
             </w:r>
             <w:r>
               <w:rPr>
@@ -2171,7 +2171,7 @@
               <w14:ligatures w14:val="standardContextual"/>
             </w:rPr>
           </w:pPr>
-          <w:hyperlink w:anchor="_Toc244208338" w:history="1">
+          <w:hyperlink w:anchor="_Toc244258213" w:history="1">
             <w:r>
               <w:rPr>
                 <w:rStyle w:val="Hyperlink"/>
@@ -2195,7 +2195,7 @@
               <w:rPr>
                 <w:noProof/>
               </w:rPr>
-              <w:instrText xml:space="preserve"> PAGEREF _Toc244208338 \h </w:instrText>
+              <w:instrText xml:space="preserve"> PAGEREF _Toc244258213 \h </w:instrText>
             </w:r>
             <w:r>
               <w:rPr>
@@ -2237,7 +2237,7 @@
               <w14:ligatures w14:val="standardContextual"/>
             </w:rPr>
           </w:pPr>
-          <w:hyperlink w:anchor="_Toc244208339" w:history="1">
+          <w:hyperlink w:anchor="_Toc244258214" w:history="1">
             <w:r>
               <w:rPr>
                 <w:rStyle w:val="Hyperlink"/>
@@ -2261,7 +2261,7 @@
               <w:rPr>
                 <w:noProof/>
               </w:rPr>
-              <w:instrText xml:space="preserve"> PAGEREF _Toc244208339 \h </w:instrText>
+              <w:instrText xml:space="preserve"> PAGEREF _Toc244258214 \h </w:instrText>
             </w:r>
             <w:r>
               <w:rPr>
@@ -2303,7 +2303,7 @@
               <w14:ligatures w14:val="standardContextual"/>
             </w:rPr>
           </w:pPr>
-          <w:hyperlink w:anchor="_Toc244208340" w:history="1">
+          <w:hyperlink w:anchor="_Toc244258215" w:history="1">
             <w:r>
               <w:rPr>
                 <w:rStyle w:val="Hyperlink"/>
@@ -2327,7 +2327,7 @@
               <w:rPr>
                 <w:noProof/>
               </w:rPr>
-              <w:instrText xml:space="preserve"> PAGEREF _Toc244208340 \h </w:instrText>
+              <w:instrText xml:space="preserve"> PAGEREF _Toc244258215 \h </w:instrText>
             </w:r>
             <w:r>
               <w:rPr>
@@ -2369,7 +2369,7 @@
               <w14:ligatures w14:val="standardContextual"/>
             </w:rPr>
           </w:pPr>
-          <w:hyperlink w:anchor="_Toc244208341" w:history="1">
+          <w:hyperlink w:anchor="_Toc244258216" w:history="1">
             <w:r>
               <w:rPr>
                 <w:rStyle w:val="Hyperlink"/>
@@ -2393,7 +2393,7 @@
               <w:rPr>
                 <w:noProof/>
               </w:rPr>
-              <w:instrText xml:space="preserve"> PAGEREF _Toc244208341 \h </w:instrText>
+              <w:instrText xml:space="preserve"> PAGEREF _Toc244258216 \h </w:instrText>
             </w:r>
             <w:r>
               <w:rPr>
@@ -2435,7 +2435,7 @@
               <w14:ligatures w14:val="standardContextual"/>
             </w:rPr>
           </w:pPr>
-          <w:hyperlink w:anchor="_Toc244208342" w:history="1">
+          <w:hyperlink w:anchor="_Toc244258217" w:history="1">
             <w:r>
               <w:rPr>
                 <w:rStyle w:val="Hyperlink"/>
@@ -2459,7 +2459,7 @@
               <w:rPr>
                 <w:noProof/>
               </w:rPr>
-              <w:instrText xml:space="preserve"> PAGEREF _Toc244208342 \h </w:instrText>
+              <w:instrText xml:space="preserve"> PAGEREF _Toc244258217 \h </w:instrText>
             </w:r>
             <w:r>
               <w:rPr>
@@ -2501,7 +2501,7 @@
               <w14:ligatures w14:val="standardContextual"/>
             </w:rPr>
           </w:pPr>
-          <w:hyperlink w:anchor="_Toc244208343" w:history="1">
+          <w:hyperlink w:anchor="_Toc244258218" w:history="1">
             <w:r>
               <w:rPr>
                 <w:rStyle w:val="Hyperlink"/>
@@ -2525,7 +2525,7 @@
               <w:rPr>
                 <w:noProof/>
               </w:rPr>
-              <w:instrText xml:space="preserve"> PAGEREF _Toc244208343 \h </w:instrText>
+              <w:instrText xml:space="preserve"> PAGEREF _Toc244258218 \h </w:instrText>
             </w:r>
             <w:r>
               <w:rPr>
@@ -2567,7 +2567,7 @@
               <w14:ligatures w14:val="standardContextual"/>
             </w:rPr>
           </w:pPr>
-          <w:hyperlink w:anchor="_Toc244208344" w:history="1">
+          <w:hyperlink w:anchor="_Toc244258219" w:history="1">
             <w:r>
               <w:rPr>
                 <w:rStyle w:val="Hyperlink"/>
@@ -2591,7 +2591,7 @@
               <w:rPr>
                 <w:noProof/>
               </w:rPr>
-              <w:instrText xml:space="preserve"> PAGEREF _Toc244208344 \h </w:instrText>
+              <w:instrText xml:space="preserve"> PAGEREF _Toc244258219 \h </w:instrText>
             </w:r>
             <w:r>
               <w:rPr>
@@ -2633,7 +2633,7 @@
               <w14:ligatures w14:val="standardContextual"/>
             </w:rPr>
           </w:pPr>
-          <w:hyperlink w:anchor="_Toc244208345" w:history="1">
+          <w:hyperlink w:anchor="_Toc244258220" w:history="1">
             <w:r>
               <w:rPr>
                 <w:rStyle w:val="Hyperlink"/>
@@ -2657,7 +2657,7 @@
               <w:rPr>
                 <w:noProof/>
               </w:rPr>
-              <w:instrText xml:space="preserve"> PAGEREF _Toc244208345 \h </w:instrText>
+              <w:instrText xml:space="preserve"> PAGEREF _Toc244258220 \h </w:instrText>
             </w:r>
             <w:r>
               <w:rPr>
@@ -2699,7 +2699,7 @@
               <w14:ligatures w14:val="standardContextual"/>
             </w:rPr>
           </w:pPr>
-          <w:hyperlink w:anchor="_Toc244208346" w:history="1">
+          <w:hyperlink w:anchor="_Toc244258221" w:history="1">
             <w:r>
               <w:rPr>
                 <w:rStyle w:val="Hyperlink"/>
@@ -2723,7 +2723,7 @@
               <w:rPr>
                 <w:noProof/>
               </w:rPr>
-              <w:instrText xml:space="preserve"> PAGEREF _Toc244208346 \h </w:instrText>
+              <w:instrText xml:space="preserve"> PAGEREF _Toc244258221 \h </w:instrText>
             </w:r>
             <w:r>
               <w:rPr>
@@ -2765,7 +2765,7 @@
               <w14:ligatures w14:val="standardContextual"/>
             </w:rPr>
           </w:pPr>
-          <w:hyperlink w:anchor="_Toc244208347" w:history="1">
+          <w:hyperlink w:anchor="_Toc244258222" w:history="1">
             <w:r>
               <w:rPr>
                 <w:rStyle w:val="Hyperlink"/>
@@ -2789,7 +2789,7 @@
               <w:rPr>
                 <w:noProof/>
               </w:rPr>
-              <w:instrText xml:space="preserve"> PAGEREF _Toc244208347 \h </w:instrText>
+              <w:instrText xml:space="preserve"> PAGEREF _Toc244258222 \h </w:instrText>
             </w:r>
             <w:r>
               <w:rPr>
@@ -2831,7 +2831,7 @@
               <w14:ligatures w14:val="standardContextual"/>
             </w:rPr>
           </w:pPr>
-          <w:hyperlink w:anchor="_Toc244208348" w:history="1">
+          <w:hyperlink w:anchor="_Toc244258223" w:history="1">
             <w:r>
               <w:rPr>
                 <w:rStyle w:val="Hyperlink"/>
@@ -2855,7 +2855,7 @@
               <w:rPr>
                 <w:noProof/>
               </w:rPr>
-              <w:instrText xml:space="preserve"> PAGEREF _Toc244208348 \h </w:instrText>
+              <w:instrText xml:space="preserve"> PAGEREF _Toc244258223 \h </w:instrText>
             </w:r>
             <w:r>
               <w:rPr>
@@ -2897,7 +2897,7 @@
               <w14:ligatures w14:val="standardContextual"/>
             </w:rPr>
           </w:pPr>
-          <w:hyperlink w:anchor="_Toc244208349" w:history="1">
+          <w:hyperlink w:anchor="_Toc244258224" w:history="1">
             <w:r>
               <w:rPr>
                 <w:rStyle w:val="Hyperlink"/>
@@ -2921,7 +2921,7 @@
               <w:rPr>
                 <w:noProof/>
               </w:rPr>
-              <w:instrText xml:space="preserve"> PAGEREF _Toc244208349 \h </w:instrText>
+              <w:instrText xml:space="preserve"> PAGEREF _Toc244258224 \h </w:instrText>
             </w:r>
             <w:r>
               <w:rPr>
@@ -2963,7 +2963,7 @@
               <w14:ligatures w14:val="standardContextual"/>
             </w:rPr>
           </w:pPr>
-          <w:hyperlink w:anchor="_Toc244208350" w:history="1">
+          <w:hyperlink w:anchor="_Toc244258225" w:history="1">
             <w:r>
               <w:rPr>
                 <w:rStyle w:val="Hyperlink"/>
@@ -2987,7 +2987,7 @@
               <w:rPr>
                 <w:noProof/>
               </w:rPr>
-              <w:instrText xml:space="preserve"> PAGEREF _Toc244208350 \h </w:instrText>
+              <w:instrText xml:space="preserve"> PAGEREF _Toc244258225 \h </w:instrText>
             </w:r>
             <w:r>
               <w:rPr>
@@ -3029,7 +3029,7 @@
               <w14:ligatures w14:val="standardContextual"/>
             </w:rPr>
           </w:pPr>
-          <w:hyperlink w:anchor="_Toc244208351" w:history="1">
+          <w:hyperlink w:anchor="_Toc244258226" w:history="1">
             <w:r>
               <w:rPr>
                 <w:rStyle w:val="Hyperlink"/>
@@ -3053,7 +3053,7 @@
               <w:rPr>
                 <w:noProof/>
               </w:rPr>
-              <w:instrText xml:space="preserve"> PAGEREF _Toc244208351 \h </w:instrText>
+              <w:instrText xml:space="preserve"> PAGEREF _Toc244258226 \h </w:instrText>
             </w:r>
             <w:r>
               <w:rPr>
@@ -3095,7 +3095,7 @@
               <w14:ligatures w14:val="standardContextual"/>
             </w:rPr>
           </w:pPr>
-          <w:hyperlink w:anchor="_Toc244208352" w:history="1">
+          <w:hyperlink w:anchor="_Toc244258227" w:history="1">
             <w:r>
               <w:rPr>
                 <w:rStyle w:val="Hyperlink"/>
@@ -3119,7 +3119,7 @@
               <w:rPr>
                 <w:noProof/>
               </w:rPr>
-              <w:instrText xml:space="preserve"> PAGEREF _Toc244208352 \h </w:instrText>
+              <w:instrText xml:space="preserve"> PAGEREF _Toc244258227 \h </w:instrText>
             </w:r>
             <w:r>
               <w:rPr>
@@ -3161,7 +3161,7 @@
               <w14:ligatures w14:val="standardContextual"/>
             </w:rPr>
           </w:pPr>
-          <w:hyperlink w:anchor="_Toc244208353" w:history="1">
+          <w:hyperlink w:anchor="_Toc244258228" w:history="1">
             <w:r>
               <w:rPr>
                 <w:rStyle w:val="Hyperlink"/>
@@ -3185,7 +3185,7 @@
               <w:rPr>
                 <w:noProof/>
               </w:rPr>
-              <w:instrText xml:space="preserve"> PAGEREF _Toc244208353 \h </w:instrText>
+              <w:instrText xml:space="preserve"> PAGEREF _Toc244258228 \h </w:instrText>
             </w:r>
             <w:r>
               <w:rPr>
@@ -3227,7 +3227,7 @@
               <w14:ligatures w14:val="standardContextual"/>
             </w:rPr>
           </w:pPr>
-          <w:hyperlink w:anchor="_Toc244208354" w:history="1">
+          <w:hyperlink w:anchor="_Toc244258229" w:history="1">
             <w:r>
               <w:rPr>
                 <w:rStyle w:val="Hyperlink"/>
@@ -3251,7 +3251,7 @@
               <w:rPr>
                 <w:noProof/>
               </w:rPr>
-              <w:instrText xml:space="preserve"> PAGEREF _Toc244208354 \h </w:instrText>
+              <w:instrText xml:space="preserve"> PAGEREF _Toc244258229 \h </w:instrText>
             </w:r>
             <w:r>
               <w:rPr>
@@ -3293,7 +3293,7 @@
               <w14:ligatures w14:val="standardContextual"/>
             </w:rPr>
           </w:pPr>
-          <w:hyperlink w:anchor="_Toc244208355" w:history="1">
+          <w:hyperlink w:anchor="_Toc244258230" w:history="1">
             <w:r>
               <w:rPr>
                 <w:rStyle w:val="Hyperlink"/>
@@ -3317,7 +3317,7 @@
               <w:rPr>
                 <w:noProof/>
               </w:rPr>
-              <w:instrText xml:space="preserve"> PAGEREF _Toc244208355 \h </w:instrText>
+              <w:instrText xml:space="preserve"> PAGEREF _Toc244258230 \h </w:instrText>
             </w:r>
             <w:r>
               <w:rPr>
@@ -3359,7 +3359,7 @@
               <w14:ligatures w14:val="standardContextual"/>
             </w:rPr>
           </w:pPr>
-          <w:hyperlink w:anchor="_Toc244208356" w:history="1">
+          <w:hyperlink w:anchor="_Toc244258231" w:history="1">
             <w:r>
               <w:rPr>
                 <w:rStyle w:val="Hyperlink"/>
@@ -3383,7 +3383,7 @@
               <w:rPr>
                 <w:noProof/>
               </w:rPr>
-              <w:instrText xml:space="preserve"> PAGEREF _Toc244208356 \h </w:instrText>
+              <w:instrText xml:space="preserve"> PAGEREF _Toc244258231 \h </w:instrText>
             </w:r>
             <w:r>
               <w:rPr>
@@ -3425,7 +3425,7 @@
               <w14:ligatures w14:val="standardContextual"/>
             </w:rPr>
           </w:pPr>
-          <w:hyperlink w:anchor="_Toc244208357" w:history="1">
+          <w:hyperlink w:anchor="_Toc244258232" w:history="1">
             <w:r>
               <w:rPr>
                 <w:rStyle w:val="Hyperlink"/>
@@ -3449,7 +3449,7 @@
               <w:rPr>
                 <w:noProof/>
               </w:rPr>
-              <w:instrText xml:space="preserve"> PAGEREF _Toc244208357 \h </w:instrText>
+              <w:instrText xml:space="preserve"> PAGEREF _Toc244258232 \h </w:instrText>
             </w:r>
             <w:r>
               <w:rPr>
@@ -3491,7 +3491,7 @@
               <w14:ligatures w14:val="standardContextual"/>
             </w:rPr>
           </w:pPr>
-          <w:hyperlink w:anchor="_Toc244208358" w:history="1">
+          <w:hyperlink w:anchor="_Toc244258233" w:history="1">
             <w:r>
               <w:rPr>
                 <w:rStyle w:val="Hyperlink"/>
@@ -3515,7 +3515,7 @@
               <w:rPr>
                 <w:noProof/>
               </w:rPr>
-              <w:instrText xml:space="preserve"> PAGEREF _Toc244208358 \h </w:instrText>
+              <w:instrText xml:space="preserve"> PAGEREF _Toc244258233 \h </w:instrText>
             </w:r>
             <w:r>
               <w:rPr>
@@ -3557,7 +3557,7 @@
               <w14:ligatures w14:val="standardContextual"/>
             </w:rPr>
           </w:pPr>
-          <w:hyperlink w:anchor="_Toc244208359" w:history="1">
+          <w:hyperlink w:anchor="_Toc244258234" w:history="1">
             <w:r>
               <w:rPr>
                 <w:rStyle w:val="Hyperlink"/>
@@ -3581,7 +3581,7 @@
               <w:rPr>
                 <w:noProof/>
               </w:rPr>
-              <w:instrText xml:space="preserve"> PAGEREF _Toc244208359 \h </w:instrText>
+              <w:instrText xml:space="preserve"> PAGEREF _Toc244258234 \h </w:instrText>
             </w:r>
             <w:r>
               <w:rPr>
@@ -3623,7 +3623,7 @@
               <w14:ligatures w14:val="standardContextual"/>
             </w:rPr>
           </w:pPr>
-          <w:hyperlink w:anchor="_Toc244208360" w:history="1">
+          <w:hyperlink w:anchor="_Toc244258235" w:history="1">
             <w:r>
               <w:rPr>
                 <w:rStyle w:val="Hyperlink"/>
@@ -3647,7 +3647,7 @@
               <w:rPr>
                 <w:noProof/>
               </w:rPr>
-              <w:instrText xml:space="preserve"> PAGEREF _Toc244208360 \h </w:instrText>
+              <w:instrText xml:space="preserve"> PAGEREF _Toc244258235 \h </w:instrText>
             </w:r>
             <w:r>
               <w:rPr>
@@ -3689,7 +3689,7 @@
               <w14:ligatures w14:val="standardContextual"/>
             </w:rPr>
           </w:pPr>
-          <w:hyperlink w:anchor="_Toc244208361" w:history="1">
+          <w:hyperlink w:anchor="_Toc244258236" w:history="1">
             <w:r>
               <w:rPr>
                 <w:rStyle w:val="Hyperlink"/>
@@ -3713,7 +3713,7 @@
               <w:rPr>
                 <w:noProof/>
               </w:rPr>
-              <w:instrText xml:space="preserve"> PAGEREF _Toc244208361 \h </w:instrText>
+              <w:instrText xml:space="preserve"> PAGEREF _Toc244258236 \h </w:instrText>
             </w:r>
             <w:r>
               <w:rPr>
@@ -3755,7 +3755,7 @@
               <w14:ligatures w14:val="standardContextual"/>
             </w:rPr>
           </w:pPr>
-          <w:hyperlink w:anchor="_Toc244208362" w:history="1">
+          <w:hyperlink w:anchor="_Toc244258237" w:history="1">
             <w:r>
               <w:rPr>
                 <w:rStyle w:val="Hyperlink"/>
@@ -3779,7 +3779,7 @@
               <w:rPr>
                 <w:noProof/>
               </w:rPr>
-              <w:instrText xml:space="preserve"> PAGEREF _Toc244208362 \h </w:instrText>
+              <w:instrText xml:space="preserve"> PAGEREF _Toc244258237 \h </w:instrText>
             </w:r>
             <w:r>
               <w:rPr>
@@ -3821,7 +3821,7 @@
               <w14:ligatures w14:val="standardContextual"/>
             </w:rPr>
           </w:pPr>
-          <w:hyperlink w:anchor="_Toc244208363" w:history="1">
+          <w:hyperlink w:anchor="_Toc244258238" w:history="1">
             <w:r>
               <w:rPr>
                 <w:rStyle w:val="Hyperlink"/>
@@ -3845,7 +3845,7 @@
               <w:rPr>
                 <w:noProof/>
               </w:rPr>
-              <w:instrText xml:space="preserve"> PAGEREF _Toc244208363 \h </w:instrText>
+              <w:instrText xml:space="preserve"> PAGEREF _Toc244258238 \h </w:instrText>
             </w:r>
             <w:r>
               <w:rPr>
@@ -3887,7 +3887,7 @@
               <w14:ligatures w14:val="standardContextual"/>
             </w:rPr>
           </w:pPr>
-          <w:hyperlink w:anchor="_Toc244208364" w:history="1">
+          <w:hyperlink w:anchor="_Toc244258239" w:history="1">
             <w:r>
               <w:rPr>
                 <w:rStyle w:val="Hyperlink"/>
@@ -3911,7 +3911,7 @@
               <w:rPr>
                 <w:noProof/>
               </w:rPr>
-              <w:instrText xml:space="preserve"> PAGEREF _Toc244208364 \h </w:instrText>
+              <w:instrText xml:space="preserve"> PAGEREF _Toc244258239 \h </w:instrText>
             </w:r>
             <w:r>
               <w:rPr>
@@ -3953,7 +3953,7 @@
               <w14:ligatures w14:val="standardContextual"/>
             </w:rPr>
           </w:pPr>
-          <w:hyperlink w:anchor="_Toc244208365" w:history="1">
+          <w:hyperlink w:anchor="_Toc244258240" w:history="1">
             <w:r>
               <w:rPr>
                 <w:rStyle w:val="Hyperlink"/>
@@ -3977,7 +3977,7 @@
               <w:rPr>
                 <w:noProof/>
               </w:rPr>
-              <w:instrText xml:space="preserve"> PAGEREF _Toc244208365 \h </w:instrText>
+              <w:instrText xml:space="preserve"> PAGEREF _Toc244258240 \h </w:instrText>
             </w:r>
             <w:r>
               <w:rPr>
@@ -4019,7 +4019,7 @@
               <w14:ligatures w14:val="standardContextual"/>
             </w:rPr>
           </w:pPr>
-          <w:hyperlink w:anchor="_Toc244208366" w:history="1">
+          <w:hyperlink w:anchor="_Toc244258241" w:history="1">
             <w:r>
               <w:rPr>
                 <w:rStyle w:val="Hyperlink"/>
@@ -4043,7 +4043,7 @@
               <w:rPr>
                 <w:noProof/>
               </w:rPr>
-              <w:instrText xml:space="preserve"> PAGEREF _Toc244208366 \h </w:instrText>
+              <w:instrText xml:space="preserve"> PAGEREF _Toc244258241 \h </w:instrText>
             </w:r>
             <w:r>
               <w:rPr>
@@ -4085,7 +4085,7 @@
               <w14:ligatures w14:val="standardContextual"/>
             </w:rPr>
           </w:pPr>
-          <w:hyperlink w:anchor="_Toc244208367" w:history="1">
+          <w:hyperlink w:anchor="_Toc244258242" w:history="1">
             <w:r>
               <w:rPr>
                 <w:rStyle w:val="Hyperlink"/>
@@ -4109,7 +4109,7 @@
               <w:rPr>
                 <w:noProof/>
               </w:rPr>
-              <w:instrText xml:space="preserve"> PAGEREF _Toc244208367 \h </w:instrText>
+              <w:instrText xml:space="preserve"> PAGEREF _Toc244258242 \h </w:instrText>
             </w:r>
             <w:r>
               <w:rPr>
@@ -4151,7 +4151,7 @@
               <w14:ligatures w14:val="standardContextual"/>
             </w:rPr>
           </w:pPr>
-          <w:hyperlink w:anchor="_Toc244208368" w:history="1">
+          <w:hyperlink w:anchor="_Toc244258243" w:history="1">
             <w:r>
               <w:rPr>
                 <w:rStyle w:val="Hyperlink"/>
@@ -4175,7 +4175,7 @@
               <w:rPr>
                 <w:noProof/>
               </w:rPr>
-              <w:instrText xml:space="preserve"> PAGEREF _Toc244208368 \h </w:instrText>
+              <w:instrText xml:space="preserve"> PAGEREF _Toc244258243 \h </w:instrText>
             </w:r>
             <w:r>
               <w:rPr>
@@ -4217,7 +4217,7 @@
               <w14:ligatures w14:val="standardContextual"/>
             </w:rPr>
           </w:pPr>
-          <w:hyperlink w:anchor="_Toc244208369" w:history="1">
+          <w:hyperlink w:anchor="_Toc244258244" w:history="1">
             <w:r>
               <w:rPr>
                 <w:rStyle w:val="Hyperlink"/>
@@ -4241,7 +4241,7 @@
               <w:rPr>
                 <w:noProof/>
               </w:rPr>
-              <w:instrText xml:space="preserve"> PAGEREF _Toc244208369 \h </w:instrText>
+              <w:instrText xml:space="preserve"> PAGEREF _Toc244258244 \h </w:instrText>
             </w:r>
             <w:r>
               <w:rPr>
@@ -4283,7 +4283,7 @@
               <w14:ligatures w14:val="standardContextual"/>
             </w:rPr>
           </w:pPr>
-          <w:hyperlink w:anchor="_Toc244208370" w:history="1">
+          <w:hyperlink w:anchor="_Toc244258245" w:history="1">
             <w:r>
               <w:rPr>
                 <w:rStyle w:val="Hyperlink"/>
@@ -4307,7 +4307,7 @@
               <w:rPr>
                 <w:noProof/>
               </w:rPr>
-              <w:instrText xml:space="preserve"> PAGEREF _Toc244208370 \h </w:instrText>
+              <w:instrText xml:space="preserve"> PAGEREF _Toc244258245 \h </w:instrText>
             </w:r>
             <w:r>
               <w:rPr>
@@ -4349,7 +4349,7 @@
               <w14:ligatures w14:val="standardContextual"/>
             </w:rPr>
           </w:pPr>
-          <w:hyperlink w:anchor="_Toc244208371" w:history="1">
+          <w:hyperlink w:anchor="_Toc244258246" w:history="1">
             <w:r>
               <w:rPr>
                 <w:rStyle w:val="Hyperlink"/>
@@ -4373,7 +4373,7 @@
               <w:rPr>
                 <w:noProof/>
               </w:rPr>
-              <w:instrText xml:space="preserve"> PAGEREF _Toc244208371 \h </w:instrText>
+              <w:instrText xml:space="preserve"> PAGEREF _Toc244258246 \h </w:instrText>
             </w:r>
             <w:r>
               <w:rPr>
@@ -4415,7 +4415,7 @@
               <w14:ligatures w14:val="standardContextual"/>
             </w:rPr>
           </w:pPr>
-          <w:hyperlink w:anchor="_Toc244208372" w:history="1">
+          <w:hyperlink w:anchor="_Toc244258247" w:history="1">
             <w:r>
               <w:rPr>
                 <w:rStyle w:val="Hyperlink"/>
@@ -4439,7 +4439,7 @@
               <w:rPr>
                 <w:noProof/>
               </w:rPr>
-              <w:instrText xml:space="preserve"> PAGEREF _Toc244208372 \h </w:instrText>
+              <w:instrText xml:space="preserve"> PAGEREF _Toc244258247 \h </w:instrText>
             </w:r>
             <w:r>
               <w:rPr>
@@ -4481,7 +4481,7 @@
               <w14:ligatures w14:val="standardContextual"/>
             </w:rPr>
           </w:pPr>
-          <w:hyperlink w:anchor="_Toc244208373" w:history="1">
+          <w:hyperlink w:anchor="_Toc244258248" w:history="1">
             <w:r>
               <w:rPr>
                 <w:rStyle w:val="Hyperlink"/>
@@ -4505,7 +4505,7 @@
               <w:rPr>
                 <w:noProof/>
               </w:rPr>
-              <w:instrText xml:space="preserve"> PAGEREF _Toc244208373 \h </w:instrText>
+              <w:instrText xml:space="preserve"> PAGEREF _Toc244258248 \h </w:instrText>
             </w:r>
             <w:r>
               <w:rPr>
@@ -4547,7 +4547,7 @@
               <w14:ligatures w14:val="standardContextual"/>
             </w:rPr>
           </w:pPr>
-          <w:hyperlink w:anchor="_Toc244208374" w:history="1">
+          <w:hyperlink w:anchor="_Toc244258249" w:history="1">
             <w:r>
               <w:rPr>
                 <w:rStyle w:val="Hyperlink"/>
@@ -4571,7 +4571,7 @@
               <w:rPr>
                 <w:noProof/>
               </w:rPr>
-              <w:instrText xml:space="preserve"> PAGEREF _Toc244208374 \h </w:instrText>
+              <w:instrText xml:space="preserve"> PAGEREF _Toc244258249 \h </w:instrText>
             </w:r>
             <w:r>
               <w:rPr>
@@ -4613,7 +4613,7 @@
               <w14:ligatures w14:val="standardContextual"/>
             </w:rPr>
           </w:pPr>
-          <w:hyperlink w:anchor="_Toc244208375" w:history="1">
+          <w:hyperlink w:anchor="_Toc244258250" w:history="1">
             <w:r>
               <w:rPr>
                 <w:rStyle w:val="Hyperlink"/>
@@ -4637,7 +4637,7 @@
               <w:rPr>
                 <w:noProof/>
               </w:rPr>
-              <w:instrText xml:space="preserve"> PAGEREF _Toc244208375 \h </w:instrText>
+              <w:instrText xml:space="preserve"> PAGEREF _Toc244258250 \h </w:instrText>
             </w:r>
             <w:r>
               <w:rPr>
@@ -4679,7 +4679,7 @@
               <w14:ligatures w14:val="standardContextual"/>
             </w:rPr>
           </w:pPr>
-          <w:hyperlink w:anchor="_Toc244208376" w:history="1">
+          <w:hyperlink w:anchor="_Toc244258251" w:history="1">
             <w:r>
               <w:rPr>
                 <w:rStyle w:val="Hyperlink"/>
@@ -4703,7 +4703,7 @@
               <w:rPr>
                 <w:noProof/>
               </w:rPr>
-              <w:instrText xml:space="preserve"> PAGEREF _Toc244208376 \h </w:instrText>
+              <w:instrText xml:space="preserve"> PAGEREF _Toc244258251 \h </w:instrText>
             </w:r>
             <w:r>
               <w:rPr>
@@ -4745,7 +4745,7 @@
               <w14:ligatures w14:val="standardContextual"/>
             </w:rPr>
           </w:pPr>
-          <w:hyperlink w:anchor="_Toc244208377" w:history="1">
+          <w:hyperlink w:anchor="_Toc244258252" w:history="1">
             <w:r>
               <w:rPr>
                 <w:rStyle w:val="Hyperlink"/>
@@ -4769,7 +4769,7 @@
               <w:rPr>
                 <w:noProof/>
               </w:rPr>
-              <w:instrText xml:space="preserve"> PAGEREF _Toc244208377 \h </w:instrText>
+              <w:instrText xml:space="preserve"> PAGEREF _Toc244258252 \h </w:instrText>
             </w:r>
             <w:r>
               <w:rPr>
@@ -4811,7 +4811,7 @@
               <w14:ligatures w14:val="standardContextual"/>
             </w:rPr>
           </w:pPr>
-          <w:hyperlink w:anchor="_Toc244208378" w:history="1">
+          <w:hyperlink w:anchor="_Toc244258253" w:history="1">
             <w:r>
               <w:rPr>
                 <w:rStyle w:val="Hyperlink"/>
@@ -4835,7 +4835,7 @@
               <w:rPr>
                 <w:noProof/>
               </w:rPr>
-              <w:instrText xml:space="preserve"> PAGEREF _Toc244208378 \h </w:instrText>
+              <w:instrText xml:space="preserve"> PAGEREF _Toc244258253 \h </w:instrText>
             </w:r>
             <w:r>
               <w:rPr>
@@ -4877,7 +4877,7 @@
               <w14:ligatures w14:val="standardContextual"/>
             </w:rPr>
           </w:pPr>
-          <w:hyperlink w:anchor="_Toc244208379" w:history="1">
+          <w:hyperlink w:anchor="_Toc244258254" w:history="1">
             <w:r>
               <w:rPr>
                 <w:rStyle w:val="Hyperlink"/>
@@ -4901,7 +4901,7 @@
               <w:rPr>
                 <w:noProof/>
               </w:rPr>
-              <w:instrText xml:space="preserve"> PAGEREF _Toc244208379 \h </w:instrText>
+              <w:instrText xml:space="preserve"> PAGEREF _Toc244258254 \h </w:instrText>
             </w:r>
             <w:r>
               <w:rPr>
@@ -4943,7 +4943,7 @@
               <w14:ligatures w14:val="standardContextual"/>
             </w:rPr>
           </w:pPr>
-          <w:hyperlink w:anchor="_Toc244208380" w:history="1">
+          <w:hyperlink w:anchor="_Toc244258255" w:history="1">
             <w:r>
               <w:rPr>
                 <w:rStyle w:val="Hyperlink"/>
@@ -4967,7 +4967,7 @@
               <w:rPr>
                 <w:noProof/>
               </w:rPr>
-              <w:instrText xml:space="preserve"> PAGEREF _Toc244208380 \h </w:instrText>
+              <w:instrText xml:space="preserve"> PAGEREF _Toc244258255 \h </w:instrText>
             </w:r>
             <w:r>
               <w:rPr>
@@ -5009,7 +5009,7 @@
               <w14:ligatures w14:val="standardContextual"/>
             </w:rPr>
           </w:pPr>
-          <w:hyperlink w:anchor="_Toc244208381" w:history="1">
+          <w:hyperlink w:anchor="_Toc244258256" w:history="1">
             <w:r>
               <w:rPr>
                 <w:rStyle w:val="Hyperlink"/>
@@ -5033,7 +5033,7 @@
               <w:rPr>
                 <w:noProof/>
               </w:rPr>
-              <w:instrText xml:space="preserve"> PAGEREF _Toc244208381 \h </w:instrText>
+              <w:instrText xml:space="preserve"> PAGEREF _Toc244258256 \h </w:instrText>
             </w:r>
             <w:r>
               <w:rPr>
@@ -5075,7 +5075,7 @@
               <w14:ligatures w14:val="standardContextual"/>
             </w:rPr>
           </w:pPr>
-          <w:hyperlink w:anchor="_Toc244208382" w:history="1">
+          <w:hyperlink w:anchor="_Toc244258257" w:history="1">
             <w:r>
               <w:rPr>
                 <w:rStyle w:val="Hyperlink"/>
@@ -5099,7 +5099,7 @@
               <w:rPr>
                 <w:noProof/>
               </w:rPr>
-              <w:instrText xml:space="preserve"> PAGEREF _Toc244208382 \h </w:instrText>
+              <w:instrText xml:space="preserve"> PAGEREF _Toc244258257 \h </w:instrText>
             </w:r>
             <w:r>
               <w:rPr>
@@ -5141,7 +5141,7 @@
               <w14:ligatures w14:val="standardContextual"/>
             </w:rPr>
           </w:pPr>
-          <w:hyperlink w:anchor="_Toc244208383" w:history="1">
+          <w:hyperlink w:anchor="_Toc244258258" w:history="1">
             <w:r>
               <w:rPr>
                 <w:rStyle w:val="Hyperlink"/>
@@ -5165,7 +5165,7 @@
               <w:rPr>
                 <w:noProof/>
               </w:rPr>
-              <w:instrText xml:space="preserve"> PAGEREF _Toc244208383 \h </w:instrText>
+              <w:instrText xml:space="preserve"> PAGEREF _Toc244258258 \h </w:instrText>
             </w:r>
             <w:r>
               <w:rPr>
@@ -5207,7 +5207,7 @@
               <w14:ligatures w14:val="standardContextual"/>
             </w:rPr>
           </w:pPr>
-          <w:hyperlink w:anchor="_Toc244208384" w:history="1">
+          <w:hyperlink w:anchor="_Toc244258259" w:history="1">
             <w:r>
               <w:rPr>
                 <w:rStyle w:val="Hyperlink"/>
@@ -5231,7 +5231,7 @@
               <w:rPr>
                 <w:noProof/>
               </w:rPr>
-              <w:instrText xml:space="preserve"> PAGEREF _Toc244208384 \h </w:instrText>
+              <w:instrText xml:space="preserve"> PAGEREF _Toc244258259 \h </w:instrText>
             </w:r>
             <w:r>
               <w:rPr>
@@ -5273,7 +5273,7 @@
               <w14:ligatures w14:val="standardContextual"/>
             </w:rPr>
           </w:pPr>
-          <w:hyperlink w:anchor="_Toc244208385" w:history="1">
+          <w:hyperlink w:anchor="_Toc244258260" w:history="1">
             <w:r>
               <w:rPr>
                 <w:rStyle w:val="Hyperlink"/>
@@ -5297,7 +5297,7 @@
               <w:rPr>
                 <w:noProof/>
               </w:rPr>
-              <w:instrText xml:space="preserve"> PAGEREF _Toc244208385 \h </w:instrText>
+              <w:instrText xml:space="preserve"> PAGEREF _Toc244258260 \h </w:instrText>
             </w:r>
             <w:r>
               <w:rPr>
@@ -5339,7 +5339,7 @@
               <w14:ligatures w14:val="standardContextual"/>
             </w:rPr>
           </w:pPr>
-          <w:hyperlink w:anchor="_Toc244208386" w:history="1">
+          <w:hyperlink w:anchor="_Toc244258261" w:history="1">
             <w:r>
               <w:rPr>
                 <w:rStyle w:val="Hyperlink"/>
@@ -5363,7 +5363,7 @@
               <w:rPr>
                 <w:noProof/>
               </w:rPr>
-              <w:instrText xml:space="preserve"> PAGEREF _Toc244208386 \h </w:instrText>
+              <w:instrText xml:space="preserve"> PAGEREF _Toc244258261 \h </w:instrText>
             </w:r>
             <w:r>
               <w:rPr>
@@ -5405,7 +5405,7 @@
               <w14:ligatures w14:val="standardContextual"/>
             </w:rPr>
           </w:pPr>
-          <w:hyperlink w:anchor="_Toc244208387" w:history="1">
+          <w:hyperlink w:anchor="_Toc244258262" w:history="1">
             <w:r>
               <w:rPr>
                 <w:rStyle w:val="Hyperlink"/>
@@ -5429,7 +5429,7 @@
               <w:rPr>
                 <w:noProof/>
               </w:rPr>
-              <w:instrText xml:space="preserve"> PAGEREF _Toc244208387 \h </w:instrText>
+              <w:instrText xml:space="preserve"> PAGEREF _Toc244258262 \h </w:instrText>
             </w:r>
             <w:r>
               <w:rPr>
@@ -5471,7 +5471,7 @@
               <w14:ligatures w14:val="standardContextual"/>
             </w:rPr>
           </w:pPr>
-          <w:hyperlink w:anchor="_Toc244208388" w:history="1">
+          <w:hyperlink w:anchor="_Toc244258263" w:history="1">
             <w:r>
               <w:rPr>
                 <w:rStyle w:val="Hyperlink"/>
@@ -5495,7 +5495,7 @@
               <w:rPr>
                 <w:noProof/>
               </w:rPr>
-              <w:instrText xml:space="preserve"> PAGEREF _Toc244208388 \h </w:instrText>
+              <w:instrText xml:space="preserve"> PAGEREF _Toc244258263 \h </w:instrText>
             </w:r>
             <w:r>
               <w:rPr>
@@ -5537,7 +5537,7 @@
               <w14:ligatures w14:val="standardContextual"/>
             </w:rPr>
           </w:pPr>
-          <w:hyperlink w:anchor="_Toc244208389" w:history="1">
+          <w:hyperlink w:anchor="_Toc244258264" w:history="1">
             <w:r>
               <w:rPr>
                 <w:rStyle w:val="Hyperlink"/>
@@ -5561,7 +5561,7 @@
               <w:rPr>
                 <w:noProof/>
               </w:rPr>
-              <w:instrText xml:space="preserve"> PAGEREF _Toc244208389 \h </w:instrText>
+              <w:instrText xml:space="preserve"> PAGEREF _Toc244258264 \h </w:instrText>
             </w:r>
             <w:r>
               <w:rPr>
@@ -5578,7 +5578,7 @@
               <w:rPr>
                 <w:noProof/>
               </w:rPr>
-              <w:t>33</w:t>
+              <w:t>35</w:t>
             </w:r>
             <w:r>
               <w:rPr>
@@ -5603,7 +5603,7 @@
               <w14:ligatures w14:val="standardContextual"/>
             </w:rPr>
           </w:pPr>
-          <w:hyperlink w:anchor="_Toc244208390" w:history="1">
+          <w:hyperlink w:anchor="_Toc244258265" w:history="1">
             <w:r>
               <w:rPr>
                 <w:rStyle w:val="Hyperlink"/>
@@ -5627,7 +5627,7 @@
               <w:rPr>
                 <w:noProof/>
               </w:rPr>
-              <w:instrText xml:space="preserve"> PAGEREF _Toc244208390 \h </w:instrText>
+              <w:instrText xml:space="preserve"> PAGEREF _Toc244258265 \h </w:instrText>
             </w:r>
             <w:r>
               <w:rPr>
@@ -5644,7 +5644,7 @@
               <w:rPr>
                 <w:noProof/>
               </w:rPr>
-              <w:t>35</w:t>
+              <w:t>38</w:t>
             </w:r>
             <w:r>
               <w:rPr>
@@ -5669,7 +5669,7 @@
               <w14:ligatures w14:val="standardContextual"/>
             </w:rPr>
           </w:pPr>
-          <w:hyperlink w:anchor="_Toc244208391" w:history="1">
+          <w:hyperlink w:anchor="_Toc244258266" w:history="1">
             <w:r>
               <w:rPr>
                 <w:rStyle w:val="Hyperlink"/>
@@ -5693,7 +5693,7 @@
               <w:rPr>
                 <w:noProof/>
               </w:rPr>
-              <w:instrText xml:space="preserve"> PAGEREF _Toc244208391 \h </w:instrText>
+              <w:instrText xml:space="preserve"> PAGEREF _Toc244258266 \h </w:instrText>
             </w:r>
             <w:r>
               <w:rPr>
@@ -5710,7 +5710,7 @@
               <w:rPr>
                 <w:noProof/>
               </w:rPr>
-              <w:t>36</w:t>
+              <w:t>40</w:t>
             </w:r>
             <w:r>
               <w:rPr>
@@ -5735,7 +5735,7 @@
               <w14:ligatures w14:val="standardContextual"/>
             </w:rPr>
           </w:pPr>
-          <w:hyperlink w:anchor="_Toc244208392" w:history="1">
+          <w:hyperlink w:anchor="_Toc244258267" w:history="1">
             <w:r>
               <w:rPr>
                 <w:rStyle w:val="Hyperlink"/>
@@ -5759,7 +5759,7 @@
               <w:rPr>
                 <w:noProof/>
               </w:rPr>
-              <w:instrText xml:space="preserve"> PAGEREF _Toc244208392 \h </w:instrText>
+              <w:instrText xml:space="preserve"> PAGEREF _Toc244258267 \h </w:instrText>
             </w:r>
             <w:r>
               <w:rPr>
@@ -5776,7 +5776,7 @@
               <w:rPr>
                 <w:noProof/>
               </w:rPr>
-              <w:t>37</w:t>
+              <w:t>42</w:t>
             </w:r>
             <w:r>
               <w:rPr>
@@ -5801,7 +5801,7 @@
               <w14:ligatures w14:val="standardContextual"/>
             </w:rPr>
           </w:pPr>
-          <w:hyperlink w:anchor="_Toc244208393" w:history="1">
+          <w:hyperlink w:anchor="_Toc244258268" w:history="1">
             <w:r>
               <w:rPr>
                 <w:rStyle w:val="Hyperlink"/>
@@ -5825,7 +5825,7 @@
               <w:rPr>
                 <w:noProof/>
               </w:rPr>
-              <w:instrText xml:space="preserve"> PAGEREF _Toc244208393 \h </w:instrText>
+              <w:instrText xml:space="preserve"> PAGEREF _Toc244258268 \h </w:instrText>
             </w:r>
             <w:r>
               <w:rPr>
@@ -5842,7 +5842,7 @@
               <w:rPr>
                 <w:noProof/>
               </w:rPr>
-              <w:t>37</w:t>
+              <w:t>43</w:t>
             </w:r>
             <w:r>
               <w:rPr>
@@ -5867,7 +5867,7 @@
               <w14:ligatures w14:val="standardContextual"/>
             </w:rPr>
           </w:pPr>
-          <w:hyperlink w:anchor="_Toc244208394" w:history="1">
+          <w:hyperlink w:anchor="_Toc244258269" w:history="1">
             <w:r>
               <w:rPr>
                 <w:rStyle w:val="Hyperlink"/>
@@ -5891,7 +5891,7 @@
               <w:rPr>
                 <w:noProof/>
               </w:rPr>
-              <w:instrText xml:space="preserve"> PAGEREF _Toc244208394 \h </w:instrText>
+              <w:instrText xml:space="preserve"> PAGEREF _Toc244258269 \h </w:instrText>
             </w:r>
             <w:r>
               <w:rPr>
@@ -5908,7 +5908,7 @@
               <w:rPr>
                 <w:noProof/>
               </w:rPr>
-              <w:t>39</w:t>
+              <w:t>44</w:t>
             </w:r>
             <w:r>
               <w:rPr>
@@ -5933,7 +5933,7 @@
               <w14:ligatures w14:val="standardContextual"/>
             </w:rPr>
           </w:pPr>
-          <w:hyperlink w:anchor="_Toc244208395" w:history="1">
+          <w:hyperlink w:anchor="_Toc244258270" w:history="1">
             <w:r>
               <w:rPr>
                 <w:rStyle w:val="Hyperlink"/>
@@ -5957,7 +5957,7 @@
               <w:rPr>
                 <w:noProof/>
               </w:rPr>
-              <w:instrText xml:space="preserve"> PAGEREF _Toc244208395 \h </w:instrText>
+              <w:instrText xml:space="preserve"> PAGEREF _Toc244258270 \h </w:instrText>
             </w:r>
             <w:r>
               <w:rPr>
@@ -5974,7 +5974,7 @@
               <w:rPr>
                 <w:noProof/>
               </w:rPr>
-              <w:t>39</w:t>
+              <w:t>44</w:t>
             </w:r>
             <w:r>
               <w:rPr>
@@ -5999,7 +5999,7 @@
               <w14:ligatures w14:val="standardContextual"/>
             </w:rPr>
           </w:pPr>
-          <w:hyperlink w:anchor="_Toc244208396" w:history="1">
+          <w:hyperlink w:anchor="_Toc244258271" w:history="1">
             <w:r>
               <w:rPr>
                 <w:rStyle w:val="Hyperlink"/>
@@ -6023,7 +6023,7 @@
               <w:rPr>
                 <w:noProof/>
               </w:rPr>
-              <w:instrText xml:space="preserve"> PAGEREF _Toc244208396 \h </w:instrText>
+              <w:instrText xml:space="preserve"> PAGEREF _Toc244258271 \h </w:instrText>
             </w:r>
             <w:r>
               <w:rPr>
@@ -6040,7 +6040,7 @@
               <w:rPr>
                 <w:noProof/>
               </w:rPr>
-              <w:t>39</w:t>
+              <w:t>44</w:t>
             </w:r>
             <w:r>
               <w:rPr>
@@ -6065,7 +6065,7 @@
               <w14:ligatures w14:val="standardContextual"/>
             </w:rPr>
           </w:pPr>
-          <w:hyperlink w:anchor="_Toc244208397" w:history="1">
+          <w:hyperlink w:anchor="_Toc244258272" w:history="1">
             <w:r>
               <w:rPr>
                 <w:rStyle w:val="Hyperlink"/>
@@ -6089,7 +6089,7 @@
               <w:rPr>
                 <w:noProof/>
               </w:rPr>
-              <w:instrText xml:space="preserve"> PAGEREF _Toc244208397 \h </w:instrText>
+              <w:instrText xml:space="preserve"> PAGEREF _Toc244258272 \h </w:instrText>
             </w:r>
             <w:r>
               <w:rPr>
@@ -6106,7 +6106,7 @@
               <w:rPr>
                 <w:noProof/>
               </w:rPr>
-              <w:t>39</w:t>
+              <w:t>44</w:t>
             </w:r>
             <w:r>
               <w:rPr>
@@ -6131,7 +6131,7 @@
               <w14:ligatures w14:val="standardContextual"/>
             </w:rPr>
           </w:pPr>
-          <w:hyperlink w:anchor="_Toc244208398" w:history="1">
+          <w:hyperlink w:anchor="_Toc244258273" w:history="1">
             <w:r>
               <w:rPr>
                 <w:rStyle w:val="Hyperlink"/>
@@ -6155,7 +6155,7 @@
               <w:rPr>
                 <w:noProof/>
               </w:rPr>
-              <w:instrText xml:space="preserve"> PAGEREF _Toc244208398 \h </w:instrText>
+              <w:instrText xml:space="preserve"> PAGEREF _Toc244258273 \h </w:instrText>
             </w:r>
             <w:r>
               <w:rPr>
@@ -6172,7 +6172,7 @@
               <w:rPr>
                 <w:noProof/>
               </w:rPr>
-              <w:t>41</w:t>
+              <w:t>46</w:t>
             </w:r>
             <w:r>
               <w:rPr>
@@ -6197,7 +6197,7 @@
               <w14:ligatures w14:val="standardContextual"/>
             </w:rPr>
           </w:pPr>
-          <w:hyperlink w:anchor="_Toc244208399" w:history="1">
+          <w:hyperlink w:anchor="_Toc244258274" w:history="1">
             <w:r>
               <w:rPr>
                 <w:rStyle w:val="Hyperlink"/>
@@ -6221,7 +6221,7 @@
               <w:rPr>
                 <w:noProof/>
               </w:rPr>
-              <w:instrText xml:space="preserve"> PAGEREF _Toc244208399 \h </w:instrText>
+              <w:instrText xml:space="preserve"> PAGEREF _Toc244258274 \h </w:instrText>
             </w:r>
             <w:r>
               <w:rPr>
@@ -6238,7 +6238,7 @@
               <w:rPr>
                 <w:noProof/>
               </w:rPr>
-              <w:t>42</w:t>
+              <w:t>47</w:t>
             </w:r>
             <w:r>
               <w:rPr>
@@ -6263,7 +6263,7 @@
               <w14:ligatures w14:val="standardContextual"/>
             </w:rPr>
           </w:pPr>
-          <w:hyperlink w:anchor="_Toc244208400" w:history="1">
+          <w:hyperlink w:anchor="_Toc244258275" w:history="1">
             <w:r>
               <w:rPr>
                 <w:rStyle w:val="Hyperlink"/>
@@ -6287,7 +6287,7 @@
               <w:rPr>
                 <w:noProof/>
               </w:rPr>
-              <w:instrText xml:space="preserve"> PAGEREF _Toc244208400 \h </w:instrText>
+              <w:instrText xml:space="preserve"> PAGEREF _Toc244258275 \h </w:instrText>
             </w:r>
             <w:r>
               <w:rPr>
@@ -6304,7 +6304,7 @@
               <w:rPr>
                 <w:noProof/>
               </w:rPr>
-              <w:t>42</w:t>
+              <w:t>47</w:t>
             </w:r>
             <w:r>
               <w:rPr>
@@ -6329,7 +6329,7 @@
               <w14:ligatures w14:val="standardContextual"/>
             </w:rPr>
           </w:pPr>
-          <w:hyperlink w:anchor="_Toc244208401" w:history="1">
+          <w:hyperlink w:anchor="_Toc244258276" w:history="1">
             <w:r>
               <w:rPr>
                 <w:rStyle w:val="Hyperlink"/>
@@ -6353,7 +6353,7 @@
               <w:rPr>
                 <w:noProof/>
               </w:rPr>
-              <w:instrText xml:space="preserve"> PAGEREF _Toc244208401 \h </w:instrText>
+              <w:instrText xml:space="preserve"> PAGEREF _Toc244258276 \h </w:instrText>
             </w:r>
             <w:r>
               <w:rPr>
@@ -6370,7 +6370,7 @@
               <w:rPr>
                 <w:noProof/>
               </w:rPr>
-              <w:t>46</w:t>
+              <w:t>51</w:t>
             </w:r>
             <w:r>
               <w:rPr>
@@ -7790,7 +7790,7 @@
     <w:sdt>
       <w:sdtPr>
         <w:alias w:val="Danh mục hình"/>
-        <w:id w:val="1299416259"/>
+        <w:id w:val="91062066"/>
       </w:sdtPr>
       <w:sdtEndPr/>
       <w:sdtContent>
@@ -7818,7 +7818,7 @@
           <w:r>
             <w:fldChar w:fldCharType="separate"/>
           </w:r>
-          <w:hyperlink w:anchor="_Toc244208402" w:history="1">
+          <w:hyperlink w:anchor="_Toc244258277" w:history="1">
             <w:r>
               <w:rPr>
                 <w:rStyle w:val="Hyperlink"/>
@@ -7855,7 +7855,7 @@
               <w:rPr>
                 <w:noProof/>
               </w:rPr>
-              <w:instrText xml:space="preserve"> PAGEREF _Toc244208402 \h </w:instrText>
+              <w:instrText xml:space="preserve"> PAGEREF _Toc244258277 \h </w:instrText>
             </w:r>
             <w:r>
               <w:rPr>
@@ -7897,7 +7897,7 @@
               <w14:ligatures w14:val="standardContextual"/>
             </w:rPr>
           </w:pPr>
-          <w:hyperlink w:anchor="_Toc244208403" w:history="1">
+          <w:hyperlink w:anchor="_Toc244258278" w:history="1">
             <w:r>
               <w:rPr>
                 <w:rStyle w:val="Hyperlink"/>
@@ -7934,7 +7934,7 @@
               <w:rPr>
                 <w:noProof/>
               </w:rPr>
-              <w:instrText xml:space="preserve"> PAGEREF _Toc244208403 \h </w:instrText>
+              <w:instrText xml:space="preserve"> PAGEREF _Toc244258278 \h </w:instrText>
             </w:r>
             <w:r>
               <w:rPr>
@@ -7976,7 +7976,7 @@
               <w14:ligatures w14:val="standardContextual"/>
             </w:rPr>
           </w:pPr>
-          <w:hyperlink w:anchor="_Toc244208404" w:history="1">
+          <w:hyperlink w:anchor="_Toc244258279" w:history="1">
             <w:r>
               <w:rPr>
                 <w:rStyle w:val="Hyperlink"/>
@@ -8013,7 +8013,7 @@
               <w:rPr>
                 <w:noProof/>
               </w:rPr>
-              <w:instrText xml:space="preserve"> PAGEREF _Toc244208404 \h </w:instrText>
+              <w:instrText xml:space="preserve"> PAGEREF _Toc244258279 \h </w:instrText>
             </w:r>
             <w:r>
               <w:rPr>
@@ -8055,7 +8055,7 @@
               <w14:ligatures w14:val="standardContextual"/>
             </w:rPr>
           </w:pPr>
-          <w:hyperlink w:anchor="_Toc244208405" w:history="1">
+          <w:hyperlink w:anchor="_Toc244258280" w:history="1">
             <w:r>
               <w:rPr>
                 <w:rStyle w:val="Hyperlink"/>
@@ -8092,7 +8092,7 @@
               <w:rPr>
                 <w:noProof/>
               </w:rPr>
-              <w:instrText xml:space="preserve"> PAGEREF _Toc244208405 \h </w:instrText>
+              <w:instrText xml:space="preserve"> PAGEREF _Toc244258280 \h </w:instrText>
             </w:r>
             <w:r>
               <w:rPr>
@@ -8134,7 +8134,7 @@
               <w14:ligatures w14:val="standardContextual"/>
             </w:rPr>
           </w:pPr>
-          <w:hyperlink w:anchor="_Toc244208406" w:history="1">
+          <w:hyperlink w:anchor="_Toc244258281" w:history="1">
             <w:r>
               <w:rPr>
                 <w:rStyle w:val="Hyperlink"/>
@@ -8171,7 +8171,7 @@
               <w:rPr>
                 <w:noProof/>
               </w:rPr>
-              <w:instrText xml:space="preserve"> PAGEREF _Toc244208406 \h </w:instrText>
+              <w:instrText xml:space="preserve"> PAGEREF _Toc244258281 \h </w:instrText>
             </w:r>
             <w:r>
               <w:rPr>
@@ -8213,7 +8213,7 @@
               <w14:ligatures w14:val="standardContextual"/>
             </w:rPr>
           </w:pPr>
-          <w:hyperlink w:anchor="_Toc244208407" w:history="1">
+          <w:hyperlink w:anchor="_Toc244258282" w:history="1">
             <w:r>
               <w:rPr>
                 <w:rStyle w:val="Hyperlink"/>
@@ -8250,7 +8250,7 @@
               <w:rPr>
                 <w:noProof/>
               </w:rPr>
-              <w:instrText xml:space="preserve"> PAGEREF _Toc244208407 \h </w:instrText>
+              <w:instrText xml:space="preserve"> PAGEREF _Toc244258282 \h </w:instrText>
             </w:r>
             <w:r>
               <w:rPr>
@@ -8292,7 +8292,7 @@
               <w14:ligatures w14:val="standardContextual"/>
             </w:rPr>
           </w:pPr>
-          <w:hyperlink w:anchor="_Toc244208408" w:history="1">
+          <w:hyperlink w:anchor="_Toc244258283" w:history="1">
             <w:r>
               <w:rPr>
                 <w:rStyle w:val="Hyperlink"/>
@@ -8329,7 +8329,7 @@
               <w:rPr>
                 <w:noProof/>
               </w:rPr>
-              <w:instrText xml:space="preserve"> PAGEREF _Toc244208408 \h </w:instrText>
+              <w:instrText xml:space="preserve"> PAGEREF _Toc244258283 \h </w:instrText>
             </w:r>
             <w:r>
               <w:rPr>
@@ -8371,7 +8371,7 @@
               <w14:ligatures w14:val="standardContextual"/>
             </w:rPr>
           </w:pPr>
-          <w:hyperlink w:anchor="_Toc244208409" w:history="1">
+          <w:hyperlink w:anchor="_Toc244258284" w:history="1">
             <w:r>
               <w:rPr>
                 <w:rStyle w:val="Hyperlink"/>
@@ -8408,7 +8408,7 @@
               <w:rPr>
                 <w:noProof/>
               </w:rPr>
-              <w:instrText xml:space="preserve"> PAGEREF _Toc244208409 \h </w:instrText>
+              <w:instrText xml:space="preserve"> PAGEREF _Toc244258284 \h </w:instrText>
             </w:r>
             <w:r>
               <w:rPr>
@@ -8450,7 +8450,7 @@
               <w14:ligatures w14:val="standardContextual"/>
             </w:rPr>
           </w:pPr>
-          <w:hyperlink w:anchor="_Toc244208410" w:history="1">
+          <w:hyperlink w:anchor="_Toc244258285" w:history="1">
             <w:r>
               <w:rPr>
                 <w:rStyle w:val="Hyperlink"/>
@@ -8487,7 +8487,7 @@
               <w:rPr>
                 <w:noProof/>
               </w:rPr>
-              <w:instrText xml:space="preserve"> PAGEREF _Toc244208410 \h </w:instrText>
+              <w:instrText xml:space="preserve"> PAGEREF _Toc244258285 \h </w:instrText>
             </w:r>
             <w:r>
               <w:rPr>
@@ -8505,6 +8505,638 @@
                 <w:noProof/>
               </w:rPr>
               <w:t>31</w:t>
+            </w:r>
+            <w:r>
+              <w:rPr>
+                <w:noProof/>
+              </w:rPr>
+              <w:fldChar w:fldCharType="end"/>
+            </w:r>
+          </w:hyperlink>
+        </w:p>
+        <w:p>
+          <w:pPr>
+            <w:pStyle w:val="TOC1"/>
+            <w:tabs>
+              <w:tab w:val="right" w:leader="dot" w:pos="9061"/>
+            </w:tabs>
+            <w:rPr>
+              <w:rFonts w:asciiTheme="minorHAnsi" w:eastAsiaTheme="minorEastAsia" w:hAnsiTheme="minorHAnsi" w:cstheme="minorBidi"/>
+              <w:noProof/>
+              <w:kern w:val="2"/>
+              <w:sz w:val="24"/>
+              <w:szCs w:val="24"/>
+              <w14:ligatures w14:val="standardContextual"/>
+            </w:rPr>
+          </w:pPr>
+          <w:hyperlink w:anchor="_Toc244258286" w:history="1">
+            <w:r>
+              <w:rPr>
+                <w:rStyle w:val="Hyperlink"/>
+                <w:b/>
+                <w:bCs/>
+                <w:i/>
+                <w:iCs/>
+                <w:noProof/>
+              </w:rPr>
+              <w:t xml:space="preserve">Hình 4.4: </w:t>
+            </w:r>
+            <w:r>
+              <w:rPr>
+                <w:rStyle w:val="Hyperlink"/>
+                <w:i/>
+                <w:iCs/>
+                <w:noProof/>
+              </w:rPr>
+              <w:t>Object Explorer hiển thị 5 CSDL, các bảng mảnh tại S1 và S0, cùng kết quả đếm số bộ của 16 mảnh</w:t>
+            </w:r>
+            <w:r>
+              <w:rPr>
+                <w:noProof/>
+              </w:rPr>
+              <w:tab/>
+            </w:r>
+            <w:r>
+              <w:rPr>
+                <w:noProof/>
+              </w:rPr>
+              <w:fldChar w:fldCharType="begin"/>
+            </w:r>
+            <w:r>
+              <w:rPr>
+                <w:noProof/>
+              </w:rPr>
+              <w:instrText xml:space="preserve"> PAGEREF _Toc244258286 \h </w:instrText>
+            </w:r>
+            <w:r>
+              <w:rPr>
+                <w:noProof/>
+              </w:rPr>
+            </w:r>
+            <w:r>
+              <w:rPr>
+                <w:noProof/>
+              </w:rPr>
+              <w:fldChar w:fldCharType="separate"/>
+            </w:r>
+            <w:r>
+              <w:rPr>
+                <w:noProof/>
+              </w:rPr>
+              <w:t>34</w:t>
+            </w:r>
+            <w:r>
+              <w:rPr>
+                <w:noProof/>
+              </w:rPr>
+              <w:fldChar w:fldCharType="end"/>
+            </w:r>
+          </w:hyperlink>
+        </w:p>
+        <w:p>
+          <w:pPr>
+            <w:pStyle w:val="TOC1"/>
+            <w:tabs>
+              <w:tab w:val="right" w:leader="dot" w:pos="9061"/>
+            </w:tabs>
+            <w:rPr>
+              <w:rFonts w:asciiTheme="minorHAnsi" w:eastAsiaTheme="minorEastAsia" w:hAnsiTheme="minorHAnsi" w:cstheme="minorBidi"/>
+              <w:noProof/>
+              <w:kern w:val="2"/>
+              <w:sz w:val="24"/>
+              <w:szCs w:val="24"/>
+              <w14:ligatures w14:val="standardContextual"/>
+            </w:rPr>
+          </w:pPr>
+          <w:hyperlink w:anchor="_Toc244258287" w:history="1">
+            <w:r>
+              <w:rPr>
+                <w:rStyle w:val="Hyperlink"/>
+                <w:b/>
+                <w:bCs/>
+                <w:i/>
+                <w:iCs/>
+                <w:noProof/>
+              </w:rPr>
+              <w:t xml:space="preserve">Hình 4.5: </w:t>
+            </w:r>
+            <w:r>
+              <w:rPr>
+                <w:rStyle w:val="Hyperlink"/>
+                <w:i/>
+                <w:iCs/>
+                <w:noProof/>
+              </w:rPr>
+              <w:t>Nội dung mảnh KH_1_GD (tại S1, thông tin giao dịch) và KH_1_TC (tại S0, thông tin tài chính)</w:t>
+            </w:r>
+            <w:r>
+              <w:rPr>
+                <w:noProof/>
+              </w:rPr>
+              <w:tab/>
+            </w:r>
+            <w:r>
+              <w:rPr>
+                <w:noProof/>
+              </w:rPr>
+              <w:fldChar w:fldCharType="begin"/>
+            </w:r>
+            <w:r>
+              <w:rPr>
+                <w:noProof/>
+              </w:rPr>
+              <w:instrText xml:space="preserve"> PAGEREF _Toc244258287 \h </w:instrText>
+            </w:r>
+            <w:r>
+              <w:rPr>
+                <w:noProof/>
+              </w:rPr>
+            </w:r>
+            <w:r>
+              <w:rPr>
+                <w:noProof/>
+              </w:rPr>
+              <w:fldChar w:fldCharType="separate"/>
+            </w:r>
+            <w:r>
+              <w:rPr>
+                <w:noProof/>
+              </w:rPr>
+              <w:t>35</w:t>
+            </w:r>
+            <w:r>
+              <w:rPr>
+                <w:noProof/>
+              </w:rPr>
+              <w:fldChar w:fldCharType="end"/>
+            </w:r>
+          </w:hyperlink>
+        </w:p>
+        <w:p>
+          <w:pPr>
+            <w:pStyle w:val="TOC1"/>
+            <w:tabs>
+              <w:tab w:val="right" w:leader="dot" w:pos="9061"/>
+            </w:tabs>
+            <w:rPr>
+              <w:rFonts w:asciiTheme="minorHAnsi" w:eastAsiaTheme="minorEastAsia" w:hAnsiTheme="minorHAnsi" w:cstheme="minorBidi"/>
+              <w:noProof/>
+              <w:kern w:val="2"/>
+              <w:sz w:val="24"/>
+              <w:szCs w:val="24"/>
+              <w14:ligatures w14:val="standardContextual"/>
+            </w:rPr>
+          </w:pPr>
+          <w:hyperlink w:anchor="_Toc244258288" w:history="1">
+            <w:r>
+              <w:rPr>
+                <w:rStyle w:val="Hyperlink"/>
+                <w:b/>
+                <w:bCs/>
+                <w:i/>
+                <w:iCs/>
+                <w:noProof/>
+              </w:rPr>
+              <w:t xml:space="preserve">Hình 4.6: </w:t>
+            </w:r>
+            <w:r>
+              <w:rPr>
+                <w:rStyle w:val="Hyperlink"/>
+                <w:i/>
+                <w:iCs/>
+                <w:noProof/>
+              </w:rPr>
+              <w:t>Truy vấn view tái thiết v_KhachHang: mỗi dòng ghép cột giao dịch (ở chi nhánh) với cột tài chính (ở trụ sở)</w:t>
+            </w:r>
+            <w:r>
+              <w:rPr>
+                <w:noProof/>
+              </w:rPr>
+              <w:tab/>
+            </w:r>
+            <w:r>
+              <w:rPr>
+                <w:noProof/>
+              </w:rPr>
+              <w:fldChar w:fldCharType="begin"/>
+            </w:r>
+            <w:r>
+              <w:rPr>
+                <w:noProof/>
+              </w:rPr>
+              <w:instrText xml:space="preserve"> PAGEREF _Toc244258288 \h </w:instrText>
+            </w:r>
+            <w:r>
+              <w:rPr>
+                <w:noProof/>
+              </w:rPr>
+            </w:r>
+            <w:r>
+              <w:rPr>
+                <w:noProof/>
+              </w:rPr>
+              <w:fldChar w:fldCharType="separate"/>
+            </w:r>
+            <w:r>
+              <w:rPr>
+                <w:noProof/>
+              </w:rPr>
+              <w:t>36</w:t>
+            </w:r>
+            <w:r>
+              <w:rPr>
+                <w:noProof/>
+              </w:rPr>
+              <w:fldChar w:fldCharType="end"/>
+            </w:r>
+          </w:hyperlink>
+        </w:p>
+        <w:p>
+          <w:pPr>
+            <w:pStyle w:val="TOC1"/>
+            <w:tabs>
+              <w:tab w:val="right" w:leader="dot" w:pos="9061"/>
+            </w:tabs>
+            <w:rPr>
+              <w:rFonts w:asciiTheme="minorHAnsi" w:eastAsiaTheme="minorEastAsia" w:hAnsiTheme="minorHAnsi" w:cstheme="minorBidi"/>
+              <w:noProof/>
+              <w:kern w:val="2"/>
+              <w:sz w:val="24"/>
+              <w:szCs w:val="24"/>
+              <w14:ligatures w14:val="standardContextual"/>
+            </w:rPr>
+          </w:pPr>
+          <w:hyperlink w:anchor="_Toc244258289" w:history="1">
+            <w:r>
+              <w:rPr>
+                <w:rStyle w:val="Hyperlink"/>
+                <w:b/>
+                <w:bCs/>
+                <w:i/>
+                <w:iCs/>
+                <w:noProof/>
+              </w:rPr>
+              <w:t xml:space="preserve">Hình 4.7: </w:t>
+            </w:r>
+            <w:r>
+              <w:rPr>
+                <w:rStyle w:val="Hyperlink"/>
+                <w:i/>
+                <w:iCs/>
+                <w:noProof/>
+              </w:rPr>
+              <w:t>Kết quả chạy phần kiểm tra trong 03_reconstruct_check.sql: 14/14 phép kiểm tra ĐẠT</w:t>
+            </w:r>
+            <w:r>
+              <w:rPr>
+                <w:noProof/>
+              </w:rPr>
+              <w:tab/>
+            </w:r>
+            <w:r>
+              <w:rPr>
+                <w:noProof/>
+              </w:rPr>
+              <w:fldChar w:fldCharType="begin"/>
+            </w:r>
+            <w:r>
+              <w:rPr>
+                <w:noProof/>
+              </w:rPr>
+              <w:instrText xml:space="preserve"> PAGEREF _Toc244258289 \h </w:instrText>
+            </w:r>
+            <w:r>
+              <w:rPr>
+                <w:noProof/>
+              </w:rPr>
+            </w:r>
+            <w:r>
+              <w:rPr>
+                <w:noProof/>
+              </w:rPr>
+              <w:fldChar w:fldCharType="separate"/>
+            </w:r>
+            <w:r>
+              <w:rPr>
+                <w:noProof/>
+              </w:rPr>
+              <w:t>37</w:t>
+            </w:r>
+            <w:r>
+              <w:rPr>
+                <w:noProof/>
+              </w:rPr>
+              <w:fldChar w:fldCharType="end"/>
+            </w:r>
+          </w:hyperlink>
+        </w:p>
+        <w:p>
+          <w:pPr>
+            <w:pStyle w:val="TOC1"/>
+            <w:tabs>
+              <w:tab w:val="right" w:leader="dot" w:pos="9061"/>
+            </w:tabs>
+            <w:rPr>
+              <w:rFonts w:asciiTheme="minorHAnsi" w:eastAsiaTheme="minorEastAsia" w:hAnsiTheme="minorHAnsi" w:cstheme="minorBidi"/>
+              <w:noProof/>
+              <w:kern w:val="2"/>
+              <w:sz w:val="24"/>
+              <w:szCs w:val="24"/>
+              <w14:ligatures w14:val="standardContextual"/>
+            </w:rPr>
+          </w:pPr>
+          <w:hyperlink w:anchor="_Toc244258290" w:history="1">
+            <w:r>
+              <w:rPr>
+                <w:rStyle w:val="Hyperlink"/>
+                <w:b/>
+                <w:bCs/>
+                <w:i/>
+                <w:iCs/>
+                <w:noProof/>
+              </w:rPr>
+              <w:t xml:space="preserve">Hình 4.8: </w:t>
+            </w:r>
+            <w:r>
+              <w:rPr>
+                <w:rStyle w:val="Hyperlink"/>
+                <w:i/>
+                <w:iCs/>
+                <w:noProof/>
+              </w:rPr>
+              <w:t>Kết quả truy vấn Q2 tại S1: 6 dòng chi tiết của 4 đơn đang xử lý, chỉ dùng mảnh tại chỗ</w:t>
+            </w:r>
+            <w:r>
+              <w:rPr>
+                <w:noProof/>
+              </w:rPr>
+              <w:tab/>
+            </w:r>
+            <w:r>
+              <w:rPr>
+                <w:noProof/>
+              </w:rPr>
+              <w:fldChar w:fldCharType="begin"/>
+            </w:r>
+            <w:r>
+              <w:rPr>
+                <w:noProof/>
+              </w:rPr>
+              <w:instrText xml:space="preserve"> PAGEREF _Toc244258290 \h </w:instrText>
+            </w:r>
+            <w:r>
+              <w:rPr>
+                <w:noProof/>
+              </w:rPr>
+            </w:r>
+            <w:r>
+              <w:rPr>
+                <w:noProof/>
+              </w:rPr>
+              <w:fldChar w:fldCharType="separate"/>
+            </w:r>
+            <w:r>
+              <w:rPr>
+                <w:noProof/>
+              </w:rPr>
+              <w:t>38</w:t>
+            </w:r>
+            <w:r>
+              <w:rPr>
+                <w:noProof/>
+              </w:rPr>
+              <w:fldChar w:fldCharType="end"/>
+            </w:r>
+          </w:hyperlink>
+        </w:p>
+        <w:p>
+          <w:pPr>
+            <w:pStyle w:val="TOC1"/>
+            <w:tabs>
+              <w:tab w:val="right" w:leader="dot" w:pos="9061"/>
+            </w:tabs>
+            <w:rPr>
+              <w:rFonts w:asciiTheme="minorHAnsi" w:eastAsiaTheme="minorEastAsia" w:hAnsiTheme="minorHAnsi" w:cstheme="minorBidi"/>
+              <w:noProof/>
+              <w:kern w:val="2"/>
+              <w:sz w:val="24"/>
+              <w:szCs w:val="24"/>
+              <w14:ligatures w14:val="standardContextual"/>
+            </w:rPr>
+          </w:pPr>
+          <w:hyperlink w:anchor="_Toc244258291" w:history="1">
+            <w:r>
+              <w:rPr>
+                <w:rStyle w:val="Hyperlink"/>
+                <w:b/>
+                <w:bCs/>
+                <w:i/>
+                <w:iCs/>
+                <w:noProof/>
+              </w:rPr>
+              <w:t xml:space="preserve">Hình 4.9: </w:t>
+            </w:r>
+            <w:r>
+              <w:rPr>
+                <w:rStyle w:val="Hyperlink"/>
+                <w:i/>
+                <w:iCs/>
+                <w:noProof/>
+              </w:rPr>
+              <w:t>Chi nhánh đọc cột Luong bị báo lỗi 207; thêm khách CN02 vào mảnh Hà Nội bị ràng buộc CHECK từ chối (lỗi 547)</w:t>
+            </w:r>
+            <w:r>
+              <w:rPr>
+                <w:noProof/>
+              </w:rPr>
+              <w:tab/>
+            </w:r>
+            <w:r>
+              <w:rPr>
+                <w:noProof/>
+              </w:rPr>
+              <w:fldChar w:fldCharType="begin"/>
+            </w:r>
+            <w:r>
+              <w:rPr>
+                <w:noProof/>
+              </w:rPr>
+              <w:instrText xml:space="preserve"> PAGEREF _Toc244258291 \h </w:instrText>
+            </w:r>
+            <w:r>
+              <w:rPr>
+                <w:noProof/>
+              </w:rPr>
+            </w:r>
+            <w:r>
+              <w:rPr>
+                <w:noProof/>
+              </w:rPr>
+              <w:fldChar w:fldCharType="separate"/>
+            </w:r>
+            <w:r>
+              <w:rPr>
+                <w:noProof/>
+              </w:rPr>
+              <w:t>39</w:t>
+            </w:r>
+            <w:r>
+              <w:rPr>
+                <w:noProof/>
+              </w:rPr>
+              <w:fldChar w:fldCharType="end"/>
+            </w:r>
+          </w:hyperlink>
+        </w:p>
+        <w:p>
+          <w:pPr>
+            <w:pStyle w:val="TOC1"/>
+            <w:tabs>
+              <w:tab w:val="right" w:leader="dot" w:pos="9061"/>
+            </w:tabs>
+            <w:rPr>
+              <w:rFonts w:asciiTheme="minorHAnsi" w:eastAsiaTheme="minorEastAsia" w:hAnsiTheme="minorHAnsi" w:cstheme="minorBidi"/>
+              <w:noProof/>
+              <w:kern w:val="2"/>
+              <w:sz w:val="24"/>
+              <w:szCs w:val="24"/>
+              <w14:ligatures w14:val="standardContextual"/>
+            </w:rPr>
+          </w:pPr>
+          <w:hyperlink w:anchor="_Toc244258292" w:history="1">
+            <w:r>
+              <w:rPr>
+                <w:rStyle w:val="Hyperlink"/>
+                <w:b/>
+                <w:bCs/>
+                <w:i/>
+                <w:iCs/>
+                <w:noProof/>
+              </w:rPr>
+              <w:t xml:space="preserve">Hình 4.10: </w:t>
+            </w:r>
+            <w:r>
+              <w:rPr>
+                <w:rStyle w:val="Hyperlink"/>
+                <w:i/>
+                <w:iCs/>
+                <w:noProof/>
+              </w:rPr>
+              <w:t>Truy vấn toàn cục qua view tại S0: khách có công nợ từ 80% hạn mức (Q3b) và doanh thu theo chi nhánh (Q6a)</w:t>
+            </w:r>
+            <w:r>
+              <w:rPr>
+                <w:noProof/>
+              </w:rPr>
+              <w:tab/>
+            </w:r>
+            <w:r>
+              <w:rPr>
+                <w:noProof/>
+              </w:rPr>
+              <w:fldChar w:fldCharType="begin"/>
+            </w:r>
+            <w:r>
+              <w:rPr>
+                <w:noProof/>
+              </w:rPr>
+              <w:instrText xml:space="preserve"> PAGEREF _Toc244258292 \h </w:instrText>
+            </w:r>
+            <w:r>
+              <w:rPr>
+                <w:noProof/>
+              </w:rPr>
+            </w:r>
+            <w:r>
+              <w:rPr>
+                <w:noProof/>
+              </w:rPr>
+              <w:fldChar w:fldCharType="separate"/>
+            </w:r>
+            <w:r>
+              <w:rPr>
+                <w:noProof/>
+              </w:rPr>
+              <w:t>40</w:t>
+            </w:r>
+            <w:r>
+              <w:rPr>
+                <w:noProof/>
+              </w:rPr>
+              <w:fldChar w:fldCharType="end"/>
+            </w:r>
+          </w:hyperlink>
+        </w:p>
+        <w:p>
+          <w:pPr>
+            <w:pStyle w:val="TOC1"/>
+            <w:tabs>
+              <w:tab w:val="right" w:leader="dot" w:pos="9061"/>
+            </w:tabs>
+            <w:rPr>
+              <w:rFonts w:asciiTheme="minorHAnsi" w:eastAsiaTheme="minorEastAsia" w:hAnsiTheme="minorHAnsi" w:cstheme="minorBidi"/>
+              <w:noProof/>
+              <w:kern w:val="2"/>
+              <w:sz w:val="24"/>
+              <w:szCs w:val="24"/>
+              <w14:ligatures w14:val="standardContextual"/>
+            </w:rPr>
+          </w:pPr>
+          <w:hyperlink w:anchor="_Toc244258293" w:history="1">
+            <w:r>
+              <w:rPr>
+                <w:rStyle w:val="Hyperlink"/>
+                <w:b/>
+                <w:bCs/>
+                <w:i/>
+                <w:iCs/>
+                <w:noProof/>
+              </w:rPr>
+              <w:t xml:space="preserve">Hình 4.11: </w:t>
+            </w:r>
+            <w:r>
+              <w:rPr>
+                <w:rStyle w:val="Hyperlink"/>
+                <w:i/>
+                <w:iCs/>
+                <w:noProof/>
+              </w:rPr>
+              <w:t>Giao dịch phân tán: công nợ KH007 trước và sau khi lập đơn DH046; đơn vượt hạn mức của KH022 bị hủy với lỗi 50002 và không site nào bị ghi dở</w:t>
+            </w:r>
+            <w:r>
+              <w:rPr>
+                <w:noProof/>
+              </w:rPr>
+              <w:tab/>
+            </w:r>
+            <w:r>
+              <w:rPr>
+                <w:noProof/>
+              </w:rPr>
+              <w:fldChar w:fldCharType="begin"/>
+            </w:r>
+            <w:r>
+              <w:rPr>
+                <w:noProof/>
+              </w:rPr>
+              <w:instrText xml:space="preserve"> PAGEREF _Toc244258293 \h </w:instrText>
+            </w:r>
+            <w:r>
+              <w:rPr>
+                <w:noProof/>
+              </w:rPr>
+            </w:r>
+            <w:r>
+              <w:rPr>
+                <w:noProof/>
+              </w:rPr>
+              <w:fldChar w:fldCharType="separate"/>
+            </w:r>
+            <w:r>
+              <w:rPr>
+                <w:noProof/>
+              </w:rPr>
+              <w:t>42</w:t>
             </w:r>
             <w:r>
               <w:rPr>
@@ -8534,7 +9166,7 @@
     <w:sdt>
       <w:sdtPr>
         <w:alias w:val="Danh mục bảng"/>
-        <w:id w:val="-1677031775"/>
+        <w:id w:val="-42292676"/>
       </w:sdtPr>
       <w:sdtEndPr/>
       <w:sdtContent>
@@ -8562,7 +9194,7 @@
           <w:r>
             <w:fldChar w:fldCharType="separate"/>
           </w:r>
-          <w:hyperlink w:anchor="_Toc244208411" w:history="1">
+          <w:hyperlink w:anchor="_Toc244258294" w:history="1">
             <w:r>
               <w:rPr>
                 <w:rStyle w:val="Hyperlink"/>
@@ -8599,7 +9231,7 @@
               <w:rPr>
                 <w:noProof/>
               </w:rPr>
-              <w:instrText xml:space="preserve"> PAGEREF _Toc244208411 \h </w:instrText>
+              <w:instrText xml:space="preserve"> PAGEREF _Toc244258294 \h </w:instrText>
             </w:r>
             <w:r>
               <w:rPr>
@@ -8641,7 +9273,7 @@
               <w14:ligatures w14:val="standardContextual"/>
             </w:rPr>
           </w:pPr>
-          <w:hyperlink w:anchor="_Toc244208412" w:history="1">
+          <w:hyperlink w:anchor="_Toc244258295" w:history="1">
             <w:r>
               <w:rPr>
                 <w:rStyle w:val="Hyperlink"/>
@@ -8678,7 +9310,7 @@
               <w:rPr>
                 <w:noProof/>
               </w:rPr>
-              <w:instrText xml:space="preserve"> PAGEREF _Toc244208412 \h </w:instrText>
+              <w:instrText xml:space="preserve"> PAGEREF _Toc244258295 \h </w:instrText>
             </w:r>
             <w:r>
               <w:rPr>
@@ -8720,7 +9352,7 @@
               <w14:ligatures w14:val="standardContextual"/>
             </w:rPr>
           </w:pPr>
-          <w:hyperlink w:anchor="_Toc244208413" w:history="1">
+          <w:hyperlink w:anchor="_Toc244258296" w:history="1">
             <w:r>
               <w:rPr>
                 <w:rStyle w:val="Hyperlink"/>
@@ -8757,7 +9389,7 @@
               <w:rPr>
                 <w:noProof/>
               </w:rPr>
-              <w:instrText xml:space="preserve"> PAGEREF _Toc244208413 \h </w:instrText>
+              <w:instrText xml:space="preserve"> PAGEREF _Toc244258296 \h </w:instrText>
             </w:r>
             <w:r>
               <w:rPr>
@@ -8799,7 +9431,7 @@
               <w14:ligatures w14:val="standardContextual"/>
             </w:rPr>
           </w:pPr>
-          <w:hyperlink w:anchor="_Toc244208414" w:history="1">
+          <w:hyperlink w:anchor="_Toc244258297" w:history="1">
             <w:r>
               <w:rPr>
                 <w:rStyle w:val="Hyperlink"/>
@@ -8836,7 +9468,7 @@
               <w:rPr>
                 <w:noProof/>
               </w:rPr>
-              <w:instrText xml:space="preserve"> PAGEREF _Toc244208414 \h </w:instrText>
+              <w:instrText xml:space="preserve"> PAGEREF _Toc244258297 \h </w:instrText>
             </w:r>
             <w:r>
               <w:rPr>
@@ -8878,7 +9510,7 @@
               <w14:ligatures w14:val="standardContextual"/>
             </w:rPr>
           </w:pPr>
-          <w:hyperlink w:anchor="_Toc244208415" w:history="1">
+          <w:hyperlink w:anchor="_Toc244258298" w:history="1">
             <w:r>
               <w:rPr>
                 <w:rStyle w:val="Hyperlink"/>
@@ -8915,7 +9547,7 @@
               <w:rPr>
                 <w:noProof/>
               </w:rPr>
-              <w:instrText xml:space="preserve"> PAGEREF _Toc244208415 \h </w:instrText>
+              <w:instrText xml:space="preserve"> PAGEREF _Toc244258298 \h </w:instrText>
             </w:r>
             <w:r>
               <w:rPr>
@@ -8957,7 +9589,7 @@
               <w14:ligatures w14:val="standardContextual"/>
             </w:rPr>
           </w:pPr>
-          <w:hyperlink w:anchor="_Toc244208416" w:history="1">
+          <w:hyperlink w:anchor="_Toc244258299" w:history="1">
             <w:r>
               <w:rPr>
                 <w:rStyle w:val="Hyperlink"/>
@@ -8994,7 +9626,7 @@
               <w:rPr>
                 <w:noProof/>
               </w:rPr>
-              <w:instrText xml:space="preserve"> PAGEREF _Toc244208416 \h </w:instrText>
+              <w:instrText xml:space="preserve"> PAGEREF _Toc244258299 \h </w:instrText>
             </w:r>
             <w:r>
               <w:rPr>
@@ -9036,7 +9668,7 @@
               <w14:ligatures w14:val="standardContextual"/>
             </w:rPr>
           </w:pPr>
-          <w:hyperlink w:anchor="_Toc244208417" w:history="1">
+          <w:hyperlink w:anchor="_Toc244258300" w:history="1">
             <w:r>
               <w:rPr>
                 <w:rStyle w:val="Hyperlink"/>
@@ -9073,7 +9705,7 @@
               <w:rPr>
                 <w:noProof/>
               </w:rPr>
-              <w:instrText xml:space="preserve"> PAGEREF _Toc244208417 \h </w:instrText>
+              <w:instrText xml:space="preserve"> PAGEREF _Toc244258300 \h </w:instrText>
             </w:r>
             <w:r>
               <w:rPr>
@@ -9115,7 +9747,7 @@
               <w14:ligatures w14:val="standardContextual"/>
             </w:rPr>
           </w:pPr>
-          <w:hyperlink w:anchor="_Toc244208418" w:history="1">
+          <w:hyperlink w:anchor="_Toc244258301" w:history="1">
             <w:r>
               <w:rPr>
                 <w:rStyle w:val="Hyperlink"/>
@@ -9152,7 +9784,7 @@
               <w:rPr>
                 <w:noProof/>
               </w:rPr>
-              <w:instrText xml:space="preserve"> PAGEREF _Toc244208418 \h </w:instrText>
+              <w:instrText xml:space="preserve"> PAGEREF _Toc244258301 \h </w:instrText>
             </w:r>
             <w:r>
               <w:rPr>
@@ -9194,7 +9826,7 @@
               <w14:ligatures w14:val="standardContextual"/>
             </w:rPr>
           </w:pPr>
-          <w:hyperlink w:anchor="_Toc244208419" w:history="1">
+          <w:hyperlink w:anchor="_Toc244258302" w:history="1">
             <w:r>
               <w:rPr>
                 <w:rStyle w:val="Hyperlink"/>
@@ -9231,7 +9863,7 @@
               <w:rPr>
                 <w:noProof/>
               </w:rPr>
-              <w:instrText xml:space="preserve"> PAGEREF _Toc244208419 \h </w:instrText>
+              <w:instrText xml:space="preserve"> PAGEREF _Toc244258302 \h </w:instrText>
             </w:r>
             <w:r>
               <w:rPr>
@@ -9273,7 +9905,7 @@
               <w14:ligatures w14:val="standardContextual"/>
             </w:rPr>
           </w:pPr>
-          <w:hyperlink w:anchor="_Toc244208420" w:history="1">
+          <w:hyperlink w:anchor="_Toc244258303" w:history="1">
             <w:r>
               <w:rPr>
                 <w:rStyle w:val="Hyperlink"/>
@@ -9310,7 +9942,7 @@
               <w:rPr>
                 <w:noProof/>
               </w:rPr>
-              <w:instrText xml:space="preserve"> PAGEREF _Toc244208420 \h </w:instrText>
+              <w:instrText xml:space="preserve"> PAGEREF _Toc244258303 \h </w:instrText>
             </w:r>
             <w:r>
               <w:rPr>
@@ -9352,7 +9984,7 @@
               <w14:ligatures w14:val="standardContextual"/>
             </w:rPr>
           </w:pPr>
-          <w:hyperlink w:anchor="_Toc244208421" w:history="1">
+          <w:hyperlink w:anchor="_Toc244258304" w:history="1">
             <w:r>
               <w:rPr>
                 <w:rStyle w:val="Hyperlink"/>
@@ -9389,7 +10021,7 @@
               <w:rPr>
                 <w:noProof/>
               </w:rPr>
-              <w:instrText xml:space="preserve"> PAGEREF _Toc244208421 \h </w:instrText>
+              <w:instrText xml:space="preserve"> PAGEREF _Toc244258304 \h </w:instrText>
             </w:r>
             <w:r>
               <w:rPr>
@@ -9431,7 +10063,7 @@
               <w14:ligatures w14:val="standardContextual"/>
             </w:rPr>
           </w:pPr>
-          <w:hyperlink w:anchor="_Toc244208422" w:history="1">
+          <w:hyperlink w:anchor="_Toc244258305" w:history="1">
             <w:r>
               <w:rPr>
                 <w:rStyle w:val="Hyperlink"/>
@@ -9468,7 +10100,7 @@
               <w:rPr>
                 <w:noProof/>
               </w:rPr>
-              <w:instrText xml:space="preserve"> PAGEREF _Toc244208422 \h </w:instrText>
+              <w:instrText xml:space="preserve"> PAGEREF _Toc244258305 \h </w:instrText>
             </w:r>
             <w:r>
               <w:rPr>
@@ -9510,7 +10142,7 @@
               <w14:ligatures w14:val="standardContextual"/>
             </w:rPr>
           </w:pPr>
-          <w:hyperlink w:anchor="_Toc244208423" w:history="1">
+          <w:hyperlink w:anchor="_Toc244258306" w:history="1">
             <w:r>
               <w:rPr>
                 <w:rStyle w:val="Hyperlink"/>
@@ -9547,7 +10179,7 @@
               <w:rPr>
                 <w:noProof/>
               </w:rPr>
-              <w:instrText xml:space="preserve"> PAGEREF _Toc244208423 \h </w:instrText>
+              <w:instrText xml:space="preserve"> PAGEREF _Toc244258306 \h </w:instrText>
             </w:r>
             <w:r>
               <w:rPr>
@@ -9589,7 +10221,7 @@
               <w14:ligatures w14:val="standardContextual"/>
             </w:rPr>
           </w:pPr>
-          <w:hyperlink w:anchor="_Toc244208424" w:history="1">
+          <w:hyperlink w:anchor="_Toc244258307" w:history="1">
             <w:r>
               <w:rPr>
                 <w:rStyle w:val="Hyperlink"/>
@@ -9626,7 +10258,7 @@
               <w:rPr>
                 <w:noProof/>
               </w:rPr>
-              <w:instrText xml:space="preserve"> PAGEREF _Toc244208424 \h </w:instrText>
+              <w:instrText xml:space="preserve"> PAGEREF _Toc244258307 \h </w:instrText>
             </w:r>
             <w:r>
               <w:rPr>
@@ -9668,7 +10300,7 @@
               <w14:ligatures w14:val="standardContextual"/>
             </w:rPr>
           </w:pPr>
-          <w:hyperlink w:anchor="_Toc244208425" w:history="1">
+          <w:hyperlink w:anchor="_Toc244258308" w:history="1">
             <w:r>
               <w:rPr>
                 <w:rStyle w:val="Hyperlink"/>
@@ -9705,7 +10337,7 @@
               <w:rPr>
                 <w:noProof/>
               </w:rPr>
-              <w:instrText xml:space="preserve"> PAGEREF _Toc244208425 \h </w:instrText>
+              <w:instrText xml:space="preserve"> PAGEREF _Toc244258308 \h </w:instrText>
             </w:r>
             <w:r>
               <w:rPr>
@@ -9747,7 +10379,7 @@
               <w14:ligatures w14:val="standardContextual"/>
             </w:rPr>
           </w:pPr>
-          <w:hyperlink w:anchor="_Toc244208426" w:history="1">
+          <w:hyperlink w:anchor="_Toc244258309" w:history="1">
             <w:r>
               <w:rPr>
                 <w:rStyle w:val="Hyperlink"/>
@@ -9784,7 +10416,7 @@
               <w:rPr>
                 <w:noProof/>
               </w:rPr>
-              <w:instrText xml:space="preserve"> PAGEREF _Toc244208426 \h </w:instrText>
+              <w:instrText xml:space="preserve"> PAGEREF _Toc244258309 \h </w:instrText>
             </w:r>
             <w:r>
               <w:rPr>
@@ -9801,7 +10433,7 @@
               <w:rPr>
                 <w:noProof/>
               </w:rPr>
-              <w:t>34</w:t>
+              <w:t>37</w:t>
             </w:r>
             <w:r>
               <w:rPr>
@@ -9826,7 +10458,7 @@
               <w14:ligatures w14:val="standardContextual"/>
             </w:rPr>
           </w:pPr>
-          <w:hyperlink w:anchor="_Toc244208427" w:history="1">
+          <w:hyperlink w:anchor="_Toc244258310" w:history="1">
             <w:r>
               <w:rPr>
                 <w:rStyle w:val="Hyperlink"/>
@@ -9863,7 +10495,7 @@
               <w:rPr>
                 <w:noProof/>
               </w:rPr>
-              <w:instrText xml:space="preserve"> PAGEREF _Toc244208427 \h </w:instrText>
+              <w:instrText xml:space="preserve"> PAGEREF _Toc244258310 \h </w:instrText>
             </w:r>
             <w:r>
               <w:rPr>
@@ -9880,7 +10512,7 @@
               <w:rPr>
                 <w:noProof/>
               </w:rPr>
-              <w:t>35</w:t>
+              <w:t>39</w:t>
             </w:r>
             <w:r>
               <w:rPr>
@@ -9905,7 +10537,7 @@
               <w14:ligatures w14:val="standardContextual"/>
             </w:rPr>
           </w:pPr>
-          <w:hyperlink w:anchor="_Toc244208428" w:history="1">
+          <w:hyperlink w:anchor="_Toc244258311" w:history="1">
             <w:r>
               <w:rPr>
                 <w:rStyle w:val="Hyperlink"/>
@@ -9942,7 +10574,7 @@
               <w:rPr>
                 <w:noProof/>
               </w:rPr>
-              <w:instrText xml:space="preserve"> PAGEREF _Toc244208428 \h </w:instrText>
+              <w:instrText xml:space="preserve"> PAGEREF _Toc244258311 \h </w:instrText>
             </w:r>
             <w:r>
               <w:rPr>
@@ -9959,7 +10591,7 @@
               <w:rPr>
                 <w:noProof/>
               </w:rPr>
-              <w:t>36</w:t>
+              <w:t>39</w:t>
             </w:r>
             <w:r>
               <w:rPr>
@@ -9993,7 +10625,7 @@
         <w:pStyle w:val="Heading1"/>
         <w:pageBreakBefore/>
       </w:pPr>
-      <w:bookmarkStart w:id="0" w:name="_Toc244208323"/>
+      <w:bookmarkStart w:id="0" w:name="_Toc244258198"/>
       <w:r>
         <w:lastRenderedPageBreak/>
         <w:t>LỜI MỞ ĐẦU</w:t>
@@ -10004,7 +10636,7 @@
       <w:pPr>
         <w:pStyle w:val="Heading2"/>
       </w:pPr>
-      <w:bookmarkStart w:id="1" w:name="_Toc244208324"/>
+      <w:bookmarkStart w:id="1" w:name="_Toc244258199"/>
       <w:r>
         <w:t>Lý do chọn đề tài</w:t>
       </w:r>
@@ -10077,7 +10709,7 @@
       <w:pPr>
         <w:pStyle w:val="Heading2"/>
       </w:pPr>
-      <w:bookmarkStart w:id="2" w:name="_Toc244208325"/>
+      <w:bookmarkStart w:id="2" w:name="_Toc244258200"/>
       <w:r>
         <w:t>Mục tiêu đề tài</w:t>
       </w:r>
@@ -10143,7 +10775,7 @@
       <w:pPr>
         <w:pStyle w:val="Heading2"/>
       </w:pPr>
-      <w:bookmarkStart w:id="3" w:name="_Toc244208326"/>
+      <w:bookmarkStart w:id="3" w:name="_Toc244258201"/>
       <w:r>
         <w:t>Đối tượng và phạm vi</w:t>
       </w:r>
@@ -10196,7 +10828,7 @@
       <w:pPr>
         <w:pStyle w:val="Heading2"/>
       </w:pPr>
-      <w:bookmarkStart w:id="4" w:name="_Toc244208327"/>
+      <w:bookmarkStart w:id="4" w:name="_Toc244258202"/>
       <w:r>
         <w:t>Phương pháp thực hiện</w:t>
       </w:r>
@@ -10248,7 +10880,7 @@
       <w:pPr>
         <w:pStyle w:val="Heading2"/>
       </w:pPr>
-      <w:bookmarkStart w:id="5" w:name="_Toc244208328"/>
+      <w:bookmarkStart w:id="5" w:name="_Toc244258203"/>
       <w:r>
         <w:t>Bố cục báo cáo</w:t>
       </w:r>
@@ -10371,7 +11003,7 @@
         <w:pStyle w:val="Heading1"/>
         <w:pageBreakBefore/>
       </w:pPr>
-      <w:bookmarkStart w:id="6" w:name="_Toc244208329"/>
+      <w:bookmarkStart w:id="6" w:name="_Toc244258204"/>
       <w:r>
         <w:lastRenderedPageBreak/>
         <w:t>CHƯƠNG 1. TỔNG QUAN VỀ CƠ SỞ DỮ LIỆU PHÂN TÁN</w:t>
@@ -10382,7 +11014,7 @@
       <w:pPr>
         <w:pStyle w:val="Heading2"/>
       </w:pPr>
-      <w:bookmarkStart w:id="7" w:name="_Toc244208330"/>
+      <w:bookmarkStart w:id="7" w:name="_Toc244258205"/>
       <w:r>
         <w:t>1.1 Khái niệm cơ sở dữ liệu phân tán</w:t>
       </w:r>
@@ -10511,7 +11143,7 @@
           <w:noProof/>
         </w:rPr>
         <w:drawing>
-          <wp:inline distT="0" distB="0" distL="0" distR="0" wp14:anchorId="6D75FB35" wp14:editId="62330422">
+          <wp:inline distT="0" distB="0" distL="0" distR="0" wp14:anchorId="34D1F223" wp14:editId="7542F763">
             <wp:extent cx="5619750" cy="3619500"/>
             <wp:effectExtent l="0" t="0" r="0" b="0"/>
             <wp:docPr id="1" name="Picture 1"/>
@@ -10556,7 +11188,7 @@
         <w:spacing w:after="160"/>
         <w:jc w:val="center"/>
       </w:pPr>
-      <w:bookmarkStart w:id="8" w:name="_Toc244208402"/>
+      <w:bookmarkStart w:id="8" w:name="_Toc244258277"/>
       <w:r>
         <w:rPr>
           <w:b/>
@@ -10579,7 +11211,7 @@
       <w:pPr>
         <w:pStyle w:val="Heading2"/>
       </w:pPr>
-      <w:bookmarkStart w:id="9" w:name="_Toc244208331"/>
+      <w:bookmarkStart w:id="9" w:name="_Toc244258206"/>
       <w:r>
         <w:lastRenderedPageBreak/>
         <w:t>1.2 So sánh CSDL tập trung và CSDL phân tán</w:t>
@@ -10603,7 +11235,7 @@
         <w:spacing w:before="120" w:after="160"/>
         <w:jc w:val="center"/>
       </w:pPr>
-      <w:bookmarkStart w:id="10" w:name="_Toc244208411"/>
+      <w:bookmarkStart w:id="10" w:name="_Toc244258294"/>
       <w:r>
         <w:rPr>
           <w:b/>
@@ -11470,7 +12102,7 @@
       <w:pPr>
         <w:pStyle w:val="Heading2"/>
       </w:pPr>
-      <w:bookmarkStart w:id="11" w:name="_Toc244208332"/>
+      <w:bookmarkStart w:id="11" w:name="_Toc244258207"/>
       <w:r>
         <w:t>1.3 Kiến trúc tham chiếu của CSDL phân tán</w:t>
       </w:r>
@@ -11592,7 +12224,7 @@
           <w:noProof/>
         </w:rPr>
         <w:drawing>
-          <wp:inline distT="0" distB="0" distL="0" distR="0" wp14:anchorId="5A326B22" wp14:editId="5B44EEF0">
+          <wp:inline distT="0" distB="0" distL="0" distR="0" wp14:anchorId="25198688" wp14:editId="5F4AC2BB">
             <wp:extent cx="5619750" cy="4905375"/>
             <wp:effectExtent l="0" t="0" r="0" b="0"/>
             <wp:docPr id="2" name="Picture 2"/>
@@ -11637,7 +12269,7 @@
         <w:spacing w:after="160"/>
         <w:jc w:val="center"/>
       </w:pPr>
-      <w:bookmarkStart w:id="12" w:name="_Toc244208403"/>
+      <w:bookmarkStart w:id="12" w:name="_Toc244258278"/>
       <w:r>
         <w:rPr>
           <w:b/>
@@ -11660,7 +12292,7 @@
       <w:pPr>
         <w:pStyle w:val="Heading2"/>
       </w:pPr>
-      <w:bookmarkStart w:id="13" w:name="_Toc244208333"/>
+      <w:bookmarkStart w:id="13" w:name="_Toc244258208"/>
       <w:r>
         <w:t>1.4 Tính trong suốt trong CSDL phân tán</w:t>
       </w:r>
@@ -11775,7 +12407,7 @@
       <w:pPr>
         <w:pStyle w:val="Heading2"/>
       </w:pPr>
-      <w:bookmarkStart w:id="14" w:name="_Toc244208334"/>
+      <w:bookmarkStart w:id="14" w:name="_Toc244258209"/>
       <w:r>
         <w:t>1.5 Thiết kế cơ sở dữ liệu phân tán</w:t>
       </w:r>
@@ -11785,7 +12417,7 @@
       <w:pPr>
         <w:pStyle w:val="Heading3"/>
       </w:pPr>
-      <w:bookmarkStart w:id="15" w:name="_Toc244208335"/>
+      <w:bookmarkStart w:id="15" w:name="_Toc244258210"/>
       <w:r>
         <w:t>1.5.1 Hai hướng tiếp cận</w:t>
       </w:r>
@@ -11837,7 +12469,7 @@
       <w:pPr>
         <w:pStyle w:val="Heading3"/>
       </w:pPr>
-      <w:bookmarkStart w:id="16" w:name="_Toc244208336"/>
+      <w:bookmarkStart w:id="16" w:name="_Toc244258211"/>
       <w:r>
         <w:t>1.5.2 Hai bài toán chính: phân mảnh và cấp phát</w:t>
       </w:r>
@@ -11913,7 +12545,7 @@
       <w:pPr>
         <w:pStyle w:val="Heading2"/>
       </w:pPr>
-      <w:bookmarkStart w:id="17" w:name="_Toc244208337"/>
+      <w:bookmarkStart w:id="17" w:name="_Toc244258212"/>
       <w:r>
         <w:t>1.6 Kết chương</w:t>
       </w:r>
@@ -11934,7 +12566,7 @@
         <w:pStyle w:val="Heading1"/>
         <w:pageBreakBefore/>
       </w:pPr>
-      <w:bookmarkStart w:id="18" w:name="_Toc244208338"/>
+      <w:bookmarkStart w:id="18" w:name="_Toc244258213"/>
       <w:r>
         <w:lastRenderedPageBreak/>
         <w:t>CHƯƠNG 2. PHÂN MẢNH DỮ LIỆU TRONG CSDL PHÂN TÁN</w:t>
@@ -11945,7 +12577,7 @@
       <w:pPr>
         <w:pStyle w:val="Heading2"/>
       </w:pPr>
-      <w:bookmarkStart w:id="19" w:name="_Toc244208339"/>
+      <w:bookmarkStart w:id="19" w:name="_Toc244258214"/>
       <w:r>
         <w:t>2.1 Lý do và đơn vị phân mảnh</w:t>
       </w:r>
@@ -12125,7 +12757,7 @@
           <w:noProof/>
         </w:rPr>
         <w:drawing>
-          <wp:inline distT="0" distB="0" distL="0" distR="0" wp14:anchorId="7E8F4320" wp14:editId="590F2FF0">
+          <wp:inline distT="0" distB="0" distL="0" distR="0" wp14:anchorId="521D6A08" wp14:editId="4D79968A">
             <wp:extent cx="5619750" cy="1790700"/>
             <wp:effectExtent l="0" t="0" r="0" b="0"/>
             <wp:docPr id="3" name="Picture 3"/>
@@ -12170,7 +12802,7 @@
         <w:spacing w:after="160"/>
         <w:jc w:val="center"/>
       </w:pPr>
-      <w:bookmarkStart w:id="20" w:name="_Toc244208404"/>
+      <w:bookmarkStart w:id="20" w:name="_Toc244258279"/>
       <w:r>
         <w:rPr>
           <w:b/>
@@ -12193,7 +12825,7 @@
       <w:pPr>
         <w:pStyle w:val="Heading2"/>
       </w:pPr>
-      <w:bookmarkStart w:id="21" w:name="_Toc244208340"/>
+      <w:bookmarkStart w:id="21" w:name="_Toc244258215"/>
       <w:r>
         <w:lastRenderedPageBreak/>
         <w:t>2.2 Các quy tắc đúng đắn của phân mảnh</w:t>
@@ -12331,7 +12963,7 @@
       <w:pPr>
         <w:pStyle w:val="Heading2"/>
       </w:pPr>
-      <w:bookmarkStart w:id="22" w:name="_Toc244208341"/>
+      <w:bookmarkStart w:id="22" w:name="_Toc244258216"/>
       <w:r>
         <w:t>2.3 Phân mảnh ngang nguyên thủy</w:t>
       </w:r>
@@ -12341,7 +12973,7 @@
       <w:pPr>
         <w:pStyle w:val="Heading3"/>
       </w:pPr>
-      <w:bookmarkStart w:id="23" w:name="_Toc244208342"/>
+      <w:bookmarkStart w:id="23" w:name="_Toc244258217"/>
       <w:r>
         <w:t>2.3.1 Định nghĩa</w:t>
       </w:r>
@@ -12437,7 +13069,7 @@
       <w:pPr>
         <w:pStyle w:val="Heading3"/>
       </w:pPr>
-      <w:bookmarkStart w:id="24" w:name="_Toc244208343"/>
+      <w:bookmarkStart w:id="24" w:name="_Toc244258218"/>
       <w:r>
         <w:t>2.3.2 Vị từ đơn giản và vị từ hội sơ cấp</w:t>
       </w:r>
@@ -12607,7 +13239,7 @@
       <w:pPr>
         <w:pStyle w:val="Heading3"/>
       </w:pPr>
-      <w:bookmarkStart w:id="25" w:name="_Toc244208344"/>
+      <w:bookmarkStart w:id="25" w:name="_Toc244258219"/>
       <w:r>
         <w:t>2.3.3 Tính đầy đủ và cực tiểu của tập vị từ</w:t>
       </w:r>
@@ -12774,7 +13406,7 @@
       <w:pPr>
         <w:pStyle w:val="Heading3"/>
       </w:pPr>
-      <w:bookmarkStart w:id="26" w:name="_Toc244208345"/>
+      <w:bookmarkStart w:id="26" w:name="_Toc244258220"/>
       <w:r>
         <w:t>2.3.4 Ví dụ</w:t>
       </w:r>
@@ -12997,7 +13629,7 @@
       <w:pPr>
         <w:pStyle w:val="Heading2"/>
       </w:pPr>
-      <w:bookmarkStart w:id="27" w:name="_Toc244208346"/>
+      <w:bookmarkStart w:id="27" w:name="_Toc244258221"/>
       <w:r>
         <w:t>2.4 Phân mảnh ngang dẫn xuất</w:t>
       </w:r>
@@ -13007,7 +13639,7 @@
       <w:pPr>
         <w:pStyle w:val="Heading3"/>
       </w:pPr>
-      <w:bookmarkStart w:id="28" w:name="_Toc244208347"/>
+      <w:bookmarkStart w:id="28" w:name="_Toc244258222"/>
       <w:r>
         <w:t>2.4.1 Định nghĩa</w:t>
       </w:r>
@@ -13112,7 +13744,7 @@
       <w:pPr>
         <w:pStyle w:val="Heading3"/>
       </w:pPr>
-      <w:bookmarkStart w:id="29" w:name="_Toc244208348"/>
+      <w:bookmarkStart w:id="29" w:name="_Toc244258223"/>
       <w:r>
         <w:t>2.4.2 Ví dụ</w:t>
       </w:r>
@@ -13227,7 +13859,7 @@
           <w:noProof/>
         </w:rPr>
         <w:drawing>
-          <wp:inline distT="0" distB="0" distL="0" distR="0" wp14:anchorId="36AEFA35" wp14:editId="71C18BEE">
+          <wp:inline distT="0" distB="0" distL="0" distR="0" wp14:anchorId="4C90F99C" wp14:editId="70C4A877">
             <wp:extent cx="5619750" cy="1228725"/>
             <wp:effectExtent l="0" t="0" r="0" b="0"/>
             <wp:docPr id="4" name="Picture 4"/>
@@ -13272,7 +13904,7 @@
         <w:spacing w:after="160"/>
         <w:jc w:val="center"/>
       </w:pPr>
-      <w:bookmarkStart w:id="30" w:name="_Toc244208405"/>
+      <w:bookmarkStart w:id="30" w:name="_Toc244258280"/>
       <w:r>
         <w:rPr>
           <w:b/>
@@ -13344,7 +13976,7 @@
       <w:pPr>
         <w:pStyle w:val="Heading3"/>
       </w:pPr>
-      <w:bookmarkStart w:id="31" w:name="_Toc244208349"/>
+      <w:bookmarkStart w:id="31" w:name="_Toc244258224"/>
       <w:r>
         <w:t>2.4.3 Tính đúng đắn và lựa chọn quan hệ chủ</w:t>
       </w:r>
@@ -13445,7 +14077,7 @@
       <w:pPr>
         <w:pStyle w:val="Heading2"/>
       </w:pPr>
-      <w:bookmarkStart w:id="32" w:name="_Toc244208350"/>
+      <w:bookmarkStart w:id="32" w:name="_Toc244258225"/>
       <w:r>
         <w:t>2.5 Phân mảnh dọc</w:t>
       </w:r>
@@ -13455,7 +14087,7 @@
       <w:pPr>
         <w:pStyle w:val="Heading3"/>
       </w:pPr>
-      <w:bookmarkStart w:id="33" w:name="_Toc244208351"/>
+      <w:bookmarkStart w:id="33" w:name="_Toc244258226"/>
       <w:r>
         <w:t>2.5.1 Định nghĩa</w:t>
       </w:r>
@@ -13606,7 +14238,7 @@
       <w:pPr>
         <w:pStyle w:val="Heading3"/>
       </w:pPr>
-      <w:bookmarkStart w:id="34" w:name="_Toc244208352"/>
+      <w:bookmarkStart w:id="34" w:name="_Toc244258227"/>
       <w:r>
         <w:t>2.5.2 Ma trận sử dụng và ma trận ái lực</w:t>
       </w:r>
@@ -13792,7 +14424,7 @@
       <w:pPr>
         <w:pStyle w:val="Heading3"/>
       </w:pPr>
-      <w:bookmarkStart w:id="35" w:name="_Toc244208353"/>
+      <w:bookmarkStart w:id="35" w:name="_Toc244258228"/>
       <w:r>
         <w:t>2.5.3 Thuật toán BEA</w:t>
       </w:r>
@@ -13967,7 +14599,7 @@
       <w:pPr>
         <w:pStyle w:val="Heading3"/>
       </w:pPr>
-      <w:bookmarkStart w:id="36" w:name="_Toc244208354"/>
+      <w:bookmarkStart w:id="36" w:name="_Toc244258229"/>
       <w:r>
         <w:t>2.5.4 Thuật toán SPLIT</w:t>
       </w:r>
@@ -14011,7 +14643,7 @@
       <w:pPr>
         <w:pStyle w:val="Heading3"/>
       </w:pPr>
-      <w:bookmarkStart w:id="37" w:name="_Toc244208355"/>
+      <w:bookmarkStart w:id="37" w:name="_Toc244258230"/>
       <w:r>
         <w:t>2.5.5 Ví dụ</w:t>
       </w:r>
@@ -14034,7 +14666,7 @@
         <w:spacing w:before="120" w:after="160"/>
         <w:jc w:val="center"/>
       </w:pPr>
-      <w:bookmarkStart w:id="38" w:name="_Toc244208412"/>
+      <w:bookmarkStart w:id="38" w:name="_Toc244258295"/>
       <w:r>
         <w:rPr>
           <w:b/>
@@ -15029,7 +15661,7 @@
         <w:spacing w:before="120" w:after="160"/>
         <w:jc w:val="center"/>
       </w:pPr>
-      <w:bookmarkStart w:id="39" w:name="_Toc244208413"/>
+      <w:bookmarkStart w:id="39" w:name="_Toc244258296"/>
       <w:r>
         <w:rPr>
           <w:b/>
@@ -16033,7 +16665,7 @@
         <w:spacing w:before="120" w:after="160"/>
         <w:jc w:val="center"/>
       </w:pPr>
-      <w:bookmarkStart w:id="40" w:name="_Toc244208414"/>
+      <w:bookmarkStart w:id="40" w:name="_Toc244258297"/>
       <w:r>
         <w:rPr>
           <w:b/>
@@ -17225,7 +17857,7 @@
         <w:spacing w:before="120" w:after="160"/>
         <w:jc w:val="center"/>
       </w:pPr>
-      <w:bookmarkStart w:id="41" w:name="_Toc244208415"/>
+      <w:bookmarkStart w:id="41" w:name="_Toc244258298"/>
       <w:r>
         <w:rPr>
           <w:b/>
@@ -18415,7 +19047,7 @@
         <w:spacing w:before="120" w:after="160"/>
         <w:jc w:val="center"/>
       </w:pPr>
-      <w:bookmarkStart w:id="42" w:name="_Toc244208416"/>
+      <w:bookmarkStart w:id="42" w:name="_Toc244258299"/>
       <w:r>
         <w:rPr>
           <w:b/>
@@ -19330,7 +19962,7 @@
       <w:pPr>
         <w:pStyle w:val="Heading2"/>
       </w:pPr>
-      <w:bookmarkStart w:id="43" w:name="_Toc244208356"/>
+      <w:bookmarkStart w:id="43" w:name="_Toc244258231"/>
       <w:r>
         <w:t>2.6 Cấp phát và nhân bản</w:t>
       </w:r>
@@ -19426,7 +20058,7 @@
       <w:pPr>
         <w:pStyle w:val="Heading2"/>
       </w:pPr>
-      <w:bookmarkStart w:id="44" w:name="_Toc244208357"/>
+      <w:bookmarkStart w:id="44" w:name="_Toc244258232"/>
       <w:r>
         <w:lastRenderedPageBreak/>
         <w:t>2.7 Kết chương</w:t>
@@ -19448,7 +20080,7 @@
         <w:pStyle w:val="Heading1"/>
         <w:pageBreakBefore/>
       </w:pPr>
-      <w:bookmarkStart w:id="45" w:name="_Toc244208358"/>
+      <w:bookmarkStart w:id="45" w:name="_Toc244258233"/>
       <w:r>
         <w:lastRenderedPageBreak/>
         <w:t>CHƯƠNG 3. PHÂN MẢNH HỖN HỢP</w:t>
@@ -19459,7 +20091,7 @@
       <w:pPr>
         <w:pStyle w:val="Heading2"/>
       </w:pPr>
-      <w:bookmarkStart w:id="46" w:name="_Toc244208359"/>
+      <w:bookmarkStart w:id="46" w:name="_Toc244258234"/>
       <w:r>
         <w:t>3.1 Định nghĩa và động cơ sử dụng</w:t>
       </w:r>
@@ -19469,7 +20101,7 @@
       <w:pPr>
         <w:pStyle w:val="Heading3"/>
       </w:pPr>
-      <w:bookmarkStart w:id="47" w:name="_Toc244208360"/>
+      <w:bookmarkStart w:id="47" w:name="_Toc244258235"/>
       <w:r>
         <w:t>3.1.1 Động cơ</w:t>
       </w:r>
@@ -19512,7 +20144,7 @@
         <w:spacing w:before="120" w:after="160"/>
         <w:jc w:val="center"/>
       </w:pPr>
-      <w:bookmarkStart w:id="48" w:name="_Toc244208417"/>
+      <w:bookmarkStart w:id="48" w:name="_Toc244258300"/>
       <w:r>
         <w:rPr>
           <w:b/>
@@ -20057,7 +20689,7 @@
       <w:pPr>
         <w:pStyle w:val="Heading3"/>
       </w:pPr>
-      <w:bookmarkStart w:id="49" w:name="_Toc244208361"/>
+      <w:bookmarkStart w:id="49" w:name="_Toc244258236"/>
       <w:r>
         <w:t>3.1.2 Định nghĩa</w:t>
       </w:r>
@@ -20238,7 +20870,7 @@
       <w:pPr>
         <w:pStyle w:val="Heading2"/>
       </w:pPr>
-      <w:bookmarkStart w:id="50" w:name="_Toc244208362"/>
+      <w:bookmarkStart w:id="50" w:name="_Toc244258237"/>
       <w:r>
         <w:t>3.2 Chiến lược ngang trước, dọc sau (HV)</w:t>
       </w:r>
@@ -20417,7 +21049,7 @@
         </w:rPr>
         <w:lastRenderedPageBreak/>
         <w:drawing>
-          <wp:inline distT="0" distB="0" distL="0" distR="0" wp14:anchorId="29223102" wp14:editId="1FBEE3D5">
+          <wp:inline distT="0" distB="0" distL="0" distR="0" wp14:anchorId="437FD26B" wp14:editId="19B83002">
             <wp:extent cx="5619750" cy="2800350"/>
             <wp:effectExtent l="0" t="0" r="0" b="0"/>
             <wp:docPr id="5" name="Picture 5"/>
@@ -20462,7 +21094,7 @@
         <w:spacing w:after="160"/>
         <w:jc w:val="center"/>
       </w:pPr>
-      <w:bookmarkStart w:id="51" w:name="_Toc244208406"/>
+      <w:bookmarkStart w:id="51" w:name="_Toc244258281"/>
       <w:r>
         <w:rPr>
           <w:b/>
@@ -20485,7 +21117,7 @@
       <w:pPr>
         <w:pStyle w:val="Heading2"/>
       </w:pPr>
-      <w:bookmarkStart w:id="52" w:name="_Toc244208363"/>
+      <w:bookmarkStart w:id="52" w:name="_Toc244258238"/>
       <w:r>
         <w:t>3.3 Chiến lược dọc trước, ngang sau (VH)</w:t>
       </w:r>
@@ -20671,7 +21303,7 @@
         </w:rPr>
         <w:lastRenderedPageBreak/>
         <w:drawing>
-          <wp:inline distT="0" distB="0" distL="0" distR="0" wp14:anchorId="79372E81" wp14:editId="54FFF9AE">
+          <wp:inline distT="0" distB="0" distL="0" distR="0" wp14:anchorId="4A168E19" wp14:editId="5E5638F6">
             <wp:extent cx="5619750" cy="3028950"/>
             <wp:effectExtent l="0" t="0" r="0" b="0"/>
             <wp:docPr id="6" name="Picture 6"/>
@@ -20716,7 +21348,7 @@
         <w:spacing w:after="160"/>
         <w:jc w:val="center"/>
       </w:pPr>
-      <w:bookmarkStart w:id="53" w:name="_Toc244208407"/>
+      <w:bookmarkStart w:id="53" w:name="_Toc244258282"/>
       <w:r>
         <w:rPr>
           <w:b/>
@@ -20739,7 +21371,7 @@
       <w:pPr>
         <w:pStyle w:val="Heading3"/>
       </w:pPr>
-      <w:bookmarkStart w:id="54" w:name="_Toc244208364"/>
+      <w:bookmarkStart w:id="54" w:name="_Toc244258239"/>
       <w:r>
         <w:t>3.3.1 Quan hệ giữa HV và VH</w:t>
       </w:r>
@@ -20897,7 +21529,7 @@
       <w:pPr>
         <w:pStyle w:val="Heading2"/>
       </w:pPr>
-      <w:bookmarkStart w:id="55" w:name="_Toc244208365"/>
+      <w:bookmarkStart w:id="55" w:name="_Toc244258240"/>
       <w:r>
         <w:t>3.4 Cây phân mảnh và biểu diễn bằng đại số quan hệ</w:t>
       </w:r>
@@ -21110,7 +21742,7 @@
       <w:pPr>
         <w:pStyle w:val="Heading2"/>
       </w:pPr>
-      <w:bookmarkStart w:id="56" w:name="_Toc244208366"/>
+      <w:bookmarkStart w:id="56" w:name="_Toc244258241"/>
       <w:r>
         <w:t>3.5 Tái thiết quan hệ toàn cục</w:t>
       </w:r>
@@ -21372,15 +22004,7 @@
           <w:sz w:val="24"/>
           <w:szCs w:val="24"/>
         </w:rPr>
-        <w:t>VH:   R = ( R₁₁ ∪ R₁₂ ∪ … ∪</w:t>
-      </w:r>
-      <w:r>
-        <w:rPr>
-          <w:rFonts w:ascii="Cambria Math" w:eastAsia="Cambria Math" w:hAnsi="Cambria Math" w:cs="Cambria Math"/>
-          <w:sz w:val="24"/>
-          <w:szCs w:val="24"/>
-        </w:rPr>
-        <w:t xml:space="preserve"> R₁ₙ ) ⋈</w:t>
+        <w:t>VH:   R = ( R₁₁ ∪ R₁₂ ∪ … ∪ R₁ₙ ) ⋈</w:t>
       </w:r>
       <w:r>
         <w:rPr>
@@ -21569,7 +22193,7 @@
       <w:pPr>
         <w:pStyle w:val="Heading2"/>
       </w:pPr>
-      <w:bookmarkStart w:id="57" w:name="_Toc244208367"/>
+      <w:bookmarkStart w:id="57" w:name="_Toc244258242"/>
       <w:r>
         <w:t>3.6 Kiểm tra tính đúng đắn</w:t>
       </w:r>
@@ -21717,7 +22341,7 @@
       <w:pPr>
         <w:pStyle w:val="Heading2"/>
       </w:pPr>
-      <w:bookmarkStart w:id="58" w:name="_Toc244208368"/>
+      <w:bookmarkStart w:id="58" w:name="_Toc244258243"/>
       <w:r>
         <w:t>3.7 Cấp phát mảnh hỗn hợp và ảnh hưởng đến xử lý</w:t>
       </w:r>
@@ -21727,7 +22351,7 @@
       <w:pPr>
         <w:pStyle w:val="Heading3"/>
       </w:pPr>
-      <w:bookmarkStart w:id="59" w:name="_Toc244208369"/>
+      <w:bookmarkStart w:id="59" w:name="_Toc244258244"/>
       <w:r>
         <w:t>3.7.1 Cấp phát</w:t>
       </w:r>
@@ -21757,7 +22381,7 @@
       <w:pPr>
         <w:pStyle w:val="Heading3"/>
       </w:pPr>
-      <w:bookmarkStart w:id="60" w:name="_Toc244208370"/>
+      <w:bookmarkStart w:id="60" w:name="_Toc244258245"/>
       <w:r>
         <w:t>3.7.2 Ảnh hưởng đến xử lý truy vấn</w:t>
       </w:r>
@@ -21911,7 +22535,7 @@
       <w:pPr>
         <w:pStyle w:val="Heading3"/>
       </w:pPr>
-      <w:bookmarkStart w:id="61" w:name="_Toc244208371"/>
+      <w:bookmarkStart w:id="61" w:name="_Toc244258246"/>
       <w:r>
         <w:lastRenderedPageBreak/>
         <w:t>3.7.3 Ảnh hưởng đến cập nhật và giao dịch</w:t>
@@ -21994,7 +22618,7 @@
       <w:pPr>
         <w:pStyle w:val="Heading2"/>
       </w:pPr>
-      <w:bookmarkStart w:id="62" w:name="_Toc244208372"/>
+      <w:bookmarkStart w:id="62" w:name="_Toc244258247"/>
       <w:r>
         <w:t>3.8 Ưu điểm, hạn chế và so sánh</w:t>
       </w:r>
@@ -22178,7 +22802,7 @@
         <w:spacing w:before="120" w:after="160"/>
         <w:jc w:val="center"/>
       </w:pPr>
-      <w:bookmarkStart w:id="63" w:name="_Toc244208418"/>
+      <w:bookmarkStart w:id="63" w:name="_Toc244258301"/>
       <w:r>
         <w:rPr>
           <w:b/>
@@ -23291,7 +23915,7 @@
       <w:pPr>
         <w:pStyle w:val="Heading2"/>
       </w:pPr>
-      <w:bookmarkStart w:id="64" w:name="_Toc244208373"/>
+      <w:bookmarkStart w:id="64" w:name="_Toc244258248"/>
       <w:r>
         <w:t>3.9 Hỗ trợ trong các hệ quản trị thực tế</w:t>
       </w:r>
@@ -23507,7 +24131,7 @@
       <w:pPr>
         <w:pStyle w:val="Heading2"/>
       </w:pPr>
-      <w:bookmarkStart w:id="65" w:name="_Toc244208374"/>
+      <w:bookmarkStart w:id="65" w:name="_Toc244258249"/>
       <w:r>
         <w:t>3.10 Kết chương</w:t>
       </w:r>
@@ -23532,7 +24156,7 @@
         <w:pStyle w:val="Heading1"/>
         <w:pageBreakBefore/>
       </w:pPr>
-      <w:bookmarkStart w:id="66" w:name="_Toc244208375"/>
+      <w:bookmarkStart w:id="66" w:name="_Toc244258250"/>
       <w:r>
         <w:lastRenderedPageBreak/>
         <w:t>CHƯƠNG 4. ỨNG DỤNG PHÂN MẢNH HỖN HỢP CHO HỆ THỐNG QUẢN LÝ ĐƠN HÀNG</w:t>
@@ -23543,7 +24167,7 @@
       <w:pPr>
         <w:pStyle w:val="Heading2"/>
       </w:pPr>
-      <w:bookmarkStart w:id="67" w:name="_Toc244208376"/>
+      <w:bookmarkStart w:id="67" w:name="_Toc244258251"/>
       <w:r>
         <w:t>4.1 Mô tả bài toán</w:t>
       </w:r>
@@ -23566,7 +24190,7 @@
         <w:spacing w:before="120" w:after="160"/>
         <w:jc w:val="center"/>
       </w:pPr>
-      <w:bookmarkStart w:id="68" w:name="_Toc244208419"/>
+      <w:bookmarkStart w:id="68" w:name="_Toc244258302"/>
       <w:r>
         <w:rPr>
           <w:b/>
@@ -24377,7 +25001,7 @@
       <w:pPr>
         <w:pStyle w:val="Heading2"/>
       </w:pPr>
-      <w:bookmarkStart w:id="69" w:name="_Toc244208377"/>
+      <w:bookmarkStart w:id="69" w:name="_Toc244258252"/>
       <w:r>
         <w:t>4.2 Lược đồ toàn cục</w:t>
       </w:r>
@@ -24568,7 +25192,7 @@
           <w:noProof/>
         </w:rPr>
         <w:drawing>
-          <wp:inline distT="0" distB="0" distL="0" distR="0" wp14:anchorId="7B1A7AEC" wp14:editId="41EAB375">
+          <wp:inline distT="0" distB="0" distL="0" distR="0" wp14:anchorId="2CD41414" wp14:editId="5F130D85">
             <wp:extent cx="5619750" cy="3076575"/>
             <wp:effectExtent l="0" t="0" r="0" b="0"/>
             <wp:docPr id="7" name="Picture 7"/>
@@ -24613,7 +25237,7 @@
         <w:spacing w:after="160"/>
         <w:jc w:val="center"/>
       </w:pPr>
-      <w:bookmarkStart w:id="70" w:name="_Toc244208408"/>
+      <w:bookmarkStart w:id="70" w:name="_Toc244258283"/>
       <w:r>
         <w:rPr>
           <w:b/>
@@ -24636,7 +25260,7 @@
       <w:pPr>
         <w:pStyle w:val="Heading2"/>
       </w:pPr>
-      <w:bookmarkStart w:id="71" w:name="_Toc244208378"/>
+      <w:bookmarkStart w:id="71" w:name="_Toc244258253"/>
       <w:r>
         <w:t>4.3 Phân tích ứng dụng</w:t>
       </w:r>
@@ -24659,7 +25283,7 @@
         <w:spacing w:before="120" w:after="160"/>
         <w:jc w:val="center"/>
       </w:pPr>
-      <w:bookmarkStart w:id="72" w:name="_Toc244208420"/>
+      <w:bookmarkStart w:id="72" w:name="_Toc244258303"/>
       <w:r>
         <w:rPr>
           <w:b/>
@@ -26007,7 +26631,7 @@
           <w:noProof/>
         </w:rPr>
         <w:drawing>
-          <wp:inline distT="0" distB="0" distL="0" distR="0" wp14:anchorId="63F375EE" wp14:editId="0E0010EB">
+          <wp:inline distT="0" distB="0" distL="0" distR="0" wp14:anchorId="78FA8161" wp14:editId="3D424CD1">
             <wp:extent cx="5619750" cy="1809750"/>
             <wp:effectExtent l="0" t="0" r="0" b="0"/>
             <wp:docPr id="8" name="Picture 8"/>
@@ -26052,7 +26676,7 @@
         <w:spacing w:after="160"/>
         <w:jc w:val="center"/>
       </w:pPr>
-      <w:bookmarkStart w:id="73" w:name="_Toc244208409"/>
+      <w:bookmarkStart w:id="73" w:name="_Toc244258284"/>
       <w:r>
         <w:rPr>
           <w:b/>
@@ -26075,7 +26699,7 @@
       <w:pPr>
         <w:pStyle w:val="Heading2"/>
       </w:pPr>
-      <w:bookmarkStart w:id="74" w:name="_Toc244208379"/>
+      <w:bookmarkStart w:id="74" w:name="_Toc244258254"/>
       <w:r>
         <w:t>4.4 Thiết kế phân mảnh</w:t>
       </w:r>
@@ -26098,7 +26722,7 @@
         <w:spacing w:before="120" w:after="160"/>
         <w:jc w:val="center"/>
       </w:pPr>
-      <w:bookmarkStart w:id="75" w:name="_Toc244208421"/>
+      <w:bookmarkStart w:id="75" w:name="_Toc244258304"/>
       <w:r>
         <w:rPr>
           <w:b/>
@@ -26914,7 +27538,7 @@
       <w:pPr>
         <w:pStyle w:val="Heading3"/>
       </w:pPr>
-      <w:bookmarkStart w:id="76" w:name="_Toc244208380"/>
+      <w:bookmarkStart w:id="76" w:name="_Toc244258255"/>
       <w:r>
         <w:t>4.4.1 KhachHang – phân mảnh hỗn hợp HV</w:t>
       </w:r>
@@ -27317,7 +27941,7 @@
       <w:pPr>
         <w:pStyle w:val="Heading3"/>
       </w:pPr>
-      <w:bookmarkStart w:id="77" w:name="_Toc244208381"/>
+      <w:bookmarkStart w:id="77" w:name="_Toc244258256"/>
       <w:r>
         <w:t>4.4.2 NhanVien – phân mảnh hỗn hợp VH</w:t>
       </w:r>
@@ -27616,7 +28240,7 @@
       <w:pPr>
         <w:pStyle w:val="Heading3"/>
       </w:pPr>
-      <w:bookmarkStart w:id="78" w:name="_Toc244208382"/>
+      <w:bookmarkStart w:id="78" w:name="_Toc244258257"/>
       <w:r>
         <w:t>4.4.3 DonHang, ChiTietDonHang – phân mảnh ngang dẫn xuất</w:t>
       </w:r>
@@ -27748,7 +28372,7 @@
       <w:pPr>
         <w:pStyle w:val="Heading3"/>
       </w:pPr>
-      <w:bookmarkStart w:id="79" w:name="_Toc244208383"/>
+      <w:bookmarkStart w:id="79" w:name="_Toc244258258"/>
       <w:r>
         <w:t>4.4.4 ChiNhanh, SanPham – nhân bản toàn phần</w:t>
       </w:r>
@@ -27768,7 +28392,7 @@
       <w:pPr>
         <w:pStyle w:val="Heading2"/>
       </w:pPr>
-      <w:bookmarkStart w:id="80" w:name="_Toc244208384"/>
+      <w:bookmarkStart w:id="80" w:name="_Toc244258259"/>
       <w:r>
         <w:t>4.5 Kiểm tra tính đúng đắn</w:t>
       </w:r>
@@ -27791,7 +28415,7 @@
         <w:spacing w:before="120" w:after="160"/>
         <w:jc w:val="center"/>
       </w:pPr>
-      <w:bookmarkStart w:id="81" w:name="_Toc244208422"/>
+      <w:bookmarkStart w:id="81" w:name="_Toc244258305"/>
       <w:r>
         <w:rPr>
           <w:b/>
@@ -28317,7 +28941,7 @@
       <w:pPr>
         <w:pStyle w:val="Heading2"/>
       </w:pPr>
-      <w:bookmarkStart w:id="82" w:name="_Toc244208385"/>
+      <w:bookmarkStart w:id="82" w:name="_Toc244258260"/>
       <w:r>
         <w:lastRenderedPageBreak/>
         <w:t>4.6 Lược đồ cấp phát</w:t>
@@ -28341,7 +28965,7 @@
         <w:spacing w:before="120" w:after="160"/>
         <w:jc w:val="center"/>
       </w:pPr>
-      <w:bookmarkStart w:id="83" w:name="_Toc244208423"/>
+      <w:bookmarkStart w:id="83" w:name="_Toc244258306"/>
       <w:r>
         <w:rPr>
           <w:b/>
@@ -28738,7 +29362,7 @@
           <w:noProof/>
         </w:rPr>
         <w:drawing>
-          <wp:inline distT="0" distB="0" distL="0" distR="0" wp14:anchorId="3395B89A" wp14:editId="11D7AC63">
+          <wp:inline distT="0" distB="0" distL="0" distR="0" wp14:anchorId="3389BB07" wp14:editId="45D8D1DC">
             <wp:extent cx="5619750" cy="3486150"/>
             <wp:effectExtent l="0" t="0" r="0" b="0"/>
             <wp:docPr id="9" name="Picture 9"/>
@@ -28783,7 +29407,7 @@
         <w:spacing w:after="160"/>
         <w:jc w:val="center"/>
       </w:pPr>
-      <w:bookmarkStart w:id="84" w:name="_Toc244208410"/>
+      <w:bookmarkStart w:id="84" w:name="_Toc244258285"/>
       <w:r>
         <w:rPr>
           <w:b/>
@@ -28892,7 +29516,7 @@
       <w:pPr>
         <w:pStyle w:val="Heading2"/>
       </w:pPr>
-      <w:bookmarkStart w:id="85" w:name="_Toc244208386"/>
+      <w:bookmarkStart w:id="85" w:name="_Toc244258261"/>
       <w:r>
         <w:lastRenderedPageBreak/>
         <w:t>4.7 Cài đặt thực nghiệm trên SQL Server</w:t>
@@ -28903,7 +29527,7 @@
       <w:pPr>
         <w:pStyle w:val="Heading3"/>
       </w:pPr>
-      <w:bookmarkStart w:id="86" w:name="_Toc244208387"/>
+      <w:bookmarkStart w:id="86" w:name="_Toc244258262"/>
       <w:r>
         <w:t>4.7.1 Môi trường và cách mô phỏng</w:t>
       </w:r>
@@ -28920,7 +29544,7 @@
         <w:jc w:val="both"/>
       </w:pPr>
       <w:r>
-        <w:t>Hệ quản trị: Microsoft SQL Server 2022 (bản Developer), công cụ SQL Server Management Studio.</w:t>
+        <w:t>Hệ quản trị: Microsoft SQL Server 2022 Express (phiên bản 16.0.1000), công cụ SQL Server Management Studio 21. Toàn bộ kết quả trong mục này là kết quả chạy thật trên môi trường đó.</w:t>
       </w:r>
     </w:p>
     <w:p>
@@ -28972,7 +29596,7 @@
         <w:spacing w:before="120" w:after="160"/>
         <w:jc w:val="center"/>
       </w:pPr>
-      <w:bookmarkStart w:id="87" w:name="_Toc244208424"/>
+      <w:bookmarkStart w:id="87" w:name="_Toc244258307"/>
       <w:r>
         <w:rPr>
           <w:b/>
@@ -29372,7 +29996,7 @@
       <w:pPr>
         <w:pStyle w:val="Heading3"/>
       </w:pPr>
-      <w:bookmarkStart w:id="88" w:name="_Toc244208388"/>
+      <w:bookmarkStart w:id="88" w:name="_Toc244258263"/>
       <w:r>
         <w:t>4.7.2 Tạo các mảnh</w:t>
       </w:r>
@@ -29505,6 +30129,7 @@
           <w:sz w:val="17"/>
           <w:szCs w:val="17"/>
         </w:rPr>
+        <w:lastRenderedPageBreak/>
         <w:t xml:space="preserve">    MaCN   CHAR(4)       NOT NULL,</w:t>
       </w:r>
     </w:p>
@@ -29535,7 +30160,6 @@
           <w:sz w:val="17"/>
           <w:szCs w:val="17"/>
         </w:rPr>
-        <w:lastRenderedPageBreak/>
         <w:t>);</w:t>
       </w:r>
     </w:p>
@@ -29801,7 +30425,7 @@
         <w:spacing w:before="120" w:after="160"/>
         <w:jc w:val="center"/>
       </w:pPr>
-      <w:bookmarkStart w:id="89" w:name="_Toc244208425"/>
+      <w:bookmarkStart w:id="89" w:name="_Toc244258308"/>
       <w:r>
         <w:rPr>
           <w:b/>
@@ -30179,41 +30803,165 @@
     </w:p>
     <w:p>
       <w:pPr>
-        <w:spacing w:before="120" w:after="160"/>
+        <w:keepNext/>
+        <w:spacing w:before="120" w:after="60"/>
         <w:jc w:val="center"/>
       </w:pPr>
       <w:r>
         <w:rPr>
+          <w:noProof/>
+        </w:rPr>
+        <w:lastRenderedPageBreak/>
+        <w:drawing>
+          <wp:inline distT="0" distB="0" distL="0" distR="0" wp14:anchorId="29F7C85A" wp14:editId="21CDFFF6">
+            <wp:extent cx="3981450" cy="5905500"/>
+            <wp:effectExtent l="0" t="0" r="0" b="0"/>
+            <wp:docPr id="10" name="Picture 10"/>
+            <wp:cNvGraphicFramePr>
+              <a:graphicFrameLocks xmlns:a="http://schemas.openxmlformats.org/drawingml/2006/main" noChangeAspect="1"/>
+            </wp:cNvGraphicFramePr>
+            <a:graphic xmlns:a="http://schemas.openxmlformats.org/drawingml/2006/main">
+              <a:graphicData uri="http://schemas.openxmlformats.org/drawingml/2006/picture">
+                <pic:pic xmlns:pic="http://schemas.openxmlformats.org/drawingml/2006/picture">
+                  <pic:nvPicPr>
+                    <pic:cNvPr id="0" name=""/>
+                    <pic:cNvPicPr>
+                      <a:picLocks noChangeAspect="1" noChangeArrowheads="1"/>
+                    </pic:cNvPicPr>
+                  </pic:nvPicPr>
+                  <pic:blipFill>
+                    <a:blip r:embed="rId17"/>
+                    <a:srcRect/>
+                    <a:stretch>
+                      <a:fillRect/>
+                    </a:stretch>
+                  </pic:blipFill>
+                  <pic:spPr bwMode="auto">
+                    <a:xfrm>
+                      <a:off x="0" y="0"/>
+                      <a:ext cx="3981450" cy="5905500"/>
+                    </a:xfrm>
+                    <a:prstGeom prst="rect">
+                      <a:avLst/>
+                    </a:prstGeom>
+                  </pic:spPr>
+                </pic:pic>
+              </a:graphicData>
+            </a:graphic>
+          </wp:inline>
+        </w:drawing>
+      </w:r>
+    </w:p>
+    <w:p>
+      <w:pPr>
+        <w:pStyle w:val="CaptionHinh"/>
+        <w:spacing w:after="160"/>
+        <w:jc w:val="center"/>
+      </w:pPr>
+      <w:bookmarkStart w:id="90" w:name="_Toc244258286"/>
+      <w:r>
+        <w:rPr>
+          <w:b/>
+          <w:bCs/>
           <w:i/>
           <w:iCs/>
-          <w:highlight w:val="yellow"/>
-        </w:rPr>
-        <w:t>[ẢNH: demo_01_object_explorer.png – Object Explorer hiển thị 5 CSDL và các bảng mảnh]</w:t>
-      </w:r>
-    </w:p>
-    <w:p>
-      <w:pPr>
-        <w:spacing w:before="120" w:after="160"/>
-        <w:jc w:val="center"/>
-      </w:pPr>
+        </w:rPr>
+        <w:t xml:space="preserve">Hình 4.4: </w:t>
+      </w:r>
       <w:r>
         <w:rPr>
           <w:i/>
           <w:iCs/>
-          <w:highlight w:val="yellow"/>
-        </w:rPr>
-        <w:t>[ẢNH: demo_03_manh_GD_TC.png – Nội dung mảnh KH_1_GD (tại S1) và KH_1_TC (tại S0)]</w:t>
-      </w:r>
+        </w:rPr>
+        <w:t>Object Explorer hiển thị 5 CSDL, các bảng mảnh tại S1 và S0, cùng kết quả đếm số bộ của 16 mảnh</w:t>
+      </w:r>
+      <w:bookmarkEnd w:id="90"/>
+    </w:p>
+    <w:p>
+      <w:pPr>
+        <w:keepNext/>
+        <w:spacing w:before="120" w:after="60"/>
+        <w:jc w:val="center"/>
+      </w:pPr>
+      <w:r>
+        <w:rPr>
+          <w:noProof/>
+        </w:rPr>
+        <w:lastRenderedPageBreak/>
+        <w:drawing>
+          <wp:inline distT="0" distB="0" distL="0" distR="0" wp14:anchorId="76E13CFB" wp14:editId="39ED675D">
+            <wp:extent cx="5524500" cy="5905500"/>
+            <wp:effectExtent l="0" t="0" r="0" b="0"/>
+            <wp:docPr id="11" name="Picture 11"/>
+            <wp:cNvGraphicFramePr>
+              <a:graphicFrameLocks xmlns:a="http://schemas.openxmlformats.org/drawingml/2006/main" noChangeAspect="1"/>
+            </wp:cNvGraphicFramePr>
+            <a:graphic xmlns:a="http://schemas.openxmlformats.org/drawingml/2006/main">
+              <a:graphicData uri="http://schemas.openxmlformats.org/drawingml/2006/picture">
+                <pic:pic xmlns:pic="http://schemas.openxmlformats.org/drawingml/2006/picture">
+                  <pic:nvPicPr>
+                    <pic:cNvPr id="0" name=""/>
+                    <pic:cNvPicPr>
+                      <a:picLocks noChangeAspect="1" noChangeArrowheads="1"/>
+                    </pic:cNvPicPr>
+                  </pic:nvPicPr>
+                  <pic:blipFill>
+                    <a:blip r:embed="rId18"/>
+                    <a:srcRect/>
+                    <a:stretch>
+                      <a:fillRect/>
+                    </a:stretch>
+                  </pic:blipFill>
+                  <pic:spPr bwMode="auto">
+                    <a:xfrm>
+                      <a:off x="0" y="0"/>
+                      <a:ext cx="5524500" cy="5905500"/>
+                    </a:xfrm>
+                    <a:prstGeom prst="rect">
+                      <a:avLst/>
+                    </a:prstGeom>
+                  </pic:spPr>
+                </pic:pic>
+              </a:graphicData>
+            </a:graphic>
+          </wp:inline>
+        </w:drawing>
+      </w:r>
+    </w:p>
+    <w:p>
+      <w:pPr>
+        <w:pStyle w:val="CaptionHinh"/>
+        <w:spacing w:after="160"/>
+        <w:jc w:val="center"/>
+      </w:pPr>
+      <w:bookmarkStart w:id="91" w:name="_Toc244258287"/>
+      <w:r>
+        <w:rPr>
+          <w:b/>
+          <w:bCs/>
+          <w:i/>
+          <w:iCs/>
+        </w:rPr>
+        <w:t xml:space="preserve">Hình 4.5: </w:t>
+      </w:r>
+      <w:r>
+        <w:rPr>
+          <w:i/>
+          <w:iCs/>
+        </w:rPr>
+        <w:t>Nội dung mảnh KH_1_GD (tại S1, thông tin giao dịch) và KH_1_TC (tại S0, thông tin tài chính)</w:t>
+      </w:r>
+      <w:bookmarkEnd w:id="91"/>
     </w:p>
     <w:p>
       <w:pPr>
         <w:pStyle w:val="Heading3"/>
       </w:pPr>
-      <w:bookmarkStart w:id="90" w:name="_Toc244208389"/>
+      <w:bookmarkStart w:id="92" w:name="_Toc244258264"/>
       <w:r>
         <w:t>4.7.3 Tái thiết và kiểm tra tính đúng đắn</w:t>
       </w:r>
-      <w:bookmarkEnd w:id="90"/>
+      <w:bookmarkEnd w:id="92"/>
     </w:p>
     <w:p>
       <w:pPr>
@@ -30449,6 +31197,7 @@
         <w:jc w:val="both"/>
       </w:pPr>
       <w:r>
+        <w:lastRenderedPageBreak/>
         <w:t xml:space="preserve">View v_NhanVien cài đặt công thức của chiến lược VH: hợp ba mảnh NV_CVᵢ trước, sau đó kết nối với NV_NS. View v_DonHang và v_ChiTietDonHang là phép hợp các mảnh dẫn xuất. Người dùng tại trụ sở truy vấn các view này như truy vấn trên quan hệ toàn cục, không cần biết dữ liệu được chia thành những mảnh nào và nằm ở site nào. Đó là </w:t>
       </w:r>
       <w:r>
@@ -30471,6 +31220,81 @@
       <w:r>
         <w:t>.</w:t>
       </w:r>
+    </w:p>
+    <w:p>
+      <w:pPr>
+        <w:keepNext/>
+        <w:spacing w:before="120" w:after="60"/>
+        <w:jc w:val="center"/>
+      </w:pPr>
+      <w:r>
+        <w:rPr>
+          <w:noProof/>
+        </w:rPr>
+        <w:drawing>
+          <wp:inline distT="0" distB="0" distL="0" distR="0" wp14:anchorId="63A33020" wp14:editId="067A378F">
+            <wp:extent cx="5619750" cy="2581275"/>
+            <wp:effectExtent l="0" t="0" r="0" b="0"/>
+            <wp:docPr id="12" name="Picture 12"/>
+            <wp:cNvGraphicFramePr>
+              <a:graphicFrameLocks xmlns:a="http://schemas.openxmlformats.org/drawingml/2006/main" noChangeAspect="1"/>
+            </wp:cNvGraphicFramePr>
+            <a:graphic xmlns:a="http://schemas.openxmlformats.org/drawingml/2006/main">
+              <a:graphicData uri="http://schemas.openxmlformats.org/drawingml/2006/picture">
+                <pic:pic xmlns:pic="http://schemas.openxmlformats.org/drawingml/2006/picture">
+                  <pic:nvPicPr>
+                    <pic:cNvPr id="0" name=""/>
+                    <pic:cNvPicPr>
+                      <a:picLocks noChangeAspect="1" noChangeArrowheads="1"/>
+                    </pic:cNvPicPr>
+                  </pic:nvPicPr>
+                  <pic:blipFill>
+                    <a:blip r:embed="rId19"/>
+                    <a:srcRect/>
+                    <a:stretch>
+                      <a:fillRect/>
+                    </a:stretch>
+                  </pic:blipFill>
+                  <pic:spPr bwMode="auto">
+                    <a:xfrm>
+                      <a:off x="0" y="0"/>
+                      <a:ext cx="5619750" cy="2581275"/>
+                    </a:xfrm>
+                    <a:prstGeom prst="rect">
+                      <a:avLst/>
+                    </a:prstGeom>
+                  </pic:spPr>
+                </pic:pic>
+              </a:graphicData>
+            </a:graphic>
+          </wp:inline>
+        </w:drawing>
+      </w:r>
+    </w:p>
+    <w:p>
+      <w:pPr>
+        <w:pStyle w:val="CaptionHinh"/>
+        <w:spacing w:after="160"/>
+        <w:jc w:val="center"/>
+      </w:pPr>
+      <w:bookmarkStart w:id="93" w:name="_Toc244258288"/>
+      <w:r>
+        <w:rPr>
+          <w:b/>
+          <w:bCs/>
+          <w:i/>
+          <w:iCs/>
+        </w:rPr>
+        <w:t xml:space="preserve">Hình 4.6: </w:t>
+      </w:r>
+      <w:r>
+        <w:rPr>
+          <w:i/>
+          <w:iCs/>
+        </w:rPr>
+        <w:t>Truy vấn view tái thiết v_KhachHang: mỗi dòng ghép cột giao dịch (ở chi nhánh) với cột tài chính (ở trụ sở)</w:t>
+      </w:r>
+      <w:bookmarkEnd w:id="93"/>
     </w:p>
     <w:p>
       <w:pPr>
@@ -30479,7 +31303,6 @@
         <w:jc w:val="both"/>
       </w:pPr>
       <w:r>
-        <w:lastRenderedPageBreak/>
         <w:t>Việc dùng synonym thay vì viết thẳng tên CSDL có một lợi ích quan trọng. Khi chuyển sang chạy trên nhiều máy thật, chỉ cần tạo Linked Server và tạo lại synonym trỏ tới tên bốn phần, chẳng hạn [MAY_HN].QLDH_HN.dbo.KH_1_GD. Các view và truy vấn giữ nguyên.</w:t>
       </w:r>
     </w:p>
@@ -30490,7 +31313,7 @@
         <w:jc w:val="both"/>
       </w:pPr>
       <w:r>
-        <w:t>Để kiểm tra tính đúng đắn, nhóm viết 13 truy vấn so sánh dữ liệu trong các mảnh với CSDL gốc QLDH_GOC:</w:t>
+        <w:t>Để kiểm tra tính đúng đắn, nhóm viết 14 truy vấn so sánh dữ liệu trong các mảnh với CSDL gốc QLDH_GOC:</w:t>
       </w:r>
     </w:p>
     <w:p>
@@ -30563,7 +31386,7 @@
         <w:jc w:val="both"/>
       </w:pPr>
       <w:r>
-        <w:t>Bảng 4.8 là kết quả kiểm tra. Cả 13 phép kiểm tra đều cho số dòng lệch bằng 0, khẳng định phân mảnh đúng đắn trên dữ liệu thực.</w:t>
+        <w:t>Bảng 4.8 là kết quả kiểm tra. Cả 14 phép kiểm tra đều cho số dòng lệch bằng 0, khẳng định phân mảnh đúng đắn trên dữ liệu thực.</w:t>
       </w:r>
     </w:p>
     <w:p>
@@ -30573,7 +31396,7 @@
         <w:spacing w:before="120" w:after="160"/>
         <w:jc w:val="center"/>
       </w:pPr>
-      <w:bookmarkStart w:id="91" w:name="_Toc244208426"/>
+      <w:bookmarkStart w:id="94" w:name="_Toc244258309"/>
       <w:r>
         <w:rPr>
           <w:b/>
@@ -30581,6 +31404,7 @@
           <w:i/>
           <w:iCs/>
         </w:rPr>
+        <w:lastRenderedPageBreak/>
         <w:t xml:space="preserve">Bảng 4.8: </w:t>
       </w:r>
       <w:r>
@@ -30590,7 +31414,7 @@
         </w:rPr>
         <w:t>Kết quả kiểm tra tính đúng đắn</w:t>
       </w:r>
-      <w:bookmarkEnd w:id="91"/>
+      <w:bookmarkEnd w:id="94"/>
     </w:p>
     <w:tbl>
       <w:tblPr>
@@ -30606,12 +31430,12 @@
         <w:tblLook w:val="04A0" w:firstRow="1" w:lastRow="0" w:firstColumn="1" w:lastColumn="0" w:noHBand="0" w:noVBand="1"/>
       </w:tblPr>
       <w:tblGrid>
-        <w:gridCol w:w="692"/>
-        <w:gridCol w:w="1183"/>
-        <w:gridCol w:w="1114"/>
-        <w:gridCol w:w="4190"/>
-        <w:gridCol w:w="943"/>
-        <w:gridCol w:w="948"/>
+        <w:gridCol w:w="680"/>
+        <w:gridCol w:w="1639"/>
+        <w:gridCol w:w="979"/>
+        <w:gridCol w:w="4100"/>
+        <w:gridCol w:w="832"/>
+        <w:gridCol w:w="840"/>
       </w:tblGrid>
       <w:tr>
         <w:trPr>
@@ -30620,7 +31444,7 @@
         </w:trPr>
         <w:tc>
           <w:tcPr>
-            <w:tcW w:w="693" w:type="dxa"/>
+            <w:tcW w:w="688" w:type="dxa"/>
             <w:tcBorders>
               <w:top w:val="single" w:sz="4" w:space="0" w:color="808080"/>
               <w:left w:val="single" w:sz="4" w:space="0" w:color="808080"/>
@@ -30654,7 +31478,7 @@
         </w:tc>
         <w:tc>
           <w:tcPr>
-            <w:tcW w:w="1122" w:type="dxa"/>
+            <w:tcW w:w="1397" w:type="dxa"/>
             <w:tcBorders>
               <w:top w:val="single" w:sz="4" w:space="0" w:color="808080"/>
               <w:left w:val="single" w:sz="4" w:space="0" w:color="808080"/>
@@ -30688,7 +31512,7 @@
         </w:tc>
         <w:tc>
           <w:tcPr>
-            <w:tcW w:w="1122" w:type="dxa"/>
+            <w:tcW w:w="1008" w:type="dxa"/>
             <w:tcBorders>
               <w:top w:val="single" w:sz="4" w:space="0" w:color="808080"/>
               <w:left w:val="single" w:sz="4" w:space="0" w:color="808080"/>
@@ -30722,7 +31546,7 @@
         </w:tc>
         <w:tc>
           <w:tcPr>
-            <w:tcW w:w="4231" w:type="dxa"/>
+            <w:tcW w:w="4267" w:type="dxa"/>
             <w:tcBorders>
               <w:top w:val="single" w:sz="4" w:space="0" w:color="808080"/>
               <w:left w:val="single" w:sz="4" w:space="0" w:color="808080"/>
@@ -30756,7 +31580,7 @@
         </w:tc>
         <w:tc>
           <w:tcPr>
-            <w:tcW w:w="949" w:type="dxa"/>
+            <w:tcW w:w="853" w:type="dxa"/>
             <w:tcBorders>
               <w:top w:val="single" w:sz="4" w:space="0" w:color="808080"/>
               <w:left w:val="single" w:sz="4" w:space="0" w:color="808080"/>
@@ -30790,7 +31614,7 @@
         </w:tc>
         <w:tc>
           <w:tcPr>
-            <w:tcW w:w="953" w:type="dxa"/>
+            <w:tcW w:w="857" w:type="dxa"/>
             <w:tcBorders>
               <w:top w:val="single" w:sz="4" w:space="0" w:color="808080"/>
               <w:left w:val="single" w:sz="4" w:space="0" w:color="808080"/>
@@ -30829,7 +31653,7 @@
         </w:trPr>
         <w:tc>
           <w:tcPr>
-            <w:tcW w:w="693" w:type="dxa"/>
+            <w:tcW w:w="688" w:type="dxa"/>
             <w:tcBorders>
               <w:top w:val="single" w:sz="4" w:space="0" w:color="808080"/>
               <w:left w:val="single" w:sz="4" w:space="0" w:color="808080"/>
@@ -30859,7 +31683,7 @@
         </w:tc>
         <w:tc>
           <w:tcPr>
-            <w:tcW w:w="1122" w:type="dxa"/>
+            <w:tcW w:w="1397" w:type="dxa"/>
             <w:tcBorders>
               <w:top w:val="single" w:sz="4" w:space="0" w:color="808080"/>
               <w:left w:val="single" w:sz="4" w:space="0" w:color="808080"/>
@@ -30889,7 +31713,7 @@
         </w:tc>
         <w:tc>
           <w:tcPr>
-            <w:tcW w:w="1122" w:type="dxa"/>
+            <w:tcW w:w="1008" w:type="dxa"/>
             <w:tcBorders>
               <w:top w:val="single" w:sz="4" w:space="0" w:color="808080"/>
               <w:left w:val="single" w:sz="4" w:space="0" w:color="808080"/>
@@ -30919,7 +31743,7 @@
         </w:tc>
         <w:tc>
           <w:tcPr>
-            <w:tcW w:w="4231" w:type="dxa"/>
+            <w:tcW w:w="4267" w:type="dxa"/>
             <w:tcBorders>
               <w:top w:val="single" w:sz="4" w:space="0" w:color="808080"/>
               <w:left w:val="single" w:sz="4" w:space="0" w:color="808080"/>
@@ -30949,7 +31773,7 @@
         </w:tc>
         <w:tc>
           <w:tcPr>
-            <w:tcW w:w="949" w:type="dxa"/>
+            <w:tcW w:w="853" w:type="dxa"/>
             <w:tcBorders>
               <w:top w:val="single" w:sz="4" w:space="0" w:color="808080"/>
               <w:left w:val="single" w:sz="4" w:space="0" w:color="808080"/>
@@ -30979,7 +31803,7 @@
         </w:tc>
         <w:tc>
           <w:tcPr>
-            <w:tcW w:w="953" w:type="dxa"/>
+            <w:tcW w:w="857" w:type="dxa"/>
             <w:tcBorders>
               <w:top w:val="single" w:sz="4" w:space="0" w:color="808080"/>
               <w:left w:val="single" w:sz="4" w:space="0" w:color="808080"/>
@@ -31014,7 +31838,7 @@
         </w:trPr>
         <w:tc>
           <w:tcPr>
-            <w:tcW w:w="693" w:type="dxa"/>
+            <w:tcW w:w="688" w:type="dxa"/>
             <w:tcBorders>
               <w:top w:val="single" w:sz="4" w:space="0" w:color="808080"/>
               <w:left w:val="single" w:sz="4" w:space="0" w:color="808080"/>
@@ -31044,7 +31868,7 @@
         </w:tc>
         <w:tc>
           <w:tcPr>
-            <w:tcW w:w="1122" w:type="dxa"/>
+            <w:tcW w:w="1397" w:type="dxa"/>
             <w:tcBorders>
               <w:top w:val="single" w:sz="4" w:space="0" w:color="808080"/>
               <w:left w:val="single" w:sz="4" w:space="0" w:color="808080"/>
@@ -31074,7 +31898,7 @@
         </w:tc>
         <w:tc>
           <w:tcPr>
-            <w:tcW w:w="1122" w:type="dxa"/>
+            <w:tcW w:w="1008" w:type="dxa"/>
             <w:tcBorders>
               <w:top w:val="single" w:sz="4" w:space="0" w:color="808080"/>
               <w:left w:val="single" w:sz="4" w:space="0" w:color="808080"/>
@@ -31104,7 +31928,7 @@
         </w:tc>
         <w:tc>
           <w:tcPr>
-            <w:tcW w:w="4231" w:type="dxa"/>
+            <w:tcW w:w="4267" w:type="dxa"/>
             <w:tcBorders>
               <w:top w:val="single" w:sz="4" w:space="0" w:color="808080"/>
               <w:left w:val="single" w:sz="4" w:space="0" w:color="808080"/>
@@ -31149,7 +31973,7 @@
         </w:tc>
         <w:tc>
           <w:tcPr>
-            <w:tcW w:w="949" w:type="dxa"/>
+            <w:tcW w:w="853" w:type="dxa"/>
             <w:tcBorders>
               <w:top w:val="single" w:sz="4" w:space="0" w:color="808080"/>
               <w:left w:val="single" w:sz="4" w:space="0" w:color="808080"/>
@@ -31179,7 +32003,7 @@
         </w:tc>
         <w:tc>
           <w:tcPr>
-            <w:tcW w:w="953" w:type="dxa"/>
+            <w:tcW w:w="857" w:type="dxa"/>
             <w:tcBorders>
               <w:top w:val="single" w:sz="4" w:space="0" w:color="808080"/>
               <w:left w:val="single" w:sz="4" w:space="0" w:color="808080"/>
@@ -31214,7 +32038,7 @@
         </w:trPr>
         <w:tc>
           <w:tcPr>
-            <w:tcW w:w="693" w:type="dxa"/>
+            <w:tcW w:w="688" w:type="dxa"/>
             <w:tcBorders>
               <w:top w:val="single" w:sz="4" w:space="0" w:color="808080"/>
               <w:left w:val="single" w:sz="4" w:space="0" w:color="808080"/>
@@ -31244,7 +32068,7 @@
         </w:tc>
         <w:tc>
           <w:tcPr>
-            <w:tcW w:w="1122" w:type="dxa"/>
+            <w:tcW w:w="1397" w:type="dxa"/>
             <w:tcBorders>
               <w:top w:val="single" w:sz="4" w:space="0" w:color="808080"/>
               <w:left w:val="single" w:sz="4" w:space="0" w:color="808080"/>
@@ -31274,7 +32098,7 @@
         </w:tc>
         <w:tc>
           <w:tcPr>
-            <w:tcW w:w="1122" w:type="dxa"/>
+            <w:tcW w:w="1008" w:type="dxa"/>
             <w:tcBorders>
               <w:top w:val="single" w:sz="4" w:space="0" w:color="808080"/>
               <w:left w:val="single" w:sz="4" w:space="0" w:color="808080"/>
@@ -31304,7 +32128,7 @@
         </w:tc>
         <w:tc>
           <w:tcPr>
-            <w:tcW w:w="4231" w:type="dxa"/>
+            <w:tcW w:w="4267" w:type="dxa"/>
             <w:tcBorders>
               <w:top w:val="single" w:sz="4" w:space="0" w:color="808080"/>
               <w:left w:val="single" w:sz="4" w:space="0" w:color="808080"/>
@@ -31334,7 +32158,7 @@
         </w:tc>
         <w:tc>
           <w:tcPr>
-            <w:tcW w:w="949" w:type="dxa"/>
+            <w:tcW w:w="853" w:type="dxa"/>
             <w:tcBorders>
               <w:top w:val="single" w:sz="4" w:space="0" w:color="808080"/>
               <w:left w:val="single" w:sz="4" w:space="0" w:color="808080"/>
@@ -31364,7 +32188,7 @@
         </w:tc>
         <w:tc>
           <w:tcPr>
-            <w:tcW w:w="953" w:type="dxa"/>
+            <w:tcW w:w="857" w:type="dxa"/>
             <w:tcBorders>
               <w:top w:val="single" w:sz="4" w:space="0" w:color="808080"/>
               <w:left w:val="single" w:sz="4" w:space="0" w:color="808080"/>
@@ -31399,7 +32223,7 @@
         </w:trPr>
         <w:tc>
           <w:tcPr>
-            <w:tcW w:w="693" w:type="dxa"/>
+            <w:tcW w:w="688" w:type="dxa"/>
             <w:tcBorders>
               <w:top w:val="single" w:sz="4" w:space="0" w:color="808080"/>
               <w:left w:val="single" w:sz="4" w:space="0" w:color="808080"/>
@@ -31429,7 +32253,7 @@
         </w:tc>
         <w:tc>
           <w:tcPr>
-            <w:tcW w:w="1122" w:type="dxa"/>
+            <w:tcW w:w="1397" w:type="dxa"/>
             <w:tcBorders>
               <w:top w:val="single" w:sz="4" w:space="0" w:color="808080"/>
               <w:left w:val="single" w:sz="4" w:space="0" w:color="808080"/>
@@ -31459,7 +32283,7 @@
         </w:tc>
         <w:tc>
           <w:tcPr>
-            <w:tcW w:w="1122" w:type="dxa"/>
+            <w:tcW w:w="1008" w:type="dxa"/>
             <w:tcBorders>
               <w:top w:val="single" w:sz="4" w:space="0" w:color="808080"/>
               <w:left w:val="single" w:sz="4" w:space="0" w:color="808080"/>
@@ -31489,7 +32313,7 @@
         </w:tc>
         <w:tc>
           <w:tcPr>
-            <w:tcW w:w="4231" w:type="dxa"/>
+            <w:tcW w:w="4267" w:type="dxa"/>
             <w:tcBorders>
               <w:top w:val="single" w:sz="4" w:space="0" w:color="808080"/>
               <w:left w:val="single" w:sz="4" w:space="0" w:color="808080"/>
@@ -31519,7 +32343,7 @@
         </w:tc>
         <w:tc>
           <w:tcPr>
-            <w:tcW w:w="949" w:type="dxa"/>
+            <w:tcW w:w="853" w:type="dxa"/>
             <w:tcBorders>
               <w:top w:val="single" w:sz="4" w:space="0" w:color="808080"/>
               <w:left w:val="single" w:sz="4" w:space="0" w:color="808080"/>
@@ -31549,7 +32373,7 @@
         </w:tc>
         <w:tc>
           <w:tcPr>
-            <w:tcW w:w="953" w:type="dxa"/>
+            <w:tcW w:w="857" w:type="dxa"/>
             <w:tcBorders>
               <w:top w:val="single" w:sz="4" w:space="0" w:color="808080"/>
               <w:left w:val="single" w:sz="4" w:space="0" w:color="808080"/>
@@ -31584,7 +32408,7 @@
         </w:trPr>
         <w:tc>
           <w:tcPr>
-            <w:tcW w:w="693" w:type="dxa"/>
+            <w:tcW w:w="688" w:type="dxa"/>
             <w:tcBorders>
               <w:top w:val="single" w:sz="4" w:space="0" w:color="808080"/>
               <w:left w:val="single" w:sz="4" w:space="0" w:color="808080"/>
@@ -31614,7 +32438,7 @@
         </w:tc>
         <w:tc>
           <w:tcPr>
-            <w:tcW w:w="1122" w:type="dxa"/>
+            <w:tcW w:w="1397" w:type="dxa"/>
             <w:tcBorders>
               <w:top w:val="single" w:sz="4" w:space="0" w:color="808080"/>
               <w:left w:val="single" w:sz="4" w:space="0" w:color="808080"/>
@@ -31644,7 +32468,7 @@
         </w:tc>
         <w:tc>
           <w:tcPr>
-            <w:tcW w:w="1122" w:type="dxa"/>
+            <w:tcW w:w="1008" w:type="dxa"/>
             <w:tcBorders>
               <w:top w:val="single" w:sz="4" w:space="0" w:color="808080"/>
               <w:left w:val="single" w:sz="4" w:space="0" w:color="808080"/>
@@ -31674,7 +32498,7 @@
         </w:tc>
         <w:tc>
           <w:tcPr>
-            <w:tcW w:w="4231" w:type="dxa"/>
+            <w:tcW w:w="4267" w:type="dxa"/>
             <w:tcBorders>
               <w:top w:val="single" w:sz="4" w:space="0" w:color="808080"/>
               <w:left w:val="single" w:sz="4" w:space="0" w:color="808080"/>
@@ -31704,7 +32528,7 @@
         </w:tc>
         <w:tc>
           <w:tcPr>
-            <w:tcW w:w="949" w:type="dxa"/>
+            <w:tcW w:w="853" w:type="dxa"/>
             <w:tcBorders>
               <w:top w:val="single" w:sz="4" w:space="0" w:color="808080"/>
               <w:left w:val="single" w:sz="4" w:space="0" w:color="808080"/>
@@ -31734,7 +32558,7 @@
         </w:tc>
         <w:tc>
           <w:tcPr>
-            <w:tcW w:w="953" w:type="dxa"/>
+            <w:tcW w:w="857" w:type="dxa"/>
             <w:tcBorders>
               <w:top w:val="single" w:sz="4" w:space="0" w:color="808080"/>
               <w:left w:val="single" w:sz="4" w:space="0" w:color="808080"/>
@@ -31769,7 +32593,7 @@
         </w:trPr>
         <w:tc>
           <w:tcPr>
-            <w:tcW w:w="693" w:type="dxa"/>
+            <w:tcW w:w="688" w:type="dxa"/>
             <w:tcBorders>
               <w:top w:val="single" w:sz="4" w:space="0" w:color="808080"/>
               <w:left w:val="single" w:sz="4" w:space="0" w:color="808080"/>
@@ -31799,7 +32623,7 @@
         </w:tc>
         <w:tc>
           <w:tcPr>
-            <w:tcW w:w="1122" w:type="dxa"/>
+            <w:tcW w:w="1397" w:type="dxa"/>
             <w:tcBorders>
               <w:top w:val="single" w:sz="4" w:space="0" w:color="808080"/>
               <w:left w:val="single" w:sz="4" w:space="0" w:color="808080"/>
@@ -31829,7 +32653,7 @@
         </w:tc>
         <w:tc>
           <w:tcPr>
-            <w:tcW w:w="1122" w:type="dxa"/>
+            <w:tcW w:w="1008" w:type="dxa"/>
             <w:tcBorders>
               <w:top w:val="single" w:sz="4" w:space="0" w:color="808080"/>
               <w:left w:val="single" w:sz="4" w:space="0" w:color="808080"/>
@@ -31859,7 +32683,7 @@
         </w:tc>
         <w:tc>
           <w:tcPr>
-            <w:tcW w:w="4231" w:type="dxa"/>
+            <w:tcW w:w="4267" w:type="dxa"/>
             <w:tcBorders>
               <w:top w:val="single" w:sz="4" w:space="0" w:color="808080"/>
               <w:left w:val="single" w:sz="4" w:space="0" w:color="808080"/>
@@ -31904,7 +32728,7 @@
         </w:tc>
         <w:tc>
           <w:tcPr>
-            <w:tcW w:w="949" w:type="dxa"/>
+            <w:tcW w:w="853" w:type="dxa"/>
             <w:tcBorders>
               <w:top w:val="single" w:sz="4" w:space="0" w:color="808080"/>
               <w:left w:val="single" w:sz="4" w:space="0" w:color="808080"/>
@@ -31934,7 +32758,7 @@
         </w:tc>
         <w:tc>
           <w:tcPr>
-            <w:tcW w:w="953" w:type="dxa"/>
+            <w:tcW w:w="857" w:type="dxa"/>
             <w:tcBorders>
               <w:top w:val="single" w:sz="4" w:space="0" w:color="808080"/>
               <w:left w:val="single" w:sz="4" w:space="0" w:color="808080"/>
@@ -31969,7 +32793,7 @@
         </w:trPr>
         <w:tc>
           <w:tcPr>
-            <w:tcW w:w="693" w:type="dxa"/>
+            <w:tcW w:w="688" w:type="dxa"/>
             <w:tcBorders>
               <w:top w:val="single" w:sz="4" w:space="0" w:color="808080"/>
               <w:left w:val="single" w:sz="4" w:space="0" w:color="808080"/>
@@ -31999,7 +32823,7 @@
         </w:tc>
         <w:tc>
           <w:tcPr>
-            <w:tcW w:w="1122" w:type="dxa"/>
+            <w:tcW w:w="1397" w:type="dxa"/>
             <w:tcBorders>
               <w:top w:val="single" w:sz="4" w:space="0" w:color="808080"/>
               <w:left w:val="single" w:sz="4" w:space="0" w:color="808080"/>
@@ -32029,7 +32853,7 @@
         </w:tc>
         <w:tc>
           <w:tcPr>
-            <w:tcW w:w="1122" w:type="dxa"/>
+            <w:tcW w:w="1008" w:type="dxa"/>
             <w:tcBorders>
               <w:top w:val="single" w:sz="4" w:space="0" w:color="808080"/>
               <w:left w:val="single" w:sz="4" w:space="0" w:color="808080"/>
@@ -32059,7 +32883,7 @@
         </w:tc>
         <w:tc>
           <w:tcPr>
-            <w:tcW w:w="4231" w:type="dxa"/>
+            <w:tcW w:w="4267" w:type="dxa"/>
             <w:tcBorders>
               <w:top w:val="single" w:sz="4" w:space="0" w:color="808080"/>
               <w:left w:val="single" w:sz="4" w:space="0" w:color="808080"/>
@@ -32089,7 +32913,7 @@
         </w:tc>
         <w:tc>
           <w:tcPr>
-            <w:tcW w:w="949" w:type="dxa"/>
+            <w:tcW w:w="853" w:type="dxa"/>
             <w:tcBorders>
               <w:top w:val="single" w:sz="4" w:space="0" w:color="808080"/>
               <w:left w:val="single" w:sz="4" w:space="0" w:color="808080"/>
@@ -32119,7 +32943,7 @@
         </w:tc>
         <w:tc>
           <w:tcPr>
-            <w:tcW w:w="953" w:type="dxa"/>
+            <w:tcW w:w="857" w:type="dxa"/>
             <w:tcBorders>
               <w:top w:val="single" w:sz="4" w:space="0" w:color="808080"/>
               <w:left w:val="single" w:sz="4" w:space="0" w:color="808080"/>
@@ -32154,7 +32978,7 @@
         </w:trPr>
         <w:tc>
           <w:tcPr>
-            <w:tcW w:w="693" w:type="dxa"/>
+            <w:tcW w:w="688" w:type="dxa"/>
             <w:tcBorders>
               <w:top w:val="single" w:sz="4" w:space="0" w:color="808080"/>
               <w:left w:val="single" w:sz="4" w:space="0" w:color="808080"/>
@@ -32184,7 +33008,7 @@
         </w:tc>
         <w:tc>
           <w:tcPr>
-            <w:tcW w:w="1122" w:type="dxa"/>
+            <w:tcW w:w="1397" w:type="dxa"/>
             <w:tcBorders>
               <w:top w:val="single" w:sz="4" w:space="0" w:color="808080"/>
               <w:left w:val="single" w:sz="4" w:space="0" w:color="808080"/>
@@ -32214,7 +33038,7 @@
         </w:tc>
         <w:tc>
           <w:tcPr>
-            <w:tcW w:w="1122" w:type="dxa"/>
+            <w:tcW w:w="1008" w:type="dxa"/>
             <w:tcBorders>
               <w:top w:val="single" w:sz="4" w:space="0" w:color="808080"/>
               <w:left w:val="single" w:sz="4" w:space="0" w:color="808080"/>
@@ -32244,7 +33068,7 @@
         </w:tc>
         <w:tc>
           <w:tcPr>
-            <w:tcW w:w="4231" w:type="dxa"/>
+            <w:tcW w:w="4267" w:type="dxa"/>
             <w:tcBorders>
               <w:top w:val="single" w:sz="4" w:space="0" w:color="808080"/>
               <w:left w:val="single" w:sz="4" w:space="0" w:color="808080"/>
@@ -32274,7 +33098,7 @@
         </w:tc>
         <w:tc>
           <w:tcPr>
-            <w:tcW w:w="949" w:type="dxa"/>
+            <w:tcW w:w="853" w:type="dxa"/>
             <w:tcBorders>
               <w:top w:val="single" w:sz="4" w:space="0" w:color="808080"/>
               <w:left w:val="single" w:sz="4" w:space="0" w:color="808080"/>
@@ -32304,7 +33128,7 @@
         </w:tc>
         <w:tc>
           <w:tcPr>
-            <w:tcW w:w="953" w:type="dxa"/>
+            <w:tcW w:w="857" w:type="dxa"/>
             <w:tcBorders>
               <w:top w:val="single" w:sz="4" w:space="0" w:color="808080"/>
               <w:left w:val="single" w:sz="4" w:space="0" w:color="808080"/>
@@ -32339,7 +33163,7 @@
         </w:trPr>
         <w:tc>
           <w:tcPr>
-            <w:tcW w:w="693" w:type="dxa"/>
+            <w:tcW w:w="688" w:type="dxa"/>
             <w:tcBorders>
               <w:top w:val="single" w:sz="4" w:space="0" w:color="808080"/>
               <w:left w:val="single" w:sz="4" w:space="0" w:color="808080"/>
@@ -32369,7 +33193,7 @@
         </w:tc>
         <w:tc>
           <w:tcPr>
-            <w:tcW w:w="1122" w:type="dxa"/>
+            <w:tcW w:w="1397" w:type="dxa"/>
             <w:tcBorders>
               <w:top w:val="single" w:sz="4" w:space="0" w:color="808080"/>
               <w:left w:val="single" w:sz="4" w:space="0" w:color="808080"/>
@@ -32399,7 +33223,7 @@
         </w:tc>
         <w:tc>
           <w:tcPr>
-            <w:tcW w:w="1122" w:type="dxa"/>
+            <w:tcW w:w="1008" w:type="dxa"/>
             <w:tcBorders>
               <w:top w:val="single" w:sz="4" w:space="0" w:color="808080"/>
               <w:left w:val="single" w:sz="4" w:space="0" w:color="808080"/>
@@ -32429,7 +33253,7 @@
         </w:tc>
         <w:tc>
           <w:tcPr>
-            <w:tcW w:w="4231" w:type="dxa"/>
+            <w:tcW w:w="4267" w:type="dxa"/>
             <w:tcBorders>
               <w:top w:val="single" w:sz="4" w:space="0" w:color="808080"/>
               <w:left w:val="single" w:sz="4" w:space="0" w:color="808080"/>
@@ -32459,7 +33283,7 @@
         </w:tc>
         <w:tc>
           <w:tcPr>
-            <w:tcW w:w="949" w:type="dxa"/>
+            <w:tcW w:w="853" w:type="dxa"/>
             <w:tcBorders>
               <w:top w:val="single" w:sz="4" w:space="0" w:color="808080"/>
               <w:left w:val="single" w:sz="4" w:space="0" w:color="808080"/>
@@ -32489,7 +33313,7 @@
         </w:tc>
         <w:tc>
           <w:tcPr>
-            <w:tcW w:w="953" w:type="dxa"/>
+            <w:tcW w:w="857" w:type="dxa"/>
             <w:tcBorders>
               <w:top w:val="single" w:sz="4" w:space="0" w:color="808080"/>
               <w:left w:val="single" w:sz="4" w:space="0" w:color="808080"/>
@@ -32524,7 +33348,7 @@
         </w:trPr>
         <w:tc>
           <w:tcPr>
-            <w:tcW w:w="693" w:type="dxa"/>
+            <w:tcW w:w="688" w:type="dxa"/>
             <w:tcBorders>
               <w:top w:val="single" w:sz="4" w:space="0" w:color="808080"/>
               <w:left w:val="single" w:sz="4" w:space="0" w:color="808080"/>
@@ -32554,7 +33378,7 @@
         </w:tc>
         <w:tc>
           <w:tcPr>
-            <w:tcW w:w="1122" w:type="dxa"/>
+            <w:tcW w:w="1397" w:type="dxa"/>
             <w:tcBorders>
               <w:top w:val="single" w:sz="4" w:space="0" w:color="808080"/>
               <w:left w:val="single" w:sz="4" w:space="0" w:color="808080"/>
@@ -32584,7 +33408,7 @@
         </w:tc>
         <w:tc>
           <w:tcPr>
-            <w:tcW w:w="1122" w:type="dxa"/>
+            <w:tcW w:w="1008" w:type="dxa"/>
             <w:tcBorders>
               <w:top w:val="single" w:sz="4" w:space="0" w:color="808080"/>
               <w:left w:val="single" w:sz="4" w:space="0" w:color="808080"/>
@@ -32614,7 +33438,7 @@
         </w:tc>
         <w:tc>
           <w:tcPr>
-            <w:tcW w:w="4231" w:type="dxa"/>
+            <w:tcW w:w="4267" w:type="dxa"/>
             <w:tcBorders>
               <w:top w:val="single" w:sz="4" w:space="0" w:color="808080"/>
               <w:left w:val="single" w:sz="4" w:space="0" w:color="808080"/>
@@ -32644,7 +33468,7 @@
         </w:tc>
         <w:tc>
           <w:tcPr>
-            <w:tcW w:w="949" w:type="dxa"/>
+            <w:tcW w:w="853" w:type="dxa"/>
             <w:tcBorders>
               <w:top w:val="single" w:sz="4" w:space="0" w:color="808080"/>
               <w:left w:val="single" w:sz="4" w:space="0" w:color="808080"/>
@@ -32674,7 +33498,7 @@
         </w:tc>
         <w:tc>
           <w:tcPr>
-            <w:tcW w:w="953" w:type="dxa"/>
+            <w:tcW w:w="857" w:type="dxa"/>
             <w:tcBorders>
               <w:top w:val="single" w:sz="4" w:space="0" w:color="808080"/>
               <w:left w:val="single" w:sz="4" w:space="0" w:color="808080"/>
@@ -32709,7 +33533,7 @@
         </w:trPr>
         <w:tc>
           <w:tcPr>
-            <w:tcW w:w="693" w:type="dxa"/>
+            <w:tcW w:w="688" w:type="dxa"/>
             <w:tcBorders>
               <w:top w:val="single" w:sz="4" w:space="0" w:color="808080"/>
               <w:left w:val="single" w:sz="4" w:space="0" w:color="808080"/>
@@ -32739,7 +33563,7 @@
         </w:tc>
         <w:tc>
           <w:tcPr>
-            <w:tcW w:w="1122" w:type="dxa"/>
+            <w:tcW w:w="1397" w:type="dxa"/>
             <w:tcBorders>
               <w:top w:val="single" w:sz="4" w:space="0" w:color="808080"/>
               <w:left w:val="single" w:sz="4" w:space="0" w:color="808080"/>
@@ -32769,7 +33593,7 @@
         </w:tc>
         <w:tc>
           <w:tcPr>
-            <w:tcW w:w="1122" w:type="dxa"/>
+            <w:tcW w:w="1008" w:type="dxa"/>
             <w:tcBorders>
               <w:top w:val="single" w:sz="4" w:space="0" w:color="808080"/>
               <w:left w:val="single" w:sz="4" w:space="0" w:color="808080"/>
@@ -32799,7 +33623,7 @@
         </w:tc>
         <w:tc>
           <w:tcPr>
-            <w:tcW w:w="4231" w:type="dxa"/>
+            <w:tcW w:w="4267" w:type="dxa"/>
             <w:tcBorders>
               <w:top w:val="single" w:sz="4" w:space="0" w:color="808080"/>
               <w:left w:val="single" w:sz="4" w:space="0" w:color="808080"/>
@@ -32829,7 +33653,7 @@
         </w:tc>
         <w:tc>
           <w:tcPr>
-            <w:tcW w:w="949" w:type="dxa"/>
+            <w:tcW w:w="853" w:type="dxa"/>
             <w:tcBorders>
               <w:top w:val="single" w:sz="4" w:space="0" w:color="808080"/>
               <w:left w:val="single" w:sz="4" w:space="0" w:color="808080"/>
@@ -32859,7 +33683,7 @@
         </w:tc>
         <w:tc>
           <w:tcPr>
-            <w:tcW w:w="953" w:type="dxa"/>
+            <w:tcW w:w="857" w:type="dxa"/>
             <w:tcBorders>
               <w:top w:val="single" w:sz="4" w:space="0" w:color="808080"/>
               <w:left w:val="single" w:sz="4" w:space="0" w:color="808080"/>
@@ -32894,7 +33718,7 @@
         </w:trPr>
         <w:tc>
           <w:tcPr>
-            <w:tcW w:w="693" w:type="dxa"/>
+            <w:tcW w:w="688" w:type="dxa"/>
             <w:tcBorders>
               <w:top w:val="single" w:sz="4" w:space="0" w:color="808080"/>
               <w:left w:val="single" w:sz="4" w:space="0" w:color="808080"/>
@@ -32924,7 +33748,7 @@
         </w:tc>
         <w:tc>
           <w:tcPr>
-            <w:tcW w:w="1122" w:type="dxa"/>
+            <w:tcW w:w="1397" w:type="dxa"/>
             <w:tcBorders>
               <w:top w:val="single" w:sz="4" w:space="0" w:color="808080"/>
               <w:left w:val="single" w:sz="4" w:space="0" w:color="808080"/>
@@ -32954,7 +33778,7 @@
         </w:tc>
         <w:tc>
           <w:tcPr>
-            <w:tcW w:w="1122" w:type="dxa"/>
+            <w:tcW w:w="1008" w:type="dxa"/>
             <w:tcBorders>
               <w:top w:val="single" w:sz="4" w:space="0" w:color="808080"/>
               <w:left w:val="single" w:sz="4" w:space="0" w:color="808080"/>
@@ -32984,7 +33808,7 @@
         </w:tc>
         <w:tc>
           <w:tcPr>
-            <w:tcW w:w="4231" w:type="dxa"/>
+            <w:tcW w:w="4267" w:type="dxa"/>
             <w:tcBorders>
               <w:top w:val="single" w:sz="4" w:space="0" w:color="808080"/>
               <w:left w:val="single" w:sz="4" w:space="0" w:color="808080"/>
@@ -33014,7 +33838,7 @@
         </w:tc>
         <w:tc>
           <w:tcPr>
-            <w:tcW w:w="949" w:type="dxa"/>
+            <w:tcW w:w="853" w:type="dxa"/>
             <w:tcBorders>
               <w:top w:val="single" w:sz="4" w:space="0" w:color="808080"/>
               <w:left w:val="single" w:sz="4" w:space="0" w:color="808080"/>
@@ -33044,7 +33868,7 @@
         </w:tc>
         <w:tc>
           <w:tcPr>
-            <w:tcW w:w="953" w:type="dxa"/>
+            <w:tcW w:w="857" w:type="dxa"/>
             <w:tcBorders>
               <w:top w:val="single" w:sz="4" w:space="0" w:color="808080"/>
               <w:left w:val="single" w:sz="4" w:space="0" w:color="808080"/>
@@ -33079,7 +33903,7 @@
         </w:trPr>
         <w:tc>
           <w:tcPr>
-            <w:tcW w:w="693" w:type="dxa"/>
+            <w:tcW w:w="688" w:type="dxa"/>
             <w:tcBorders>
               <w:top w:val="single" w:sz="4" w:space="0" w:color="808080"/>
               <w:left w:val="single" w:sz="4" w:space="0" w:color="808080"/>
@@ -33109,7 +33933,7 @@
         </w:tc>
         <w:tc>
           <w:tcPr>
-            <w:tcW w:w="1122" w:type="dxa"/>
+            <w:tcW w:w="1397" w:type="dxa"/>
             <w:tcBorders>
               <w:top w:val="single" w:sz="4" w:space="0" w:color="808080"/>
               <w:left w:val="single" w:sz="4" w:space="0" w:color="808080"/>
@@ -33139,7 +33963,7 @@
         </w:tc>
         <w:tc>
           <w:tcPr>
-            <w:tcW w:w="1122" w:type="dxa"/>
+            <w:tcW w:w="1008" w:type="dxa"/>
             <w:tcBorders>
               <w:top w:val="single" w:sz="4" w:space="0" w:color="808080"/>
               <w:left w:val="single" w:sz="4" w:space="0" w:color="808080"/>
@@ -33169,7 +33993,7 @@
         </w:tc>
         <w:tc>
           <w:tcPr>
-            <w:tcW w:w="4231" w:type="dxa"/>
+            <w:tcW w:w="4267" w:type="dxa"/>
             <w:tcBorders>
               <w:top w:val="single" w:sz="4" w:space="0" w:color="808080"/>
               <w:left w:val="single" w:sz="4" w:space="0" w:color="808080"/>
@@ -33199,7 +34023,7 @@
         </w:tc>
         <w:tc>
           <w:tcPr>
-            <w:tcW w:w="949" w:type="dxa"/>
+            <w:tcW w:w="853" w:type="dxa"/>
             <w:tcBorders>
               <w:top w:val="single" w:sz="4" w:space="0" w:color="808080"/>
               <w:left w:val="single" w:sz="4" w:space="0" w:color="808080"/>
@@ -33229,7 +34053,7 @@
         </w:tc>
         <w:tc>
           <w:tcPr>
-            <w:tcW w:w="953" w:type="dxa"/>
+            <w:tcW w:w="857" w:type="dxa"/>
             <w:tcBorders>
               <w:top w:val="single" w:sz="4" w:space="0" w:color="808080"/>
               <w:left w:val="single" w:sz="4" w:space="0" w:color="808080"/>
@@ -33258,6 +34082,191 @@
           </w:p>
         </w:tc>
       </w:tr>
+      <w:tr>
+        <w:trPr>
+          <w:cantSplit/>
+        </w:trPr>
+        <w:tc>
+          <w:tcPr>
+            <w:tcW w:w="688" w:type="dxa"/>
+            <w:tcBorders>
+              <w:top w:val="single" w:sz="4" w:space="0" w:color="808080"/>
+              <w:left w:val="single" w:sz="4" w:space="0" w:color="808080"/>
+              <w:bottom w:val="single" w:sz="4" w:space="0" w:color="808080"/>
+              <w:right w:val="single" w:sz="4" w:space="0" w:color="808080"/>
+            </w:tcBorders>
+            <w:tcMar>
+              <w:top w:w="50" w:type="dxa"/>
+              <w:left w:w="90" w:type="dxa"/>
+              <w:bottom w:w="50" w:type="dxa"/>
+              <w:right w:w="90" w:type="dxa"/>
+            </w:tcMar>
+            <w:vAlign w:val="center"/>
+          </w:tcPr>
+          <w:p>
+            <w:pPr>
+              <w:spacing w:line="252" w:lineRule="auto"/>
+            </w:pPr>
+            <w:r>
+              <w:rPr>
+                <w:sz w:val="21"/>
+                <w:szCs w:val="21"/>
+              </w:rPr>
+              <w:t>14</w:t>
+            </w:r>
+          </w:p>
+        </w:tc>
+        <w:tc>
+          <w:tcPr>
+            <w:tcW w:w="1397" w:type="dxa"/>
+            <w:tcBorders>
+              <w:top w:val="single" w:sz="4" w:space="0" w:color="808080"/>
+              <w:left w:val="single" w:sz="4" w:space="0" w:color="808080"/>
+              <w:bottom w:val="single" w:sz="4" w:space="0" w:color="808080"/>
+              <w:right w:val="single" w:sz="4" w:space="0" w:color="808080"/>
+            </w:tcBorders>
+            <w:tcMar>
+              <w:top w:w="50" w:type="dxa"/>
+              <w:left w:w="90" w:type="dxa"/>
+              <w:bottom w:w="50" w:type="dxa"/>
+              <w:right w:w="90" w:type="dxa"/>
+            </w:tcMar>
+            <w:vAlign w:val="center"/>
+          </w:tcPr>
+          <w:p>
+            <w:pPr>
+              <w:spacing w:line="252" w:lineRule="auto"/>
+            </w:pPr>
+            <w:r>
+              <w:rPr>
+                <w:sz w:val="21"/>
+                <w:szCs w:val="21"/>
+              </w:rPr>
+              <w:t>ChiTietDonHang</w:t>
+            </w:r>
+          </w:p>
+        </w:tc>
+        <w:tc>
+          <w:tcPr>
+            <w:tcW w:w="1008" w:type="dxa"/>
+            <w:tcBorders>
+              <w:top w:val="single" w:sz="4" w:space="0" w:color="808080"/>
+              <w:left w:val="single" w:sz="4" w:space="0" w:color="808080"/>
+              <w:bottom w:val="single" w:sz="4" w:space="0" w:color="808080"/>
+              <w:right w:val="single" w:sz="4" w:space="0" w:color="808080"/>
+            </w:tcBorders>
+            <w:tcMar>
+              <w:top w:w="50" w:type="dxa"/>
+              <w:left w:w="90" w:type="dxa"/>
+              <w:bottom w:w="50" w:type="dxa"/>
+              <w:right w:w="90" w:type="dxa"/>
+            </w:tcMar>
+            <w:vAlign w:val="center"/>
+          </w:tcPr>
+          <w:p>
+            <w:pPr>
+              <w:spacing w:line="252" w:lineRule="auto"/>
+            </w:pPr>
+            <w:r>
+              <w:rPr>
+                <w:sz w:val="21"/>
+                <w:szCs w:val="21"/>
+              </w:rPr>
+              <w:t>Tái thiết</w:t>
+            </w:r>
+          </w:p>
+        </w:tc>
+        <w:tc>
+          <w:tcPr>
+            <w:tcW w:w="4267" w:type="dxa"/>
+            <w:tcBorders>
+              <w:top w:val="single" w:sz="4" w:space="0" w:color="808080"/>
+              <w:left w:val="single" w:sz="4" w:space="0" w:color="808080"/>
+              <w:bottom w:val="single" w:sz="4" w:space="0" w:color="808080"/>
+              <w:right w:val="single" w:sz="4" w:space="0" w:color="808080"/>
+            </w:tcBorders>
+            <w:tcMar>
+              <w:top w:w="50" w:type="dxa"/>
+              <w:left w:w="90" w:type="dxa"/>
+              <w:bottom w:w="50" w:type="dxa"/>
+              <w:right w:w="90" w:type="dxa"/>
+            </w:tcMar>
+            <w:vAlign w:val="center"/>
+          </w:tcPr>
+          <w:p>
+            <w:pPr>
+              <w:spacing w:line="252" w:lineRule="auto"/>
+            </w:pPr>
+            <w:r>
+              <w:rPr>
+                <w:sz w:val="21"/>
+                <w:szCs w:val="21"/>
+              </w:rPr>
+              <w:t>Bộ lệch giữa ChiTietDonHang gốc và v_ChiTietDonHang</w:t>
+            </w:r>
+          </w:p>
+        </w:tc>
+        <w:tc>
+          <w:tcPr>
+            <w:tcW w:w="853" w:type="dxa"/>
+            <w:tcBorders>
+              <w:top w:val="single" w:sz="4" w:space="0" w:color="808080"/>
+              <w:left w:val="single" w:sz="4" w:space="0" w:color="808080"/>
+              <w:bottom w:val="single" w:sz="4" w:space="0" w:color="808080"/>
+              <w:right w:val="single" w:sz="4" w:space="0" w:color="808080"/>
+            </w:tcBorders>
+            <w:tcMar>
+              <w:top w:w="50" w:type="dxa"/>
+              <w:left w:w="90" w:type="dxa"/>
+              <w:bottom w:w="50" w:type="dxa"/>
+              <w:right w:w="90" w:type="dxa"/>
+            </w:tcMar>
+            <w:vAlign w:val="center"/>
+          </w:tcPr>
+          <w:p>
+            <w:pPr>
+              <w:spacing w:line="252" w:lineRule="auto"/>
+            </w:pPr>
+            <w:r>
+              <w:rPr>
+                <w:sz w:val="21"/>
+                <w:szCs w:val="21"/>
+              </w:rPr>
+              <w:t>0</w:t>
+            </w:r>
+          </w:p>
+        </w:tc>
+        <w:tc>
+          <w:tcPr>
+            <w:tcW w:w="857" w:type="dxa"/>
+            <w:tcBorders>
+              <w:top w:val="single" w:sz="4" w:space="0" w:color="808080"/>
+              <w:left w:val="single" w:sz="4" w:space="0" w:color="808080"/>
+              <w:bottom w:val="single" w:sz="4" w:space="0" w:color="808080"/>
+              <w:right w:val="single" w:sz="4" w:space="0" w:color="808080"/>
+            </w:tcBorders>
+            <w:tcMar>
+              <w:top w:w="50" w:type="dxa"/>
+              <w:left w:w="90" w:type="dxa"/>
+              <w:bottom w:w="50" w:type="dxa"/>
+              <w:right w:w="90" w:type="dxa"/>
+            </w:tcMar>
+            <w:vAlign w:val="center"/>
+          </w:tcPr>
+          <w:p>
+            <w:pPr>
+              <w:spacing w:line="252" w:lineRule="auto"/>
+            </w:pPr>
+            <w:r>
+              <w:rPr>
+                <w:sz w:val="21"/>
+                <w:szCs w:val="21"/>
+              </w:rPr>
+              <w:t>ĐẠT</w:t>
+            </w:r>
+          </w:p>
+        </w:tc>
+      </w:tr>
     </w:tbl>
     <w:p>
       <w:pPr>
@@ -33266,17 +34275,89 @@
     </w:p>
     <w:p>
       <w:pPr>
-        <w:spacing w:before="120" w:after="160"/>
+        <w:keepNext/>
+        <w:spacing w:before="120" w:after="60"/>
         <w:jc w:val="center"/>
       </w:pPr>
       <w:r>
         <w:rPr>
+          <w:noProof/>
+        </w:rPr>
+        <w:drawing>
+          <wp:inline distT="0" distB="0" distL="0" distR="0" wp14:anchorId="19B22D10" wp14:editId="6377768F">
+            <wp:extent cx="5619750" cy="3114675"/>
+            <wp:effectExtent l="0" t="0" r="0" b="0"/>
+            <wp:docPr id="13" name="Picture 13"/>
+            <wp:cNvGraphicFramePr>
+              <a:graphicFrameLocks xmlns:a="http://schemas.openxmlformats.org/drawingml/2006/main" noChangeAspect="1"/>
+            </wp:cNvGraphicFramePr>
+            <a:graphic xmlns:a="http://schemas.openxmlformats.org/drawingml/2006/main">
+              <a:graphicData uri="http://schemas.openxmlformats.org/drawingml/2006/picture">
+                <pic:pic xmlns:pic="http://schemas.openxmlformats.org/drawingml/2006/picture">
+                  <pic:nvPicPr>
+                    <pic:cNvPr id="0" name=""/>
+                    <pic:cNvPicPr>
+                      <a:picLocks noChangeAspect="1" noChangeArrowheads="1"/>
+                    </pic:cNvPicPr>
+                  </pic:nvPicPr>
+                  <pic:blipFill>
+                    <a:blip r:embed="rId20"/>
+                    <a:srcRect/>
+                    <a:stretch>
+                      <a:fillRect/>
+                    </a:stretch>
+                  </pic:blipFill>
+                  <pic:spPr bwMode="auto">
+                    <a:xfrm>
+                      <a:off x="0" y="0"/>
+                      <a:ext cx="5619750" cy="3114675"/>
+                    </a:xfrm>
+                    <a:prstGeom prst="rect">
+                      <a:avLst/>
+                    </a:prstGeom>
+                  </pic:spPr>
+                </pic:pic>
+              </a:graphicData>
+            </a:graphic>
+          </wp:inline>
+        </w:drawing>
+      </w:r>
+    </w:p>
+    <w:p>
+      <w:pPr>
+        <w:pStyle w:val="CaptionHinh"/>
+        <w:spacing w:after="160"/>
+        <w:jc w:val="center"/>
+      </w:pPr>
+      <w:bookmarkStart w:id="95" w:name="_Toc244258289"/>
+      <w:r>
+        <w:rPr>
+          <w:b/>
+          <w:bCs/>
           <w:i/>
           <w:iCs/>
-          <w:highlight w:val="yellow"/>
-        </w:rPr>
-        <w:t>[ẢNH: demo_05_kiem_tra_dung_dan.png – Kết quả chạy phần kiểm tra trong 03_reconstruct_check.sql]</w:t>
-      </w:r>
+        </w:rPr>
+        <w:t xml:space="preserve">Hình 4.7: </w:t>
+      </w:r>
+      <w:r>
+        <w:rPr>
+          <w:i/>
+          <w:iCs/>
+        </w:rPr>
+        <w:t>Kết quả chạy phần kiểm tra trong 03_reconstruct_check.sql: 14/14 phép kiểm tra ĐẠT</w:t>
+      </w:r>
+      <w:bookmarkEnd w:id="95"/>
+    </w:p>
+    <w:p>
+      <w:pPr>
+        <w:pStyle w:val="Heading3"/>
+      </w:pPr>
+      <w:bookmarkStart w:id="96" w:name="_Toc244258265"/>
+      <w:r>
+        <w:lastRenderedPageBreak/>
+        <w:t>4.7.4 Truy vấn minh họa</w:t>
+      </w:r>
+      <w:bookmarkEnd w:id="96"/>
     </w:p>
     <w:p>
       <w:pPr>
@@ -33285,19 +34366,121 @@
         <w:jc w:val="both"/>
       </w:pPr>
       <w:r>
-        <w:lastRenderedPageBreak/>
-        <w:t>Ngoài ra, script còn kiểm tra quan hệ ChiTietDonHang (tái thiết từ ba mảnh CTDHᵢ), nằm trong cùng bảng kết quả trên màn hình.</w:t>
-      </w:r>
-    </w:p>
-    <w:p>
-      <w:pPr>
-        <w:pStyle w:val="Heading3"/>
-      </w:pPr>
-      <w:bookmarkStart w:id="92" w:name="_Toc244208390"/>
-      <w:r>
-        <w:t>4.7.4 Truy vấn minh họa</w:t>
-      </w:r>
-      <w:bookmarkEnd w:id="92"/>
+        <w:rPr>
+          <w:b/>
+          <w:bCs/>
+        </w:rPr>
+        <w:t>Truy vấn cục bộ tại chi nhánh (S1).</w:t>
+      </w:r>
+      <w:r>
+        <w:t xml:space="preserve"> Truy vấn Q2 liệt kê các đơn đang xử lý của chi nhánh Hà Nội, kèm tên khách, nhân viên và sản phẩm. Nó kết nối năm bảng nhưng tất cả đều nằm tại S1: DH₁, KH₁_GD, NV_CV₁, CTDH₁ và bản nhân bản SanPham. Kết quả gồm 6 dòng chi tiết của 4 đơn hàng DH020, DH027, DH028, DH036.</w:t>
+      </w:r>
+    </w:p>
+    <w:p>
+      <w:pPr>
+        <w:shd w:val="clear" w:color="auto" w:fill="F3F4F6"/>
+        <w:spacing w:before="80" w:line="240" w:lineRule="auto"/>
+        <w:ind w:left="113" w:right="113"/>
+      </w:pPr>
+      <w:r>
+        <w:rPr>
+          <w:rFonts w:ascii="Consolas" w:eastAsia="Consolas" w:hAnsi="Consolas" w:cs="Consolas"/>
+          <w:sz w:val="17"/>
+          <w:szCs w:val="17"/>
+        </w:rPr>
+        <w:t>SELECT dh.MaDH, dh.NgayDat, kh.HoTen AS KhachHang, sp.TenSP, ct.SoLuong, dh.TrangThai</w:t>
+      </w:r>
+    </w:p>
+    <w:p>
+      <w:pPr>
+        <w:shd w:val="clear" w:color="auto" w:fill="F3F4F6"/>
+        <w:spacing w:line="240" w:lineRule="auto"/>
+        <w:ind w:left="113" w:right="113"/>
+      </w:pPr>
+      <w:r>
+        <w:rPr>
+          <w:rFonts w:ascii="Consolas" w:eastAsia="Consolas" w:hAnsi="Consolas" w:cs="Consolas"/>
+          <w:sz w:val="17"/>
+          <w:szCs w:val="17"/>
+        </w:rPr>
+        <w:t>FROM dbo.DH_1 AS dh</w:t>
+      </w:r>
+    </w:p>
+    <w:p>
+      <w:pPr>
+        <w:shd w:val="clear" w:color="auto" w:fill="F3F4F6"/>
+        <w:spacing w:line="240" w:lineRule="auto"/>
+        <w:ind w:left="113" w:right="113"/>
+      </w:pPr>
+      <w:r>
+        <w:rPr>
+          <w:rFonts w:ascii="Consolas" w:eastAsia="Consolas" w:hAnsi="Consolas" w:cs="Consolas"/>
+          <w:sz w:val="17"/>
+          <w:szCs w:val="17"/>
+        </w:rPr>
+        <w:t>JOIN dbo.KH_1_GD AS kh ON kh.MaKH = dh.MaKH</w:t>
+      </w:r>
+    </w:p>
+    <w:p>
+      <w:pPr>
+        <w:shd w:val="clear" w:color="auto" w:fill="F3F4F6"/>
+        <w:spacing w:line="240" w:lineRule="auto"/>
+        <w:ind w:left="113" w:right="113"/>
+      </w:pPr>
+      <w:r>
+        <w:rPr>
+          <w:rFonts w:ascii="Consolas" w:eastAsia="Consolas" w:hAnsi="Consolas" w:cs="Consolas"/>
+          <w:sz w:val="17"/>
+          <w:szCs w:val="17"/>
+        </w:rPr>
+        <w:t>JOIN dbo.CTDH_1  AS ct ON ct.MaDH = dh.MaDH</w:t>
+      </w:r>
+    </w:p>
+    <w:p>
+      <w:pPr>
+        <w:shd w:val="clear" w:color="auto" w:fill="F3F4F6"/>
+        <w:spacing w:line="240" w:lineRule="auto"/>
+        <w:ind w:left="113" w:right="113"/>
+      </w:pPr>
+      <w:r>
+        <w:rPr>
+          <w:rFonts w:ascii="Consolas" w:eastAsia="Consolas" w:hAnsi="Consolas" w:cs="Consolas"/>
+          <w:sz w:val="17"/>
+          <w:szCs w:val="17"/>
+        </w:rPr>
+        <w:t>JOIN dbo.SanPham AS sp ON sp.MaSP = ct.MaSP</w:t>
+      </w:r>
+    </w:p>
+    <w:p>
+      <w:pPr>
+        <w:shd w:val="clear" w:color="auto" w:fill="F3F4F6"/>
+        <w:spacing w:after="160" w:line="240" w:lineRule="auto"/>
+        <w:ind w:left="113" w:right="113"/>
+      </w:pPr>
+      <w:r>
+        <w:rPr>
+          <w:rFonts w:ascii="Consolas" w:eastAsia="Consolas" w:hAnsi="Consolas" w:cs="Consolas"/>
+          <w:sz w:val="17"/>
+          <w:szCs w:val="17"/>
+        </w:rPr>
+        <w:t>WHERE dh.TrangThai IN (N'M</w:t>
+      </w:r>
+      <w:r>
+        <w:rPr>
+          <w:rFonts w:ascii="Consolas" w:eastAsia="Consolas" w:hAnsi="Consolas" w:cs="Consolas"/>
+          <w:sz w:val="17"/>
+          <w:szCs w:val="17"/>
+        </w:rPr>
+        <w:t>ớ</w:t>
+      </w:r>
+      <w:r>
+        <w:rPr>
+          <w:rFonts w:ascii="Consolas" w:eastAsia="Consolas" w:hAnsi="Consolas" w:cs="Consolas"/>
+          <w:sz w:val="17"/>
+          <w:szCs w:val="17"/>
+        </w:rPr>
+        <w:t>i', N'Đang giao');</w:t>
+      </w:r>
     </w:p>
     <w:p>
       <w:pPr>
@@ -33306,155 +34489,169 @@
         <w:jc w:val="both"/>
       </w:pPr>
       <w:r>
+        <w:t xml:space="preserve">Phân mảnh dọc còn đóng vai trò bảo mật. Mảnh NV_CV₁ tại chi nhánh không có cột lương, nên câu lệnh SELECT MaNV, Luong FROM NV_CV₁ báo lỗi </w:t>
+      </w:r>
+      <w:r>
+        <w:rPr>
+          <w:i/>
+          <w:iCs/>
+        </w:rPr>
+        <w:t>Invalid column name 'Luong'</w:t>
+      </w:r>
+      <w:r>
+        <w:t>. Tương tự, khi thêm vào KH_1_GD một khách hàng có MaCN = 'CN02', câu lệnh bị ràng buộc CHECK từ chối.</w:t>
+      </w:r>
+    </w:p>
+    <w:p>
+      <w:pPr>
+        <w:keepNext/>
+        <w:spacing w:before="120" w:after="60"/>
+        <w:jc w:val="center"/>
+      </w:pPr>
+      <w:r>
+        <w:rPr>
+          <w:noProof/>
+        </w:rPr>
+        <w:drawing>
+          <wp:inline distT="0" distB="0" distL="0" distR="0" wp14:anchorId="790C2B2E" wp14:editId="62E17EBE">
+            <wp:extent cx="5619750" cy="4410075"/>
+            <wp:effectExtent l="0" t="0" r="0" b="0"/>
+            <wp:docPr id="14" name="Picture 14"/>
+            <wp:cNvGraphicFramePr>
+              <a:graphicFrameLocks xmlns:a="http://schemas.openxmlformats.org/drawingml/2006/main" noChangeAspect="1"/>
+            </wp:cNvGraphicFramePr>
+            <a:graphic xmlns:a="http://schemas.openxmlformats.org/drawingml/2006/main">
+              <a:graphicData uri="http://schemas.openxmlformats.org/drawingml/2006/picture">
+                <pic:pic xmlns:pic="http://schemas.openxmlformats.org/drawingml/2006/picture">
+                  <pic:nvPicPr>
+                    <pic:cNvPr id="0" name=""/>
+                    <pic:cNvPicPr>
+                      <a:picLocks noChangeAspect="1" noChangeArrowheads="1"/>
+                    </pic:cNvPicPr>
+                  </pic:nvPicPr>
+                  <pic:blipFill>
+                    <a:blip r:embed="rId21"/>
+                    <a:srcRect/>
+                    <a:stretch>
+                      <a:fillRect/>
+                    </a:stretch>
+                  </pic:blipFill>
+                  <pic:spPr bwMode="auto">
+                    <a:xfrm>
+                      <a:off x="0" y="0"/>
+                      <a:ext cx="5619750" cy="4410075"/>
+                    </a:xfrm>
+                    <a:prstGeom prst="rect">
+                      <a:avLst/>
+                    </a:prstGeom>
+                  </pic:spPr>
+                </pic:pic>
+              </a:graphicData>
+            </a:graphic>
+          </wp:inline>
+        </w:drawing>
+      </w:r>
+    </w:p>
+    <w:p>
+      <w:pPr>
+        <w:pStyle w:val="CaptionHinh"/>
+        <w:spacing w:after="160"/>
+        <w:jc w:val="center"/>
+      </w:pPr>
+      <w:bookmarkStart w:id="97" w:name="_Toc244258290"/>
+      <w:r>
         <w:rPr>
           <w:b/>
           <w:bCs/>
-        </w:rPr>
-        <w:t>Truy vấn cục bộ tại chi nhánh (S1).</w:t>
-      </w:r>
-      <w:r>
-        <w:t xml:space="preserve"> Truy vấn Q2 liệt kê các đơn đang xử lý của chi nhánh Hà Nội, kèm tên khách, nhân viên và sản phẩm. Nó kết nối năm bảng nhưng tất cả đều nằm tại S1: DH₁, KH₁_GD, NV_CV₁, CTDH₁ và bản nhân bản SanPham. Kết quả gồm 6 dòng chi tiết của 4 đơn hàng DH020, DH027, DH028, DH036.</w:t>
-      </w:r>
-    </w:p>
-    <w:p>
-      <w:pPr>
-        <w:shd w:val="clear" w:color="auto" w:fill="F3F4F6"/>
-        <w:spacing w:before="80" w:line="240" w:lineRule="auto"/>
-        <w:ind w:left="113" w:right="113"/>
-      </w:pPr>
-      <w:r>
-        <w:rPr>
-          <w:rFonts w:ascii="Consolas" w:eastAsia="Consolas" w:hAnsi="Consolas" w:cs="Consolas"/>
-          <w:sz w:val="17"/>
-          <w:szCs w:val="17"/>
-        </w:rPr>
-        <w:t>SELECT dh.MaDH, dh.NgayDat, kh.HoTen AS KhachHang, sp.TenSP, ct.SoLuong, dh.TrangThai</w:t>
-      </w:r>
-    </w:p>
-    <w:p>
-      <w:pPr>
-        <w:shd w:val="clear" w:color="auto" w:fill="F3F4F6"/>
-        <w:spacing w:line="240" w:lineRule="auto"/>
-        <w:ind w:left="113" w:right="113"/>
-      </w:pPr>
-      <w:r>
-        <w:rPr>
-          <w:rFonts w:ascii="Consolas" w:eastAsia="Consolas" w:hAnsi="Consolas" w:cs="Consolas"/>
-          <w:sz w:val="17"/>
-          <w:szCs w:val="17"/>
-        </w:rPr>
-        <w:t>FROM dbo.DH_1 AS dh</w:t>
-      </w:r>
-    </w:p>
-    <w:p>
-      <w:pPr>
-        <w:shd w:val="clear" w:color="auto" w:fill="F3F4F6"/>
-        <w:spacing w:line="240" w:lineRule="auto"/>
-        <w:ind w:left="113" w:right="113"/>
-      </w:pPr>
-      <w:r>
-        <w:rPr>
-          <w:rFonts w:ascii="Consolas" w:eastAsia="Consolas" w:hAnsi="Consolas" w:cs="Consolas"/>
-          <w:sz w:val="17"/>
-          <w:szCs w:val="17"/>
-        </w:rPr>
-        <w:t>JOIN dbo.KH_1_GD AS kh ON kh.MaKH = dh.MaKH</w:t>
-      </w:r>
-    </w:p>
-    <w:p>
-      <w:pPr>
-        <w:shd w:val="clear" w:color="auto" w:fill="F3F4F6"/>
-        <w:spacing w:line="240" w:lineRule="auto"/>
-        <w:ind w:left="113" w:right="113"/>
-      </w:pPr>
-      <w:r>
-        <w:rPr>
-          <w:rFonts w:ascii="Consolas" w:eastAsia="Consolas" w:hAnsi="Consolas" w:cs="Consolas"/>
-          <w:sz w:val="17"/>
-          <w:szCs w:val="17"/>
-        </w:rPr>
-        <w:t>JOIN dbo.CTDH_1  AS ct ON ct.MaDH = dh.MaDH</w:t>
-      </w:r>
-    </w:p>
-    <w:p>
-      <w:pPr>
-        <w:shd w:val="clear" w:color="auto" w:fill="F3F4F6"/>
-        <w:spacing w:line="240" w:lineRule="auto"/>
-        <w:ind w:left="113" w:right="113"/>
-      </w:pPr>
-      <w:r>
-        <w:rPr>
-          <w:rFonts w:ascii="Consolas" w:eastAsia="Consolas" w:hAnsi="Consolas" w:cs="Consolas"/>
-          <w:sz w:val="17"/>
-          <w:szCs w:val="17"/>
-        </w:rPr>
-        <w:t>JOIN dbo.SanPham AS sp ON sp.MaSP = ct.MaSP</w:t>
-      </w:r>
-    </w:p>
-    <w:p>
-      <w:pPr>
-        <w:shd w:val="clear" w:color="auto" w:fill="F3F4F6"/>
-        <w:spacing w:after="160" w:line="240" w:lineRule="auto"/>
-        <w:ind w:left="113" w:right="113"/>
-      </w:pPr>
-      <w:r>
-        <w:rPr>
-          <w:rFonts w:ascii="Consolas" w:eastAsia="Consolas" w:hAnsi="Consolas" w:cs="Consolas"/>
-          <w:sz w:val="17"/>
-          <w:szCs w:val="17"/>
-        </w:rPr>
-        <w:t>WHERE dh.TrangThai IN (N'M</w:t>
-      </w:r>
-      <w:r>
-        <w:rPr>
-          <w:rFonts w:ascii="Consolas" w:eastAsia="Consolas" w:hAnsi="Consolas" w:cs="Consolas"/>
-          <w:sz w:val="17"/>
-          <w:szCs w:val="17"/>
-        </w:rPr>
-        <w:t>ớ</w:t>
-      </w:r>
-      <w:r>
-        <w:rPr>
-          <w:rFonts w:ascii="Consolas" w:eastAsia="Consolas" w:hAnsi="Consolas" w:cs="Consolas"/>
-          <w:sz w:val="17"/>
-          <w:szCs w:val="17"/>
-        </w:rPr>
-        <w:t>i', N'Đang giao');</w:t>
-      </w:r>
-    </w:p>
-    <w:p>
-      <w:pPr>
-        <w:spacing w:after="120"/>
-        <w:ind w:firstLine="567"/>
-        <w:jc w:val="both"/>
-      </w:pPr>
-      <w:r>
-        <w:t xml:space="preserve">Phân mảnh dọc còn đóng vai trò bảo mật. Mảnh NV_CV₁ tại chi nhánh không có cột lương, nên câu lệnh SELECT MaNV, Luong FROM NV_CV₁ báo lỗi </w:t>
-      </w:r>
-      <w:r>
-        <w:rPr>
           <w:i/>
           <w:iCs/>
         </w:rPr>
-        <w:t>Invalid column name 'Luong'</w:t>
-      </w:r>
-      <w:r>
-        <w:t>. Tương tự, khi thêm vào KH_1_GD một khách hàng có MaCN = 'CN02', câu lệnh bị ràng buộc CHECK từ chối.</w:t>
-      </w:r>
-    </w:p>
-    <w:p>
-      <w:pPr>
-        <w:spacing w:before="120" w:after="160"/>
-        <w:jc w:val="center"/>
-      </w:pPr>
+        <w:t xml:space="preserve">Hình 4.8: </w:t>
+      </w:r>
       <w:r>
         <w:rPr>
           <w:i/>
           <w:iCs/>
-          <w:highlight w:val="yellow"/>
-        </w:rPr>
-        <w:t>[ẢNH: demo_06_truy_van_cuc_bo.png – Kết quả truy vấn Q2 tại S1]</w:t>
-      </w:r>
+        </w:rPr>
+        <w:t>Kết quả truy vấn Q2 tại S1: 6 dòng chi tiết của 4 đơn đang xử lý, chỉ dùng mảnh tại chỗ</w:t>
+      </w:r>
+      <w:bookmarkEnd w:id="97"/>
+    </w:p>
+    <w:p>
+      <w:pPr>
+        <w:keepNext/>
+        <w:spacing w:before="120" w:after="60"/>
+        <w:jc w:val="center"/>
+      </w:pPr>
+      <w:r>
+        <w:rPr>
+          <w:noProof/>
+        </w:rPr>
+        <w:lastRenderedPageBreak/>
+        <w:drawing>
+          <wp:inline distT="0" distB="0" distL="0" distR="0" wp14:anchorId="7FC822C0" wp14:editId="3BEA16E3">
+            <wp:extent cx="5619750" cy="1657350"/>
+            <wp:effectExtent l="0" t="0" r="0" b="0"/>
+            <wp:docPr id="15" name="Picture 15"/>
+            <wp:cNvGraphicFramePr>
+              <a:graphicFrameLocks xmlns:a="http://schemas.openxmlformats.org/drawingml/2006/main" noChangeAspect="1"/>
+            </wp:cNvGraphicFramePr>
+            <a:graphic xmlns:a="http://schemas.openxmlformats.org/drawingml/2006/main">
+              <a:graphicData uri="http://schemas.openxmlformats.org/drawingml/2006/picture">
+                <pic:pic xmlns:pic="http://schemas.openxmlformats.org/drawingml/2006/picture">
+                  <pic:nvPicPr>
+                    <pic:cNvPr id="0" name=""/>
+                    <pic:cNvPicPr>
+                      <a:picLocks noChangeAspect="1" noChangeArrowheads="1"/>
+                    </pic:cNvPicPr>
+                  </pic:nvPicPr>
+                  <pic:blipFill>
+                    <a:blip r:embed="rId22"/>
+                    <a:srcRect/>
+                    <a:stretch>
+                      <a:fillRect/>
+                    </a:stretch>
+                  </pic:blipFill>
+                  <pic:spPr bwMode="auto">
+                    <a:xfrm>
+                      <a:off x="0" y="0"/>
+                      <a:ext cx="5619750" cy="1657350"/>
+                    </a:xfrm>
+                    <a:prstGeom prst="rect">
+                      <a:avLst/>
+                    </a:prstGeom>
+                  </pic:spPr>
+                </pic:pic>
+              </a:graphicData>
+            </a:graphic>
+          </wp:inline>
+        </w:drawing>
+      </w:r>
+    </w:p>
+    <w:p>
+      <w:pPr>
+        <w:pStyle w:val="CaptionHinh"/>
+        <w:spacing w:after="160"/>
+        <w:jc w:val="center"/>
+      </w:pPr>
+      <w:bookmarkStart w:id="98" w:name="_Toc244258291"/>
+      <w:r>
+        <w:rPr>
+          <w:b/>
+          <w:bCs/>
+          <w:i/>
+          <w:iCs/>
+        </w:rPr>
+        <w:t xml:space="preserve">Hình 4.9: </w:t>
+      </w:r>
+      <w:r>
+        <w:rPr>
+          <w:i/>
+          <w:iCs/>
+        </w:rPr>
+        <w:t>Chi nhánh đọc cột Luong bị báo lỗi 207; thêm khách CN02 vào mảnh Hà Nội bị ràng buộc CHECK từ chối (lỗi 547)</w:t>
+      </w:r>
+      <w:bookmarkEnd w:id="98"/>
     </w:p>
     <w:p>
       <w:pPr>
@@ -33480,7 +34677,7 @@
         <w:spacing w:before="120" w:after="160"/>
         <w:jc w:val="center"/>
       </w:pPr>
-      <w:bookmarkStart w:id="93" w:name="_Toc244208427"/>
+      <w:bookmarkStart w:id="99" w:name="_Toc244258310"/>
       <w:r>
         <w:rPr>
           <w:b/>
@@ -33497,7 +34694,7 @@
         </w:rPr>
         <w:t>Báo cáo công nợ theo miền (Q3)</w:t>
       </w:r>
-      <w:bookmarkEnd w:id="93"/>
+      <w:bookmarkEnd w:id="99"/>
     </w:p>
     <w:tbl>
       <w:tblPr>
@@ -34250,11 +35447,7 @@
         <w:t>Cách 2</w:t>
       </w:r>
       <w:r>
-        <w:t xml:space="preserve">, phân rã theo mảnh: mỗi site tự tính tổng trên mảnh DHᵢ của mình, trụ sở chỉ hợp ba dòng kết quả. Cách này không cần phép kết nối nào, vì đơn hàng đã </w:t>
-      </w:r>
-      <w:r>
-        <w:lastRenderedPageBreak/>
-        <w:t>được phân mảnh dẫn xuất theo chi nhánh của khách. Đây chính là phép rút gọn chương trình định vị đã trình bày ở mục 3.7.2.</w:t>
+        <w:t>, phân rã theo mảnh: mỗi site tự tính tổng trên mảnh DHᵢ của mình, trụ sở chỉ hợp ba dòng kết quả. Cách này không cần phép kết nối nào, vì đơn hàng đã được phân mảnh dẫn xuất theo chi nhánh của khách. Đây chính là phép rút gọn chương trình định vị đã trình bày ở mục 3.7.2.</w:t>
       </w:r>
     </w:p>
     <w:p>
@@ -34264,7 +35457,7 @@
         <w:spacing w:before="120" w:after="160"/>
         <w:jc w:val="center"/>
       </w:pPr>
-      <w:bookmarkStart w:id="94" w:name="_Toc244208428"/>
+      <w:bookmarkStart w:id="100" w:name="_Toc244258311"/>
       <w:r>
         <w:rPr>
           <w:b/>
@@ -34281,7 +35474,7 @@
         </w:rPr>
         <w:t>Doanh thu theo chi nhánh, không tính đơn đã hủy (Q6)</w:t>
       </w:r>
-      <w:bookmarkEnd w:id="94"/>
+      <w:bookmarkEnd w:id="100"/>
     </w:p>
     <w:tbl>
       <w:tblPr>
@@ -34803,27 +35996,88 @@
     </w:p>
     <w:p>
       <w:pPr>
-        <w:spacing w:before="120" w:after="160"/>
+        <w:keepNext/>
+        <w:spacing w:before="120" w:after="60"/>
         <w:jc w:val="center"/>
       </w:pPr>
       <w:r>
         <w:rPr>
+          <w:noProof/>
+        </w:rPr>
+        <w:drawing>
+          <wp:inline distT="0" distB="0" distL="0" distR="0" wp14:anchorId="1E7CD51D" wp14:editId="36087A6D">
+            <wp:extent cx="5619750" cy="5467350"/>
+            <wp:effectExtent l="0" t="0" r="0" b="0"/>
+            <wp:docPr id="16" name="Picture 16"/>
+            <wp:cNvGraphicFramePr>
+              <a:graphicFrameLocks xmlns:a="http://schemas.openxmlformats.org/drawingml/2006/main" noChangeAspect="1"/>
+            </wp:cNvGraphicFramePr>
+            <a:graphic xmlns:a="http://schemas.openxmlformats.org/drawingml/2006/main">
+              <a:graphicData uri="http://schemas.openxmlformats.org/drawingml/2006/picture">
+                <pic:pic xmlns:pic="http://schemas.openxmlformats.org/drawingml/2006/picture">
+                  <pic:nvPicPr>
+                    <pic:cNvPr id="0" name=""/>
+                    <pic:cNvPicPr>
+                      <a:picLocks noChangeAspect="1" noChangeArrowheads="1"/>
+                    </pic:cNvPicPr>
+                  </pic:nvPicPr>
+                  <pic:blipFill>
+                    <a:blip r:embed="rId23"/>
+                    <a:srcRect/>
+                    <a:stretch>
+                      <a:fillRect/>
+                    </a:stretch>
+                  </pic:blipFill>
+                  <pic:spPr bwMode="auto">
+                    <a:xfrm>
+                      <a:off x="0" y="0"/>
+                      <a:ext cx="5619750" cy="5467350"/>
+                    </a:xfrm>
+                    <a:prstGeom prst="rect">
+                      <a:avLst/>
+                    </a:prstGeom>
+                  </pic:spPr>
+                </pic:pic>
+              </a:graphicData>
+            </a:graphic>
+          </wp:inline>
+        </w:drawing>
+      </w:r>
+    </w:p>
+    <w:p>
+      <w:pPr>
+        <w:pStyle w:val="CaptionHinh"/>
+        <w:spacing w:after="160"/>
+        <w:jc w:val="center"/>
+      </w:pPr>
+      <w:bookmarkStart w:id="101" w:name="_Toc244258292"/>
+      <w:r>
+        <w:rPr>
+          <w:b/>
+          <w:bCs/>
           <w:i/>
           <w:iCs/>
-          <w:highlight w:val="yellow"/>
-        </w:rPr>
-        <w:t>[ẢNH: demo_07_truy_van_toan_cuc.png – Kết quả truy vấn toàn cục qua view]</w:t>
-      </w:r>
+        </w:rPr>
+        <w:t xml:space="preserve">Hình 4.10: </w:t>
+      </w:r>
+      <w:r>
+        <w:rPr>
+          <w:i/>
+          <w:iCs/>
+        </w:rPr>
+        <w:t>Truy vấn toàn cục qua view tại S0: khách có công nợ từ 80% hạn mức (Q3b) và doanh thu theo chi nhánh (Q6a)</w:t>
+      </w:r>
+      <w:bookmarkEnd w:id="101"/>
     </w:p>
     <w:p>
       <w:pPr>
         <w:pStyle w:val="Heading3"/>
       </w:pPr>
-      <w:bookmarkStart w:id="95" w:name="_Toc244208391"/>
+      <w:bookmarkStart w:id="102" w:name="_Toc244258266"/>
       <w:r>
         <w:t>4.7.5 Giao dịch phân tán</w:t>
       </w:r>
-      <w:bookmarkEnd w:id="95"/>
+      <w:bookmarkEnd w:id="102"/>
     </w:p>
     <w:p>
       <w:pPr>
@@ -35156,6 +36410,7 @@
           <w:sz w:val="17"/>
           <w:szCs w:val="17"/>
         </w:rPr>
+        <w:lastRenderedPageBreak/>
         <w:t xml:space="preserve">        WHERE MaKH = @MaKH;</w:t>
       </w:r>
     </w:p>
@@ -35444,33 +36699,94 @@
         <w:jc w:val="both"/>
       </w:pPr>
       <w:r>
+        <w:t>Trên cùng một instance, SQL Server tự đảm bảo tính nguyên tử cho giao dịch trên nhiều CSDL. Khi các site là các máy khác nhau nối qua Linked Server, giao dịch được điều phối bởi MSDTC theo giao thức cam kết hai pha (2PC).</w:t>
+      </w:r>
+    </w:p>
+    <w:p>
+      <w:pPr>
+        <w:keepNext/>
+        <w:spacing w:before="120" w:after="60"/>
+        <w:jc w:val="center"/>
+      </w:pPr>
+      <w:r>
+        <w:rPr>
+          <w:noProof/>
+        </w:rPr>
         <w:lastRenderedPageBreak/>
-        <w:t>Trên cùng một instance, SQL Server tự đảm bảo tính nguyên tử cho giao dịch trên nhiều CSDL. Khi các site là các máy khác nhau nối qua Linked Server, giao dịch được điều phối bởi MSDTC theo giao thức cam kết hai pha (2PC).</w:t>
-      </w:r>
-    </w:p>
-    <w:p>
-      <w:pPr>
-        <w:spacing w:before="120" w:after="160"/>
+        <w:drawing>
+          <wp:inline distT="0" distB="0" distL="0" distR="0" wp14:anchorId="7E4D669C" wp14:editId="7A6665A8">
+            <wp:extent cx="5619750" cy="4800600"/>
+            <wp:effectExtent l="0" t="0" r="0" b="0"/>
+            <wp:docPr id="17" name="Picture 17"/>
+            <wp:cNvGraphicFramePr>
+              <a:graphicFrameLocks xmlns:a="http://schemas.openxmlformats.org/drawingml/2006/main" noChangeAspect="1"/>
+            </wp:cNvGraphicFramePr>
+            <a:graphic xmlns:a="http://schemas.openxmlformats.org/drawingml/2006/main">
+              <a:graphicData uri="http://schemas.openxmlformats.org/drawingml/2006/picture">
+                <pic:pic xmlns:pic="http://schemas.openxmlformats.org/drawingml/2006/picture">
+                  <pic:nvPicPr>
+                    <pic:cNvPr id="0" name=""/>
+                    <pic:cNvPicPr>
+                      <a:picLocks noChangeAspect="1" noChangeArrowheads="1"/>
+                    </pic:cNvPicPr>
+                  </pic:nvPicPr>
+                  <pic:blipFill>
+                    <a:blip r:embed="rId24"/>
+                    <a:srcRect/>
+                    <a:stretch>
+                      <a:fillRect/>
+                    </a:stretch>
+                  </pic:blipFill>
+                  <pic:spPr bwMode="auto">
+                    <a:xfrm>
+                      <a:off x="0" y="0"/>
+                      <a:ext cx="5619750" cy="4800600"/>
+                    </a:xfrm>
+                    <a:prstGeom prst="rect">
+                      <a:avLst/>
+                    </a:prstGeom>
+                  </pic:spPr>
+                </pic:pic>
+              </a:graphicData>
+            </a:graphic>
+          </wp:inline>
+        </w:drawing>
+      </w:r>
+    </w:p>
+    <w:p>
+      <w:pPr>
+        <w:pStyle w:val="CaptionHinh"/>
+        <w:spacing w:after="160"/>
         <w:jc w:val="center"/>
       </w:pPr>
-      <w:r>
-        <w:rPr>
+      <w:bookmarkStart w:id="103" w:name="_Toc244258293"/>
+      <w:r>
+        <w:rPr>
+          <w:b/>
+          <w:bCs/>
           <w:i/>
           <w:iCs/>
-          <w:highlight w:val="yellow"/>
-        </w:rPr>
-        <w:t>[ẢNH: demo_08_giao_dich.png – Công nợ trước và sau giao dịch, thông báo lỗi khi vượt hạn mức]</w:t>
-      </w:r>
+        </w:rPr>
+        <w:t xml:space="preserve">Hình 4.11: </w:t>
+      </w:r>
+      <w:r>
+        <w:rPr>
+          <w:i/>
+          <w:iCs/>
+        </w:rPr>
+        <w:t>Giao dịch phân tán: công nợ KH007 trước và sau khi lập đơn DH046; đơn vượt hạn mức của KH022 bị hủy với lỗi 50002 và không site nào bị ghi dở</w:t>
+      </w:r>
+      <w:bookmarkEnd w:id="103"/>
     </w:p>
     <w:p>
       <w:pPr>
         <w:pStyle w:val="Heading2"/>
       </w:pPr>
-      <w:bookmarkStart w:id="96" w:name="_Toc244208392"/>
+      <w:bookmarkStart w:id="104" w:name="_Toc244258267"/>
       <w:r>
         <w:t>4.8 Đánh giá</w:t>
       </w:r>
-      <w:bookmarkEnd w:id="96"/>
+      <w:bookmarkEnd w:id="104"/>
     </w:p>
     <w:p>
       <w:pPr>
@@ -35581,6 +36897,7 @@
         <w:jc w:val="both"/>
       </w:pPr>
       <w:r>
+        <w:lastRenderedPageBreak/>
         <w:t>Lập đơn hàng trở thành giao dịch phân tán vì công nợ nằm ở trụ sở. Nếu đường truyền đến trụ sở gián đoạn, chi nhánh không lập được đơn. Có thể cân nhắc để công nợ tại chi nhánh và định kỳ đồng bộ về trụ sở, nhưng khi đó phải chấp nhận dữ liệu báo cáo có độ trễ.</w:t>
       </w:r>
     </w:p>
@@ -35630,11 +36947,11 @@
       <w:pPr>
         <w:pStyle w:val="Heading2"/>
       </w:pPr>
-      <w:bookmarkStart w:id="97" w:name="_Toc244208393"/>
+      <w:bookmarkStart w:id="105" w:name="_Toc244258268"/>
       <w:r>
         <w:t>4.9 Kết chương</w:t>
       </w:r>
-      <w:bookmarkEnd w:id="97"/>
+      <w:bookmarkEnd w:id="105"/>
     </w:p>
     <w:p>
       <w:pPr>
@@ -35643,11 +36960,7 @@
         <w:jc w:val="both"/>
       </w:pPr>
       <w:r>
-        <w:t xml:space="preserve">Chương 4 đã áp dụng phân mảnh hỗn hợp cho hệ thống quản lý đơn hàng: phân tích ứng dụng, thiết kế phân mảnh HV cho KhachHang, VH cho NhanVien, phân mảnh dẫn xuất cho DonHang và ChiTietDonHang, nhân bản ChiNhanh và SanPham, lập lược đồ cấp phát, và cài đặt trên SQL Server kèm kiểm tra tính đúng đắn, truy vấn và giao </w:t>
-      </w:r>
-      <w:r>
-        <w:lastRenderedPageBreak/>
-        <w:t>dịch phân tán. Kết quả cho thấy thiết kế giúp đa số truy vấn chạy cục bộ, đổi lại một số thao tác cập nhật trở thành giao dịch phân tán.</w:t>
+        <w:t>Chương 4 đã áp dụng phân mảnh hỗn hợp cho hệ thống quản lý đơn hàng: phân tích ứng dụng, thiết kế phân mảnh HV cho KhachHang, VH cho NhanVien, phân mảnh dẫn xuất cho DonHang và ChiTietDonHang, nhân bản ChiNhanh và SanPham, lập lược đồ cấp phát, và cài đặt trên SQL Server kèm kiểm tra tính đúng đắn, truy vấn và giao dịch phân tán. Kết quả cho thấy thiết kế giúp đa số truy vấn chạy cục bộ, đổi lại một số thao tác cập nhật trở thành giao dịch phân tán.</w:t>
       </w:r>
     </w:p>
     <w:p>
@@ -35655,22 +36968,22 @@
         <w:pStyle w:val="Heading1"/>
         <w:pageBreakBefore/>
       </w:pPr>
-      <w:bookmarkStart w:id="98" w:name="_Toc244208394"/>
+      <w:bookmarkStart w:id="106" w:name="_Toc244258269"/>
       <w:r>
         <w:lastRenderedPageBreak/>
         <w:t>CHƯƠNG 5. KẾT LUẬN VÀ HƯỚNG PHÁT TRIỂN</w:t>
       </w:r>
-      <w:bookmarkEnd w:id="98"/>
+      <w:bookmarkEnd w:id="106"/>
     </w:p>
     <w:p>
       <w:pPr>
         <w:pStyle w:val="Heading2"/>
       </w:pPr>
-      <w:bookmarkStart w:id="99" w:name="_Toc244208395"/>
+      <w:bookmarkStart w:id="107" w:name="_Toc244258270"/>
       <w:r>
         <w:t>5.1 Kết quả đạt được</w:t>
       </w:r>
-      <w:bookmarkEnd w:id="99"/>
+      <w:bookmarkEnd w:id="107"/>
     </w:p>
     <w:p>
       <w:pPr>
@@ -35719,11 +37032,11 @@
       <w:pPr>
         <w:pStyle w:val="Heading2"/>
       </w:pPr>
-      <w:bookmarkStart w:id="100" w:name="_Toc244208396"/>
+      <w:bookmarkStart w:id="108" w:name="_Toc244258271"/>
       <w:r>
         <w:t>5.2 Hạn chế</w:t>
       </w:r>
-      <w:bookmarkEnd w:id="100"/>
+      <w:bookmarkEnd w:id="108"/>
     </w:p>
     <w:p>
       <w:pPr>
@@ -35785,11 +37098,11 @@
       <w:pPr>
         <w:pStyle w:val="Heading2"/>
       </w:pPr>
-      <w:bookmarkStart w:id="101" w:name="_Toc244208397"/>
+      <w:bookmarkStart w:id="109" w:name="_Toc244258272"/>
       <w:r>
         <w:t>5.3 Hướng phát triển</w:t>
       </w:r>
-      <w:bookmarkEnd w:id="101"/>
+      <w:bookmarkEnd w:id="109"/>
     </w:p>
     <w:p>
       <w:pPr>
@@ -35867,12 +37180,12 @@
         <w:pStyle w:val="Heading1"/>
         <w:pageBreakBefore/>
       </w:pPr>
-      <w:bookmarkStart w:id="102" w:name="_Toc244208398"/>
+      <w:bookmarkStart w:id="110" w:name="_Toc244258273"/>
       <w:r>
         <w:lastRenderedPageBreak/>
         <w:t>TÀI LIỆU THAM KHẢO</w:t>
       </w:r>
-      <w:bookmarkEnd w:id="102"/>
+      <w:bookmarkEnd w:id="110"/>
     </w:p>
     <w:p>
       <w:pPr>
@@ -35982,12 +37295,12 @@
         <w:pStyle w:val="Heading1"/>
         <w:pageBreakBefore/>
       </w:pPr>
-      <w:bookmarkStart w:id="103" w:name="_Toc244208399"/>
+      <w:bookmarkStart w:id="111" w:name="_Toc244258274"/>
       <w:r>
         <w:lastRenderedPageBreak/>
         <w:t>PHỤ LỤC</w:t>
       </w:r>
-      <w:bookmarkEnd w:id="103"/>
+      <w:bookmarkEnd w:id="111"/>
     </w:p>
     <w:p>
       <w:pPr>
@@ -36003,11 +37316,11 @@
       <w:pPr>
         <w:pStyle w:val="Heading2"/>
       </w:pPr>
-      <w:bookmarkStart w:id="104" w:name="_Toc244208400"/>
+      <w:bookmarkStart w:id="112" w:name="_Toc244258275"/>
       <w:r>
         <w:t>Phụ lục A. Script tái thiết và kiểm tra tính đúng đắn</w:t>
       </w:r>
-      <w:bookmarkEnd w:id="104"/>
+      <w:bookmarkEnd w:id="112"/>
     </w:p>
     <w:p>
       <w:pPr>
@@ -43111,7 +44424,7 @@
           <w:sz w:val="17"/>
           <w:szCs w:val="17"/>
         </w:rPr>
-        <w:t>i: 13 dòng, t</w:t>
+        <w:t>i: 14 dòng, t</w:t>
       </w:r>
       <w:r>
         <w:rPr>
@@ -43181,11 +44494,11 @@
       <w:pPr>
         <w:pStyle w:val="Heading2"/>
       </w:pPr>
-      <w:bookmarkStart w:id="105" w:name="_Toc244208401"/>
+      <w:bookmarkStart w:id="113" w:name="_Toc244258276"/>
       <w:r>
         <w:t>Phụ lục B. Script truy vấn minh họa và giao dịch phân tán</w:t>
       </w:r>
-      <w:bookmarkEnd w:id="105"/>
+      <w:bookmarkEnd w:id="113"/>
     </w:p>
     <w:p>
       <w:pPr>
@@ -50856,8 +52169,8 @@
       </w:r>
     </w:p>
     <w:sectPr>
-      <w:headerReference w:type="default" r:id="rId17"/>
-      <w:footerReference w:type="default" r:id="rId18"/>
+      <w:headerReference w:type="default" r:id="rId25"/>
+      <w:footerReference w:type="default" r:id="rId26"/>
       <w:pgSz w:w="11906" w:h="16838"/>
       <w:pgMar w:top="1134" w:right="1134" w:bottom="1134" w:left="1701" w:header="567" w:footer="567" w:gutter="0"/>
       <w:pgNumType w:start="1"/>
@@ -51035,211 +52348,211 @@
 <file path=word/numbering.xml><?xml version="1.0" encoding="utf-8"?>
 <w:numbering xmlns:wpc="http://schemas.microsoft.com/office/word/2010/wordprocessingCanvas" xmlns:cx="http://schemas.microsoft.com/office/drawing/2014/chartex" xmlns:cx1="http://schemas.microsoft.com/office/drawing/2015/9/8/chartex" xmlns:cx2="http://schemas.microsoft.com/office/drawing/2015/10/21/chartex" xmlns:cx3="http://schemas.microsoft.com/office/drawing/2016/5/9/chartex" xmlns:cx4="http://schemas.microsoft.com/office/drawing/2016/5/10/chartex" xmlns:cx5="http://schemas.microsoft.com/office/drawing/2016/5/11/chartex" xmlns:cx6="http://schemas.microsoft.com/office/drawing/2016/5/12/chartex" xmlns:cx7="http://schemas.microsoft.com/office/drawing/2016/5/13/chartex" xmlns:cx8="http://schemas.microsoft.com/office/drawing/2016/5/14/chartex" xmlns:mc="http://schemas.openxmlformats.org/markup-compatibility/2006" xmlns:aink="http://schemas.microsoft.com/office/drawing/2016/ink" xmlns:am3d="http://schemas.microsoft.com/office/drawing/2017/model3d" xmlns:o="urn:schemas-microsoft-com:office:office" xmlns:oel="http://schemas.microsoft.com/office/2019/extlst" xmlns:r="http://schemas.openxmlformats.org/officeDocument/2006/relationships" xmlns:m="http://schemas.openxmlformats.org/officeDocument/2006/math" xmlns:v="urn:schemas-microsoft-com:vml" xmlns:wp14="http://schemas.microsoft.com/office/word/2010/wordprocessingDrawing" xmlns:wp="http://schemas.openxmlformats.org/drawingml/2006/wordprocessingDrawing" xmlns:w10="urn:schemas-microsoft-com:office:word" xmlns:w="http://schemas.openxmlformats.org/wordprocessingml/2006/main" xmlns:w14="http://schemas.microsoft.com/office/word/2010/wordml" xmlns:w15="http://schemas.microsoft.com/office/word/2012/wordml" xmlns:w16cex="http://schemas.microsoft.com/office/word/2018/wordml/cex" xmlns:w16cid="http://schemas.microsoft.com/office/word/2016/wordml/cid" xmlns:w16="http://schemas.microsoft.com/office/word/2018/wordml" xmlns:w16sdtdh="http://schemas.microsoft.com/office/word/2020/wordml/sdtdatahash" xmlns:w16se="http://schemas.microsoft.com/office/word/2015/wordml/symex" xmlns:wpg="http://schemas.microsoft.com/office/word/2010/wordprocessingGroup" xmlns:wpi="http://schemas.microsoft.com/office/word/2010/wordprocessingInk" xmlns:wne="http://schemas.microsoft.com/office/word/2006/wordml" xmlns:wps="http://schemas.microsoft.com/office/word/2010/wordprocessingShape" mc:Ignorable="w14 w15 w16se w16cid w16 w16cex w16sdtdh wp14">
   <w:abstractNum w:abstractNumId="0" w15:restartNumberingAfterBreak="0">
-    <w:nsid w:val="21016764"/>
+    <w:nsid w:val="247D07E8"/>
     <w:multiLevelType w:val="hybridMultilevel"/>
-    <w:tmpl w:val="86C01CC0"/>
-    <w:lvl w:ilvl="0" w:tplc="402C62AC">
+    <w:tmpl w:val="1494CE04"/>
+    <w:lvl w:ilvl="0" w:tplc="0FF477D2" w:tentative="1">
       <w:start w:val="1"/>
       <w:numFmt w:val="bullet"/>
-      <w:lvlText w:val="–"/>
+      <w:lvlText w:val="●"/>
       <w:lvlJc w:val="left"/>
       <w:pPr>
         <w:ind w:left="720" w:hanging="360"/>
       </w:pPr>
     </w:lvl>
-    <w:lvl w:ilvl="1" w:tplc="C1AA3002" w:tentative="1">
+    <w:lvl w:ilvl="1" w:tplc="1A323054" w:tentative="1">
       <w:start w:val="1"/>
       <w:numFmt w:val="bullet"/>
-      <w:lvlText w:val="+"/>
+      <w:lvlText w:val="○"/>
       <w:lvlJc w:val="left"/>
       <w:pPr>
-        <w:ind w:left="1260" w:hanging="360"/>
+        <w:ind w:left="1440" w:hanging="360"/>
       </w:pPr>
     </w:lvl>
-    <w:lvl w:ilvl="2" w:tplc="358452B4">
+    <w:lvl w:ilvl="2" w:tplc="6A2A33CA" w:tentative="1">
+      <w:start w:val="1"/>
+      <w:numFmt w:val="bullet"/>
+      <w:lvlText w:val="■"/>
+      <w:lvlJc w:val="left"/>
+      <w:pPr>
+        <w:ind w:left="2160" w:hanging="360"/>
+      </w:pPr>
+    </w:lvl>
+    <w:lvl w:ilvl="3" w:tplc="136A3266" w:tentative="1">
+      <w:start w:val="1"/>
+      <w:numFmt w:val="bullet"/>
+      <w:lvlText w:val="●"/>
+      <w:lvlJc w:val="left"/>
+      <w:pPr>
+        <w:ind w:left="2880" w:hanging="360"/>
+      </w:pPr>
+    </w:lvl>
+    <w:lvl w:ilvl="4" w:tplc="BB729144" w:tentative="1">
+      <w:start w:val="1"/>
+      <w:numFmt w:val="bullet"/>
+      <w:lvlText w:val="○"/>
+      <w:lvlJc w:val="left"/>
+      <w:pPr>
+        <w:ind w:left="3600" w:hanging="360"/>
+      </w:pPr>
+    </w:lvl>
+    <w:lvl w:ilvl="5" w:tplc="557E4A0C" w:tentative="1">
+      <w:start w:val="1"/>
+      <w:numFmt w:val="bullet"/>
+      <w:lvlText w:val="■"/>
+      <w:lvlJc w:val="left"/>
+      <w:pPr>
+        <w:ind w:left="4320" w:hanging="360"/>
+      </w:pPr>
+    </w:lvl>
+    <w:lvl w:ilvl="6" w:tplc="3A3EC99C" w:tentative="1">
+      <w:start w:val="1"/>
+      <w:numFmt w:val="bullet"/>
+      <w:lvlText w:val="●"/>
+      <w:lvlJc w:val="left"/>
+      <w:pPr>
+        <w:ind w:left="5040" w:hanging="360"/>
+      </w:pPr>
+    </w:lvl>
+    <w:lvl w:ilvl="7" w:tplc="F79E2DB4" w:tentative="1">
+      <w:start w:val="1"/>
+      <w:numFmt w:val="bullet"/>
+      <w:lvlText w:val="●"/>
+      <w:lvlJc w:val="left"/>
+      <w:pPr>
+        <w:ind w:left="5760" w:hanging="360"/>
+      </w:pPr>
+    </w:lvl>
+    <w:lvl w:ilvl="8" w:tplc="B5CA7420" w:tentative="1">
+      <w:start w:val="1"/>
+      <w:numFmt w:val="bullet"/>
+      <w:lvlText w:val="●"/>
+      <w:lvlJc w:val="left"/>
+      <w:pPr>
+        <w:ind w:left="6480" w:hanging="360"/>
+      </w:pPr>
+    </w:lvl>
+  </w:abstractNum>
+  <w:abstractNum w:abstractNumId="1" w15:restartNumberingAfterBreak="0">
+    <w:nsid w:val="265C5FF2"/>
+    <w:multiLevelType w:val="hybridMultilevel"/>
+    <w:tmpl w:val="463E27C6"/>
+    <w:lvl w:ilvl="0" w:tplc="1E529B10">
+      <w:start w:val="1"/>
+      <w:numFmt w:val="decimal"/>
+      <w:lvlText w:val="%1."/>
+      <w:lvlJc w:val="left"/>
+      <w:pPr>
+        <w:ind w:left="720" w:hanging="360"/>
+      </w:pPr>
+    </w:lvl>
+    <w:lvl w:ilvl="1" w:tplc="3AA06DFE">
       <w:numFmt w:val="decimal"/>
       <w:lvlText w:val=""/>
       <w:lvlJc w:val="left"/>
     </w:lvl>
-    <w:lvl w:ilvl="3" w:tplc="1C008542">
+    <w:lvl w:ilvl="2" w:tplc="42F40B50">
       <w:numFmt w:val="decimal"/>
       <w:lvlText w:val=""/>
       <w:lvlJc w:val="left"/>
     </w:lvl>
-    <w:lvl w:ilvl="4" w:tplc="C9185B86">
+    <w:lvl w:ilvl="3" w:tplc="3D987B1E">
       <w:numFmt w:val="decimal"/>
       <w:lvlText w:val=""/>
       <w:lvlJc w:val="left"/>
     </w:lvl>
-    <w:lvl w:ilvl="5" w:tplc="97BA24E4">
+    <w:lvl w:ilvl="4" w:tplc="B666E494">
       <w:numFmt w:val="decimal"/>
       <w:lvlText w:val=""/>
       <w:lvlJc w:val="left"/>
     </w:lvl>
-    <w:lvl w:ilvl="6" w:tplc="A68234A2">
+    <w:lvl w:ilvl="5" w:tplc="92A8D83E">
       <w:numFmt w:val="decimal"/>
       <w:lvlText w:val=""/>
       <w:lvlJc w:val="left"/>
     </w:lvl>
-    <w:lvl w:ilvl="7" w:tplc="90B4AB6A">
+    <w:lvl w:ilvl="6" w:tplc="64F2303C">
       <w:numFmt w:val="decimal"/>
       <w:lvlText w:val=""/>
       <w:lvlJc w:val="left"/>
     </w:lvl>
-    <w:lvl w:ilvl="8" w:tplc="A81A5FE4">
+    <w:lvl w:ilvl="7" w:tplc="D2384C9A">
+      <w:numFmt w:val="decimal"/>
+      <w:lvlText w:val=""/>
+      <w:lvlJc w:val="left"/>
+    </w:lvl>
+    <w:lvl w:ilvl="8" w:tplc="09FEB838">
       <w:numFmt w:val="decimal"/>
       <w:lvlText w:val=""/>
       <w:lvlJc w:val="left"/>
     </w:lvl>
   </w:abstractNum>
-  <w:abstractNum w:abstractNumId="1" w15:restartNumberingAfterBreak="0">
-    <w:nsid w:val="34F60225"/>
+  <w:abstractNum w:abstractNumId="2" w15:restartNumberingAfterBreak="0">
+    <w:nsid w:val="712C7EDB"/>
     <w:multiLevelType w:val="hybridMultilevel"/>
-    <w:tmpl w:val="E9F870D4"/>
-    <w:lvl w:ilvl="0" w:tplc="010CA13E" w:tentative="1">
+    <w:tmpl w:val="EA544E1E"/>
+    <w:lvl w:ilvl="0" w:tplc="69E024E2">
       <w:start w:val="1"/>
       <w:numFmt w:val="bullet"/>
-      <w:lvlText w:val="●"/>
+      <w:lvlText w:val="–"/>
       <w:lvlJc w:val="left"/>
       <w:pPr>
         <w:ind w:left="720" w:hanging="360"/>
       </w:pPr>
     </w:lvl>
-    <w:lvl w:ilvl="1" w:tplc="304C53EC" w:tentative="1">
+    <w:lvl w:ilvl="1" w:tplc="69EE57E2" w:tentative="1">
       <w:start w:val="1"/>
       <w:numFmt w:val="bullet"/>
-      <w:lvlText w:val="○"/>
+      <w:lvlText w:val="+"/>
       <w:lvlJc w:val="left"/>
       <w:pPr>
-        <w:ind w:left="1440" w:hanging="360"/>
+        <w:ind w:left="1260" w:hanging="360"/>
       </w:pPr>
     </w:lvl>
-    <w:lvl w:ilvl="2" w:tplc="EF32E3BC" w:tentative="1">
-      <w:start w:val="1"/>
-      <w:numFmt w:val="bullet"/>
-      <w:lvlText w:val="■"/>
-      <w:lvlJc w:val="left"/>
-      <w:pPr>
-        <w:ind w:left="2160" w:hanging="360"/>
-      </w:pPr>
-    </w:lvl>
-    <w:lvl w:ilvl="3" w:tplc="4F5025D6" w:tentative="1">
-      <w:start w:val="1"/>
-      <w:numFmt w:val="bullet"/>
-      <w:lvlText w:val="●"/>
-      <w:lvlJc w:val="left"/>
-      <w:pPr>
-        <w:ind w:left="2880" w:hanging="360"/>
-      </w:pPr>
-    </w:lvl>
-    <w:lvl w:ilvl="4" w:tplc="044AFEA4" w:tentative="1">
-      <w:start w:val="1"/>
-      <w:numFmt w:val="bullet"/>
-      <w:lvlText w:val="○"/>
-      <w:lvlJc w:val="left"/>
-      <w:pPr>
-        <w:ind w:left="3600" w:hanging="360"/>
-      </w:pPr>
-    </w:lvl>
-    <w:lvl w:ilvl="5" w:tplc="8F5640FA" w:tentative="1">
-      <w:start w:val="1"/>
-      <w:numFmt w:val="bullet"/>
-      <w:lvlText w:val="■"/>
-      <w:lvlJc w:val="left"/>
-      <w:pPr>
-        <w:ind w:left="4320" w:hanging="360"/>
-      </w:pPr>
-    </w:lvl>
-    <w:lvl w:ilvl="6" w:tplc="3078E00C" w:tentative="1">
-      <w:start w:val="1"/>
-      <w:numFmt w:val="bullet"/>
-      <w:lvlText w:val="●"/>
-      <w:lvlJc w:val="left"/>
-      <w:pPr>
-        <w:ind w:left="5040" w:hanging="360"/>
-      </w:pPr>
-    </w:lvl>
-    <w:lvl w:ilvl="7" w:tplc="DF7AD840" w:tentative="1">
-      <w:start w:val="1"/>
-      <w:numFmt w:val="bullet"/>
-      <w:lvlText w:val="●"/>
-      <w:lvlJc w:val="left"/>
-      <w:pPr>
-        <w:ind w:left="5760" w:hanging="360"/>
-      </w:pPr>
-    </w:lvl>
-    <w:lvl w:ilvl="8" w:tplc="B15E0A1E" w:tentative="1">
-      <w:start w:val="1"/>
-      <w:numFmt w:val="bullet"/>
-      <w:lvlText w:val="●"/>
-      <w:lvlJc w:val="left"/>
-      <w:pPr>
-        <w:ind w:left="6480" w:hanging="360"/>
-      </w:pPr>
-    </w:lvl>
-  </w:abstractNum>
-  <w:abstractNum w:abstractNumId="2" w15:restartNumberingAfterBreak="0">
-    <w:nsid w:val="4CA80A82"/>
-    <w:multiLevelType w:val="hybridMultilevel"/>
-    <w:tmpl w:val="BDEA2A28"/>
-    <w:lvl w:ilvl="0" w:tplc="A6AE14E0">
-      <w:start w:val="1"/>
-      <w:numFmt w:val="decimal"/>
-      <w:lvlText w:val="%1."/>
-      <w:lvlJc w:val="left"/>
-      <w:pPr>
-        <w:ind w:left="720" w:hanging="360"/>
-      </w:pPr>
-    </w:lvl>
-    <w:lvl w:ilvl="1" w:tplc="483CAC64">
+    <w:lvl w:ilvl="2" w:tplc="E5DA5ADA">
       <w:numFmt w:val="decimal"/>
       <w:lvlText w:val=""/>
       <w:lvlJc w:val="left"/>
     </w:lvl>
-    <w:lvl w:ilvl="2" w:tplc="16E0189A">
+    <w:lvl w:ilvl="3" w:tplc="EB0250D2">
       <w:numFmt w:val="decimal"/>
       <w:lvlText w:val=""/>
       <w:lvlJc w:val="left"/>
     </w:lvl>
-    <w:lvl w:ilvl="3" w:tplc="1806232A">
+    <w:lvl w:ilvl="4" w:tplc="DA824DFE">
       <w:numFmt w:val="decimal"/>
       <w:lvlText w:val=""/>
       <w:lvlJc w:val="left"/>
     </w:lvl>
-    <w:lvl w:ilvl="4" w:tplc="7102ECF0">
+    <w:lvl w:ilvl="5" w:tplc="810E8BD6">
       <w:numFmt w:val="decimal"/>
       <w:lvlText w:val=""/>
       <w:lvlJc w:val="left"/>
     </w:lvl>
-    <w:lvl w:ilvl="5" w:tplc="4570664C">
+    <w:lvl w:ilvl="6" w:tplc="14FC46CE">
       <w:numFmt w:val="decimal"/>
       <w:lvlText w:val=""/>
       <w:lvlJc w:val="left"/>
     </w:lvl>
-    <w:lvl w:ilvl="6" w:tplc="020E1380">
+    <w:lvl w:ilvl="7" w:tplc="BC9AD544">
       <w:numFmt w:val="decimal"/>
       <w:lvlText w:val=""/>
       <w:lvlJc w:val="left"/>
     </w:lvl>
-    <w:lvl w:ilvl="7" w:tplc="52F84798">
-      <w:numFmt w:val="decimal"/>
-      <w:lvlText w:val=""/>
-      <w:lvlJc w:val="left"/>
-    </w:lvl>
-    <w:lvl w:ilvl="8" w:tplc="28D029AA">
+    <w:lvl w:ilvl="8" w:tplc="1DAA8994">
       <w:numFmt w:val="decimal"/>
       <w:lvlText w:val=""/>
       <w:lvlJc w:val="left"/>
     </w:lvl>
   </w:abstractNum>
-  <w:num w:numId="1" w16cid:durableId="272520828">
-    <w:abstractNumId w:val="1"/>
+  <w:num w:numId="1" w16cid:durableId="250430433">
+    <w:abstractNumId w:val="0"/>
     <w:lvlOverride w:ilvl="0">
       <w:startOverride w:val="1"/>
     </w:lvlOverride>
   </w:num>
-  <w:num w:numId="2" w16cid:durableId="1419062409">
-    <w:abstractNumId w:val="0"/>
+  <w:num w:numId="2" w16cid:durableId="625164024">
+    <w:abstractNumId w:val="2"/>
     <w:lvlOverride w:ilvl="0">
       <w:startOverride w:val="1"/>
     </w:lvlOverride>
@@ -51247,20 +52560,20 @@
       <w:startOverride w:val="1"/>
     </w:lvlOverride>
   </w:num>
-  <w:num w:numId="3" w16cid:durableId="1926645597">
-    <w:abstractNumId w:val="2"/>
+  <w:num w:numId="3" w16cid:durableId="540869717">
+    <w:abstractNumId w:val="1"/>
     <w:lvlOverride w:ilvl="0">
       <w:startOverride w:val="1"/>
     </w:lvlOverride>
   </w:num>
-  <w:num w:numId="4" w16cid:durableId="1475760875">
-    <w:abstractNumId w:val="2"/>
+  <w:num w:numId="4" w16cid:durableId="563369398">
+    <w:abstractNumId w:val="1"/>
     <w:lvlOverride w:ilvl="0">
       <w:startOverride w:val="1"/>
     </w:lvlOverride>
   </w:num>
-  <w:num w:numId="5" w16cid:durableId="1356426310">
-    <w:abstractNumId w:val="2"/>
+  <w:num w:numId="5" w16cid:durableId="755052604">
+    <w:abstractNumId w:val="1"/>
     <w:lvlOverride w:ilvl="0">
       <w:startOverride w:val="1"/>
     </w:lvlOverride>

--- a/docs/BaoCao_PhanManhHonHop.docx
+++ b/docs/BaoCao_PhanManhHonHop.docx
@@ -43,16 +43,51 @@
     </w:p>
     <w:p>
       <w:pPr>
-        <w:spacing w:after="900"/>
+        <w:spacing w:after="700"/>
         <w:jc w:val="center"/>
       </w:pPr>
       <w:r>
         <w:rPr>
-          <w:i/>
-          <w:iCs/>
-          <w:highlight w:val="yellow"/>
-        </w:rPr>
-        <w:t>[Chèn logo HUTECH]</w:t>
+          <w:noProof/>
+        </w:rPr>
+        <w:drawing>
+          <wp:inline distT="0" distB="0" distL="0" distR="0" wp14:anchorId="658ACDBC" wp14:editId="1903923F">
+            <wp:extent cx="2714625" cy="676275"/>
+            <wp:effectExtent l="0" t="0" r="0" b="0"/>
+            <wp:docPr id="18" name="Picture 18"/>
+            <wp:cNvGraphicFramePr>
+              <a:graphicFrameLocks xmlns:a="http://schemas.openxmlformats.org/drawingml/2006/main" noChangeAspect="1"/>
+            </wp:cNvGraphicFramePr>
+            <a:graphic xmlns:a="http://schemas.openxmlformats.org/drawingml/2006/main">
+              <a:graphicData uri="http://schemas.openxmlformats.org/drawingml/2006/picture">
+                <pic:pic xmlns:pic="http://schemas.openxmlformats.org/drawingml/2006/picture">
+                  <pic:nvPicPr>
+                    <pic:cNvPr id="0" name=""/>
+                    <pic:cNvPicPr>
+                      <a:picLocks noChangeAspect="1" noChangeArrowheads="1"/>
+                    </pic:cNvPicPr>
+                  </pic:nvPicPr>
+                  <pic:blipFill>
+                    <a:blip r:embed="rId7"/>
+                    <a:srcRect/>
+                    <a:stretch>
+                      <a:fillRect/>
+                    </a:stretch>
+                  </pic:blipFill>
+                  <pic:spPr bwMode="auto">
+                    <a:xfrm>
+                      <a:off x="0" y="0"/>
+                      <a:ext cx="2714625" cy="676275"/>
+                    </a:xfrm>
+                    <a:prstGeom prst="rect">
+                      <a:avLst/>
+                    </a:prstGeom>
+                  </pic:spPr>
+                </pic:pic>
+              </a:graphicData>
+            </a:graphic>
+          </wp:inline>
+        </w:drawing>
       </w:r>
     </w:p>
     <w:p>
@@ -204,7 +239,7 @@
       </w:r>
       <w:r>
         <w:tab/>
-        <w:t>………………</w:t>
+        <w:t>23DTHE3</w:t>
       </w:r>
     </w:p>
     <w:p>
@@ -1153,7 +1188,7 @@
     <w:sdt>
       <w:sdtPr>
         <w:alias w:val="Mục lục"/>
-        <w:id w:val="-1656986408"/>
+        <w:id w:val="79027882"/>
       </w:sdtPr>
       <w:sdtEndPr/>
       <w:sdtContent>
@@ -1181,7 +1216,7 @@
           <w:r>
             <w:fldChar w:fldCharType="separate"/>
           </w:r>
-          <w:hyperlink w:anchor="_Toc244258198" w:history="1">
+          <w:hyperlink w:anchor="_Toc244259578" w:history="1">
             <w:r>
               <w:rPr>
                 <w:rStyle w:val="Hyperlink"/>
@@ -1205,7 +1240,7 @@
               <w:rPr>
                 <w:noProof/>
               </w:rPr>
-              <w:instrText xml:space="preserve"> PAGEREF _Toc244258198 \h </w:instrText>
+              <w:instrText xml:space="preserve"> PAGEREF _Toc244259578 \h </w:instrText>
             </w:r>
             <w:r>
               <w:rPr>
@@ -1247,7 +1282,7 @@
               <w14:ligatures w14:val="standardContextual"/>
             </w:rPr>
           </w:pPr>
-          <w:hyperlink w:anchor="_Toc244258199" w:history="1">
+          <w:hyperlink w:anchor="_Toc244259579" w:history="1">
             <w:r>
               <w:rPr>
                 <w:rStyle w:val="Hyperlink"/>
@@ -1271,7 +1306,7 @@
               <w:rPr>
                 <w:noProof/>
               </w:rPr>
-              <w:instrText xml:space="preserve"> PAGEREF _Toc244258199 \h </w:instrText>
+              <w:instrText xml:space="preserve"> PAGEREF _Toc244259579 \h </w:instrText>
             </w:r>
             <w:r>
               <w:rPr>
@@ -1313,7 +1348,7 @@
               <w14:ligatures w14:val="standardContextual"/>
             </w:rPr>
           </w:pPr>
-          <w:hyperlink w:anchor="_Toc244258200" w:history="1">
+          <w:hyperlink w:anchor="_Toc244259580" w:history="1">
             <w:r>
               <w:rPr>
                 <w:rStyle w:val="Hyperlink"/>
@@ -1337,7 +1372,7 @@
               <w:rPr>
                 <w:noProof/>
               </w:rPr>
-              <w:instrText xml:space="preserve"> PAGEREF _Toc244258200 \h </w:instrText>
+              <w:instrText xml:space="preserve"> PAGEREF _Toc244259580 \h </w:instrText>
             </w:r>
             <w:r>
               <w:rPr>
@@ -1379,7 +1414,7 @@
               <w14:ligatures w14:val="standardContextual"/>
             </w:rPr>
           </w:pPr>
-          <w:hyperlink w:anchor="_Toc244258201" w:history="1">
+          <w:hyperlink w:anchor="_Toc244259581" w:history="1">
             <w:r>
               <w:rPr>
                 <w:rStyle w:val="Hyperlink"/>
@@ -1403,7 +1438,7 @@
               <w:rPr>
                 <w:noProof/>
               </w:rPr>
-              <w:instrText xml:space="preserve"> PAGEREF _Toc244258201 \h </w:instrText>
+              <w:instrText xml:space="preserve"> PAGEREF _Toc244259581 \h </w:instrText>
             </w:r>
             <w:r>
               <w:rPr>
@@ -1445,7 +1480,7 @@
               <w14:ligatures w14:val="standardContextual"/>
             </w:rPr>
           </w:pPr>
-          <w:hyperlink w:anchor="_Toc244258202" w:history="1">
+          <w:hyperlink w:anchor="_Toc244259582" w:history="1">
             <w:r>
               <w:rPr>
                 <w:rStyle w:val="Hyperlink"/>
@@ -1469,7 +1504,7 @@
               <w:rPr>
                 <w:noProof/>
               </w:rPr>
-              <w:instrText xml:space="preserve"> PAGEREF _Toc244258202 \h </w:instrText>
+              <w:instrText xml:space="preserve"> PAGEREF _Toc244259582 \h </w:instrText>
             </w:r>
             <w:r>
               <w:rPr>
@@ -1511,7 +1546,7 @@
               <w14:ligatures w14:val="standardContextual"/>
             </w:rPr>
           </w:pPr>
-          <w:hyperlink w:anchor="_Toc244258203" w:history="1">
+          <w:hyperlink w:anchor="_Toc244259583" w:history="1">
             <w:r>
               <w:rPr>
                 <w:rStyle w:val="Hyperlink"/>
@@ -1535,7 +1570,7 @@
               <w:rPr>
                 <w:noProof/>
               </w:rPr>
-              <w:instrText xml:space="preserve"> PAGEREF _Toc244258203 \h </w:instrText>
+              <w:instrText xml:space="preserve"> PAGEREF _Toc244259583 \h </w:instrText>
             </w:r>
             <w:r>
               <w:rPr>
@@ -1577,7 +1612,7 @@
               <w14:ligatures w14:val="standardContextual"/>
             </w:rPr>
           </w:pPr>
-          <w:hyperlink w:anchor="_Toc244258204" w:history="1">
+          <w:hyperlink w:anchor="_Toc244259584" w:history="1">
             <w:r>
               <w:rPr>
                 <w:rStyle w:val="Hyperlink"/>
@@ -1601,7 +1636,7 @@
               <w:rPr>
                 <w:noProof/>
               </w:rPr>
-              <w:instrText xml:space="preserve"> PAGEREF _Toc244258204 \h </w:instrText>
+              <w:instrText xml:space="preserve"> PAGEREF _Toc244259584 \h </w:instrText>
             </w:r>
             <w:r>
               <w:rPr>
@@ -1643,7 +1678,7 @@
               <w14:ligatures w14:val="standardContextual"/>
             </w:rPr>
           </w:pPr>
-          <w:hyperlink w:anchor="_Toc244258205" w:history="1">
+          <w:hyperlink w:anchor="_Toc244259585" w:history="1">
             <w:r>
               <w:rPr>
                 <w:rStyle w:val="Hyperlink"/>
@@ -1667,7 +1702,7 @@
               <w:rPr>
                 <w:noProof/>
               </w:rPr>
-              <w:instrText xml:space="preserve"> PAGEREF _Toc244258205 \h </w:instrText>
+              <w:instrText xml:space="preserve"> PAGEREF _Toc244259585 \h </w:instrText>
             </w:r>
             <w:r>
               <w:rPr>
@@ -1709,7 +1744,7 @@
               <w14:ligatures w14:val="standardContextual"/>
             </w:rPr>
           </w:pPr>
-          <w:hyperlink w:anchor="_Toc244258206" w:history="1">
+          <w:hyperlink w:anchor="_Toc244259586" w:history="1">
             <w:r>
               <w:rPr>
                 <w:rStyle w:val="Hyperlink"/>
@@ -1733,7 +1768,7 @@
               <w:rPr>
                 <w:noProof/>
               </w:rPr>
-              <w:instrText xml:space="preserve"> PAGEREF _Toc244258206 \h </w:instrText>
+              <w:instrText xml:space="preserve"> PAGEREF _Toc244259586 \h </w:instrText>
             </w:r>
             <w:r>
               <w:rPr>
@@ -1775,7 +1810,7 @@
               <w14:ligatures w14:val="standardContextual"/>
             </w:rPr>
           </w:pPr>
-          <w:hyperlink w:anchor="_Toc244258207" w:history="1">
+          <w:hyperlink w:anchor="_Toc244259587" w:history="1">
             <w:r>
               <w:rPr>
                 <w:rStyle w:val="Hyperlink"/>
@@ -1799,7 +1834,7 @@
               <w:rPr>
                 <w:noProof/>
               </w:rPr>
-              <w:instrText xml:space="preserve"> PAGEREF _Toc244258207 \h </w:instrText>
+              <w:instrText xml:space="preserve"> PAGEREF _Toc244259587 \h </w:instrText>
             </w:r>
             <w:r>
               <w:rPr>
@@ -1841,7 +1876,7 @@
               <w14:ligatures w14:val="standardContextual"/>
             </w:rPr>
           </w:pPr>
-          <w:hyperlink w:anchor="_Toc244258208" w:history="1">
+          <w:hyperlink w:anchor="_Toc244259588" w:history="1">
             <w:r>
               <w:rPr>
                 <w:rStyle w:val="Hyperlink"/>
@@ -1865,7 +1900,7 @@
               <w:rPr>
                 <w:noProof/>
               </w:rPr>
-              <w:instrText xml:space="preserve"> PAGEREF _Toc244258208 \h </w:instrText>
+              <w:instrText xml:space="preserve"> PAGEREF _Toc244259588 \h </w:instrText>
             </w:r>
             <w:r>
               <w:rPr>
@@ -1907,7 +1942,7 @@
               <w14:ligatures w14:val="standardContextual"/>
             </w:rPr>
           </w:pPr>
-          <w:hyperlink w:anchor="_Toc244258209" w:history="1">
+          <w:hyperlink w:anchor="_Toc244259589" w:history="1">
             <w:r>
               <w:rPr>
                 <w:rStyle w:val="Hyperlink"/>
@@ -1931,7 +1966,7 @@
               <w:rPr>
                 <w:noProof/>
               </w:rPr>
-              <w:instrText xml:space="preserve"> PAGEREF _Toc244258209 \h </w:instrText>
+              <w:instrText xml:space="preserve"> PAGEREF _Toc244259589 \h </w:instrText>
             </w:r>
             <w:r>
               <w:rPr>
@@ -1973,7 +2008,7 @@
               <w14:ligatures w14:val="standardContextual"/>
             </w:rPr>
           </w:pPr>
-          <w:hyperlink w:anchor="_Toc244258210" w:history="1">
+          <w:hyperlink w:anchor="_Toc244259590" w:history="1">
             <w:r>
               <w:rPr>
                 <w:rStyle w:val="Hyperlink"/>
@@ -1997,7 +2032,7 @@
               <w:rPr>
                 <w:noProof/>
               </w:rPr>
-              <w:instrText xml:space="preserve"> PAGEREF _Toc244258210 \h </w:instrText>
+              <w:instrText xml:space="preserve"> PAGEREF _Toc244259590 \h </w:instrText>
             </w:r>
             <w:r>
               <w:rPr>
@@ -2039,7 +2074,7 @@
               <w14:ligatures w14:val="standardContextual"/>
             </w:rPr>
           </w:pPr>
-          <w:hyperlink w:anchor="_Toc244258211" w:history="1">
+          <w:hyperlink w:anchor="_Toc244259591" w:history="1">
             <w:r>
               <w:rPr>
                 <w:rStyle w:val="Hyperlink"/>
@@ -2063,7 +2098,7 @@
               <w:rPr>
                 <w:noProof/>
               </w:rPr>
-              <w:instrText xml:space="preserve"> PAGEREF _Toc244258211 \h </w:instrText>
+              <w:instrText xml:space="preserve"> PAGEREF _Toc244259591 \h </w:instrText>
             </w:r>
             <w:r>
               <w:rPr>
@@ -2105,7 +2140,7 @@
               <w14:ligatures w14:val="standardContextual"/>
             </w:rPr>
           </w:pPr>
-          <w:hyperlink w:anchor="_Toc244258212" w:history="1">
+          <w:hyperlink w:anchor="_Toc244259592" w:history="1">
             <w:r>
               <w:rPr>
                 <w:rStyle w:val="Hyperlink"/>
@@ -2129,7 +2164,7 @@
               <w:rPr>
                 <w:noProof/>
               </w:rPr>
-              <w:instrText xml:space="preserve"> PAGEREF _Toc244258212 \h </w:instrText>
+              <w:instrText xml:space="preserve"> PAGEREF _Toc244259592 \h </w:instrText>
             </w:r>
             <w:r>
               <w:rPr>
@@ -2171,7 +2206,7 @@
               <w14:ligatures w14:val="standardContextual"/>
             </w:rPr>
           </w:pPr>
-          <w:hyperlink w:anchor="_Toc244258213" w:history="1">
+          <w:hyperlink w:anchor="_Toc244259593" w:history="1">
             <w:r>
               <w:rPr>
                 <w:rStyle w:val="Hyperlink"/>
@@ -2195,7 +2230,7 @@
               <w:rPr>
                 <w:noProof/>
               </w:rPr>
-              <w:instrText xml:space="preserve"> PAGEREF _Toc244258213 \h </w:instrText>
+              <w:instrText xml:space="preserve"> PAGEREF _Toc244259593 \h </w:instrText>
             </w:r>
             <w:r>
               <w:rPr>
@@ -2237,7 +2272,7 @@
               <w14:ligatures w14:val="standardContextual"/>
             </w:rPr>
           </w:pPr>
-          <w:hyperlink w:anchor="_Toc244258214" w:history="1">
+          <w:hyperlink w:anchor="_Toc244259594" w:history="1">
             <w:r>
               <w:rPr>
                 <w:rStyle w:val="Hyperlink"/>
@@ -2261,7 +2296,7 @@
               <w:rPr>
                 <w:noProof/>
               </w:rPr>
-              <w:instrText xml:space="preserve"> PAGEREF _Toc244258214 \h </w:instrText>
+              <w:instrText xml:space="preserve"> PAGEREF _Toc244259594 \h </w:instrText>
             </w:r>
             <w:r>
               <w:rPr>
@@ -2303,7 +2338,7 @@
               <w14:ligatures w14:val="standardContextual"/>
             </w:rPr>
           </w:pPr>
-          <w:hyperlink w:anchor="_Toc244258215" w:history="1">
+          <w:hyperlink w:anchor="_Toc244259595" w:history="1">
             <w:r>
               <w:rPr>
                 <w:rStyle w:val="Hyperlink"/>
@@ -2327,7 +2362,7 @@
               <w:rPr>
                 <w:noProof/>
               </w:rPr>
-              <w:instrText xml:space="preserve"> PAGEREF _Toc244258215 \h </w:instrText>
+              <w:instrText xml:space="preserve"> PAGEREF _Toc244259595 \h </w:instrText>
             </w:r>
             <w:r>
               <w:rPr>
@@ -2369,7 +2404,7 @@
               <w14:ligatures w14:val="standardContextual"/>
             </w:rPr>
           </w:pPr>
-          <w:hyperlink w:anchor="_Toc244258216" w:history="1">
+          <w:hyperlink w:anchor="_Toc244259596" w:history="1">
             <w:r>
               <w:rPr>
                 <w:rStyle w:val="Hyperlink"/>
@@ -2393,7 +2428,7 @@
               <w:rPr>
                 <w:noProof/>
               </w:rPr>
-              <w:instrText xml:space="preserve"> PAGEREF _Toc244258216 \h </w:instrText>
+              <w:instrText xml:space="preserve"> PAGEREF _Toc244259596 \h </w:instrText>
             </w:r>
             <w:r>
               <w:rPr>
@@ -2435,7 +2470,7 @@
               <w14:ligatures w14:val="standardContextual"/>
             </w:rPr>
           </w:pPr>
-          <w:hyperlink w:anchor="_Toc244258217" w:history="1">
+          <w:hyperlink w:anchor="_Toc244259597" w:history="1">
             <w:r>
               <w:rPr>
                 <w:rStyle w:val="Hyperlink"/>
@@ -2459,7 +2494,7 @@
               <w:rPr>
                 <w:noProof/>
               </w:rPr>
-              <w:instrText xml:space="preserve"> PAGEREF _Toc244258217 \h </w:instrText>
+              <w:instrText xml:space="preserve"> PAGEREF _Toc244259597 \h </w:instrText>
             </w:r>
             <w:r>
               <w:rPr>
@@ -2501,7 +2536,7 @@
               <w14:ligatures w14:val="standardContextual"/>
             </w:rPr>
           </w:pPr>
-          <w:hyperlink w:anchor="_Toc244258218" w:history="1">
+          <w:hyperlink w:anchor="_Toc244259598" w:history="1">
             <w:r>
               <w:rPr>
                 <w:rStyle w:val="Hyperlink"/>
@@ -2525,7 +2560,7 @@
               <w:rPr>
                 <w:noProof/>
               </w:rPr>
-              <w:instrText xml:space="preserve"> PAGEREF _Toc244258218 \h </w:instrText>
+              <w:instrText xml:space="preserve"> PAGEREF _Toc244259598 \h </w:instrText>
             </w:r>
             <w:r>
               <w:rPr>
@@ -2567,7 +2602,7 @@
               <w14:ligatures w14:val="standardContextual"/>
             </w:rPr>
           </w:pPr>
-          <w:hyperlink w:anchor="_Toc244258219" w:history="1">
+          <w:hyperlink w:anchor="_Toc244259599" w:history="1">
             <w:r>
               <w:rPr>
                 <w:rStyle w:val="Hyperlink"/>
@@ -2591,7 +2626,7 @@
               <w:rPr>
                 <w:noProof/>
               </w:rPr>
-              <w:instrText xml:space="preserve"> PAGEREF _Toc244258219 \h </w:instrText>
+              <w:instrText xml:space="preserve"> PAGEREF _Toc244259599 \h </w:instrText>
             </w:r>
             <w:r>
               <w:rPr>
@@ -2633,7 +2668,7 @@
               <w14:ligatures w14:val="standardContextual"/>
             </w:rPr>
           </w:pPr>
-          <w:hyperlink w:anchor="_Toc244258220" w:history="1">
+          <w:hyperlink w:anchor="_Toc244259600" w:history="1">
             <w:r>
               <w:rPr>
                 <w:rStyle w:val="Hyperlink"/>
@@ -2657,7 +2692,7 @@
               <w:rPr>
                 <w:noProof/>
               </w:rPr>
-              <w:instrText xml:space="preserve"> PAGEREF _Toc244258220 \h </w:instrText>
+              <w:instrText xml:space="preserve"> PAGEREF _Toc244259600 \h </w:instrText>
             </w:r>
             <w:r>
               <w:rPr>
@@ -2699,7 +2734,7 @@
               <w14:ligatures w14:val="standardContextual"/>
             </w:rPr>
           </w:pPr>
-          <w:hyperlink w:anchor="_Toc244258221" w:history="1">
+          <w:hyperlink w:anchor="_Toc244259601" w:history="1">
             <w:r>
               <w:rPr>
                 <w:rStyle w:val="Hyperlink"/>
@@ -2723,7 +2758,7 @@
               <w:rPr>
                 <w:noProof/>
               </w:rPr>
-              <w:instrText xml:space="preserve"> PAGEREF _Toc244258221 \h </w:instrText>
+              <w:instrText xml:space="preserve"> PAGEREF _Toc244259601 \h </w:instrText>
             </w:r>
             <w:r>
               <w:rPr>
@@ -2765,7 +2800,7 @@
               <w14:ligatures w14:val="standardContextual"/>
             </w:rPr>
           </w:pPr>
-          <w:hyperlink w:anchor="_Toc244258222" w:history="1">
+          <w:hyperlink w:anchor="_Toc244259602" w:history="1">
             <w:r>
               <w:rPr>
                 <w:rStyle w:val="Hyperlink"/>
@@ -2789,7 +2824,7 @@
               <w:rPr>
                 <w:noProof/>
               </w:rPr>
-              <w:instrText xml:space="preserve"> PAGEREF _Toc244258222 \h </w:instrText>
+              <w:instrText xml:space="preserve"> PAGEREF _Toc244259602 \h </w:instrText>
             </w:r>
             <w:r>
               <w:rPr>
@@ -2831,7 +2866,7 @@
               <w14:ligatures w14:val="standardContextual"/>
             </w:rPr>
           </w:pPr>
-          <w:hyperlink w:anchor="_Toc244258223" w:history="1">
+          <w:hyperlink w:anchor="_Toc244259603" w:history="1">
             <w:r>
               <w:rPr>
                 <w:rStyle w:val="Hyperlink"/>
@@ -2855,7 +2890,7 @@
               <w:rPr>
                 <w:noProof/>
               </w:rPr>
-              <w:instrText xml:space="preserve"> PAGEREF _Toc244258223 \h </w:instrText>
+              <w:instrText xml:space="preserve"> PAGEREF _Toc244259603 \h </w:instrText>
             </w:r>
             <w:r>
               <w:rPr>
@@ -2897,7 +2932,7 @@
               <w14:ligatures w14:val="standardContextual"/>
             </w:rPr>
           </w:pPr>
-          <w:hyperlink w:anchor="_Toc244258224" w:history="1">
+          <w:hyperlink w:anchor="_Toc244259604" w:history="1">
             <w:r>
               <w:rPr>
                 <w:rStyle w:val="Hyperlink"/>
@@ -2921,7 +2956,7 @@
               <w:rPr>
                 <w:noProof/>
               </w:rPr>
-              <w:instrText xml:space="preserve"> PAGEREF _Toc244258224 \h </w:instrText>
+              <w:instrText xml:space="preserve"> PAGEREF _Toc244259604 \h </w:instrText>
             </w:r>
             <w:r>
               <w:rPr>
@@ -2963,7 +2998,7 @@
               <w14:ligatures w14:val="standardContextual"/>
             </w:rPr>
           </w:pPr>
-          <w:hyperlink w:anchor="_Toc244258225" w:history="1">
+          <w:hyperlink w:anchor="_Toc244259605" w:history="1">
             <w:r>
               <w:rPr>
                 <w:rStyle w:val="Hyperlink"/>
@@ -2987,7 +3022,7 @@
               <w:rPr>
                 <w:noProof/>
               </w:rPr>
-              <w:instrText xml:space="preserve"> PAGEREF _Toc244258225 \h </w:instrText>
+              <w:instrText xml:space="preserve"> PAGEREF _Toc244259605 \h </w:instrText>
             </w:r>
             <w:r>
               <w:rPr>
@@ -3029,7 +3064,7 @@
               <w14:ligatures w14:val="standardContextual"/>
             </w:rPr>
           </w:pPr>
-          <w:hyperlink w:anchor="_Toc244258226" w:history="1">
+          <w:hyperlink w:anchor="_Toc244259606" w:history="1">
             <w:r>
               <w:rPr>
                 <w:rStyle w:val="Hyperlink"/>
@@ -3053,7 +3088,7 @@
               <w:rPr>
                 <w:noProof/>
               </w:rPr>
-              <w:instrText xml:space="preserve"> PAGEREF _Toc244258226 \h </w:instrText>
+              <w:instrText xml:space="preserve"> PAGEREF _Toc244259606 \h </w:instrText>
             </w:r>
             <w:r>
               <w:rPr>
@@ -3095,7 +3130,7 @@
               <w14:ligatures w14:val="standardContextual"/>
             </w:rPr>
           </w:pPr>
-          <w:hyperlink w:anchor="_Toc244258227" w:history="1">
+          <w:hyperlink w:anchor="_Toc244259607" w:history="1">
             <w:r>
               <w:rPr>
                 <w:rStyle w:val="Hyperlink"/>
@@ -3119,7 +3154,7 @@
               <w:rPr>
                 <w:noProof/>
               </w:rPr>
-              <w:instrText xml:space="preserve"> PAGEREF _Toc244258227 \h </w:instrText>
+              <w:instrText xml:space="preserve"> PAGEREF _Toc244259607 \h </w:instrText>
             </w:r>
             <w:r>
               <w:rPr>
@@ -3161,7 +3196,7 @@
               <w14:ligatures w14:val="standardContextual"/>
             </w:rPr>
           </w:pPr>
-          <w:hyperlink w:anchor="_Toc244258228" w:history="1">
+          <w:hyperlink w:anchor="_Toc244259608" w:history="1">
             <w:r>
               <w:rPr>
                 <w:rStyle w:val="Hyperlink"/>
@@ -3185,7 +3220,7 @@
               <w:rPr>
                 <w:noProof/>
               </w:rPr>
-              <w:instrText xml:space="preserve"> PAGEREF _Toc244258228 \h </w:instrText>
+              <w:instrText xml:space="preserve"> PAGEREF _Toc244259608 \h </w:instrText>
             </w:r>
             <w:r>
               <w:rPr>
@@ -3227,7 +3262,7 @@
               <w14:ligatures w14:val="standardContextual"/>
             </w:rPr>
           </w:pPr>
-          <w:hyperlink w:anchor="_Toc244258229" w:history="1">
+          <w:hyperlink w:anchor="_Toc244259609" w:history="1">
             <w:r>
               <w:rPr>
                 <w:rStyle w:val="Hyperlink"/>
@@ -3251,7 +3286,7 @@
               <w:rPr>
                 <w:noProof/>
               </w:rPr>
-              <w:instrText xml:space="preserve"> PAGEREF _Toc244258229 \h </w:instrText>
+              <w:instrText xml:space="preserve"> PAGEREF _Toc244259609 \h </w:instrText>
             </w:r>
             <w:r>
               <w:rPr>
@@ -3293,7 +3328,7 @@
               <w14:ligatures w14:val="standardContextual"/>
             </w:rPr>
           </w:pPr>
-          <w:hyperlink w:anchor="_Toc244258230" w:history="1">
+          <w:hyperlink w:anchor="_Toc244259610" w:history="1">
             <w:r>
               <w:rPr>
                 <w:rStyle w:val="Hyperlink"/>
@@ -3317,7 +3352,7 @@
               <w:rPr>
                 <w:noProof/>
               </w:rPr>
-              <w:instrText xml:space="preserve"> PAGEREF _Toc244258230 \h </w:instrText>
+              <w:instrText xml:space="preserve"> PAGEREF _Toc244259610 \h </w:instrText>
             </w:r>
             <w:r>
               <w:rPr>
@@ -3359,7 +3394,7 @@
               <w14:ligatures w14:val="standardContextual"/>
             </w:rPr>
           </w:pPr>
-          <w:hyperlink w:anchor="_Toc244258231" w:history="1">
+          <w:hyperlink w:anchor="_Toc244259611" w:history="1">
             <w:r>
               <w:rPr>
                 <w:rStyle w:val="Hyperlink"/>
@@ -3383,7 +3418,7 @@
               <w:rPr>
                 <w:noProof/>
               </w:rPr>
-              <w:instrText xml:space="preserve"> PAGEREF _Toc244258231 \h </w:instrText>
+              <w:instrText xml:space="preserve"> PAGEREF _Toc244259611 \h </w:instrText>
             </w:r>
             <w:r>
               <w:rPr>
@@ -3425,7 +3460,7 @@
               <w14:ligatures w14:val="standardContextual"/>
             </w:rPr>
           </w:pPr>
-          <w:hyperlink w:anchor="_Toc244258232" w:history="1">
+          <w:hyperlink w:anchor="_Toc244259612" w:history="1">
             <w:r>
               <w:rPr>
                 <w:rStyle w:val="Hyperlink"/>
@@ -3449,7 +3484,7 @@
               <w:rPr>
                 <w:noProof/>
               </w:rPr>
-              <w:instrText xml:space="preserve"> PAGEREF _Toc244258232 \h </w:instrText>
+              <w:instrText xml:space="preserve"> PAGEREF _Toc244259612 \h </w:instrText>
             </w:r>
             <w:r>
               <w:rPr>
@@ -3491,7 +3526,7 @@
               <w14:ligatures w14:val="standardContextual"/>
             </w:rPr>
           </w:pPr>
-          <w:hyperlink w:anchor="_Toc244258233" w:history="1">
+          <w:hyperlink w:anchor="_Toc244259613" w:history="1">
             <w:r>
               <w:rPr>
                 <w:rStyle w:val="Hyperlink"/>
@@ -3515,7 +3550,7 @@
               <w:rPr>
                 <w:noProof/>
               </w:rPr>
-              <w:instrText xml:space="preserve"> PAGEREF _Toc244258233 \h </w:instrText>
+              <w:instrText xml:space="preserve"> PAGEREF _Toc244259613 \h </w:instrText>
             </w:r>
             <w:r>
               <w:rPr>
@@ -3557,7 +3592,7 @@
               <w14:ligatures w14:val="standardContextual"/>
             </w:rPr>
           </w:pPr>
-          <w:hyperlink w:anchor="_Toc244258234" w:history="1">
+          <w:hyperlink w:anchor="_Toc244259614" w:history="1">
             <w:r>
               <w:rPr>
                 <w:rStyle w:val="Hyperlink"/>
@@ -3581,7 +3616,7 @@
               <w:rPr>
                 <w:noProof/>
               </w:rPr>
-              <w:instrText xml:space="preserve"> PAGEREF _Toc244258234 \h </w:instrText>
+              <w:instrText xml:space="preserve"> PAGEREF _Toc244259614 \h </w:instrText>
             </w:r>
             <w:r>
               <w:rPr>
@@ -3623,7 +3658,7 @@
               <w14:ligatures w14:val="standardContextual"/>
             </w:rPr>
           </w:pPr>
-          <w:hyperlink w:anchor="_Toc244258235" w:history="1">
+          <w:hyperlink w:anchor="_Toc244259615" w:history="1">
             <w:r>
               <w:rPr>
                 <w:rStyle w:val="Hyperlink"/>
@@ -3647,7 +3682,7 @@
               <w:rPr>
                 <w:noProof/>
               </w:rPr>
-              <w:instrText xml:space="preserve"> PAGEREF _Toc244258235 \h </w:instrText>
+              <w:instrText xml:space="preserve"> PAGEREF _Toc244259615 \h </w:instrText>
             </w:r>
             <w:r>
               <w:rPr>
@@ -3689,7 +3724,7 @@
               <w14:ligatures w14:val="standardContextual"/>
             </w:rPr>
           </w:pPr>
-          <w:hyperlink w:anchor="_Toc244258236" w:history="1">
+          <w:hyperlink w:anchor="_Toc244259616" w:history="1">
             <w:r>
               <w:rPr>
                 <w:rStyle w:val="Hyperlink"/>
@@ -3713,7 +3748,7 @@
               <w:rPr>
                 <w:noProof/>
               </w:rPr>
-              <w:instrText xml:space="preserve"> PAGEREF _Toc244258236 \h </w:instrText>
+              <w:instrText xml:space="preserve"> PAGEREF _Toc244259616 \h </w:instrText>
             </w:r>
             <w:r>
               <w:rPr>
@@ -3755,7 +3790,7 @@
               <w14:ligatures w14:val="standardContextual"/>
             </w:rPr>
           </w:pPr>
-          <w:hyperlink w:anchor="_Toc244258237" w:history="1">
+          <w:hyperlink w:anchor="_Toc244259617" w:history="1">
             <w:r>
               <w:rPr>
                 <w:rStyle w:val="Hyperlink"/>
@@ -3779,7 +3814,7 @@
               <w:rPr>
                 <w:noProof/>
               </w:rPr>
-              <w:instrText xml:space="preserve"> PAGEREF _Toc244258237 \h </w:instrText>
+              <w:instrText xml:space="preserve"> PAGEREF _Toc244259617 \h </w:instrText>
             </w:r>
             <w:r>
               <w:rPr>
@@ -3821,7 +3856,7 @@
               <w14:ligatures w14:val="standardContextual"/>
             </w:rPr>
           </w:pPr>
-          <w:hyperlink w:anchor="_Toc244258238" w:history="1">
+          <w:hyperlink w:anchor="_Toc244259618" w:history="1">
             <w:r>
               <w:rPr>
                 <w:rStyle w:val="Hyperlink"/>
@@ -3845,7 +3880,7 @@
               <w:rPr>
                 <w:noProof/>
               </w:rPr>
-              <w:instrText xml:space="preserve"> PAGEREF _Toc244258238 \h </w:instrText>
+              <w:instrText xml:space="preserve"> PAGEREF _Toc244259618 \h </w:instrText>
             </w:r>
             <w:r>
               <w:rPr>
@@ -3887,7 +3922,7 @@
               <w14:ligatures w14:val="standardContextual"/>
             </w:rPr>
           </w:pPr>
-          <w:hyperlink w:anchor="_Toc244258239" w:history="1">
+          <w:hyperlink w:anchor="_Toc244259619" w:history="1">
             <w:r>
               <w:rPr>
                 <w:rStyle w:val="Hyperlink"/>
@@ -3911,7 +3946,7 @@
               <w:rPr>
                 <w:noProof/>
               </w:rPr>
-              <w:instrText xml:space="preserve"> PAGEREF _Toc244258239 \h </w:instrText>
+              <w:instrText xml:space="preserve"> PAGEREF _Toc244259619 \h </w:instrText>
             </w:r>
             <w:r>
               <w:rPr>
@@ -3953,7 +3988,7 @@
               <w14:ligatures w14:val="standardContextual"/>
             </w:rPr>
           </w:pPr>
-          <w:hyperlink w:anchor="_Toc244258240" w:history="1">
+          <w:hyperlink w:anchor="_Toc244259620" w:history="1">
             <w:r>
               <w:rPr>
                 <w:rStyle w:val="Hyperlink"/>
@@ -3977,7 +4012,7 @@
               <w:rPr>
                 <w:noProof/>
               </w:rPr>
-              <w:instrText xml:space="preserve"> PAGEREF _Toc244258240 \h </w:instrText>
+              <w:instrText xml:space="preserve"> PAGEREF _Toc244259620 \h </w:instrText>
             </w:r>
             <w:r>
               <w:rPr>
@@ -4019,7 +4054,7 @@
               <w14:ligatures w14:val="standardContextual"/>
             </w:rPr>
           </w:pPr>
-          <w:hyperlink w:anchor="_Toc244258241" w:history="1">
+          <w:hyperlink w:anchor="_Toc244259621" w:history="1">
             <w:r>
               <w:rPr>
                 <w:rStyle w:val="Hyperlink"/>
@@ -4043,7 +4078,7 @@
               <w:rPr>
                 <w:noProof/>
               </w:rPr>
-              <w:instrText xml:space="preserve"> PAGEREF _Toc244258241 \h </w:instrText>
+              <w:instrText xml:space="preserve"> PAGEREF _Toc244259621 \h </w:instrText>
             </w:r>
             <w:r>
               <w:rPr>
@@ -4085,7 +4120,7 @@
               <w14:ligatures w14:val="standardContextual"/>
             </w:rPr>
           </w:pPr>
-          <w:hyperlink w:anchor="_Toc244258242" w:history="1">
+          <w:hyperlink w:anchor="_Toc244259622" w:history="1">
             <w:r>
               <w:rPr>
                 <w:rStyle w:val="Hyperlink"/>
@@ -4109,7 +4144,7 @@
               <w:rPr>
                 <w:noProof/>
               </w:rPr>
-              <w:instrText xml:space="preserve"> PAGEREF _Toc244258242 \h </w:instrText>
+              <w:instrText xml:space="preserve"> PAGEREF _Toc244259622 \h </w:instrText>
             </w:r>
             <w:r>
               <w:rPr>
@@ -4151,7 +4186,7 @@
               <w14:ligatures w14:val="standardContextual"/>
             </w:rPr>
           </w:pPr>
-          <w:hyperlink w:anchor="_Toc244258243" w:history="1">
+          <w:hyperlink w:anchor="_Toc244259623" w:history="1">
             <w:r>
               <w:rPr>
                 <w:rStyle w:val="Hyperlink"/>
@@ -4175,7 +4210,7 @@
               <w:rPr>
                 <w:noProof/>
               </w:rPr>
-              <w:instrText xml:space="preserve"> PAGEREF _Toc244258243 \h </w:instrText>
+              <w:instrText xml:space="preserve"> PAGEREF _Toc244259623 \h </w:instrText>
             </w:r>
             <w:r>
               <w:rPr>
@@ -4217,7 +4252,7 @@
               <w14:ligatures w14:val="standardContextual"/>
             </w:rPr>
           </w:pPr>
-          <w:hyperlink w:anchor="_Toc244258244" w:history="1">
+          <w:hyperlink w:anchor="_Toc244259624" w:history="1">
             <w:r>
               <w:rPr>
                 <w:rStyle w:val="Hyperlink"/>
@@ -4241,7 +4276,7 @@
               <w:rPr>
                 <w:noProof/>
               </w:rPr>
-              <w:instrText xml:space="preserve"> PAGEREF _Toc244258244 \h </w:instrText>
+              <w:instrText xml:space="preserve"> PAGEREF _Toc244259624 \h </w:instrText>
             </w:r>
             <w:r>
               <w:rPr>
@@ -4283,7 +4318,7 @@
               <w14:ligatures w14:val="standardContextual"/>
             </w:rPr>
           </w:pPr>
-          <w:hyperlink w:anchor="_Toc244258245" w:history="1">
+          <w:hyperlink w:anchor="_Toc244259625" w:history="1">
             <w:r>
               <w:rPr>
                 <w:rStyle w:val="Hyperlink"/>
@@ -4307,7 +4342,7 @@
               <w:rPr>
                 <w:noProof/>
               </w:rPr>
-              <w:instrText xml:space="preserve"> PAGEREF _Toc244258245 \h </w:instrText>
+              <w:instrText xml:space="preserve"> PAGEREF _Toc244259625 \h </w:instrText>
             </w:r>
             <w:r>
               <w:rPr>
@@ -4349,7 +4384,7 @@
               <w14:ligatures w14:val="standardContextual"/>
             </w:rPr>
           </w:pPr>
-          <w:hyperlink w:anchor="_Toc244258246" w:history="1">
+          <w:hyperlink w:anchor="_Toc244259626" w:history="1">
             <w:r>
               <w:rPr>
                 <w:rStyle w:val="Hyperlink"/>
@@ -4373,7 +4408,7 @@
               <w:rPr>
                 <w:noProof/>
               </w:rPr>
-              <w:instrText xml:space="preserve"> PAGEREF _Toc244258246 \h </w:instrText>
+              <w:instrText xml:space="preserve"> PAGEREF _Toc244259626 \h </w:instrText>
             </w:r>
             <w:r>
               <w:rPr>
@@ -4415,7 +4450,7 @@
               <w14:ligatures w14:val="standardContextual"/>
             </w:rPr>
           </w:pPr>
-          <w:hyperlink w:anchor="_Toc244258247" w:history="1">
+          <w:hyperlink w:anchor="_Toc244259627" w:history="1">
             <w:r>
               <w:rPr>
                 <w:rStyle w:val="Hyperlink"/>
@@ -4439,7 +4474,7 @@
               <w:rPr>
                 <w:noProof/>
               </w:rPr>
-              <w:instrText xml:space="preserve"> PAGEREF _Toc244258247 \h </w:instrText>
+              <w:instrText xml:space="preserve"> PAGEREF _Toc244259627 \h </w:instrText>
             </w:r>
             <w:r>
               <w:rPr>
@@ -4481,7 +4516,7 @@
               <w14:ligatures w14:val="standardContextual"/>
             </w:rPr>
           </w:pPr>
-          <w:hyperlink w:anchor="_Toc244258248" w:history="1">
+          <w:hyperlink w:anchor="_Toc244259628" w:history="1">
             <w:r>
               <w:rPr>
                 <w:rStyle w:val="Hyperlink"/>
@@ -4505,7 +4540,7 @@
               <w:rPr>
                 <w:noProof/>
               </w:rPr>
-              <w:instrText xml:space="preserve"> PAGEREF _Toc244258248 \h </w:instrText>
+              <w:instrText xml:space="preserve"> PAGEREF _Toc244259628 \h </w:instrText>
             </w:r>
             <w:r>
               <w:rPr>
@@ -4547,7 +4582,7 @@
               <w14:ligatures w14:val="standardContextual"/>
             </w:rPr>
           </w:pPr>
-          <w:hyperlink w:anchor="_Toc244258249" w:history="1">
+          <w:hyperlink w:anchor="_Toc244259629" w:history="1">
             <w:r>
               <w:rPr>
                 <w:rStyle w:val="Hyperlink"/>
@@ -4571,7 +4606,7 @@
               <w:rPr>
                 <w:noProof/>
               </w:rPr>
-              <w:instrText xml:space="preserve"> PAGEREF _Toc244258249 \h </w:instrText>
+              <w:instrText xml:space="preserve"> PAGEREF _Toc244259629 \h </w:instrText>
             </w:r>
             <w:r>
               <w:rPr>
@@ -4613,7 +4648,7 @@
               <w14:ligatures w14:val="standardContextual"/>
             </w:rPr>
           </w:pPr>
-          <w:hyperlink w:anchor="_Toc244258250" w:history="1">
+          <w:hyperlink w:anchor="_Toc244259630" w:history="1">
             <w:r>
               <w:rPr>
                 <w:rStyle w:val="Hyperlink"/>
@@ -4637,7 +4672,7 @@
               <w:rPr>
                 <w:noProof/>
               </w:rPr>
-              <w:instrText xml:space="preserve"> PAGEREF _Toc244258250 \h </w:instrText>
+              <w:instrText xml:space="preserve"> PAGEREF _Toc244259630 \h </w:instrText>
             </w:r>
             <w:r>
               <w:rPr>
@@ -4679,7 +4714,7 @@
               <w14:ligatures w14:val="standardContextual"/>
             </w:rPr>
           </w:pPr>
-          <w:hyperlink w:anchor="_Toc244258251" w:history="1">
+          <w:hyperlink w:anchor="_Toc244259631" w:history="1">
             <w:r>
               <w:rPr>
                 <w:rStyle w:val="Hyperlink"/>
@@ -4703,7 +4738,7 @@
               <w:rPr>
                 <w:noProof/>
               </w:rPr>
-              <w:instrText xml:space="preserve"> PAGEREF _Toc244258251 \h </w:instrText>
+              <w:instrText xml:space="preserve"> PAGEREF _Toc244259631 \h </w:instrText>
             </w:r>
             <w:r>
               <w:rPr>
@@ -4745,7 +4780,7 @@
               <w14:ligatures w14:val="standardContextual"/>
             </w:rPr>
           </w:pPr>
-          <w:hyperlink w:anchor="_Toc244258252" w:history="1">
+          <w:hyperlink w:anchor="_Toc244259632" w:history="1">
             <w:r>
               <w:rPr>
                 <w:rStyle w:val="Hyperlink"/>
@@ -4769,7 +4804,7 @@
               <w:rPr>
                 <w:noProof/>
               </w:rPr>
-              <w:instrText xml:space="preserve"> PAGEREF _Toc244258252 \h </w:instrText>
+              <w:instrText xml:space="preserve"> PAGEREF _Toc244259632 \h </w:instrText>
             </w:r>
             <w:r>
               <w:rPr>
@@ -4811,7 +4846,7 @@
               <w14:ligatures w14:val="standardContextual"/>
             </w:rPr>
           </w:pPr>
-          <w:hyperlink w:anchor="_Toc244258253" w:history="1">
+          <w:hyperlink w:anchor="_Toc244259633" w:history="1">
             <w:r>
               <w:rPr>
                 <w:rStyle w:val="Hyperlink"/>
@@ -4835,7 +4870,7 @@
               <w:rPr>
                 <w:noProof/>
               </w:rPr>
-              <w:instrText xml:space="preserve"> PAGEREF _Toc244258253 \h </w:instrText>
+              <w:instrText xml:space="preserve"> PAGEREF _Toc244259633 \h </w:instrText>
             </w:r>
             <w:r>
               <w:rPr>
@@ -4877,7 +4912,7 @@
               <w14:ligatures w14:val="standardContextual"/>
             </w:rPr>
           </w:pPr>
-          <w:hyperlink w:anchor="_Toc244258254" w:history="1">
+          <w:hyperlink w:anchor="_Toc244259634" w:history="1">
             <w:r>
               <w:rPr>
                 <w:rStyle w:val="Hyperlink"/>
@@ -4901,7 +4936,7 @@
               <w:rPr>
                 <w:noProof/>
               </w:rPr>
-              <w:instrText xml:space="preserve"> PAGEREF _Toc244258254 \h </w:instrText>
+              <w:instrText xml:space="preserve"> PAGEREF _Toc244259634 \h </w:instrText>
             </w:r>
             <w:r>
               <w:rPr>
@@ -4943,7 +4978,7 @@
               <w14:ligatures w14:val="standardContextual"/>
             </w:rPr>
           </w:pPr>
-          <w:hyperlink w:anchor="_Toc244258255" w:history="1">
+          <w:hyperlink w:anchor="_Toc244259635" w:history="1">
             <w:r>
               <w:rPr>
                 <w:rStyle w:val="Hyperlink"/>
@@ -4967,7 +5002,7 @@
               <w:rPr>
                 <w:noProof/>
               </w:rPr>
-              <w:instrText xml:space="preserve"> PAGEREF _Toc244258255 \h </w:instrText>
+              <w:instrText xml:space="preserve"> PAGEREF _Toc244259635 \h </w:instrText>
             </w:r>
             <w:r>
               <w:rPr>
@@ -5009,7 +5044,7 @@
               <w14:ligatures w14:val="standardContextual"/>
             </w:rPr>
           </w:pPr>
-          <w:hyperlink w:anchor="_Toc244258256" w:history="1">
+          <w:hyperlink w:anchor="_Toc244259636" w:history="1">
             <w:r>
               <w:rPr>
                 <w:rStyle w:val="Hyperlink"/>
@@ -5033,7 +5068,7 @@
               <w:rPr>
                 <w:noProof/>
               </w:rPr>
-              <w:instrText xml:space="preserve"> PAGEREF _Toc244258256 \h </w:instrText>
+              <w:instrText xml:space="preserve"> PAGEREF _Toc244259636 \h </w:instrText>
             </w:r>
             <w:r>
               <w:rPr>
@@ -5075,7 +5110,7 @@
               <w14:ligatures w14:val="standardContextual"/>
             </w:rPr>
           </w:pPr>
-          <w:hyperlink w:anchor="_Toc244258257" w:history="1">
+          <w:hyperlink w:anchor="_Toc244259637" w:history="1">
             <w:r>
               <w:rPr>
                 <w:rStyle w:val="Hyperlink"/>
@@ -5099,7 +5134,7 @@
               <w:rPr>
                 <w:noProof/>
               </w:rPr>
-              <w:instrText xml:space="preserve"> PAGEREF _Toc244258257 \h </w:instrText>
+              <w:instrText xml:space="preserve"> PAGEREF _Toc244259637 \h </w:instrText>
             </w:r>
             <w:r>
               <w:rPr>
@@ -5141,7 +5176,7 @@
               <w14:ligatures w14:val="standardContextual"/>
             </w:rPr>
           </w:pPr>
-          <w:hyperlink w:anchor="_Toc244258258" w:history="1">
+          <w:hyperlink w:anchor="_Toc244259638" w:history="1">
             <w:r>
               <w:rPr>
                 <w:rStyle w:val="Hyperlink"/>
@@ -5165,7 +5200,7 @@
               <w:rPr>
                 <w:noProof/>
               </w:rPr>
-              <w:instrText xml:space="preserve"> PAGEREF _Toc244258258 \h </w:instrText>
+              <w:instrText xml:space="preserve"> PAGEREF _Toc244259638 \h </w:instrText>
             </w:r>
             <w:r>
               <w:rPr>
@@ -5207,7 +5242,7 @@
               <w14:ligatures w14:val="standardContextual"/>
             </w:rPr>
           </w:pPr>
-          <w:hyperlink w:anchor="_Toc244258259" w:history="1">
+          <w:hyperlink w:anchor="_Toc244259639" w:history="1">
             <w:r>
               <w:rPr>
                 <w:rStyle w:val="Hyperlink"/>
@@ -5231,7 +5266,7 @@
               <w:rPr>
                 <w:noProof/>
               </w:rPr>
-              <w:instrText xml:space="preserve"> PAGEREF _Toc244258259 \h </w:instrText>
+              <w:instrText xml:space="preserve"> PAGEREF _Toc244259639 \h </w:instrText>
             </w:r>
             <w:r>
               <w:rPr>
@@ -5273,7 +5308,7 @@
               <w14:ligatures w14:val="standardContextual"/>
             </w:rPr>
           </w:pPr>
-          <w:hyperlink w:anchor="_Toc244258260" w:history="1">
+          <w:hyperlink w:anchor="_Toc244259640" w:history="1">
             <w:r>
               <w:rPr>
                 <w:rStyle w:val="Hyperlink"/>
@@ -5297,7 +5332,7 @@
               <w:rPr>
                 <w:noProof/>
               </w:rPr>
-              <w:instrText xml:space="preserve"> PAGEREF _Toc244258260 \h </w:instrText>
+              <w:instrText xml:space="preserve"> PAGEREF _Toc244259640 \h </w:instrText>
             </w:r>
             <w:r>
               <w:rPr>
@@ -5339,7 +5374,7 @@
               <w14:ligatures w14:val="standardContextual"/>
             </w:rPr>
           </w:pPr>
-          <w:hyperlink w:anchor="_Toc244258261" w:history="1">
+          <w:hyperlink w:anchor="_Toc244259641" w:history="1">
             <w:r>
               <w:rPr>
                 <w:rStyle w:val="Hyperlink"/>
@@ -5363,7 +5398,7 @@
               <w:rPr>
                 <w:noProof/>
               </w:rPr>
-              <w:instrText xml:space="preserve"> PAGEREF _Toc244258261 \h </w:instrText>
+              <w:instrText xml:space="preserve"> PAGEREF _Toc244259641 \h </w:instrText>
             </w:r>
             <w:r>
               <w:rPr>
@@ -5405,7 +5440,7 @@
               <w14:ligatures w14:val="standardContextual"/>
             </w:rPr>
           </w:pPr>
-          <w:hyperlink w:anchor="_Toc244258262" w:history="1">
+          <w:hyperlink w:anchor="_Toc244259642" w:history="1">
             <w:r>
               <w:rPr>
                 <w:rStyle w:val="Hyperlink"/>
@@ -5429,7 +5464,7 @@
               <w:rPr>
                 <w:noProof/>
               </w:rPr>
-              <w:instrText xml:space="preserve"> PAGEREF _Toc244258262 \h </w:instrText>
+              <w:instrText xml:space="preserve"> PAGEREF _Toc244259642 \h </w:instrText>
             </w:r>
             <w:r>
               <w:rPr>
@@ -5471,7 +5506,7 @@
               <w14:ligatures w14:val="standardContextual"/>
             </w:rPr>
           </w:pPr>
-          <w:hyperlink w:anchor="_Toc244258263" w:history="1">
+          <w:hyperlink w:anchor="_Toc244259643" w:history="1">
             <w:r>
               <w:rPr>
                 <w:rStyle w:val="Hyperlink"/>
@@ -5495,7 +5530,7 @@
               <w:rPr>
                 <w:noProof/>
               </w:rPr>
-              <w:instrText xml:space="preserve"> PAGEREF _Toc244258263 \h </w:instrText>
+              <w:instrText xml:space="preserve"> PAGEREF _Toc244259643 \h </w:instrText>
             </w:r>
             <w:r>
               <w:rPr>
@@ -5537,7 +5572,7 @@
               <w14:ligatures w14:val="standardContextual"/>
             </w:rPr>
           </w:pPr>
-          <w:hyperlink w:anchor="_Toc244258264" w:history="1">
+          <w:hyperlink w:anchor="_Toc244259644" w:history="1">
             <w:r>
               <w:rPr>
                 <w:rStyle w:val="Hyperlink"/>
@@ -5561,7 +5596,7 @@
               <w:rPr>
                 <w:noProof/>
               </w:rPr>
-              <w:instrText xml:space="preserve"> PAGEREF _Toc244258264 \h </w:instrText>
+              <w:instrText xml:space="preserve"> PAGEREF _Toc244259644 \h </w:instrText>
             </w:r>
             <w:r>
               <w:rPr>
@@ -5603,7 +5638,7 @@
               <w14:ligatures w14:val="standardContextual"/>
             </w:rPr>
           </w:pPr>
-          <w:hyperlink w:anchor="_Toc244258265" w:history="1">
+          <w:hyperlink w:anchor="_Toc244259645" w:history="1">
             <w:r>
               <w:rPr>
                 <w:rStyle w:val="Hyperlink"/>
@@ -5627,7 +5662,7 @@
               <w:rPr>
                 <w:noProof/>
               </w:rPr>
-              <w:instrText xml:space="preserve"> PAGEREF _Toc244258265 \h </w:instrText>
+              <w:instrText xml:space="preserve"> PAGEREF _Toc244259645 \h </w:instrText>
             </w:r>
             <w:r>
               <w:rPr>
@@ -5669,7 +5704,7 @@
               <w14:ligatures w14:val="standardContextual"/>
             </w:rPr>
           </w:pPr>
-          <w:hyperlink w:anchor="_Toc244258266" w:history="1">
+          <w:hyperlink w:anchor="_Toc244259646" w:history="1">
             <w:r>
               <w:rPr>
                 <w:rStyle w:val="Hyperlink"/>
@@ -5693,7 +5728,7 @@
               <w:rPr>
                 <w:noProof/>
               </w:rPr>
-              <w:instrText xml:space="preserve"> PAGEREF _Toc244258266 \h </w:instrText>
+              <w:instrText xml:space="preserve"> PAGEREF _Toc244259646 \h </w:instrText>
             </w:r>
             <w:r>
               <w:rPr>
@@ -5735,7 +5770,7 @@
               <w14:ligatures w14:val="standardContextual"/>
             </w:rPr>
           </w:pPr>
-          <w:hyperlink w:anchor="_Toc244258267" w:history="1">
+          <w:hyperlink w:anchor="_Toc244259647" w:history="1">
             <w:r>
               <w:rPr>
                 <w:rStyle w:val="Hyperlink"/>
@@ -5759,7 +5794,7 @@
               <w:rPr>
                 <w:noProof/>
               </w:rPr>
-              <w:instrText xml:space="preserve"> PAGEREF _Toc244258267 \h </w:instrText>
+              <w:instrText xml:space="preserve"> PAGEREF _Toc244259647 \h </w:instrText>
             </w:r>
             <w:r>
               <w:rPr>
@@ -5801,7 +5836,7 @@
               <w14:ligatures w14:val="standardContextual"/>
             </w:rPr>
           </w:pPr>
-          <w:hyperlink w:anchor="_Toc244258268" w:history="1">
+          <w:hyperlink w:anchor="_Toc244259648" w:history="1">
             <w:r>
               <w:rPr>
                 <w:rStyle w:val="Hyperlink"/>
@@ -5825,7 +5860,7 @@
               <w:rPr>
                 <w:noProof/>
               </w:rPr>
-              <w:instrText xml:space="preserve"> PAGEREF _Toc244258268 \h </w:instrText>
+              <w:instrText xml:space="preserve"> PAGEREF _Toc244259648 \h </w:instrText>
             </w:r>
             <w:r>
               <w:rPr>
@@ -5867,7 +5902,7 @@
               <w14:ligatures w14:val="standardContextual"/>
             </w:rPr>
           </w:pPr>
-          <w:hyperlink w:anchor="_Toc244258269" w:history="1">
+          <w:hyperlink w:anchor="_Toc244259649" w:history="1">
             <w:r>
               <w:rPr>
                 <w:rStyle w:val="Hyperlink"/>
@@ -5891,7 +5926,7 @@
               <w:rPr>
                 <w:noProof/>
               </w:rPr>
-              <w:instrText xml:space="preserve"> PAGEREF _Toc244258269 \h </w:instrText>
+              <w:instrText xml:space="preserve"> PAGEREF _Toc244259649 \h </w:instrText>
             </w:r>
             <w:r>
               <w:rPr>
@@ -5933,7 +5968,7 @@
               <w14:ligatures w14:val="standardContextual"/>
             </w:rPr>
           </w:pPr>
-          <w:hyperlink w:anchor="_Toc244258270" w:history="1">
+          <w:hyperlink w:anchor="_Toc244259650" w:history="1">
             <w:r>
               <w:rPr>
                 <w:rStyle w:val="Hyperlink"/>
@@ -5957,7 +5992,7 @@
               <w:rPr>
                 <w:noProof/>
               </w:rPr>
-              <w:instrText xml:space="preserve"> PAGEREF _Toc244258270 \h </w:instrText>
+              <w:instrText xml:space="preserve"> PAGEREF _Toc244259650 \h </w:instrText>
             </w:r>
             <w:r>
               <w:rPr>
@@ -5999,7 +6034,7 @@
               <w14:ligatures w14:val="standardContextual"/>
             </w:rPr>
           </w:pPr>
-          <w:hyperlink w:anchor="_Toc244258271" w:history="1">
+          <w:hyperlink w:anchor="_Toc244259651" w:history="1">
             <w:r>
               <w:rPr>
                 <w:rStyle w:val="Hyperlink"/>
@@ -6023,7 +6058,7 @@
               <w:rPr>
                 <w:noProof/>
               </w:rPr>
-              <w:instrText xml:space="preserve"> PAGEREF _Toc244258271 \h </w:instrText>
+              <w:instrText xml:space="preserve"> PAGEREF _Toc244259651 \h </w:instrText>
             </w:r>
             <w:r>
               <w:rPr>
@@ -6065,7 +6100,7 @@
               <w14:ligatures w14:val="standardContextual"/>
             </w:rPr>
           </w:pPr>
-          <w:hyperlink w:anchor="_Toc244258272" w:history="1">
+          <w:hyperlink w:anchor="_Toc244259652" w:history="1">
             <w:r>
               <w:rPr>
                 <w:rStyle w:val="Hyperlink"/>
@@ -6089,7 +6124,7 @@
               <w:rPr>
                 <w:noProof/>
               </w:rPr>
-              <w:instrText xml:space="preserve"> PAGEREF _Toc244258272 \h </w:instrText>
+              <w:instrText xml:space="preserve"> PAGEREF _Toc244259652 \h </w:instrText>
             </w:r>
             <w:r>
               <w:rPr>
@@ -6131,7 +6166,7 @@
               <w14:ligatures w14:val="standardContextual"/>
             </w:rPr>
           </w:pPr>
-          <w:hyperlink w:anchor="_Toc244258273" w:history="1">
+          <w:hyperlink w:anchor="_Toc244259653" w:history="1">
             <w:r>
               <w:rPr>
                 <w:rStyle w:val="Hyperlink"/>
@@ -6155,7 +6190,7 @@
               <w:rPr>
                 <w:noProof/>
               </w:rPr>
-              <w:instrText xml:space="preserve"> PAGEREF _Toc244258273 \h </w:instrText>
+              <w:instrText xml:space="preserve"> PAGEREF _Toc244259653 \h </w:instrText>
             </w:r>
             <w:r>
               <w:rPr>
@@ -6197,7 +6232,7 @@
               <w14:ligatures w14:val="standardContextual"/>
             </w:rPr>
           </w:pPr>
-          <w:hyperlink w:anchor="_Toc244258274" w:history="1">
+          <w:hyperlink w:anchor="_Toc244259654" w:history="1">
             <w:r>
               <w:rPr>
                 <w:rStyle w:val="Hyperlink"/>
@@ -6221,7 +6256,7 @@
               <w:rPr>
                 <w:noProof/>
               </w:rPr>
-              <w:instrText xml:space="preserve"> PAGEREF _Toc244258274 \h </w:instrText>
+              <w:instrText xml:space="preserve"> PAGEREF _Toc244259654 \h </w:instrText>
             </w:r>
             <w:r>
               <w:rPr>
@@ -6263,7 +6298,7 @@
               <w14:ligatures w14:val="standardContextual"/>
             </w:rPr>
           </w:pPr>
-          <w:hyperlink w:anchor="_Toc244258275" w:history="1">
+          <w:hyperlink w:anchor="_Toc244259655" w:history="1">
             <w:r>
               <w:rPr>
                 <w:rStyle w:val="Hyperlink"/>
@@ -6287,7 +6322,7 @@
               <w:rPr>
                 <w:noProof/>
               </w:rPr>
-              <w:instrText xml:space="preserve"> PAGEREF _Toc244258275 \h </w:instrText>
+              <w:instrText xml:space="preserve"> PAGEREF _Toc244259655 \h </w:instrText>
             </w:r>
             <w:r>
               <w:rPr>
@@ -6329,7 +6364,7 @@
               <w14:ligatures w14:val="standardContextual"/>
             </w:rPr>
           </w:pPr>
-          <w:hyperlink w:anchor="_Toc244258276" w:history="1">
+          <w:hyperlink w:anchor="_Toc244259656" w:history="1">
             <w:r>
               <w:rPr>
                 <w:rStyle w:val="Hyperlink"/>
@@ -6353,7 +6388,7 @@
               <w:rPr>
                 <w:noProof/>
               </w:rPr>
-              <w:instrText xml:space="preserve"> PAGEREF _Toc244258276 \h </w:instrText>
+              <w:instrText xml:space="preserve"> PAGEREF _Toc244259656 \h </w:instrText>
             </w:r>
             <w:r>
               <w:rPr>
@@ -7790,7 +7825,7 @@
     <w:sdt>
       <w:sdtPr>
         <w:alias w:val="Danh mục hình"/>
-        <w:id w:val="91062066"/>
+        <w:id w:val="-1959797132"/>
       </w:sdtPr>
       <w:sdtEndPr/>
       <w:sdtContent>
@@ -7818,7 +7853,7 @@
           <w:r>
             <w:fldChar w:fldCharType="separate"/>
           </w:r>
-          <w:hyperlink w:anchor="_Toc244258277" w:history="1">
+          <w:hyperlink w:anchor="_Toc244259657" w:history="1">
             <w:r>
               <w:rPr>
                 <w:rStyle w:val="Hyperlink"/>
@@ -7855,7 +7890,7 @@
               <w:rPr>
                 <w:noProof/>
               </w:rPr>
-              <w:instrText xml:space="preserve"> PAGEREF _Toc244258277 \h </w:instrText>
+              <w:instrText xml:space="preserve"> PAGEREF _Toc244259657 \h </w:instrText>
             </w:r>
             <w:r>
               <w:rPr>
@@ -7897,7 +7932,7 @@
               <w14:ligatures w14:val="standardContextual"/>
             </w:rPr>
           </w:pPr>
-          <w:hyperlink w:anchor="_Toc244258278" w:history="1">
+          <w:hyperlink w:anchor="_Toc244259658" w:history="1">
             <w:r>
               <w:rPr>
                 <w:rStyle w:val="Hyperlink"/>
@@ -7934,7 +7969,7 @@
               <w:rPr>
                 <w:noProof/>
               </w:rPr>
-              <w:instrText xml:space="preserve"> PAGEREF _Toc244258278 \h </w:instrText>
+              <w:instrText xml:space="preserve"> PAGEREF _Toc244259658 \h </w:instrText>
             </w:r>
             <w:r>
               <w:rPr>
@@ -7976,7 +8011,7 @@
               <w14:ligatures w14:val="standardContextual"/>
             </w:rPr>
           </w:pPr>
-          <w:hyperlink w:anchor="_Toc244258279" w:history="1">
+          <w:hyperlink w:anchor="_Toc244259659" w:history="1">
             <w:r>
               <w:rPr>
                 <w:rStyle w:val="Hyperlink"/>
@@ -8013,7 +8048,7 @@
               <w:rPr>
                 <w:noProof/>
               </w:rPr>
-              <w:instrText xml:space="preserve"> PAGEREF _Toc244258279 \h </w:instrText>
+              <w:instrText xml:space="preserve"> PAGEREF _Toc244259659 \h </w:instrText>
             </w:r>
             <w:r>
               <w:rPr>
@@ -8055,7 +8090,7 @@
               <w14:ligatures w14:val="standardContextual"/>
             </w:rPr>
           </w:pPr>
-          <w:hyperlink w:anchor="_Toc244258280" w:history="1">
+          <w:hyperlink w:anchor="_Toc244259660" w:history="1">
             <w:r>
               <w:rPr>
                 <w:rStyle w:val="Hyperlink"/>
@@ -8092,7 +8127,7 @@
               <w:rPr>
                 <w:noProof/>
               </w:rPr>
-              <w:instrText xml:space="preserve"> PAGEREF _Toc244258280 \h </w:instrText>
+              <w:instrText xml:space="preserve"> PAGEREF _Toc244259660 \h </w:instrText>
             </w:r>
             <w:r>
               <w:rPr>
@@ -8134,7 +8169,7 @@
               <w14:ligatures w14:val="standardContextual"/>
             </w:rPr>
           </w:pPr>
-          <w:hyperlink w:anchor="_Toc244258281" w:history="1">
+          <w:hyperlink w:anchor="_Toc244259661" w:history="1">
             <w:r>
               <w:rPr>
                 <w:rStyle w:val="Hyperlink"/>
@@ -8171,7 +8206,7 @@
               <w:rPr>
                 <w:noProof/>
               </w:rPr>
-              <w:instrText xml:space="preserve"> PAGEREF _Toc244258281 \h </w:instrText>
+              <w:instrText xml:space="preserve"> PAGEREF _Toc244259661 \h </w:instrText>
             </w:r>
             <w:r>
               <w:rPr>
@@ -8213,7 +8248,7 @@
               <w14:ligatures w14:val="standardContextual"/>
             </w:rPr>
           </w:pPr>
-          <w:hyperlink w:anchor="_Toc244258282" w:history="1">
+          <w:hyperlink w:anchor="_Toc244259662" w:history="1">
             <w:r>
               <w:rPr>
                 <w:rStyle w:val="Hyperlink"/>
@@ -8250,7 +8285,7 @@
               <w:rPr>
                 <w:noProof/>
               </w:rPr>
-              <w:instrText xml:space="preserve"> PAGEREF _Toc244258282 \h </w:instrText>
+              <w:instrText xml:space="preserve"> PAGEREF _Toc244259662 \h </w:instrText>
             </w:r>
             <w:r>
               <w:rPr>
@@ -8292,7 +8327,7 @@
               <w14:ligatures w14:val="standardContextual"/>
             </w:rPr>
           </w:pPr>
-          <w:hyperlink w:anchor="_Toc244258283" w:history="1">
+          <w:hyperlink w:anchor="_Toc244259663" w:history="1">
             <w:r>
               <w:rPr>
                 <w:rStyle w:val="Hyperlink"/>
@@ -8329,7 +8364,7 @@
               <w:rPr>
                 <w:noProof/>
               </w:rPr>
-              <w:instrText xml:space="preserve"> PAGEREF _Toc244258283 \h </w:instrText>
+              <w:instrText xml:space="preserve"> PAGEREF _Toc244259663 \h </w:instrText>
             </w:r>
             <w:r>
               <w:rPr>
@@ -8371,7 +8406,7 @@
               <w14:ligatures w14:val="standardContextual"/>
             </w:rPr>
           </w:pPr>
-          <w:hyperlink w:anchor="_Toc244258284" w:history="1">
+          <w:hyperlink w:anchor="_Toc244259664" w:history="1">
             <w:r>
               <w:rPr>
                 <w:rStyle w:val="Hyperlink"/>
@@ -8408,7 +8443,7 @@
               <w:rPr>
                 <w:noProof/>
               </w:rPr>
-              <w:instrText xml:space="preserve"> PAGEREF _Toc244258284 \h </w:instrText>
+              <w:instrText xml:space="preserve"> PAGEREF _Toc244259664 \h </w:instrText>
             </w:r>
             <w:r>
               <w:rPr>
@@ -8450,7 +8485,7 @@
               <w14:ligatures w14:val="standardContextual"/>
             </w:rPr>
           </w:pPr>
-          <w:hyperlink w:anchor="_Toc244258285" w:history="1">
+          <w:hyperlink w:anchor="_Toc244259665" w:history="1">
             <w:r>
               <w:rPr>
                 <w:rStyle w:val="Hyperlink"/>
@@ -8487,7 +8522,7 @@
               <w:rPr>
                 <w:noProof/>
               </w:rPr>
-              <w:instrText xml:space="preserve"> PAGEREF _Toc244258285 \h </w:instrText>
+              <w:instrText xml:space="preserve"> PAGEREF _Toc244259665 \h </w:instrText>
             </w:r>
             <w:r>
               <w:rPr>
@@ -8529,7 +8564,7 @@
               <w14:ligatures w14:val="standardContextual"/>
             </w:rPr>
           </w:pPr>
-          <w:hyperlink w:anchor="_Toc244258286" w:history="1">
+          <w:hyperlink w:anchor="_Toc244259666" w:history="1">
             <w:r>
               <w:rPr>
                 <w:rStyle w:val="Hyperlink"/>
@@ -8566,7 +8601,7 @@
               <w:rPr>
                 <w:noProof/>
               </w:rPr>
-              <w:instrText xml:space="preserve"> PAGEREF _Toc244258286 \h </w:instrText>
+              <w:instrText xml:space="preserve"> PAGEREF _Toc244259666 \h </w:instrText>
             </w:r>
             <w:r>
               <w:rPr>
@@ -8608,7 +8643,7 @@
               <w14:ligatures w14:val="standardContextual"/>
             </w:rPr>
           </w:pPr>
-          <w:hyperlink w:anchor="_Toc244258287" w:history="1">
+          <w:hyperlink w:anchor="_Toc244259667" w:history="1">
             <w:r>
               <w:rPr>
                 <w:rStyle w:val="Hyperlink"/>
@@ -8645,7 +8680,7 @@
               <w:rPr>
                 <w:noProof/>
               </w:rPr>
-              <w:instrText xml:space="preserve"> PAGEREF _Toc244258287 \h </w:instrText>
+              <w:instrText xml:space="preserve"> PAGEREF _Toc244259667 \h </w:instrText>
             </w:r>
             <w:r>
               <w:rPr>
@@ -8687,7 +8722,7 @@
               <w14:ligatures w14:val="standardContextual"/>
             </w:rPr>
           </w:pPr>
-          <w:hyperlink w:anchor="_Toc244258288" w:history="1">
+          <w:hyperlink w:anchor="_Toc244259668" w:history="1">
             <w:r>
               <w:rPr>
                 <w:rStyle w:val="Hyperlink"/>
@@ -8724,7 +8759,7 @@
               <w:rPr>
                 <w:noProof/>
               </w:rPr>
-              <w:instrText xml:space="preserve"> PAGEREF _Toc244258288 \h </w:instrText>
+              <w:instrText xml:space="preserve"> PAGEREF _Toc244259668 \h </w:instrText>
             </w:r>
             <w:r>
               <w:rPr>
@@ -8766,7 +8801,7 @@
               <w14:ligatures w14:val="standardContextual"/>
             </w:rPr>
           </w:pPr>
-          <w:hyperlink w:anchor="_Toc244258289" w:history="1">
+          <w:hyperlink w:anchor="_Toc244259669" w:history="1">
             <w:r>
               <w:rPr>
                 <w:rStyle w:val="Hyperlink"/>
@@ -8803,7 +8838,7 @@
               <w:rPr>
                 <w:noProof/>
               </w:rPr>
-              <w:instrText xml:space="preserve"> PAGEREF _Toc244258289 \h </w:instrText>
+              <w:instrText xml:space="preserve"> PAGEREF _Toc244259669 \h </w:instrText>
             </w:r>
             <w:r>
               <w:rPr>
@@ -8845,7 +8880,7 @@
               <w14:ligatures w14:val="standardContextual"/>
             </w:rPr>
           </w:pPr>
-          <w:hyperlink w:anchor="_Toc244258290" w:history="1">
+          <w:hyperlink w:anchor="_Toc244259670" w:history="1">
             <w:r>
               <w:rPr>
                 <w:rStyle w:val="Hyperlink"/>
@@ -8882,7 +8917,7 @@
               <w:rPr>
                 <w:noProof/>
               </w:rPr>
-              <w:instrText xml:space="preserve"> PAGEREF _Toc244258290 \h </w:instrText>
+              <w:instrText xml:space="preserve"> PAGEREF _Toc244259670 \h </w:instrText>
             </w:r>
             <w:r>
               <w:rPr>
@@ -8924,7 +8959,7 @@
               <w14:ligatures w14:val="standardContextual"/>
             </w:rPr>
           </w:pPr>
-          <w:hyperlink w:anchor="_Toc244258291" w:history="1">
+          <w:hyperlink w:anchor="_Toc244259671" w:history="1">
             <w:r>
               <w:rPr>
                 <w:rStyle w:val="Hyperlink"/>
@@ -8961,7 +8996,7 @@
               <w:rPr>
                 <w:noProof/>
               </w:rPr>
-              <w:instrText xml:space="preserve"> PAGEREF _Toc244258291 \h </w:instrText>
+              <w:instrText xml:space="preserve"> PAGEREF _Toc244259671 \h </w:instrText>
             </w:r>
             <w:r>
               <w:rPr>
@@ -9003,7 +9038,7 @@
               <w14:ligatures w14:val="standardContextual"/>
             </w:rPr>
           </w:pPr>
-          <w:hyperlink w:anchor="_Toc244258292" w:history="1">
+          <w:hyperlink w:anchor="_Toc244259672" w:history="1">
             <w:r>
               <w:rPr>
                 <w:rStyle w:val="Hyperlink"/>
@@ -9040,7 +9075,7 @@
               <w:rPr>
                 <w:noProof/>
               </w:rPr>
-              <w:instrText xml:space="preserve"> PAGEREF _Toc244258292 \h </w:instrText>
+              <w:instrText xml:space="preserve"> PAGEREF _Toc244259672 \h </w:instrText>
             </w:r>
             <w:r>
               <w:rPr>
@@ -9082,7 +9117,7 @@
               <w14:ligatures w14:val="standardContextual"/>
             </w:rPr>
           </w:pPr>
-          <w:hyperlink w:anchor="_Toc244258293" w:history="1">
+          <w:hyperlink w:anchor="_Toc244259673" w:history="1">
             <w:r>
               <w:rPr>
                 <w:rStyle w:val="Hyperlink"/>
@@ -9119,7 +9154,7 @@
               <w:rPr>
                 <w:noProof/>
               </w:rPr>
-              <w:instrText xml:space="preserve"> PAGEREF _Toc244258293 \h </w:instrText>
+              <w:instrText xml:space="preserve"> PAGEREF _Toc244259673 \h </w:instrText>
             </w:r>
             <w:r>
               <w:rPr>
@@ -9166,7 +9201,7 @@
     <w:sdt>
       <w:sdtPr>
         <w:alias w:val="Danh mục bảng"/>
-        <w:id w:val="-42292676"/>
+        <w:id w:val="1846678460"/>
       </w:sdtPr>
       <w:sdtEndPr/>
       <w:sdtContent>
@@ -9194,7 +9229,7 @@
           <w:r>
             <w:fldChar w:fldCharType="separate"/>
           </w:r>
-          <w:hyperlink w:anchor="_Toc244258294" w:history="1">
+          <w:hyperlink w:anchor="_Toc244259674" w:history="1">
             <w:r>
               <w:rPr>
                 <w:rStyle w:val="Hyperlink"/>
@@ -9231,7 +9266,7 @@
               <w:rPr>
                 <w:noProof/>
               </w:rPr>
-              <w:instrText xml:space="preserve"> PAGEREF _Toc244258294 \h </w:instrText>
+              <w:instrText xml:space="preserve"> PAGEREF _Toc244259674 \h </w:instrText>
             </w:r>
             <w:r>
               <w:rPr>
@@ -9273,7 +9308,7 @@
               <w14:ligatures w14:val="standardContextual"/>
             </w:rPr>
           </w:pPr>
-          <w:hyperlink w:anchor="_Toc244258295" w:history="1">
+          <w:hyperlink w:anchor="_Toc244259675" w:history="1">
             <w:r>
               <w:rPr>
                 <w:rStyle w:val="Hyperlink"/>
@@ -9310,7 +9345,7 @@
               <w:rPr>
                 <w:noProof/>
               </w:rPr>
-              <w:instrText xml:space="preserve"> PAGEREF _Toc244258295 \h </w:instrText>
+              <w:instrText xml:space="preserve"> PAGEREF _Toc244259675 \h </w:instrText>
             </w:r>
             <w:r>
               <w:rPr>
@@ -9352,7 +9387,7 @@
               <w14:ligatures w14:val="standardContextual"/>
             </w:rPr>
           </w:pPr>
-          <w:hyperlink w:anchor="_Toc244258296" w:history="1">
+          <w:hyperlink w:anchor="_Toc244259676" w:history="1">
             <w:r>
               <w:rPr>
                 <w:rStyle w:val="Hyperlink"/>
@@ -9389,7 +9424,7 @@
               <w:rPr>
                 <w:noProof/>
               </w:rPr>
-              <w:instrText xml:space="preserve"> PAGEREF _Toc244258296 \h </w:instrText>
+              <w:instrText xml:space="preserve"> PAGEREF _Toc244259676 \h </w:instrText>
             </w:r>
             <w:r>
               <w:rPr>
@@ -9431,7 +9466,7 @@
               <w14:ligatures w14:val="standardContextual"/>
             </w:rPr>
           </w:pPr>
-          <w:hyperlink w:anchor="_Toc244258297" w:history="1">
+          <w:hyperlink w:anchor="_Toc244259677" w:history="1">
             <w:r>
               <w:rPr>
                 <w:rStyle w:val="Hyperlink"/>
@@ -9468,7 +9503,7 @@
               <w:rPr>
                 <w:noProof/>
               </w:rPr>
-              <w:instrText xml:space="preserve"> PAGEREF _Toc244258297 \h </w:instrText>
+              <w:instrText xml:space="preserve"> PAGEREF _Toc244259677 \h </w:instrText>
             </w:r>
             <w:r>
               <w:rPr>
@@ -9510,7 +9545,7 @@
               <w14:ligatures w14:val="standardContextual"/>
             </w:rPr>
           </w:pPr>
-          <w:hyperlink w:anchor="_Toc244258298" w:history="1">
+          <w:hyperlink w:anchor="_Toc244259678" w:history="1">
             <w:r>
               <w:rPr>
                 <w:rStyle w:val="Hyperlink"/>
@@ -9547,7 +9582,7 @@
               <w:rPr>
                 <w:noProof/>
               </w:rPr>
-              <w:instrText xml:space="preserve"> PAGEREF _Toc244258298 \h </w:instrText>
+              <w:instrText xml:space="preserve"> PAGEREF _Toc244259678 \h </w:instrText>
             </w:r>
             <w:r>
               <w:rPr>
@@ -9589,7 +9624,7 @@
               <w14:ligatures w14:val="standardContextual"/>
             </w:rPr>
           </w:pPr>
-          <w:hyperlink w:anchor="_Toc244258299" w:history="1">
+          <w:hyperlink w:anchor="_Toc244259679" w:history="1">
             <w:r>
               <w:rPr>
                 <w:rStyle w:val="Hyperlink"/>
@@ -9626,7 +9661,7 @@
               <w:rPr>
                 <w:noProof/>
               </w:rPr>
-              <w:instrText xml:space="preserve"> PAGEREF _Toc244258299 \h </w:instrText>
+              <w:instrText xml:space="preserve"> PAGEREF _Toc244259679 \h </w:instrText>
             </w:r>
             <w:r>
               <w:rPr>
@@ -9668,7 +9703,7 @@
               <w14:ligatures w14:val="standardContextual"/>
             </w:rPr>
           </w:pPr>
-          <w:hyperlink w:anchor="_Toc244258300" w:history="1">
+          <w:hyperlink w:anchor="_Toc244259680" w:history="1">
             <w:r>
               <w:rPr>
                 <w:rStyle w:val="Hyperlink"/>
@@ -9705,7 +9740,7 @@
               <w:rPr>
                 <w:noProof/>
               </w:rPr>
-              <w:instrText xml:space="preserve"> PAGEREF _Toc244258300 \h </w:instrText>
+              <w:instrText xml:space="preserve"> PAGEREF _Toc244259680 \h </w:instrText>
             </w:r>
             <w:r>
               <w:rPr>
@@ -9747,7 +9782,7 @@
               <w14:ligatures w14:val="standardContextual"/>
             </w:rPr>
           </w:pPr>
-          <w:hyperlink w:anchor="_Toc244258301" w:history="1">
+          <w:hyperlink w:anchor="_Toc244259681" w:history="1">
             <w:r>
               <w:rPr>
                 <w:rStyle w:val="Hyperlink"/>
@@ -9784,7 +9819,7 @@
               <w:rPr>
                 <w:noProof/>
               </w:rPr>
-              <w:instrText xml:space="preserve"> PAGEREF _Toc244258301 \h </w:instrText>
+              <w:instrText xml:space="preserve"> PAGEREF _Toc244259681 \h </w:instrText>
             </w:r>
             <w:r>
               <w:rPr>
@@ -9826,7 +9861,7 @@
               <w14:ligatures w14:val="standardContextual"/>
             </w:rPr>
           </w:pPr>
-          <w:hyperlink w:anchor="_Toc244258302" w:history="1">
+          <w:hyperlink w:anchor="_Toc244259682" w:history="1">
             <w:r>
               <w:rPr>
                 <w:rStyle w:val="Hyperlink"/>
@@ -9863,7 +9898,7 @@
               <w:rPr>
                 <w:noProof/>
               </w:rPr>
-              <w:instrText xml:space="preserve"> PAGEREF _Toc244258302 \h </w:instrText>
+              <w:instrText xml:space="preserve"> PAGEREF _Toc244259682 \h </w:instrText>
             </w:r>
             <w:r>
               <w:rPr>
@@ -9905,7 +9940,7 @@
               <w14:ligatures w14:val="standardContextual"/>
             </w:rPr>
           </w:pPr>
-          <w:hyperlink w:anchor="_Toc244258303" w:history="1">
+          <w:hyperlink w:anchor="_Toc244259683" w:history="1">
             <w:r>
               <w:rPr>
                 <w:rStyle w:val="Hyperlink"/>
@@ -9942,7 +9977,7 @@
               <w:rPr>
                 <w:noProof/>
               </w:rPr>
-              <w:instrText xml:space="preserve"> PAGEREF _Toc244258303 \h </w:instrText>
+              <w:instrText xml:space="preserve"> PAGEREF _Toc244259683 \h </w:instrText>
             </w:r>
             <w:r>
               <w:rPr>
@@ -9984,7 +10019,7 @@
               <w14:ligatures w14:val="standardContextual"/>
             </w:rPr>
           </w:pPr>
-          <w:hyperlink w:anchor="_Toc244258304" w:history="1">
+          <w:hyperlink w:anchor="_Toc244259684" w:history="1">
             <w:r>
               <w:rPr>
                 <w:rStyle w:val="Hyperlink"/>
@@ -10021,7 +10056,7 @@
               <w:rPr>
                 <w:noProof/>
               </w:rPr>
-              <w:instrText xml:space="preserve"> PAGEREF _Toc244258304 \h </w:instrText>
+              <w:instrText xml:space="preserve"> PAGEREF _Toc244259684 \h </w:instrText>
             </w:r>
             <w:r>
               <w:rPr>
@@ -10063,7 +10098,7 @@
               <w14:ligatures w14:val="standardContextual"/>
             </w:rPr>
           </w:pPr>
-          <w:hyperlink w:anchor="_Toc244258305" w:history="1">
+          <w:hyperlink w:anchor="_Toc244259685" w:history="1">
             <w:r>
               <w:rPr>
                 <w:rStyle w:val="Hyperlink"/>
@@ -10100,7 +10135,7 @@
               <w:rPr>
                 <w:noProof/>
               </w:rPr>
-              <w:instrText xml:space="preserve"> PAGEREF _Toc244258305 \h </w:instrText>
+              <w:instrText xml:space="preserve"> PAGEREF _Toc244259685 \h </w:instrText>
             </w:r>
             <w:r>
               <w:rPr>
@@ -10142,7 +10177,7 @@
               <w14:ligatures w14:val="standardContextual"/>
             </w:rPr>
           </w:pPr>
-          <w:hyperlink w:anchor="_Toc244258306" w:history="1">
+          <w:hyperlink w:anchor="_Toc244259686" w:history="1">
             <w:r>
               <w:rPr>
                 <w:rStyle w:val="Hyperlink"/>
@@ -10179,7 +10214,7 @@
               <w:rPr>
                 <w:noProof/>
               </w:rPr>
-              <w:instrText xml:space="preserve"> PAGEREF _Toc244258306 \h </w:instrText>
+              <w:instrText xml:space="preserve"> PAGEREF _Toc244259686 \h </w:instrText>
             </w:r>
             <w:r>
               <w:rPr>
@@ -10221,7 +10256,7 @@
               <w14:ligatures w14:val="standardContextual"/>
             </w:rPr>
           </w:pPr>
-          <w:hyperlink w:anchor="_Toc244258307" w:history="1">
+          <w:hyperlink w:anchor="_Toc244259687" w:history="1">
             <w:r>
               <w:rPr>
                 <w:rStyle w:val="Hyperlink"/>
@@ -10258,7 +10293,7 @@
               <w:rPr>
                 <w:noProof/>
               </w:rPr>
-              <w:instrText xml:space="preserve"> PAGEREF _Toc244258307 \h </w:instrText>
+              <w:instrText xml:space="preserve"> PAGEREF _Toc244259687 \h </w:instrText>
             </w:r>
             <w:r>
               <w:rPr>
@@ -10300,7 +10335,7 @@
               <w14:ligatures w14:val="standardContextual"/>
             </w:rPr>
           </w:pPr>
-          <w:hyperlink w:anchor="_Toc244258308" w:history="1">
+          <w:hyperlink w:anchor="_Toc244259688" w:history="1">
             <w:r>
               <w:rPr>
                 <w:rStyle w:val="Hyperlink"/>
@@ -10337,7 +10372,7 @@
               <w:rPr>
                 <w:noProof/>
               </w:rPr>
-              <w:instrText xml:space="preserve"> PAGEREF _Toc244258308 \h </w:instrText>
+              <w:instrText xml:space="preserve"> PAGEREF _Toc244259688 \h </w:instrText>
             </w:r>
             <w:r>
               <w:rPr>
@@ -10379,7 +10414,7 @@
               <w14:ligatures w14:val="standardContextual"/>
             </w:rPr>
           </w:pPr>
-          <w:hyperlink w:anchor="_Toc244258309" w:history="1">
+          <w:hyperlink w:anchor="_Toc244259689" w:history="1">
             <w:r>
               <w:rPr>
                 <w:rStyle w:val="Hyperlink"/>
@@ -10416,7 +10451,7 @@
               <w:rPr>
                 <w:noProof/>
               </w:rPr>
-              <w:instrText xml:space="preserve"> PAGEREF _Toc244258309 \h </w:instrText>
+              <w:instrText xml:space="preserve"> PAGEREF _Toc244259689 \h </w:instrText>
             </w:r>
             <w:r>
               <w:rPr>
@@ -10458,7 +10493,7 @@
               <w14:ligatures w14:val="standardContextual"/>
             </w:rPr>
           </w:pPr>
-          <w:hyperlink w:anchor="_Toc244258310" w:history="1">
+          <w:hyperlink w:anchor="_Toc244259690" w:history="1">
             <w:r>
               <w:rPr>
                 <w:rStyle w:val="Hyperlink"/>
@@ -10495,7 +10530,7 @@
               <w:rPr>
                 <w:noProof/>
               </w:rPr>
-              <w:instrText xml:space="preserve"> PAGEREF _Toc244258310 \h </w:instrText>
+              <w:instrText xml:space="preserve"> PAGEREF _Toc244259690 \h </w:instrText>
             </w:r>
             <w:r>
               <w:rPr>
@@ -10537,7 +10572,7 @@
               <w14:ligatures w14:val="standardContextual"/>
             </w:rPr>
           </w:pPr>
-          <w:hyperlink w:anchor="_Toc244258311" w:history="1">
+          <w:hyperlink w:anchor="_Toc244259691" w:history="1">
             <w:r>
               <w:rPr>
                 <w:rStyle w:val="Hyperlink"/>
@@ -10574,7 +10609,7 @@
               <w:rPr>
                 <w:noProof/>
               </w:rPr>
-              <w:instrText xml:space="preserve"> PAGEREF _Toc244258311 \h </w:instrText>
+              <w:instrText xml:space="preserve"> PAGEREF _Toc244259691 \h </w:instrText>
             </w:r>
             <w:r>
               <w:rPr>
@@ -10611,7 +10646,7 @@
     <w:p>
       <w:pPr>
         <w:sectPr>
-          <w:footerReference w:type="default" r:id="rId7"/>
+          <w:footerReference w:type="default" r:id="rId8"/>
           <w:pgSz w:w="11906" w:h="16838"/>
           <w:pgMar w:top="1134" w:right="1134" w:bottom="1134" w:left="1701" w:header="567" w:footer="567" w:gutter="0"/>
           <w:pgNumType w:fmt="lowerRoman" w:start="1"/>
@@ -10625,7 +10660,7 @@
         <w:pStyle w:val="Heading1"/>
         <w:pageBreakBefore/>
       </w:pPr>
-      <w:bookmarkStart w:id="0" w:name="_Toc244258198"/>
+      <w:bookmarkStart w:id="0" w:name="_Toc244259578"/>
       <w:r>
         <w:lastRenderedPageBreak/>
         <w:t>LỜI MỞ ĐẦU</w:t>
@@ -10636,7 +10671,7 @@
       <w:pPr>
         <w:pStyle w:val="Heading2"/>
       </w:pPr>
-      <w:bookmarkStart w:id="1" w:name="_Toc244258199"/>
+      <w:bookmarkStart w:id="1" w:name="_Toc244259579"/>
       <w:r>
         <w:t>Lý do chọn đề tài</w:t>
       </w:r>
@@ -10709,7 +10744,7 @@
       <w:pPr>
         <w:pStyle w:val="Heading2"/>
       </w:pPr>
-      <w:bookmarkStart w:id="2" w:name="_Toc244258200"/>
+      <w:bookmarkStart w:id="2" w:name="_Toc244259580"/>
       <w:r>
         <w:t>Mục tiêu đề tài</w:t>
       </w:r>
@@ -10775,7 +10810,7 @@
       <w:pPr>
         <w:pStyle w:val="Heading2"/>
       </w:pPr>
-      <w:bookmarkStart w:id="3" w:name="_Toc244258201"/>
+      <w:bookmarkStart w:id="3" w:name="_Toc244259581"/>
       <w:r>
         <w:t>Đối tượng và phạm vi</w:t>
       </w:r>
@@ -10828,7 +10863,7 @@
       <w:pPr>
         <w:pStyle w:val="Heading2"/>
       </w:pPr>
-      <w:bookmarkStart w:id="4" w:name="_Toc244258202"/>
+      <w:bookmarkStart w:id="4" w:name="_Toc244259582"/>
       <w:r>
         <w:t>Phương pháp thực hiện</w:t>
       </w:r>
@@ -10880,7 +10915,7 @@
       <w:pPr>
         <w:pStyle w:val="Heading2"/>
       </w:pPr>
-      <w:bookmarkStart w:id="5" w:name="_Toc244258203"/>
+      <w:bookmarkStart w:id="5" w:name="_Toc244259583"/>
       <w:r>
         <w:t>Bố cục báo cáo</w:t>
       </w:r>
@@ -11003,7 +11038,7 @@
         <w:pStyle w:val="Heading1"/>
         <w:pageBreakBefore/>
       </w:pPr>
-      <w:bookmarkStart w:id="6" w:name="_Toc244258204"/>
+      <w:bookmarkStart w:id="6" w:name="_Toc244259584"/>
       <w:r>
         <w:lastRenderedPageBreak/>
         <w:t>CHƯƠNG 1. TỔNG QUAN VỀ CƠ SỞ DỮ LIỆU PHÂN TÁN</w:t>
@@ -11014,7 +11049,7 @@
       <w:pPr>
         <w:pStyle w:val="Heading2"/>
       </w:pPr>
-      <w:bookmarkStart w:id="7" w:name="_Toc244258205"/>
+      <w:bookmarkStart w:id="7" w:name="_Toc244259585"/>
       <w:r>
         <w:t>1.1 Khái niệm cơ sở dữ liệu phân tán</w:t>
       </w:r>
@@ -11143,7 +11178,7 @@
           <w:noProof/>
         </w:rPr>
         <w:drawing>
-          <wp:inline distT="0" distB="0" distL="0" distR="0" wp14:anchorId="34D1F223" wp14:editId="7542F763">
+          <wp:inline distT="0" distB="0" distL="0" distR="0" wp14:anchorId="390E3269" wp14:editId="70B0B079">
             <wp:extent cx="5619750" cy="3619500"/>
             <wp:effectExtent l="0" t="0" r="0" b="0"/>
             <wp:docPr id="1" name="Picture 1"/>
@@ -11160,7 +11195,7 @@
                     </pic:cNvPicPr>
                   </pic:nvPicPr>
                   <pic:blipFill>
-                    <a:blip r:embed="rId8"/>
+                    <a:blip r:embed="rId9"/>
                     <a:srcRect/>
                     <a:stretch>
                       <a:fillRect/>
@@ -11188,7 +11223,7 @@
         <w:spacing w:after="160"/>
         <w:jc w:val="center"/>
       </w:pPr>
-      <w:bookmarkStart w:id="8" w:name="_Toc244258277"/>
+      <w:bookmarkStart w:id="8" w:name="_Toc244259657"/>
       <w:r>
         <w:rPr>
           <w:b/>
@@ -11211,7 +11246,7 @@
       <w:pPr>
         <w:pStyle w:val="Heading2"/>
       </w:pPr>
-      <w:bookmarkStart w:id="9" w:name="_Toc244258206"/>
+      <w:bookmarkStart w:id="9" w:name="_Toc244259586"/>
       <w:r>
         <w:lastRenderedPageBreak/>
         <w:t>1.2 So sánh CSDL tập trung và CSDL phân tán</w:t>
@@ -11235,7 +11270,7 @@
         <w:spacing w:before="120" w:after="160"/>
         <w:jc w:val="center"/>
       </w:pPr>
-      <w:bookmarkStart w:id="10" w:name="_Toc244258294"/>
+      <w:bookmarkStart w:id="10" w:name="_Toc244259674"/>
       <w:r>
         <w:rPr>
           <w:b/>
@@ -12102,7 +12137,7 @@
       <w:pPr>
         <w:pStyle w:val="Heading2"/>
       </w:pPr>
-      <w:bookmarkStart w:id="11" w:name="_Toc244258207"/>
+      <w:bookmarkStart w:id="11" w:name="_Toc244259587"/>
       <w:r>
         <w:t>1.3 Kiến trúc tham chiếu của CSDL phân tán</w:t>
       </w:r>
@@ -12224,543 +12259,10 @@
           <w:noProof/>
         </w:rPr>
         <w:drawing>
-          <wp:inline distT="0" distB="0" distL="0" distR="0" wp14:anchorId="25198688" wp14:editId="5F4AC2BB">
+          <wp:inline distT="0" distB="0" distL="0" distR="0" wp14:anchorId="456EF2FD" wp14:editId="4C6CB671">
             <wp:extent cx="5619750" cy="4905375"/>
             <wp:effectExtent l="0" t="0" r="0" b="0"/>
             <wp:docPr id="2" name="Picture 2"/>
-            <wp:cNvGraphicFramePr>
-              <a:graphicFrameLocks xmlns:a="http://schemas.openxmlformats.org/drawingml/2006/main" noChangeAspect="1"/>
-            </wp:cNvGraphicFramePr>
-            <a:graphic xmlns:a="http://schemas.openxmlformats.org/drawingml/2006/main">
-              <a:graphicData uri="http://schemas.openxmlformats.org/drawingml/2006/picture">
-                <pic:pic xmlns:pic="http://schemas.openxmlformats.org/drawingml/2006/picture">
-                  <pic:nvPicPr>
-                    <pic:cNvPr id="0" name=""/>
-                    <pic:cNvPicPr>
-                      <a:picLocks noChangeAspect="1" noChangeArrowheads="1"/>
-                    </pic:cNvPicPr>
-                  </pic:nvPicPr>
-                  <pic:blipFill>
-                    <a:blip r:embed="rId9"/>
-                    <a:srcRect/>
-                    <a:stretch>
-                      <a:fillRect/>
-                    </a:stretch>
-                  </pic:blipFill>
-                  <pic:spPr bwMode="auto">
-                    <a:xfrm>
-                      <a:off x="0" y="0"/>
-                      <a:ext cx="5619750" cy="4905375"/>
-                    </a:xfrm>
-                    <a:prstGeom prst="rect">
-                      <a:avLst/>
-                    </a:prstGeom>
-                  </pic:spPr>
-                </pic:pic>
-              </a:graphicData>
-            </a:graphic>
-          </wp:inline>
-        </w:drawing>
-      </w:r>
-    </w:p>
-    <w:p>
-      <w:pPr>
-        <w:pStyle w:val="CaptionHinh"/>
-        <w:spacing w:after="160"/>
-        <w:jc w:val="center"/>
-      </w:pPr>
-      <w:bookmarkStart w:id="12" w:name="_Toc244258278"/>
-      <w:r>
-        <w:rPr>
-          <w:b/>
-          <w:bCs/>
-          <w:i/>
-          <w:iCs/>
-        </w:rPr>
-        <w:t xml:space="preserve">Hình 1.2: </w:t>
-      </w:r>
-      <w:r>
-        <w:rPr>
-          <w:i/>
-          <w:iCs/>
-        </w:rPr>
-        <w:t>Các mức lược đồ trong kiến trúc tham chiếu của CSDL phân tán</w:t>
-      </w:r>
-      <w:bookmarkEnd w:id="12"/>
-    </w:p>
-    <w:p>
-      <w:pPr>
-        <w:pStyle w:val="Heading2"/>
-      </w:pPr>
-      <w:bookmarkStart w:id="13" w:name="_Toc244258208"/>
-      <w:r>
-        <w:t>1.4 Tính trong suốt trong CSDL phân tán</w:t>
-      </w:r>
-      <w:bookmarkEnd w:id="13"/>
-    </w:p>
-    <w:p>
-      <w:pPr>
-        <w:spacing w:after="120"/>
-        <w:ind w:firstLine="567"/>
-        <w:jc w:val="both"/>
-      </w:pPr>
-      <w:r>
-        <w:t>Tính trong suốt nghĩa là người dùng không cần biết các chi tiết cài đặt của hệ thống phân tán. Có thể phân biệt các mức trong suốt sau, theo thứ tự từ cao xuống thấp:</w:t>
-      </w:r>
-    </w:p>
-    <w:p>
-      <w:pPr>
-        <w:pStyle w:val="ListParagraph"/>
-        <w:numPr>
-          <w:ilvl w:val="0"/>
-          <w:numId w:val="2"/>
-        </w:numPr>
-        <w:spacing w:after="60"/>
-        <w:jc w:val="both"/>
-      </w:pPr>
-      <w:r>
-        <w:rPr>
-          <w:b/>
-          <w:bCs/>
-        </w:rPr>
-        <w:lastRenderedPageBreak/>
-        <w:t>Trong suốt phân mảnh:</w:t>
-      </w:r>
-      <w:r>
-        <w:t xml:space="preserve"> người dùng truy vấn trên quan hệ toàn cục mà không cần biết quan hệ đó đã bị chia thành những mảnh nào. Đây là mức trong suốt cao nhất.</w:t>
-      </w:r>
-    </w:p>
-    <w:p>
-      <w:pPr>
-        <w:pStyle w:val="ListParagraph"/>
-        <w:numPr>
-          <w:ilvl w:val="0"/>
-          <w:numId w:val="2"/>
-        </w:numPr>
-        <w:spacing w:after="60"/>
-        <w:jc w:val="both"/>
-      </w:pPr>
-      <w:r>
-        <w:rPr>
-          <w:b/>
-          <w:bCs/>
-        </w:rPr>
-        <w:t>Trong suốt vị trí:</w:t>
-      </w:r>
-      <w:r>
-        <w:t xml:space="preserve"> người dùng biết các mảnh nhưng không cần biết mỗi mảnh nằm ở site nào.</w:t>
-      </w:r>
-    </w:p>
-    <w:p>
-      <w:pPr>
-        <w:pStyle w:val="ListParagraph"/>
-        <w:numPr>
-          <w:ilvl w:val="0"/>
-          <w:numId w:val="2"/>
-        </w:numPr>
-        <w:spacing w:after="60"/>
-        <w:jc w:val="both"/>
-      </w:pPr>
-      <w:r>
-        <w:rPr>
-          <w:b/>
-          <w:bCs/>
-        </w:rPr>
-        <w:t>Trong suốt nhân bản:</w:t>
-      </w:r>
-      <w:r>
-        <w:t xml:space="preserve"> người dùng không cần biết một mảnh có bao nhiêu bản sao, cũng không phải tự cập nhật từng bản sao.</w:t>
-      </w:r>
-    </w:p>
-    <w:p>
-      <w:pPr>
-        <w:pStyle w:val="ListParagraph"/>
-        <w:numPr>
-          <w:ilvl w:val="0"/>
-          <w:numId w:val="2"/>
-        </w:numPr>
-        <w:spacing w:after="60"/>
-        <w:jc w:val="both"/>
-      </w:pPr>
-      <w:r>
-        <w:rPr>
-          <w:b/>
-          <w:bCs/>
-        </w:rPr>
-        <w:t>Trong suốt ánh xạ cục bộ:</w:t>
-      </w:r>
-      <w:r>
-        <w:t xml:space="preserve"> người dùng không cần biết mỗi site dùng hệ quản trị nào và lưu dữ liệu ra sao.</w:t>
-      </w:r>
-    </w:p>
-    <w:p>
-      <w:pPr>
-        <w:spacing w:after="120"/>
-        <w:ind w:firstLine="567"/>
-        <w:jc w:val="both"/>
-      </w:pPr>
-      <w:r>
-        <w:t>Mức trong suốt càng cao thì việc viết ứng dụng càng đơn giản, nhưng DDBMS phải đảm nhận nhiều việc hơn, ví dụ phải tự phân rã một truy vấn toàn cục thành các truy vấn trên từng mảnh. Trong thực nghiệm ở Chương 4, nhóm đạt được trong suốt phân mảnh và trong suốt vị trí bằng view và synonym của SQL Server.</w:t>
-      </w:r>
-    </w:p>
-    <w:p>
-      <w:pPr>
-        <w:pStyle w:val="Heading2"/>
-      </w:pPr>
-      <w:bookmarkStart w:id="14" w:name="_Toc244258209"/>
-      <w:r>
-        <w:t>1.5 Thiết kế cơ sở dữ liệu phân tán</w:t>
-      </w:r>
-      <w:bookmarkEnd w:id="14"/>
-    </w:p>
-    <w:p>
-      <w:pPr>
-        <w:pStyle w:val="Heading3"/>
-      </w:pPr>
-      <w:bookmarkStart w:id="15" w:name="_Toc244258210"/>
-      <w:r>
-        <w:t>1.5.1 Hai hướng tiếp cận</w:t>
-      </w:r>
-      <w:bookmarkEnd w:id="15"/>
-    </w:p>
-    <w:p>
-      <w:pPr>
-        <w:pStyle w:val="ListParagraph"/>
-        <w:numPr>
-          <w:ilvl w:val="0"/>
-          <w:numId w:val="2"/>
-        </w:numPr>
-        <w:spacing w:after="60"/>
-        <w:jc w:val="both"/>
-      </w:pPr>
-      <w:r>
-        <w:rPr>
-          <w:b/>
-          <w:bCs/>
-        </w:rPr>
-        <w:t>Thiết kế từ trên xuống (top-down):</w:t>
-      </w:r>
-      <w:r>
-        <w:t xml:space="preserve"> xuất phát từ yêu cầu của hệ thống, xây dựng lược đồ toàn cục, sau đó thiết kế phân mảnh và cấp phát, cuối cùng là lược đồ cục bộ tại mỗi site. Hướng này phù hợp khi xây dựng hệ thống mới, và cũng là hướng đề tài áp dụng.</w:t>
-      </w:r>
-    </w:p>
-    <w:p>
-      <w:pPr>
-        <w:pStyle w:val="ListParagraph"/>
-        <w:numPr>
-          <w:ilvl w:val="0"/>
-          <w:numId w:val="2"/>
-        </w:numPr>
-        <w:spacing w:after="60"/>
-        <w:jc w:val="both"/>
-      </w:pPr>
-      <w:r>
-        <w:rPr>
-          <w:b/>
-          <w:bCs/>
-        </w:rPr>
-        <w:t>Thiết kế từ dưới lên (bottom-up):</w:t>
-      </w:r>
-      <w:r>
-        <w:t xml:space="preserve"> khi đã có sẵn nhiều CSDL độc lập, cần tích hợp chúng thành một lược đồ toàn cục chung. Hướng này thường gặp khi hợp nhất các hệ thống có sẵn.</w:t>
-      </w:r>
-    </w:p>
-    <w:p>
-      <w:pPr>
-        <w:pStyle w:val="Heading3"/>
-      </w:pPr>
-      <w:bookmarkStart w:id="16" w:name="_Toc244258211"/>
-      <w:r>
-        <w:t>1.5.2 Hai bài toán chính: phân mảnh và cấp phát</w:t>
-      </w:r>
-      <w:bookmarkEnd w:id="16"/>
-    </w:p>
-    <w:p>
-      <w:pPr>
-        <w:spacing w:after="120"/>
-        <w:ind w:firstLine="567"/>
-        <w:jc w:val="both"/>
-      </w:pPr>
-      <w:r>
-        <w:t>Trong thiết kế từ trên xuống, sau khi có lược đồ toàn cục, người thiết kế phải giải quyết hai bài toán:</w:t>
-      </w:r>
-    </w:p>
-    <w:p>
-      <w:pPr>
-        <w:pStyle w:val="ListParagraph"/>
-        <w:numPr>
-          <w:ilvl w:val="0"/>
-          <w:numId w:val="2"/>
-        </w:numPr>
-        <w:spacing w:after="60"/>
-        <w:jc w:val="both"/>
-      </w:pPr>
-      <w:r>
-        <w:rPr>
-          <w:b/>
-          <w:bCs/>
-        </w:rPr>
-        <w:t>Phân mảnh:</w:t>
-      </w:r>
-      <w:r>
-        <w:t xml:space="preserve"> chia mỗi quan hệ thành các mảnh sao cho mỗi mảnh chứa đúng phần dữ liệu mà một nhóm ứng dụng cần. Đây là nội dung chính của Chương 2 và Chương 3.</w:t>
-      </w:r>
-    </w:p>
-    <w:p>
-      <w:pPr>
-        <w:pStyle w:val="ListParagraph"/>
-        <w:numPr>
-          <w:ilvl w:val="0"/>
-          <w:numId w:val="2"/>
-        </w:numPr>
-        <w:spacing w:after="60"/>
-        <w:jc w:val="both"/>
-      </w:pPr>
-      <w:r>
-        <w:rPr>
-          <w:b/>
-          <w:bCs/>
-        </w:rPr>
-        <w:t>Cấp phát:</w:t>
-      </w:r>
-      <w:r>
-        <w:t xml:space="preserve"> đặt các mảnh lên các site sao cho tối thiểu hóa chi phí truy cập và truyền thông, đồng thời đáp ứng yêu cầu về độ sẵn sàng. Có ba phương án: không nhân bản (mỗi mảnh ở đúng một site), nhân bản một phần, và nhân bản toàn phần.</w:t>
-      </w:r>
-    </w:p>
-    <w:p>
-      <w:pPr>
-        <w:spacing w:after="120"/>
-        <w:ind w:firstLine="567"/>
-        <w:jc w:val="both"/>
-      </w:pPr>
-      <w:r>
-        <w:t xml:space="preserve">Cả hai bài toán đều cần thông tin đầu vào về dữ liệu và ứng dụng: các truy vấn chính, thuộc tính và vị từ mà chúng sử dụng, nơi phát sinh, tần suất thực hiện. Phân </w:t>
-      </w:r>
-      <w:r>
-        <w:lastRenderedPageBreak/>
-        <w:t>mảnh tốt mà cấp phát không hợp lý thì vẫn phát sinh nhiều truy cập từ xa, nên hai bài toán phải được xem xét cùng nhau.</w:t>
-      </w:r>
-    </w:p>
-    <w:p>
-      <w:pPr>
-        <w:pStyle w:val="Heading2"/>
-      </w:pPr>
-      <w:bookmarkStart w:id="17" w:name="_Toc244258212"/>
-      <w:r>
-        <w:t>1.6 Kết chương</w:t>
-      </w:r>
-      <w:bookmarkEnd w:id="17"/>
-    </w:p>
-    <w:p>
-      <w:pPr>
-        <w:spacing w:after="120"/>
-        <w:ind w:firstLine="567"/>
-        <w:jc w:val="both"/>
-      </w:pPr>
-      <w:r>
-        <w:t>Chương 1 đã trình bày khái niệm, ưu nhược điểm, kiến trúc tham chiếu và các mức trong suốt của CSDL phân tán, cùng hai bài toán thiết kế là phân mảnh và cấp phát. Chương 2 sẽ đi vào chi tiết bài toán phân mảnh với hai kiểu cơ bản là phân mảnh ngang và phân mảnh dọc.</w:t>
-      </w:r>
-    </w:p>
-    <w:p>
-      <w:pPr>
-        <w:pStyle w:val="Heading1"/>
-        <w:pageBreakBefore/>
-      </w:pPr>
-      <w:bookmarkStart w:id="18" w:name="_Toc244258213"/>
-      <w:r>
-        <w:lastRenderedPageBreak/>
-        <w:t>CHƯƠNG 2. PHÂN MẢNH DỮ LIỆU TRONG CSDL PHÂN TÁN</w:t>
-      </w:r>
-      <w:bookmarkEnd w:id="18"/>
-    </w:p>
-    <w:p>
-      <w:pPr>
-        <w:pStyle w:val="Heading2"/>
-      </w:pPr>
-      <w:bookmarkStart w:id="19" w:name="_Toc244258214"/>
-      <w:r>
-        <w:t>2.1 Lý do và đơn vị phân mảnh</w:t>
-      </w:r>
-      <w:bookmarkEnd w:id="19"/>
-    </w:p>
-    <w:p>
-      <w:pPr>
-        <w:spacing w:after="120"/>
-        <w:ind w:firstLine="567"/>
-        <w:jc w:val="both"/>
-      </w:pPr>
-      <w:r>
-        <w:t xml:space="preserve">Nếu đơn vị phân tán là cả một quan hệ, sẽ có hai lựa chọn đều không hiệu quả. Đặt quan hệ ở một site thì các site khác phải truy cập từ xa. Nhân bản quan hệ ra mọi site thì tốn không gian lưu trữ, và mỗi lần cập nhật phải sửa tất cả các bản sao. Trong khi đó, mỗi ứng dụng thường chỉ dùng một </w:t>
-      </w:r>
-      <w:r>
-        <w:rPr>
-          <w:b/>
-          <w:bCs/>
-        </w:rPr>
-        <w:t>tập con</w:t>
-      </w:r>
-      <w:r>
-        <w:t xml:space="preserve"> của quan hệ, ví dụ chi nhánh Hà Nội chỉ cần khách hàng ở Hà Nội. Vì vậy, đơn vị phân tán hợp lý là các </w:t>
-      </w:r>
-      <w:r>
-        <w:rPr>
-          <w:b/>
-          <w:bCs/>
-        </w:rPr>
-        <w:t>mảnh</w:t>
-      </w:r>
-      <w:r>
-        <w:t xml:space="preserve"> (fragment) của quan hệ.</w:t>
-      </w:r>
-    </w:p>
-    <w:p>
-      <w:pPr>
-        <w:spacing w:after="120"/>
-        <w:ind w:firstLine="567"/>
-        <w:jc w:val="both"/>
-      </w:pPr>
-      <w:r>
-        <w:t>Phân mảnh mang lại các lợi ích:</w:t>
-      </w:r>
-    </w:p>
-    <w:p>
-      <w:pPr>
-        <w:pStyle w:val="ListParagraph"/>
-        <w:numPr>
-          <w:ilvl w:val="0"/>
-          <w:numId w:val="2"/>
-        </w:numPr>
-        <w:spacing w:after="60"/>
-        <w:jc w:val="both"/>
-      </w:pPr>
-      <w:r>
-        <w:rPr>
-          <w:b/>
-          <w:bCs/>
-        </w:rPr>
-        <w:t>Tăng tính cục bộ:</w:t>
-      </w:r>
-      <w:r>
-        <w:t xml:space="preserve"> mỗi mảnh đặt ở nơi sử dụng nó nhiều nhất, phần lớn truy vấn được trả lời bằng dữ liệu tại chỗ.</w:t>
-      </w:r>
-    </w:p>
-    <w:p>
-      <w:pPr>
-        <w:pStyle w:val="ListParagraph"/>
-        <w:numPr>
-          <w:ilvl w:val="0"/>
-          <w:numId w:val="2"/>
-        </w:numPr>
-        <w:spacing w:after="60"/>
-        <w:jc w:val="both"/>
-      </w:pPr>
-      <w:r>
-        <w:rPr>
-          <w:b/>
-          <w:bCs/>
-        </w:rPr>
-        <w:t>Xử lý song song:</w:t>
-      </w:r>
-      <w:r>
-        <w:t xml:space="preserve"> một truy vấn trên quan hệ có thể tách thành nhiều truy vấn con chạy đồng thời trên các mảnh.</w:t>
-      </w:r>
-    </w:p>
-    <w:p>
-      <w:pPr>
-        <w:pStyle w:val="ListParagraph"/>
-        <w:numPr>
-          <w:ilvl w:val="0"/>
-          <w:numId w:val="2"/>
-        </w:numPr>
-        <w:spacing w:after="60"/>
-        <w:jc w:val="both"/>
-      </w:pPr>
-      <w:r>
-        <w:rPr>
-          <w:b/>
-          <w:bCs/>
-        </w:rPr>
-        <w:t>Bảo mật:</w:t>
-      </w:r>
-      <w:r>
-        <w:t xml:space="preserve"> dữ liệu nhạy cảm được tách riêng và chỉ đặt ở những site có quyền truy cập.</w:t>
-      </w:r>
-    </w:p>
-    <w:p>
-      <w:pPr>
-        <w:spacing w:after="120"/>
-        <w:ind w:firstLine="567"/>
-        <w:jc w:val="both"/>
-      </w:pPr>
-      <w:r>
-        <w:t xml:space="preserve">Phân mảnh cũng có cái giá phải trả. Những ứng dụng cần dữ liệu ở nhiều mảnh phải ghép các mảnh lại, phát sinh chi phí truyền thông và xử lý. Việc kiểm tra ràng buộc toàn vẹn liên quan đến nhiều mảnh cũng phức tạp hơn. Do đó </w:t>
-      </w:r>
-      <w:r>
-        <w:rPr>
-          <w:b/>
-          <w:bCs/>
-        </w:rPr>
-        <w:t>mức độ phân mảnh</w:t>
-      </w:r>
-      <w:r>
-        <w:t xml:space="preserve"> phải vừa phải: không phân mảnh thì mất tính cục bộ, phân mảnh quá nhỏ (đến từng bộ hoặc từng thuộc tính) thì chi phí ghép lại rất lớn. Mức độ hợp lý được xác định dựa trên các ứng dụng sử dụng CSDL.</w:t>
-      </w:r>
-    </w:p>
-    <w:p>
-      <w:pPr>
-        <w:spacing w:after="120"/>
-        <w:ind w:firstLine="567"/>
-        <w:jc w:val="both"/>
-      </w:pPr>
-      <w:r>
-        <w:t xml:space="preserve">Có ba kiểu phân mảnh cơ bản (Hình 2.1): </w:t>
-      </w:r>
-      <w:r>
-        <w:rPr>
-          <w:b/>
-          <w:bCs/>
-        </w:rPr>
-        <w:t>phân mảnh ngang</w:t>
-      </w:r>
-      <w:r>
-        <w:t xml:space="preserve"> (theo dòng), </w:t>
-      </w:r>
-      <w:r>
-        <w:rPr>
-          <w:b/>
-          <w:bCs/>
-        </w:rPr>
-        <w:t>phân mảnh dọc</w:t>
-      </w:r>
-      <w:r>
-        <w:t xml:space="preserve"> (theo cột) và </w:t>
-      </w:r>
-      <w:r>
-        <w:rPr>
-          <w:b/>
-          <w:bCs/>
-        </w:rPr>
-        <w:t>phân mảnh hỗn hợp</w:t>
-      </w:r>
-      <w:r>
-        <w:t xml:space="preserve"> (kết hợp cả hai).</w:t>
-      </w:r>
-    </w:p>
-    <w:p>
-      <w:pPr>
-        <w:keepNext/>
-        <w:spacing w:before="120" w:after="60"/>
-        <w:jc w:val="center"/>
-      </w:pPr>
-      <w:r>
-        <w:rPr>
-          <w:noProof/>
-        </w:rPr>
-        <w:drawing>
-          <wp:inline distT="0" distB="0" distL="0" distR="0" wp14:anchorId="521D6A08" wp14:editId="4D79968A">
-            <wp:extent cx="5619750" cy="1790700"/>
-            <wp:effectExtent l="0" t="0" r="0" b="0"/>
-            <wp:docPr id="3" name="Picture 3"/>
             <wp:cNvGraphicFramePr>
               <a:graphicFrameLocks xmlns:a="http://schemas.openxmlformats.org/drawingml/2006/main" noChangeAspect="1"/>
             </wp:cNvGraphicFramePr>
@@ -12783,7 +12285,7 @@
                   <pic:spPr bwMode="auto">
                     <a:xfrm>
                       <a:off x="0" y="0"/>
-                      <a:ext cx="5619750" cy="1790700"/>
+                      <a:ext cx="5619750" cy="4905375"/>
                     </a:xfrm>
                     <a:prstGeom prst="rect">
                       <a:avLst/>
@@ -12802,7 +12304,7 @@
         <w:spacing w:after="160"/>
         <w:jc w:val="center"/>
       </w:pPr>
-      <w:bookmarkStart w:id="20" w:name="_Toc244258279"/>
+      <w:bookmarkStart w:id="12" w:name="_Toc244259658"/>
       <w:r>
         <w:rPr>
           <w:b/>
@@ -12810,27 +12312,26 @@
           <w:i/>
           <w:iCs/>
         </w:rPr>
-        <w:t xml:space="preserve">Hình 2.1: </w:t>
+        <w:t xml:space="preserve">Hình 1.2: </w:t>
       </w:r>
       <w:r>
         <w:rPr>
           <w:i/>
           <w:iCs/>
         </w:rPr>
-        <w:t>Minh họa ba kiểu phân mảnh</w:t>
-      </w:r>
-      <w:bookmarkEnd w:id="20"/>
+        <w:t>Các mức lược đồ trong kiến trúc tham chiếu của CSDL phân tán</w:t>
+      </w:r>
+      <w:bookmarkEnd w:id="12"/>
     </w:p>
     <w:p>
       <w:pPr>
         <w:pStyle w:val="Heading2"/>
       </w:pPr>
-      <w:bookmarkStart w:id="21" w:name="_Toc244258215"/>
-      <w:r>
-        <w:lastRenderedPageBreak/>
-        <w:t>2.2 Các quy tắc đúng đắn của phân mảnh</w:t>
-      </w:r>
-      <w:bookmarkEnd w:id="21"/>
+      <w:bookmarkStart w:id="13" w:name="_Toc244259588"/>
+      <w:r>
+        <w:t>1.4 Tính trong suốt trong CSDL phân tán</w:t>
+      </w:r>
+      <w:bookmarkEnd w:id="13"/>
     </w:p>
     <w:p>
       <w:pPr>
@@ -12839,7 +12340,7 @@
         <w:jc w:val="both"/>
       </w:pPr>
       <w:r>
-        <w:t>Giả sử quan hệ R được phân mảnh thành các mảnh R₁, R₂, …, Rₙ. Phân mảnh được gọi là đúng đắn nếu thỏa ba quy tắc [1]:</w:t>
+        <w:t>Tính trong suốt nghĩa là người dùng không cần biết các chi tiết cài đặt của hệ thống phân tán. Có thể phân biệt các mức trong suốt sau, theo thứ tự từ cao xuống thấp:</w:t>
       </w:r>
     </w:p>
     <w:p>
@@ -12857,10 +12358,11 @@
           <w:b/>
           <w:bCs/>
         </w:rPr>
-        <w:t>Tính đầy đủ (completeness):</w:t>
-      </w:r>
-      <w:r>
-        <w:t xml:space="preserve"> mỗi mục dữ liệu của R (một bộ đối với phân mảnh ngang, một thuộc tính đối với phân mảnh dọc) đều có mặt trong ít nhất một mảnh Rᵢ. Quy tắc này đảm bảo phân mảnh không làm mất dữ liệu.</w:t>
+        <w:lastRenderedPageBreak/>
+        <w:t>Trong suốt phân mảnh:</w:t>
+      </w:r>
+      <w:r>
+        <w:t xml:space="preserve"> người dùng truy vấn trên quan hệ toàn cục mà không cần biết quan hệ đó đã bị chia thành những mảnh nào. Đây là mức trong suốt cao nhất.</w:t>
       </w:r>
     </w:p>
     <w:p>
@@ -12878,64 +12380,10 @@
           <w:b/>
           <w:bCs/>
         </w:rPr>
-        <w:t>Tính tái thiết (reconstruction):</w:t>
-      </w:r>
-      <w:r>
-        <w:t xml:space="preserve"> tồn tại một phép toán quan hệ </w:t>
-      </w:r>
-      <w:r>
-        <w:rPr>
-          <w:rFonts w:ascii="Cambria Math" w:eastAsia="Cambria Math" w:hAnsi="Cambria Math" w:cs="Cambria Math"/>
-        </w:rPr>
-        <w:t>∇</w:t>
-      </w:r>
-      <w:r>
-        <w:t xml:space="preserve"> sao cho R = </w:t>
-      </w:r>
-      <w:r>
-        <w:rPr>
-          <w:rFonts w:ascii="Cambria Math" w:eastAsia="Cambria Math" w:hAnsi="Cambria Math" w:cs="Cambria Math"/>
-        </w:rPr>
-        <w:t>∇</w:t>
-      </w:r>
-      <w:r>
-        <w:t xml:space="preserve"> Rᵢ. Với phân mảnh ngang, </w:t>
-      </w:r>
-      <w:r>
-        <w:rPr>
-          <w:rFonts w:ascii="Cambria Math" w:eastAsia="Cambria Math" w:hAnsi="Cambria Math" w:cs="Cambria Math"/>
-        </w:rPr>
-        <w:t>∇</w:t>
-      </w:r>
-      <w:r>
-        <w:t xml:space="preserve"> là phép hợp (</w:t>
-      </w:r>
-      <w:r>
-        <w:rPr>
-          <w:rFonts w:ascii="Cambria Math" w:eastAsia="Cambria Math" w:hAnsi="Cambria Math" w:cs="Cambria Math"/>
-        </w:rPr>
-        <w:t>∪</w:t>
-      </w:r>
-      <w:r>
-        <w:t xml:space="preserve">); với phân mảnh dọc, </w:t>
-      </w:r>
-      <w:r>
-        <w:rPr>
-          <w:rFonts w:ascii="Cambria Math" w:eastAsia="Cambria Math" w:hAnsi="Cambria Math" w:cs="Cambria Math"/>
-        </w:rPr>
-        <w:t>∇</w:t>
-      </w:r>
-      <w:r>
-        <w:t xml:space="preserve"> là phép kết nối (</w:t>
-      </w:r>
-      <w:r>
-        <w:rPr>
-          <w:rFonts w:ascii="Cambria Math" w:eastAsia="Cambria Math" w:hAnsi="Cambria Math" w:cs="Cambria Math"/>
-        </w:rPr>
-        <w:t>⋈</w:t>
-      </w:r>
-      <w:r>
-        <w:t>) trên khóa. Quy tắc này đảm bảo các ràng buộc phụ thuộc giữa dữ liệu được bảo toàn.</w:t>
+        <w:t>Trong suốt vị trí:</w:t>
+      </w:r>
+      <w:r>
+        <w:t xml:space="preserve"> người dùng biết các mảnh nhưng không cần biết mỗi mảnh nằm ở site nào.</w:t>
       </w:r>
     </w:p>
     <w:p>
@@ -12953,127 +12401,11 @@
           <w:b/>
           <w:bCs/>
         </w:rPr>
-        <w:t>Tính rời nhau (disjointness):</w:t>
-      </w:r>
-      <w:r>
-        <w:t xml:space="preserve"> với phân mảnh ngang, một bộ thuộc Rⱼ thì không thuộc Rₖ (j ≠ k). Với phân mảnh dọc, các mảnh chỉ được trùng nhau ở khóa chính; khóa phải được lặp lại ở mọi mảnh để có thể tái thiết.</w:t>
-      </w:r>
-    </w:p>
-    <w:p>
-      <w:pPr>
-        <w:pStyle w:val="Heading2"/>
-      </w:pPr>
-      <w:bookmarkStart w:id="22" w:name="_Toc244258216"/>
-      <w:r>
-        <w:t>2.3 Phân mảnh ngang nguyên thủy</w:t>
-      </w:r>
-      <w:bookmarkEnd w:id="22"/>
-    </w:p>
-    <w:p>
-      <w:pPr>
-        <w:pStyle w:val="Heading3"/>
-      </w:pPr>
-      <w:bookmarkStart w:id="23" w:name="_Toc244258217"/>
-      <w:r>
-        <w:t>2.3.1 Định nghĩa</w:t>
-      </w:r>
-      <w:bookmarkEnd w:id="23"/>
-    </w:p>
-    <w:p>
-      <w:pPr>
-        <w:spacing w:after="120"/>
-        <w:ind w:firstLine="567"/>
-        <w:jc w:val="both"/>
-      </w:pPr>
-      <w:r>
-        <w:t>Phân mảnh ngang chia quan hệ theo các bộ. Mỗi mảnh là kết quả của một phép chọn trên quan hệ:</w:t>
-      </w:r>
-    </w:p>
-    <w:p>
-      <w:pPr>
-        <w:spacing w:before="80" w:after="160"/>
-        <w:jc w:val="center"/>
-      </w:pPr>
-      <w:r>
-        <w:rPr>
-          <w:rFonts w:ascii="Cambria Math" w:eastAsia="Cambria Math" w:hAnsi="Cambria Math" w:cs="Cambria Math"/>
-          <w:sz w:val="24"/>
-          <w:szCs w:val="24"/>
-        </w:rPr>
-        <w:t>R</w:t>
-      </w:r>
-      <w:r>
-        <w:rPr>
-          <w:rFonts w:ascii="Cambria Math" w:eastAsia="Cambria Math" w:hAnsi="Cambria Math" w:cs="Cambria Math"/>
-          <w:sz w:val="24"/>
-          <w:szCs w:val="24"/>
-        </w:rPr>
-        <w:t>ᵢ</w:t>
-      </w:r>
-      <w:r>
-        <w:rPr>
-          <w:rFonts w:ascii="Cambria Math" w:eastAsia="Cambria Math" w:hAnsi="Cambria Math" w:cs="Cambria Math"/>
-          <w:sz w:val="24"/>
-          <w:szCs w:val="24"/>
-        </w:rPr>
-        <w:t xml:space="preserve"> = σ</w:t>
-      </w:r>
-      <w:r>
-        <w:rPr>
-          <w:rFonts w:ascii="Cambria Math" w:eastAsia="Cambria Math" w:hAnsi="Cambria Math" w:cs="Cambria Math"/>
-          <w:sz w:val="24"/>
-          <w:szCs w:val="24"/>
-          <w:vertAlign w:val="subscript"/>
-        </w:rPr>
-        <w:t>F</w:t>
-      </w:r>
-      <w:r>
-        <w:rPr>
-          <w:rFonts w:ascii="Cambria Math" w:eastAsia="Cambria Math" w:hAnsi="Cambria Math" w:cs="Cambria Math"/>
-          <w:sz w:val="24"/>
-          <w:szCs w:val="24"/>
-          <w:vertAlign w:val="subscript"/>
-        </w:rPr>
-        <w:t>ᵢ</w:t>
-      </w:r>
-      <w:r>
-        <w:rPr>
-          <w:rFonts w:ascii="Cambria Math" w:eastAsia="Cambria Math" w:hAnsi="Cambria Math" w:cs="Cambria Math"/>
-          <w:sz w:val="24"/>
-          <w:szCs w:val="24"/>
-        </w:rPr>
-        <w:t>(R),   i = 1..n</w:t>
-      </w:r>
-    </w:p>
-    <w:p>
-      <w:pPr>
-        <w:spacing w:after="120"/>
-        <w:ind w:firstLine="567"/>
-        <w:jc w:val="both"/>
-      </w:pPr>
-      <w:r>
-        <w:t xml:space="preserve">trong đó Fᵢ là vị từ chọn của mảnh Rᵢ. Gọi là phân mảnh </w:t>
-      </w:r>
-      <w:r>
-        <w:rPr>
-          <w:b/>
-          <w:bCs/>
-        </w:rPr>
-        <w:t>nguyên thủy</w:t>
-      </w:r>
-      <w:r>
-        <w:t xml:space="preserve"> vì vị từ được định nghĩa trên chính các thuộc tính của R.</w:t>
-      </w:r>
-    </w:p>
-    <w:p>
-      <w:pPr>
-        <w:pStyle w:val="Heading3"/>
-      </w:pPr>
-      <w:bookmarkStart w:id="24" w:name="_Toc244258218"/>
-      <w:r>
-        <w:t>2.3.2 Vị từ đơn giản và vị từ hội sơ cấp</w:t>
-      </w:r>
-      <w:bookmarkEnd w:id="24"/>
+        <w:t>Trong suốt nhân bản:</w:t>
+      </w:r>
+      <w:r>
+        <w:t xml:space="preserve"> người dùng không cần biết một mảnh có bao nhiêu bản sao, cũng không phải tự cập nhật từng bản sao.</w:t>
+      </w:r>
     </w:p>
     <w:p>
       <w:pPr>
@@ -13090,20 +12422,41 @@
           <w:b/>
           <w:bCs/>
         </w:rPr>
-        <w:t>Vị từ đơn giản</w:t>
-      </w:r>
-      <w:r>
-        <w:t xml:space="preserve"> có dạng pⱼ: Aᵢ θ Giá_trị, với Aᵢ là thuộc tính của R và θ </w:t>
-      </w:r>
-      <w:r>
-        <w:rPr>
-          <w:rFonts w:ascii="Cambria Math" w:eastAsia="Cambria Math" w:hAnsi="Cambria Math" w:cs="Cambria Math"/>
-        </w:rPr>
-        <w:t>∈</w:t>
-      </w:r>
-      <w:r>
-        <w:t xml:space="preserve"> {=, &lt;, ≤, &gt;, ≥, ≠}. Ví dụ: p₁: MaCN = 'CN01'.</w:t>
-      </w:r>
+        <w:t>Trong suốt ánh xạ cục bộ:</w:t>
+      </w:r>
+      <w:r>
+        <w:t xml:space="preserve"> người dùng không cần biết mỗi site dùng hệ quản trị nào và lưu dữ liệu ra sao.</w:t>
+      </w:r>
+    </w:p>
+    <w:p>
+      <w:pPr>
+        <w:spacing w:after="120"/>
+        <w:ind w:firstLine="567"/>
+        <w:jc w:val="both"/>
+      </w:pPr>
+      <w:r>
+        <w:t>Mức trong suốt càng cao thì việc viết ứng dụng càng đơn giản, nhưng DDBMS phải đảm nhận nhiều việc hơn, ví dụ phải tự phân rã một truy vấn toàn cục thành các truy vấn trên từng mảnh. Trong thực nghiệm ở Chương 4, nhóm đạt được trong suốt phân mảnh và trong suốt vị trí bằng view và synonym của SQL Server.</w:t>
+      </w:r>
+    </w:p>
+    <w:p>
+      <w:pPr>
+        <w:pStyle w:val="Heading2"/>
+      </w:pPr>
+      <w:bookmarkStart w:id="14" w:name="_Toc244259589"/>
+      <w:r>
+        <w:t>1.5 Thiết kế cơ sở dữ liệu phân tán</w:t>
+      </w:r>
+      <w:bookmarkEnd w:id="14"/>
+    </w:p>
+    <w:p>
+      <w:pPr>
+        <w:pStyle w:val="Heading3"/>
+      </w:pPr>
+      <w:bookmarkStart w:id="15" w:name="_Toc244259590"/>
+      <w:r>
+        <w:t>1.5.1 Hai hướng tiếp cận</w:t>
+      </w:r>
+      <w:bookmarkEnd w:id="15"/>
     </w:p>
     <w:p>
       <w:pPr>
@@ -13120,130 +12473,11 @@
           <w:b/>
           <w:bCs/>
         </w:rPr>
-        <w:t>Vị từ hội sơ cấp (minterm)</w:t>
-      </w:r>
-      <w:r>
-        <w:t xml:space="preserve"> trên tập vị từ đơn giản Pr = {p₁, …, pₘ} là phép hội của tất cả các vị từ trong Pr, mỗi vị từ xuất hiện ở dạng khẳng định hoặc phủ định:</w:t>
-      </w:r>
-    </w:p>
-    <w:p>
-      <w:pPr>
-        <w:spacing w:before="80" w:after="160"/>
-        <w:jc w:val="center"/>
-      </w:pPr>
-      <w:r>
-        <w:rPr>
-          <w:rFonts w:ascii="Cambria Math" w:eastAsia="Cambria Math" w:hAnsi="Cambria Math" w:cs="Cambria Math"/>
-          <w:sz w:val="24"/>
-          <w:szCs w:val="24"/>
-        </w:rPr>
-        <w:t>mₖ = p₁* ∧ p₂* ∧ … ∧ pₘ*,   v</w:t>
-      </w:r>
-      <w:r>
-        <w:rPr>
-          <w:rFonts w:ascii="Cambria Math" w:eastAsia="Cambria Math" w:hAnsi="Cambria Math" w:cs="Cambria Math"/>
-          <w:sz w:val="24"/>
-          <w:szCs w:val="24"/>
-        </w:rPr>
-        <w:t>ớ</w:t>
-      </w:r>
-      <w:r>
-        <w:rPr>
-          <w:rFonts w:ascii="Cambria Math" w:eastAsia="Cambria Math" w:hAnsi="Cambria Math" w:cs="Cambria Math"/>
-          <w:sz w:val="24"/>
-          <w:szCs w:val="24"/>
-        </w:rPr>
-        <w:t>i p</w:t>
-      </w:r>
-      <w:r>
-        <w:rPr>
-          <w:rFonts w:ascii="Cambria Math" w:eastAsia="Cambria Math" w:hAnsi="Cambria Math" w:cs="Cambria Math"/>
-          <w:sz w:val="24"/>
-          <w:szCs w:val="24"/>
-        </w:rPr>
-        <w:t>ᵢ</w:t>
-      </w:r>
-      <w:r>
-        <w:rPr>
-          <w:rFonts w:ascii="Cambria Math" w:eastAsia="Cambria Math" w:hAnsi="Cambria Math" w:cs="Cambria Math"/>
-          <w:sz w:val="24"/>
-          <w:szCs w:val="24"/>
-        </w:rPr>
-        <w:t>* ∈ {p</w:t>
-      </w:r>
-      <w:r>
-        <w:rPr>
-          <w:rFonts w:ascii="Cambria Math" w:eastAsia="Cambria Math" w:hAnsi="Cambria Math" w:cs="Cambria Math"/>
-          <w:sz w:val="24"/>
-          <w:szCs w:val="24"/>
-        </w:rPr>
-        <w:t>ᵢ</w:t>
-      </w:r>
-      <w:r>
-        <w:rPr>
-          <w:rFonts w:ascii="Cambria Math" w:eastAsia="Cambria Math" w:hAnsi="Cambria Math" w:cs="Cambria Math"/>
-          <w:sz w:val="24"/>
-          <w:szCs w:val="24"/>
-        </w:rPr>
-        <w:t>, ¬p</w:t>
-      </w:r>
-      <w:r>
-        <w:rPr>
-          <w:rFonts w:ascii="Cambria Math" w:eastAsia="Cambria Math" w:hAnsi="Cambria Math" w:cs="Cambria Math"/>
-          <w:sz w:val="24"/>
-          <w:szCs w:val="24"/>
-        </w:rPr>
-        <w:t>ᵢ</w:t>
-      </w:r>
-      <w:r>
-        <w:rPr>
-          <w:rFonts w:ascii="Cambria Math" w:eastAsia="Cambria Math" w:hAnsi="Cambria Math" w:cs="Cambria Math"/>
-          <w:sz w:val="24"/>
-          <w:szCs w:val="24"/>
-        </w:rPr>
-        <w:t>}</w:t>
-      </w:r>
-    </w:p>
-    <w:p>
-      <w:pPr>
-        <w:spacing w:after="120"/>
-        <w:ind w:firstLine="567"/>
-        <w:jc w:val="both"/>
-      </w:pPr>
-      <w:r>
-        <w:t xml:space="preserve">Mỗi minterm xác định một mảnh ngang, gọi là </w:t>
-      </w:r>
-      <w:r>
-        <w:rPr>
-          <w:b/>
-          <w:bCs/>
-        </w:rPr>
-        <w:t>mảnh hội sơ cấp</w:t>
-      </w:r>
-      <w:r>
-        <w:t>. Với m vị từ sẽ có 2ᵐ minterm, nhưng nhiều minterm mâu thuẫn và bị loại bỏ dựa trên ngữ nghĩa của thuộc tính.</w:t>
-      </w:r>
-    </w:p>
-    <w:p>
-      <w:pPr>
-        <w:spacing w:after="120"/>
-        <w:ind w:firstLine="567"/>
-        <w:jc w:val="both"/>
-      </w:pPr>
-      <w:r>
-        <w:lastRenderedPageBreak/>
-        <w:t>Thông tin cần thu thập để thiết kế gồm: các vị từ đơn giản mà ứng dụng dùng trong điều kiện truy vấn; độ chọn của từng minterm (tỉ lệ bộ thỏa minterm); và tần suất truy cập của ứng dụng.</w:t>
-      </w:r>
-    </w:p>
-    <w:p>
-      <w:pPr>
-        <w:pStyle w:val="Heading3"/>
-      </w:pPr>
-      <w:bookmarkStart w:id="25" w:name="_Toc244258219"/>
-      <w:r>
-        <w:t>2.3.3 Tính đầy đủ và cực tiểu của tập vị từ</w:t>
-      </w:r>
-      <w:bookmarkEnd w:id="25"/>
+        <w:t>Thiết kế từ trên xuống (top-down):</w:t>
+      </w:r>
+      <w:r>
+        <w:t xml:space="preserve"> xuất phát từ yêu cầu của hệ thống, xây dựng lược đồ toàn cục, sau đó thiết kế phân mảnh và cấp phát, cuối cùng là lược đồ cục bộ tại mỗi site. Hướng này phù hợp khi xây dựng hệ thống mới, và cũng là hướng đề tài áp dụng.</w:t>
+      </w:r>
     </w:p>
     <w:p>
       <w:pPr>
@@ -13256,17 +12490,34 @@
         <w:jc w:val="both"/>
       </w:pPr>
       <w:r>
-        <w:t xml:space="preserve">Tập vị từ Pr là </w:t>
-      </w:r>
-      <w:r>
         <w:rPr>
           <w:b/>
           <w:bCs/>
         </w:rPr>
-        <w:t>đầy đủ</w:t>
-      </w:r>
-      <w:r>
-        <w:t xml:space="preserve"> nếu hai bộ bất kỳ thuộc cùng một mảnh hội sơ cấp luôn có cùng xác suất được truy cập bởi mọi ứng dụng. Nói cách khác, mỗi mảnh phải đồng nhất về cách được sử dụng.</w:t>
+        <w:t>Thiết kế từ dưới lên (bottom-up):</w:t>
+      </w:r>
+      <w:r>
+        <w:t xml:space="preserve"> khi đã có sẵn nhiều CSDL độc lập, cần tích hợp chúng thành một lược đồ toàn cục chung. Hướng này thường gặp khi hợp nhất các hệ thống có sẵn.</w:t>
+      </w:r>
+    </w:p>
+    <w:p>
+      <w:pPr>
+        <w:pStyle w:val="Heading3"/>
+      </w:pPr>
+      <w:bookmarkStart w:id="16" w:name="_Toc244259591"/>
+      <w:r>
+        <w:t>1.5.2 Hai bài toán chính: phân mảnh và cấp phát</w:t>
+      </w:r>
+      <w:bookmarkEnd w:id="16"/>
+    </w:p>
+    <w:p>
+      <w:pPr>
+        <w:spacing w:after="120"/>
+        <w:ind w:firstLine="567"/>
+        <w:jc w:val="both"/>
+      </w:pPr>
+      <w:r>
+        <w:t>Trong thiết kế từ trên xuống, sau khi có lược đồ toàn cục, người thiết kế phải giải quyết hai bài toán:</w:t>
       </w:r>
     </w:p>
     <w:p>
@@ -13280,27 +12531,35 @@
         <w:jc w:val="both"/>
       </w:pPr>
       <w:r>
-        <w:t xml:space="preserve">Một vị từ là </w:t>
-      </w:r>
-      <w:r>
         <w:rPr>
           <w:b/>
           <w:bCs/>
         </w:rPr>
-        <w:t>có liên quan</w:t>
-      </w:r>
-      <w:r>
-        <w:t xml:space="preserve"> (relevant) nếu nó tách một mảnh f thành hai mảnh f₁, f₂ được ít nhất một ứng dụng truy cập khác nhau. Tập Pr là </w:t>
-      </w:r>
+        <w:t>Phân mảnh:</w:t>
+      </w:r>
+      <w:r>
+        <w:t xml:space="preserve"> chia mỗi quan hệ thành các mảnh sao cho mỗi mảnh chứa đúng phần dữ liệu mà một nhóm ứng dụng cần. Đây là nội dung chính của Chương 2 và Chương 3.</w:t>
+      </w:r>
+    </w:p>
+    <w:p>
+      <w:pPr>
+        <w:pStyle w:val="ListParagraph"/>
+        <w:numPr>
+          <w:ilvl w:val="0"/>
+          <w:numId w:val="2"/>
+        </w:numPr>
+        <w:spacing w:after="60"/>
+        <w:jc w:val="both"/>
+      </w:pPr>
       <w:r>
         <w:rPr>
           <w:b/>
           <w:bCs/>
         </w:rPr>
-        <w:t>cực tiểu</w:t>
-      </w:r>
-      <w:r>
-        <w:t xml:space="preserve"> nếu mọi vị từ trong đó đều có liên quan.</w:t>
+        <w:t>Cấp phát:</w:t>
+      </w:r>
+      <w:r>
+        <w:t xml:space="preserve"> đặt các mảnh lên các site sao cho tối thiểu hóa chi phí truy cập và truyền thông, đồng thời đáp ứng yêu cầu về độ sẵn sàng. Có ba phương án: không nhân bản (mỗi mảnh ở đúng một site), nhân bản một phần, và nhân bản toàn phần.</w:t>
       </w:r>
     </w:p>
     <w:p>
@@ -13310,14 +12569,93 @@
         <w:jc w:val="both"/>
       </w:pPr>
       <w:r>
+        <w:t xml:space="preserve">Cả hai bài toán đều cần thông tin đầu vào về dữ liệu và ứng dụng: các truy vấn chính, thuộc tính và vị từ mà chúng sử dụng, nơi phát sinh, tần suất thực hiện. Phân </w:t>
+      </w:r>
+      <w:r>
+        <w:lastRenderedPageBreak/>
+        <w:t>mảnh tốt mà cấp phát không hợp lý thì vẫn phát sinh nhiều truy cập từ xa, nên hai bài toán phải được xem xét cùng nhau.</w:t>
+      </w:r>
+    </w:p>
+    <w:p>
+      <w:pPr>
+        <w:pStyle w:val="Heading2"/>
+      </w:pPr>
+      <w:bookmarkStart w:id="17" w:name="_Toc244259592"/>
+      <w:r>
+        <w:t>1.6 Kết chương</w:t>
+      </w:r>
+      <w:bookmarkEnd w:id="17"/>
+    </w:p>
+    <w:p>
+      <w:pPr>
+        <w:spacing w:after="120"/>
+        <w:ind w:firstLine="567"/>
+        <w:jc w:val="both"/>
+      </w:pPr>
+      <w:r>
+        <w:t>Chương 1 đã trình bày khái niệm, ưu nhược điểm, kiến trúc tham chiếu và các mức trong suốt của CSDL phân tán, cùng hai bài toán thiết kế là phân mảnh và cấp phát. Chương 2 sẽ đi vào chi tiết bài toán phân mảnh với hai kiểu cơ bản là phân mảnh ngang và phân mảnh dọc.</w:t>
+      </w:r>
+    </w:p>
+    <w:p>
+      <w:pPr>
+        <w:pStyle w:val="Heading1"/>
+        <w:pageBreakBefore/>
+      </w:pPr>
+      <w:bookmarkStart w:id="18" w:name="_Toc244259593"/>
+      <w:r>
+        <w:lastRenderedPageBreak/>
+        <w:t>CHƯƠNG 2. PHÂN MẢNH DỮ LIỆU TRONG CSDL PHÂN TÁN</w:t>
+      </w:r>
+      <w:bookmarkEnd w:id="18"/>
+    </w:p>
+    <w:p>
+      <w:pPr>
+        <w:pStyle w:val="Heading2"/>
+      </w:pPr>
+      <w:bookmarkStart w:id="19" w:name="_Toc244259594"/>
+      <w:r>
+        <w:t>2.1 Lý do và đơn vị phân mảnh</w:t>
+      </w:r>
+      <w:bookmarkEnd w:id="19"/>
+    </w:p>
+    <w:p>
+      <w:pPr>
+        <w:spacing w:after="120"/>
+        <w:ind w:firstLine="567"/>
+        <w:jc w:val="both"/>
+      </w:pPr>
+      <w:r>
+        <w:t xml:space="preserve">Nếu đơn vị phân tán là cả một quan hệ, sẽ có hai lựa chọn đều không hiệu quả. Đặt quan hệ ở một site thì các site khác phải truy cập từ xa. Nhân bản quan hệ ra mọi site thì tốn không gian lưu trữ, và mỗi lần cập nhật phải sửa tất cả các bản sao. Trong khi đó, mỗi ứng dụng thường chỉ dùng một </w:t>
+      </w:r>
+      <w:r>
         <w:rPr>
           <w:b/>
           <w:bCs/>
         </w:rPr>
-        <w:t>Thuật toán COM_MIN</w:t>
-      </w:r>
-      <w:r>
-        <w:t xml:space="preserve"> [1] sinh ra tập vị từ đầy đủ và cực tiểu Pr' từ tập vị từ ứng viên Pr:</w:t>
+        <w:t>tập con</w:t>
+      </w:r>
+      <w:r>
+        <w:t xml:space="preserve"> của quan hệ, ví dụ chi nhánh Hà Nội chỉ cần khách hàng ở Hà Nội. Vì vậy, đơn vị phân tán hợp lý là các </w:t>
+      </w:r>
+      <w:r>
+        <w:rPr>
+          <w:b/>
+          <w:bCs/>
+        </w:rPr>
+        <w:t>mảnh</w:t>
+      </w:r>
+      <w:r>
+        <w:t xml:space="preserve"> (fragment) của quan hệ.</w:t>
+      </w:r>
+    </w:p>
+    <w:p>
+      <w:pPr>
+        <w:spacing w:after="120"/>
+        <w:ind w:firstLine="567"/>
+        <w:jc w:val="both"/>
+      </w:pPr>
+      <w:r>
+        <w:t>Phân mảnh mang lại các lợi ích:</w:t>
       </w:r>
     </w:p>
     <w:p>
@@ -13325,22 +12663,20 @@
         <w:pStyle w:val="ListParagraph"/>
         <w:numPr>
           <w:ilvl w:val="0"/>
-          <w:numId w:val="3"/>
+          <w:numId w:val="2"/>
         </w:numPr>
         <w:spacing w:after="60"/>
         <w:jc w:val="both"/>
       </w:pPr>
       <w:r>
-        <w:t xml:space="preserve">Chọn một vị từ pᵢ </w:t>
-      </w:r>
-      <w:r>
-        <w:rPr>
-          <w:rFonts w:ascii="Cambria Math" w:eastAsia="Cambria Math" w:hAnsi="Cambria Math" w:cs="Cambria Math"/>
-        </w:rPr>
-        <w:t>∈</w:t>
-      </w:r>
-      <w:r>
-        <w:t xml:space="preserve"> Pr chia quan hệ R thành hai phần được ít nhất một ứng dụng truy cập khác nhau; đưa pᵢ vào Pr'.</w:t>
+        <w:rPr>
+          <w:b/>
+          <w:bCs/>
+        </w:rPr>
+        <w:t>Tăng tính cục bộ:</w:t>
+      </w:r>
+      <w:r>
+        <w:t xml:space="preserve"> mỗi mảnh đặt ở nơi sử dụng nó nhiều nhất, phần lớn truy vấn được trả lời bằng dữ liệu tại chỗ.</w:t>
       </w:r>
     </w:p>
     <w:p>
@@ -13348,13 +12684,20 @@
         <w:pStyle w:val="ListParagraph"/>
         <w:numPr>
           <w:ilvl w:val="0"/>
-          <w:numId w:val="3"/>
+          <w:numId w:val="2"/>
         </w:numPr>
         <w:spacing w:after="60"/>
         <w:jc w:val="both"/>
       </w:pPr>
       <w:r>
-        <w:t>Lần lượt xét các vị từ còn lại. Vị từ nào chia một mảnh hiện có thành hai phần được truy cập khác nhau thì đưa vào Pr'.</w:t>
+        <w:rPr>
+          <w:b/>
+          <w:bCs/>
+        </w:rPr>
+        <w:t>Xử lý song song:</w:t>
+      </w:r>
+      <w:r>
+        <w:t xml:space="preserve"> một truy vấn trên quan hệ có thể tách thành nhiều truy vấn con chạy đồng thời trên các mảnh.</w:t>
       </w:r>
     </w:p>
     <w:p>
@@ -13362,27 +12705,20 @@
         <w:pStyle w:val="ListParagraph"/>
         <w:numPr>
           <w:ilvl w:val="0"/>
-          <w:numId w:val="3"/>
+          <w:numId w:val="2"/>
         </w:numPr>
         <w:spacing w:after="60"/>
         <w:jc w:val="both"/>
       </w:pPr>
       <w:r>
-        <w:t>Khi thêm vị từ mới, loại khỏi Pr' những vị từ đã trở nên không còn liên quan.</w:t>
-      </w:r>
-    </w:p>
-    <w:p>
-      <w:pPr>
-        <w:pStyle w:val="ListParagraph"/>
-        <w:numPr>
-          <w:ilvl w:val="0"/>
-          <w:numId w:val="3"/>
-        </w:numPr>
-        <w:spacing w:after="60"/>
-        <w:jc w:val="both"/>
-      </w:pPr>
-      <w:r>
-        <w:t>Lặp lại cho đến khi Pr' đầy đủ.</w:t>
+        <w:rPr>
+          <w:b/>
+          <w:bCs/>
+        </w:rPr>
+        <w:t>Bảo mật:</w:t>
+      </w:r>
+      <w:r>
+        <w:t xml:space="preserve"> dữ liệu nhạy cảm được tách riêng và chỉ đặt ở những site có quyền truy cập.</w:t>
       </w:r>
     </w:p>
     <w:p>
@@ -13392,25 +12728,18 @@
         <w:jc w:val="both"/>
       </w:pPr>
       <w:r>
+        <w:t xml:space="preserve">Phân mảnh cũng có cái giá phải trả. Những ứng dụng cần dữ liệu ở nhiều mảnh phải ghép các mảnh lại, phát sinh chi phí truyền thông và xử lý. Việc kiểm tra ràng buộc toàn vẹn liên quan đến nhiều mảnh cũng phức tạp hơn. Do đó </w:t>
+      </w:r>
+      <w:r>
         <w:rPr>
           <w:b/>
           <w:bCs/>
         </w:rPr>
-        <w:t>Thuật toán PHORIZONTAL</w:t>
-      </w:r>
-      <w:r>
-        <w:t xml:space="preserve"> dùng kết quả của COM_MIN: tính Pr' = COM_MIN(R, Pr), xác định tập minterm M trên Pr', rồi dùng các phép kéo theo (implication) giữa các vị từ để loại bỏ những minterm mâu thuẫn. Mỗi minterm còn lại cho một mảnh ngang.</w:t>
-      </w:r>
-    </w:p>
-    <w:p>
-      <w:pPr>
-        <w:pStyle w:val="Heading3"/>
-      </w:pPr>
-      <w:bookmarkStart w:id="26" w:name="_Toc244258220"/>
-      <w:r>
-        <w:t>2.3.4 Ví dụ</w:t>
-      </w:r>
-      <w:bookmarkEnd w:id="26"/>
+        <w:t>mức độ phân mảnh</w:t>
+      </w:r>
+      <w:r>
+        <w:t xml:space="preserve"> phải vừa phải: không phân mảnh thì mất tính cục bộ, phân mảnh quá nhỏ (đến từng bộ hoặc từng thuộc tính) thì chi phí ghép lại rất lớn. Mức độ hợp lý được xác định dựa trên các ứng dụng sử dụng CSDL.</w:t>
+      </w:r>
     </w:p>
     <w:p>
       <w:pPr>
@@ -13419,433 +12748,37 @@
         <w:jc w:val="both"/>
       </w:pPr>
       <w:r>
-        <w:t xml:space="preserve">Xét quan hệ KhachHang(MaKH, HoTen, SDT, DiaChi, MaCN, HanMucNo, CongNo), với MaCN </w:t>
-      </w:r>
-      <w:r>
-        <w:rPr>
-          <w:rFonts w:ascii="Cambria Math" w:eastAsia="Cambria Math" w:hAnsi="Cambria Math" w:cs="Cambria Math"/>
-        </w:rPr>
-        <w:t>∈</w:t>
-      </w:r>
-      <w:r>
-        <w:t xml:space="preserve"> {'CN01', 'CN02', 'CN03'}. Ứng dụng tra cứu khách hàng ở mỗi chi nhánh chỉ truy cập khách thuộc chi nhánh đó, nên tập vị từ ứng viên là:</w:t>
-      </w:r>
-    </w:p>
-    <w:p>
-      <w:pPr>
-        <w:spacing w:before="80" w:after="160"/>
-        <w:jc w:val="center"/>
-      </w:pPr>
-      <w:r>
-        <w:rPr>
-          <w:rFonts w:ascii="Cambria Math" w:eastAsia="Cambria Math" w:hAnsi="Cambria Math" w:cs="Cambria Math"/>
-          <w:sz w:val="24"/>
-          <w:szCs w:val="24"/>
-        </w:rPr>
-        <w:t>p₁: MaCN = 'CN01'     p₂: MaCN = 'CN02'     p₃: MaCN = 'CN03'</w:t>
-      </w:r>
-    </w:p>
-    <w:p>
-      <w:pPr>
-        <w:spacing w:after="120"/>
-        <w:ind w:firstLine="567"/>
-        <w:jc w:val="both"/>
-      </w:pPr>
-      <w:r>
-        <w:t xml:space="preserve">Có 2³ = 8 minterm. Vì MaCN chỉ nhận một giá trị nên có các phép kéo theo p₁ </w:t>
-      </w:r>
-      <w:r>
-        <w:rPr>
-          <w:rFonts w:ascii="Cambria Math" w:eastAsia="Cambria Math" w:hAnsi="Cambria Math" w:cs="Cambria Math"/>
-        </w:rPr>
-        <w:t>⇒</w:t>
-      </w:r>
-      <w:r>
-        <w:t xml:space="preserve"> ¬p₂ </w:t>
-      </w:r>
-      <w:r>
-        <w:rPr>
-          <w:rFonts w:ascii="Cambria Math" w:eastAsia="Cambria Math" w:hAnsi="Cambria Math" w:cs="Cambria Math"/>
-        </w:rPr>
-        <w:t>∧</w:t>
-      </w:r>
-      <w:r>
-        <w:t xml:space="preserve"> ¬p₃ (tương tự cho p₂, p₃). Mọi minterm chứa từ hai vị từ khẳng định trở lên đều mâu thuẫn. Minterm ¬p₁ </w:t>
-      </w:r>
-      <w:r>
-        <w:rPr>
-          <w:rFonts w:ascii="Cambria Math" w:eastAsia="Cambria Math" w:hAnsi="Cambria Math" w:cs="Cambria Math"/>
-        </w:rPr>
-        <w:t>∧</w:t>
-      </w:r>
-      <w:r>
-        <w:t xml:space="preserve"> ¬p₂ </w:t>
-      </w:r>
-      <w:r>
-        <w:rPr>
-          <w:rFonts w:ascii="Cambria Math" w:eastAsia="Cambria Math" w:hAnsi="Cambria Math" w:cs="Cambria Math"/>
-        </w:rPr>
-        <w:t>∧</w:t>
-      </w:r>
-      <w:r>
-        <w:t xml:space="preserve"> ¬p₃ cũng mâu thuẫn vì miền giá trị của MaCN chỉ gồm ba giá trị trên. Còn lại ba minterm, rút gọn được thành p₁, p₂, p₃, cho ba mảnh:</w:t>
-      </w:r>
-    </w:p>
-    <w:p>
-      <w:pPr>
-        <w:spacing w:before="80" w:after="160"/>
-        <w:jc w:val="center"/>
-      </w:pPr>
-      <w:r>
-        <w:rPr>
-          <w:rFonts w:ascii="Cambria Math" w:eastAsia="Cambria Math" w:hAnsi="Cambria Math" w:cs="Cambria Math"/>
-          <w:sz w:val="24"/>
-          <w:szCs w:val="24"/>
-        </w:rPr>
-        <w:t>KH</w:t>
-      </w:r>
-      <w:r>
-        <w:rPr>
-          <w:rFonts w:ascii="Cambria Math" w:eastAsia="Cambria Math" w:hAnsi="Cambria Math" w:cs="Cambria Math"/>
-          <w:sz w:val="24"/>
-          <w:szCs w:val="24"/>
-        </w:rPr>
-        <w:t>ᵢ</w:t>
-      </w:r>
-      <w:r>
-        <w:rPr>
-          <w:rFonts w:ascii="Cambria Math" w:eastAsia="Cambria Math" w:hAnsi="Cambria Math" w:cs="Cambria Math"/>
-          <w:sz w:val="24"/>
-          <w:szCs w:val="24"/>
-        </w:rPr>
-        <w:t xml:space="preserve"> = σ</w:t>
-      </w:r>
-      <w:r>
-        <w:rPr>
-          <w:rFonts w:ascii="Cambria Math" w:eastAsia="Cambria Math" w:hAnsi="Cambria Math" w:cs="Cambria Math"/>
-          <w:sz w:val="24"/>
-          <w:szCs w:val="24"/>
-          <w:vertAlign w:val="subscript"/>
-        </w:rPr>
-        <w:t>MaCN='CN0i'</w:t>
-      </w:r>
-      <w:r>
-        <w:rPr>
-          <w:rFonts w:ascii="Cambria Math" w:eastAsia="Cambria Math" w:hAnsi="Cambria Math" w:cs="Cambria Math"/>
-          <w:sz w:val="24"/>
-          <w:szCs w:val="24"/>
-        </w:rPr>
-        <w:t>(KhachHang),   i = 1, 2, 3</w:t>
-      </w:r>
-    </w:p>
-    <w:p>
-      <w:pPr>
-        <w:spacing w:after="120"/>
-        <w:ind w:firstLine="567"/>
-        <w:jc w:val="both"/>
-      </w:pPr>
-      <w:r>
-        <w:lastRenderedPageBreak/>
-        <w:t>Giả sử có thêm vị từ ứng viên p₄: HanMucNo ≥ 200.000.000. Nếu có một ứng dụng truy cập riêng nhóm khách có hạn mức lớn thường xuyên hơn, p₄ là vị từ có liên quan và mỗi mảnh trên sẽ tách đôi, tổng cộng sáu mảnh. Ngược lại, nếu mọi ứng dụng truy cập khách hàng như nhau bất kể hạn mức, p₄ không có liên quan và COM_MIN sẽ không đưa nó vào Pr'. Bài toán ở Chương 4 thuộc trường hợp thứ hai.</w:t>
-      </w:r>
-    </w:p>
-    <w:p>
-      <w:pPr>
-        <w:spacing w:after="120"/>
-        <w:ind w:firstLine="567"/>
-        <w:jc w:val="both"/>
-      </w:pPr>
-      <w:r>
-        <w:t xml:space="preserve">Ba mảnh KH₁, KH₂, KH₃ thỏa các quy tắc đúng đắn: </w:t>
+        <w:t xml:space="preserve">Có ba kiểu phân mảnh cơ bản (Hình 2.1): </w:t>
       </w:r>
       <w:r>
         <w:rPr>
           <w:b/>
           <w:bCs/>
         </w:rPr>
-        <w:t>đầy đủ</w:t>
-      </w:r>
-      <w:r>
-        <w:t xml:space="preserve"> vì p₁ </w:t>
-      </w:r>
-      <w:r>
-        <w:rPr>
-          <w:rFonts w:ascii="Cambria Math" w:eastAsia="Cambria Math" w:hAnsi="Cambria Math" w:cs="Cambria Math"/>
-        </w:rPr>
-        <w:t>∨</w:t>
-      </w:r>
-      <w:r>
-        <w:t xml:space="preserve"> p₂ </w:t>
-      </w:r>
-      <w:r>
-        <w:rPr>
-          <w:rFonts w:ascii="Cambria Math" w:eastAsia="Cambria Math" w:hAnsi="Cambria Math" w:cs="Cambria Math"/>
-        </w:rPr>
-        <w:t>∨</w:t>
-      </w:r>
-      <w:r>
-        <w:t xml:space="preserve"> p₃ luôn đúng trên miền giá trị của MaCN; </w:t>
+        <w:t>phân mảnh ngang</w:t>
+      </w:r>
+      <w:r>
+        <w:t xml:space="preserve"> (theo dòng), </w:t>
       </w:r>
       <w:r>
         <w:rPr>
           <w:b/>
           <w:bCs/>
         </w:rPr>
-        <w:t>rời nhau</w:t>
-      </w:r>
-      <w:r>
-        <w:t xml:space="preserve"> vì các vị từ loại trừ lẫn nhau; </w:t>
+        <w:t>phân mảnh dọc</w:t>
+      </w:r>
+      <w:r>
+        <w:t xml:space="preserve"> (theo cột) và </w:t>
       </w:r>
       <w:r>
         <w:rPr>
           <w:b/>
           <w:bCs/>
         </w:rPr>
-        <w:t>tái thiết</w:t>
-      </w:r>
-      <w:r>
-        <w:t xml:space="preserve"> được bằng KhachHang = KH₁ </w:t>
-      </w:r>
-      <w:r>
-        <w:rPr>
-          <w:rFonts w:ascii="Cambria Math" w:eastAsia="Cambria Math" w:hAnsi="Cambria Math" w:cs="Cambria Math"/>
-        </w:rPr>
-        <w:t>∪</w:t>
-      </w:r>
-      <w:r>
-        <w:t xml:space="preserve"> KH₂ </w:t>
-      </w:r>
-      <w:r>
-        <w:rPr>
-          <w:rFonts w:ascii="Cambria Math" w:eastAsia="Cambria Math" w:hAnsi="Cambria Math" w:cs="Cambria Math"/>
-        </w:rPr>
-        <w:t>∪</w:t>
-      </w:r>
-      <w:r>
-        <w:t xml:space="preserve"> KH₃.</w:t>
-      </w:r>
-    </w:p>
-    <w:p>
-      <w:pPr>
-        <w:pStyle w:val="Heading2"/>
-      </w:pPr>
-      <w:bookmarkStart w:id="27" w:name="_Toc244258221"/>
-      <w:r>
-        <w:t>2.4 Phân mảnh ngang dẫn xuất</w:t>
-      </w:r>
-      <w:bookmarkEnd w:id="27"/>
-    </w:p>
-    <w:p>
-      <w:pPr>
-        <w:pStyle w:val="Heading3"/>
-      </w:pPr>
-      <w:bookmarkStart w:id="28" w:name="_Toc244258222"/>
-      <w:r>
-        <w:t>2.4.1 Định nghĩa</w:t>
-      </w:r>
-      <w:bookmarkEnd w:id="28"/>
-    </w:p>
-    <w:p>
-      <w:pPr>
-        <w:spacing w:after="120"/>
-        <w:ind w:firstLine="567"/>
-        <w:jc w:val="both"/>
-      </w:pPr>
-      <w:r>
-        <w:t xml:space="preserve">Phân mảnh ngang dẫn xuất áp dụng cho một quan hệ </w:t>
-      </w:r>
-      <w:r>
-        <w:rPr>
-          <w:b/>
-          <w:bCs/>
-        </w:rPr>
-        <w:t>thành viên</w:t>
-      </w:r>
-      <w:r>
-        <w:t xml:space="preserve"> (member), dựa trên phân mảnh của quan hệ </w:t>
-      </w:r>
-      <w:r>
-        <w:rPr>
-          <w:b/>
-          <w:bCs/>
-        </w:rPr>
-        <w:t>chủ</w:t>
-      </w:r>
-      <w:r>
-        <w:t xml:space="preserve"> (owner) mà nó tham chiếu tới. Quan hệ chủ và thành viên được nối với nhau bằng một liên kết, thường là khóa ngoại. Nếu S là quan hệ chủ đã được phân mảnh thành S₁, …, Sₙ, thì quan hệ thành viên R được phân mảnh bằng phép nửa kết nối:</w:t>
-      </w:r>
-    </w:p>
-    <w:p>
-      <w:pPr>
-        <w:spacing w:before="80" w:after="160"/>
-        <w:jc w:val="center"/>
-      </w:pPr>
-      <w:r>
-        <w:rPr>
-          <w:rFonts w:ascii="Cambria Math" w:eastAsia="Cambria Math" w:hAnsi="Cambria Math" w:cs="Cambria Math"/>
-          <w:sz w:val="24"/>
-          <w:szCs w:val="24"/>
-        </w:rPr>
-        <w:t>R</w:t>
-      </w:r>
-      <w:r>
-        <w:rPr>
-          <w:rFonts w:ascii="Cambria Math" w:eastAsia="Cambria Math" w:hAnsi="Cambria Math" w:cs="Cambria Math"/>
-          <w:sz w:val="24"/>
-          <w:szCs w:val="24"/>
-        </w:rPr>
-        <w:t>ᵢ</w:t>
-      </w:r>
-      <w:r>
-        <w:rPr>
-          <w:rFonts w:ascii="Cambria Math" w:eastAsia="Cambria Math" w:hAnsi="Cambria Math" w:cs="Cambria Math"/>
-          <w:sz w:val="24"/>
-          <w:szCs w:val="24"/>
-        </w:rPr>
-        <w:t xml:space="preserve"> = R ⋉ S</w:t>
-      </w:r>
-      <w:r>
-        <w:rPr>
-          <w:rFonts w:ascii="Cambria Math" w:eastAsia="Cambria Math" w:hAnsi="Cambria Math" w:cs="Cambria Math"/>
-          <w:sz w:val="24"/>
-          <w:szCs w:val="24"/>
-        </w:rPr>
-        <w:t>ᵢ</w:t>
-      </w:r>
-      <w:r>
-        <w:rPr>
-          <w:rFonts w:ascii="Cambria Math" w:eastAsia="Cambria Math" w:hAnsi="Cambria Math" w:cs="Cambria Math"/>
-          <w:sz w:val="24"/>
-          <w:szCs w:val="24"/>
-        </w:rPr>
-        <w:t>,   i = 1..n</w:t>
-      </w:r>
-    </w:p>
-    <w:p>
-      <w:pPr>
-        <w:spacing w:after="120"/>
-        <w:ind w:firstLine="567"/>
-        <w:jc w:val="both"/>
-      </w:pPr>
-      <w:r>
-        <w:t xml:space="preserve">Phép nửa kết nối R </w:t>
-      </w:r>
-      <w:r>
-        <w:rPr>
-          <w:rFonts w:ascii="Cambria Math" w:eastAsia="Cambria Math" w:hAnsi="Cambria Math" w:cs="Cambria Math"/>
-        </w:rPr>
-        <w:t>⋉</w:t>
-      </w:r>
-      <w:r>
-        <w:t xml:space="preserve"> Sᵢ giữ lại những bộ của R kết nối được với ít nhất một bộ của Sᵢ, và chỉ giữ các thuộc tính của R.</w:t>
-      </w:r>
-    </w:p>
-    <w:p>
-      <w:pPr>
-        <w:pStyle w:val="Heading3"/>
-      </w:pPr>
-      <w:bookmarkStart w:id="29" w:name="_Toc244258223"/>
-      <w:r>
-        <w:t>2.4.2 Ví dụ</w:t>
-      </w:r>
-      <w:bookmarkEnd w:id="29"/>
-    </w:p>
-    <w:p>
-      <w:pPr>
-        <w:spacing w:after="120"/>
-        <w:ind w:firstLine="567"/>
-        <w:jc w:val="both"/>
-      </w:pPr>
-      <w:r>
-        <w:t>Quan hệ DonHang(MaDH, NgayDat, MaKH, MaNV, TrangThai, TongTien) tham chiếu KhachHang qua MaKH. Để đơn hàng nằm cùng site với khách hàng, DonHang được phân mảnh dẫn xuất theo các mảnh KHᵢ ở mục 2.3.4:</w:t>
-      </w:r>
-    </w:p>
-    <w:p>
-      <w:pPr>
-        <w:spacing w:before="80" w:after="160"/>
-        <w:jc w:val="center"/>
-      </w:pPr>
-      <w:r>
-        <w:rPr>
-          <w:rFonts w:ascii="Cambria Math" w:eastAsia="Cambria Math" w:hAnsi="Cambria Math" w:cs="Cambria Math"/>
-          <w:sz w:val="24"/>
-          <w:szCs w:val="24"/>
-        </w:rPr>
-        <w:t>DH</w:t>
-      </w:r>
-      <w:r>
-        <w:rPr>
-          <w:rFonts w:ascii="Cambria Math" w:eastAsia="Cambria Math" w:hAnsi="Cambria Math" w:cs="Cambria Math"/>
-          <w:sz w:val="24"/>
-          <w:szCs w:val="24"/>
-        </w:rPr>
-        <w:t>ᵢ</w:t>
-      </w:r>
-      <w:r>
-        <w:rPr>
-          <w:rFonts w:ascii="Cambria Math" w:eastAsia="Cambria Math" w:hAnsi="Cambria Math" w:cs="Cambria Math"/>
-          <w:sz w:val="24"/>
-          <w:szCs w:val="24"/>
-        </w:rPr>
-        <w:t xml:space="preserve"> = DonHang ⋉</w:t>
-      </w:r>
-      <w:r>
-        <w:rPr>
-          <w:rFonts w:ascii="Cambria Math" w:eastAsia="Cambria Math" w:hAnsi="Cambria Math" w:cs="Cambria Math"/>
-          <w:sz w:val="24"/>
-          <w:szCs w:val="24"/>
-          <w:vertAlign w:val="subscript"/>
-        </w:rPr>
-        <w:t>MaKH</w:t>
-      </w:r>
-      <w:r>
-        <w:rPr>
-          <w:rFonts w:ascii="Cambria Math" w:eastAsia="Cambria Math" w:hAnsi="Cambria Math" w:cs="Cambria Math"/>
-          <w:sz w:val="24"/>
-          <w:szCs w:val="24"/>
-        </w:rPr>
-        <w:t xml:space="preserve"> KH</w:t>
-      </w:r>
-      <w:r>
-        <w:rPr>
-          <w:rFonts w:ascii="Cambria Math" w:eastAsia="Cambria Math" w:hAnsi="Cambria Math" w:cs="Cambria Math"/>
-          <w:sz w:val="24"/>
-          <w:szCs w:val="24"/>
-        </w:rPr>
-        <w:t>ᵢ</w:t>
-      </w:r>
-      <w:r>
-        <w:rPr>
-          <w:rFonts w:ascii="Cambria Math" w:eastAsia="Cambria Math" w:hAnsi="Cambria Math" w:cs="Cambria Math"/>
-          <w:sz w:val="24"/>
-          <w:szCs w:val="24"/>
-        </w:rPr>
-        <w:t>,   i = 1, 2, 3</w:t>
-      </w:r>
-    </w:p>
-    <w:p>
-      <w:pPr>
-        <w:spacing w:after="120"/>
-        <w:ind w:firstLine="567"/>
-        <w:jc w:val="both"/>
-      </w:pPr>
-      <w:r>
-        <w:t xml:space="preserve">Tương tự, ChiTietDonHang được phân mảnh dẫn xuất theo DonHang: CTDHᵢ = ChiTietDonHang </w:t>
-      </w:r>
-      <w:r>
-        <w:rPr>
-          <w:rFonts w:ascii="Cambria Math" w:eastAsia="Cambria Math" w:hAnsi="Cambria Math" w:cs="Cambria Math"/>
-        </w:rPr>
-        <w:t>⋉</w:t>
-      </w:r>
-      <w:r>
-        <w:rPr>
-          <w:vertAlign w:val="subscript"/>
-        </w:rPr>
-        <w:t>MaDH</w:t>
-      </w:r>
-      <w:r>
-        <w:t xml:space="preserve"> DHᵢ. Kết quả là một chuỗi phân mảnh dẫn xuất (Hình 2.2).</w:t>
+        <w:t>phân mảnh hỗn hợp</w:t>
+      </w:r>
+      <w:r>
+        <w:t xml:space="preserve"> (kết hợp cả hai).</w:t>
       </w:r>
     </w:p>
     <w:p>
@@ -13859,10 +12792,10 @@
           <w:noProof/>
         </w:rPr>
         <w:drawing>
-          <wp:inline distT="0" distB="0" distL="0" distR="0" wp14:anchorId="4C90F99C" wp14:editId="70C4A877">
-            <wp:extent cx="5619750" cy="1228725"/>
+          <wp:inline distT="0" distB="0" distL="0" distR="0" wp14:anchorId="019FE16D" wp14:editId="6D97B3F0">
+            <wp:extent cx="5619750" cy="1790700"/>
             <wp:effectExtent l="0" t="0" r="0" b="0"/>
-            <wp:docPr id="4" name="Picture 4"/>
+            <wp:docPr id="3" name="Picture 3"/>
             <wp:cNvGraphicFramePr>
               <a:graphicFrameLocks xmlns:a="http://schemas.openxmlformats.org/drawingml/2006/main" noChangeAspect="1"/>
             </wp:cNvGraphicFramePr>
@@ -13885,6 +12818,1108 @@
                   <pic:spPr bwMode="auto">
                     <a:xfrm>
                       <a:off x="0" y="0"/>
+                      <a:ext cx="5619750" cy="1790700"/>
+                    </a:xfrm>
+                    <a:prstGeom prst="rect">
+                      <a:avLst/>
+                    </a:prstGeom>
+                  </pic:spPr>
+                </pic:pic>
+              </a:graphicData>
+            </a:graphic>
+          </wp:inline>
+        </w:drawing>
+      </w:r>
+    </w:p>
+    <w:p>
+      <w:pPr>
+        <w:pStyle w:val="CaptionHinh"/>
+        <w:spacing w:after="160"/>
+        <w:jc w:val="center"/>
+      </w:pPr>
+      <w:bookmarkStart w:id="20" w:name="_Toc244259659"/>
+      <w:r>
+        <w:rPr>
+          <w:b/>
+          <w:bCs/>
+          <w:i/>
+          <w:iCs/>
+        </w:rPr>
+        <w:t xml:space="preserve">Hình 2.1: </w:t>
+      </w:r>
+      <w:r>
+        <w:rPr>
+          <w:i/>
+          <w:iCs/>
+        </w:rPr>
+        <w:t>Minh họa ba kiểu phân mảnh</w:t>
+      </w:r>
+      <w:bookmarkEnd w:id="20"/>
+    </w:p>
+    <w:p>
+      <w:pPr>
+        <w:pStyle w:val="Heading2"/>
+      </w:pPr>
+      <w:bookmarkStart w:id="21" w:name="_Toc244259595"/>
+      <w:r>
+        <w:lastRenderedPageBreak/>
+        <w:t>2.2 Các quy tắc đúng đắn của phân mảnh</w:t>
+      </w:r>
+      <w:bookmarkEnd w:id="21"/>
+    </w:p>
+    <w:p>
+      <w:pPr>
+        <w:spacing w:after="120"/>
+        <w:ind w:firstLine="567"/>
+        <w:jc w:val="both"/>
+      </w:pPr>
+      <w:r>
+        <w:t>Giả sử quan hệ R được phân mảnh thành các mảnh R₁, R₂, …, Rₙ. Phân mảnh được gọi là đúng đắn nếu thỏa ba quy tắc [1]:</w:t>
+      </w:r>
+    </w:p>
+    <w:p>
+      <w:pPr>
+        <w:pStyle w:val="ListParagraph"/>
+        <w:numPr>
+          <w:ilvl w:val="0"/>
+          <w:numId w:val="2"/>
+        </w:numPr>
+        <w:spacing w:after="60"/>
+        <w:jc w:val="both"/>
+      </w:pPr>
+      <w:r>
+        <w:rPr>
+          <w:b/>
+          <w:bCs/>
+        </w:rPr>
+        <w:t>Tính đầy đủ (completeness):</w:t>
+      </w:r>
+      <w:r>
+        <w:t xml:space="preserve"> mỗi mục dữ liệu của R (một bộ đối với phân mảnh ngang, một thuộc tính đối với phân mảnh dọc) đều có mặt trong ít nhất một mảnh Rᵢ. Quy tắc này đảm bảo phân mảnh không làm mất dữ liệu.</w:t>
+      </w:r>
+    </w:p>
+    <w:p>
+      <w:pPr>
+        <w:pStyle w:val="ListParagraph"/>
+        <w:numPr>
+          <w:ilvl w:val="0"/>
+          <w:numId w:val="2"/>
+        </w:numPr>
+        <w:spacing w:after="60"/>
+        <w:jc w:val="both"/>
+      </w:pPr>
+      <w:r>
+        <w:rPr>
+          <w:b/>
+          <w:bCs/>
+        </w:rPr>
+        <w:t>Tính tái thiết (reconstruction):</w:t>
+      </w:r>
+      <w:r>
+        <w:t xml:space="preserve"> tồn tại một phép toán quan hệ </w:t>
+      </w:r>
+      <w:r>
+        <w:rPr>
+          <w:rFonts w:ascii="Cambria Math" w:eastAsia="Cambria Math" w:hAnsi="Cambria Math" w:cs="Cambria Math"/>
+        </w:rPr>
+        <w:t>∇</w:t>
+      </w:r>
+      <w:r>
+        <w:t xml:space="preserve"> sao cho R = </w:t>
+      </w:r>
+      <w:r>
+        <w:rPr>
+          <w:rFonts w:ascii="Cambria Math" w:eastAsia="Cambria Math" w:hAnsi="Cambria Math" w:cs="Cambria Math"/>
+        </w:rPr>
+        <w:t>∇</w:t>
+      </w:r>
+      <w:r>
+        <w:t xml:space="preserve"> Rᵢ. Với phân mảnh ngang, </w:t>
+      </w:r>
+      <w:r>
+        <w:rPr>
+          <w:rFonts w:ascii="Cambria Math" w:eastAsia="Cambria Math" w:hAnsi="Cambria Math" w:cs="Cambria Math"/>
+        </w:rPr>
+        <w:t>∇</w:t>
+      </w:r>
+      <w:r>
+        <w:t xml:space="preserve"> là phép hợp (</w:t>
+      </w:r>
+      <w:r>
+        <w:rPr>
+          <w:rFonts w:ascii="Cambria Math" w:eastAsia="Cambria Math" w:hAnsi="Cambria Math" w:cs="Cambria Math"/>
+        </w:rPr>
+        <w:t>∪</w:t>
+      </w:r>
+      <w:r>
+        <w:t xml:space="preserve">); với phân mảnh dọc, </w:t>
+      </w:r>
+      <w:r>
+        <w:rPr>
+          <w:rFonts w:ascii="Cambria Math" w:eastAsia="Cambria Math" w:hAnsi="Cambria Math" w:cs="Cambria Math"/>
+        </w:rPr>
+        <w:t>∇</w:t>
+      </w:r>
+      <w:r>
+        <w:t xml:space="preserve"> là phép kết nối (</w:t>
+      </w:r>
+      <w:r>
+        <w:rPr>
+          <w:rFonts w:ascii="Cambria Math" w:eastAsia="Cambria Math" w:hAnsi="Cambria Math" w:cs="Cambria Math"/>
+        </w:rPr>
+        <w:t>⋈</w:t>
+      </w:r>
+      <w:r>
+        <w:t>) trên khóa. Quy tắc này đảm bảo các ràng buộc phụ thuộc giữa dữ liệu được bảo toàn.</w:t>
+      </w:r>
+    </w:p>
+    <w:p>
+      <w:pPr>
+        <w:pStyle w:val="ListParagraph"/>
+        <w:numPr>
+          <w:ilvl w:val="0"/>
+          <w:numId w:val="2"/>
+        </w:numPr>
+        <w:spacing w:after="60"/>
+        <w:jc w:val="both"/>
+      </w:pPr>
+      <w:r>
+        <w:rPr>
+          <w:b/>
+          <w:bCs/>
+        </w:rPr>
+        <w:t>Tính rời nhau (disjointness):</w:t>
+      </w:r>
+      <w:r>
+        <w:t xml:space="preserve"> với phân mảnh ngang, một bộ thuộc Rⱼ thì không thuộc Rₖ (j ≠ k). Với phân mảnh dọc, các mảnh chỉ được trùng nhau ở khóa chính; khóa phải được lặp lại ở mọi mảnh để có thể tái thiết.</w:t>
+      </w:r>
+    </w:p>
+    <w:p>
+      <w:pPr>
+        <w:pStyle w:val="Heading2"/>
+      </w:pPr>
+      <w:bookmarkStart w:id="22" w:name="_Toc244259596"/>
+      <w:r>
+        <w:t>2.3 Phân mảnh ngang nguyên thủy</w:t>
+      </w:r>
+      <w:bookmarkEnd w:id="22"/>
+    </w:p>
+    <w:p>
+      <w:pPr>
+        <w:pStyle w:val="Heading3"/>
+      </w:pPr>
+      <w:bookmarkStart w:id="23" w:name="_Toc244259597"/>
+      <w:r>
+        <w:t>2.3.1 Định nghĩa</w:t>
+      </w:r>
+      <w:bookmarkEnd w:id="23"/>
+    </w:p>
+    <w:p>
+      <w:pPr>
+        <w:spacing w:after="120"/>
+        <w:ind w:firstLine="567"/>
+        <w:jc w:val="both"/>
+      </w:pPr>
+      <w:r>
+        <w:t>Phân mảnh ngang chia quan hệ theo các bộ. Mỗi mảnh là kết quả của một phép chọn trên quan hệ:</w:t>
+      </w:r>
+    </w:p>
+    <w:p>
+      <w:pPr>
+        <w:spacing w:before="80" w:after="160"/>
+        <w:jc w:val="center"/>
+      </w:pPr>
+      <w:r>
+        <w:rPr>
+          <w:rFonts w:ascii="Cambria Math" w:eastAsia="Cambria Math" w:hAnsi="Cambria Math" w:cs="Cambria Math"/>
+          <w:sz w:val="24"/>
+          <w:szCs w:val="24"/>
+        </w:rPr>
+        <w:t>R</w:t>
+      </w:r>
+      <w:r>
+        <w:rPr>
+          <w:rFonts w:ascii="Cambria Math" w:eastAsia="Cambria Math" w:hAnsi="Cambria Math" w:cs="Cambria Math"/>
+          <w:sz w:val="24"/>
+          <w:szCs w:val="24"/>
+        </w:rPr>
+        <w:t>ᵢ</w:t>
+      </w:r>
+      <w:r>
+        <w:rPr>
+          <w:rFonts w:ascii="Cambria Math" w:eastAsia="Cambria Math" w:hAnsi="Cambria Math" w:cs="Cambria Math"/>
+          <w:sz w:val="24"/>
+          <w:szCs w:val="24"/>
+        </w:rPr>
+        <w:t xml:space="preserve"> = σ</w:t>
+      </w:r>
+      <w:r>
+        <w:rPr>
+          <w:rFonts w:ascii="Cambria Math" w:eastAsia="Cambria Math" w:hAnsi="Cambria Math" w:cs="Cambria Math"/>
+          <w:sz w:val="24"/>
+          <w:szCs w:val="24"/>
+          <w:vertAlign w:val="subscript"/>
+        </w:rPr>
+        <w:t>F</w:t>
+      </w:r>
+      <w:r>
+        <w:rPr>
+          <w:rFonts w:ascii="Cambria Math" w:eastAsia="Cambria Math" w:hAnsi="Cambria Math" w:cs="Cambria Math"/>
+          <w:sz w:val="24"/>
+          <w:szCs w:val="24"/>
+          <w:vertAlign w:val="subscript"/>
+        </w:rPr>
+        <w:t>ᵢ</w:t>
+      </w:r>
+      <w:r>
+        <w:rPr>
+          <w:rFonts w:ascii="Cambria Math" w:eastAsia="Cambria Math" w:hAnsi="Cambria Math" w:cs="Cambria Math"/>
+          <w:sz w:val="24"/>
+          <w:szCs w:val="24"/>
+        </w:rPr>
+        <w:t>(R),   i = 1..n</w:t>
+      </w:r>
+    </w:p>
+    <w:p>
+      <w:pPr>
+        <w:spacing w:after="120"/>
+        <w:ind w:firstLine="567"/>
+        <w:jc w:val="both"/>
+      </w:pPr>
+      <w:r>
+        <w:t xml:space="preserve">trong đó Fᵢ là vị từ chọn của mảnh Rᵢ. Gọi là phân mảnh </w:t>
+      </w:r>
+      <w:r>
+        <w:rPr>
+          <w:b/>
+          <w:bCs/>
+        </w:rPr>
+        <w:t>nguyên thủy</w:t>
+      </w:r>
+      <w:r>
+        <w:t xml:space="preserve"> vì vị từ được định nghĩa trên chính các thuộc tính của R.</w:t>
+      </w:r>
+    </w:p>
+    <w:p>
+      <w:pPr>
+        <w:pStyle w:val="Heading3"/>
+      </w:pPr>
+      <w:bookmarkStart w:id="24" w:name="_Toc244259598"/>
+      <w:r>
+        <w:t>2.3.2 Vị từ đơn giản và vị từ hội sơ cấp</w:t>
+      </w:r>
+      <w:bookmarkEnd w:id="24"/>
+    </w:p>
+    <w:p>
+      <w:pPr>
+        <w:pStyle w:val="ListParagraph"/>
+        <w:numPr>
+          <w:ilvl w:val="0"/>
+          <w:numId w:val="2"/>
+        </w:numPr>
+        <w:spacing w:after="60"/>
+        <w:jc w:val="both"/>
+      </w:pPr>
+      <w:r>
+        <w:rPr>
+          <w:b/>
+          <w:bCs/>
+        </w:rPr>
+        <w:t>Vị từ đơn giản</w:t>
+      </w:r>
+      <w:r>
+        <w:t xml:space="preserve"> có dạng pⱼ: Aᵢ θ Giá_trị, với Aᵢ là thuộc tính của R và θ </w:t>
+      </w:r>
+      <w:r>
+        <w:rPr>
+          <w:rFonts w:ascii="Cambria Math" w:eastAsia="Cambria Math" w:hAnsi="Cambria Math" w:cs="Cambria Math"/>
+        </w:rPr>
+        <w:t>∈</w:t>
+      </w:r>
+      <w:r>
+        <w:t xml:space="preserve"> {=, &lt;, ≤, &gt;, ≥, ≠}. Ví dụ: p₁: MaCN = 'CN01'.</w:t>
+      </w:r>
+    </w:p>
+    <w:p>
+      <w:pPr>
+        <w:pStyle w:val="ListParagraph"/>
+        <w:numPr>
+          <w:ilvl w:val="0"/>
+          <w:numId w:val="2"/>
+        </w:numPr>
+        <w:spacing w:after="60"/>
+        <w:jc w:val="both"/>
+      </w:pPr>
+      <w:r>
+        <w:rPr>
+          <w:b/>
+          <w:bCs/>
+        </w:rPr>
+        <w:t>Vị từ hội sơ cấp (minterm)</w:t>
+      </w:r>
+      <w:r>
+        <w:t xml:space="preserve"> trên tập vị từ đơn giản Pr = {p₁, …, pₘ} là phép hội của tất cả các vị từ trong Pr, mỗi vị từ xuất hiện ở dạng khẳng định hoặc phủ định:</w:t>
+      </w:r>
+    </w:p>
+    <w:p>
+      <w:pPr>
+        <w:spacing w:before="80" w:after="160"/>
+        <w:jc w:val="center"/>
+      </w:pPr>
+      <w:r>
+        <w:rPr>
+          <w:rFonts w:ascii="Cambria Math" w:eastAsia="Cambria Math" w:hAnsi="Cambria Math" w:cs="Cambria Math"/>
+          <w:sz w:val="24"/>
+          <w:szCs w:val="24"/>
+        </w:rPr>
+        <w:t>mₖ = p₁* ∧ p₂* ∧ … ∧ pₘ*,   v</w:t>
+      </w:r>
+      <w:r>
+        <w:rPr>
+          <w:rFonts w:ascii="Cambria Math" w:eastAsia="Cambria Math" w:hAnsi="Cambria Math" w:cs="Cambria Math"/>
+          <w:sz w:val="24"/>
+          <w:szCs w:val="24"/>
+        </w:rPr>
+        <w:t>ớ</w:t>
+      </w:r>
+      <w:r>
+        <w:rPr>
+          <w:rFonts w:ascii="Cambria Math" w:eastAsia="Cambria Math" w:hAnsi="Cambria Math" w:cs="Cambria Math"/>
+          <w:sz w:val="24"/>
+          <w:szCs w:val="24"/>
+        </w:rPr>
+        <w:t>i p</w:t>
+      </w:r>
+      <w:r>
+        <w:rPr>
+          <w:rFonts w:ascii="Cambria Math" w:eastAsia="Cambria Math" w:hAnsi="Cambria Math" w:cs="Cambria Math"/>
+          <w:sz w:val="24"/>
+          <w:szCs w:val="24"/>
+        </w:rPr>
+        <w:t>ᵢ</w:t>
+      </w:r>
+      <w:r>
+        <w:rPr>
+          <w:rFonts w:ascii="Cambria Math" w:eastAsia="Cambria Math" w:hAnsi="Cambria Math" w:cs="Cambria Math"/>
+          <w:sz w:val="24"/>
+          <w:szCs w:val="24"/>
+        </w:rPr>
+        <w:t>* ∈ {p</w:t>
+      </w:r>
+      <w:r>
+        <w:rPr>
+          <w:rFonts w:ascii="Cambria Math" w:eastAsia="Cambria Math" w:hAnsi="Cambria Math" w:cs="Cambria Math"/>
+          <w:sz w:val="24"/>
+          <w:szCs w:val="24"/>
+        </w:rPr>
+        <w:t>ᵢ</w:t>
+      </w:r>
+      <w:r>
+        <w:rPr>
+          <w:rFonts w:ascii="Cambria Math" w:eastAsia="Cambria Math" w:hAnsi="Cambria Math" w:cs="Cambria Math"/>
+          <w:sz w:val="24"/>
+          <w:szCs w:val="24"/>
+        </w:rPr>
+        <w:t>, ¬p</w:t>
+      </w:r>
+      <w:r>
+        <w:rPr>
+          <w:rFonts w:ascii="Cambria Math" w:eastAsia="Cambria Math" w:hAnsi="Cambria Math" w:cs="Cambria Math"/>
+          <w:sz w:val="24"/>
+          <w:szCs w:val="24"/>
+        </w:rPr>
+        <w:t>ᵢ</w:t>
+      </w:r>
+      <w:r>
+        <w:rPr>
+          <w:rFonts w:ascii="Cambria Math" w:eastAsia="Cambria Math" w:hAnsi="Cambria Math" w:cs="Cambria Math"/>
+          <w:sz w:val="24"/>
+          <w:szCs w:val="24"/>
+        </w:rPr>
+        <w:t>}</w:t>
+      </w:r>
+    </w:p>
+    <w:p>
+      <w:pPr>
+        <w:spacing w:after="120"/>
+        <w:ind w:firstLine="567"/>
+        <w:jc w:val="both"/>
+      </w:pPr>
+      <w:r>
+        <w:t xml:space="preserve">Mỗi minterm xác định một mảnh ngang, gọi là </w:t>
+      </w:r>
+      <w:r>
+        <w:rPr>
+          <w:b/>
+          <w:bCs/>
+        </w:rPr>
+        <w:t>mảnh hội sơ cấp</w:t>
+      </w:r>
+      <w:r>
+        <w:t>. Với m vị từ sẽ có 2ᵐ minterm, nhưng nhiều minterm mâu thuẫn và bị loại bỏ dựa trên ngữ nghĩa của thuộc tính.</w:t>
+      </w:r>
+    </w:p>
+    <w:p>
+      <w:pPr>
+        <w:spacing w:after="120"/>
+        <w:ind w:firstLine="567"/>
+        <w:jc w:val="both"/>
+      </w:pPr>
+      <w:r>
+        <w:lastRenderedPageBreak/>
+        <w:t>Thông tin cần thu thập để thiết kế gồm: các vị từ đơn giản mà ứng dụng dùng trong điều kiện truy vấn; độ chọn của từng minterm (tỉ lệ bộ thỏa minterm); và tần suất truy cập của ứng dụng.</w:t>
+      </w:r>
+    </w:p>
+    <w:p>
+      <w:pPr>
+        <w:pStyle w:val="Heading3"/>
+      </w:pPr>
+      <w:bookmarkStart w:id="25" w:name="_Toc244259599"/>
+      <w:r>
+        <w:t>2.3.3 Tính đầy đủ và cực tiểu của tập vị từ</w:t>
+      </w:r>
+      <w:bookmarkEnd w:id="25"/>
+    </w:p>
+    <w:p>
+      <w:pPr>
+        <w:pStyle w:val="ListParagraph"/>
+        <w:numPr>
+          <w:ilvl w:val="0"/>
+          <w:numId w:val="2"/>
+        </w:numPr>
+        <w:spacing w:after="60"/>
+        <w:jc w:val="both"/>
+      </w:pPr>
+      <w:r>
+        <w:t xml:space="preserve">Tập vị từ Pr là </w:t>
+      </w:r>
+      <w:r>
+        <w:rPr>
+          <w:b/>
+          <w:bCs/>
+        </w:rPr>
+        <w:t>đầy đủ</w:t>
+      </w:r>
+      <w:r>
+        <w:t xml:space="preserve"> nếu hai bộ bất kỳ thuộc cùng một mảnh hội sơ cấp luôn có cùng xác suất được truy cập bởi mọi ứng dụng. Nói cách khác, mỗi mảnh phải đồng nhất về cách được sử dụng.</w:t>
+      </w:r>
+    </w:p>
+    <w:p>
+      <w:pPr>
+        <w:pStyle w:val="ListParagraph"/>
+        <w:numPr>
+          <w:ilvl w:val="0"/>
+          <w:numId w:val="2"/>
+        </w:numPr>
+        <w:spacing w:after="60"/>
+        <w:jc w:val="both"/>
+      </w:pPr>
+      <w:r>
+        <w:t xml:space="preserve">Một vị từ là </w:t>
+      </w:r>
+      <w:r>
+        <w:rPr>
+          <w:b/>
+          <w:bCs/>
+        </w:rPr>
+        <w:t>có liên quan</w:t>
+      </w:r>
+      <w:r>
+        <w:t xml:space="preserve"> (relevant) nếu nó tách một mảnh f thành hai mảnh f₁, f₂ được ít nhất một ứng dụng truy cập khác nhau. Tập Pr là </w:t>
+      </w:r>
+      <w:r>
+        <w:rPr>
+          <w:b/>
+          <w:bCs/>
+        </w:rPr>
+        <w:t>cực tiểu</w:t>
+      </w:r>
+      <w:r>
+        <w:t xml:space="preserve"> nếu mọi vị từ trong đó đều có liên quan.</w:t>
+      </w:r>
+    </w:p>
+    <w:p>
+      <w:pPr>
+        <w:spacing w:after="120"/>
+        <w:ind w:firstLine="567"/>
+        <w:jc w:val="both"/>
+      </w:pPr>
+      <w:r>
+        <w:rPr>
+          <w:b/>
+          <w:bCs/>
+        </w:rPr>
+        <w:t>Thuật toán COM_MIN</w:t>
+      </w:r>
+      <w:r>
+        <w:t xml:space="preserve"> [1] sinh ra tập vị từ đầy đủ và cực tiểu Pr' từ tập vị từ ứng viên Pr:</w:t>
+      </w:r>
+    </w:p>
+    <w:p>
+      <w:pPr>
+        <w:pStyle w:val="ListParagraph"/>
+        <w:numPr>
+          <w:ilvl w:val="0"/>
+          <w:numId w:val="3"/>
+        </w:numPr>
+        <w:spacing w:after="60"/>
+        <w:jc w:val="both"/>
+      </w:pPr>
+      <w:r>
+        <w:t xml:space="preserve">Chọn một vị từ pᵢ </w:t>
+      </w:r>
+      <w:r>
+        <w:rPr>
+          <w:rFonts w:ascii="Cambria Math" w:eastAsia="Cambria Math" w:hAnsi="Cambria Math" w:cs="Cambria Math"/>
+        </w:rPr>
+        <w:t>∈</w:t>
+      </w:r>
+      <w:r>
+        <w:t xml:space="preserve"> Pr chia quan hệ R thành hai phần được ít nhất một ứng dụng truy cập khác nhau; đưa pᵢ vào Pr'.</w:t>
+      </w:r>
+    </w:p>
+    <w:p>
+      <w:pPr>
+        <w:pStyle w:val="ListParagraph"/>
+        <w:numPr>
+          <w:ilvl w:val="0"/>
+          <w:numId w:val="3"/>
+        </w:numPr>
+        <w:spacing w:after="60"/>
+        <w:jc w:val="both"/>
+      </w:pPr>
+      <w:r>
+        <w:t>Lần lượt xét các vị từ còn lại. Vị từ nào chia một mảnh hiện có thành hai phần được truy cập khác nhau thì đưa vào Pr'.</w:t>
+      </w:r>
+    </w:p>
+    <w:p>
+      <w:pPr>
+        <w:pStyle w:val="ListParagraph"/>
+        <w:numPr>
+          <w:ilvl w:val="0"/>
+          <w:numId w:val="3"/>
+        </w:numPr>
+        <w:spacing w:after="60"/>
+        <w:jc w:val="both"/>
+      </w:pPr>
+      <w:r>
+        <w:t>Khi thêm vị từ mới, loại khỏi Pr' những vị từ đã trở nên không còn liên quan.</w:t>
+      </w:r>
+    </w:p>
+    <w:p>
+      <w:pPr>
+        <w:pStyle w:val="ListParagraph"/>
+        <w:numPr>
+          <w:ilvl w:val="0"/>
+          <w:numId w:val="3"/>
+        </w:numPr>
+        <w:spacing w:after="60"/>
+        <w:jc w:val="both"/>
+      </w:pPr>
+      <w:r>
+        <w:t>Lặp lại cho đến khi Pr' đầy đủ.</w:t>
+      </w:r>
+    </w:p>
+    <w:p>
+      <w:pPr>
+        <w:spacing w:after="120"/>
+        <w:ind w:firstLine="567"/>
+        <w:jc w:val="both"/>
+      </w:pPr>
+      <w:r>
+        <w:rPr>
+          <w:b/>
+          <w:bCs/>
+        </w:rPr>
+        <w:t>Thuật toán PHORIZONTAL</w:t>
+      </w:r>
+      <w:r>
+        <w:t xml:space="preserve"> dùng kết quả của COM_MIN: tính Pr' = COM_MIN(R, Pr), xác định tập minterm M trên Pr', rồi dùng các phép kéo theo (implication) giữa các vị từ để loại bỏ những minterm mâu thuẫn. Mỗi minterm còn lại cho một mảnh ngang.</w:t>
+      </w:r>
+    </w:p>
+    <w:p>
+      <w:pPr>
+        <w:pStyle w:val="Heading3"/>
+      </w:pPr>
+      <w:bookmarkStart w:id="26" w:name="_Toc244259600"/>
+      <w:r>
+        <w:t>2.3.4 Ví dụ</w:t>
+      </w:r>
+      <w:bookmarkEnd w:id="26"/>
+    </w:p>
+    <w:p>
+      <w:pPr>
+        <w:spacing w:after="120"/>
+        <w:ind w:firstLine="567"/>
+        <w:jc w:val="both"/>
+      </w:pPr>
+      <w:r>
+        <w:t xml:space="preserve">Xét quan hệ KhachHang(MaKH, HoTen, SDT, DiaChi, MaCN, HanMucNo, CongNo), với MaCN </w:t>
+      </w:r>
+      <w:r>
+        <w:rPr>
+          <w:rFonts w:ascii="Cambria Math" w:eastAsia="Cambria Math" w:hAnsi="Cambria Math" w:cs="Cambria Math"/>
+        </w:rPr>
+        <w:t>∈</w:t>
+      </w:r>
+      <w:r>
+        <w:t xml:space="preserve"> {'CN01', 'CN02', 'CN03'}. Ứng dụng tra cứu khách hàng ở mỗi chi nhánh chỉ truy cập khách thuộc chi nhánh đó, nên tập vị từ ứng viên là:</w:t>
+      </w:r>
+    </w:p>
+    <w:p>
+      <w:pPr>
+        <w:spacing w:before="80" w:after="160"/>
+        <w:jc w:val="center"/>
+      </w:pPr>
+      <w:r>
+        <w:rPr>
+          <w:rFonts w:ascii="Cambria Math" w:eastAsia="Cambria Math" w:hAnsi="Cambria Math" w:cs="Cambria Math"/>
+          <w:sz w:val="24"/>
+          <w:szCs w:val="24"/>
+        </w:rPr>
+        <w:t>p₁: MaCN = 'CN01'     p₂: MaCN = 'CN02'     p₃: MaCN = 'CN03'</w:t>
+      </w:r>
+    </w:p>
+    <w:p>
+      <w:pPr>
+        <w:spacing w:after="120"/>
+        <w:ind w:firstLine="567"/>
+        <w:jc w:val="both"/>
+      </w:pPr>
+      <w:r>
+        <w:t xml:space="preserve">Có 2³ = 8 minterm. Vì MaCN chỉ nhận một giá trị nên có các phép kéo theo p₁ </w:t>
+      </w:r>
+      <w:r>
+        <w:rPr>
+          <w:rFonts w:ascii="Cambria Math" w:eastAsia="Cambria Math" w:hAnsi="Cambria Math" w:cs="Cambria Math"/>
+        </w:rPr>
+        <w:t>⇒</w:t>
+      </w:r>
+      <w:r>
+        <w:t xml:space="preserve"> ¬p₂ </w:t>
+      </w:r>
+      <w:r>
+        <w:rPr>
+          <w:rFonts w:ascii="Cambria Math" w:eastAsia="Cambria Math" w:hAnsi="Cambria Math" w:cs="Cambria Math"/>
+        </w:rPr>
+        <w:t>∧</w:t>
+      </w:r>
+      <w:r>
+        <w:t xml:space="preserve"> ¬p₃ (tương tự cho p₂, p₃). Mọi minterm chứa từ hai vị từ khẳng định trở lên đều mâu thuẫn. Minterm ¬p₁ </w:t>
+      </w:r>
+      <w:r>
+        <w:rPr>
+          <w:rFonts w:ascii="Cambria Math" w:eastAsia="Cambria Math" w:hAnsi="Cambria Math" w:cs="Cambria Math"/>
+        </w:rPr>
+        <w:t>∧</w:t>
+      </w:r>
+      <w:r>
+        <w:t xml:space="preserve"> ¬p₂ </w:t>
+      </w:r>
+      <w:r>
+        <w:rPr>
+          <w:rFonts w:ascii="Cambria Math" w:eastAsia="Cambria Math" w:hAnsi="Cambria Math" w:cs="Cambria Math"/>
+        </w:rPr>
+        <w:t>∧</w:t>
+      </w:r>
+      <w:r>
+        <w:t xml:space="preserve"> ¬p₃ cũng mâu thuẫn vì miền giá trị của MaCN chỉ gồm ba giá trị trên. Còn lại ba minterm, rút gọn được thành p₁, p₂, p₃, cho ba mảnh:</w:t>
+      </w:r>
+    </w:p>
+    <w:p>
+      <w:pPr>
+        <w:spacing w:before="80" w:after="160"/>
+        <w:jc w:val="center"/>
+      </w:pPr>
+      <w:r>
+        <w:rPr>
+          <w:rFonts w:ascii="Cambria Math" w:eastAsia="Cambria Math" w:hAnsi="Cambria Math" w:cs="Cambria Math"/>
+          <w:sz w:val="24"/>
+          <w:szCs w:val="24"/>
+        </w:rPr>
+        <w:t>KH</w:t>
+      </w:r>
+      <w:r>
+        <w:rPr>
+          <w:rFonts w:ascii="Cambria Math" w:eastAsia="Cambria Math" w:hAnsi="Cambria Math" w:cs="Cambria Math"/>
+          <w:sz w:val="24"/>
+          <w:szCs w:val="24"/>
+        </w:rPr>
+        <w:t>ᵢ</w:t>
+      </w:r>
+      <w:r>
+        <w:rPr>
+          <w:rFonts w:ascii="Cambria Math" w:eastAsia="Cambria Math" w:hAnsi="Cambria Math" w:cs="Cambria Math"/>
+          <w:sz w:val="24"/>
+          <w:szCs w:val="24"/>
+        </w:rPr>
+        <w:t xml:space="preserve"> = σ</w:t>
+      </w:r>
+      <w:r>
+        <w:rPr>
+          <w:rFonts w:ascii="Cambria Math" w:eastAsia="Cambria Math" w:hAnsi="Cambria Math" w:cs="Cambria Math"/>
+          <w:sz w:val="24"/>
+          <w:szCs w:val="24"/>
+          <w:vertAlign w:val="subscript"/>
+        </w:rPr>
+        <w:t>MaCN='CN0i'</w:t>
+      </w:r>
+      <w:r>
+        <w:rPr>
+          <w:rFonts w:ascii="Cambria Math" w:eastAsia="Cambria Math" w:hAnsi="Cambria Math" w:cs="Cambria Math"/>
+          <w:sz w:val="24"/>
+          <w:szCs w:val="24"/>
+        </w:rPr>
+        <w:t>(KhachHang),   i = 1, 2, 3</w:t>
+      </w:r>
+    </w:p>
+    <w:p>
+      <w:pPr>
+        <w:spacing w:after="120"/>
+        <w:ind w:firstLine="567"/>
+        <w:jc w:val="both"/>
+      </w:pPr>
+      <w:r>
+        <w:lastRenderedPageBreak/>
+        <w:t>Giả sử có thêm vị từ ứng viên p₄: HanMucNo ≥ 200.000.000. Nếu có một ứng dụng truy cập riêng nhóm khách có hạn mức lớn thường xuyên hơn, p₄ là vị từ có liên quan và mỗi mảnh trên sẽ tách đôi, tổng cộng sáu mảnh. Ngược lại, nếu mọi ứng dụng truy cập khách hàng như nhau bất kể hạn mức, p₄ không có liên quan và COM_MIN sẽ không đưa nó vào Pr'. Bài toán ở Chương 4 thuộc trường hợp thứ hai.</w:t>
+      </w:r>
+    </w:p>
+    <w:p>
+      <w:pPr>
+        <w:spacing w:after="120"/>
+        <w:ind w:firstLine="567"/>
+        <w:jc w:val="both"/>
+      </w:pPr>
+      <w:r>
+        <w:t xml:space="preserve">Ba mảnh KH₁, KH₂, KH₃ thỏa các quy tắc đúng đắn: </w:t>
+      </w:r>
+      <w:r>
+        <w:rPr>
+          <w:b/>
+          <w:bCs/>
+        </w:rPr>
+        <w:t>đầy đủ</w:t>
+      </w:r>
+      <w:r>
+        <w:t xml:space="preserve"> vì p₁ </w:t>
+      </w:r>
+      <w:r>
+        <w:rPr>
+          <w:rFonts w:ascii="Cambria Math" w:eastAsia="Cambria Math" w:hAnsi="Cambria Math" w:cs="Cambria Math"/>
+        </w:rPr>
+        <w:t>∨</w:t>
+      </w:r>
+      <w:r>
+        <w:t xml:space="preserve"> p₂ </w:t>
+      </w:r>
+      <w:r>
+        <w:rPr>
+          <w:rFonts w:ascii="Cambria Math" w:eastAsia="Cambria Math" w:hAnsi="Cambria Math" w:cs="Cambria Math"/>
+        </w:rPr>
+        <w:t>∨</w:t>
+      </w:r>
+      <w:r>
+        <w:t xml:space="preserve"> p₃ luôn đúng trên miền giá trị của MaCN; </w:t>
+      </w:r>
+      <w:r>
+        <w:rPr>
+          <w:b/>
+          <w:bCs/>
+        </w:rPr>
+        <w:t>rời nhau</w:t>
+      </w:r>
+      <w:r>
+        <w:t xml:space="preserve"> vì các vị từ loại trừ lẫn nhau; </w:t>
+      </w:r>
+      <w:r>
+        <w:rPr>
+          <w:b/>
+          <w:bCs/>
+        </w:rPr>
+        <w:t>tái thiết</w:t>
+      </w:r>
+      <w:r>
+        <w:t xml:space="preserve"> được bằng KhachHang = KH₁ </w:t>
+      </w:r>
+      <w:r>
+        <w:rPr>
+          <w:rFonts w:ascii="Cambria Math" w:eastAsia="Cambria Math" w:hAnsi="Cambria Math" w:cs="Cambria Math"/>
+        </w:rPr>
+        <w:t>∪</w:t>
+      </w:r>
+      <w:r>
+        <w:t xml:space="preserve"> KH₂ </w:t>
+      </w:r>
+      <w:r>
+        <w:rPr>
+          <w:rFonts w:ascii="Cambria Math" w:eastAsia="Cambria Math" w:hAnsi="Cambria Math" w:cs="Cambria Math"/>
+        </w:rPr>
+        <w:t>∪</w:t>
+      </w:r>
+      <w:r>
+        <w:t xml:space="preserve"> KH₃.</w:t>
+      </w:r>
+    </w:p>
+    <w:p>
+      <w:pPr>
+        <w:pStyle w:val="Heading2"/>
+      </w:pPr>
+      <w:bookmarkStart w:id="27" w:name="_Toc244259601"/>
+      <w:r>
+        <w:t>2.4 Phân mảnh ngang dẫn xuất</w:t>
+      </w:r>
+      <w:bookmarkEnd w:id="27"/>
+    </w:p>
+    <w:p>
+      <w:pPr>
+        <w:pStyle w:val="Heading3"/>
+      </w:pPr>
+      <w:bookmarkStart w:id="28" w:name="_Toc244259602"/>
+      <w:r>
+        <w:t>2.4.1 Định nghĩa</w:t>
+      </w:r>
+      <w:bookmarkEnd w:id="28"/>
+    </w:p>
+    <w:p>
+      <w:pPr>
+        <w:spacing w:after="120"/>
+        <w:ind w:firstLine="567"/>
+        <w:jc w:val="both"/>
+      </w:pPr>
+      <w:r>
+        <w:t xml:space="preserve">Phân mảnh ngang dẫn xuất áp dụng cho một quan hệ </w:t>
+      </w:r>
+      <w:r>
+        <w:rPr>
+          <w:b/>
+          <w:bCs/>
+        </w:rPr>
+        <w:t>thành viên</w:t>
+      </w:r>
+      <w:r>
+        <w:t xml:space="preserve"> (member), dựa trên phân mảnh của quan hệ </w:t>
+      </w:r>
+      <w:r>
+        <w:rPr>
+          <w:b/>
+          <w:bCs/>
+        </w:rPr>
+        <w:t>chủ</w:t>
+      </w:r>
+      <w:r>
+        <w:t xml:space="preserve"> (owner) mà nó tham chiếu tới. Quan hệ chủ và thành viên được nối với nhau bằng một liên kết, thường là khóa ngoại. Nếu S là quan hệ chủ đã được phân mảnh thành S₁, …, Sₙ, thì quan hệ thành viên R được phân mảnh bằng phép nửa kết nối:</w:t>
+      </w:r>
+    </w:p>
+    <w:p>
+      <w:pPr>
+        <w:spacing w:before="80" w:after="160"/>
+        <w:jc w:val="center"/>
+      </w:pPr>
+      <w:r>
+        <w:rPr>
+          <w:rFonts w:ascii="Cambria Math" w:eastAsia="Cambria Math" w:hAnsi="Cambria Math" w:cs="Cambria Math"/>
+          <w:sz w:val="24"/>
+          <w:szCs w:val="24"/>
+        </w:rPr>
+        <w:t>R</w:t>
+      </w:r>
+      <w:r>
+        <w:rPr>
+          <w:rFonts w:ascii="Cambria Math" w:eastAsia="Cambria Math" w:hAnsi="Cambria Math" w:cs="Cambria Math"/>
+          <w:sz w:val="24"/>
+          <w:szCs w:val="24"/>
+        </w:rPr>
+        <w:t>ᵢ</w:t>
+      </w:r>
+      <w:r>
+        <w:rPr>
+          <w:rFonts w:ascii="Cambria Math" w:eastAsia="Cambria Math" w:hAnsi="Cambria Math" w:cs="Cambria Math"/>
+          <w:sz w:val="24"/>
+          <w:szCs w:val="24"/>
+        </w:rPr>
+        <w:t xml:space="preserve"> = R ⋉ S</w:t>
+      </w:r>
+      <w:r>
+        <w:rPr>
+          <w:rFonts w:ascii="Cambria Math" w:eastAsia="Cambria Math" w:hAnsi="Cambria Math" w:cs="Cambria Math"/>
+          <w:sz w:val="24"/>
+          <w:szCs w:val="24"/>
+        </w:rPr>
+        <w:t>ᵢ</w:t>
+      </w:r>
+      <w:r>
+        <w:rPr>
+          <w:rFonts w:ascii="Cambria Math" w:eastAsia="Cambria Math" w:hAnsi="Cambria Math" w:cs="Cambria Math"/>
+          <w:sz w:val="24"/>
+          <w:szCs w:val="24"/>
+        </w:rPr>
+        <w:t>,   i = 1..n</w:t>
+      </w:r>
+    </w:p>
+    <w:p>
+      <w:pPr>
+        <w:spacing w:after="120"/>
+        <w:ind w:firstLine="567"/>
+        <w:jc w:val="both"/>
+      </w:pPr>
+      <w:r>
+        <w:t xml:space="preserve">Phép nửa kết nối R </w:t>
+      </w:r>
+      <w:r>
+        <w:rPr>
+          <w:rFonts w:ascii="Cambria Math" w:eastAsia="Cambria Math" w:hAnsi="Cambria Math" w:cs="Cambria Math"/>
+        </w:rPr>
+        <w:t>⋉</w:t>
+      </w:r>
+      <w:r>
+        <w:t xml:space="preserve"> Sᵢ giữ lại những bộ của R kết nối được với ít nhất một bộ của Sᵢ, và chỉ giữ các thuộc tính của R.</w:t>
+      </w:r>
+    </w:p>
+    <w:p>
+      <w:pPr>
+        <w:pStyle w:val="Heading3"/>
+      </w:pPr>
+      <w:bookmarkStart w:id="29" w:name="_Toc244259603"/>
+      <w:r>
+        <w:t>2.4.2 Ví dụ</w:t>
+      </w:r>
+      <w:bookmarkEnd w:id="29"/>
+    </w:p>
+    <w:p>
+      <w:pPr>
+        <w:spacing w:after="120"/>
+        <w:ind w:firstLine="567"/>
+        <w:jc w:val="both"/>
+      </w:pPr>
+      <w:r>
+        <w:t>Quan hệ DonHang(MaDH, NgayDat, MaKH, MaNV, TrangThai, TongTien) tham chiếu KhachHang qua MaKH. Để đơn hàng nằm cùng site với khách hàng, DonHang được phân mảnh dẫn xuất theo các mảnh KHᵢ ở mục 2.3.4:</w:t>
+      </w:r>
+    </w:p>
+    <w:p>
+      <w:pPr>
+        <w:spacing w:before="80" w:after="160"/>
+        <w:jc w:val="center"/>
+      </w:pPr>
+      <w:r>
+        <w:rPr>
+          <w:rFonts w:ascii="Cambria Math" w:eastAsia="Cambria Math" w:hAnsi="Cambria Math" w:cs="Cambria Math"/>
+          <w:sz w:val="24"/>
+          <w:szCs w:val="24"/>
+        </w:rPr>
+        <w:t>DH</w:t>
+      </w:r>
+      <w:r>
+        <w:rPr>
+          <w:rFonts w:ascii="Cambria Math" w:eastAsia="Cambria Math" w:hAnsi="Cambria Math" w:cs="Cambria Math"/>
+          <w:sz w:val="24"/>
+          <w:szCs w:val="24"/>
+        </w:rPr>
+        <w:t>ᵢ</w:t>
+      </w:r>
+      <w:r>
+        <w:rPr>
+          <w:rFonts w:ascii="Cambria Math" w:eastAsia="Cambria Math" w:hAnsi="Cambria Math" w:cs="Cambria Math"/>
+          <w:sz w:val="24"/>
+          <w:szCs w:val="24"/>
+        </w:rPr>
+        <w:t xml:space="preserve"> = DonHang ⋉</w:t>
+      </w:r>
+      <w:r>
+        <w:rPr>
+          <w:rFonts w:ascii="Cambria Math" w:eastAsia="Cambria Math" w:hAnsi="Cambria Math" w:cs="Cambria Math"/>
+          <w:sz w:val="24"/>
+          <w:szCs w:val="24"/>
+          <w:vertAlign w:val="subscript"/>
+        </w:rPr>
+        <w:t>MaKH</w:t>
+      </w:r>
+      <w:r>
+        <w:rPr>
+          <w:rFonts w:ascii="Cambria Math" w:eastAsia="Cambria Math" w:hAnsi="Cambria Math" w:cs="Cambria Math"/>
+          <w:sz w:val="24"/>
+          <w:szCs w:val="24"/>
+        </w:rPr>
+        <w:t xml:space="preserve"> KH</w:t>
+      </w:r>
+      <w:r>
+        <w:rPr>
+          <w:rFonts w:ascii="Cambria Math" w:eastAsia="Cambria Math" w:hAnsi="Cambria Math" w:cs="Cambria Math"/>
+          <w:sz w:val="24"/>
+          <w:szCs w:val="24"/>
+        </w:rPr>
+        <w:t>ᵢ</w:t>
+      </w:r>
+      <w:r>
+        <w:rPr>
+          <w:rFonts w:ascii="Cambria Math" w:eastAsia="Cambria Math" w:hAnsi="Cambria Math" w:cs="Cambria Math"/>
+          <w:sz w:val="24"/>
+          <w:szCs w:val="24"/>
+        </w:rPr>
+        <w:t>,   i = 1, 2, 3</w:t>
+      </w:r>
+    </w:p>
+    <w:p>
+      <w:pPr>
+        <w:spacing w:after="120"/>
+        <w:ind w:firstLine="567"/>
+        <w:jc w:val="both"/>
+      </w:pPr>
+      <w:r>
+        <w:t xml:space="preserve">Tương tự, ChiTietDonHang được phân mảnh dẫn xuất theo DonHang: CTDHᵢ = ChiTietDonHang </w:t>
+      </w:r>
+      <w:r>
+        <w:rPr>
+          <w:rFonts w:ascii="Cambria Math" w:eastAsia="Cambria Math" w:hAnsi="Cambria Math" w:cs="Cambria Math"/>
+        </w:rPr>
+        <w:t>⋉</w:t>
+      </w:r>
+      <w:r>
+        <w:rPr>
+          <w:vertAlign w:val="subscript"/>
+        </w:rPr>
+        <w:t>MaDH</w:t>
+      </w:r>
+      <w:r>
+        <w:t xml:space="preserve"> DHᵢ. Kết quả là một chuỗi phân mảnh dẫn xuất (Hình 2.2).</w:t>
+      </w:r>
+    </w:p>
+    <w:p>
+      <w:pPr>
+        <w:keepNext/>
+        <w:spacing w:before="120" w:after="60"/>
+        <w:jc w:val="center"/>
+      </w:pPr>
+      <w:r>
+        <w:rPr>
+          <w:noProof/>
+        </w:rPr>
+        <w:drawing>
+          <wp:inline distT="0" distB="0" distL="0" distR="0" wp14:anchorId="6FDEF7DF" wp14:editId="57D80ACA">
+            <wp:extent cx="5619750" cy="1228725"/>
+            <wp:effectExtent l="0" t="0" r="0" b="0"/>
+            <wp:docPr id="4" name="Picture 4"/>
+            <wp:cNvGraphicFramePr>
+              <a:graphicFrameLocks xmlns:a="http://schemas.openxmlformats.org/drawingml/2006/main" noChangeAspect="1"/>
+            </wp:cNvGraphicFramePr>
+            <a:graphic xmlns:a="http://schemas.openxmlformats.org/drawingml/2006/main">
+              <a:graphicData uri="http://schemas.openxmlformats.org/drawingml/2006/picture">
+                <pic:pic xmlns:pic="http://schemas.openxmlformats.org/drawingml/2006/picture">
+                  <pic:nvPicPr>
+                    <pic:cNvPr id="0" name=""/>
+                    <pic:cNvPicPr>
+                      <a:picLocks noChangeAspect="1" noChangeArrowheads="1"/>
+                    </pic:cNvPicPr>
+                  </pic:nvPicPr>
+                  <pic:blipFill>
+                    <a:blip r:embed="rId12"/>
+                    <a:srcRect/>
+                    <a:stretch>
+                      <a:fillRect/>
+                    </a:stretch>
+                  </pic:blipFill>
+                  <pic:spPr bwMode="auto">
+                    <a:xfrm>
+                      <a:off x="0" y="0"/>
                       <a:ext cx="5619750" cy="1228725"/>
                     </a:xfrm>
                     <a:prstGeom prst="rect">
@@ -13904,7 +13939,7 @@
         <w:spacing w:after="160"/>
         <w:jc w:val="center"/>
       </w:pPr>
-      <w:bookmarkStart w:id="30" w:name="_Toc244258280"/>
+      <w:bookmarkStart w:id="30" w:name="_Toc244259660"/>
       <w:r>
         <w:rPr>
           <w:b/>
@@ -13976,7 +14011,7 @@
       <w:pPr>
         <w:pStyle w:val="Heading3"/>
       </w:pPr>
-      <w:bookmarkStart w:id="31" w:name="_Toc244258224"/>
+      <w:bookmarkStart w:id="31" w:name="_Toc244259604"/>
       <w:r>
         <w:t>2.4.3 Tính đúng đắn và lựa chọn quan hệ chủ</w:t>
       </w:r>
@@ -14077,7 +14112,7 @@
       <w:pPr>
         <w:pStyle w:val="Heading2"/>
       </w:pPr>
-      <w:bookmarkStart w:id="32" w:name="_Toc244258225"/>
+      <w:bookmarkStart w:id="32" w:name="_Toc244259605"/>
       <w:r>
         <w:t>2.5 Phân mảnh dọc</w:t>
       </w:r>
@@ -14087,7 +14122,7 @@
       <w:pPr>
         <w:pStyle w:val="Heading3"/>
       </w:pPr>
-      <w:bookmarkStart w:id="33" w:name="_Toc244258226"/>
+      <w:bookmarkStart w:id="33" w:name="_Toc244259606"/>
       <w:r>
         <w:t>2.5.1 Định nghĩa</w:t>
       </w:r>
@@ -14238,7 +14273,7 @@
       <w:pPr>
         <w:pStyle w:val="Heading3"/>
       </w:pPr>
-      <w:bookmarkStart w:id="34" w:name="_Toc244258227"/>
+      <w:bookmarkStart w:id="34" w:name="_Toc244259607"/>
       <w:r>
         <w:t>2.5.2 Ma trận sử dụng và ma trận ái lực</w:t>
       </w:r>
@@ -14424,7 +14459,7 @@
       <w:pPr>
         <w:pStyle w:val="Heading3"/>
       </w:pPr>
-      <w:bookmarkStart w:id="35" w:name="_Toc244258228"/>
+      <w:bookmarkStart w:id="35" w:name="_Toc244259608"/>
       <w:r>
         <w:t>2.5.3 Thuật toán BEA</w:t>
       </w:r>
@@ -14599,7 +14634,7 @@
       <w:pPr>
         <w:pStyle w:val="Heading3"/>
       </w:pPr>
-      <w:bookmarkStart w:id="36" w:name="_Toc244258229"/>
+      <w:bookmarkStart w:id="36" w:name="_Toc244259609"/>
       <w:r>
         <w:t>2.5.4 Thuật toán SPLIT</w:t>
       </w:r>
@@ -14643,7 +14678,7 @@
       <w:pPr>
         <w:pStyle w:val="Heading3"/>
       </w:pPr>
-      <w:bookmarkStart w:id="37" w:name="_Toc244258230"/>
+      <w:bookmarkStart w:id="37" w:name="_Toc244259610"/>
       <w:r>
         <w:t>2.5.5 Ví dụ</w:t>
       </w:r>
@@ -14666,7 +14701,7 @@
         <w:spacing w:before="120" w:after="160"/>
         <w:jc w:val="center"/>
       </w:pPr>
-      <w:bookmarkStart w:id="38" w:name="_Toc244258295"/>
+      <w:bookmarkStart w:id="38" w:name="_Toc244259675"/>
       <w:r>
         <w:rPr>
           <w:b/>
@@ -15661,7 +15696,7 @@
         <w:spacing w:before="120" w:after="160"/>
         <w:jc w:val="center"/>
       </w:pPr>
-      <w:bookmarkStart w:id="39" w:name="_Toc244258296"/>
+      <w:bookmarkStart w:id="39" w:name="_Toc244259676"/>
       <w:r>
         <w:rPr>
           <w:b/>
@@ -16665,7 +16700,7 @@
         <w:spacing w:before="120" w:after="160"/>
         <w:jc w:val="center"/>
       </w:pPr>
-      <w:bookmarkStart w:id="40" w:name="_Toc244258297"/>
+      <w:bookmarkStart w:id="40" w:name="_Toc244259677"/>
       <w:r>
         <w:rPr>
           <w:b/>
@@ -17857,7 +17892,7 @@
         <w:spacing w:before="120" w:after="160"/>
         <w:jc w:val="center"/>
       </w:pPr>
-      <w:bookmarkStart w:id="41" w:name="_Toc244258298"/>
+      <w:bookmarkStart w:id="41" w:name="_Toc244259678"/>
       <w:r>
         <w:rPr>
           <w:b/>
@@ -19047,7 +19082,7 @@
         <w:spacing w:before="120" w:after="160"/>
         <w:jc w:val="center"/>
       </w:pPr>
-      <w:bookmarkStart w:id="42" w:name="_Toc244258299"/>
+      <w:bookmarkStart w:id="42" w:name="_Toc244259679"/>
       <w:r>
         <w:rPr>
           <w:b/>
@@ -19962,7 +19997,7 @@
       <w:pPr>
         <w:pStyle w:val="Heading2"/>
       </w:pPr>
-      <w:bookmarkStart w:id="43" w:name="_Toc244258231"/>
+      <w:bookmarkStart w:id="43" w:name="_Toc244259611"/>
       <w:r>
         <w:t>2.6 Cấp phát và nhân bản</w:t>
       </w:r>
@@ -20058,7 +20093,7 @@
       <w:pPr>
         <w:pStyle w:val="Heading2"/>
       </w:pPr>
-      <w:bookmarkStart w:id="44" w:name="_Toc244258232"/>
+      <w:bookmarkStart w:id="44" w:name="_Toc244259612"/>
       <w:r>
         <w:lastRenderedPageBreak/>
         <w:t>2.7 Kết chương</w:t>
@@ -20080,7 +20115,7 @@
         <w:pStyle w:val="Heading1"/>
         <w:pageBreakBefore/>
       </w:pPr>
-      <w:bookmarkStart w:id="45" w:name="_Toc244258233"/>
+      <w:bookmarkStart w:id="45" w:name="_Toc244259613"/>
       <w:r>
         <w:lastRenderedPageBreak/>
         <w:t>CHƯƠNG 3. PHÂN MẢNH HỖN HỢP</w:t>
@@ -20091,7 +20126,7 @@
       <w:pPr>
         <w:pStyle w:val="Heading2"/>
       </w:pPr>
-      <w:bookmarkStart w:id="46" w:name="_Toc244258234"/>
+      <w:bookmarkStart w:id="46" w:name="_Toc244259614"/>
       <w:r>
         <w:t>3.1 Định nghĩa và động cơ sử dụng</w:t>
       </w:r>
@@ -20101,7 +20136,7 @@
       <w:pPr>
         <w:pStyle w:val="Heading3"/>
       </w:pPr>
-      <w:bookmarkStart w:id="47" w:name="_Toc244258235"/>
+      <w:bookmarkStart w:id="47" w:name="_Toc244259615"/>
       <w:r>
         <w:t>3.1.1 Động cơ</w:t>
       </w:r>
@@ -20144,7 +20179,7 @@
         <w:spacing w:before="120" w:after="160"/>
         <w:jc w:val="center"/>
       </w:pPr>
-      <w:bookmarkStart w:id="48" w:name="_Toc244258300"/>
+      <w:bookmarkStart w:id="48" w:name="_Toc244259680"/>
       <w:r>
         <w:rPr>
           <w:b/>
@@ -20689,7 +20724,7 @@
       <w:pPr>
         <w:pStyle w:val="Heading3"/>
       </w:pPr>
-      <w:bookmarkStart w:id="49" w:name="_Toc244258236"/>
+      <w:bookmarkStart w:id="49" w:name="_Toc244259616"/>
       <w:r>
         <w:t>3.1.2 Định nghĩa</w:t>
       </w:r>
@@ -20870,7 +20905,7 @@
       <w:pPr>
         <w:pStyle w:val="Heading2"/>
       </w:pPr>
-      <w:bookmarkStart w:id="50" w:name="_Toc244258237"/>
+      <w:bookmarkStart w:id="50" w:name="_Toc244259617"/>
       <w:r>
         <w:t>3.2 Chiến lược ngang trước, dọc sau (HV)</w:t>
       </w:r>
@@ -21049,264 +21084,10 @@
         </w:rPr>
         <w:lastRenderedPageBreak/>
         <w:drawing>
-          <wp:inline distT="0" distB="0" distL="0" distR="0" wp14:anchorId="437FD26B" wp14:editId="19B83002">
+          <wp:inline distT="0" distB="0" distL="0" distR="0" wp14:anchorId="1622CD10" wp14:editId="5021A4F2">
             <wp:extent cx="5619750" cy="2800350"/>
             <wp:effectExtent l="0" t="0" r="0" b="0"/>
             <wp:docPr id="5" name="Picture 5"/>
-            <wp:cNvGraphicFramePr>
-              <a:graphicFrameLocks xmlns:a="http://schemas.openxmlformats.org/drawingml/2006/main" noChangeAspect="1"/>
-            </wp:cNvGraphicFramePr>
-            <a:graphic xmlns:a="http://schemas.openxmlformats.org/drawingml/2006/main">
-              <a:graphicData uri="http://schemas.openxmlformats.org/drawingml/2006/picture">
-                <pic:pic xmlns:pic="http://schemas.openxmlformats.org/drawingml/2006/picture">
-                  <pic:nvPicPr>
-                    <pic:cNvPr id="0" name=""/>
-                    <pic:cNvPicPr>
-                      <a:picLocks noChangeAspect="1" noChangeArrowheads="1"/>
-                    </pic:cNvPicPr>
-                  </pic:nvPicPr>
-                  <pic:blipFill>
-                    <a:blip r:embed="rId12"/>
-                    <a:srcRect/>
-                    <a:stretch>
-                      <a:fillRect/>
-                    </a:stretch>
-                  </pic:blipFill>
-                  <pic:spPr bwMode="auto">
-                    <a:xfrm>
-                      <a:off x="0" y="0"/>
-                      <a:ext cx="5619750" cy="2800350"/>
-                    </a:xfrm>
-                    <a:prstGeom prst="rect">
-                      <a:avLst/>
-                    </a:prstGeom>
-                  </pic:spPr>
-                </pic:pic>
-              </a:graphicData>
-            </a:graphic>
-          </wp:inline>
-        </w:drawing>
-      </w:r>
-    </w:p>
-    <w:p>
-      <w:pPr>
-        <w:pStyle w:val="CaptionHinh"/>
-        <w:spacing w:after="160"/>
-        <w:jc w:val="center"/>
-      </w:pPr>
-      <w:bookmarkStart w:id="51" w:name="_Toc244258281"/>
-      <w:r>
-        <w:rPr>
-          <w:b/>
-          <w:bCs/>
-          <w:i/>
-          <w:iCs/>
-        </w:rPr>
-        <w:t xml:space="preserve">Hình 3.1: </w:t>
-      </w:r>
-      <w:r>
-        <w:rPr>
-          <w:i/>
-          <w:iCs/>
-        </w:rPr>
-        <w:t>Cây phân mảnh hỗn hợp HV của quan hệ KhachHang</w:t>
-      </w:r>
-      <w:bookmarkEnd w:id="51"/>
-    </w:p>
-    <w:p>
-      <w:pPr>
-        <w:pStyle w:val="Heading2"/>
-      </w:pPr>
-      <w:bookmarkStart w:id="52" w:name="_Toc244258238"/>
-      <w:r>
-        <w:t>3.3 Chiến lược dọc trước, ngang sau (VH)</w:t>
-      </w:r>
-      <w:bookmarkEnd w:id="52"/>
-    </w:p>
-    <w:p>
-      <w:pPr>
-        <w:spacing w:after="120"/>
-        <w:ind w:firstLine="567"/>
-        <w:jc w:val="both"/>
-      </w:pPr>
-      <w:r>
-        <w:t xml:space="preserve">Trong chiến lược VH, quan hệ được phân mảnh dọc trước, sau đó </w:t>
-      </w:r>
-      <w:r>
-        <w:rPr>
-          <w:b/>
-          <w:bCs/>
-        </w:rPr>
-        <w:t>một số</w:t>
-      </w:r>
-      <w:r>
-        <w:t xml:space="preserve"> mảnh dọc được phân mảnh ngang tiếp:</w:t>
-      </w:r>
-    </w:p>
-    <w:p>
-      <w:pPr>
-        <w:pStyle w:val="ListParagraph"/>
-        <w:numPr>
-          <w:ilvl w:val="0"/>
-          <w:numId w:val="5"/>
-        </w:numPr>
-        <w:spacing w:after="60"/>
-        <w:jc w:val="both"/>
-      </w:pPr>
-      <w:r>
-        <w:t>Phân mảnh dọc R thành các mảnh Rⱼ = π</w:t>
-      </w:r>
-      <w:r>
-        <w:rPr>
-          <w:vertAlign w:val="subscript"/>
-        </w:rPr>
-        <w:t xml:space="preserve">K </w:t>
-      </w:r>
-      <w:r>
-        <w:rPr>
-          <w:rFonts w:ascii="Cambria Math" w:eastAsia="Cambria Math" w:hAnsi="Cambria Math" w:cs="Cambria Math"/>
-          <w:vertAlign w:val="subscript"/>
-        </w:rPr>
-        <w:t>∪</w:t>
-      </w:r>
-      <w:r>
-        <w:rPr>
-          <w:vertAlign w:val="subscript"/>
-        </w:rPr>
-        <w:t xml:space="preserve"> Aⱼ</w:t>
-      </w:r>
-      <w:r>
-        <w:t>(R) bằng BEA và SPLIT, tính trên toàn bộ ứng dụng.</w:t>
-      </w:r>
-    </w:p>
-    <w:p>
-      <w:pPr>
-        <w:pStyle w:val="ListParagraph"/>
-        <w:numPr>
-          <w:ilvl w:val="0"/>
-          <w:numId w:val="5"/>
-        </w:numPr>
-        <w:spacing w:after="60"/>
-        <w:jc w:val="both"/>
-      </w:pPr>
-      <w:r>
-        <w:t>Với những mảnh dọc mà các ứng dụng sử dụng chúng chỉ truy cập một phần các bộ, phân mảnh ngang tiếp: Rⱼₖ = σ</w:t>
-      </w:r>
-      <w:r>
-        <w:rPr>
-          <w:vertAlign w:val="subscript"/>
-        </w:rPr>
-        <w:t>Fⱼₖ</w:t>
-      </w:r>
-      <w:r>
-        <w:t>(Rⱼ).</w:t>
-      </w:r>
-    </w:p>
-    <w:p>
-      <w:pPr>
-        <w:spacing w:after="120"/>
-        <w:ind w:firstLine="567"/>
-        <w:jc w:val="both"/>
-      </w:pPr>
-      <w:r>
-        <w:t>Đặc điểm của VH:</w:t>
-      </w:r>
-    </w:p>
-    <w:p>
-      <w:pPr>
-        <w:pStyle w:val="ListParagraph"/>
-        <w:numPr>
-          <w:ilvl w:val="0"/>
-          <w:numId w:val="2"/>
-        </w:numPr>
-        <w:spacing w:after="60"/>
-        <w:jc w:val="both"/>
-      </w:pPr>
-      <w:r>
-        <w:t xml:space="preserve">Chỉ những mảnh dọc </w:t>
-      </w:r>
-      <w:r>
-        <w:rPr>
-          <w:b/>
-          <w:bCs/>
-        </w:rPr>
-        <w:t>cần thiết</w:t>
-      </w:r>
-      <w:r>
-        <w:t xml:space="preserve"> mới bị chia ngang; các mảnh dọc khác được giữ nguyên. Nhờ vậy số mảnh ít hơn và việc quản lý đơn giản hơn.</w:t>
-      </w:r>
-    </w:p>
-    <w:p>
-      <w:pPr>
-        <w:pStyle w:val="ListParagraph"/>
-        <w:numPr>
-          <w:ilvl w:val="0"/>
-          <w:numId w:val="2"/>
-        </w:numPr>
-        <w:spacing w:after="60"/>
-        <w:jc w:val="both"/>
-      </w:pPr>
-      <w:r>
-        <w:t xml:space="preserve">Phù hợp khi tiêu chí phân biệt </w:t>
-      </w:r>
-      <w:r>
-        <w:rPr>
-          <w:b/>
-          <w:bCs/>
-        </w:rPr>
-        <w:t>chủ yếu là theo thuộc tính</w:t>
-      </w:r>
-      <w:r>
-        <w:t>, chẳng hạn tách dữ liệu nhạy cảm để bảo mật. Phần nhạy cảm thường được xử lý tập trung nên không cần chia ngang.</w:t>
-      </w:r>
-    </w:p>
-    <w:p>
-      <w:pPr>
-        <w:pStyle w:val="ListParagraph"/>
-        <w:numPr>
-          <w:ilvl w:val="0"/>
-          <w:numId w:val="2"/>
-        </w:numPr>
-        <w:spacing w:after="60"/>
-        <w:jc w:val="both"/>
-      </w:pPr>
-      <w:r>
-        <w:rPr>
-          <w:b/>
-          <w:bCs/>
-        </w:rPr>
-        <w:t>Ràng buộc:</w:t>
-      </w:r>
-      <w:r>
-        <w:t xml:space="preserve"> vị từ Fⱼₖ chỉ được dùng các thuộc tính có mặt trong mảnh Rⱼ. Nếu mảnh dọc cần chia không chứa thuộc tính của vị từ, ta phải chia nó bằng phân mảnh ngang dẫn xuất theo một mảnh dọc khác (nửa kết nối trên khóa K), hoặc đưa thuộc tính đó vào mảnh dọc từ bước 1.</w:t>
-      </w:r>
-    </w:p>
-    <w:p>
-      <w:pPr>
-        <w:spacing w:after="120"/>
-        <w:ind w:firstLine="567"/>
-        <w:jc w:val="both"/>
-      </w:pPr>
-      <w:r>
-        <w:t>Hình 3.2 là cây phân mảnh VH của quan hệ NhanVien. Thông tin nhân sự NV_NS (ngày sinh, CCCD, lương, số tài khoản) được tách ra và giữ tập trung tại trụ sở. Chỉ phần thông tin công việc NV_CV được chia tiếp theo chi nhánh. Mảnh NV_NS không chứa MaCN nên không thể chia ngang trực tiếp theo chi nhánh; đây cũng là một lý do để chọn VH cho quan hệ này.</w:t>
-      </w:r>
-    </w:p>
-    <w:p>
-      <w:pPr>
-        <w:keepNext/>
-        <w:spacing w:before="120" w:after="60"/>
-        <w:jc w:val="center"/>
-      </w:pPr>
-      <w:r>
-        <w:rPr>
-          <w:noProof/>
-        </w:rPr>
-        <w:lastRenderedPageBreak/>
-        <w:drawing>
-          <wp:inline distT="0" distB="0" distL="0" distR="0" wp14:anchorId="4A168E19" wp14:editId="5E5638F6">
-            <wp:extent cx="5619750" cy="3028950"/>
-            <wp:effectExtent l="0" t="0" r="0" b="0"/>
-            <wp:docPr id="6" name="Picture 6"/>
             <wp:cNvGraphicFramePr>
               <a:graphicFrameLocks xmlns:a="http://schemas.openxmlformats.org/drawingml/2006/main" noChangeAspect="1"/>
             </wp:cNvGraphicFramePr>
@@ -21329,6 +21110,260 @@
                   <pic:spPr bwMode="auto">
                     <a:xfrm>
                       <a:off x="0" y="0"/>
+                      <a:ext cx="5619750" cy="2800350"/>
+                    </a:xfrm>
+                    <a:prstGeom prst="rect">
+                      <a:avLst/>
+                    </a:prstGeom>
+                  </pic:spPr>
+                </pic:pic>
+              </a:graphicData>
+            </a:graphic>
+          </wp:inline>
+        </w:drawing>
+      </w:r>
+    </w:p>
+    <w:p>
+      <w:pPr>
+        <w:pStyle w:val="CaptionHinh"/>
+        <w:spacing w:after="160"/>
+        <w:jc w:val="center"/>
+      </w:pPr>
+      <w:bookmarkStart w:id="51" w:name="_Toc244259661"/>
+      <w:r>
+        <w:rPr>
+          <w:b/>
+          <w:bCs/>
+          <w:i/>
+          <w:iCs/>
+        </w:rPr>
+        <w:t xml:space="preserve">Hình 3.1: </w:t>
+      </w:r>
+      <w:r>
+        <w:rPr>
+          <w:i/>
+          <w:iCs/>
+        </w:rPr>
+        <w:t>Cây phân mảnh hỗn hợp HV của quan hệ KhachHang</w:t>
+      </w:r>
+      <w:bookmarkEnd w:id="51"/>
+    </w:p>
+    <w:p>
+      <w:pPr>
+        <w:pStyle w:val="Heading2"/>
+      </w:pPr>
+      <w:bookmarkStart w:id="52" w:name="_Toc244259618"/>
+      <w:r>
+        <w:t>3.3 Chiến lược dọc trước, ngang sau (VH)</w:t>
+      </w:r>
+      <w:bookmarkEnd w:id="52"/>
+    </w:p>
+    <w:p>
+      <w:pPr>
+        <w:spacing w:after="120"/>
+        <w:ind w:firstLine="567"/>
+        <w:jc w:val="both"/>
+      </w:pPr>
+      <w:r>
+        <w:t xml:space="preserve">Trong chiến lược VH, quan hệ được phân mảnh dọc trước, sau đó </w:t>
+      </w:r>
+      <w:r>
+        <w:rPr>
+          <w:b/>
+          <w:bCs/>
+        </w:rPr>
+        <w:t>một số</w:t>
+      </w:r>
+      <w:r>
+        <w:t xml:space="preserve"> mảnh dọc được phân mảnh ngang tiếp:</w:t>
+      </w:r>
+    </w:p>
+    <w:p>
+      <w:pPr>
+        <w:pStyle w:val="ListParagraph"/>
+        <w:numPr>
+          <w:ilvl w:val="0"/>
+          <w:numId w:val="5"/>
+        </w:numPr>
+        <w:spacing w:after="60"/>
+        <w:jc w:val="both"/>
+      </w:pPr>
+      <w:r>
+        <w:t>Phân mảnh dọc R thành các mảnh Rⱼ = π</w:t>
+      </w:r>
+      <w:r>
+        <w:rPr>
+          <w:vertAlign w:val="subscript"/>
+        </w:rPr>
+        <w:t xml:space="preserve">K </w:t>
+      </w:r>
+      <w:r>
+        <w:rPr>
+          <w:rFonts w:ascii="Cambria Math" w:eastAsia="Cambria Math" w:hAnsi="Cambria Math" w:cs="Cambria Math"/>
+          <w:vertAlign w:val="subscript"/>
+        </w:rPr>
+        <w:t>∪</w:t>
+      </w:r>
+      <w:r>
+        <w:rPr>
+          <w:vertAlign w:val="subscript"/>
+        </w:rPr>
+        <w:t xml:space="preserve"> Aⱼ</w:t>
+      </w:r>
+      <w:r>
+        <w:t>(R) bằng BEA và SPLIT, tính trên toàn bộ ứng dụng.</w:t>
+      </w:r>
+    </w:p>
+    <w:p>
+      <w:pPr>
+        <w:pStyle w:val="ListParagraph"/>
+        <w:numPr>
+          <w:ilvl w:val="0"/>
+          <w:numId w:val="5"/>
+        </w:numPr>
+        <w:spacing w:after="60"/>
+        <w:jc w:val="both"/>
+      </w:pPr>
+      <w:r>
+        <w:t>Với những mảnh dọc mà các ứng dụng sử dụng chúng chỉ truy cập một phần các bộ, phân mảnh ngang tiếp: Rⱼₖ = σ</w:t>
+      </w:r>
+      <w:r>
+        <w:rPr>
+          <w:vertAlign w:val="subscript"/>
+        </w:rPr>
+        <w:t>Fⱼₖ</w:t>
+      </w:r>
+      <w:r>
+        <w:t>(Rⱼ).</w:t>
+      </w:r>
+    </w:p>
+    <w:p>
+      <w:pPr>
+        <w:spacing w:after="120"/>
+        <w:ind w:firstLine="567"/>
+        <w:jc w:val="both"/>
+      </w:pPr>
+      <w:r>
+        <w:t>Đặc điểm của VH:</w:t>
+      </w:r>
+    </w:p>
+    <w:p>
+      <w:pPr>
+        <w:pStyle w:val="ListParagraph"/>
+        <w:numPr>
+          <w:ilvl w:val="0"/>
+          <w:numId w:val="2"/>
+        </w:numPr>
+        <w:spacing w:after="60"/>
+        <w:jc w:val="both"/>
+      </w:pPr>
+      <w:r>
+        <w:t xml:space="preserve">Chỉ những mảnh dọc </w:t>
+      </w:r>
+      <w:r>
+        <w:rPr>
+          <w:b/>
+          <w:bCs/>
+        </w:rPr>
+        <w:t>cần thiết</w:t>
+      </w:r>
+      <w:r>
+        <w:t xml:space="preserve"> mới bị chia ngang; các mảnh dọc khác được giữ nguyên. Nhờ vậy số mảnh ít hơn và việc quản lý đơn giản hơn.</w:t>
+      </w:r>
+    </w:p>
+    <w:p>
+      <w:pPr>
+        <w:pStyle w:val="ListParagraph"/>
+        <w:numPr>
+          <w:ilvl w:val="0"/>
+          <w:numId w:val="2"/>
+        </w:numPr>
+        <w:spacing w:after="60"/>
+        <w:jc w:val="both"/>
+      </w:pPr>
+      <w:r>
+        <w:t xml:space="preserve">Phù hợp khi tiêu chí phân biệt </w:t>
+      </w:r>
+      <w:r>
+        <w:rPr>
+          <w:b/>
+          <w:bCs/>
+        </w:rPr>
+        <w:t>chủ yếu là theo thuộc tính</w:t>
+      </w:r>
+      <w:r>
+        <w:t>, chẳng hạn tách dữ liệu nhạy cảm để bảo mật. Phần nhạy cảm thường được xử lý tập trung nên không cần chia ngang.</w:t>
+      </w:r>
+    </w:p>
+    <w:p>
+      <w:pPr>
+        <w:pStyle w:val="ListParagraph"/>
+        <w:numPr>
+          <w:ilvl w:val="0"/>
+          <w:numId w:val="2"/>
+        </w:numPr>
+        <w:spacing w:after="60"/>
+        <w:jc w:val="both"/>
+      </w:pPr>
+      <w:r>
+        <w:rPr>
+          <w:b/>
+          <w:bCs/>
+        </w:rPr>
+        <w:t>Ràng buộc:</w:t>
+      </w:r>
+      <w:r>
+        <w:t xml:space="preserve"> vị từ Fⱼₖ chỉ được dùng các thuộc tính có mặt trong mảnh Rⱼ. Nếu mảnh dọc cần chia không chứa thuộc tính của vị từ, ta phải chia nó bằng phân mảnh ngang dẫn xuất theo một mảnh dọc khác (nửa kết nối trên khóa K), hoặc đưa thuộc tính đó vào mảnh dọc từ bước 1.</w:t>
+      </w:r>
+    </w:p>
+    <w:p>
+      <w:pPr>
+        <w:spacing w:after="120"/>
+        <w:ind w:firstLine="567"/>
+        <w:jc w:val="both"/>
+      </w:pPr>
+      <w:r>
+        <w:t>Hình 3.2 là cây phân mảnh VH của quan hệ NhanVien. Thông tin nhân sự NV_NS (ngày sinh, CCCD, lương, số tài khoản) được tách ra và giữ tập trung tại trụ sở. Chỉ phần thông tin công việc NV_CV được chia tiếp theo chi nhánh. Mảnh NV_NS không chứa MaCN nên không thể chia ngang trực tiếp theo chi nhánh; đây cũng là một lý do để chọn VH cho quan hệ này.</w:t>
+      </w:r>
+    </w:p>
+    <w:p>
+      <w:pPr>
+        <w:keepNext/>
+        <w:spacing w:before="120" w:after="60"/>
+        <w:jc w:val="center"/>
+      </w:pPr>
+      <w:r>
+        <w:rPr>
+          <w:noProof/>
+        </w:rPr>
+        <w:lastRenderedPageBreak/>
+        <w:drawing>
+          <wp:inline distT="0" distB="0" distL="0" distR="0" wp14:anchorId="35C1B25A" wp14:editId="62E409C0">
+            <wp:extent cx="5619750" cy="3028950"/>
+            <wp:effectExtent l="0" t="0" r="0" b="0"/>
+            <wp:docPr id="6" name="Picture 6"/>
+            <wp:cNvGraphicFramePr>
+              <a:graphicFrameLocks xmlns:a="http://schemas.openxmlformats.org/drawingml/2006/main" noChangeAspect="1"/>
+            </wp:cNvGraphicFramePr>
+            <a:graphic xmlns:a="http://schemas.openxmlformats.org/drawingml/2006/main">
+              <a:graphicData uri="http://schemas.openxmlformats.org/drawingml/2006/picture">
+                <pic:pic xmlns:pic="http://schemas.openxmlformats.org/drawingml/2006/picture">
+                  <pic:nvPicPr>
+                    <pic:cNvPr id="0" name=""/>
+                    <pic:cNvPicPr>
+                      <a:picLocks noChangeAspect="1" noChangeArrowheads="1"/>
+                    </pic:cNvPicPr>
+                  </pic:nvPicPr>
+                  <pic:blipFill>
+                    <a:blip r:embed="rId14"/>
+                    <a:srcRect/>
+                    <a:stretch>
+                      <a:fillRect/>
+                    </a:stretch>
+                  </pic:blipFill>
+                  <pic:spPr bwMode="auto">
+                    <a:xfrm>
+                      <a:off x="0" y="0"/>
                       <a:ext cx="5619750" cy="3028950"/>
                     </a:xfrm>
                     <a:prstGeom prst="rect">
@@ -21348,7 +21383,7 @@
         <w:spacing w:after="160"/>
         <w:jc w:val="center"/>
       </w:pPr>
-      <w:bookmarkStart w:id="53" w:name="_Toc244258282"/>
+      <w:bookmarkStart w:id="53" w:name="_Toc244259662"/>
       <w:r>
         <w:rPr>
           <w:b/>
@@ -21371,7 +21406,7 @@
       <w:pPr>
         <w:pStyle w:val="Heading3"/>
       </w:pPr>
-      <w:bookmarkStart w:id="54" w:name="_Toc244258239"/>
+      <w:bookmarkStart w:id="54" w:name="_Toc244259619"/>
       <w:r>
         <w:t>3.3.1 Quan hệ giữa HV và VH</w:t>
       </w:r>
@@ -21529,7 +21564,7 @@
       <w:pPr>
         <w:pStyle w:val="Heading2"/>
       </w:pPr>
-      <w:bookmarkStart w:id="55" w:name="_Toc244258240"/>
+      <w:bookmarkStart w:id="55" w:name="_Toc244259620"/>
       <w:r>
         <w:t>3.4 Cây phân mảnh và biểu diễn bằng đại số quan hệ</w:t>
       </w:r>
@@ -21742,7 +21777,7 @@
       <w:pPr>
         <w:pStyle w:val="Heading2"/>
       </w:pPr>
-      <w:bookmarkStart w:id="56" w:name="_Toc244258241"/>
+      <w:bookmarkStart w:id="56" w:name="_Toc244259621"/>
       <w:r>
         <w:t>3.5 Tái thiết quan hệ toàn cục</w:t>
       </w:r>
@@ -22193,7 +22228,7 @@
       <w:pPr>
         <w:pStyle w:val="Heading2"/>
       </w:pPr>
-      <w:bookmarkStart w:id="57" w:name="_Toc244258242"/>
+      <w:bookmarkStart w:id="57" w:name="_Toc244259622"/>
       <w:r>
         <w:t>3.6 Kiểm tra tính đúng đắn</w:t>
       </w:r>
@@ -22341,7 +22376,7 @@
       <w:pPr>
         <w:pStyle w:val="Heading2"/>
       </w:pPr>
-      <w:bookmarkStart w:id="58" w:name="_Toc244258243"/>
+      <w:bookmarkStart w:id="58" w:name="_Toc244259623"/>
       <w:r>
         <w:t>3.7 Cấp phát mảnh hỗn hợp và ảnh hưởng đến xử lý</w:t>
       </w:r>
@@ -22351,7 +22386,7 @@
       <w:pPr>
         <w:pStyle w:val="Heading3"/>
       </w:pPr>
-      <w:bookmarkStart w:id="59" w:name="_Toc244258244"/>
+      <w:bookmarkStart w:id="59" w:name="_Toc244259624"/>
       <w:r>
         <w:t>3.7.1 Cấp phát</w:t>
       </w:r>
@@ -22381,7 +22416,7 @@
       <w:pPr>
         <w:pStyle w:val="Heading3"/>
       </w:pPr>
-      <w:bookmarkStart w:id="60" w:name="_Toc244258245"/>
+      <w:bookmarkStart w:id="60" w:name="_Toc244259625"/>
       <w:r>
         <w:t>3.7.2 Ảnh hưởng đến xử lý truy vấn</w:t>
       </w:r>
@@ -22535,7 +22570,7 @@
       <w:pPr>
         <w:pStyle w:val="Heading3"/>
       </w:pPr>
-      <w:bookmarkStart w:id="61" w:name="_Toc244258246"/>
+      <w:bookmarkStart w:id="61" w:name="_Toc244259626"/>
       <w:r>
         <w:lastRenderedPageBreak/>
         <w:t>3.7.3 Ảnh hưởng đến cập nhật và giao dịch</w:t>
@@ -22618,7 +22653,7 @@
       <w:pPr>
         <w:pStyle w:val="Heading2"/>
       </w:pPr>
-      <w:bookmarkStart w:id="62" w:name="_Toc244258247"/>
+      <w:bookmarkStart w:id="62" w:name="_Toc244259627"/>
       <w:r>
         <w:t>3.8 Ưu điểm, hạn chế và so sánh</w:t>
       </w:r>
@@ -22802,7 +22837,7 @@
         <w:spacing w:before="120" w:after="160"/>
         <w:jc w:val="center"/>
       </w:pPr>
-      <w:bookmarkStart w:id="63" w:name="_Toc244258301"/>
+      <w:bookmarkStart w:id="63" w:name="_Toc244259681"/>
       <w:r>
         <w:rPr>
           <w:b/>
@@ -23915,7 +23950,7 @@
       <w:pPr>
         <w:pStyle w:val="Heading2"/>
       </w:pPr>
-      <w:bookmarkStart w:id="64" w:name="_Toc244258248"/>
+      <w:bookmarkStart w:id="64" w:name="_Toc244259628"/>
       <w:r>
         <w:t>3.9 Hỗ trợ trong các hệ quản trị thực tế</w:t>
       </w:r>
@@ -24131,7 +24166,7 @@
       <w:pPr>
         <w:pStyle w:val="Heading2"/>
       </w:pPr>
-      <w:bookmarkStart w:id="65" w:name="_Toc244258249"/>
+      <w:bookmarkStart w:id="65" w:name="_Toc244259629"/>
       <w:r>
         <w:t>3.10 Kết chương</w:t>
       </w:r>
@@ -24156,7 +24191,7 @@
         <w:pStyle w:val="Heading1"/>
         <w:pageBreakBefore/>
       </w:pPr>
-      <w:bookmarkStart w:id="66" w:name="_Toc244258250"/>
+      <w:bookmarkStart w:id="66" w:name="_Toc244259630"/>
       <w:r>
         <w:lastRenderedPageBreak/>
         <w:t>CHƯƠNG 4. ỨNG DỤNG PHÂN MẢNH HỖN HỢP CHO HỆ THỐNG QUẢN LÝ ĐƠN HÀNG</w:t>
@@ -24167,7 +24202,7 @@
       <w:pPr>
         <w:pStyle w:val="Heading2"/>
       </w:pPr>
-      <w:bookmarkStart w:id="67" w:name="_Toc244258251"/>
+      <w:bookmarkStart w:id="67" w:name="_Toc244259631"/>
       <w:r>
         <w:t>4.1 Mô tả bài toán</w:t>
       </w:r>
@@ -24190,7 +24225,7 @@
         <w:spacing w:before="120" w:after="160"/>
         <w:jc w:val="center"/>
       </w:pPr>
-      <w:bookmarkStart w:id="68" w:name="_Toc244258302"/>
+      <w:bookmarkStart w:id="68" w:name="_Toc244259682"/>
       <w:r>
         <w:rPr>
           <w:b/>
@@ -25001,7 +25036,7 @@
       <w:pPr>
         <w:pStyle w:val="Heading2"/>
       </w:pPr>
-      <w:bookmarkStart w:id="69" w:name="_Toc244258252"/>
+      <w:bookmarkStart w:id="69" w:name="_Toc244259632"/>
       <w:r>
         <w:t>4.2 Lược đồ toàn cục</w:t>
       </w:r>
@@ -25192,7 +25227,7 @@
           <w:noProof/>
         </w:rPr>
         <w:drawing>
-          <wp:inline distT="0" distB="0" distL="0" distR="0" wp14:anchorId="2CD41414" wp14:editId="5F130D85">
+          <wp:inline distT="0" distB="0" distL="0" distR="0" wp14:anchorId="6156E988" wp14:editId="5E49FDFE">
             <wp:extent cx="5619750" cy="3076575"/>
             <wp:effectExtent l="0" t="0" r="0" b="0"/>
             <wp:docPr id="7" name="Picture 7"/>
@@ -25209,7 +25244,7 @@
                     </pic:cNvPicPr>
                   </pic:nvPicPr>
                   <pic:blipFill>
-                    <a:blip r:embed="rId14"/>
+                    <a:blip r:embed="rId15"/>
                     <a:srcRect/>
                     <a:stretch>
                       <a:fillRect/>
@@ -25237,7 +25272,7 @@
         <w:spacing w:after="160"/>
         <w:jc w:val="center"/>
       </w:pPr>
-      <w:bookmarkStart w:id="70" w:name="_Toc244258283"/>
+      <w:bookmarkStart w:id="70" w:name="_Toc244259663"/>
       <w:r>
         <w:rPr>
           <w:b/>
@@ -25260,7 +25295,7 @@
       <w:pPr>
         <w:pStyle w:val="Heading2"/>
       </w:pPr>
-      <w:bookmarkStart w:id="71" w:name="_Toc244258253"/>
+      <w:bookmarkStart w:id="71" w:name="_Toc244259633"/>
       <w:r>
         <w:t>4.3 Phân tích ứng dụng</w:t>
       </w:r>
@@ -25283,7 +25318,7 @@
         <w:spacing w:before="120" w:after="160"/>
         <w:jc w:val="center"/>
       </w:pPr>
-      <w:bookmarkStart w:id="72" w:name="_Toc244258303"/>
+      <w:bookmarkStart w:id="72" w:name="_Toc244259683"/>
       <w:r>
         <w:rPr>
           <w:b/>
@@ -26631,7 +26666,7 @@
           <w:noProof/>
         </w:rPr>
         <w:drawing>
-          <wp:inline distT="0" distB="0" distL="0" distR="0" wp14:anchorId="78FA8161" wp14:editId="3D424CD1">
+          <wp:inline distT="0" distB="0" distL="0" distR="0" wp14:anchorId="57A1CF37" wp14:editId="759757EE">
             <wp:extent cx="5619750" cy="1809750"/>
             <wp:effectExtent l="0" t="0" r="0" b="0"/>
             <wp:docPr id="8" name="Picture 8"/>
@@ -26648,7 +26683,7 @@
                     </pic:cNvPicPr>
                   </pic:nvPicPr>
                   <pic:blipFill>
-                    <a:blip r:embed="rId15"/>
+                    <a:blip r:embed="rId16"/>
                     <a:srcRect/>
                     <a:stretch>
                       <a:fillRect/>
@@ -26676,7 +26711,7 @@
         <w:spacing w:after="160"/>
         <w:jc w:val="center"/>
       </w:pPr>
-      <w:bookmarkStart w:id="73" w:name="_Toc244258284"/>
+      <w:bookmarkStart w:id="73" w:name="_Toc244259664"/>
       <w:r>
         <w:rPr>
           <w:b/>
@@ -26699,7 +26734,7 @@
       <w:pPr>
         <w:pStyle w:val="Heading2"/>
       </w:pPr>
-      <w:bookmarkStart w:id="74" w:name="_Toc244258254"/>
+      <w:bookmarkStart w:id="74" w:name="_Toc244259634"/>
       <w:r>
         <w:t>4.4 Thiết kế phân mảnh</w:t>
       </w:r>
@@ -26722,7 +26757,7 @@
         <w:spacing w:before="120" w:after="160"/>
         <w:jc w:val="center"/>
       </w:pPr>
-      <w:bookmarkStart w:id="75" w:name="_Toc244258304"/>
+      <w:bookmarkStart w:id="75" w:name="_Toc244259684"/>
       <w:r>
         <w:rPr>
           <w:b/>
@@ -27538,7 +27573,7 @@
       <w:pPr>
         <w:pStyle w:val="Heading3"/>
       </w:pPr>
-      <w:bookmarkStart w:id="76" w:name="_Toc244258255"/>
+      <w:bookmarkStart w:id="76" w:name="_Toc244259635"/>
       <w:r>
         <w:t>4.4.1 KhachHang – phân mảnh hỗn hợp HV</w:t>
       </w:r>
@@ -27941,7 +27976,7 @@
       <w:pPr>
         <w:pStyle w:val="Heading3"/>
       </w:pPr>
-      <w:bookmarkStart w:id="77" w:name="_Toc244258256"/>
+      <w:bookmarkStart w:id="77" w:name="_Toc244259636"/>
       <w:r>
         <w:t>4.4.2 NhanVien – phân mảnh hỗn hợp VH</w:t>
       </w:r>
@@ -28240,7 +28275,7 @@
       <w:pPr>
         <w:pStyle w:val="Heading3"/>
       </w:pPr>
-      <w:bookmarkStart w:id="78" w:name="_Toc244258257"/>
+      <w:bookmarkStart w:id="78" w:name="_Toc244259637"/>
       <w:r>
         <w:t>4.4.3 DonHang, ChiTietDonHang – phân mảnh ngang dẫn xuất</w:t>
       </w:r>
@@ -28372,7 +28407,7 @@
       <w:pPr>
         <w:pStyle w:val="Heading3"/>
       </w:pPr>
-      <w:bookmarkStart w:id="79" w:name="_Toc244258258"/>
+      <w:bookmarkStart w:id="79" w:name="_Toc244259638"/>
       <w:r>
         <w:t>4.4.4 ChiNhanh, SanPham – nhân bản toàn phần</w:t>
       </w:r>
@@ -28392,7 +28427,7 @@
       <w:pPr>
         <w:pStyle w:val="Heading2"/>
       </w:pPr>
-      <w:bookmarkStart w:id="80" w:name="_Toc244258259"/>
+      <w:bookmarkStart w:id="80" w:name="_Toc244259639"/>
       <w:r>
         <w:t>4.5 Kiểm tra tính đúng đắn</w:t>
       </w:r>
@@ -28415,7 +28450,7 @@
         <w:spacing w:before="120" w:after="160"/>
         <w:jc w:val="center"/>
       </w:pPr>
-      <w:bookmarkStart w:id="81" w:name="_Toc244258305"/>
+      <w:bookmarkStart w:id="81" w:name="_Toc244259685"/>
       <w:r>
         <w:rPr>
           <w:b/>
@@ -28941,7 +28976,7 @@
       <w:pPr>
         <w:pStyle w:val="Heading2"/>
       </w:pPr>
-      <w:bookmarkStart w:id="82" w:name="_Toc244258260"/>
+      <w:bookmarkStart w:id="82" w:name="_Toc244259640"/>
       <w:r>
         <w:lastRenderedPageBreak/>
         <w:t>4.6 Lược đồ cấp phát</w:t>
@@ -28965,7 +29000,7 @@
         <w:spacing w:before="120" w:after="160"/>
         <w:jc w:val="center"/>
       </w:pPr>
-      <w:bookmarkStart w:id="83" w:name="_Toc244258306"/>
+      <w:bookmarkStart w:id="83" w:name="_Toc244259686"/>
       <w:r>
         <w:rPr>
           <w:b/>
@@ -29362,7 +29397,7 @@
           <w:noProof/>
         </w:rPr>
         <w:drawing>
-          <wp:inline distT="0" distB="0" distL="0" distR="0" wp14:anchorId="3389BB07" wp14:editId="45D8D1DC">
+          <wp:inline distT="0" distB="0" distL="0" distR="0" wp14:anchorId="4A153554" wp14:editId="2AABB8B3">
             <wp:extent cx="5619750" cy="3486150"/>
             <wp:effectExtent l="0" t="0" r="0" b="0"/>
             <wp:docPr id="9" name="Picture 9"/>
@@ -29379,7 +29414,7 @@
                     </pic:cNvPicPr>
                   </pic:nvPicPr>
                   <pic:blipFill>
-                    <a:blip r:embed="rId16"/>
+                    <a:blip r:embed="rId17"/>
                     <a:srcRect/>
                     <a:stretch>
                       <a:fillRect/>
@@ -29407,7 +29442,7 @@
         <w:spacing w:after="160"/>
         <w:jc w:val="center"/>
       </w:pPr>
-      <w:bookmarkStart w:id="84" w:name="_Toc244258285"/>
+      <w:bookmarkStart w:id="84" w:name="_Toc244259665"/>
       <w:r>
         <w:rPr>
           <w:b/>
@@ -29516,7 +29551,7 @@
       <w:pPr>
         <w:pStyle w:val="Heading2"/>
       </w:pPr>
-      <w:bookmarkStart w:id="85" w:name="_Toc244258261"/>
+      <w:bookmarkStart w:id="85" w:name="_Toc244259641"/>
       <w:r>
         <w:lastRenderedPageBreak/>
         <w:t>4.7 Cài đặt thực nghiệm trên SQL Server</w:t>
@@ -29527,7 +29562,7 @@
       <w:pPr>
         <w:pStyle w:val="Heading3"/>
       </w:pPr>
-      <w:bookmarkStart w:id="86" w:name="_Toc244258262"/>
+      <w:bookmarkStart w:id="86" w:name="_Toc244259642"/>
       <w:r>
         <w:t>4.7.1 Môi trường và cách mô phỏng</w:t>
       </w:r>
@@ -29596,7 +29631,7 @@
         <w:spacing w:before="120" w:after="160"/>
         <w:jc w:val="center"/>
       </w:pPr>
-      <w:bookmarkStart w:id="87" w:name="_Toc244258307"/>
+      <w:bookmarkStart w:id="87" w:name="_Toc244259687"/>
       <w:r>
         <w:rPr>
           <w:b/>
@@ -29996,7 +30031,7 @@
       <w:pPr>
         <w:pStyle w:val="Heading3"/>
       </w:pPr>
-      <w:bookmarkStart w:id="88" w:name="_Toc244258263"/>
+      <w:bookmarkStart w:id="88" w:name="_Toc244259643"/>
       <w:r>
         <w:t>4.7.2 Tạo các mảnh</w:t>
       </w:r>
@@ -30425,7 +30460,7 @@
         <w:spacing w:before="120" w:after="160"/>
         <w:jc w:val="center"/>
       </w:pPr>
-      <w:bookmarkStart w:id="89" w:name="_Toc244258308"/>
+      <w:bookmarkStart w:id="89" w:name="_Toc244259688"/>
       <w:r>
         <w:rPr>
           <w:b/>
@@ -30813,86 +30848,10 @@
         </w:rPr>
         <w:lastRenderedPageBreak/>
         <w:drawing>
-          <wp:inline distT="0" distB="0" distL="0" distR="0" wp14:anchorId="29F7C85A" wp14:editId="21CDFFF6">
+          <wp:inline distT="0" distB="0" distL="0" distR="0" wp14:anchorId="18D9750F" wp14:editId="696C859B">
             <wp:extent cx="3981450" cy="5905500"/>
             <wp:effectExtent l="0" t="0" r="0" b="0"/>
             <wp:docPr id="10" name="Picture 10"/>
-            <wp:cNvGraphicFramePr>
-              <a:graphicFrameLocks xmlns:a="http://schemas.openxmlformats.org/drawingml/2006/main" noChangeAspect="1"/>
-            </wp:cNvGraphicFramePr>
-            <a:graphic xmlns:a="http://schemas.openxmlformats.org/drawingml/2006/main">
-              <a:graphicData uri="http://schemas.openxmlformats.org/drawingml/2006/picture">
-                <pic:pic xmlns:pic="http://schemas.openxmlformats.org/drawingml/2006/picture">
-                  <pic:nvPicPr>
-                    <pic:cNvPr id="0" name=""/>
-                    <pic:cNvPicPr>
-                      <a:picLocks noChangeAspect="1" noChangeArrowheads="1"/>
-                    </pic:cNvPicPr>
-                  </pic:nvPicPr>
-                  <pic:blipFill>
-                    <a:blip r:embed="rId17"/>
-                    <a:srcRect/>
-                    <a:stretch>
-                      <a:fillRect/>
-                    </a:stretch>
-                  </pic:blipFill>
-                  <pic:spPr bwMode="auto">
-                    <a:xfrm>
-                      <a:off x="0" y="0"/>
-                      <a:ext cx="3981450" cy="5905500"/>
-                    </a:xfrm>
-                    <a:prstGeom prst="rect">
-                      <a:avLst/>
-                    </a:prstGeom>
-                  </pic:spPr>
-                </pic:pic>
-              </a:graphicData>
-            </a:graphic>
-          </wp:inline>
-        </w:drawing>
-      </w:r>
-    </w:p>
-    <w:p>
-      <w:pPr>
-        <w:pStyle w:val="CaptionHinh"/>
-        <w:spacing w:after="160"/>
-        <w:jc w:val="center"/>
-      </w:pPr>
-      <w:bookmarkStart w:id="90" w:name="_Toc244258286"/>
-      <w:r>
-        <w:rPr>
-          <w:b/>
-          <w:bCs/>
-          <w:i/>
-          <w:iCs/>
-        </w:rPr>
-        <w:t xml:space="preserve">Hình 4.4: </w:t>
-      </w:r>
-      <w:r>
-        <w:rPr>
-          <w:i/>
-          <w:iCs/>
-        </w:rPr>
-        <w:t>Object Explorer hiển thị 5 CSDL, các bảng mảnh tại S1 và S0, cùng kết quả đếm số bộ của 16 mảnh</w:t>
-      </w:r>
-      <w:bookmarkEnd w:id="90"/>
-    </w:p>
-    <w:p>
-      <w:pPr>
-        <w:keepNext/>
-        <w:spacing w:before="120" w:after="60"/>
-        <w:jc w:val="center"/>
-      </w:pPr>
-      <w:r>
-        <w:rPr>
-          <w:noProof/>
-        </w:rPr>
-        <w:lastRenderedPageBreak/>
-        <w:drawing>
-          <wp:inline distT="0" distB="0" distL="0" distR="0" wp14:anchorId="76E13CFB" wp14:editId="39ED675D">
-            <wp:extent cx="5524500" cy="5905500"/>
-            <wp:effectExtent l="0" t="0" r="0" b="0"/>
-            <wp:docPr id="11" name="Picture 11"/>
             <wp:cNvGraphicFramePr>
               <a:graphicFrameLocks xmlns:a="http://schemas.openxmlformats.org/drawingml/2006/main" noChangeAspect="1"/>
             </wp:cNvGraphicFramePr>
@@ -30915,7 +30874,7 @@
                   <pic:spPr bwMode="auto">
                     <a:xfrm>
                       <a:off x="0" y="0"/>
-                      <a:ext cx="5524500" cy="5905500"/>
+                      <a:ext cx="3981450" cy="5905500"/>
                     </a:xfrm>
                     <a:prstGeom prst="rect">
                       <a:avLst/>
@@ -30934,7 +30893,7 @@
         <w:spacing w:after="160"/>
         <w:jc w:val="center"/>
       </w:pPr>
-      <w:bookmarkStart w:id="91" w:name="_Toc244258287"/>
+      <w:bookmarkStart w:id="90" w:name="_Toc244259666"/>
       <w:r>
         <w:rPr>
           <w:b/>
@@ -30942,284 +30901,16 @@
           <w:i/>
           <w:iCs/>
         </w:rPr>
-        <w:t xml:space="preserve">Hình 4.5: </w:t>
+        <w:t xml:space="preserve">Hình 4.4: </w:t>
       </w:r>
       <w:r>
         <w:rPr>
           <w:i/>
           <w:iCs/>
         </w:rPr>
-        <w:t>Nội dung mảnh KH_1_GD (tại S1, thông tin giao dịch) và KH_1_TC (tại S0, thông tin tài chính)</w:t>
-      </w:r>
-      <w:bookmarkEnd w:id="91"/>
-    </w:p>
-    <w:p>
-      <w:pPr>
-        <w:pStyle w:val="Heading3"/>
-      </w:pPr>
-      <w:bookmarkStart w:id="92" w:name="_Toc244258264"/>
-      <w:r>
-        <w:t>4.7.3 Tái thiết và kiểm tra tính đúng đắn</w:t>
-      </w:r>
-      <w:bookmarkEnd w:id="92"/>
-    </w:p>
-    <w:p>
-      <w:pPr>
-        <w:spacing w:after="120"/>
-        <w:ind w:firstLine="567"/>
-        <w:jc w:val="both"/>
-      </w:pPr>
-      <w:r>
-        <w:t xml:space="preserve">Tại S0, nhóm tạo </w:t>
-      </w:r>
-      <w:r>
-        <w:rPr>
-          <w:b/>
-          <w:bCs/>
-        </w:rPr>
-        <w:t>synonym</w:t>
-      </w:r>
-      <w:r>
-        <w:t xml:space="preserve"> cho từng mảnh nằm ở chi nhánh, rồi xây dựng </w:t>
-      </w:r>
-      <w:r>
-        <w:rPr>
-          <w:b/>
-          <w:bCs/>
-        </w:rPr>
-        <w:t>view tái thiết</w:t>
-      </w:r>
-      <w:r>
-        <w:t xml:space="preserve"> trên các synonym đó. View v_KhachHang cài đặt đúng công thức tái thiết của chiến lược HV:</w:t>
-      </w:r>
-    </w:p>
-    <w:p>
-      <w:pPr>
-        <w:shd w:val="clear" w:color="auto" w:fill="F3F4F6"/>
-        <w:spacing w:before="80" w:line="240" w:lineRule="auto"/>
-        <w:ind w:left="113" w:right="113"/>
-      </w:pPr>
-      <w:r>
-        <w:rPr>
-          <w:rFonts w:ascii="Consolas" w:eastAsia="Consolas" w:hAnsi="Consolas" w:cs="Consolas"/>
-          <w:sz w:val="17"/>
-          <w:szCs w:val="17"/>
-        </w:rPr>
-        <w:t>CREATE SYNONYM dbo.syn_KH_1_GD FOR QLDH_HN.dbo.KH_1_GD;   -- tương t</w:t>
-      </w:r>
-      <w:r>
-        <w:rPr>
-          <w:rFonts w:ascii="Consolas" w:eastAsia="Consolas" w:hAnsi="Consolas" w:cs="Consolas"/>
-          <w:sz w:val="17"/>
-          <w:szCs w:val="17"/>
-        </w:rPr>
-        <w:t>ự</w:t>
-      </w:r>
-      <w:r>
-        <w:rPr>
-          <w:rFonts w:ascii="Consolas" w:eastAsia="Consolas" w:hAnsi="Consolas" w:cs="Consolas"/>
-          <w:sz w:val="17"/>
-          <w:szCs w:val="17"/>
-        </w:rPr>
-        <w:t xml:space="preserve"> cho các m</w:t>
-      </w:r>
-      <w:r>
-        <w:rPr>
-          <w:rFonts w:ascii="Consolas" w:eastAsia="Consolas" w:hAnsi="Consolas" w:cs="Consolas"/>
-          <w:sz w:val="17"/>
-          <w:szCs w:val="17"/>
-        </w:rPr>
-        <w:t>ả</w:t>
-      </w:r>
-      <w:r>
-        <w:rPr>
-          <w:rFonts w:ascii="Consolas" w:eastAsia="Consolas" w:hAnsi="Consolas" w:cs="Consolas"/>
-          <w:sz w:val="17"/>
-          <w:szCs w:val="17"/>
-        </w:rPr>
-        <w:t>nh khác</w:t>
-      </w:r>
-    </w:p>
-    <w:p>
-      <w:pPr>
-        <w:shd w:val="clear" w:color="auto" w:fill="F3F4F6"/>
-        <w:spacing w:line="240" w:lineRule="auto"/>
-        <w:ind w:left="113" w:right="113"/>
-      </w:pPr>
-      <w:r>
-        <w:rPr>
-          <w:rFonts w:ascii="Consolas" w:eastAsia="Consolas" w:hAnsi="Consolas" w:cs="Consolas"/>
-          <w:sz w:val="17"/>
-          <w:szCs w:val="17"/>
-        </w:rPr>
-        <w:t xml:space="preserve"> </w:t>
-      </w:r>
-    </w:p>
-    <w:p>
-      <w:pPr>
-        <w:shd w:val="clear" w:color="auto" w:fill="F3F4F6"/>
-        <w:spacing w:line="240" w:lineRule="auto"/>
-        <w:ind w:left="113" w:right="113"/>
-      </w:pPr>
-      <w:r>
-        <w:rPr>
-          <w:rFonts w:ascii="Consolas" w:eastAsia="Consolas" w:hAnsi="Consolas" w:cs="Consolas"/>
-          <w:sz w:val="17"/>
-          <w:szCs w:val="17"/>
-        </w:rPr>
-        <w:t>-- KhachHang = ⋃ i=1..3 ( KH_i_GD ⋈[MaKH] KH_i_TC )</w:t>
-      </w:r>
-    </w:p>
-    <w:p>
-      <w:pPr>
-        <w:shd w:val="clear" w:color="auto" w:fill="F3F4F6"/>
-        <w:spacing w:line="240" w:lineRule="auto"/>
-        <w:ind w:left="113" w:right="113"/>
-      </w:pPr>
-      <w:r>
-        <w:rPr>
-          <w:rFonts w:ascii="Consolas" w:eastAsia="Consolas" w:hAnsi="Consolas" w:cs="Consolas"/>
-          <w:sz w:val="17"/>
-          <w:szCs w:val="17"/>
-        </w:rPr>
-        <w:t>CREATE OR ALTER VIEW dbo.v_KhachHang AS</w:t>
-      </w:r>
-    </w:p>
-    <w:p>
-      <w:pPr>
-        <w:shd w:val="clear" w:color="auto" w:fill="F3F4F6"/>
-        <w:spacing w:line="240" w:lineRule="auto"/>
-        <w:ind w:left="113" w:right="113"/>
-      </w:pPr>
-      <w:r>
-        <w:rPr>
-          <w:rFonts w:ascii="Consolas" w:eastAsia="Consolas" w:hAnsi="Consolas" w:cs="Consolas"/>
-          <w:sz w:val="17"/>
-          <w:szCs w:val="17"/>
-        </w:rPr>
-        <w:t xml:space="preserve">    SELECT gd.MaKH, gd.HoTen, gd.SDT, gd.Email, gd.DiaChi, gd.MaCN,</w:t>
-      </w:r>
-    </w:p>
-    <w:p>
-      <w:pPr>
-        <w:shd w:val="clear" w:color="auto" w:fill="F3F4F6"/>
-        <w:spacing w:line="240" w:lineRule="auto"/>
-        <w:ind w:left="113" w:right="113"/>
-      </w:pPr>
-      <w:r>
-        <w:rPr>
-          <w:rFonts w:ascii="Consolas" w:eastAsia="Consolas" w:hAnsi="Consolas" w:cs="Consolas"/>
-          <w:sz w:val="17"/>
-          <w:szCs w:val="17"/>
-        </w:rPr>
-        <w:t xml:space="preserve">           tc.HanMucNo, tc.CongNo, tc.DiemTichLuy</w:t>
-      </w:r>
-    </w:p>
-    <w:p>
-      <w:pPr>
-        <w:shd w:val="clear" w:color="auto" w:fill="F3F4F6"/>
-        <w:spacing w:line="240" w:lineRule="auto"/>
-        <w:ind w:left="113" w:right="113"/>
-      </w:pPr>
-      <w:r>
-        <w:rPr>
-          <w:rFonts w:ascii="Consolas" w:eastAsia="Consolas" w:hAnsi="Consolas" w:cs="Consolas"/>
-          <w:sz w:val="17"/>
-          <w:szCs w:val="17"/>
-        </w:rPr>
-        <w:t xml:space="preserve">    FROM dbo.syn_KH_1_GD AS gd JOIN dbo.KH_1_TC AS tc ON tc.MaKH = gd.MaKH</w:t>
-      </w:r>
-    </w:p>
-    <w:p>
-      <w:pPr>
-        <w:shd w:val="clear" w:color="auto" w:fill="F3F4F6"/>
-        <w:spacing w:line="240" w:lineRule="auto"/>
-        <w:ind w:left="113" w:right="113"/>
-      </w:pPr>
-      <w:r>
-        <w:rPr>
-          <w:rFonts w:ascii="Consolas" w:eastAsia="Consolas" w:hAnsi="Consolas" w:cs="Consolas"/>
-          <w:sz w:val="17"/>
-          <w:szCs w:val="17"/>
-        </w:rPr>
-        <w:t xml:space="preserve">    UNION ALL</w:t>
-      </w:r>
-    </w:p>
-    <w:p>
-      <w:pPr>
-        <w:shd w:val="clear" w:color="auto" w:fill="F3F4F6"/>
-        <w:spacing w:line="240" w:lineRule="auto"/>
-        <w:ind w:left="113" w:right="113"/>
-      </w:pPr>
-      <w:r>
-        <w:rPr>
-          <w:rFonts w:ascii="Consolas" w:eastAsia="Consolas" w:hAnsi="Consolas" w:cs="Consolas"/>
-          <w:sz w:val="17"/>
-          <w:szCs w:val="17"/>
-        </w:rPr>
-        <w:t xml:space="preserve">    SELECT ... FROM dbo.syn_KH_2_GD AS gd JOIN dbo.KH_2_TC AS tc ON tc.MaKH = gd.MaKH</w:t>
-      </w:r>
-    </w:p>
-    <w:p>
-      <w:pPr>
-        <w:shd w:val="clear" w:color="auto" w:fill="F3F4F6"/>
-        <w:spacing w:line="240" w:lineRule="auto"/>
-        <w:ind w:left="113" w:right="113"/>
-      </w:pPr>
-      <w:r>
-        <w:rPr>
-          <w:rFonts w:ascii="Consolas" w:eastAsia="Consolas" w:hAnsi="Consolas" w:cs="Consolas"/>
-          <w:sz w:val="17"/>
-          <w:szCs w:val="17"/>
-        </w:rPr>
-        <w:t xml:space="preserve">    UNION ALL</w:t>
-      </w:r>
-    </w:p>
-    <w:p>
-      <w:pPr>
-        <w:shd w:val="clear" w:color="auto" w:fill="F3F4F6"/>
-        <w:spacing w:after="160" w:line="240" w:lineRule="auto"/>
-        <w:ind w:left="113" w:right="113"/>
-      </w:pPr>
-      <w:r>
-        <w:rPr>
-          <w:rFonts w:ascii="Consolas" w:eastAsia="Consolas" w:hAnsi="Consolas" w:cs="Consolas"/>
-          <w:sz w:val="17"/>
-          <w:szCs w:val="17"/>
-        </w:rPr>
-        <w:t xml:space="preserve">    SELECT ... FROM dbo.syn_KH_3_GD AS gd JOIN dbo.KH_3_TC AS tc ON tc.MaKH = gd.MaKH;</w:t>
-      </w:r>
-    </w:p>
-    <w:p>
-      <w:pPr>
-        <w:spacing w:after="120"/>
-        <w:ind w:firstLine="567"/>
-        <w:jc w:val="both"/>
-      </w:pPr>
-      <w:r>
-        <w:lastRenderedPageBreak/>
-        <w:t xml:space="preserve">View v_NhanVien cài đặt công thức của chiến lược VH: hợp ba mảnh NV_CVᵢ trước, sau đó kết nối với NV_NS. View v_DonHang và v_ChiTietDonHang là phép hợp các mảnh dẫn xuất. Người dùng tại trụ sở truy vấn các view này như truy vấn trên quan hệ toàn cục, không cần biết dữ liệu được chia thành những mảnh nào và nằm ở site nào. Đó là </w:t>
-      </w:r>
-      <w:r>
-        <w:rPr>
-          <w:b/>
-          <w:bCs/>
-        </w:rPr>
-        <w:t>trong suốt phân mảnh</w:t>
-      </w:r>
-      <w:r>
-        <w:t xml:space="preserve"> và </w:t>
-      </w:r>
-      <w:r>
-        <w:rPr>
-          <w:b/>
-          <w:bCs/>
-        </w:rPr>
-        <w:t>trong suốt vị trí</w:t>
-      </w:r>
-      <w:r>
-        <w:t>.</w:t>
-      </w:r>
+        <w:t>Object Explorer hiển thị 5 CSDL, các bảng mảnh tại S1 và S0, cùng kết quả đếm số bộ của 16 mảnh</w:t>
+      </w:r>
+      <w:bookmarkEnd w:id="90"/>
     </w:p>
     <w:p>
       <w:pPr>
@@ -31231,11 +30922,12 @@
         <w:rPr>
           <w:noProof/>
         </w:rPr>
+        <w:lastRenderedPageBreak/>
         <w:drawing>
-          <wp:inline distT="0" distB="0" distL="0" distR="0" wp14:anchorId="63A33020" wp14:editId="067A378F">
-            <wp:extent cx="5619750" cy="2581275"/>
+          <wp:inline distT="0" distB="0" distL="0" distR="0" wp14:anchorId="034E7E41" wp14:editId="754E2926">
+            <wp:extent cx="5524500" cy="5905500"/>
             <wp:effectExtent l="0" t="0" r="0" b="0"/>
-            <wp:docPr id="12" name="Picture 12"/>
+            <wp:docPr id="11" name="Picture 11"/>
             <wp:cNvGraphicFramePr>
               <a:graphicFrameLocks xmlns:a="http://schemas.openxmlformats.org/drawingml/2006/main" noChangeAspect="1"/>
             </wp:cNvGraphicFramePr>
@@ -31258,6 +30950,349 @@
                   <pic:spPr bwMode="auto">
                     <a:xfrm>
                       <a:off x="0" y="0"/>
+                      <a:ext cx="5524500" cy="5905500"/>
+                    </a:xfrm>
+                    <a:prstGeom prst="rect">
+                      <a:avLst/>
+                    </a:prstGeom>
+                  </pic:spPr>
+                </pic:pic>
+              </a:graphicData>
+            </a:graphic>
+          </wp:inline>
+        </w:drawing>
+      </w:r>
+    </w:p>
+    <w:p>
+      <w:pPr>
+        <w:pStyle w:val="CaptionHinh"/>
+        <w:spacing w:after="160"/>
+        <w:jc w:val="center"/>
+      </w:pPr>
+      <w:bookmarkStart w:id="91" w:name="_Toc244259667"/>
+      <w:r>
+        <w:rPr>
+          <w:b/>
+          <w:bCs/>
+          <w:i/>
+          <w:iCs/>
+        </w:rPr>
+        <w:t xml:space="preserve">Hình 4.5: </w:t>
+      </w:r>
+      <w:r>
+        <w:rPr>
+          <w:i/>
+          <w:iCs/>
+        </w:rPr>
+        <w:t>Nội dung mảnh KH_1_GD (tại S1, thông tin giao dịch) và KH_1_TC (tại S0, thông tin tài chính)</w:t>
+      </w:r>
+      <w:bookmarkEnd w:id="91"/>
+    </w:p>
+    <w:p>
+      <w:pPr>
+        <w:pStyle w:val="Heading3"/>
+      </w:pPr>
+      <w:bookmarkStart w:id="92" w:name="_Toc244259644"/>
+      <w:r>
+        <w:t>4.7.3 Tái thiết và kiểm tra tính đúng đắn</w:t>
+      </w:r>
+      <w:bookmarkEnd w:id="92"/>
+    </w:p>
+    <w:p>
+      <w:pPr>
+        <w:spacing w:after="120"/>
+        <w:ind w:firstLine="567"/>
+        <w:jc w:val="both"/>
+      </w:pPr>
+      <w:r>
+        <w:t xml:space="preserve">Tại S0, nhóm tạo </w:t>
+      </w:r>
+      <w:r>
+        <w:rPr>
+          <w:b/>
+          <w:bCs/>
+        </w:rPr>
+        <w:t>synonym</w:t>
+      </w:r>
+      <w:r>
+        <w:t xml:space="preserve"> cho từng mảnh nằm ở chi nhánh, rồi xây dựng </w:t>
+      </w:r>
+      <w:r>
+        <w:rPr>
+          <w:b/>
+          <w:bCs/>
+        </w:rPr>
+        <w:t>view tái thiết</w:t>
+      </w:r>
+      <w:r>
+        <w:t xml:space="preserve"> trên các synonym đó. View v_KhachHang cài đặt đúng công thức tái thiết của chiến lược HV:</w:t>
+      </w:r>
+    </w:p>
+    <w:p>
+      <w:pPr>
+        <w:shd w:val="clear" w:color="auto" w:fill="F3F4F6"/>
+        <w:spacing w:before="80" w:line="240" w:lineRule="auto"/>
+        <w:ind w:left="113" w:right="113"/>
+      </w:pPr>
+      <w:r>
+        <w:rPr>
+          <w:rFonts w:ascii="Consolas" w:eastAsia="Consolas" w:hAnsi="Consolas" w:cs="Consolas"/>
+          <w:sz w:val="17"/>
+          <w:szCs w:val="17"/>
+        </w:rPr>
+        <w:t>CREATE SYNONYM dbo.syn_KH_1_GD FOR QLDH_HN.dbo.KH_1_GD;   -- tương t</w:t>
+      </w:r>
+      <w:r>
+        <w:rPr>
+          <w:rFonts w:ascii="Consolas" w:eastAsia="Consolas" w:hAnsi="Consolas" w:cs="Consolas"/>
+          <w:sz w:val="17"/>
+          <w:szCs w:val="17"/>
+        </w:rPr>
+        <w:t>ự</w:t>
+      </w:r>
+      <w:r>
+        <w:rPr>
+          <w:rFonts w:ascii="Consolas" w:eastAsia="Consolas" w:hAnsi="Consolas" w:cs="Consolas"/>
+          <w:sz w:val="17"/>
+          <w:szCs w:val="17"/>
+        </w:rPr>
+        <w:t xml:space="preserve"> cho các m</w:t>
+      </w:r>
+      <w:r>
+        <w:rPr>
+          <w:rFonts w:ascii="Consolas" w:eastAsia="Consolas" w:hAnsi="Consolas" w:cs="Consolas"/>
+          <w:sz w:val="17"/>
+          <w:szCs w:val="17"/>
+        </w:rPr>
+        <w:t>ả</w:t>
+      </w:r>
+      <w:r>
+        <w:rPr>
+          <w:rFonts w:ascii="Consolas" w:eastAsia="Consolas" w:hAnsi="Consolas" w:cs="Consolas"/>
+          <w:sz w:val="17"/>
+          <w:szCs w:val="17"/>
+        </w:rPr>
+        <w:t>nh khác</w:t>
+      </w:r>
+    </w:p>
+    <w:p>
+      <w:pPr>
+        <w:shd w:val="clear" w:color="auto" w:fill="F3F4F6"/>
+        <w:spacing w:line="240" w:lineRule="auto"/>
+        <w:ind w:left="113" w:right="113"/>
+      </w:pPr>
+      <w:r>
+        <w:rPr>
+          <w:rFonts w:ascii="Consolas" w:eastAsia="Consolas" w:hAnsi="Consolas" w:cs="Consolas"/>
+          <w:sz w:val="17"/>
+          <w:szCs w:val="17"/>
+        </w:rPr>
+        <w:t xml:space="preserve"> </w:t>
+      </w:r>
+    </w:p>
+    <w:p>
+      <w:pPr>
+        <w:shd w:val="clear" w:color="auto" w:fill="F3F4F6"/>
+        <w:spacing w:line="240" w:lineRule="auto"/>
+        <w:ind w:left="113" w:right="113"/>
+      </w:pPr>
+      <w:r>
+        <w:rPr>
+          <w:rFonts w:ascii="Consolas" w:eastAsia="Consolas" w:hAnsi="Consolas" w:cs="Consolas"/>
+          <w:sz w:val="17"/>
+          <w:szCs w:val="17"/>
+        </w:rPr>
+        <w:t>-- KhachHang = ⋃ i=1..3 ( KH_i_GD ⋈[MaKH] KH_i_TC )</w:t>
+      </w:r>
+    </w:p>
+    <w:p>
+      <w:pPr>
+        <w:shd w:val="clear" w:color="auto" w:fill="F3F4F6"/>
+        <w:spacing w:line="240" w:lineRule="auto"/>
+        <w:ind w:left="113" w:right="113"/>
+      </w:pPr>
+      <w:r>
+        <w:rPr>
+          <w:rFonts w:ascii="Consolas" w:eastAsia="Consolas" w:hAnsi="Consolas" w:cs="Consolas"/>
+          <w:sz w:val="17"/>
+          <w:szCs w:val="17"/>
+        </w:rPr>
+        <w:t>CREATE OR ALTER VIEW dbo.v_KhachHang AS</w:t>
+      </w:r>
+    </w:p>
+    <w:p>
+      <w:pPr>
+        <w:shd w:val="clear" w:color="auto" w:fill="F3F4F6"/>
+        <w:spacing w:line="240" w:lineRule="auto"/>
+        <w:ind w:left="113" w:right="113"/>
+      </w:pPr>
+      <w:r>
+        <w:rPr>
+          <w:rFonts w:ascii="Consolas" w:eastAsia="Consolas" w:hAnsi="Consolas" w:cs="Consolas"/>
+          <w:sz w:val="17"/>
+          <w:szCs w:val="17"/>
+        </w:rPr>
+        <w:t xml:space="preserve">    SELECT gd.MaKH, gd.HoTen, gd.SDT, gd.Email, gd.DiaChi, gd.MaCN,</w:t>
+      </w:r>
+    </w:p>
+    <w:p>
+      <w:pPr>
+        <w:shd w:val="clear" w:color="auto" w:fill="F3F4F6"/>
+        <w:spacing w:line="240" w:lineRule="auto"/>
+        <w:ind w:left="113" w:right="113"/>
+      </w:pPr>
+      <w:r>
+        <w:rPr>
+          <w:rFonts w:ascii="Consolas" w:eastAsia="Consolas" w:hAnsi="Consolas" w:cs="Consolas"/>
+          <w:sz w:val="17"/>
+          <w:szCs w:val="17"/>
+        </w:rPr>
+        <w:t xml:space="preserve">           tc.HanMucNo, tc.CongNo, tc.DiemTichLuy</w:t>
+      </w:r>
+    </w:p>
+    <w:p>
+      <w:pPr>
+        <w:shd w:val="clear" w:color="auto" w:fill="F3F4F6"/>
+        <w:spacing w:line="240" w:lineRule="auto"/>
+        <w:ind w:left="113" w:right="113"/>
+      </w:pPr>
+      <w:r>
+        <w:rPr>
+          <w:rFonts w:ascii="Consolas" w:eastAsia="Consolas" w:hAnsi="Consolas" w:cs="Consolas"/>
+          <w:sz w:val="17"/>
+          <w:szCs w:val="17"/>
+        </w:rPr>
+        <w:t xml:space="preserve">    FROM dbo.syn_KH_1_GD AS gd JOIN dbo.KH_1_TC AS tc ON tc.MaKH = gd.MaKH</w:t>
+      </w:r>
+    </w:p>
+    <w:p>
+      <w:pPr>
+        <w:shd w:val="clear" w:color="auto" w:fill="F3F4F6"/>
+        <w:spacing w:line="240" w:lineRule="auto"/>
+        <w:ind w:left="113" w:right="113"/>
+      </w:pPr>
+      <w:r>
+        <w:rPr>
+          <w:rFonts w:ascii="Consolas" w:eastAsia="Consolas" w:hAnsi="Consolas" w:cs="Consolas"/>
+          <w:sz w:val="17"/>
+          <w:szCs w:val="17"/>
+        </w:rPr>
+        <w:t xml:space="preserve">    UNION ALL</w:t>
+      </w:r>
+    </w:p>
+    <w:p>
+      <w:pPr>
+        <w:shd w:val="clear" w:color="auto" w:fill="F3F4F6"/>
+        <w:spacing w:line="240" w:lineRule="auto"/>
+        <w:ind w:left="113" w:right="113"/>
+      </w:pPr>
+      <w:r>
+        <w:rPr>
+          <w:rFonts w:ascii="Consolas" w:eastAsia="Consolas" w:hAnsi="Consolas" w:cs="Consolas"/>
+          <w:sz w:val="17"/>
+          <w:szCs w:val="17"/>
+        </w:rPr>
+        <w:t xml:space="preserve">    SELECT ... FROM dbo.syn_KH_2_GD AS gd JOIN dbo.KH_2_TC AS tc ON tc.MaKH = gd.MaKH</w:t>
+      </w:r>
+    </w:p>
+    <w:p>
+      <w:pPr>
+        <w:shd w:val="clear" w:color="auto" w:fill="F3F4F6"/>
+        <w:spacing w:line="240" w:lineRule="auto"/>
+        <w:ind w:left="113" w:right="113"/>
+      </w:pPr>
+      <w:r>
+        <w:rPr>
+          <w:rFonts w:ascii="Consolas" w:eastAsia="Consolas" w:hAnsi="Consolas" w:cs="Consolas"/>
+          <w:sz w:val="17"/>
+          <w:szCs w:val="17"/>
+        </w:rPr>
+        <w:t xml:space="preserve">    UNION ALL</w:t>
+      </w:r>
+    </w:p>
+    <w:p>
+      <w:pPr>
+        <w:shd w:val="clear" w:color="auto" w:fill="F3F4F6"/>
+        <w:spacing w:after="160" w:line="240" w:lineRule="auto"/>
+        <w:ind w:left="113" w:right="113"/>
+      </w:pPr>
+      <w:r>
+        <w:rPr>
+          <w:rFonts w:ascii="Consolas" w:eastAsia="Consolas" w:hAnsi="Consolas" w:cs="Consolas"/>
+          <w:sz w:val="17"/>
+          <w:szCs w:val="17"/>
+        </w:rPr>
+        <w:t xml:space="preserve">    SELECT ... FROM dbo.syn_KH_3_GD AS gd JOIN dbo.KH_3_TC AS tc ON tc.MaKH = gd.MaKH;</w:t>
+      </w:r>
+    </w:p>
+    <w:p>
+      <w:pPr>
+        <w:spacing w:after="120"/>
+        <w:ind w:firstLine="567"/>
+        <w:jc w:val="both"/>
+      </w:pPr>
+      <w:r>
+        <w:lastRenderedPageBreak/>
+        <w:t xml:space="preserve">View v_NhanVien cài đặt công thức của chiến lược VH: hợp ba mảnh NV_CVᵢ trước, sau đó kết nối với NV_NS. View v_DonHang và v_ChiTietDonHang là phép hợp các mảnh dẫn xuất. Người dùng tại trụ sở truy vấn các view này như truy vấn trên quan hệ toàn cục, không cần biết dữ liệu được chia thành những mảnh nào và nằm ở site nào. Đó là </w:t>
+      </w:r>
+      <w:r>
+        <w:rPr>
+          <w:b/>
+          <w:bCs/>
+        </w:rPr>
+        <w:t>trong suốt phân mảnh</w:t>
+      </w:r>
+      <w:r>
+        <w:t xml:space="preserve"> và </w:t>
+      </w:r>
+      <w:r>
+        <w:rPr>
+          <w:b/>
+          <w:bCs/>
+        </w:rPr>
+        <w:t>trong suốt vị trí</w:t>
+      </w:r>
+      <w:r>
+        <w:t>.</w:t>
+      </w:r>
+    </w:p>
+    <w:p>
+      <w:pPr>
+        <w:keepNext/>
+        <w:spacing w:before="120" w:after="60"/>
+        <w:jc w:val="center"/>
+      </w:pPr>
+      <w:r>
+        <w:rPr>
+          <w:noProof/>
+        </w:rPr>
+        <w:drawing>
+          <wp:inline distT="0" distB="0" distL="0" distR="0" wp14:anchorId="528D9715" wp14:editId="1CE9F059">
+            <wp:extent cx="5619750" cy="2581275"/>
+            <wp:effectExtent l="0" t="0" r="0" b="0"/>
+            <wp:docPr id="12" name="Picture 12"/>
+            <wp:cNvGraphicFramePr>
+              <a:graphicFrameLocks xmlns:a="http://schemas.openxmlformats.org/drawingml/2006/main" noChangeAspect="1"/>
+            </wp:cNvGraphicFramePr>
+            <a:graphic xmlns:a="http://schemas.openxmlformats.org/drawingml/2006/main">
+              <a:graphicData uri="http://schemas.openxmlformats.org/drawingml/2006/picture">
+                <pic:pic xmlns:pic="http://schemas.openxmlformats.org/drawingml/2006/picture">
+                  <pic:nvPicPr>
+                    <pic:cNvPr id="0" name=""/>
+                    <pic:cNvPicPr>
+                      <a:picLocks noChangeAspect="1" noChangeArrowheads="1"/>
+                    </pic:cNvPicPr>
+                  </pic:nvPicPr>
+                  <pic:blipFill>
+                    <a:blip r:embed="rId20"/>
+                    <a:srcRect/>
+                    <a:stretch>
+                      <a:fillRect/>
+                    </a:stretch>
+                  </pic:blipFill>
+                  <pic:spPr bwMode="auto">
+                    <a:xfrm>
+                      <a:off x="0" y="0"/>
                       <a:ext cx="5619750" cy="2581275"/>
                     </a:xfrm>
                     <a:prstGeom prst="rect">
@@ -31277,7 +31312,7 @@
         <w:spacing w:after="160"/>
         <w:jc w:val="center"/>
       </w:pPr>
-      <w:bookmarkStart w:id="93" w:name="_Toc244258288"/>
+      <w:bookmarkStart w:id="93" w:name="_Toc244259668"/>
       <w:r>
         <w:rPr>
           <w:b/>
@@ -31396,7 +31431,7 @@
         <w:spacing w:before="120" w:after="160"/>
         <w:jc w:val="center"/>
       </w:pPr>
-      <w:bookmarkStart w:id="94" w:name="_Toc244258309"/>
+      <w:bookmarkStart w:id="94" w:name="_Toc244259689"/>
       <w:r>
         <w:rPr>
           <w:b/>
@@ -34284,239 +34319,10 @@
           <w:noProof/>
         </w:rPr>
         <w:drawing>
-          <wp:inline distT="0" distB="0" distL="0" distR="0" wp14:anchorId="19B22D10" wp14:editId="6377768F">
+          <wp:inline distT="0" distB="0" distL="0" distR="0" wp14:anchorId="55B65980" wp14:editId="4F94752A">
             <wp:extent cx="5619750" cy="3114675"/>
             <wp:effectExtent l="0" t="0" r="0" b="0"/>
             <wp:docPr id="13" name="Picture 13"/>
-            <wp:cNvGraphicFramePr>
-              <a:graphicFrameLocks xmlns:a="http://schemas.openxmlformats.org/drawingml/2006/main" noChangeAspect="1"/>
-            </wp:cNvGraphicFramePr>
-            <a:graphic xmlns:a="http://schemas.openxmlformats.org/drawingml/2006/main">
-              <a:graphicData uri="http://schemas.openxmlformats.org/drawingml/2006/picture">
-                <pic:pic xmlns:pic="http://schemas.openxmlformats.org/drawingml/2006/picture">
-                  <pic:nvPicPr>
-                    <pic:cNvPr id="0" name=""/>
-                    <pic:cNvPicPr>
-                      <a:picLocks noChangeAspect="1" noChangeArrowheads="1"/>
-                    </pic:cNvPicPr>
-                  </pic:nvPicPr>
-                  <pic:blipFill>
-                    <a:blip r:embed="rId20"/>
-                    <a:srcRect/>
-                    <a:stretch>
-                      <a:fillRect/>
-                    </a:stretch>
-                  </pic:blipFill>
-                  <pic:spPr bwMode="auto">
-                    <a:xfrm>
-                      <a:off x="0" y="0"/>
-                      <a:ext cx="5619750" cy="3114675"/>
-                    </a:xfrm>
-                    <a:prstGeom prst="rect">
-                      <a:avLst/>
-                    </a:prstGeom>
-                  </pic:spPr>
-                </pic:pic>
-              </a:graphicData>
-            </a:graphic>
-          </wp:inline>
-        </w:drawing>
-      </w:r>
-    </w:p>
-    <w:p>
-      <w:pPr>
-        <w:pStyle w:val="CaptionHinh"/>
-        <w:spacing w:after="160"/>
-        <w:jc w:val="center"/>
-      </w:pPr>
-      <w:bookmarkStart w:id="95" w:name="_Toc244258289"/>
-      <w:r>
-        <w:rPr>
-          <w:b/>
-          <w:bCs/>
-          <w:i/>
-          <w:iCs/>
-        </w:rPr>
-        <w:t xml:space="preserve">Hình 4.7: </w:t>
-      </w:r>
-      <w:r>
-        <w:rPr>
-          <w:i/>
-          <w:iCs/>
-        </w:rPr>
-        <w:t>Kết quả chạy phần kiểm tra trong 03_reconstruct_check.sql: 14/14 phép kiểm tra ĐẠT</w:t>
-      </w:r>
-      <w:bookmarkEnd w:id="95"/>
-    </w:p>
-    <w:p>
-      <w:pPr>
-        <w:pStyle w:val="Heading3"/>
-      </w:pPr>
-      <w:bookmarkStart w:id="96" w:name="_Toc244258265"/>
-      <w:r>
-        <w:lastRenderedPageBreak/>
-        <w:t>4.7.4 Truy vấn minh họa</w:t>
-      </w:r>
-      <w:bookmarkEnd w:id="96"/>
-    </w:p>
-    <w:p>
-      <w:pPr>
-        <w:spacing w:after="120"/>
-        <w:ind w:firstLine="567"/>
-        <w:jc w:val="both"/>
-      </w:pPr>
-      <w:r>
-        <w:rPr>
-          <w:b/>
-          <w:bCs/>
-        </w:rPr>
-        <w:t>Truy vấn cục bộ tại chi nhánh (S1).</w:t>
-      </w:r>
-      <w:r>
-        <w:t xml:space="preserve"> Truy vấn Q2 liệt kê các đơn đang xử lý của chi nhánh Hà Nội, kèm tên khách, nhân viên và sản phẩm. Nó kết nối năm bảng nhưng tất cả đều nằm tại S1: DH₁, KH₁_GD, NV_CV₁, CTDH₁ và bản nhân bản SanPham. Kết quả gồm 6 dòng chi tiết của 4 đơn hàng DH020, DH027, DH028, DH036.</w:t>
-      </w:r>
-    </w:p>
-    <w:p>
-      <w:pPr>
-        <w:shd w:val="clear" w:color="auto" w:fill="F3F4F6"/>
-        <w:spacing w:before="80" w:line="240" w:lineRule="auto"/>
-        <w:ind w:left="113" w:right="113"/>
-      </w:pPr>
-      <w:r>
-        <w:rPr>
-          <w:rFonts w:ascii="Consolas" w:eastAsia="Consolas" w:hAnsi="Consolas" w:cs="Consolas"/>
-          <w:sz w:val="17"/>
-          <w:szCs w:val="17"/>
-        </w:rPr>
-        <w:t>SELECT dh.MaDH, dh.NgayDat, kh.HoTen AS KhachHang, sp.TenSP, ct.SoLuong, dh.TrangThai</w:t>
-      </w:r>
-    </w:p>
-    <w:p>
-      <w:pPr>
-        <w:shd w:val="clear" w:color="auto" w:fill="F3F4F6"/>
-        <w:spacing w:line="240" w:lineRule="auto"/>
-        <w:ind w:left="113" w:right="113"/>
-      </w:pPr>
-      <w:r>
-        <w:rPr>
-          <w:rFonts w:ascii="Consolas" w:eastAsia="Consolas" w:hAnsi="Consolas" w:cs="Consolas"/>
-          <w:sz w:val="17"/>
-          <w:szCs w:val="17"/>
-        </w:rPr>
-        <w:t>FROM dbo.DH_1 AS dh</w:t>
-      </w:r>
-    </w:p>
-    <w:p>
-      <w:pPr>
-        <w:shd w:val="clear" w:color="auto" w:fill="F3F4F6"/>
-        <w:spacing w:line="240" w:lineRule="auto"/>
-        <w:ind w:left="113" w:right="113"/>
-      </w:pPr>
-      <w:r>
-        <w:rPr>
-          <w:rFonts w:ascii="Consolas" w:eastAsia="Consolas" w:hAnsi="Consolas" w:cs="Consolas"/>
-          <w:sz w:val="17"/>
-          <w:szCs w:val="17"/>
-        </w:rPr>
-        <w:t>JOIN dbo.KH_1_GD AS kh ON kh.MaKH = dh.MaKH</w:t>
-      </w:r>
-    </w:p>
-    <w:p>
-      <w:pPr>
-        <w:shd w:val="clear" w:color="auto" w:fill="F3F4F6"/>
-        <w:spacing w:line="240" w:lineRule="auto"/>
-        <w:ind w:left="113" w:right="113"/>
-      </w:pPr>
-      <w:r>
-        <w:rPr>
-          <w:rFonts w:ascii="Consolas" w:eastAsia="Consolas" w:hAnsi="Consolas" w:cs="Consolas"/>
-          <w:sz w:val="17"/>
-          <w:szCs w:val="17"/>
-        </w:rPr>
-        <w:t>JOIN dbo.CTDH_1  AS ct ON ct.MaDH = dh.MaDH</w:t>
-      </w:r>
-    </w:p>
-    <w:p>
-      <w:pPr>
-        <w:shd w:val="clear" w:color="auto" w:fill="F3F4F6"/>
-        <w:spacing w:line="240" w:lineRule="auto"/>
-        <w:ind w:left="113" w:right="113"/>
-      </w:pPr>
-      <w:r>
-        <w:rPr>
-          <w:rFonts w:ascii="Consolas" w:eastAsia="Consolas" w:hAnsi="Consolas" w:cs="Consolas"/>
-          <w:sz w:val="17"/>
-          <w:szCs w:val="17"/>
-        </w:rPr>
-        <w:t>JOIN dbo.SanPham AS sp ON sp.MaSP = ct.MaSP</w:t>
-      </w:r>
-    </w:p>
-    <w:p>
-      <w:pPr>
-        <w:shd w:val="clear" w:color="auto" w:fill="F3F4F6"/>
-        <w:spacing w:after="160" w:line="240" w:lineRule="auto"/>
-        <w:ind w:left="113" w:right="113"/>
-      </w:pPr>
-      <w:r>
-        <w:rPr>
-          <w:rFonts w:ascii="Consolas" w:eastAsia="Consolas" w:hAnsi="Consolas" w:cs="Consolas"/>
-          <w:sz w:val="17"/>
-          <w:szCs w:val="17"/>
-        </w:rPr>
-        <w:t>WHERE dh.TrangThai IN (N'M</w:t>
-      </w:r>
-      <w:r>
-        <w:rPr>
-          <w:rFonts w:ascii="Consolas" w:eastAsia="Consolas" w:hAnsi="Consolas" w:cs="Consolas"/>
-          <w:sz w:val="17"/>
-          <w:szCs w:val="17"/>
-        </w:rPr>
-        <w:t>ớ</w:t>
-      </w:r>
-      <w:r>
-        <w:rPr>
-          <w:rFonts w:ascii="Consolas" w:eastAsia="Consolas" w:hAnsi="Consolas" w:cs="Consolas"/>
-          <w:sz w:val="17"/>
-          <w:szCs w:val="17"/>
-        </w:rPr>
-        <w:t>i', N'Đang giao');</w:t>
-      </w:r>
-    </w:p>
-    <w:p>
-      <w:pPr>
-        <w:spacing w:after="120"/>
-        <w:ind w:firstLine="567"/>
-        <w:jc w:val="both"/>
-      </w:pPr>
-      <w:r>
-        <w:t xml:space="preserve">Phân mảnh dọc còn đóng vai trò bảo mật. Mảnh NV_CV₁ tại chi nhánh không có cột lương, nên câu lệnh SELECT MaNV, Luong FROM NV_CV₁ báo lỗi </w:t>
-      </w:r>
-      <w:r>
-        <w:rPr>
-          <w:i/>
-          <w:iCs/>
-        </w:rPr>
-        <w:t>Invalid column name 'Luong'</w:t>
-      </w:r>
-      <w:r>
-        <w:t>. Tương tự, khi thêm vào KH_1_GD một khách hàng có MaCN = 'CN02', câu lệnh bị ràng buộc CHECK từ chối.</w:t>
-      </w:r>
-    </w:p>
-    <w:p>
-      <w:pPr>
-        <w:keepNext/>
-        <w:spacing w:before="120" w:after="60"/>
-        <w:jc w:val="center"/>
-      </w:pPr>
-      <w:r>
-        <w:rPr>
-          <w:noProof/>
-        </w:rPr>
-        <w:drawing>
-          <wp:inline distT="0" distB="0" distL="0" distR="0" wp14:anchorId="790C2B2E" wp14:editId="62E17EBE">
-            <wp:extent cx="5619750" cy="4410075"/>
-            <wp:effectExtent l="0" t="0" r="0" b="0"/>
-            <wp:docPr id="14" name="Picture 14"/>
             <wp:cNvGraphicFramePr>
               <a:graphicFrameLocks xmlns:a="http://schemas.openxmlformats.org/drawingml/2006/main" noChangeAspect="1"/>
             </wp:cNvGraphicFramePr>
@@ -34539,7 +34345,7 @@
                   <pic:spPr bwMode="auto">
                     <a:xfrm>
                       <a:off x="0" y="0"/>
-                      <a:ext cx="5619750" cy="4410075"/>
+                      <a:ext cx="5619750" cy="3114675"/>
                     </a:xfrm>
                     <a:prstGeom prst="rect">
                       <a:avLst/>
@@ -34558,7 +34364,7 @@
         <w:spacing w:after="160"/>
         <w:jc w:val="center"/>
       </w:pPr>
-      <w:bookmarkStart w:id="97" w:name="_Toc244258290"/>
+      <w:bookmarkStart w:id="95" w:name="_Toc244259669"/>
       <w:r>
         <w:rPr>
           <w:b/>
@@ -34566,16 +34372,170 @@
           <w:i/>
           <w:iCs/>
         </w:rPr>
-        <w:t xml:space="preserve">Hình 4.8: </w:t>
+        <w:t xml:space="preserve">Hình 4.7: </w:t>
       </w:r>
       <w:r>
         <w:rPr>
           <w:i/>
           <w:iCs/>
         </w:rPr>
-        <w:t>Kết quả truy vấn Q2 tại S1: 6 dòng chi tiết của 4 đơn đang xử lý, chỉ dùng mảnh tại chỗ</w:t>
-      </w:r>
-      <w:bookmarkEnd w:id="97"/>
+        <w:t>Kết quả chạy phần kiểm tra trong 03_reconstruct_check.sql: 14/14 phép kiểm tra ĐẠT</w:t>
+      </w:r>
+      <w:bookmarkEnd w:id="95"/>
+    </w:p>
+    <w:p>
+      <w:pPr>
+        <w:pStyle w:val="Heading3"/>
+      </w:pPr>
+      <w:bookmarkStart w:id="96" w:name="_Toc244259645"/>
+      <w:r>
+        <w:lastRenderedPageBreak/>
+        <w:t>4.7.4 Truy vấn minh họa</w:t>
+      </w:r>
+      <w:bookmarkEnd w:id="96"/>
+    </w:p>
+    <w:p>
+      <w:pPr>
+        <w:spacing w:after="120"/>
+        <w:ind w:firstLine="567"/>
+        <w:jc w:val="both"/>
+      </w:pPr>
+      <w:r>
+        <w:rPr>
+          <w:b/>
+          <w:bCs/>
+        </w:rPr>
+        <w:t>Truy vấn cục bộ tại chi nhánh (S1).</w:t>
+      </w:r>
+      <w:r>
+        <w:t xml:space="preserve"> Truy vấn Q2 liệt kê các đơn đang xử lý của chi nhánh Hà Nội, kèm tên khách, nhân viên và sản phẩm. Nó kết nối năm bảng nhưng tất cả đều nằm tại S1: DH₁, KH₁_GD, NV_CV₁, CTDH₁ và bản nhân bản SanPham. Kết quả gồm 6 dòng chi tiết của 4 đơn hàng DH020, DH027, DH028, DH036.</w:t>
+      </w:r>
+    </w:p>
+    <w:p>
+      <w:pPr>
+        <w:shd w:val="clear" w:color="auto" w:fill="F3F4F6"/>
+        <w:spacing w:before="80" w:line="240" w:lineRule="auto"/>
+        <w:ind w:left="113" w:right="113"/>
+      </w:pPr>
+      <w:r>
+        <w:rPr>
+          <w:rFonts w:ascii="Consolas" w:eastAsia="Consolas" w:hAnsi="Consolas" w:cs="Consolas"/>
+          <w:sz w:val="17"/>
+          <w:szCs w:val="17"/>
+        </w:rPr>
+        <w:t>SELECT dh.MaDH, dh.NgayDat, kh.HoTen AS KhachHang, sp.TenSP, ct.SoLuong, dh.TrangThai</w:t>
+      </w:r>
+    </w:p>
+    <w:p>
+      <w:pPr>
+        <w:shd w:val="clear" w:color="auto" w:fill="F3F4F6"/>
+        <w:spacing w:line="240" w:lineRule="auto"/>
+        <w:ind w:left="113" w:right="113"/>
+      </w:pPr>
+      <w:r>
+        <w:rPr>
+          <w:rFonts w:ascii="Consolas" w:eastAsia="Consolas" w:hAnsi="Consolas" w:cs="Consolas"/>
+          <w:sz w:val="17"/>
+          <w:szCs w:val="17"/>
+        </w:rPr>
+        <w:t>FROM dbo.DH_1 AS dh</w:t>
+      </w:r>
+    </w:p>
+    <w:p>
+      <w:pPr>
+        <w:shd w:val="clear" w:color="auto" w:fill="F3F4F6"/>
+        <w:spacing w:line="240" w:lineRule="auto"/>
+        <w:ind w:left="113" w:right="113"/>
+      </w:pPr>
+      <w:r>
+        <w:rPr>
+          <w:rFonts w:ascii="Consolas" w:eastAsia="Consolas" w:hAnsi="Consolas" w:cs="Consolas"/>
+          <w:sz w:val="17"/>
+          <w:szCs w:val="17"/>
+        </w:rPr>
+        <w:t>JOIN dbo.KH_1_GD AS kh ON kh.MaKH = dh.MaKH</w:t>
+      </w:r>
+    </w:p>
+    <w:p>
+      <w:pPr>
+        <w:shd w:val="clear" w:color="auto" w:fill="F3F4F6"/>
+        <w:spacing w:line="240" w:lineRule="auto"/>
+        <w:ind w:left="113" w:right="113"/>
+      </w:pPr>
+      <w:r>
+        <w:rPr>
+          <w:rFonts w:ascii="Consolas" w:eastAsia="Consolas" w:hAnsi="Consolas" w:cs="Consolas"/>
+          <w:sz w:val="17"/>
+          <w:szCs w:val="17"/>
+        </w:rPr>
+        <w:t>JOIN dbo.CTDH_1  AS ct ON ct.MaDH = dh.MaDH</w:t>
+      </w:r>
+    </w:p>
+    <w:p>
+      <w:pPr>
+        <w:shd w:val="clear" w:color="auto" w:fill="F3F4F6"/>
+        <w:spacing w:line="240" w:lineRule="auto"/>
+        <w:ind w:left="113" w:right="113"/>
+      </w:pPr>
+      <w:r>
+        <w:rPr>
+          <w:rFonts w:ascii="Consolas" w:eastAsia="Consolas" w:hAnsi="Consolas" w:cs="Consolas"/>
+          <w:sz w:val="17"/>
+          <w:szCs w:val="17"/>
+        </w:rPr>
+        <w:t>JOIN dbo.SanPham AS sp ON sp.MaSP = ct.MaSP</w:t>
+      </w:r>
+    </w:p>
+    <w:p>
+      <w:pPr>
+        <w:shd w:val="clear" w:color="auto" w:fill="F3F4F6"/>
+        <w:spacing w:after="160" w:line="240" w:lineRule="auto"/>
+        <w:ind w:left="113" w:right="113"/>
+      </w:pPr>
+      <w:r>
+        <w:rPr>
+          <w:rFonts w:ascii="Consolas" w:eastAsia="Consolas" w:hAnsi="Consolas" w:cs="Consolas"/>
+          <w:sz w:val="17"/>
+          <w:szCs w:val="17"/>
+        </w:rPr>
+        <w:t>WHERE dh.TrangThai IN (N'M</w:t>
+      </w:r>
+      <w:r>
+        <w:rPr>
+          <w:rFonts w:ascii="Consolas" w:eastAsia="Consolas" w:hAnsi="Consolas" w:cs="Consolas"/>
+          <w:sz w:val="17"/>
+          <w:szCs w:val="17"/>
+        </w:rPr>
+        <w:t>ớ</w:t>
+      </w:r>
+      <w:r>
+        <w:rPr>
+          <w:rFonts w:ascii="Consolas" w:eastAsia="Consolas" w:hAnsi="Consolas" w:cs="Consolas"/>
+          <w:sz w:val="17"/>
+          <w:szCs w:val="17"/>
+        </w:rPr>
+        <w:t>i', N'Đang giao');</w:t>
+      </w:r>
+    </w:p>
+    <w:p>
+      <w:pPr>
+        <w:spacing w:after="120"/>
+        <w:ind w:firstLine="567"/>
+        <w:jc w:val="both"/>
+      </w:pPr>
+      <w:r>
+        <w:t xml:space="preserve">Phân mảnh dọc còn đóng vai trò bảo mật. Mảnh NV_CV₁ tại chi nhánh không có cột lương, nên câu lệnh SELECT MaNV, Luong FROM NV_CV₁ báo lỗi </w:t>
+      </w:r>
+      <w:r>
+        <w:rPr>
+          <w:i/>
+          <w:iCs/>
+        </w:rPr>
+        <w:t>Invalid column name 'Luong'</w:t>
+      </w:r>
+      <w:r>
+        <w:t>. Tương tự, khi thêm vào KH_1_GD một khách hàng có MaCN = 'CN02', câu lệnh bị ràng buộc CHECK từ chối.</w:t>
+      </w:r>
     </w:p>
     <w:p>
       <w:pPr>
@@ -34587,12 +34547,11 @@
         <w:rPr>
           <w:noProof/>
         </w:rPr>
-        <w:lastRenderedPageBreak/>
         <w:drawing>
-          <wp:inline distT="0" distB="0" distL="0" distR="0" wp14:anchorId="7FC822C0" wp14:editId="3BEA16E3">
-            <wp:extent cx="5619750" cy="1657350"/>
+          <wp:inline distT="0" distB="0" distL="0" distR="0" wp14:anchorId="0D5FBB28" wp14:editId="2C9B9A6A">
+            <wp:extent cx="5619750" cy="4410075"/>
             <wp:effectExtent l="0" t="0" r="0" b="0"/>
-            <wp:docPr id="15" name="Picture 15"/>
+            <wp:docPr id="14" name="Picture 14"/>
             <wp:cNvGraphicFramePr>
               <a:graphicFrameLocks xmlns:a="http://schemas.openxmlformats.org/drawingml/2006/main" noChangeAspect="1"/>
             </wp:cNvGraphicFramePr>
@@ -34615,6 +34574,82 @@
                   <pic:spPr bwMode="auto">
                     <a:xfrm>
                       <a:off x="0" y="0"/>
+                      <a:ext cx="5619750" cy="4410075"/>
+                    </a:xfrm>
+                    <a:prstGeom prst="rect">
+                      <a:avLst/>
+                    </a:prstGeom>
+                  </pic:spPr>
+                </pic:pic>
+              </a:graphicData>
+            </a:graphic>
+          </wp:inline>
+        </w:drawing>
+      </w:r>
+    </w:p>
+    <w:p>
+      <w:pPr>
+        <w:pStyle w:val="CaptionHinh"/>
+        <w:spacing w:after="160"/>
+        <w:jc w:val="center"/>
+      </w:pPr>
+      <w:bookmarkStart w:id="97" w:name="_Toc244259670"/>
+      <w:r>
+        <w:rPr>
+          <w:b/>
+          <w:bCs/>
+          <w:i/>
+          <w:iCs/>
+        </w:rPr>
+        <w:t xml:space="preserve">Hình 4.8: </w:t>
+      </w:r>
+      <w:r>
+        <w:rPr>
+          <w:i/>
+          <w:iCs/>
+        </w:rPr>
+        <w:t>Kết quả truy vấn Q2 tại S1: 6 dòng chi tiết của 4 đơn đang xử lý, chỉ dùng mảnh tại chỗ</w:t>
+      </w:r>
+      <w:bookmarkEnd w:id="97"/>
+    </w:p>
+    <w:p>
+      <w:pPr>
+        <w:keepNext/>
+        <w:spacing w:before="120" w:after="60"/>
+        <w:jc w:val="center"/>
+      </w:pPr>
+      <w:r>
+        <w:rPr>
+          <w:noProof/>
+        </w:rPr>
+        <w:lastRenderedPageBreak/>
+        <w:drawing>
+          <wp:inline distT="0" distB="0" distL="0" distR="0" wp14:anchorId="687FA6C7" wp14:editId="042E0B12">
+            <wp:extent cx="5619750" cy="1657350"/>
+            <wp:effectExtent l="0" t="0" r="0" b="0"/>
+            <wp:docPr id="15" name="Picture 15"/>
+            <wp:cNvGraphicFramePr>
+              <a:graphicFrameLocks xmlns:a="http://schemas.openxmlformats.org/drawingml/2006/main" noChangeAspect="1"/>
+            </wp:cNvGraphicFramePr>
+            <a:graphic xmlns:a="http://schemas.openxmlformats.org/drawingml/2006/main">
+              <a:graphicData uri="http://schemas.openxmlformats.org/drawingml/2006/picture">
+                <pic:pic xmlns:pic="http://schemas.openxmlformats.org/drawingml/2006/picture">
+                  <pic:nvPicPr>
+                    <pic:cNvPr id="0" name=""/>
+                    <pic:cNvPicPr>
+                      <a:picLocks noChangeAspect="1" noChangeArrowheads="1"/>
+                    </pic:cNvPicPr>
+                  </pic:nvPicPr>
+                  <pic:blipFill>
+                    <a:blip r:embed="rId23"/>
+                    <a:srcRect/>
+                    <a:stretch>
+                      <a:fillRect/>
+                    </a:stretch>
+                  </pic:blipFill>
+                  <pic:spPr bwMode="auto">
+                    <a:xfrm>
+                      <a:off x="0" y="0"/>
                       <a:ext cx="5619750" cy="1657350"/>
                     </a:xfrm>
                     <a:prstGeom prst="rect">
@@ -34634,7 +34669,7 @@
         <w:spacing w:after="160"/>
         <w:jc w:val="center"/>
       </w:pPr>
-      <w:bookmarkStart w:id="98" w:name="_Toc244258291"/>
+      <w:bookmarkStart w:id="98" w:name="_Toc244259671"/>
       <w:r>
         <w:rPr>
           <w:b/>
@@ -34677,7 +34712,7 @@
         <w:spacing w:before="120" w:after="160"/>
         <w:jc w:val="center"/>
       </w:pPr>
-      <w:bookmarkStart w:id="99" w:name="_Toc244258310"/>
+      <w:bookmarkStart w:id="99" w:name="_Toc244259690"/>
       <w:r>
         <w:rPr>
           <w:b/>
@@ -35457,7 +35492,7 @@
         <w:spacing w:before="120" w:after="160"/>
         <w:jc w:val="center"/>
       </w:pPr>
-      <w:bookmarkStart w:id="100" w:name="_Toc244258311"/>
+      <w:bookmarkStart w:id="100" w:name="_Toc244259691"/>
       <w:r>
         <w:rPr>
           <w:b/>
@@ -36005,719 +36040,10 @@
           <w:noProof/>
         </w:rPr>
         <w:drawing>
-          <wp:inline distT="0" distB="0" distL="0" distR="0" wp14:anchorId="1E7CD51D" wp14:editId="36087A6D">
+          <wp:inline distT="0" distB="0" distL="0" distR="0" wp14:anchorId="756B5ECB" wp14:editId="332086DC">
             <wp:extent cx="5619750" cy="5467350"/>
             <wp:effectExtent l="0" t="0" r="0" b="0"/>
             <wp:docPr id="16" name="Picture 16"/>
-            <wp:cNvGraphicFramePr>
-              <a:graphicFrameLocks xmlns:a="http://schemas.openxmlformats.org/drawingml/2006/main" noChangeAspect="1"/>
-            </wp:cNvGraphicFramePr>
-            <a:graphic xmlns:a="http://schemas.openxmlformats.org/drawingml/2006/main">
-              <a:graphicData uri="http://schemas.openxmlformats.org/drawingml/2006/picture">
-                <pic:pic xmlns:pic="http://schemas.openxmlformats.org/drawingml/2006/picture">
-                  <pic:nvPicPr>
-                    <pic:cNvPr id="0" name=""/>
-                    <pic:cNvPicPr>
-                      <a:picLocks noChangeAspect="1" noChangeArrowheads="1"/>
-                    </pic:cNvPicPr>
-                  </pic:nvPicPr>
-                  <pic:blipFill>
-                    <a:blip r:embed="rId23"/>
-                    <a:srcRect/>
-                    <a:stretch>
-                      <a:fillRect/>
-                    </a:stretch>
-                  </pic:blipFill>
-                  <pic:spPr bwMode="auto">
-                    <a:xfrm>
-                      <a:off x="0" y="0"/>
-                      <a:ext cx="5619750" cy="5467350"/>
-                    </a:xfrm>
-                    <a:prstGeom prst="rect">
-                      <a:avLst/>
-                    </a:prstGeom>
-                  </pic:spPr>
-                </pic:pic>
-              </a:graphicData>
-            </a:graphic>
-          </wp:inline>
-        </w:drawing>
-      </w:r>
-    </w:p>
-    <w:p>
-      <w:pPr>
-        <w:pStyle w:val="CaptionHinh"/>
-        <w:spacing w:after="160"/>
-        <w:jc w:val="center"/>
-      </w:pPr>
-      <w:bookmarkStart w:id="101" w:name="_Toc244258292"/>
-      <w:r>
-        <w:rPr>
-          <w:b/>
-          <w:bCs/>
-          <w:i/>
-          <w:iCs/>
-        </w:rPr>
-        <w:t xml:space="preserve">Hình 4.10: </w:t>
-      </w:r>
-      <w:r>
-        <w:rPr>
-          <w:i/>
-          <w:iCs/>
-        </w:rPr>
-        <w:t>Truy vấn toàn cục qua view tại S0: khách có công nợ từ 80% hạn mức (Q3b) và doanh thu theo chi nhánh (Q6a)</w:t>
-      </w:r>
-      <w:bookmarkEnd w:id="101"/>
-    </w:p>
-    <w:p>
-      <w:pPr>
-        <w:pStyle w:val="Heading3"/>
-      </w:pPr>
-      <w:bookmarkStart w:id="102" w:name="_Toc244258266"/>
-      <w:r>
-        <w:t>4.7.5 Giao dịch phân tán</w:t>
-      </w:r>
-      <w:bookmarkEnd w:id="102"/>
-    </w:p>
-    <w:p>
-      <w:pPr>
-        <w:spacing w:after="120"/>
-        <w:ind w:firstLine="567"/>
-        <w:jc w:val="both"/>
-      </w:pPr>
-      <w:r>
-        <w:t>Thiết kế cũng có cái giá phải trả. Khi lập đơn hàng, chi nhánh ghi vào DHᵢ và CTDHᵢ tại Sᵢ, nhưng đồng thời phải kiểm tra hạn mức và cộng công nợ vào KHᵢ_TC tại S0. Một thao tác nghiệp vụ vì vậy ghi lên hai site và phải đảm bảo tính nguyên tử. Nhóm cài đặt thủ tục usp_LapDonHang tại S1:</w:t>
-      </w:r>
-    </w:p>
-    <w:p>
-      <w:pPr>
-        <w:shd w:val="clear" w:color="auto" w:fill="F3F4F6"/>
-        <w:spacing w:before="80" w:line="240" w:lineRule="auto"/>
-        <w:ind w:left="113" w:right="113"/>
-      </w:pPr>
-      <w:r>
-        <w:rPr>
-          <w:rFonts w:ascii="Consolas" w:eastAsia="Consolas" w:hAnsi="Consolas" w:cs="Consolas"/>
-          <w:sz w:val="17"/>
-          <w:szCs w:val="17"/>
-        </w:rPr>
-        <w:t>CREATE OR ALTER PROCEDURE dbo.usp_LapDonHang</w:t>
-      </w:r>
-    </w:p>
-    <w:p>
-      <w:pPr>
-        <w:shd w:val="clear" w:color="auto" w:fill="F3F4F6"/>
-        <w:spacing w:line="240" w:lineRule="auto"/>
-        <w:ind w:left="113" w:right="113"/>
-      </w:pPr>
-      <w:r>
-        <w:rPr>
-          <w:rFonts w:ascii="Consolas" w:eastAsia="Consolas" w:hAnsi="Consolas" w:cs="Consolas"/>
-          <w:sz w:val="17"/>
-          <w:szCs w:val="17"/>
-        </w:rPr>
-        <w:t xml:space="preserve">    @MaDH CHAR(5), @MaKH CHAR(5), @MaNV CHAR(4), @MaSP CHAR(4), @SoLuong INT</w:t>
-      </w:r>
-    </w:p>
-    <w:p>
-      <w:pPr>
-        <w:shd w:val="clear" w:color="auto" w:fill="F3F4F6"/>
-        <w:spacing w:line="240" w:lineRule="auto"/>
-        <w:ind w:left="113" w:right="113"/>
-      </w:pPr>
-      <w:r>
-        <w:rPr>
-          <w:rFonts w:ascii="Consolas" w:eastAsia="Consolas" w:hAnsi="Consolas" w:cs="Consolas"/>
-          <w:sz w:val="17"/>
-          <w:szCs w:val="17"/>
-        </w:rPr>
-        <w:t>AS</w:t>
-      </w:r>
-    </w:p>
-    <w:p>
-      <w:pPr>
-        <w:shd w:val="clear" w:color="auto" w:fill="F3F4F6"/>
-        <w:spacing w:line="240" w:lineRule="auto"/>
-        <w:ind w:left="113" w:right="113"/>
-      </w:pPr>
-      <w:r>
-        <w:rPr>
-          <w:rFonts w:ascii="Consolas" w:eastAsia="Consolas" w:hAnsi="Consolas" w:cs="Consolas"/>
-          <w:sz w:val="17"/>
-          <w:szCs w:val="17"/>
-        </w:rPr>
-        <w:t>BEGIN</w:t>
-      </w:r>
-    </w:p>
-    <w:p>
-      <w:pPr>
-        <w:shd w:val="clear" w:color="auto" w:fill="F3F4F6"/>
-        <w:spacing w:line="240" w:lineRule="auto"/>
-        <w:ind w:left="113" w:right="113"/>
-      </w:pPr>
-      <w:r>
-        <w:rPr>
-          <w:rFonts w:ascii="Consolas" w:eastAsia="Consolas" w:hAnsi="Consolas" w:cs="Consolas"/>
-          <w:sz w:val="17"/>
-          <w:szCs w:val="17"/>
-        </w:rPr>
-        <w:t xml:space="preserve">    SET XACT_ABORT ON;   -- l</w:t>
-      </w:r>
-      <w:r>
-        <w:rPr>
-          <w:rFonts w:ascii="Consolas" w:eastAsia="Consolas" w:hAnsi="Consolas" w:cs="Consolas"/>
-          <w:sz w:val="17"/>
-          <w:szCs w:val="17"/>
-        </w:rPr>
-        <w:t>ỗ</w:t>
-      </w:r>
-      <w:r>
-        <w:rPr>
-          <w:rFonts w:ascii="Consolas" w:eastAsia="Consolas" w:hAnsi="Consolas" w:cs="Consolas"/>
-          <w:sz w:val="17"/>
-          <w:szCs w:val="17"/>
-        </w:rPr>
-        <w:t>i b</w:t>
-      </w:r>
-      <w:r>
-        <w:rPr>
-          <w:rFonts w:ascii="Consolas" w:eastAsia="Consolas" w:hAnsi="Consolas" w:cs="Consolas"/>
-          <w:sz w:val="17"/>
-          <w:szCs w:val="17"/>
-        </w:rPr>
-        <w:t>ấ</w:t>
-      </w:r>
-      <w:r>
-        <w:rPr>
-          <w:rFonts w:ascii="Consolas" w:eastAsia="Consolas" w:hAnsi="Consolas" w:cs="Consolas"/>
-          <w:sz w:val="17"/>
-          <w:szCs w:val="17"/>
-        </w:rPr>
-        <w:t>t k</w:t>
-      </w:r>
-      <w:r>
-        <w:rPr>
-          <w:rFonts w:ascii="Consolas" w:eastAsia="Consolas" w:hAnsi="Consolas" w:cs="Consolas"/>
-          <w:sz w:val="17"/>
-          <w:szCs w:val="17"/>
-        </w:rPr>
-        <w:t>ỳ</w:t>
-      </w:r>
-      <w:r>
-        <w:rPr>
-          <w:rFonts w:ascii="Consolas" w:eastAsia="Consolas" w:hAnsi="Consolas" w:cs="Consolas"/>
-          <w:sz w:val="17"/>
-          <w:szCs w:val="17"/>
-        </w:rPr>
-        <w:t xml:space="preserve"> → h</w:t>
-      </w:r>
-      <w:r>
-        <w:rPr>
-          <w:rFonts w:ascii="Consolas" w:eastAsia="Consolas" w:hAnsi="Consolas" w:cs="Consolas"/>
-          <w:sz w:val="17"/>
-          <w:szCs w:val="17"/>
-        </w:rPr>
-        <w:t>ủ</w:t>
-      </w:r>
-      <w:r>
-        <w:rPr>
-          <w:rFonts w:ascii="Consolas" w:eastAsia="Consolas" w:hAnsi="Consolas" w:cs="Consolas"/>
-          <w:sz w:val="17"/>
-          <w:szCs w:val="17"/>
-        </w:rPr>
-        <w:t>y toàn b</w:t>
-      </w:r>
-      <w:r>
-        <w:rPr>
-          <w:rFonts w:ascii="Consolas" w:eastAsia="Consolas" w:hAnsi="Consolas" w:cs="Consolas"/>
-          <w:sz w:val="17"/>
-          <w:szCs w:val="17"/>
-        </w:rPr>
-        <w:t>ộ</w:t>
-      </w:r>
-      <w:r>
-        <w:rPr>
-          <w:rFonts w:ascii="Consolas" w:eastAsia="Consolas" w:hAnsi="Consolas" w:cs="Consolas"/>
-          <w:sz w:val="17"/>
-          <w:szCs w:val="17"/>
-        </w:rPr>
-        <w:t xml:space="preserve"> giao d</w:t>
-      </w:r>
-      <w:r>
-        <w:rPr>
-          <w:rFonts w:ascii="Consolas" w:eastAsia="Consolas" w:hAnsi="Consolas" w:cs="Consolas"/>
-          <w:sz w:val="17"/>
-          <w:szCs w:val="17"/>
-        </w:rPr>
-        <w:t>ị</w:t>
-      </w:r>
-      <w:r>
-        <w:rPr>
-          <w:rFonts w:ascii="Consolas" w:eastAsia="Consolas" w:hAnsi="Consolas" w:cs="Consolas"/>
-          <w:sz w:val="17"/>
-          <w:szCs w:val="17"/>
-        </w:rPr>
-        <w:t>ch trên c</w:t>
-      </w:r>
-      <w:r>
-        <w:rPr>
-          <w:rFonts w:ascii="Consolas" w:eastAsia="Consolas" w:hAnsi="Consolas" w:cs="Consolas"/>
-          <w:sz w:val="17"/>
-          <w:szCs w:val="17"/>
-        </w:rPr>
-        <w:t>ả</w:t>
-      </w:r>
-      <w:r>
-        <w:rPr>
-          <w:rFonts w:ascii="Consolas" w:eastAsia="Consolas" w:hAnsi="Consolas" w:cs="Consolas"/>
-          <w:sz w:val="17"/>
-          <w:szCs w:val="17"/>
-        </w:rPr>
-        <w:t xml:space="preserve"> hai site</w:t>
-      </w:r>
-    </w:p>
-    <w:p>
-      <w:pPr>
-        <w:shd w:val="clear" w:color="auto" w:fill="F3F4F6"/>
-        <w:spacing w:line="240" w:lineRule="auto"/>
-        <w:ind w:left="113" w:right="113"/>
-      </w:pPr>
-      <w:r>
-        <w:rPr>
-          <w:rFonts w:ascii="Consolas" w:eastAsia="Consolas" w:hAnsi="Consolas" w:cs="Consolas"/>
-          <w:sz w:val="17"/>
-          <w:szCs w:val="17"/>
-        </w:rPr>
-        <w:t xml:space="preserve">    DECLARE @DonGia DECIMAL(18,0) = (SELECT GiaBan FROM dbo.SanPham WHERE MaSP = @MaSP);</w:t>
-      </w:r>
-    </w:p>
-    <w:p>
-      <w:pPr>
-        <w:shd w:val="clear" w:color="auto" w:fill="F3F4F6"/>
-        <w:spacing w:line="240" w:lineRule="auto"/>
-        <w:ind w:left="113" w:right="113"/>
-      </w:pPr>
-      <w:r>
-        <w:rPr>
-          <w:rFonts w:ascii="Consolas" w:eastAsia="Consolas" w:hAnsi="Consolas" w:cs="Consolas"/>
-          <w:sz w:val="17"/>
-          <w:szCs w:val="17"/>
-        </w:rPr>
-        <w:t xml:space="preserve">    DECLARE @Tien   DECIMAL(18,0) = @DonGia * @SoLuong;</w:t>
-      </w:r>
-    </w:p>
-    <w:p>
-      <w:pPr>
-        <w:shd w:val="clear" w:color="auto" w:fill="F3F4F6"/>
-        <w:spacing w:line="240" w:lineRule="auto"/>
-        <w:ind w:left="113" w:right="113"/>
-      </w:pPr>
-      <w:r>
-        <w:rPr>
-          <w:rFonts w:ascii="Consolas" w:eastAsia="Consolas" w:hAnsi="Consolas" w:cs="Consolas"/>
-          <w:sz w:val="17"/>
-          <w:szCs w:val="17"/>
-        </w:rPr>
-        <w:t xml:space="preserve">    BEGIN TRANSACTION;</w:t>
-      </w:r>
-    </w:p>
-    <w:p>
-      <w:pPr>
-        <w:shd w:val="clear" w:color="auto" w:fill="F3F4F6"/>
-        <w:spacing w:line="240" w:lineRule="auto"/>
-        <w:ind w:left="113" w:right="113"/>
-      </w:pPr>
-      <w:r>
-        <w:rPr>
-          <w:rFonts w:ascii="Consolas" w:eastAsia="Consolas" w:hAnsi="Consolas" w:cs="Consolas"/>
-          <w:sz w:val="17"/>
-          <w:szCs w:val="17"/>
-        </w:rPr>
-        <w:t xml:space="preserve">        DECLARE @HanMuc DECIMAL(18,0), @CongNo DECIMAL(18,0);</w:t>
-      </w:r>
-    </w:p>
-    <w:p>
-      <w:pPr>
-        <w:shd w:val="clear" w:color="auto" w:fill="F3F4F6"/>
-        <w:spacing w:line="240" w:lineRule="auto"/>
-        <w:ind w:left="113" w:right="113"/>
-      </w:pPr>
-      <w:r>
-        <w:rPr>
-          <w:rFonts w:ascii="Consolas" w:eastAsia="Consolas" w:hAnsi="Consolas" w:cs="Consolas"/>
-          <w:sz w:val="17"/>
-          <w:szCs w:val="17"/>
-        </w:rPr>
-        <w:t xml:space="preserve">        SELECT @HanMuc = HanMucNo, @CongNo = CongNo</w:t>
-      </w:r>
-    </w:p>
-    <w:p>
-      <w:pPr>
-        <w:shd w:val="clear" w:color="auto" w:fill="F3F4F6"/>
-        <w:spacing w:line="240" w:lineRule="auto"/>
-        <w:ind w:left="113" w:right="113"/>
-      </w:pPr>
-      <w:r>
-        <w:rPr>
-          <w:rFonts w:ascii="Consolas" w:eastAsia="Consolas" w:hAnsi="Consolas" w:cs="Consolas"/>
-          <w:sz w:val="17"/>
-          <w:szCs w:val="17"/>
-        </w:rPr>
-        <w:t xml:space="preserve">        FROM QLDH_TRUSO.dbo.KH_1_TC WITH (UPDLOCK, ROWLOCK)     -- đ</w:t>
-      </w:r>
-      <w:r>
-        <w:rPr>
-          <w:rFonts w:ascii="Consolas" w:eastAsia="Consolas" w:hAnsi="Consolas" w:cs="Consolas"/>
-          <w:sz w:val="17"/>
-          <w:szCs w:val="17"/>
-        </w:rPr>
-        <w:t>ọ</w:t>
-      </w:r>
-      <w:r>
-        <w:rPr>
-          <w:rFonts w:ascii="Consolas" w:eastAsia="Consolas" w:hAnsi="Consolas" w:cs="Consolas"/>
-          <w:sz w:val="17"/>
-          <w:szCs w:val="17"/>
-        </w:rPr>
-        <w:t>c t</w:t>
-      </w:r>
-      <w:r>
-        <w:rPr>
-          <w:rFonts w:ascii="Consolas" w:eastAsia="Consolas" w:hAnsi="Consolas" w:cs="Consolas"/>
-          <w:sz w:val="17"/>
-          <w:szCs w:val="17"/>
-        </w:rPr>
-        <w:t>ạ</w:t>
-      </w:r>
-      <w:r>
-        <w:rPr>
-          <w:rFonts w:ascii="Consolas" w:eastAsia="Consolas" w:hAnsi="Consolas" w:cs="Consolas"/>
-          <w:sz w:val="17"/>
-          <w:szCs w:val="17"/>
-        </w:rPr>
-        <w:t>i S0</w:t>
-      </w:r>
-    </w:p>
-    <w:p>
-      <w:pPr>
-        <w:shd w:val="clear" w:color="auto" w:fill="F3F4F6"/>
-        <w:spacing w:line="240" w:lineRule="auto"/>
-        <w:ind w:left="113" w:right="113"/>
-      </w:pPr>
-      <w:r>
-        <w:rPr>
-          <w:rFonts w:ascii="Consolas" w:eastAsia="Consolas" w:hAnsi="Consolas" w:cs="Consolas"/>
-          <w:sz w:val="17"/>
-          <w:szCs w:val="17"/>
-        </w:rPr>
-        <w:lastRenderedPageBreak/>
-        <w:t xml:space="preserve">        WHERE MaKH = @MaKH;</w:t>
-      </w:r>
-    </w:p>
-    <w:p>
-      <w:pPr>
-        <w:shd w:val="clear" w:color="auto" w:fill="F3F4F6"/>
-        <w:spacing w:line="240" w:lineRule="auto"/>
-        <w:ind w:left="113" w:right="113"/>
-      </w:pPr>
-      <w:r>
-        <w:rPr>
-          <w:rFonts w:ascii="Consolas" w:eastAsia="Consolas" w:hAnsi="Consolas" w:cs="Consolas"/>
-          <w:sz w:val="17"/>
-          <w:szCs w:val="17"/>
-        </w:rPr>
-        <w:t xml:space="preserve">        IF @CongNo + @Tien &gt; @HanMuc</w:t>
-      </w:r>
-    </w:p>
-    <w:p>
-      <w:pPr>
-        <w:shd w:val="clear" w:color="auto" w:fill="F3F4F6"/>
-        <w:spacing w:line="240" w:lineRule="auto"/>
-        <w:ind w:left="113" w:right="113"/>
-      </w:pPr>
-      <w:r>
-        <w:rPr>
-          <w:rFonts w:ascii="Consolas" w:eastAsia="Consolas" w:hAnsi="Consolas" w:cs="Consolas"/>
-          <w:sz w:val="17"/>
-          <w:szCs w:val="17"/>
-        </w:rPr>
-        <w:t xml:space="preserve">            THROW 50002, N'Đơn hàng vư</w:t>
-      </w:r>
-      <w:r>
-        <w:rPr>
-          <w:rFonts w:ascii="Consolas" w:eastAsia="Consolas" w:hAnsi="Consolas" w:cs="Consolas"/>
-          <w:sz w:val="17"/>
-          <w:szCs w:val="17"/>
-        </w:rPr>
-        <w:t>ợ</w:t>
-      </w:r>
-      <w:r>
-        <w:rPr>
-          <w:rFonts w:ascii="Consolas" w:eastAsia="Consolas" w:hAnsi="Consolas" w:cs="Consolas"/>
-          <w:sz w:val="17"/>
-          <w:szCs w:val="17"/>
-        </w:rPr>
-        <w:t>t h</w:t>
-      </w:r>
-      <w:r>
-        <w:rPr>
-          <w:rFonts w:ascii="Consolas" w:eastAsia="Consolas" w:hAnsi="Consolas" w:cs="Consolas"/>
-          <w:sz w:val="17"/>
-          <w:szCs w:val="17"/>
-        </w:rPr>
-        <w:t>ạ</w:t>
-      </w:r>
-      <w:r>
-        <w:rPr>
-          <w:rFonts w:ascii="Consolas" w:eastAsia="Consolas" w:hAnsi="Consolas" w:cs="Consolas"/>
-          <w:sz w:val="17"/>
-          <w:szCs w:val="17"/>
-        </w:rPr>
-        <w:t>n m</w:t>
-      </w:r>
-      <w:r>
-        <w:rPr>
-          <w:rFonts w:ascii="Consolas" w:eastAsia="Consolas" w:hAnsi="Consolas" w:cs="Consolas"/>
-          <w:sz w:val="17"/>
-          <w:szCs w:val="17"/>
-        </w:rPr>
-        <w:t>ứ</w:t>
-      </w:r>
-      <w:r>
-        <w:rPr>
-          <w:rFonts w:ascii="Consolas" w:eastAsia="Consolas" w:hAnsi="Consolas" w:cs="Consolas"/>
-          <w:sz w:val="17"/>
-          <w:szCs w:val="17"/>
-        </w:rPr>
-        <w:t>c công n</w:t>
-      </w:r>
-      <w:r>
-        <w:rPr>
-          <w:rFonts w:ascii="Consolas" w:eastAsia="Consolas" w:hAnsi="Consolas" w:cs="Consolas"/>
-          <w:sz w:val="17"/>
-          <w:szCs w:val="17"/>
-        </w:rPr>
-        <w:t>ợ</w:t>
-      </w:r>
-      <w:r>
-        <w:rPr>
-          <w:rFonts w:ascii="Consolas" w:eastAsia="Consolas" w:hAnsi="Consolas" w:cs="Consolas"/>
-          <w:sz w:val="17"/>
-          <w:szCs w:val="17"/>
-        </w:rPr>
-        <w:t>.', 1;</w:t>
-      </w:r>
-    </w:p>
-    <w:p>
-      <w:pPr>
-        <w:shd w:val="clear" w:color="auto" w:fill="F3F4F6"/>
-        <w:spacing w:line="240" w:lineRule="auto"/>
-        <w:ind w:left="113" w:right="113"/>
-      </w:pPr>
-      <w:r>
-        <w:rPr>
-          <w:rFonts w:ascii="Consolas" w:eastAsia="Consolas" w:hAnsi="Consolas" w:cs="Consolas"/>
-          <w:sz w:val="17"/>
-          <w:szCs w:val="17"/>
-        </w:rPr>
-        <w:t xml:space="preserve">        INSERT INTO dbo.DH_1 (...) VALUES (...);                -- ghi t</w:t>
-      </w:r>
-      <w:r>
-        <w:rPr>
-          <w:rFonts w:ascii="Consolas" w:eastAsia="Consolas" w:hAnsi="Consolas" w:cs="Consolas"/>
-          <w:sz w:val="17"/>
-          <w:szCs w:val="17"/>
-        </w:rPr>
-        <w:t>ạ</w:t>
-      </w:r>
-      <w:r>
-        <w:rPr>
-          <w:rFonts w:ascii="Consolas" w:eastAsia="Consolas" w:hAnsi="Consolas" w:cs="Consolas"/>
-          <w:sz w:val="17"/>
-          <w:szCs w:val="17"/>
-        </w:rPr>
-        <w:t>i S1</w:t>
-      </w:r>
-    </w:p>
-    <w:p>
-      <w:pPr>
-        <w:shd w:val="clear" w:color="auto" w:fill="F3F4F6"/>
-        <w:spacing w:line="240" w:lineRule="auto"/>
-        <w:ind w:left="113" w:right="113"/>
-      </w:pPr>
-      <w:r>
-        <w:rPr>
-          <w:rFonts w:ascii="Consolas" w:eastAsia="Consolas" w:hAnsi="Consolas" w:cs="Consolas"/>
-          <w:sz w:val="17"/>
-          <w:szCs w:val="17"/>
-        </w:rPr>
-        <w:t xml:space="preserve">        INSERT INTO dbo.CTDH_1 (...) VALUES (...);</w:t>
-      </w:r>
-    </w:p>
-    <w:p>
-      <w:pPr>
-        <w:shd w:val="clear" w:color="auto" w:fill="F3F4F6"/>
-        <w:spacing w:line="240" w:lineRule="auto"/>
-        <w:ind w:left="113" w:right="113"/>
-      </w:pPr>
-      <w:r>
-        <w:rPr>
-          <w:rFonts w:ascii="Consolas" w:eastAsia="Consolas" w:hAnsi="Consolas" w:cs="Consolas"/>
-          <w:sz w:val="17"/>
-          <w:szCs w:val="17"/>
-        </w:rPr>
-        <w:t xml:space="preserve">        UPDATE QLDH_TRUSO.dbo.KH_1_TC                            -- ghi t</w:t>
-      </w:r>
-      <w:r>
-        <w:rPr>
-          <w:rFonts w:ascii="Consolas" w:eastAsia="Consolas" w:hAnsi="Consolas" w:cs="Consolas"/>
-          <w:sz w:val="17"/>
-          <w:szCs w:val="17"/>
-        </w:rPr>
-        <w:t>ạ</w:t>
-      </w:r>
-      <w:r>
-        <w:rPr>
-          <w:rFonts w:ascii="Consolas" w:eastAsia="Consolas" w:hAnsi="Consolas" w:cs="Consolas"/>
-          <w:sz w:val="17"/>
-          <w:szCs w:val="17"/>
-        </w:rPr>
-        <w:t>i S0</w:t>
-      </w:r>
-    </w:p>
-    <w:p>
-      <w:pPr>
-        <w:shd w:val="clear" w:color="auto" w:fill="F3F4F6"/>
-        <w:spacing w:line="240" w:lineRule="auto"/>
-        <w:ind w:left="113" w:right="113"/>
-      </w:pPr>
-      <w:r>
-        <w:rPr>
-          <w:rFonts w:ascii="Consolas" w:eastAsia="Consolas" w:hAnsi="Consolas" w:cs="Consolas"/>
-          <w:sz w:val="17"/>
-          <w:szCs w:val="17"/>
-        </w:rPr>
-        <w:t xml:space="preserve">        SET CongNo = CongNo + @Tien WHERE MaKH = @MaKH;</w:t>
-      </w:r>
-    </w:p>
-    <w:p>
-      <w:pPr>
-        <w:shd w:val="clear" w:color="auto" w:fill="F3F4F6"/>
-        <w:spacing w:line="240" w:lineRule="auto"/>
-        <w:ind w:left="113" w:right="113"/>
-      </w:pPr>
-      <w:r>
-        <w:rPr>
-          <w:rFonts w:ascii="Consolas" w:eastAsia="Consolas" w:hAnsi="Consolas" w:cs="Consolas"/>
-          <w:sz w:val="17"/>
-          <w:szCs w:val="17"/>
-        </w:rPr>
-        <w:t xml:space="preserve">    COMMIT TRANSACTION;</w:t>
-      </w:r>
-    </w:p>
-    <w:p>
-      <w:pPr>
-        <w:shd w:val="clear" w:color="auto" w:fill="F3F4F6"/>
-        <w:spacing w:after="160" w:line="240" w:lineRule="auto"/>
-        <w:ind w:left="113" w:right="113"/>
-      </w:pPr>
-      <w:r>
-        <w:rPr>
-          <w:rFonts w:ascii="Consolas" w:eastAsia="Consolas" w:hAnsi="Consolas" w:cs="Consolas"/>
-          <w:sz w:val="17"/>
-          <w:szCs w:val="17"/>
-        </w:rPr>
-        <w:t>END</w:t>
-      </w:r>
-    </w:p>
-    <w:p>
-      <w:pPr>
-        <w:spacing w:after="120"/>
-        <w:ind w:firstLine="567"/>
-        <w:jc w:val="both"/>
-      </w:pPr>
-      <w:r>
-        <w:t>Hai trường hợp được thử nghiệm:</w:t>
-      </w:r>
-    </w:p>
-    <w:p>
-      <w:pPr>
-        <w:pStyle w:val="ListParagraph"/>
-        <w:numPr>
-          <w:ilvl w:val="0"/>
-          <w:numId w:val="2"/>
-        </w:numPr>
-        <w:spacing w:after="60"/>
-        <w:jc w:val="both"/>
-      </w:pPr>
-      <w:r>
-        <w:rPr>
-          <w:b/>
-          <w:bCs/>
-        </w:rPr>
-        <w:t>Thành công:</w:t>
-      </w:r>
-      <w:r>
-        <w:t xml:space="preserve"> khách KH007 (hạn mức 200.000.000 đồng, công nợ 86.100.000 đồng) mua một máy in giá 4.590.000 đồng. Đơn DH046 xuất hiện ở S1, đồng thời công nợ tại S0 tăng lên 90.690.000 đồng. Đơn mới cũng thấy được ngay qua view toàn cục v_DonHang.</w:t>
-      </w:r>
-    </w:p>
-    <w:p>
-      <w:pPr>
-        <w:pStyle w:val="ListParagraph"/>
-        <w:numPr>
-          <w:ilvl w:val="0"/>
-          <w:numId w:val="2"/>
-        </w:numPr>
-        <w:spacing w:after="60"/>
-        <w:jc w:val="both"/>
-      </w:pPr>
-      <w:r>
-        <w:rPr>
-          <w:b/>
-          <w:bCs/>
-        </w:rPr>
-        <w:t>Thất bại:</w:t>
-      </w:r>
-      <w:r>
-        <w:t xml:space="preserve"> khách KH022 (hạn mức 50.000.000 đồng, công nợ 30.900.000 đồng) mua hai laptop, tổng 33.980.000 đồng, vượt hạn mức. Thủ tục báo lỗi 50002 và giao dịch bị hủy trên </w:t>
-      </w:r>
-      <w:r>
-        <w:rPr>
-          <w:b/>
-          <w:bCs/>
-        </w:rPr>
-        <w:t>cả hai</w:t>
-      </w:r>
-      <w:r>
-        <w:t xml:space="preserve"> site: không có đơn DH047 ở S1, công nợ tại S0 giữ nguyên 30.900.000 đồng.</w:t>
-      </w:r>
-    </w:p>
-    <w:p>
-      <w:pPr>
-        <w:spacing w:after="120"/>
-        <w:ind w:firstLine="567"/>
-        <w:jc w:val="both"/>
-      </w:pPr>
-      <w:r>
-        <w:t>Trên cùng một instance, SQL Server tự đảm bảo tính nguyên tử cho giao dịch trên nhiều CSDL. Khi các site là các máy khác nhau nối qua Linked Server, giao dịch được điều phối bởi MSDTC theo giao thức cam kết hai pha (2PC).</w:t>
-      </w:r>
-    </w:p>
-    <w:p>
-      <w:pPr>
-        <w:keepNext/>
-        <w:spacing w:before="120" w:after="60"/>
-        <w:jc w:val="center"/>
-      </w:pPr>
-      <w:r>
-        <w:rPr>
-          <w:noProof/>
-        </w:rPr>
-        <w:lastRenderedPageBreak/>
-        <w:drawing>
-          <wp:inline distT="0" distB="0" distL="0" distR="0" wp14:anchorId="7E4D669C" wp14:editId="7A6665A8">
-            <wp:extent cx="5619750" cy="4800600"/>
-            <wp:effectExtent l="0" t="0" r="0" b="0"/>
-            <wp:docPr id="17" name="Picture 17"/>
             <wp:cNvGraphicFramePr>
               <a:graphicFrameLocks xmlns:a="http://schemas.openxmlformats.org/drawingml/2006/main" noChangeAspect="1"/>
             </wp:cNvGraphicFramePr>
@@ -36740,6 +36066,715 @@
                   <pic:spPr bwMode="auto">
                     <a:xfrm>
                       <a:off x="0" y="0"/>
+                      <a:ext cx="5619750" cy="5467350"/>
+                    </a:xfrm>
+                    <a:prstGeom prst="rect">
+                      <a:avLst/>
+                    </a:prstGeom>
+                  </pic:spPr>
+                </pic:pic>
+              </a:graphicData>
+            </a:graphic>
+          </wp:inline>
+        </w:drawing>
+      </w:r>
+    </w:p>
+    <w:p>
+      <w:pPr>
+        <w:pStyle w:val="CaptionHinh"/>
+        <w:spacing w:after="160"/>
+        <w:jc w:val="center"/>
+      </w:pPr>
+      <w:bookmarkStart w:id="101" w:name="_Toc244259672"/>
+      <w:r>
+        <w:rPr>
+          <w:b/>
+          <w:bCs/>
+          <w:i/>
+          <w:iCs/>
+        </w:rPr>
+        <w:t xml:space="preserve">Hình 4.10: </w:t>
+      </w:r>
+      <w:r>
+        <w:rPr>
+          <w:i/>
+          <w:iCs/>
+        </w:rPr>
+        <w:t>Truy vấn toàn cục qua view tại S0: khách có công nợ từ 80% hạn mức (Q3b) và doanh thu theo chi nhánh (Q6a)</w:t>
+      </w:r>
+      <w:bookmarkEnd w:id="101"/>
+    </w:p>
+    <w:p>
+      <w:pPr>
+        <w:pStyle w:val="Heading3"/>
+      </w:pPr>
+      <w:bookmarkStart w:id="102" w:name="_Toc244259646"/>
+      <w:r>
+        <w:t>4.7.5 Giao dịch phân tán</w:t>
+      </w:r>
+      <w:bookmarkEnd w:id="102"/>
+    </w:p>
+    <w:p>
+      <w:pPr>
+        <w:spacing w:after="120"/>
+        <w:ind w:firstLine="567"/>
+        <w:jc w:val="both"/>
+      </w:pPr>
+      <w:r>
+        <w:t>Thiết kế cũng có cái giá phải trả. Khi lập đơn hàng, chi nhánh ghi vào DHᵢ và CTDHᵢ tại Sᵢ, nhưng đồng thời phải kiểm tra hạn mức và cộng công nợ vào KHᵢ_TC tại S0. Một thao tác nghiệp vụ vì vậy ghi lên hai site và phải đảm bảo tính nguyên tử. Nhóm cài đặt thủ tục usp_LapDonHang tại S1:</w:t>
+      </w:r>
+    </w:p>
+    <w:p>
+      <w:pPr>
+        <w:shd w:val="clear" w:color="auto" w:fill="F3F4F6"/>
+        <w:spacing w:before="80" w:line="240" w:lineRule="auto"/>
+        <w:ind w:left="113" w:right="113"/>
+      </w:pPr>
+      <w:r>
+        <w:rPr>
+          <w:rFonts w:ascii="Consolas" w:eastAsia="Consolas" w:hAnsi="Consolas" w:cs="Consolas"/>
+          <w:sz w:val="17"/>
+          <w:szCs w:val="17"/>
+        </w:rPr>
+        <w:t>CREATE OR ALTER PROCEDURE dbo.usp_LapDonHang</w:t>
+      </w:r>
+    </w:p>
+    <w:p>
+      <w:pPr>
+        <w:shd w:val="clear" w:color="auto" w:fill="F3F4F6"/>
+        <w:spacing w:line="240" w:lineRule="auto"/>
+        <w:ind w:left="113" w:right="113"/>
+      </w:pPr>
+      <w:r>
+        <w:rPr>
+          <w:rFonts w:ascii="Consolas" w:eastAsia="Consolas" w:hAnsi="Consolas" w:cs="Consolas"/>
+          <w:sz w:val="17"/>
+          <w:szCs w:val="17"/>
+        </w:rPr>
+        <w:t xml:space="preserve">    @MaDH CHAR(5), @MaKH CHAR(5), @MaNV CHAR(4), @MaSP CHAR(4), @SoLuong INT</w:t>
+      </w:r>
+    </w:p>
+    <w:p>
+      <w:pPr>
+        <w:shd w:val="clear" w:color="auto" w:fill="F3F4F6"/>
+        <w:spacing w:line="240" w:lineRule="auto"/>
+        <w:ind w:left="113" w:right="113"/>
+      </w:pPr>
+      <w:r>
+        <w:rPr>
+          <w:rFonts w:ascii="Consolas" w:eastAsia="Consolas" w:hAnsi="Consolas" w:cs="Consolas"/>
+          <w:sz w:val="17"/>
+          <w:szCs w:val="17"/>
+        </w:rPr>
+        <w:t>AS</w:t>
+      </w:r>
+    </w:p>
+    <w:p>
+      <w:pPr>
+        <w:shd w:val="clear" w:color="auto" w:fill="F3F4F6"/>
+        <w:spacing w:line="240" w:lineRule="auto"/>
+        <w:ind w:left="113" w:right="113"/>
+      </w:pPr>
+      <w:r>
+        <w:rPr>
+          <w:rFonts w:ascii="Consolas" w:eastAsia="Consolas" w:hAnsi="Consolas" w:cs="Consolas"/>
+          <w:sz w:val="17"/>
+          <w:szCs w:val="17"/>
+        </w:rPr>
+        <w:t>BEGIN</w:t>
+      </w:r>
+    </w:p>
+    <w:p>
+      <w:pPr>
+        <w:shd w:val="clear" w:color="auto" w:fill="F3F4F6"/>
+        <w:spacing w:line="240" w:lineRule="auto"/>
+        <w:ind w:left="113" w:right="113"/>
+      </w:pPr>
+      <w:r>
+        <w:rPr>
+          <w:rFonts w:ascii="Consolas" w:eastAsia="Consolas" w:hAnsi="Consolas" w:cs="Consolas"/>
+          <w:sz w:val="17"/>
+          <w:szCs w:val="17"/>
+        </w:rPr>
+        <w:t xml:space="preserve">    SET XACT_ABORT ON;   -- l</w:t>
+      </w:r>
+      <w:r>
+        <w:rPr>
+          <w:rFonts w:ascii="Consolas" w:eastAsia="Consolas" w:hAnsi="Consolas" w:cs="Consolas"/>
+          <w:sz w:val="17"/>
+          <w:szCs w:val="17"/>
+        </w:rPr>
+        <w:t>ỗ</w:t>
+      </w:r>
+      <w:r>
+        <w:rPr>
+          <w:rFonts w:ascii="Consolas" w:eastAsia="Consolas" w:hAnsi="Consolas" w:cs="Consolas"/>
+          <w:sz w:val="17"/>
+          <w:szCs w:val="17"/>
+        </w:rPr>
+        <w:t>i b</w:t>
+      </w:r>
+      <w:r>
+        <w:rPr>
+          <w:rFonts w:ascii="Consolas" w:eastAsia="Consolas" w:hAnsi="Consolas" w:cs="Consolas"/>
+          <w:sz w:val="17"/>
+          <w:szCs w:val="17"/>
+        </w:rPr>
+        <w:t>ấ</w:t>
+      </w:r>
+      <w:r>
+        <w:rPr>
+          <w:rFonts w:ascii="Consolas" w:eastAsia="Consolas" w:hAnsi="Consolas" w:cs="Consolas"/>
+          <w:sz w:val="17"/>
+          <w:szCs w:val="17"/>
+        </w:rPr>
+        <w:t>t k</w:t>
+      </w:r>
+      <w:r>
+        <w:rPr>
+          <w:rFonts w:ascii="Consolas" w:eastAsia="Consolas" w:hAnsi="Consolas" w:cs="Consolas"/>
+          <w:sz w:val="17"/>
+          <w:szCs w:val="17"/>
+        </w:rPr>
+        <w:t>ỳ</w:t>
+      </w:r>
+      <w:r>
+        <w:rPr>
+          <w:rFonts w:ascii="Consolas" w:eastAsia="Consolas" w:hAnsi="Consolas" w:cs="Consolas"/>
+          <w:sz w:val="17"/>
+          <w:szCs w:val="17"/>
+        </w:rPr>
+        <w:t xml:space="preserve"> → h</w:t>
+      </w:r>
+      <w:r>
+        <w:rPr>
+          <w:rFonts w:ascii="Consolas" w:eastAsia="Consolas" w:hAnsi="Consolas" w:cs="Consolas"/>
+          <w:sz w:val="17"/>
+          <w:szCs w:val="17"/>
+        </w:rPr>
+        <w:t>ủ</w:t>
+      </w:r>
+      <w:r>
+        <w:rPr>
+          <w:rFonts w:ascii="Consolas" w:eastAsia="Consolas" w:hAnsi="Consolas" w:cs="Consolas"/>
+          <w:sz w:val="17"/>
+          <w:szCs w:val="17"/>
+        </w:rPr>
+        <w:t>y toàn b</w:t>
+      </w:r>
+      <w:r>
+        <w:rPr>
+          <w:rFonts w:ascii="Consolas" w:eastAsia="Consolas" w:hAnsi="Consolas" w:cs="Consolas"/>
+          <w:sz w:val="17"/>
+          <w:szCs w:val="17"/>
+        </w:rPr>
+        <w:t>ộ</w:t>
+      </w:r>
+      <w:r>
+        <w:rPr>
+          <w:rFonts w:ascii="Consolas" w:eastAsia="Consolas" w:hAnsi="Consolas" w:cs="Consolas"/>
+          <w:sz w:val="17"/>
+          <w:szCs w:val="17"/>
+        </w:rPr>
+        <w:t xml:space="preserve"> giao d</w:t>
+      </w:r>
+      <w:r>
+        <w:rPr>
+          <w:rFonts w:ascii="Consolas" w:eastAsia="Consolas" w:hAnsi="Consolas" w:cs="Consolas"/>
+          <w:sz w:val="17"/>
+          <w:szCs w:val="17"/>
+        </w:rPr>
+        <w:t>ị</w:t>
+      </w:r>
+      <w:r>
+        <w:rPr>
+          <w:rFonts w:ascii="Consolas" w:eastAsia="Consolas" w:hAnsi="Consolas" w:cs="Consolas"/>
+          <w:sz w:val="17"/>
+          <w:szCs w:val="17"/>
+        </w:rPr>
+        <w:t>ch trên c</w:t>
+      </w:r>
+      <w:r>
+        <w:rPr>
+          <w:rFonts w:ascii="Consolas" w:eastAsia="Consolas" w:hAnsi="Consolas" w:cs="Consolas"/>
+          <w:sz w:val="17"/>
+          <w:szCs w:val="17"/>
+        </w:rPr>
+        <w:t>ả</w:t>
+      </w:r>
+      <w:r>
+        <w:rPr>
+          <w:rFonts w:ascii="Consolas" w:eastAsia="Consolas" w:hAnsi="Consolas" w:cs="Consolas"/>
+          <w:sz w:val="17"/>
+          <w:szCs w:val="17"/>
+        </w:rPr>
+        <w:t xml:space="preserve"> hai site</w:t>
+      </w:r>
+    </w:p>
+    <w:p>
+      <w:pPr>
+        <w:shd w:val="clear" w:color="auto" w:fill="F3F4F6"/>
+        <w:spacing w:line="240" w:lineRule="auto"/>
+        <w:ind w:left="113" w:right="113"/>
+      </w:pPr>
+      <w:r>
+        <w:rPr>
+          <w:rFonts w:ascii="Consolas" w:eastAsia="Consolas" w:hAnsi="Consolas" w:cs="Consolas"/>
+          <w:sz w:val="17"/>
+          <w:szCs w:val="17"/>
+        </w:rPr>
+        <w:t xml:space="preserve">    DECLARE @DonGia DECIMAL(18,0) = (SELECT GiaBan FROM dbo.SanPham WHERE MaSP = @MaSP);</w:t>
+      </w:r>
+    </w:p>
+    <w:p>
+      <w:pPr>
+        <w:shd w:val="clear" w:color="auto" w:fill="F3F4F6"/>
+        <w:spacing w:line="240" w:lineRule="auto"/>
+        <w:ind w:left="113" w:right="113"/>
+      </w:pPr>
+      <w:r>
+        <w:rPr>
+          <w:rFonts w:ascii="Consolas" w:eastAsia="Consolas" w:hAnsi="Consolas" w:cs="Consolas"/>
+          <w:sz w:val="17"/>
+          <w:szCs w:val="17"/>
+        </w:rPr>
+        <w:t xml:space="preserve">    DECLARE @Tien   DECIMAL(18,0) = @DonGia * @SoLuong;</w:t>
+      </w:r>
+    </w:p>
+    <w:p>
+      <w:pPr>
+        <w:shd w:val="clear" w:color="auto" w:fill="F3F4F6"/>
+        <w:spacing w:line="240" w:lineRule="auto"/>
+        <w:ind w:left="113" w:right="113"/>
+      </w:pPr>
+      <w:r>
+        <w:rPr>
+          <w:rFonts w:ascii="Consolas" w:eastAsia="Consolas" w:hAnsi="Consolas" w:cs="Consolas"/>
+          <w:sz w:val="17"/>
+          <w:szCs w:val="17"/>
+        </w:rPr>
+        <w:t xml:space="preserve">    BEGIN TRANSACTION;</w:t>
+      </w:r>
+    </w:p>
+    <w:p>
+      <w:pPr>
+        <w:shd w:val="clear" w:color="auto" w:fill="F3F4F6"/>
+        <w:spacing w:line="240" w:lineRule="auto"/>
+        <w:ind w:left="113" w:right="113"/>
+      </w:pPr>
+      <w:r>
+        <w:rPr>
+          <w:rFonts w:ascii="Consolas" w:eastAsia="Consolas" w:hAnsi="Consolas" w:cs="Consolas"/>
+          <w:sz w:val="17"/>
+          <w:szCs w:val="17"/>
+        </w:rPr>
+        <w:t xml:space="preserve">        DECLARE @HanMuc DECIMAL(18,0), @CongNo DECIMAL(18,0);</w:t>
+      </w:r>
+    </w:p>
+    <w:p>
+      <w:pPr>
+        <w:shd w:val="clear" w:color="auto" w:fill="F3F4F6"/>
+        <w:spacing w:line="240" w:lineRule="auto"/>
+        <w:ind w:left="113" w:right="113"/>
+      </w:pPr>
+      <w:r>
+        <w:rPr>
+          <w:rFonts w:ascii="Consolas" w:eastAsia="Consolas" w:hAnsi="Consolas" w:cs="Consolas"/>
+          <w:sz w:val="17"/>
+          <w:szCs w:val="17"/>
+        </w:rPr>
+        <w:t xml:space="preserve">        SELECT @HanMuc = HanMucNo, @CongNo = CongNo</w:t>
+      </w:r>
+    </w:p>
+    <w:p>
+      <w:pPr>
+        <w:shd w:val="clear" w:color="auto" w:fill="F3F4F6"/>
+        <w:spacing w:line="240" w:lineRule="auto"/>
+        <w:ind w:left="113" w:right="113"/>
+      </w:pPr>
+      <w:r>
+        <w:rPr>
+          <w:rFonts w:ascii="Consolas" w:eastAsia="Consolas" w:hAnsi="Consolas" w:cs="Consolas"/>
+          <w:sz w:val="17"/>
+          <w:szCs w:val="17"/>
+        </w:rPr>
+        <w:t xml:space="preserve">        FROM QLDH_TRUSO.dbo.KH_1_TC WITH (UPDLOCK, ROWLOCK)     -- đ</w:t>
+      </w:r>
+      <w:r>
+        <w:rPr>
+          <w:rFonts w:ascii="Consolas" w:eastAsia="Consolas" w:hAnsi="Consolas" w:cs="Consolas"/>
+          <w:sz w:val="17"/>
+          <w:szCs w:val="17"/>
+        </w:rPr>
+        <w:t>ọ</w:t>
+      </w:r>
+      <w:r>
+        <w:rPr>
+          <w:rFonts w:ascii="Consolas" w:eastAsia="Consolas" w:hAnsi="Consolas" w:cs="Consolas"/>
+          <w:sz w:val="17"/>
+          <w:szCs w:val="17"/>
+        </w:rPr>
+        <w:t>c t</w:t>
+      </w:r>
+      <w:r>
+        <w:rPr>
+          <w:rFonts w:ascii="Consolas" w:eastAsia="Consolas" w:hAnsi="Consolas" w:cs="Consolas"/>
+          <w:sz w:val="17"/>
+          <w:szCs w:val="17"/>
+        </w:rPr>
+        <w:t>ạ</w:t>
+      </w:r>
+      <w:r>
+        <w:rPr>
+          <w:rFonts w:ascii="Consolas" w:eastAsia="Consolas" w:hAnsi="Consolas" w:cs="Consolas"/>
+          <w:sz w:val="17"/>
+          <w:szCs w:val="17"/>
+        </w:rPr>
+        <w:t>i S0</w:t>
+      </w:r>
+    </w:p>
+    <w:p>
+      <w:pPr>
+        <w:shd w:val="clear" w:color="auto" w:fill="F3F4F6"/>
+        <w:spacing w:line="240" w:lineRule="auto"/>
+        <w:ind w:left="113" w:right="113"/>
+      </w:pPr>
+      <w:r>
+        <w:rPr>
+          <w:rFonts w:ascii="Consolas" w:eastAsia="Consolas" w:hAnsi="Consolas" w:cs="Consolas"/>
+          <w:sz w:val="17"/>
+          <w:szCs w:val="17"/>
+        </w:rPr>
+        <w:lastRenderedPageBreak/>
+        <w:t xml:space="preserve">        WHERE MaKH = @MaKH;</w:t>
+      </w:r>
+    </w:p>
+    <w:p>
+      <w:pPr>
+        <w:shd w:val="clear" w:color="auto" w:fill="F3F4F6"/>
+        <w:spacing w:line="240" w:lineRule="auto"/>
+        <w:ind w:left="113" w:right="113"/>
+      </w:pPr>
+      <w:r>
+        <w:rPr>
+          <w:rFonts w:ascii="Consolas" w:eastAsia="Consolas" w:hAnsi="Consolas" w:cs="Consolas"/>
+          <w:sz w:val="17"/>
+          <w:szCs w:val="17"/>
+        </w:rPr>
+        <w:t xml:space="preserve">        IF @CongNo + @Tien &gt; @HanMuc</w:t>
+      </w:r>
+    </w:p>
+    <w:p>
+      <w:pPr>
+        <w:shd w:val="clear" w:color="auto" w:fill="F3F4F6"/>
+        <w:spacing w:line="240" w:lineRule="auto"/>
+        <w:ind w:left="113" w:right="113"/>
+      </w:pPr>
+      <w:r>
+        <w:rPr>
+          <w:rFonts w:ascii="Consolas" w:eastAsia="Consolas" w:hAnsi="Consolas" w:cs="Consolas"/>
+          <w:sz w:val="17"/>
+          <w:szCs w:val="17"/>
+        </w:rPr>
+        <w:t xml:space="preserve">            THROW 50002, N'Đơn hàng vư</w:t>
+      </w:r>
+      <w:r>
+        <w:rPr>
+          <w:rFonts w:ascii="Consolas" w:eastAsia="Consolas" w:hAnsi="Consolas" w:cs="Consolas"/>
+          <w:sz w:val="17"/>
+          <w:szCs w:val="17"/>
+        </w:rPr>
+        <w:t>ợ</w:t>
+      </w:r>
+      <w:r>
+        <w:rPr>
+          <w:rFonts w:ascii="Consolas" w:eastAsia="Consolas" w:hAnsi="Consolas" w:cs="Consolas"/>
+          <w:sz w:val="17"/>
+          <w:szCs w:val="17"/>
+        </w:rPr>
+        <w:t>t h</w:t>
+      </w:r>
+      <w:r>
+        <w:rPr>
+          <w:rFonts w:ascii="Consolas" w:eastAsia="Consolas" w:hAnsi="Consolas" w:cs="Consolas"/>
+          <w:sz w:val="17"/>
+          <w:szCs w:val="17"/>
+        </w:rPr>
+        <w:t>ạ</w:t>
+      </w:r>
+      <w:r>
+        <w:rPr>
+          <w:rFonts w:ascii="Consolas" w:eastAsia="Consolas" w:hAnsi="Consolas" w:cs="Consolas"/>
+          <w:sz w:val="17"/>
+          <w:szCs w:val="17"/>
+        </w:rPr>
+        <w:t>n m</w:t>
+      </w:r>
+      <w:r>
+        <w:rPr>
+          <w:rFonts w:ascii="Consolas" w:eastAsia="Consolas" w:hAnsi="Consolas" w:cs="Consolas"/>
+          <w:sz w:val="17"/>
+          <w:szCs w:val="17"/>
+        </w:rPr>
+        <w:t>ứ</w:t>
+      </w:r>
+      <w:r>
+        <w:rPr>
+          <w:rFonts w:ascii="Consolas" w:eastAsia="Consolas" w:hAnsi="Consolas" w:cs="Consolas"/>
+          <w:sz w:val="17"/>
+          <w:szCs w:val="17"/>
+        </w:rPr>
+        <w:t>c công n</w:t>
+      </w:r>
+      <w:r>
+        <w:rPr>
+          <w:rFonts w:ascii="Consolas" w:eastAsia="Consolas" w:hAnsi="Consolas" w:cs="Consolas"/>
+          <w:sz w:val="17"/>
+          <w:szCs w:val="17"/>
+        </w:rPr>
+        <w:t>ợ</w:t>
+      </w:r>
+      <w:r>
+        <w:rPr>
+          <w:rFonts w:ascii="Consolas" w:eastAsia="Consolas" w:hAnsi="Consolas" w:cs="Consolas"/>
+          <w:sz w:val="17"/>
+          <w:szCs w:val="17"/>
+        </w:rPr>
+        <w:t>.', 1;</w:t>
+      </w:r>
+    </w:p>
+    <w:p>
+      <w:pPr>
+        <w:shd w:val="clear" w:color="auto" w:fill="F3F4F6"/>
+        <w:spacing w:line="240" w:lineRule="auto"/>
+        <w:ind w:left="113" w:right="113"/>
+      </w:pPr>
+      <w:r>
+        <w:rPr>
+          <w:rFonts w:ascii="Consolas" w:eastAsia="Consolas" w:hAnsi="Consolas" w:cs="Consolas"/>
+          <w:sz w:val="17"/>
+          <w:szCs w:val="17"/>
+        </w:rPr>
+        <w:t xml:space="preserve">        INSERT INTO dbo.DH_1 (...) VALUES (...);                -- ghi t</w:t>
+      </w:r>
+      <w:r>
+        <w:rPr>
+          <w:rFonts w:ascii="Consolas" w:eastAsia="Consolas" w:hAnsi="Consolas" w:cs="Consolas"/>
+          <w:sz w:val="17"/>
+          <w:szCs w:val="17"/>
+        </w:rPr>
+        <w:t>ạ</w:t>
+      </w:r>
+      <w:r>
+        <w:rPr>
+          <w:rFonts w:ascii="Consolas" w:eastAsia="Consolas" w:hAnsi="Consolas" w:cs="Consolas"/>
+          <w:sz w:val="17"/>
+          <w:szCs w:val="17"/>
+        </w:rPr>
+        <w:t>i S1</w:t>
+      </w:r>
+    </w:p>
+    <w:p>
+      <w:pPr>
+        <w:shd w:val="clear" w:color="auto" w:fill="F3F4F6"/>
+        <w:spacing w:line="240" w:lineRule="auto"/>
+        <w:ind w:left="113" w:right="113"/>
+      </w:pPr>
+      <w:r>
+        <w:rPr>
+          <w:rFonts w:ascii="Consolas" w:eastAsia="Consolas" w:hAnsi="Consolas" w:cs="Consolas"/>
+          <w:sz w:val="17"/>
+          <w:szCs w:val="17"/>
+        </w:rPr>
+        <w:t xml:space="preserve">        INSERT INTO dbo.CTDH_1 (...) VALUES (...);</w:t>
+      </w:r>
+    </w:p>
+    <w:p>
+      <w:pPr>
+        <w:shd w:val="clear" w:color="auto" w:fill="F3F4F6"/>
+        <w:spacing w:line="240" w:lineRule="auto"/>
+        <w:ind w:left="113" w:right="113"/>
+      </w:pPr>
+      <w:r>
+        <w:rPr>
+          <w:rFonts w:ascii="Consolas" w:eastAsia="Consolas" w:hAnsi="Consolas" w:cs="Consolas"/>
+          <w:sz w:val="17"/>
+          <w:szCs w:val="17"/>
+        </w:rPr>
+        <w:t xml:space="preserve">        UPDATE QLDH_TRUSO.dbo.KH_1_TC                            -- ghi t</w:t>
+      </w:r>
+      <w:r>
+        <w:rPr>
+          <w:rFonts w:ascii="Consolas" w:eastAsia="Consolas" w:hAnsi="Consolas" w:cs="Consolas"/>
+          <w:sz w:val="17"/>
+          <w:szCs w:val="17"/>
+        </w:rPr>
+        <w:t>ạ</w:t>
+      </w:r>
+      <w:r>
+        <w:rPr>
+          <w:rFonts w:ascii="Consolas" w:eastAsia="Consolas" w:hAnsi="Consolas" w:cs="Consolas"/>
+          <w:sz w:val="17"/>
+          <w:szCs w:val="17"/>
+        </w:rPr>
+        <w:t>i S0</w:t>
+      </w:r>
+    </w:p>
+    <w:p>
+      <w:pPr>
+        <w:shd w:val="clear" w:color="auto" w:fill="F3F4F6"/>
+        <w:spacing w:line="240" w:lineRule="auto"/>
+        <w:ind w:left="113" w:right="113"/>
+      </w:pPr>
+      <w:r>
+        <w:rPr>
+          <w:rFonts w:ascii="Consolas" w:eastAsia="Consolas" w:hAnsi="Consolas" w:cs="Consolas"/>
+          <w:sz w:val="17"/>
+          <w:szCs w:val="17"/>
+        </w:rPr>
+        <w:t xml:space="preserve">        SET CongNo = CongNo + @Tien WHERE MaKH = @MaKH;</w:t>
+      </w:r>
+    </w:p>
+    <w:p>
+      <w:pPr>
+        <w:shd w:val="clear" w:color="auto" w:fill="F3F4F6"/>
+        <w:spacing w:line="240" w:lineRule="auto"/>
+        <w:ind w:left="113" w:right="113"/>
+      </w:pPr>
+      <w:r>
+        <w:rPr>
+          <w:rFonts w:ascii="Consolas" w:eastAsia="Consolas" w:hAnsi="Consolas" w:cs="Consolas"/>
+          <w:sz w:val="17"/>
+          <w:szCs w:val="17"/>
+        </w:rPr>
+        <w:t xml:space="preserve">    COMMIT TRANSACTION;</w:t>
+      </w:r>
+    </w:p>
+    <w:p>
+      <w:pPr>
+        <w:shd w:val="clear" w:color="auto" w:fill="F3F4F6"/>
+        <w:spacing w:after="160" w:line="240" w:lineRule="auto"/>
+        <w:ind w:left="113" w:right="113"/>
+      </w:pPr>
+      <w:r>
+        <w:rPr>
+          <w:rFonts w:ascii="Consolas" w:eastAsia="Consolas" w:hAnsi="Consolas" w:cs="Consolas"/>
+          <w:sz w:val="17"/>
+          <w:szCs w:val="17"/>
+        </w:rPr>
+        <w:t>END</w:t>
+      </w:r>
+    </w:p>
+    <w:p>
+      <w:pPr>
+        <w:spacing w:after="120"/>
+        <w:ind w:firstLine="567"/>
+        <w:jc w:val="both"/>
+      </w:pPr>
+      <w:r>
+        <w:t>Hai trường hợp được thử nghiệm:</w:t>
+      </w:r>
+    </w:p>
+    <w:p>
+      <w:pPr>
+        <w:pStyle w:val="ListParagraph"/>
+        <w:numPr>
+          <w:ilvl w:val="0"/>
+          <w:numId w:val="2"/>
+        </w:numPr>
+        <w:spacing w:after="60"/>
+        <w:jc w:val="both"/>
+      </w:pPr>
+      <w:r>
+        <w:rPr>
+          <w:b/>
+          <w:bCs/>
+        </w:rPr>
+        <w:t>Thành công:</w:t>
+      </w:r>
+      <w:r>
+        <w:t xml:space="preserve"> khách KH007 (hạn mức 200.000.000 đồng, công nợ 86.100.000 đồng) mua một máy in giá 4.590.000 đồng. Đơn DH046 xuất hiện ở S1, đồng thời công nợ tại S0 tăng lên 90.690.000 đồng. Đơn mới cũng thấy được ngay qua view toàn cục v_DonHang.</w:t>
+      </w:r>
+    </w:p>
+    <w:p>
+      <w:pPr>
+        <w:pStyle w:val="ListParagraph"/>
+        <w:numPr>
+          <w:ilvl w:val="0"/>
+          <w:numId w:val="2"/>
+        </w:numPr>
+        <w:spacing w:after="60"/>
+        <w:jc w:val="both"/>
+      </w:pPr>
+      <w:r>
+        <w:rPr>
+          <w:b/>
+          <w:bCs/>
+        </w:rPr>
+        <w:t>Thất bại:</w:t>
+      </w:r>
+      <w:r>
+        <w:t xml:space="preserve"> khách KH022 (hạn mức 50.000.000 đồng, công nợ 30.900.000 đồng) mua hai laptop, tổng 33.980.000 đồng, vượt hạn mức. Thủ tục báo lỗi 50002 và giao dịch bị hủy trên </w:t>
+      </w:r>
+      <w:r>
+        <w:rPr>
+          <w:b/>
+          <w:bCs/>
+        </w:rPr>
+        <w:t>cả hai</w:t>
+      </w:r>
+      <w:r>
+        <w:t xml:space="preserve"> site: không có đơn DH047 ở S1, công nợ tại S0 giữ nguyên 30.900.000 đồng.</w:t>
+      </w:r>
+    </w:p>
+    <w:p>
+      <w:pPr>
+        <w:spacing w:after="120"/>
+        <w:ind w:firstLine="567"/>
+        <w:jc w:val="both"/>
+      </w:pPr>
+      <w:r>
+        <w:t>Trên cùng một instance, SQL Server tự đảm bảo tính nguyên tử cho giao dịch trên nhiều CSDL. Khi các site là các máy khác nhau nối qua Linked Server, giao dịch được điều phối bởi MSDTC theo giao thức cam kết hai pha (2PC).</w:t>
+      </w:r>
+    </w:p>
+    <w:p>
+      <w:pPr>
+        <w:keepNext/>
+        <w:spacing w:before="120" w:after="60"/>
+        <w:jc w:val="center"/>
+      </w:pPr>
+      <w:r>
+        <w:rPr>
+          <w:noProof/>
+        </w:rPr>
+        <w:lastRenderedPageBreak/>
+        <w:drawing>
+          <wp:inline distT="0" distB="0" distL="0" distR="0" wp14:anchorId="01E27C2B" wp14:editId="68C233B8">
+            <wp:extent cx="5619750" cy="4800600"/>
+            <wp:effectExtent l="0" t="0" r="0" b="0"/>
+            <wp:docPr id="17" name="Picture 17"/>
+            <wp:cNvGraphicFramePr>
+              <a:graphicFrameLocks xmlns:a="http://schemas.openxmlformats.org/drawingml/2006/main" noChangeAspect="1"/>
+            </wp:cNvGraphicFramePr>
+            <a:graphic xmlns:a="http://schemas.openxmlformats.org/drawingml/2006/main">
+              <a:graphicData uri="http://schemas.openxmlformats.org/drawingml/2006/picture">
+                <pic:pic xmlns:pic="http://schemas.openxmlformats.org/drawingml/2006/picture">
+                  <pic:nvPicPr>
+                    <pic:cNvPr id="0" name=""/>
+                    <pic:cNvPicPr>
+                      <a:picLocks noChangeAspect="1" noChangeArrowheads="1"/>
+                    </pic:cNvPicPr>
+                  </pic:nvPicPr>
+                  <pic:blipFill>
+                    <a:blip r:embed="rId25"/>
+                    <a:srcRect/>
+                    <a:stretch>
+                      <a:fillRect/>
+                    </a:stretch>
+                  </pic:blipFill>
+                  <pic:spPr bwMode="auto">
+                    <a:xfrm>
+                      <a:off x="0" y="0"/>
                       <a:ext cx="5619750" cy="4800600"/>
                     </a:xfrm>
                     <a:prstGeom prst="rect">
@@ -36759,7 +36794,7 @@
         <w:spacing w:after="160"/>
         <w:jc w:val="center"/>
       </w:pPr>
-      <w:bookmarkStart w:id="103" w:name="_Toc244258293"/>
+      <w:bookmarkStart w:id="103" w:name="_Toc244259673"/>
       <w:r>
         <w:rPr>
           <w:b/>
@@ -36782,7 +36817,7 @@
       <w:pPr>
         <w:pStyle w:val="Heading2"/>
       </w:pPr>
-      <w:bookmarkStart w:id="104" w:name="_Toc244258267"/>
+      <w:bookmarkStart w:id="104" w:name="_Toc244259647"/>
       <w:r>
         <w:t>4.8 Đánh giá</w:t>
       </w:r>
@@ -36947,7 +36982,7 @@
       <w:pPr>
         <w:pStyle w:val="Heading2"/>
       </w:pPr>
-      <w:bookmarkStart w:id="105" w:name="_Toc244258268"/>
+      <w:bookmarkStart w:id="105" w:name="_Toc244259648"/>
       <w:r>
         <w:t>4.9 Kết chương</w:t>
       </w:r>
@@ -36968,7 +37003,7 @@
         <w:pStyle w:val="Heading1"/>
         <w:pageBreakBefore/>
       </w:pPr>
-      <w:bookmarkStart w:id="106" w:name="_Toc244258269"/>
+      <w:bookmarkStart w:id="106" w:name="_Toc244259649"/>
       <w:r>
         <w:lastRenderedPageBreak/>
         <w:t>CHƯƠNG 5. KẾT LUẬN VÀ HƯỚNG PHÁT TRIỂN</w:t>
@@ -36979,7 +37014,7 @@
       <w:pPr>
         <w:pStyle w:val="Heading2"/>
       </w:pPr>
-      <w:bookmarkStart w:id="107" w:name="_Toc244258270"/>
+      <w:bookmarkStart w:id="107" w:name="_Toc244259650"/>
       <w:r>
         <w:t>5.1 Kết quả đạt được</w:t>
       </w:r>
@@ -37032,7 +37067,7 @@
       <w:pPr>
         <w:pStyle w:val="Heading2"/>
       </w:pPr>
-      <w:bookmarkStart w:id="108" w:name="_Toc244258271"/>
+      <w:bookmarkStart w:id="108" w:name="_Toc244259651"/>
       <w:r>
         <w:t>5.2 Hạn chế</w:t>
       </w:r>
@@ -37098,7 +37133,7 @@
       <w:pPr>
         <w:pStyle w:val="Heading2"/>
       </w:pPr>
-      <w:bookmarkStart w:id="109" w:name="_Toc244258272"/>
+      <w:bookmarkStart w:id="109" w:name="_Toc244259652"/>
       <w:r>
         <w:t>5.3 Hướng phát triển</w:t>
       </w:r>
@@ -37180,7 +37215,7 @@
         <w:pStyle w:val="Heading1"/>
         <w:pageBreakBefore/>
       </w:pPr>
-      <w:bookmarkStart w:id="110" w:name="_Toc244258273"/>
+      <w:bookmarkStart w:id="110" w:name="_Toc244259653"/>
       <w:r>
         <w:lastRenderedPageBreak/>
         <w:t>TÀI LIỆU THAM KHẢO</w:t>
@@ -37295,7 +37330,7 @@
         <w:pStyle w:val="Heading1"/>
         <w:pageBreakBefore/>
       </w:pPr>
-      <w:bookmarkStart w:id="111" w:name="_Toc244258274"/>
+      <w:bookmarkStart w:id="111" w:name="_Toc244259654"/>
       <w:r>
         <w:lastRenderedPageBreak/>
         <w:t>PHỤ LỤC</w:t>
@@ -37316,7 +37351,7 @@
       <w:pPr>
         <w:pStyle w:val="Heading2"/>
       </w:pPr>
-      <w:bookmarkStart w:id="112" w:name="_Toc244258275"/>
+      <w:bookmarkStart w:id="112" w:name="_Toc244259655"/>
       <w:r>
         <w:t>Phụ lục A. Script tái thiết và kiểm tra tính đúng đắn</w:t>
       </w:r>
@@ -44494,7 +44529,7 @@
       <w:pPr>
         <w:pStyle w:val="Heading2"/>
       </w:pPr>
-      <w:bookmarkStart w:id="113" w:name="_Toc244258276"/>
+      <w:bookmarkStart w:id="113" w:name="_Toc244259656"/>
       <w:r>
         <w:t>Phụ lục B. Script truy vấn minh họa và giao dịch phân tán</w:t>
       </w:r>
@@ -52169,8 +52204,8 @@
       </w:r>
     </w:p>
     <w:sectPr>
-      <w:headerReference w:type="default" r:id="rId25"/>
-      <w:footerReference w:type="default" r:id="rId26"/>
+      <w:headerReference w:type="default" r:id="rId26"/>
+      <w:footerReference w:type="default" r:id="rId27"/>
       <w:pgSz w:w="11906" w:h="16838"/>
       <w:pgMar w:top="1134" w:right="1134" w:bottom="1134" w:left="1701" w:header="567" w:footer="567" w:gutter="0"/>
       <w:pgNumType w:start="1"/>
@@ -52348,96 +52383,10 @@
 <file path=word/numbering.xml><?xml version="1.0" encoding="utf-8"?>
 <w:numbering xmlns:wpc="http://schemas.microsoft.com/office/word/2010/wordprocessingCanvas" xmlns:cx="http://schemas.microsoft.com/office/drawing/2014/chartex" xmlns:cx1="http://schemas.microsoft.com/office/drawing/2015/9/8/chartex" xmlns:cx2="http://schemas.microsoft.com/office/drawing/2015/10/21/chartex" xmlns:cx3="http://schemas.microsoft.com/office/drawing/2016/5/9/chartex" xmlns:cx4="http://schemas.microsoft.com/office/drawing/2016/5/10/chartex" xmlns:cx5="http://schemas.microsoft.com/office/drawing/2016/5/11/chartex" xmlns:cx6="http://schemas.microsoft.com/office/drawing/2016/5/12/chartex" xmlns:cx7="http://schemas.microsoft.com/office/drawing/2016/5/13/chartex" xmlns:cx8="http://schemas.microsoft.com/office/drawing/2016/5/14/chartex" xmlns:mc="http://schemas.openxmlformats.org/markup-compatibility/2006" xmlns:aink="http://schemas.microsoft.com/office/drawing/2016/ink" xmlns:am3d="http://schemas.microsoft.com/office/drawing/2017/model3d" xmlns:o="urn:schemas-microsoft-com:office:office" xmlns:oel="http://schemas.microsoft.com/office/2019/extlst" xmlns:r="http://schemas.openxmlformats.org/officeDocument/2006/relationships" xmlns:m="http://schemas.openxmlformats.org/officeDocument/2006/math" xmlns:v="urn:schemas-microsoft-com:vml" xmlns:wp14="http://schemas.microsoft.com/office/word/2010/wordprocessingDrawing" xmlns:wp="http://schemas.openxmlformats.org/drawingml/2006/wordprocessingDrawing" xmlns:w10="urn:schemas-microsoft-com:office:word" xmlns:w="http://schemas.openxmlformats.org/wordprocessingml/2006/main" xmlns:w14="http://schemas.microsoft.com/office/word/2010/wordml" xmlns:w15="http://schemas.microsoft.com/office/word/2012/wordml" xmlns:w16cex="http://schemas.microsoft.com/office/word/2018/wordml/cex" xmlns:w16cid="http://schemas.microsoft.com/office/word/2016/wordml/cid" xmlns:w16="http://schemas.microsoft.com/office/word/2018/wordml" xmlns:w16sdtdh="http://schemas.microsoft.com/office/word/2020/wordml/sdtdatahash" xmlns:w16se="http://schemas.microsoft.com/office/word/2015/wordml/symex" xmlns:wpg="http://schemas.microsoft.com/office/word/2010/wordprocessingGroup" xmlns:wpi="http://schemas.microsoft.com/office/word/2010/wordprocessingInk" xmlns:wne="http://schemas.microsoft.com/office/word/2006/wordml" xmlns:wps="http://schemas.microsoft.com/office/word/2010/wordprocessingShape" mc:Ignorable="w14 w15 w16se w16cid w16 w16cex w16sdtdh wp14">
   <w:abstractNum w:abstractNumId="0" w15:restartNumberingAfterBreak="0">
-    <w:nsid w:val="247D07E8"/>
+    <w:nsid w:val="23A40074"/>
     <w:multiLevelType w:val="hybridMultilevel"/>
-    <w:tmpl w:val="1494CE04"/>
-    <w:lvl w:ilvl="0" w:tplc="0FF477D2" w:tentative="1">
-      <w:start w:val="1"/>
-      <w:numFmt w:val="bullet"/>
-      <w:lvlText w:val="●"/>
-      <w:lvlJc w:val="left"/>
-      <w:pPr>
-        <w:ind w:left="720" w:hanging="360"/>
-      </w:pPr>
-    </w:lvl>
-    <w:lvl w:ilvl="1" w:tplc="1A323054" w:tentative="1">
-      <w:start w:val="1"/>
-      <w:numFmt w:val="bullet"/>
-      <w:lvlText w:val="○"/>
-      <w:lvlJc w:val="left"/>
-      <w:pPr>
-        <w:ind w:left="1440" w:hanging="360"/>
-      </w:pPr>
-    </w:lvl>
-    <w:lvl w:ilvl="2" w:tplc="6A2A33CA" w:tentative="1">
-      <w:start w:val="1"/>
-      <w:numFmt w:val="bullet"/>
-      <w:lvlText w:val="■"/>
-      <w:lvlJc w:val="left"/>
-      <w:pPr>
-        <w:ind w:left="2160" w:hanging="360"/>
-      </w:pPr>
-    </w:lvl>
-    <w:lvl w:ilvl="3" w:tplc="136A3266" w:tentative="1">
-      <w:start w:val="1"/>
-      <w:numFmt w:val="bullet"/>
-      <w:lvlText w:val="●"/>
-      <w:lvlJc w:val="left"/>
-      <w:pPr>
-        <w:ind w:left="2880" w:hanging="360"/>
-      </w:pPr>
-    </w:lvl>
-    <w:lvl w:ilvl="4" w:tplc="BB729144" w:tentative="1">
-      <w:start w:val="1"/>
-      <w:numFmt w:val="bullet"/>
-      <w:lvlText w:val="○"/>
-      <w:lvlJc w:val="left"/>
-      <w:pPr>
-        <w:ind w:left="3600" w:hanging="360"/>
-      </w:pPr>
-    </w:lvl>
-    <w:lvl w:ilvl="5" w:tplc="557E4A0C" w:tentative="1">
-      <w:start w:val="1"/>
-      <w:numFmt w:val="bullet"/>
-      <w:lvlText w:val="■"/>
-      <w:lvlJc w:val="left"/>
-      <w:pPr>
-        <w:ind w:left="4320" w:hanging="360"/>
-      </w:pPr>
-    </w:lvl>
-    <w:lvl w:ilvl="6" w:tplc="3A3EC99C" w:tentative="1">
-      <w:start w:val="1"/>
-      <w:numFmt w:val="bullet"/>
-      <w:lvlText w:val="●"/>
-      <w:lvlJc w:val="left"/>
-      <w:pPr>
-        <w:ind w:left="5040" w:hanging="360"/>
-      </w:pPr>
-    </w:lvl>
-    <w:lvl w:ilvl="7" w:tplc="F79E2DB4" w:tentative="1">
-      <w:start w:val="1"/>
-      <w:numFmt w:val="bullet"/>
-      <w:lvlText w:val="●"/>
-      <w:lvlJc w:val="left"/>
-      <w:pPr>
-        <w:ind w:left="5760" w:hanging="360"/>
-      </w:pPr>
-    </w:lvl>
-    <w:lvl w:ilvl="8" w:tplc="B5CA7420" w:tentative="1">
-      <w:start w:val="1"/>
-      <w:numFmt w:val="bullet"/>
-      <w:lvlText w:val="●"/>
-      <w:lvlJc w:val="left"/>
-      <w:pPr>
-        <w:ind w:left="6480" w:hanging="360"/>
-      </w:pPr>
-    </w:lvl>
-  </w:abstractNum>
-  <w:abstractNum w:abstractNumId="1" w15:restartNumberingAfterBreak="0">
-    <w:nsid w:val="265C5FF2"/>
-    <w:multiLevelType w:val="hybridMultilevel"/>
-    <w:tmpl w:val="463E27C6"/>
-    <w:lvl w:ilvl="0" w:tplc="1E529B10">
+    <w:tmpl w:val="2842DF24"/>
+    <w:lvl w:ilvl="0" w:tplc="E6A6F2E4">
       <w:start w:val="1"/>
       <w:numFmt w:val="decimal"/>
       <w:lvlText w:val="%1."/>
@@ -52446,52 +52395,138 @@
         <w:ind w:left="720" w:hanging="360"/>
       </w:pPr>
     </w:lvl>
-    <w:lvl w:ilvl="1" w:tplc="3AA06DFE">
+    <w:lvl w:ilvl="1" w:tplc="B0C6430A">
       <w:numFmt w:val="decimal"/>
       <w:lvlText w:val=""/>
       <w:lvlJc w:val="left"/>
     </w:lvl>
-    <w:lvl w:ilvl="2" w:tplc="42F40B50">
+    <w:lvl w:ilvl="2" w:tplc="5924330E">
       <w:numFmt w:val="decimal"/>
       <w:lvlText w:val=""/>
       <w:lvlJc w:val="left"/>
     </w:lvl>
-    <w:lvl w:ilvl="3" w:tplc="3D987B1E">
+    <w:lvl w:ilvl="3" w:tplc="22D81E04">
       <w:numFmt w:val="decimal"/>
       <w:lvlText w:val=""/>
       <w:lvlJc w:val="left"/>
     </w:lvl>
-    <w:lvl w:ilvl="4" w:tplc="B666E494">
+    <w:lvl w:ilvl="4" w:tplc="FEC67474">
       <w:numFmt w:val="decimal"/>
       <w:lvlText w:val=""/>
       <w:lvlJc w:val="left"/>
     </w:lvl>
-    <w:lvl w:ilvl="5" w:tplc="92A8D83E">
+    <w:lvl w:ilvl="5" w:tplc="E1DEC42C">
       <w:numFmt w:val="decimal"/>
       <w:lvlText w:val=""/>
       <w:lvlJc w:val="left"/>
     </w:lvl>
-    <w:lvl w:ilvl="6" w:tplc="64F2303C">
+    <w:lvl w:ilvl="6" w:tplc="669E4C86">
       <w:numFmt w:val="decimal"/>
       <w:lvlText w:val=""/>
       <w:lvlJc w:val="left"/>
     </w:lvl>
-    <w:lvl w:ilvl="7" w:tplc="D2384C9A">
+    <w:lvl w:ilvl="7" w:tplc="09E04FC0">
       <w:numFmt w:val="decimal"/>
       <w:lvlText w:val=""/>
       <w:lvlJc w:val="left"/>
     </w:lvl>
-    <w:lvl w:ilvl="8" w:tplc="09FEB838">
+    <w:lvl w:ilvl="8" w:tplc="E2E62930">
       <w:numFmt w:val="decimal"/>
       <w:lvlText w:val=""/>
       <w:lvlJc w:val="left"/>
     </w:lvl>
   </w:abstractNum>
+  <w:abstractNum w:abstractNumId="1" w15:restartNumberingAfterBreak="0">
+    <w:nsid w:val="2F2966C4"/>
+    <w:multiLevelType w:val="hybridMultilevel"/>
+    <w:tmpl w:val="8F08C0FC"/>
+    <w:lvl w:ilvl="0" w:tplc="3DC2C9E8" w:tentative="1">
+      <w:start w:val="1"/>
+      <w:numFmt w:val="bullet"/>
+      <w:lvlText w:val="●"/>
+      <w:lvlJc w:val="left"/>
+      <w:pPr>
+        <w:ind w:left="720" w:hanging="360"/>
+      </w:pPr>
+    </w:lvl>
+    <w:lvl w:ilvl="1" w:tplc="7F7EA494" w:tentative="1">
+      <w:start w:val="1"/>
+      <w:numFmt w:val="bullet"/>
+      <w:lvlText w:val="○"/>
+      <w:lvlJc w:val="left"/>
+      <w:pPr>
+        <w:ind w:left="1440" w:hanging="360"/>
+      </w:pPr>
+    </w:lvl>
+    <w:lvl w:ilvl="2" w:tplc="308AAA40" w:tentative="1">
+      <w:start w:val="1"/>
+      <w:numFmt w:val="bullet"/>
+      <w:lvlText w:val="■"/>
+      <w:lvlJc w:val="left"/>
+      <w:pPr>
+        <w:ind w:left="2160" w:hanging="360"/>
+      </w:pPr>
+    </w:lvl>
+    <w:lvl w:ilvl="3" w:tplc="FD44AA76" w:tentative="1">
+      <w:start w:val="1"/>
+      <w:numFmt w:val="bullet"/>
+      <w:lvlText w:val="●"/>
+      <w:lvlJc w:val="left"/>
+      <w:pPr>
+        <w:ind w:left="2880" w:hanging="360"/>
+      </w:pPr>
+    </w:lvl>
+    <w:lvl w:ilvl="4" w:tplc="13EEFE34" w:tentative="1">
+      <w:start w:val="1"/>
+      <w:numFmt w:val="bullet"/>
+      <w:lvlText w:val="○"/>
+      <w:lvlJc w:val="left"/>
+      <w:pPr>
+        <w:ind w:left="3600" w:hanging="360"/>
+      </w:pPr>
+    </w:lvl>
+    <w:lvl w:ilvl="5" w:tplc="B4747BE8" w:tentative="1">
+      <w:start w:val="1"/>
+      <w:numFmt w:val="bullet"/>
+      <w:lvlText w:val="■"/>
+      <w:lvlJc w:val="left"/>
+      <w:pPr>
+        <w:ind w:left="4320" w:hanging="360"/>
+      </w:pPr>
+    </w:lvl>
+    <w:lvl w:ilvl="6" w:tplc="FB88152C" w:tentative="1">
+      <w:start w:val="1"/>
+      <w:numFmt w:val="bullet"/>
+      <w:lvlText w:val="●"/>
+      <w:lvlJc w:val="left"/>
+      <w:pPr>
+        <w:ind w:left="5040" w:hanging="360"/>
+      </w:pPr>
+    </w:lvl>
+    <w:lvl w:ilvl="7" w:tplc="8C0AFE46" w:tentative="1">
+      <w:start w:val="1"/>
+      <w:numFmt w:val="bullet"/>
+      <w:lvlText w:val="●"/>
+      <w:lvlJc w:val="left"/>
+      <w:pPr>
+        <w:ind w:left="5760" w:hanging="360"/>
+      </w:pPr>
+    </w:lvl>
+    <w:lvl w:ilvl="8" w:tplc="76C4CCE0" w:tentative="1">
+      <w:start w:val="1"/>
+      <w:numFmt w:val="bullet"/>
+      <w:lvlText w:val="●"/>
+      <w:lvlJc w:val="left"/>
+      <w:pPr>
+        <w:ind w:left="6480" w:hanging="360"/>
+      </w:pPr>
+    </w:lvl>
+  </w:abstractNum>
   <w:abstractNum w:abstractNumId="2" w15:restartNumberingAfterBreak="0">
-    <w:nsid w:val="712C7EDB"/>
+    <w:nsid w:val="405A00FC"/>
     <w:multiLevelType w:val="hybridMultilevel"/>
-    <w:tmpl w:val="EA544E1E"/>
-    <w:lvl w:ilvl="0" w:tplc="69E024E2">
+    <w:tmpl w:val="F8883192"/>
+    <w:lvl w:ilvl="0" w:tplc="3AA41C4C">
       <w:start w:val="1"/>
       <w:numFmt w:val="bullet"/>
       <w:lvlText w:val="–"/>
@@ -52500,7 +52535,7 @@
         <w:ind w:left="720" w:hanging="360"/>
       </w:pPr>
     </w:lvl>
-    <w:lvl w:ilvl="1" w:tplc="69EE57E2" w:tentative="1">
+    <w:lvl w:ilvl="1" w:tplc="FA923CDE" w:tentative="1">
       <w:start w:val="1"/>
       <w:numFmt w:val="bullet"/>
       <w:lvlText w:val="+"/>
@@ -52509,49 +52544,49 @@
         <w:ind w:left="1260" w:hanging="360"/>
       </w:pPr>
     </w:lvl>
-    <w:lvl w:ilvl="2" w:tplc="E5DA5ADA">
+    <w:lvl w:ilvl="2" w:tplc="9E967812">
       <w:numFmt w:val="decimal"/>
       <w:lvlText w:val=""/>
       <w:lvlJc w:val="left"/>
     </w:lvl>
-    <w:lvl w:ilvl="3" w:tplc="EB0250D2">
+    <w:lvl w:ilvl="3" w:tplc="D18C780A">
       <w:numFmt w:val="decimal"/>
       <w:lvlText w:val=""/>
       <w:lvlJc w:val="left"/>
     </w:lvl>
-    <w:lvl w:ilvl="4" w:tplc="DA824DFE">
+    <w:lvl w:ilvl="4" w:tplc="950089A0">
       <w:numFmt w:val="decimal"/>
       <w:lvlText w:val=""/>
       <w:lvlJc w:val="left"/>
     </w:lvl>
-    <w:lvl w:ilvl="5" w:tplc="810E8BD6">
+    <w:lvl w:ilvl="5" w:tplc="643A9976">
       <w:numFmt w:val="decimal"/>
       <w:lvlText w:val=""/>
       <w:lvlJc w:val="left"/>
     </w:lvl>
-    <w:lvl w:ilvl="6" w:tplc="14FC46CE">
+    <w:lvl w:ilvl="6" w:tplc="B75CCC8E">
       <w:numFmt w:val="decimal"/>
       <w:lvlText w:val=""/>
       <w:lvlJc w:val="left"/>
     </w:lvl>
-    <w:lvl w:ilvl="7" w:tplc="BC9AD544">
+    <w:lvl w:ilvl="7" w:tplc="DE702A4E">
       <w:numFmt w:val="decimal"/>
       <w:lvlText w:val=""/>
       <w:lvlJc w:val="left"/>
     </w:lvl>
-    <w:lvl w:ilvl="8" w:tplc="1DAA8994">
+    <w:lvl w:ilvl="8" w:tplc="56822460">
       <w:numFmt w:val="decimal"/>
       <w:lvlText w:val=""/>
       <w:lvlJc w:val="left"/>
     </w:lvl>
   </w:abstractNum>
-  <w:num w:numId="1" w16cid:durableId="250430433">
-    <w:abstractNumId w:val="0"/>
+  <w:num w:numId="1" w16cid:durableId="894050942">
+    <w:abstractNumId w:val="1"/>
     <w:lvlOverride w:ilvl="0">
       <w:startOverride w:val="1"/>
     </w:lvlOverride>
   </w:num>
-  <w:num w:numId="2" w16cid:durableId="625164024">
+  <w:num w:numId="2" w16cid:durableId="596211786">
     <w:abstractNumId w:val="2"/>
     <w:lvlOverride w:ilvl="0">
       <w:startOverride w:val="1"/>
@@ -52560,20 +52595,20 @@
       <w:startOverride w:val="1"/>
     </w:lvlOverride>
   </w:num>
-  <w:num w:numId="3" w16cid:durableId="540869717">
-    <w:abstractNumId w:val="1"/>
+  <w:num w:numId="3" w16cid:durableId="1300768308">
+    <w:abstractNumId w:val="0"/>
     <w:lvlOverride w:ilvl="0">
       <w:startOverride w:val="1"/>
     </w:lvlOverride>
   </w:num>
-  <w:num w:numId="4" w16cid:durableId="563369398">
-    <w:abstractNumId w:val="1"/>
+  <w:num w:numId="4" w16cid:durableId="614942859">
+    <w:abstractNumId w:val="0"/>
     <w:lvlOverride w:ilvl="0">
       <w:startOverride w:val="1"/>
     </w:lvlOverride>
   </w:num>
-  <w:num w:numId="5" w16cid:durableId="755052604">
-    <w:abstractNumId w:val="1"/>
+  <w:num w:numId="5" w16cid:durableId="1108963749">
+    <w:abstractNumId w:val="0"/>
     <w:lvlOverride w:ilvl="0">
       <w:startOverride w:val="1"/>
     </w:lvlOverride>

--- a/docs/BaoCao_PhanManhHonHop.docx
+++ b/docs/BaoCao_PhanManhHonHop.docx
@@ -43,16 +43,51 @@
     </w:p>
     <w:p>
       <w:pPr>
-        <w:spacing w:after="900"/>
+        <w:spacing w:after="700"/>
         <w:jc w:val="center"/>
       </w:pPr>
       <w:r>
         <w:rPr>
-          <w:i/>
-          <w:iCs/>
-          <w:highlight w:val="yellow"/>
-        </w:rPr>
-        <w:t>[Chèn logo HUTECH]</w:t>
+          <w:noProof/>
+        </w:rPr>
+        <w:drawing>
+          <wp:inline distT="0" distB="0" distL="0" distR="0" wp14:anchorId="658ACDBC" wp14:editId="1903923F">
+            <wp:extent cx="2714625" cy="676275"/>
+            <wp:effectExtent l="0" t="0" r="0" b="0"/>
+            <wp:docPr id="18" name="Picture 18"/>
+            <wp:cNvGraphicFramePr>
+              <a:graphicFrameLocks xmlns:a="http://schemas.openxmlformats.org/drawingml/2006/main" noChangeAspect="1"/>
+            </wp:cNvGraphicFramePr>
+            <a:graphic xmlns:a="http://schemas.openxmlformats.org/drawingml/2006/main">
+              <a:graphicData uri="http://schemas.openxmlformats.org/drawingml/2006/picture">
+                <pic:pic xmlns:pic="http://schemas.openxmlformats.org/drawingml/2006/picture">
+                  <pic:nvPicPr>
+                    <pic:cNvPr id="0" name=""/>
+                    <pic:cNvPicPr>
+                      <a:picLocks noChangeAspect="1" noChangeArrowheads="1"/>
+                    </pic:cNvPicPr>
+                  </pic:nvPicPr>
+                  <pic:blipFill>
+                    <a:blip r:embed="rId7"/>
+                    <a:srcRect/>
+                    <a:stretch>
+                      <a:fillRect/>
+                    </a:stretch>
+                  </pic:blipFill>
+                  <pic:spPr bwMode="auto">
+                    <a:xfrm>
+                      <a:off x="0" y="0"/>
+                      <a:ext cx="2714625" cy="676275"/>
+                    </a:xfrm>
+                    <a:prstGeom prst="rect">
+                      <a:avLst/>
+                    </a:prstGeom>
+                  </pic:spPr>
+                </pic:pic>
+              </a:graphicData>
+            </a:graphic>
+          </wp:inline>
+        </w:drawing>
       </w:r>
     </w:p>
     <w:p>
@@ -204,7 +239,7 @@
       </w:r>
       <w:r>
         <w:tab/>
-        <w:t>………………</w:t>
+        <w:t>23DTHE3</w:t>
       </w:r>
     </w:p>
     <w:p>
@@ -1153,7 +1188,7 @@
     <w:sdt>
       <w:sdtPr>
         <w:alias w:val="Mục lục"/>
-        <w:id w:val="514741298"/>
+        <w:id w:val="79027882"/>
       </w:sdtPr>
       <w:sdtEndPr/>
       <w:sdtContent>
@@ -1181,7 +1216,7 @@
           <w:r>
             <w:fldChar w:fldCharType="separate"/>
           </w:r>
-          <w:hyperlink w:anchor="_Toc244208323" w:history="1">
+          <w:hyperlink w:anchor="_Toc244259578" w:history="1">
             <w:r>
               <w:rPr>
                 <w:rStyle w:val="Hyperlink"/>
@@ -1205,7 +1240,7 @@
               <w:rPr>
                 <w:noProof/>
               </w:rPr>
-              <w:instrText xml:space="preserve"> PAGEREF _Toc244208323 \h </w:instrText>
+              <w:instrText xml:space="preserve"> PAGEREF _Toc244259578 \h </w:instrText>
             </w:r>
             <w:r>
               <w:rPr>
@@ -1247,7 +1282,7 @@
               <w14:ligatures w14:val="standardContextual"/>
             </w:rPr>
           </w:pPr>
-          <w:hyperlink w:anchor="_Toc244208324" w:history="1">
+          <w:hyperlink w:anchor="_Toc244259579" w:history="1">
             <w:r>
               <w:rPr>
                 <w:rStyle w:val="Hyperlink"/>
@@ -1271,7 +1306,7 @@
               <w:rPr>
                 <w:noProof/>
               </w:rPr>
-              <w:instrText xml:space="preserve"> PAGEREF _Toc244208324 \h </w:instrText>
+              <w:instrText xml:space="preserve"> PAGEREF _Toc244259579 \h </w:instrText>
             </w:r>
             <w:r>
               <w:rPr>
@@ -1313,7 +1348,7 @@
               <w14:ligatures w14:val="standardContextual"/>
             </w:rPr>
           </w:pPr>
-          <w:hyperlink w:anchor="_Toc244208325" w:history="1">
+          <w:hyperlink w:anchor="_Toc244259580" w:history="1">
             <w:r>
               <w:rPr>
                 <w:rStyle w:val="Hyperlink"/>
@@ -1337,7 +1372,7 @@
               <w:rPr>
                 <w:noProof/>
               </w:rPr>
-              <w:instrText xml:space="preserve"> PAGEREF _Toc244208325 \h </w:instrText>
+              <w:instrText xml:space="preserve"> PAGEREF _Toc244259580 \h </w:instrText>
             </w:r>
             <w:r>
               <w:rPr>
@@ -1379,7 +1414,7 @@
               <w14:ligatures w14:val="standardContextual"/>
             </w:rPr>
           </w:pPr>
-          <w:hyperlink w:anchor="_Toc244208326" w:history="1">
+          <w:hyperlink w:anchor="_Toc244259581" w:history="1">
             <w:r>
               <w:rPr>
                 <w:rStyle w:val="Hyperlink"/>
@@ -1403,7 +1438,7 @@
               <w:rPr>
                 <w:noProof/>
               </w:rPr>
-              <w:instrText xml:space="preserve"> PAGEREF _Toc244208326 \h </w:instrText>
+              <w:instrText xml:space="preserve"> PAGEREF _Toc244259581 \h </w:instrText>
             </w:r>
             <w:r>
               <w:rPr>
@@ -1445,7 +1480,7 @@
               <w14:ligatures w14:val="standardContextual"/>
             </w:rPr>
           </w:pPr>
-          <w:hyperlink w:anchor="_Toc244208327" w:history="1">
+          <w:hyperlink w:anchor="_Toc244259582" w:history="1">
             <w:r>
               <w:rPr>
                 <w:rStyle w:val="Hyperlink"/>
@@ -1469,7 +1504,7 @@
               <w:rPr>
                 <w:noProof/>
               </w:rPr>
-              <w:instrText xml:space="preserve"> PAGEREF _Toc244208327 \h </w:instrText>
+              <w:instrText xml:space="preserve"> PAGEREF _Toc244259582 \h </w:instrText>
             </w:r>
             <w:r>
               <w:rPr>
@@ -1511,7 +1546,7 @@
               <w14:ligatures w14:val="standardContextual"/>
             </w:rPr>
           </w:pPr>
-          <w:hyperlink w:anchor="_Toc244208328" w:history="1">
+          <w:hyperlink w:anchor="_Toc244259583" w:history="1">
             <w:r>
               <w:rPr>
                 <w:rStyle w:val="Hyperlink"/>
@@ -1535,7 +1570,7 @@
               <w:rPr>
                 <w:noProof/>
               </w:rPr>
-              <w:instrText xml:space="preserve"> PAGEREF _Toc244208328 \h </w:instrText>
+              <w:instrText xml:space="preserve"> PAGEREF _Toc244259583 \h </w:instrText>
             </w:r>
             <w:r>
               <w:rPr>
@@ -1577,7 +1612,7 @@
               <w14:ligatures w14:val="standardContextual"/>
             </w:rPr>
           </w:pPr>
-          <w:hyperlink w:anchor="_Toc244208329" w:history="1">
+          <w:hyperlink w:anchor="_Toc244259584" w:history="1">
             <w:r>
               <w:rPr>
                 <w:rStyle w:val="Hyperlink"/>
@@ -1601,7 +1636,7 @@
               <w:rPr>
                 <w:noProof/>
               </w:rPr>
-              <w:instrText xml:space="preserve"> PAGEREF _Toc244208329 \h </w:instrText>
+              <w:instrText xml:space="preserve"> PAGEREF _Toc244259584 \h </w:instrText>
             </w:r>
             <w:r>
               <w:rPr>
@@ -1643,7 +1678,7 @@
               <w14:ligatures w14:val="standardContextual"/>
             </w:rPr>
           </w:pPr>
-          <w:hyperlink w:anchor="_Toc244208330" w:history="1">
+          <w:hyperlink w:anchor="_Toc244259585" w:history="1">
             <w:r>
               <w:rPr>
                 <w:rStyle w:val="Hyperlink"/>
@@ -1667,7 +1702,7 @@
               <w:rPr>
                 <w:noProof/>
               </w:rPr>
-              <w:instrText xml:space="preserve"> PAGEREF _Toc244208330 \h </w:instrText>
+              <w:instrText xml:space="preserve"> PAGEREF _Toc244259585 \h </w:instrText>
             </w:r>
             <w:r>
               <w:rPr>
@@ -1709,7 +1744,7 @@
               <w14:ligatures w14:val="standardContextual"/>
             </w:rPr>
           </w:pPr>
-          <w:hyperlink w:anchor="_Toc244208331" w:history="1">
+          <w:hyperlink w:anchor="_Toc244259586" w:history="1">
             <w:r>
               <w:rPr>
                 <w:rStyle w:val="Hyperlink"/>
@@ -1733,7 +1768,7 @@
               <w:rPr>
                 <w:noProof/>
               </w:rPr>
-              <w:instrText xml:space="preserve"> PAGEREF _Toc244208331 \h </w:instrText>
+              <w:instrText xml:space="preserve"> PAGEREF _Toc244259586 \h </w:instrText>
             </w:r>
             <w:r>
               <w:rPr>
@@ -1775,7 +1810,7 @@
               <w14:ligatures w14:val="standardContextual"/>
             </w:rPr>
           </w:pPr>
-          <w:hyperlink w:anchor="_Toc244208332" w:history="1">
+          <w:hyperlink w:anchor="_Toc244259587" w:history="1">
             <w:r>
               <w:rPr>
                 <w:rStyle w:val="Hyperlink"/>
@@ -1799,7 +1834,7 @@
               <w:rPr>
                 <w:noProof/>
               </w:rPr>
-              <w:instrText xml:space="preserve"> PAGEREF _Toc244208332 \h </w:instrText>
+              <w:instrText xml:space="preserve"> PAGEREF _Toc244259587 \h </w:instrText>
             </w:r>
             <w:r>
               <w:rPr>
@@ -1841,7 +1876,7 @@
               <w14:ligatures w14:val="standardContextual"/>
             </w:rPr>
           </w:pPr>
-          <w:hyperlink w:anchor="_Toc244208333" w:history="1">
+          <w:hyperlink w:anchor="_Toc244259588" w:history="1">
             <w:r>
               <w:rPr>
                 <w:rStyle w:val="Hyperlink"/>
@@ -1865,7 +1900,7 @@
               <w:rPr>
                 <w:noProof/>
               </w:rPr>
-              <w:instrText xml:space="preserve"> PAGEREF _Toc244208333 \h </w:instrText>
+              <w:instrText xml:space="preserve"> PAGEREF _Toc244259588 \h </w:instrText>
             </w:r>
             <w:r>
               <w:rPr>
@@ -1907,7 +1942,7 @@
               <w14:ligatures w14:val="standardContextual"/>
             </w:rPr>
           </w:pPr>
-          <w:hyperlink w:anchor="_Toc244208334" w:history="1">
+          <w:hyperlink w:anchor="_Toc244259589" w:history="1">
             <w:r>
               <w:rPr>
                 <w:rStyle w:val="Hyperlink"/>
@@ -1931,7 +1966,7 @@
               <w:rPr>
                 <w:noProof/>
               </w:rPr>
-              <w:instrText xml:space="preserve"> PAGEREF _Toc244208334 \h </w:instrText>
+              <w:instrText xml:space="preserve"> PAGEREF _Toc244259589 \h </w:instrText>
             </w:r>
             <w:r>
               <w:rPr>
@@ -1973,7 +2008,7 @@
               <w14:ligatures w14:val="standardContextual"/>
             </w:rPr>
           </w:pPr>
-          <w:hyperlink w:anchor="_Toc244208335" w:history="1">
+          <w:hyperlink w:anchor="_Toc244259590" w:history="1">
             <w:r>
               <w:rPr>
                 <w:rStyle w:val="Hyperlink"/>
@@ -1997,7 +2032,7 @@
               <w:rPr>
                 <w:noProof/>
               </w:rPr>
-              <w:instrText xml:space="preserve"> PAGEREF _Toc244208335 \h </w:instrText>
+              <w:instrText xml:space="preserve"> PAGEREF _Toc244259590 \h </w:instrText>
             </w:r>
             <w:r>
               <w:rPr>
@@ -2039,7 +2074,7 @@
               <w14:ligatures w14:val="standardContextual"/>
             </w:rPr>
           </w:pPr>
-          <w:hyperlink w:anchor="_Toc244208336" w:history="1">
+          <w:hyperlink w:anchor="_Toc244259591" w:history="1">
             <w:r>
               <w:rPr>
                 <w:rStyle w:val="Hyperlink"/>
@@ -2063,7 +2098,7 @@
               <w:rPr>
                 <w:noProof/>
               </w:rPr>
-              <w:instrText xml:space="preserve"> PAGEREF _Toc244208336 \h </w:instrText>
+              <w:instrText xml:space="preserve"> PAGEREF _Toc244259591 \h </w:instrText>
             </w:r>
             <w:r>
               <w:rPr>
@@ -2105,7 +2140,7 @@
               <w14:ligatures w14:val="standardContextual"/>
             </w:rPr>
           </w:pPr>
-          <w:hyperlink w:anchor="_Toc244208337" w:history="1">
+          <w:hyperlink w:anchor="_Toc244259592" w:history="1">
             <w:r>
               <w:rPr>
                 <w:rStyle w:val="Hyperlink"/>
@@ -2129,7 +2164,7 @@
               <w:rPr>
                 <w:noProof/>
               </w:rPr>
-              <w:instrText xml:space="preserve"> PAGEREF _Toc244208337 \h </w:instrText>
+              <w:instrText xml:space="preserve"> PAGEREF _Toc244259592 \h </w:instrText>
             </w:r>
             <w:r>
               <w:rPr>
@@ -2171,7 +2206,7 @@
               <w14:ligatures w14:val="standardContextual"/>
             </w:rPr>
           </w:pPr>
-          <w:hyperlink w:anchor="_Toc244208338" w:history="1">
+          <w:hyperlink w:anchor="_Toc244259593" w:history="1">
             <w:r>
               <w:rPr>
                 <w:rStyle w:val="Hyperlink"/>
@@ -2195,7 +2230,7 @@
               <w:rPr>
                 <w:noProof/>
               </w:rPr>
-              <w:instrText xml:space="preserve"> PAGEREF _Toc244208338 \h </w:instrText>
+              <w:instrText xml:space="preserve"> PAGEREF _Toc244259593 \h </w:instrText>
             </w:r>
             <w:r>
               <w:rPr>
@@ -2237,7 +2272,7 @@
               <w14:ligatures w14:val="standardContextual"/>
             </w:rPr>
           </w:pPr>
-          <w:hyperlink w:anchor="_Toc244208339" w:history="1">
+          <w:hyperlink w:anchor="_Toc244259594" w:history="1">
             <w:r>
               <w:rPr>
                 <w:rStyle w:val="Hyperlink"/>
@@ -2261,7 +2296,7 @@
               <w:rPr>
                 <w:noProof/>
               </w:rPr>
-              <w:instrText xml:space="preserve"> PAGEREF _Toc244208339 \h </w:instrText>
+              <w:instrText xml:space="preserve"> PAGEREF _Toc244259594 \h </w:instrText>
             </w:r>
             <w:r>
               <w:rPr>
@@ -2303,7 +2338,7 @@
               <w14:ligatures w14:val="standardContextual"/>
             </w:rPr>
           </w:pPr>
-          <w:hyperlink w:anchor="_Toc244208340" w:history="1">
+          <w:hyperlink w:anchor="_Toc244259595" w:history="1">
             <w:r>
               <w:rPr>
                 <w:rStyle w:val="Hyperlink"/>
@@ -2327,7 +2362,7 @@
               <w:rPr>
                 <w:noProof/>
               </w:rPr>
-              <w:instrText xml:space="preserve"> PAGEREF _Toc244208340 \h </w:instrText>
+              <w:instrText xml:space="preserve"> PAGEREF _Toc244259595 \h </w:instrText>
             </w:r>
             <w:r>
               <w:rPr>
@@ -2369,7 +2404,7 @@
               <w14:ligatures w14:val="standardContextual"/>
             </w:rPr>
           </w:pPr>
-          <w:hyperlink w:anchor="_Toc244208341" w:history="1">
+          <w:hyperlink w:anchor="_Toc244259596" w:history="1">
             <w:r>
               <w:rPr>
                 <w:rStyle w:val="Hyperlink"/>
@@ -2393,7 +2428,7 @@
               <w:rPr>
                 <w:noProof/>
               </w:rPr>
-              <w:instrText xml:space="preserve"> PAGEREF _Toc244208341 \h </w:instrText>
+              <w:instrText xml:space="preserve"> PAGEREF _Toc244259596 \h </w:instrText>
             </w:r>
             <w:r>
               <w:rPr>
@@ -2435,7 +2470,7 @@
               <w14:ligatures w14:val="standardContextual"/>
             </w:rPr>
           </w:pPr>
-          <w:hyperlink w:anchor="_Toc244208342" w:history="1">
+          <w:hyperlink w:anchor="_Toc244259597" w:history="1">
             <w:r>
               <w:rPr>
                 <w:rStyle w:val="Hyperlink"/>
@@ -2459,7 +2494,7 @@
               <w:rPr>
                 <w:noProof/>
               </w:rPr>
-              <w:instrText xml:space="preserve"> PAGEREF _Toc244208342 \h </w:instrText>
+              <w:instrText xml:space="preserve"> PAGEREF _Toc244259597 \h </w:instrText>
             </w:r>
             <w:r>
               <w:rPr>
@@ -2501,7 +2536,7 @@
               <w14:ligatures w14:val="standardContextual"/>
             </w:rPr>
           </w:pPr>
-          <w:hyperlink w:anchor="_Toc244208343" w:history="1">
+          <w:hyperlink w:anchor="_Toc244259598" w:history="1">
             <w:r>
               <w:rPr>
                 <w:rStyle w:val="Hyperlink"/>
@@ -2525,7 +2560,7 @@
               <w:rPr>
                 <w:noProof/>
               </w:rPr>
-              <w:instrText xml:space="preserve"> PAGEREF _Toc244208343 \h </w:instrText>
+              <w:instrText xml:space="preserve"> PAGEREF _Toc244259598 \h </w:instrText>
             </w:r>
             <w:r>
               <w:rPr>
@@ -2567,7 +2602,7 @@
               <w14:ligatures w14:val="standardContextual"/>
             </w:rPr>
           </w:pPr>
-          <w:hyperlink w:anchor="_Toc244208344" w:history="1">
+          <w:hyperlink w:anchor="_Toc244259599" w:history="1">
             <w:r>
               <w:rPr>
                 <w:rStyle w:val="Hyperlink"/>
@@ -2591,7 +2626,7 @@
               <w:rPr>
                 <w:noProof/>
               </w:rPr>
-              <w:instrText xml:space="preserve"> PAGEREF _Toc244208344 \h </w:instrText>
+              <w:instrText xml:space="preserve"> PAGEREF _Toc244259599 \h </w:instrText>
             </w:r>
             <w:r>
               <w:rPr>
@@ -2633,7 +2668,7 @@
               <w14:ligatures w14:val="standardContextual"/>
             </w:rPr>
           </w:pPr>
-          <w:hyperlink w:anchor="_Toc244208345" w:history="1">
+          <w:hyperlink w:anchor="_Toc244259600" w:history="1">
             <w:r>
               <w:rPr>
                 <w:rStyle w:val="Hyperlink"/>
@@ -2657,7 +2692,7 @@
               <w:rPr>
                 <w:noProof/>
               </w:rPr>
-              <w:instrText xml:space="preserve"> PAGEREF _Toc244208345 \h </w:instrText>
+              <w:instrText xml:space="preserve"> PAGEREF _Toc244259600 \h </w:instrText>
             </w:r>
             <w:r>
               <w:rPr>
@@ -2699,7 +2734,7 @@
               <w14:ligatures w14:val="standardContextual"/>
             </w:rPr>
           </w:pPr>
-          <w:hyperlink w:anchor="_Toc244208346" w:history="1">
+          <w:hyperlink w:anchor="_Toc244259601" w:history="1">
             <w:r>
               <w:rPr>
                 <w:rStyle w:val="Hyperlink"/>
@@ -2723,7 +2758,7 @@
               <w:rPr>
                 <w:noProof/>
               </w:rPr>
-              <w:instrText xml:space="preserve"> PAGEREF _Toc244208346 \h </w:instrText>
+              <w:instrText xml:space="preserve"> PAGEREF _Toc244259601 \h </w:instrText>
             </w:r>
             <w:r>
               <w:rPr>
@@ -2765,7 +2800,7 @@
               <w14:ligatures w14:val="standardContextual"/>
             </w:rPr>
           </w:pPr>
-          <w:hyperlink w:anchor="_Toc244208347" w:history="1">
+          <w:hyperlink w:anchor="_Toc244259602" w:history="1">
             <w:r>
               <w:rPr>
                 <w:rStyle w:val="Hyperlink"/>
@@ -2789,7 +2824,7 @@
               <w:rPr>
                 <w:noProof/>
               </w:rPr>
-              <w:instrText xml:space="preserve"> PAGEREF _Toc244208347 \h </w:instrText>
+              <w:instrText xml:space="preserve"> PAGEREF _Toc244259602 \h </w:instrText>
             </w:r>
             <w:r>
               <w:rPr>
@@ -2831,7 +2866,7 @@
               <w14:ligatures w14:val="standardContextual"/>
             </w:rPr>
           </w:pPr>
-          <w:hyperlink w:anchor="_Toc244208348" w:history="1">
+          <w:hyperlink w:anchor="_Toc244259603" w:history="1">
             <w:r>
               <w:rPr>
                 <w:rStyle w:val="Hyperlink"/>
@@ -2855,7 +2890,7 @@
               <w:rPr>
                 <w:noProof/>
               </w:rPr>
-              <w:instrText xml:space="preserve"> PAGEREF _Toc244208348 \h </w:instrText>
+              <w:instrText xml:space="preserve"> PAGEREF _Toc244259603 \h </w:instrText>
             </w:r>
             <w:r>
               <w:rPr>
@@ -2897,7 +2932,7 @@
               <w14:ligatures w14:val="standardContextual"/>
             </w:rPr>
           </w:pPr>
-          <w:hyperlink w:anchor="_Toc244208349" w:history="1">
+          <w:hyperlink w:anchor="_Toc244259604" w:history="1">
             <w:r>
               <w:rPr>
                 <w:rStyle w:val="Hyperlink"/>
@@ -2921,7 +2956,7 @@
               <w:rPr>
                 <w:noProof/>
               </w:rPr>
-              <w:instrText xml:space="preserve"> PAGEREF _Toc244208349 \h </w:instrText>
+              <w:instrText xml:space="preserve"> PAGEREF _Toc244259604 \h </w:instrText>
             </w:r>
             <w:r>
               <w:rPr>
@@ -2963,7 +2998,7 @@
               <w14:ligatures w14:val="standardContextual"/>
             </w:rPr>
           </w:pPr>
-          <w:hyperlink w:anchor="_Toc244208350" w:history="1">
+          <w:hyperlink w:anchor="_Toc244259605" w:history="1">
             <w:r>
               <w:rPr>
                 <w:rStyle w:val="Hyperlink"/>
@@ -2987,7 +3022,7 @@
               <w:rPr>
                 <w:noProof/>
               </w:rPr>
-              <w:instrText xml:space="preserve"> PAGEREF _Toc244208350 \h </w:instrText>
+              <w:instrText xml:space="preserve"> PAGEREF _Toc244259605 \h </w:instrText>
             </w:r>
             <w:r>
               <w:rPr>
@@ -3029,7 +3064,7 @@
               <w14:ligatures w14:val="standardContextual"/>
             </w:rPr>
           </w:pPr>
-          <w:hyperlink w:anchor="_Toc244208351" w:history="1">
+          <w:hyperlink w:anchor="_Toc244259606" w:history="1">
             <w:r>
               <w:rPr>
                 <w:rStyle w:val="Hyperlink"/>
@@ -3053,7 +3088,7 @@
               <w:rPr>
                 <w:noProof/>
               </w:rPr>
-              <w:instrText xml:space="preserve"> PAGEREF _Toc244208351 \h </w:instrText>
+              <w:instrText xml:space="preserve"> PAGEREF _Toc244259606 \h </w:instrText>
             </w:r>
             <w:r>
               <w:rPr>
@@ -3095,7 +3130,7 @@
               <w14:ligatures w14:val="standardContextual"/>
             </w:rPr>
           </w:pPr>
-          <w:hyperlink w:anchor="_Toc244208352" w:history="1">
+          <w:hyperlink w:anchor="_Toc244259607" w:history="1">
             <w:r>
               <w:rPr>
                 <w:rStyle w:val="Hyperlink"/>
@@ -3119,7 +3154,7 @@
               <w:rPr>
                 <w:noProof/>
               </w:rPr>
-              <w:instrText xml:space="preserve"> PAGEREF _Toc244208352 \h </w:instrText>
+              <w:instrText xml:space="preserve"> PAGEREF _Toc244259607 \h </w:instrText>
             </w:r>
             <w:r>
               <w:rPr>
@@ -3161,7 +3196,7 @@
               <w14:ligatures w14:val="standardContextual"/>
             </w:rPr>
           </w:pPr>
-          <w:hyperlink w:anchor="_Toc244208353" w:history="1">
+          <w:hyperlink w:anchor="_Toc244259608" w:history="1">
             <w:r>
               <w:rPr>
                 <w:rStyle w:val="Hyperlink"/>
@@ -3185,7 +3220,7 @@
               <w:rPr>
                 <w:noProof/>
               </w:rPr>
-              <w:instrText xml:space="preserve"> PAGEREF _Toc244208353 \h </w:instrText>
+              <w:instrText xml:space="preserve"> PAGEREF _Toc244259608 \h </w:instrText>
             </w:r>
             <w:r>
               <w:rPr>
@@ -3227,7 +3262,7 @@
               <w14:ligatures w14:val="standardContextual"/>
             </w:rPr>
           </w:pPr>
-          <w:hyperlink w:anchor="_Toc244208354" w:history="1">
+          <w:hyperlink w:anchor="_Toc244259609" w:history="1">
             <w:r>
               <w:rPr>
                 <w:rStyle w:val="Hyperlink"/>
@@ -3251,7 +3286,7 @@
               <w:rPr>
                 <w:noProof/>
               </w:rPr>
-              <w:instrText xml:space="preserve"> PAGEREF _Toc244208354 \h </w:instrText>
+              <w:instrText xml:space="preserve"> PAGEREF _Toc244259609 \h </w:instrText>
             </w:r>
             <w:r>
               <w:rPr>
@@ -3293,7 +3328,7 @@
               <w14:ligatures w14:val="standardContextual"/>
             </w:rPr>
           </w:pPr>
-          <w:hyperlink w:anchor="_Toc244208355" w:history="1">
+          <w:hyperlink w:anchor="_Toc244259610" w:history="1">
             <w:r>
               <w:rPr>
                 <w:rStyle w:val="Hyperlink"/>
@@ -3317,7 +3352,7 @@
               <w:rPr>
                 <w:noProof/>
               </w:rPr>
-              <w:instrText xml:space="preserve"> PAGEREF _Toc244208355 \h </w:instrText>
+              <w:instrText xml:space="preserve"> PAGEREF _Toc244259610 \h </w:instrText>
             </w:r>
             <w:r>
               <w:rPr>
@@ -3359,7 +3394,7 @@
               <w14:ligatures w14:val="standardContextual"/>
             </w:rPr>
           </w:pPr>
-          <w:hyperlink w:anchor="_Toc244208356" w:history="1">
+          <w:hyperlink w:anchor="_Toc244259611" w:history="1">
             <w:r>
               <w:rPr>
                 <w:rStyle w:val="Hyperlink"/>
@@ -3383,7 +3418,7 @@
               <w:rPr>
                 <w:noProof/>
               </w:rPr>
-              <w:instrText xml:space="preserve"> PAGEREF _Toc244208356 \h </w:instrText>
+              <w:instrText xml:space="preserve"> PAGEREF _Toc244259611 \h </w:instrText>
             </w:r>
             <w:r>
               <w:rPr>
@@ -3425,7 +3460,7 @@
               <w14:ligatures w14:val="standardContextual"/>
             </w:rPr>
           </w:pPr>
-          <w:hyperlink w:anchor="_Toc244208357" w:history="1">
+          <w:hyperlink w:anchor="_Toc244259612" w:history="1">
             <w:r>
               <w:rPr>
                 <w:rStyle w:val="Hyperlink"/>
@@ -3449,7 +3484,7 @@
               <w:rPr>
                 <w:noProof/>
               </w:rPr>
-              <w:instrText xml:space="preserve"> PAGEREF _Toc244208357 \h </w:instrText>
+              <w:instrText xml:space="preserve"> PAGEREF _Toc244259612 \h </w:instrText>
             </w:r>
             <w:r>
               <w:rPr>
@@ -3491,7 +3526,7 @@
               <w14:ligatures w14:val="standardContextual"/>
             </w:rPr>
           </w:pPr>
-          <w:hyperlink w:anchor="_Toc244208358" w:history="1">
+          <w:hyperlink w:anchor="_Toc244259613" w:history="1">
             <w:r>
               <w:rPr>
                 <w:rStyle w:val="Hyperlink"/>
@@ -3515,7 +3550,7 @@
               <w:rPr>
                 <w:noProof/>
               </w:rPr>
-              <w:instrText xml:space="preserve"> PAGEREF _Toc244208358 \h </w:instrText>
+              <w:instrText xml:space="preserve"> PAGEREF _Toc244259613 \h </w:instrText>
             </w:r>
             <w:r>
               <w:rPr>
@@ -3557,7 +3592,7 @@
               <w14:ligatures w14:val="standardContextual"/>
             </w:rPr>
           </w:pPr>
-          <w:hyperlink w:anchor="_Toc244208359" w:history="1">
+          <w:hyperlink w:anchor="_Toc244259614" w:history="1">
             <w:r>
               <w:rPr>
                 <w:rStyle w:val="Hyperlink"/>
@@ -3581,7 +3616,7 @@
               <w:rPr>
                 <w:noProof/>
               </w:rPr>
-              <w:instrText xml:space="preserve"> PAGEREF _Toc244208359 \h </w:instrText>
+              <w:instrText xml:space="preserve"> PAGEREF _Toc244259614 \h </w:instrText>
             </w:r>
             <w:r>
               <w:rPr>
@@ -3623,7 +3658,7 @@
               <w14:ligatures w14:val="standardContextual"/>
             </w:rPr>
           </w:pPr>
-          <w:hyperlink w:anchor="_Toc244208360" w:history="1">
+          <w:hyperlink w:anchor="_Toc244259615" w:history="1">
             <w:r>
               <w:rPr>
                 <w:rStyle w:val="Hyperlink"/>
@@ -3647,7 +3682,7 @@
               <w:rPr>
                 <w:noProof/>
               </w:rPr>
-              <w:instrText xml:space="preserve"> PAGEREF _Toc244208360 \h </w:instrText>
+              <w:instrText xml:space="preserve"> PAGEREF _Toc244259615 \h </w:instrText>
             </w:r>
             <w:r>
               <w:rPr>
@@ -3689,7 +3724,7 @@
               <w14:ligatures w14:val="standardContextual"/>
             </w:rPr>
           </w:pPr>
-          <w:hyperlink w:anchor="_Toc244208361" w:history="1">
+          <w:hyperlink w:anchor="_Toc244259616" w:history="1">
             <w:r>
               <w:rPr>
                 <w:rStyle w:val="Hyperlink"/>
@@ -3713,7 +3748,7 @@
               <w:rPr>
                 <w:noProof/>
               </w:rPr>
-              <w:instrText xml:space="preserve"> PAGEREF _Toc244208361 \h </w:instrText>
+              <w:instrText xml:space="preserve"> PAGEREF _Toc244259616 \h </w:instrText>
             </w:r>
             <w:r>
               <w:rPr>
@@ -3755,7 +3790,7 @@
               <w14:ligatures w14:val="standardContextual"/>
             </w:rPr>
           </w:pPr>
-          <w:hyperlink w:anchor="_Toc244208362" w:history="1">
+          <w:hyperlink w:anchor="_Toc244259617" w:history="1">
             <w:r>
               <w:rPr>
                 <w:rStyle w:val="Hyperlink"/>
@@ -3779,7 +3814,7 @@
               <w:rPr>
                 <w:noProof/>
               </w:rPr>
-              <w:instrText xml:space="preserve"> PAGEREF _Toc244208362 \h </w:instrText>
+              <w:instrText xml:space="preserve"> PAGEREF _Toc244259617 \h </w:instrText>
             </w:r>
             <w:r>
               <w:rPr>
@@ -3821,7 +3856,7 @@
               <w14:ligatures w14:val="standardContextual"/>
             </w:rPr>
           </w:pPr>
-          <w:hyperlink w:anchor="_Toc244208363" w:history="1">
+          <w:hyperlink w:anchor="_Toc244259618" w:history="1">
             <w:r>
               <w:rPr>
                 <w:rStyle w:val="Hyperlink"/>
@@ -3845,7 +3880,7 @@
               <w:rPr>
                 <w:noProof/>
               </w:rPr>
-              <w:instrText xml:space="preserve"> PAGEREF _Toc244208363 \h </w:instrText>
+              <w:instrText xml:space="preserve"> PAGEREF _Toc244259618 \h </w:instrText>
             </w:r>
             <w:r>
               <w:rPr>
@@ -3887,7 +3922,7 @@
               <w14:ligatures w14:val="standardContextual"/>
             </w:rPr>
           </w:pPr>
-          <w:hyperlink w:anchor="_Toc244208364" w:history="1">
+          <w:hyperlink w:anchor="_Toc244259619" w:history="1">
             <w:r>
               <w:rPr>
                 <w:rStyle w:val="Hyperlink"/>
@@ -3911,7 +3946,7 @@
               <w:rPr>
                 <w:noProof/>
               </w:rPr>
-              <w:instrText xml:space="preserve"> PAGEREF _Toc244208364 \h </w:instrText>
+              <w:instrText xml:space="preserve"> PAGEREF _Toc244259619 \h </w:instrText>
             </w:r>
             <w:r>
               <w:rPr>
@@ -3953,7 +3988,7 @@
               <w14:ligatures w14:val="standardContextual"/>
             </w:rPr>
           </w:pPr>
-          <w:hyperlink w:anchor="_Toc244208365" w:history="1">
+          <w:hyperlink w:anchor="_Toc244259620" w:history="1">
             <w:r>
               <w:rPr>
                 <w:rStyle w:val="Hyperlink"/>
@@ -3977,7 +4012,7 @@
               <w:rPr>
                 <w:noProof/>
               </w:rPr>
-              <w:instrText xml:space="preserve"> PAGEREF _Toc244208365 \h </w:instrText>
+              <w:instrText xml:space="preserve"> PAGEREF _Toc244259620 \h </w:instrText>
             </w:r>
             <w:r>
               <w:rPr>
@@ -4019,7 +4054,7 @@
               <w14:ligatures w14:val="standardContextual"/>
             </w:rPr>
           </w:pPr>
-          <w:hyperlink w:anchor="_Toc244208366" w:history="1">
+          <w:hyperlink w:anchor="_Toc244259621" w:history="1">
             <w:r>
               <w:rPr>
                 <w:rStyle w:val="Hyperlink"/>
@@ -4043,7 +4078,7 @@
               <w:rPr>
                 <w:noProof/>
               </w:rPr>
-              <w:instrText xml:space="preserve"> PAGEREF _Toc244208366 \h </w:instrText>
+              <w:instrText xml:space="preserve"> PAGEREF _Toc244259621 \h </w:instrText>
             </w:r>
             <w:r>
               <w:rPr>
@@ -4085,7 +4120,7 @@
               <w14:ligatures w14:val="standardContextual"/>
             </w:rPr>
           </w:pPr>
-          <w:hyperlink w:anchor="_Toc244208367" w:history="1">
+          <w:hyperlink w:anchor="_Toc244259622" w:history="1">
             <w:r>
               <w:rPr>
                 <w:rStyle w:val="Hyperlink"/>
@@ -4109,7 +4144,7 @@
               <w:rPr>
                 <w:noProof/>
               </w:rPr>
-              <w:instrText xml:space="preserve"> PAGEREF _Toc244208367 \h </w:instrText>
+              <w:instrText xml:space="preserve"> PAGEREF _Toc244259622 \h </w:instrText>
             </w:r>
             <w:r>
               <w:rPr>
@@ -4151,7 +4186,7 @@
               <w14:ligatures w14:val="standardContextual"/>
             </w:rPr>
           </w:pPr>
-          <w:hyperlink w:anchor="_Toc244208368" w:history="1">
+          <w:hyperlink w:anchor="_Toc244259623" w:history="1">
             <w:r>
               <w:rPr>
                 <w:rStyle w:val="Hyperlink"/>
@@ -4175,7 +4210,7 @@
               <w:rPr>
                 <w:noProof/>
               </w:rPr>
-              <w:instrText xml:space="preserve"> PAGEREF _Toc244208368 \h </w:instrText>
+              <w:instrText xml:space="preserve"> PAGEREF _Toc244259623 \h </w:instrText>
             </w:r>
             <w:r>
               <w:rPr>
@@ -4217,7 +4252,7 @@
               <w14:ligatures w14:val="standardContextual"/>
             </w:rPr>
           </w:pPr>
-          <w:hyperlink w:anchor="_Toc244208369" w:history="1">
+          <w:hyperlink w:anchor="_Toc244259624" w:history="1">
             <w:r>
               <w:rPr>
                 <w:rStyle w:val="Hyperlink"/>
@@ -4241,7 +4276,7 @@
               <w:rPr>
                 <w:noProof/>
               </w:rPr>
-              <w:instrText xml:space="preserve"> PAGEREF _Toc244208369 \h </w:instrText>
+              <w:instrText xml:space="preserve"> PAGEREF _Toc244259624 \h </w:instrText>
             </w:r>
             <w:r>
               <w:rPr>
@@ -4283,7 +4318,7 @@
               <w14:ligatures w14:val="standardContextual"/>
             </w:rPr>
           </w:pPr>
-          <w:hyperlink w:anchor="_Toc244208370" w:history="1">
+          <w:hyperlink w:anchor="_Toc244259625" w:history="1">
             <w:r>
               <w:rPr>
                 <w:rStyle w:val="Hyperlink"/>
@@ -4307,7 +4342,7 @@
               <w:rPr>
                 <w:noProof/>
               </w:rPr>
-              <w:instrText xml:space="preserve"> PAGEREF _Toc244208370 \h </w:instrText>
+              <w:instrText xml:space="preserve"> PAGEREF _Toc244259625 \h </w:instrText>
             </w:r>
             <w:r>
               <w:rPr>
@@ -4349,7 +4384,7 @@
               <w14:ligatures w14:val="standardContextual"/>
             </w:rPr>
           </w:pPr>
-          <w:hyperlink w:anchor="_Toc244208371" w:history="1">
+          <w:hyperlink w:anchor="_Toc244259626" w:history="1">
             <w:r>
               <w:rPr>
                 <w:rStyle w:val="Hyperlink"/>
@@ -4373,7 +4408,7 @@
               <w:rPr>
                 <w:noProof/>
               </w:rPr>
-              <w:instrText xml:space="preserve"> PAGEREF _Toc244208371 \h </w:instrText>
+              <w:instrText xml:space="preserve"> PAGEREF _Toc244259626 \h </w:instrText>
             </w:r>
             <w:r>
               <w:rPr>
@@ -4415,7 +4450,7 @@
               <w14:ligatures w14:val="standardContextual"/>
             </w:rPr>
           </w:pPr>
-          <w:hyperlink w:anchor="_Toc244208372" w:history="1">
+          <w:hyperlink w:anchor="_Toc244259627" w:history="1">
             <w:r>
               <w:rPr>
                 <w:rStyle w:val="Hyperlink"/>
@@ -4439,7 +4474,7 @@
               <w:rPr>
                 <w:noProof/>
               </w:rPr>
-              <w:instrText xml:space="preserve"> PAGEREF _Toc244208372 \h </w:instrText>
+              <w:instrText xml:space="preserve"> PAGEREF _Toc244259627 \h </w:instrText>
             </w:r>
             <w:r>
               <w:rPr>
@@ -4481,7 +4516,7 @@
               <w14:ligatures w14:val="standardContextual"/>
             </w:rPr>
           </w:pPr>
-          <w:hyperlink w:anchor="_Toc244208373" w:history="1">
+          <w:hyperlink w:anchor="_Toc244259628" w:history="1">
             <w:r>
               <w:rPr>
                 <w:rStyle w:val="Hyperlink"/>
@@ -4505,7 +4540,7 @@
               <w:rPr>
                 <w:noProof/>
               </w:rPr>
-              <w:instrText xml:space="preserve"> PAGEREF _Toc244208373 \h </w:instrText>
+              <w:instrText xml:space="preserve"> PAGEREF _Toc244259628 \h </w:instrText>
             </w:r>
             <w:r>
               <w:rPr>
@@ -4547,7 +4582,7 @@
               <w14:ligatures w14:val="standardContextual"/>
             </w:rPr>
           </w:pPr>
-          <w:hyperlink w:anchor="_Toc244208374" w:history="1">
+          <w:hyperlink w:anchor="_Toc244259629" w:history="1">
             <w:r>
               <w:rPr>
                 <w:rStyle w:val="Hyperlink"/>
@@ -4571,7 +4606,7 @@
               <w:rPr>
                 <w:noProof/>
               </w:rPr>
-              <w:instrText xml:space="preserve"> PAGEREF _Toc244208374 \h </w:instrText>
+              <w:instrText xml:space="preserve"> PAGEREF _Toc244259629 \h </w:instrText>
             </w:r>
             <w:r>
               <w:rPr>
@@ -4613,7 +4648,7 @@
               <w14:ligatures w14:val="standardContextual"/>
             </w:rPr>
           </w:pPr>
-          <w:hyperlink w:anchor="_Toc244208375" w:history="1">
+          <w:hyperlink w:anchor="_Toc244259630" w:history="1">
             <w:r>
               <w:rPr>
                 <w:rStyle w:val="Hyperlink"/>
@@ -4637,7 +4672,7 @@
               <w:rPr>
                 <w:noProof/>
               </w:rPr>
-              <w:instrText xml:space="preserve"> PAGEREF _Toc244208375 \h </w:instrText>
+              <w:instrText xml:space="preserve"> PAGEREF _Toc244259630 \h </w:instrText>
             </w:r>
             <w:r>
               <w:rPr>
@@ -4679,7 +4714,7 @@
               <w14:ligatures w14:val="standardContextual"/>
             </w:rPr>
           </w:pPr>
-          <w:hyperlink w:anchor="_Toc244208376" w:history="1">
+          <w:hyperlink w:anchor="_Toc244259631" w:history="1">
             <w:r>
               <w:rPr>
                 <w:rStyle w:val="Hyperlink"/>
@@ -4703,7 +4738,7 @@
               <w:rPr>
                 <w:noProof/>
               </w:rPr>
-              <w:instrText xml:space="preserve"> PAGEREF _Toc244208376 \h </w:instrText>
+              <w:instrText xml:space="preserve"> PAGEREF _Toc244259631 \h </w:instrText>
             </w:r>
             <w:r>
               <w:rPr>
@@ -4745,7 +4780,7 @@
               <w14:ligatures w14:val="standardContextual"/>
             </w:rPr>
           </w:pPr>
-          <w:hyperlink w:anchor="_Toc244208377" w:history="1">
+          <w:hyperlink w:anchor="_Toc244259632" w:history="1">
             <w:r>
               <w:rPr>
                 <w:rStyle w:val="Hyperlink"/>
@@ -4769,7 +4804,7 @@
               <w:rPr>
                 <w:noProof/>
               </w:rPr>
-              <w:instrText xml:space="preserve"> PAGEREF _Toc244208377 \h </w:instrText>
+              <w:instrText xml:space="preserve"> PAGEREF _Toc244259632 \h </w:instrText>
             </w:r>
             <w:r>
               <w:rPr>
@@ -4811,7 +4846,7 @@
               <w14:ligatures w14:val="standardContextual"/>
             </w:rPr>
           </w:pPr>
-          <w:hyperlink w:anchor="_Toc244208378" w:history="1">
+          <w:hyperlink w:anchor="_Toc244259633" w:history="1">
             <w:r>
               <w:rPr>
                 <w:rStyle w:val="Hyperlink"/>
@@ -4835,7 +4870,7 @@
               <w:rPr>
                 <w:noProof/>
               </w:rPr>
-              <w:instrText xml:space="preserve"> PAGEREF _Toc244208378 \h </w:instrText>
+              <w:instrText xml:space="preserve"> PAGEREF _Toc244259633 \h </w:instrText>
             </w:r>
             <w:r>
               <w:rPr>
@@ -4877,7 +4912,7 @@
               <w14:ligatures w14:val="standardContextual"/>
             </w:rPr>
           </w:pPr>
-          <w:hyperlink w:anchor="_Toc244208379" w:history="1">
+          <w:hyperlink w:anchor="_Toc244259634" w:history="1">
             <w:r>
               <w:rPr>
                 <w:rStyle w:val="Hyperlink"/>
@@ -4901,7 +4936,7 @@
               <w:rPr>
                 <w:noProof/>
               </w:rPr>
-              <w:instrText xml:space="preserve"> PAGEREF _Toc244208379 \h </w:instrText>
+              <w:instrText xml:space="preserve"> PAGEREF _Toc244259634 \h </w:instrText>
             </w:r>
             <w:r>
               <w:rPr>
@@ -4943,7 +4978,7 @@
               <w14:ligatures w14:val="standardContextual"/>
             </w:rPr>
           </w:pPr>
-          <w:hyperlink w:anchor="_Toc244208380" w:history="1">
+          <w:hyperlink w:anchor="_Toc244259635" w:history="1">
             <w:r>
               <w:rPr>
                 <w:rStyle w:val="Hyperlink"/>
@@ -4967,7 +5002,7 @@
               <w:rPr>
                 <w:noProof/>
               </w:rPr>
-              <w:instrText xml:space="preserve"> PAGEREF _Toc244208380 \h </w:instrText>
+              <w:instrText xml:space="preserve"> PAGEREF _Toc244259635 \h </w:instrText>
             </w:r>
             <w:r>
               <w:rPr>
@@ -5009,7 +5044,7 @@
               <w14:ligatures w14:val="standardContextual"/>
             </w:rPr>
           </w:pPr>
-          <w:hyperlink w:anchor="_Toc244208381" w:history="1">
+          <w:hyperlink w:anchor="_Toc244259636" w:history="1">
             <w:r>
               <w:rPr>
                 <w:rStyle w:val="Hyperlink"/>
@@ -5033,7 +5068,7 @@
               <w:rPr>
                 <w:noProof/>
               </w:rPr>
-              <w:instrText xml:space="preserve"> PAGEREF _Toc244208381 \h </w:instrText>
+              <w:instrText xml:space="preserve"> PAGEREF _Toc244259636 \h </w:instrText>
             </w:r>
             <w:r>
               <w:rPr>
@@ -5075,7 +5110,7 @@
               <w14:ligatures w14:val="standardContextual"/>
             </w:rPr>
           </w:pPr>
-          <w:hyperlink w:anchor="_Toc244208382" w:history="1">
+          <w:hyperlink w:anchor="_Toc244259637" w:history="1">
             <w:r>
               <w:rPr>
                 <w:rStyle w:val="Hyperlink"/>
@@ -5099,7 +5134,7 @@
               <w:rPr>
                 <w:noProof/>
               </w:rPr>
-              <w:instrText xml:space="preserve"> PAGEREF _Toc244208382 \h </w:instrText>
+              <w:instrText xml:space="preserve"> PAGEREF _Toc244259637 \h </w:instrText>
             </w:r>
             <w:r>
               <w:rPr>
@@ -5141,7 +5176,7 @@
               <w14:ligatures w14:val="standardContextual"/>
             </w:rPr>
           </w:pPr>
-          <w:hyperlink w:anchor="_Toc244208383" w:history="1">
+          <w:hyperlink w:anchor="_Toc244259638" w:history="1">
             <w:r>
               <w:rPr>
                 <w:rStyle w:val="Hyperlink"/>
@@ -5165,7 +5200,7 @@
               <w:rPr>
                 <w:noProof/>
               </w:rPr>
-              <w:instrText xml:space="preserve"> PAGEREF _Toc244208383 \h </w:instrText>
+              <w:instrText xml:space="preserve"> PAGEREF _Toc244259638 \h </w:instrText>
             </w:r>
             <w:r>
               <w:rPr>
@@ -5207,7 +5242,7 @@
               <w14:ligatures w14:val="standardContextual"/>
             </w:rPr>
           </w:pPr>
-          <w:hyperlink w:anchor="_Toc244208384" w:history="1">
+          <w:hyperlink w:anchor="_Toc244259639" w:history="1">
             <w:r>
               <w:rPr>
                 <w:rStyle w:val="Hyperlink"/>
@@ -5231,7 +5266,7 @@
               <w:rPr>
                 <w:noProof/>
               </w:rPr>
-              <w:instrText xml:space="preserve"> PAGEREF _Toc244208384 \h </w:instrText>
+              <w:instrText xml:space="preserve"> PAGEREF _Toc244259639 \h </w:instrText>
             </w:r>
             <w:r>
               <w:rPr>
@@ -5273,7 +5308,7 @@
               <w14:ligatures w14:val="standardContextual"/>
             </w:rPr>
           </w:pPr>
-          <w:hyperlink w:anchor="_Toc244208385" w:history="1">
+          <w:hyperlink w:anchor="_Toc244259640" w:history="1">
             <w:r>
               <w:rPr>
                 <w:rStyle w:val="Hyperlink"/>
@@ -5297,7 +5332,7 @@
               <w:rPr>
                 <w:noProof/>
               </w:rPr>
-              <w:instrText xml:space="preserve"> PAGEREF _Toc244208385 \h </w:instrText>
+              <w:instrText xml:space="preserve"> PAGEREF _Toc244259640 \h </w:instrText>
             </w:r>
             <w:r>
               <w:rPr>
@@ -5339,7 +5374,7 @@
               <w14:ligatures w14:val="standardContextual"/>
             </w:rPr>
           </w:pPr>
-          <w:hyperlink w:anchor="_Toc244208386" w:history="1">
+          <w:hyperlink w:anchor="_Toc244259641" w:history="1">
             <w:r>
               <w:rPr>
                 <w:rStyle w:val="Hyperlink"/>
@@ -5363,7 +5398,7 @@
               <w:rPr>
                 <w:noProof/>
               </w:rPr>
-              <w:instrText xml:space="preserve"> PAGEREF _Toc244208386 \h </w:instrText>
+              <w:instrText xml:space="preserve"> PAGEREF _Toc244259641 \h </w:instrText>
             </w:r>
             <w:r>
               <w:rPr>
@@ -5405,7 +5440,7 @@
               <w14:ligatures w14:val="standardContextual"/>
             </w:rPr>
           </w:pPr>
-          <w:hyperlink w:anchor="_Toc244208387" w:history="1">
+          <w:hyperlink w:anchor="_Toc244259642" w:history="1">
             <w:r>
               <w:rPr>
                 <w:rStyle w:val="Hyperlink"/>
@@ -5429,7 +5464,7 @@
               <w:rPr>
                 <w:noProof/>
               </w:rPr>
-              <w:instrText xml:space="preserve"> PAGEREF _Toc244208387 \h </w:instrText>
+              <w:instrText xml:space="preserve"> PAGEREF _Toc244259642 \h </w:instrText>
             </w:r>
             <w:r>
               <w:rPr>
@@ -5471,7 +5506,7 @@
               <w14:ligatures w14:val="standardContextual"/>
             </w:rPr>
           </w:pPr>
-          <w:hyperlink w:anchor="_Toc244208388" w:history="1">
+          <w:hyperlink w:anchor="_Toc244259643" w:history="1">
             <w:r>
               <w:rPr>
                 <w:rStyle w:val="Hyperlink"/>
@@ -5495,7 +5530,7 @@
               <w:rPr>
                 <w:noProof/>
               </w:rPr>
-              <w:instrText xml:space="preserve"> PAGEREF _Toc244208388 \h </w:instrText>
+              <w:instrText xml:space="preserve"> PAGEREF _Toc244259643 \h </w:instrText>
             </w:r>
             <w:r>
               <w:rPr>
@@ -5537,7 +5572,7 @@
               <w14:ligatures w14:val="standardContextual"/>
             </w:rPr>
           </w:pPr>
-          <w:hyperlink w:anchor="_Toc244208389" w:history="1">
+          <w:hyperlink w:anchor="_Toc244259644" w:history="1">
             <w:r>
               <w:rPr>
                 <w:rStyle w:val="Hyperlink"/>
@@ -5561,7 +5596,7 @@
               <w:rPr>
                 <w:noProof/>
               </w:rPr>
-              <w:instrText xml:space="preserve"> PAGEREF _Toc244208389 \h </w:instrText>
+              <w:instrText xml:space="preserve"> PAGEREF _Toc244259644 \h </w:instrText>
             </w:r>
             <w:r>
               <w:rPr>
@@ -5578,7 +5613,7 @@
               <w:rPr>
                 <w:noProof/>
               </w:rPr>
-              <w:t>33</w:t>
+              <w:t>35</w:t>
             </w:r>
             <w:r>
               <w:rPr>
@@ -5603,7 +5638,7 @@
               <w14:ligatures w14:val="standardContextual"/>
             </w:rPr>
           </w:pPr>
-          <w:hyperlink w:anchor="_Toc244208390" w:history="1">
+          <w:hyperlink w:anchor="_Toc244259645" w:history="1">
             <w:r>
               <w:rPr>
                 <w:rStyle w:val="Hyperlink"/>
@@ -5627,7 +5662,7 @@
               <w:rPr>
                 <w:noProof/>
               </w:rPr>
-              <w:instrText xml:space="preserve"> PAGEREF _Toc244208390 \h </w:instrText>
+              <w:instrText xml:space="preserve"> PAGEREF _Toc244259645 \h </w:instrText>
             </w:r>
             <w:r>
               <w:rPr>
@@ -5644,7 +5679,7 @@
               <w:rPr>
                 <w:noProof/>
               </w:rPr>
-              <w:t>35</w:t>
+              <w:t>38</w:t>
             </w:r>
             <w:r>
               <w:rPr>
@@ -5669,7 +5704,7 @@
               <w14:ligatures w14:val="standardContextual"/>
             </w:rPr>
           </w:pPr>
-          <w:hyperlink w:anchor="_Toc244208391" w:history="1">
+          <w:hyperlink w:anchor="_Toc244259646" w:history="1">
             <w:r>
               <w:rPr>
                 <w:rStyle w:val="Hyperlink"/>
@@ -5693,7 +5728,7 @@
               <w:rPr>
                 <w:noProof/>
               </w:rPr>
-              <w:instrText xml:space="preserve"> PAGEREF _Toc244208391 \h </w:instrText>
+              <w:instrText xml:space="preserve"> PAGEREF _Toc244259646 \h </w:instrText>
             </w:r>
             <w:r>
               <w:rPr>
@@ -5710,7 +5745,7 @@
               <w:rPr>
                 <w:noProof/>
               </w:rPr>
-              <w:t>36</w:t>
+              <w:t>40</w:t>
             </w:r>
             <w:r>
               <w:rPr>
@@ -5735,7 +5770,7 @@
               <w14:ligatures w14:val="standardContextual"/>
             </w:rPr>
           </w:pPr>
-          <w:hyperlink w:anchor="_Toc244208392" w:history="1">
+          <w:hyperlink w:anchor="_Toc244259647" w:history="1">
             <w:r>
               <w:rPr>
                 <w:rStyle w:val="Hyperlink"/>
@@ -5759,7 +5794,7 @@
               <w:rPr>
                 <w:noProof/>
               </w:rPr>
-              <w:instrText xml:space="preserve"> PAGEREF _Toc244208392 \h </w:instrText>
+              <w:instrText xml:space="preserve"> PAGEREF _Toc244259647 \h </w:instrText>
             </w:r>
             <w:r>
               <w:rPr>
@@ -5776,7 +5811,7 @@
               <w:rPr>
                 <w:noProof/>
               </w:rPr>
-              <w:t>37</w:t>
+              <w:t>42</w:t>
             </w:r>
             <w:r>
               <w:rPr>
@@ -5801,7 +5836,7 @@
               <w14:ligatures w14:val="standardContextual"/>
             </w:rPr>
           </w:pPr>
-          <w:hyperlink w:anchor="_Toc244208393" w:history="1">
+          <w:hyperlink w:anchor="_Toc244259648" w:history="1">
             <w:r>
               <w:rPr>
                 <w:rStyle w:val="Hyperlink"/>
@@ -5825,7 +5860,7 @@
               <w:rPr>
                 <w:noProof/>
               </w:rPr>
-              <w:instrText xml:space="preserve"> PAGEREF _Toc244208393 \h </w:instrText>
+              <w:instrText xml:space="preserve"> PAGEREF _Toc244259648 \h </w:instrText>
             </w:r>
             <w:r>
               <w:rPr>
@@ -5842,7 +5877,7 @@
               <w:rPr>
                 <w:noProof/>
               </w:rPr>
-              <w:t>37</w:t>
+              <w:t>43</w:t>
             </w:r>
             <w:r>
               <w:rPr>
@@ -5867,7 +5902,7 @@
               <w14:ligatures w14:val="standardContextual"/>
             </w:rPr>
           </w:pPr>
-          <w:hyperlink w:anchor="_Toc244208394" w:history="1">
+          <w:hyperlink w:anchor="_Toc244259649" w:history="1">
             <w:r>
               <w:rPr>
                 <w:rStyle w:val="Hyperlink"/>
@@ -5891,7 +5926,7 @@
               <w:rPr>
                 <w:noProof/>
               </w:rPr>
-              <w:instrText xml:space="preserve"> PAGEREF _Toc244208394 \h </w:instrText>
+              <w:instrText xml:space="preserve"> PAGEREF _Toc244259649 \h </w:instrText>
             </w:r>
             <w:r>
               <w:rPr>
@@ -5908,7 +5943,7 @@
               <w:rPr>
                 <w:noProof/>
               </w:rPr>
-              <w:t>39</w:t>
+              <w:t>44</w:t>
             </w:r>
             <w:r>
               <w:rPr>
@@ -5933,7 +5968,7 @@
               <w14:ligatures w14:val="standardContextual"/>
             </w:rPr>
           </w:pPr>
-          <w:hyperlink w:anchor="_Toc244208395" w:history="1">
+          <w:hyperlink w:anchor="_Toc244259650" w:history="1">
             <w:r>
               <w:rPr>
                 <w:rStyle w:val="Hyperlink"/>
@@ -5957,7 +5992,7 @@
               <w:rPr>
                 <w:noProof/>
               </w:rPr>
-              <w:instrText xml:space="preserve"> PAGEREF _Toc244208395 \h </w:instrText>
+              <w:instrText xml:space="preserve"> PAGEREF _Toc244259650 \h </w:instrText>
             </w:r>
             <w:r>
               <w:rPr>
@@ -5974,7 +6009,7 @@
               <w:rPr>
                 <w:noProof/>
               </w:rPr>
-              <w:t>39</w:t>
+              <w:t>44</w:t>
             </w:r>
             <w:r>
               <w:rPr>
@@ -5999,7 +6034,7 @@
               <w14:ligatures w14:val="standardContextual"/>
             </w:rPr>
           </w:pPr>
-          <w:hyperlink w:anchor="_Toc244208396" w:history="1">
+          <w:hyperlink w:anchor="_Toc244259651" w:history="1">
             <w:r>
               <w:rPr>
                 <w:rStyle w:val="Hyperlink"/>
@@ -6023,7 +6058,7 @@
               <w:rPr>
                 <w:noProof/>
               </w:rPr>
-              <w:instrText xml:space="preserve"> PAGEREF _Toc244208396 \h </w:instrText>
+              <w:instrText xml:space="preserve"> PAGEREF _Toc244259651 \h </w:instrText>
             </w:r>
             <w:r>
               <w:rPr>
@@ -6040,7 +6075,7 @@
               <w:rPr>
                 <w:noProof/>
               </w:rPr>
-              <w:t>39</w:t>
+              <w:t>44</w:t>
             </w:r>
             <w:r>
               <w:rPr>
@@ -6065,7 +6100,7 @@
               <w14:ligatures w14:val="standardContextual"/>
             </w:rPr>
           </w:pPr>
-          <w:hyperlink w:anchor="_Toc244208397" w:history="1">
+          <w:hyperlink w:anchor="_Toc244259652" w:history="1">
             <w:r>
               <w:rPr>
                 <w:rStyle w:val="Hyperlink"/>
@@ -6089,7 +6124,7 @@
               <w:rPr>
                 <w:noProof/>
               </w:rPr>
-              <w:instrText xml:space="preserve"> PAGEREF _Toc244208397 \h </w:instrText>
+              <w:instrText xml:space="preserve"> PAGEREF _Toc244259652 \h </w:instrText>
             </w:r>
             <w:r>
               <w:rPr>
@@ -6106,7 +6141,7 @@
               <w:rPr>
                 <w:noProof/>
               </w:rPr>
-              <w:t>39</w:t>
+              <w:t>44</w:t>
             </w:r>
             <w:r>
               <w:rPr>
@@ -6131,7 +6166,7 @@
               <w14:ligatures w14:val="standardContextual"/>
             </w:rPr>
           </w:pPr>
-          <w:hyperlink w:anchor="_Toc244208398" w:history="1">
+          <w:hyperlink w:anchor="_Toc244259653" w:history="1">
             <w:r>
               <w:rPr>
                 <w:rStyle w:val="Hyperlink"/>
@@ -6155,7 +6190,7 @@
               <w:rPr>
                 <w:noProof/>
               </w:rPr>
-              <w:instrText xml:space="preserve"> PAGEREF _Toc244208398 \h </w:instrText>
+              <w:instrText xml:space="preserve"> PAGEREF _Toc244259653 \h </w:instrText>
             </w:r>
             <w:r>
               <w:rPr>
@@ -6172,7 +6207,7 @@
               <w:rPr>
                 <w:noProof/>
               </w:rPr>
-              <w:t>41</w:t>
+              <w:t>46</w:t>
             </w:r>
             <w:r>
               <w:rPr>
@@ -6197,7 +6232,7 @@
               <w14:ligatures w14:val="standardContextual"/>
             </w:rPr>
           </w:pPr>
-          <w:hyperlink w:anchor="_Toc244208399" w:history="1">
+          <w:hyperlink w:anchor="_Toc244259654" w:history="1">
             <w:r>
               <w:rPr>
                 <w:rStyle w:val="Hyperlink"/>
@@ -6221,7 +6256,7 @@
               <w:rPr>
                 <w:noProof/>
               </w:rPr>
-              <w:instrText xml:space="preserve"> PAGEREF _Toc244208399 \h </w:instrText>
+              <w:instrText xml:space="preserve"> PAGEREF _Toc244259654 \h </w:instrText>
             </w:r>
             <w:r>
               <w:rPr>
@@ -6238,7 +6273,7 @@
               <w:rPr>
                 <w:noProof/>
               </w:rPr>
-              <w:t>42</w:t>
+              <w:t>47</w:t>
             </w:r>
             <w:r>
               <w:rPr>
@@ -6263,7 +6298,7 @@
               <w14:ligatures w14:val="standardContextual"/>
             </w:rPr>
           </w:pPr>
-          <w:hyperlink w:anchor="_Toc244208400" w:history="1">
+          <w:hyperlink w:anchor="_Toc244259655" w:history="1">
             <w:r>
               <w:rPr>
                 <w:rStyle w:val="Hyperlink"/>
@@ -6287,7 +6322,7 @@
               <w:rPr>
                 <w:noProof/>
               </w:rPr>
-              <w:instrText xml:space="preserve"> PAGEREF _Toc244208400 \h </w:instrText>
+              <w:instrText xml:space="preserve"> PAGEREF _Toc244259655 \h </w:instrText>
             </w:r>
             <w:r>
               <w:rPr>
@@ -6304,7 +6339,7 @@
               <w:rPr>
                 <w:noProof/>
               </w:rPr>
-              <w:t>42</w:t>
+              <w:t>47</w:t>
             </w:r>
             <w:r>
               <w:rPr>
@@ -6329,7 +6364,7 @@
               <w14:ligatures w14:val="standardContextual"/>
             </w:rPr>
           </w:pPr>
-          <w:hyperlink w:anchor="_Toc244208401" w:history="1">
+          <w:hyperlink w:anchor="_Toc244259656" w:history="1">
             <w:r>
               <w:rPr>
                 <w:rStyle w:val="Hyperlink"/>
@@ -6353,7 +6388,7 @@
               <w:rPr>
                 <w:noProof/>
               </w:rPr>
-              <w:instrText xml:space="preserve"> PAGEREF _Toc244208401 \h </w:instrText>
+              <w:instrText xml:space="preserve"> PAGEREF _Toc244259656 \h </w:instrText>
             </w:r>
             <w:r>
               <w:rPr>
@@ -6370,7 +6405,7 @@
               <w:rPr>
                 <w:noProof/>
               </w:rPr>
-              <w:t>46</w:t>
+              <w:t>51</w:t>
             </w:r>
             <w:r>
               <w:rPr>
@@ -7790,7 +7825,7 @@
     <w:sdt>
       <w:sdtPr>
         <w:alias w:val="Danh mục hình"/>
-        <w:id w:val="1299416259"/>
+        <w:id w:val="-1959797132"/>
       </w:sdtPr>
       <w:sdtEndPr/>
       <w:sdtContent>
@@ -7818,7 +7853,7 @@
           <w:r>
             <w:fldChar w:fldCharType="separate"/>
           </w:r>
-          <w:hyperlink w:anchor="_Toc244208402" w:history="1">
+          <w:hyperlink w:anchor="_Toc244259657" w:history="1">
             <w:r>
               <w:rPr>
                 <w:rStyle w:val="Hyperlink"/>
@@ -7855,7 +7890,7 @@
               <w:rPr>
                 <w:noProof/>
               </w:rPr>
-              <w:instrText xml:space="preserve"> PAGEREF _Toc244208402 \h </w:instrText>
+              <w:instrText xml:space="preserve"> PAGEREF _Toc244259657 \h </w:instrText>
             </w:r>
             <w:r>
               <w:rPr>
@@ -7897,7 +7932,7 @@
               <w14:ligatures w14:val="standardContextual"/>
             </w:rPr>
           </w:pPr>
-          <w:hyperlink w:anchor="_Toc244208403" w:history="1">
+          <w:hyperlink w:anchor="_Toc244259658" w:history="1">
             <w:r>
               <w:rPr>
                 <w:rStyle w:val="Hyperlink"/>
@@ -7934,7 +7969,7 @@
               <w:rPr>
                 <w:noProof/>
               </w:rPr>
-              <w:instrText xml:space="preserve"> PAGEREF _Toc244208403 \h </w:instrText>
+              <w:instrText xml:space="preserve"> PAGEREF _Toc244259658 \h </w:instrText>
             </w:r>
             <w:r>
               <w:rPr>
@@ -7976,7 +8011,7 @@
               <w14:ligatures w14:val="standardContextual"/>
             </w:rPr>
           </w:pPr>
-          <w:hyperlink w:anchor="_Toc244208404" w:history="1">
+          <w:hyperlink w:anchor="_Toc244259659" w:history="1">
             <w:r>
               <w:rPr>
                 <w:rStyle w:val="Hyperlink"/>
@@ -8013,7 +8048,7 @@
               <w:rPr>
                 <w:noProof/>
               </w:rPr>
-              <w:instrText xml:space="preserve"> PAGEREF _Toc244208404 \h </w:instrText>
+              <w:instrText xml:space="preserve"> PAGEREF _Toc244259659 \h </w:instrText>
             </w:r>
             <w:r>
               <w:rPr>
@@ -8055,7 +8090,7 @@
               <w14:ligatures w14:val="standardContextual"/>
             </w:rPr>
           </w:pPr>
-          <w:hyperlink w:anchor="_Toc244208405" w:history="1">
+          <w:hyperlink w:anchor="_Toc244259660" w:history="1">
             <w:r>
               <w:rPr>
                 <w:rStyle w:val="Hyperlink"/>
@@ -8092,7 +8127,7 @@
               <w:rPr>
                 <w:noProof/>
               </w:rPr>
-              <w:instrText xml:space="preserve"> PAGEREF _Toc244208405 \h </w:instrText>
+              <w:instrText xml:space="preserve"> PAGEREF _Toc244259660 \h </w:instrText>
             </w:r>
             <w:r>
               <w:rPr>
@@ -8134,7 +8169,7 @@
               <w14:ligatures w14:val="standardContextual"/>
             </w:rPr>
           </w:pPr>
-          <w:hyperlink w:anchor="_Toc244208406" w:history="1">
+          <w:hyperlink w:anchor="_Toc244259661" w:history="1">
             <w:r>
               <w:rPr>
                 <w:rStyle w:val="Hyperlink"/>
@@ -8171,7 +8206,7 @@
               <w:rPr>
                 <w:noProof/>
               </w:rPr>
-              <w:instrText xml:space="preserve"> PAGEREF _Toc244208406 \h </w:instrText>
+              <w:instrText xml:space="preserve"> PAGEREF _Toc244259661 \h </w:instrText>
             </w:r>
             <w:r>
               <w:rPr>
@@ -8213,7 +8248,7 @@
               <w14:ligatures w14:val="standardContextual"/>
             </w:rPr>
           </w:pPr>
-          <w:hyperlink w:anchor="_Toc244208407" w:history="1">
+          <w:hyperlink w:anchor="_Toc244259662" w:history="1">
             <w:r>
               <w:rPr>
                 <w:rStyle w:val="Hyperlink"/>
@@ -8250,7 +8285,7 @@
               <w:rPr>
                 <w:noProof/>
               </w:rPr>
-              <w:instrText xml:space="preserve"> PAGEREF _Toc244208407 \h </w:instrText>
+              <w:instrText xml:space="preserve"> PAGEREF _Toc244259662 \h </w:instrText>
             </w:r>
             <w:r>
               <w:rPr>
@@ -8292,7 +8327,7 @@
               <w14:ligatures w14:val="standardContextual"/>
             </w:rPr>
           </w:pPr>
-          <w:hyperlink w:anchor="_Toc244208408" w:history="1">
+          <w:hyperlink w:anchor="_Toc244259663" w:history="1">
             <w:r>
               <w:rPr>
                 <w:rStyle w:val="Hyperlink"/>
@@ -8329,7 +8364,7 @@
               <w:rPr>
                 <w:noProof/>
               </w:rPr>
-              <w:instrText xml:space="preserve"> PAGEREF _Toc244208408 \h </w:instrText>
+              <w:instrText xml:space="preserve"> PAGEREF _Toc244259663 \h </w:instrText>
             </w:r>
             <w:r>
               <w:rPr>
@@ -8371,7 +8406,7 @@
               <w14:ligatures w14:val="standardContextual"/>
             </w:rPr>
           </w:pPr>
-          <w:hyperlink w:anchor="_Toc244208409" w:history="1">
+          <w:hyperlink w:anchor="_Toc244259664" w:history="1">
             <w:r>
               <w:rPr>
                 <w:rStyle w:val="Hyperlink"/>
@@ -8408,7 +8443,7 @@
               <w:rPr>
                 <w:noProof/>
               </w:rPr>
-              <w:instrText xml:space="preserve"> PAGEREF _Toc244208409 \h </w:instrText>
+              <w:instrText xml:space="preserve"> PAGEREF _Toc244259664 \h </w:instrText>
             </w:r>
             <w:r>
               <w:rPr>
@@ -8450,7 +8485,7 @@
               <w14:ligatures w14:val="standardContextual"/>
             </w:rPr>
           </w:pPr>
-          <w:hyperlink w:anchor="_Toc244208410" w:history="1">
+          <w:hyperlink w:anchor="_Toc244259665" w:history="1">
             <w:r>
               <w:rPr>
                 <w:rStyle w:val="Hyperlink"/>
@@ -8487,7 +8522,7 @@
               <w:rPr>
                 <w:noProof/>
               </w:rPr>
-              <w:instrText xml:space="preserve"> PAGEREF _Toc244208410 \h </w:instrText>
+              <w:instrText xml:space="preserve"> PAGEREF _Toc244259665 \h </w:instrText>
             </w:r>
             <w:r>
               <w:rPr>
@@ -8505,6 +8540,638 @@
                 <w:noProof/>
               </w:rPr>
               <w:t>31</w:t>
+            </w:r>
+            <w:r>
+              <w:rPr>
+                <w:noProof/>
+              </w:rPr>
+              <w:fldChar w:fldCharType="end"/>
+            </w:r>
+          </w:hyperlink>
+        </w:p>
+        <w:p>
+          <w:pPr>
+            <w:pStyle w:val="TOC1"/>
+            <w:tabs>
+              <w:tab w:val="right" w:leader="dot" w:pos="9061"/>
+            </w:tabs>
+            <w:rPr>
+              <w:rFonts w:asciiTheme="minorHAnsi" w:eastAsiaTheme="minorEastAsia" w:hAnsiTheme="minorHAnsi" w:cstheme="minorBidi"/>
+              <w:noProof/>
+              <w:kern w:val="2"/>
+              <w:sz w:val="24"/>
+              <w:szCs w:val="24"/>
+              <w14:ligatures w14:val="standardContextual"/>
+            </w:rPr>
+          </w:pPr>
+          <w:hyperlink w:anchor="_Toc244259666" w:history="1">
+            <w:r>
+              <w:rPr>
+                <w:rStyle w:val="Hyperlink"/>
+                <w:b/>
+                <w:bCs/>
+                <w:i/>
+                <w:iCs/>
+                <w:noProof/>
+              </w:rPr>
+              <w:t xml:space="preserve">Hình 4.4: </w:t>
+            </w:r>
+            <w:r>
+              <w:rPr>
+                <w:rStyle w:val="Hyperlink"/>
+                <w:i/>
+                <w:iCs/>
+                <w:noProof/>
+              </w:rPr>
+              <w:t>Object Explorer hiển thị 5 CSDL, các bảng mảnh tại S1 và S0, cùng kết quả đếm số bộ của 16 mảnh</w:t>
+            </w:r>
+            <w:r>
+              <w:rPr>
+                <w:noProof/>
+              </w:rPr>
+              <w:tab/>
+            </w:r>
+            <w:r>
+              <w:rPr>
+                <w:noProof/>
+              </w:rPr>
+              <w:fldChar w:fldCharType="begin"/>
+            </w:r>
+            <w:r>
+              <w:rPr>
+                <w:noProof/>
+              </w:rPr>
+              <w:instrText xml:space="preserve"> PAGEREF _Toc244259666 \h </w:instrText>
+            </w:r>
+            <w:r>
+              <w:rPr>
+                <w:noProof/>
+              </w:rPr>
+            </w:r>
+            <w:r>
+              <w:rPr>
+                <w:noProof/>
+              </w:rPr>
+              <w:fldChar w:fldCharType="separate"/>
+            </w:r>
+            <w:r>
+              <w:rPr>
+                <w:noProof/>
+              </w:rPr>
+              <w:t>34</w:t>
+            </w:r>
+            <w:r>
+              <w:rPr>
+                <w:noProof/>
+              </w:rPr>
+              <w:fldChar w:fldCharType="end"/>
+            </w:r>
+          </w:hyperlink>
+        </w:p>
+        <w:p>
+          <w:pPr>
+            <w:pStyle w:val="TOC1"/>
+            <w:tabs>
+              <w:tab w:val="right" w:leader="dot" w:pos="9061"/>
+            </w:tabs>
+            <w:rPr>
+              <w:rFonts w:asciiTheme="minorHAnsi" w:eastAsiaTheme="minorEastAsia" w:hAnsiTheme="minorHAnsi" w:cstheme="minorBidi"/>
+              <w:noProof/>
+              <w:kern w:val="2"/>
+              <w:sz w:val="24"/>
+              <w:szCs w:val="24"/>
+              <w14:ligatures w14:val="standardContextual"/>
+            </w:rPr>
+          </w:pPr>
+          <w:hyperlink w:anchor="_Toc244259667" w:history="1">
+            <w:r>
+              <w:rPr>
+                <w:rStyle w:val="Hyperlink"/>
+                <w:b/>
+                <w:bCs/>
+                <w:i/>
+                <w:iCs/>
+                <w:noProof/>
+              </w:rPr>
+              <w:t xml:space="preserve">Hình 4.5: </w:t>
+            </w:r>
+            <w:r>
+              <w:rPr>
+                <w:rStyle w:val="Hyperlink"/>
+                <w:i/>
+                <w:iCs/>
+                <w:noProof/>
+              </w:rPr>
+              <w:t>Nội dung mảnh KH_1_GD (tại S1, thông tin giao dịch) và KH_1_TC (tại S0, thông tin tài chính)</w:t>
+            </w:r>
+            <w:r>
+              <w:rPr>
+                <w:noProof/>
+              </w:rPr>
+              <w:tab/>
+            </w:r>
+            <w:r>
+              <w:rPr>
+                <w:noProof/>
+              </w:rPr>
+              <w:fldChar w:fldCharType="begin"/>
+            </w:r>
+            <w:r>
+              <w:rPr>
+                <w:noProof/>
+              </w:rPr>
+              <w:instrText xml:space="preserve"> PAGEREF _Toc244259667 \h </w:instrText>
+            </w:r>
+            <w:r>
+              <w:rPr>
+                <w:noProof/>
+              </w:rPr>
+            </w:r>
+            <w:r>
+              <w:rPr>
+                <w:noProof/>
+              </w:rPr>
+              <w:fldChar w:fldCharType="separate"/>
+            </w:r>
+            <w:r>
+              <w:rPr>
+                <w:noProof/>
+              </w:rPr>
+              <w:t>35</w:t>
+            </w:r>
+            <w:r>
+              <w:rPr>
+                <w:noProof/>
+              </w:rPr>
+              <w:fldChar w:fldCharType="end"/>
+            </w:r>
+          </w:hyperlink>
+        </w:p>
+        <w:p>
+          <w:pPr>
+            <w:pStyle w:val="TOC1"/>
+            <w:tabs>
+              <w:tab w:val="right" w:leader="dot" w:pos="9061"/>
+            </w:tabs>
+            <w:rPr>
+              <w:rFonts w:asciiTheme="minorHAnsi" w:eastAsiaTheme="minorEastAsia" w:hAnsiTheme="minorHAnsi" w:cstheme="minorBidi"/>
+              <w:noProof/>
+              <w:kern w:val="2"/>
+              <w:sz w:val="24"/>
+              <w:szCs w:val="24"/>
+              <w14:ligatures w14:val="standardContextual"/>
+            </w:rPr>
+          </w:pPr>
+          <w:hyperlink w:anchor="_Toc244259668" w:history="1">
+            <w:r>
+              <w:rPr>
+                <w:rStyle w:val="Hyperlink"/>
+                <w:b/>
+                <w:bCs/>
+                <w:i/>
+                <w:iCs/>
+                <w:noProof/>
+              </w:rPr>
+              <w:t xml:space="preserve">Hình 4.6: </w:t>
+            </w:r>
+            <w:r>
+              <w:rPr>
+                <w:rStyle w:val="Hyperlink"/>
+                <w:i/>
+                <w:iCs/>
+                <w:noProof/>
+              </w:rPr>
+              <w:t>Truy vấn view tái thiết v_KhachHang: mỗi dòng ghép cột giao dịch (ở chi nhánh) với cột tài chính (ở trụ sở)</w:t>
+            </w:r>
+            <w:r>
+              <w:rPr>
+                <w:noProof/>
+              </w:rPr>
+              <w:tab/>
+            </w:r>
+            <w:r>
+              <w:rPr>
+                <w:noProof/>
+              </w:rPr>
+              <w:fldChar w:fldCharType="begin"/>
+            </w:r>
+            <w:r>
+              <w:rPr>
+                <w:noProof/>
+              </w:rPr>
+              <w:instrText xml:space="preserve"> PAGEREF _Toc244259668 \h </w:instrText>
+            </w:r>
+            <w:r>
+              <w:rPr>
+                <w:noProof/>
+              </w:rPr>
+            </w:r>
+            <w:r>
+              <w:rPr>
+                <w:noProof/>
+              </w:rPr>
+              <w:fldChar w:fldCharType="separate"/>
+            </w:r>
+            <w:r>
+              <w:rPr>
+                <w:noProof/>
+              </w:rPr>
+              <w:t>36</w:t>
+            </w:r>
+            <w:r>
+              <w:rPr>
+                <w:noProof/>
+              </w:rPr>
+              <w:fldChar w:fldCharType="end"/>
+            </w:r>
+          </w:hyperlink>
+        </w:p>
+        <w:p>
+          <w:pPr>
+            <w:pStyle w:val="TOC1"/>
+            <w:tabs>
+              <w:tab w:val="right" w:leader="dot" w:pos="9061"/>
+            </w:tabs>
+            <w:rPr>
+              <w:rFonts w:asciiTheme="minorHAnsi" w:eastAsiaTheme="minorEastAsia" w:hAnsiTheme="minorHAnsi" w:cstheme="minorBidi"/>
+              <w:noProof/>
+              <w:kern w:val="2"/>
+              <w:sz w:val="24"/>
+              <w:szCs w:val="24"/>
+              <w14:ligatures w14:val="standardContextual"/>
+            </w:rPr>
+          </w:pPr>
+          <w:hyperlink w:anchor="_Toc244259669" w:history="1">
+            <w:r>
+              <w:rPr>
+                <w:rStyle w:val="Hyperlink"/>
+                <w:b/>
+                <w:bCs/>
+                <w:i/>
+                <w:iCs/>
+                <w:noProof/>
+              </w:rPr>
+              <w:t xml:space="preserve">Hình 4.7: </w:t>
+            </w:r>
+            <w:r>
+              <w:rPr>
+                <w:rStyle w:val="Hyperlink"/>
+                <w:i/>
+                <w:iCs/>
+                <w:noProof/>
+              </w:rPr>
+              <w:t>Kết quả chạy phần kiểm tra trong 03_reconstruct_check.sql: 14/14 phép kiểm tra ĐẠT</w:t>
+            </w:r>
+            <w:r>
+              <w:rPr>
+                <w:noProof/>
+              </w:rPr>
+              <w:tab/>
+            </w:r>
+            <w:r>
+              <w:rPr>
+                <w:noProof/>
+              </w:rPr>
+              <w:fldChar w:fldCharType="begin"/>
+            </w:r>
+            <w:r>
+              <w:rPr>
+                <w:noProof/>
+              </w:rPr>
+              <w:instrText xml:space="preserve"> PAGEREF _Toc244259669 \h </w:instrText>
+            </w:r>
+            <w:r>
+              <w:rPr>
+                <w:noProof/>
+              </w:rPr>
+            </w:r>
+            <w:r>
+              <w:rPr>
+                <w:noProof/>
+              </w:rPr>
+              <w:fldChar w:fldCharType="separate"/>
+            </w:r>
+            <w:r>
+              <w:rPr>
+                <w:noProof/>
+              </w:rPr>
+              <w:t>37</w:t>
+            </w:r>
+            <w:r>
+              <w:rPr>
+                <w:noProof/>
+              </w:rPr>
+              <w:fldChar w:fldCharType="end"/>
+            </w:r>
+          </w:hyperlink>
+        </w:p>
+        <w:p>
+          <w:pPr>
+            <w:pStyle w:val="TOC1"/>
+            <w:tabs>
+              <w:tab w:val="right" w:leader="dot" w:pos="9061"/>
+            </w:tabs>
+            <w:rPr>
+              <w:rFonts w:asciiTheme="minorHAnsi" w:eastAsiaTheme="minorEastAsia" w:hAnsiTheme="minorHAnsi" w:cstheme="minorBidi"/>
+              <w:noProof/>
+              <w:kern w:val="2"/>
+              <w:sz w:val="24"/>
+              <w:szCs w:val="24"/>
+              <w14:ligatures w14:val="standardContextual"/>
+            </w:rPr>
+          </w:pPr>
+          <w:hyperlink w:anchor="_Toc244259670" w:history="1">
+            <w:r>
+              <w:rPr>
+                <w:rStyle w:val="Hyperlink"/>
+                <w:b/>
+                <w:bCs/>
+                <w:i/>
+                <w:iCs/>
+                <w:noProof/>
+              </w:rPr>
+              <w:t xml:space="preserve">Hình 4.8: </w:t>
+            </w:r>
+            <w:r>
+              <w:rPr>
+                <w:rStyle w:val="Hyperlink"/>
+                <w:i/>
+                <w:iCs/>
+                <w:noProof/>
+              </w:rPr>
+              <w:t>Kết quả truy vấn Q2 tại S1: 6 dòng chi tiết của 4 đơn đang xử lý, chỉ dùng mảnh tại chỗ</w:t>
+            </w:r>
+            <w:r>
+              <w:rPr>
+                <w:noProof/>
+              </w:rPr>
+              <w:tab/>
+            </w:r>
+            <w:r>
+              <w:rPr>
+                <w:noProof/>
+              </w:rPr>
+              <w:fldChar w:fldCharType="begin"/>
+            </w:r>
+            <w:r>
+              <w:rPr>
+                <w:noProof/>
+              </w:rPr>
+              <w:instrText xml:space="preserve"> PAGEREF _Toc244259670 \h </w:instrText>
+            </w:r>
+            <w:r>
+              <w:rPr>
+                <w:noProof/>
+              </w:rPr>
+            </w:r>
+            <w:r>
+              <w:rPr>
+                <w:noProof/>
+              </w:rPr>
+              <w:fldChar w:fldCharType="separate"/>
+            </w:r>
+            <w:r>
+              <w:rPr>
+                <w:noProof/>
+              </w:rPr>
+              <w:t>38</w:t>
+            </w:r>
+            <w:r>
+              <w:rPr>
+                <w:noProof/>
+              </w:rPr>
+              <w:fldChar w:fldCharType="end"/>
+            </w:r>
+          </w:hyperlink>
+        </w:p>
+        <w:p>
+          <w:pPr>
+            <w:pStyle w:val="TOC1"/>
+            <w:tabs>
+              <w:tab w:val="right" w:leader="dot" w:pos="9061"/>
+            </w:tabs>
+            <w:rPr>
+              <w:rFonts w:asciiTheme="minorHAnsi" w:eastAsiaTheme="minorEastAsia" w:hAnsiTheme="minorHAnsi" w:cstheme="minorBidi"/>
+              <w:noProof/>
+              <w:kern w:val="2"/>
+              <w:sz w:val="24"/>
+              <w:szCs w:val="24"/>
+              <w14:ligatures w14:val="standardContextual"/>
+            </w:rPr>
+          </w:pPr>
+          <w:hyperlink w:anchor="_Toc244259671" w:history="1">
+            <w:r>
+              <w:rPr>
+                <w:rStyle w:val="Hyperlink"/>
+                <w:b/>
+                <w:bCs/>
+                <w:i/>
+                <w:iCs/>
+                <w:noProof/>
+              </w:rPr>
+              <w:t xml:space="preserve">Hình 4.9: </w:t>
+            </w:r>
+            <w:r>
+              <w:rPr>
+                <w:rStyle w:val="Hyperlink"/>
+                <w:i/>
+                <w:iCs/>
+                <w:noProof/>
+              </w:rPr>
+              <w:t>Chi nhánh đọc cột Luong bị báo lỗi 207; thêm khách CN02 vào mảnh Hà Nội bị ràng buộc CHECK từ chối (lỗi 547)</w:t>
+            </w:r>
+            <w:r>
+              <w:rPr>
+                <w:noProof/>
+              </w:rPr>
+              <w:tab/>
+            </w:r>
+            <w:r>
+              <w:rPr>
+                <w:noProof/>
+              </w:rPr>
+              <w:fldChar w:fldCharType="begin"/>
+            </w:r>
+            <w:r>
+              <w:rPr>
+                <w:noProof/>
+              </w:rPr>
+              <w:instrText xml:space="preserve"> PAGEREF _Toc244259671 \h </w:instrText>
+            </w:r>
+            <w:r>
+              <w:rPr>
+                <w:noProof/>
+              </w:rPr>
+            </w:r>
+            <w:r>
+              <w:rPr>
+                <w:noProof/>
+              </w:rPr>
+              <w:fldChar w:fldCharType="separate"/>
+            </w:r>
+            <w:r>
+              <w:rPr>
+                <w:noProof/>
+              </w:rPr>
+              <w:t>39</w:t>
+            </w:r>
+            <w:r>
+              <w:rPr>
+                <w:noProof/>
+              </w:rPr>
+              <w:fldChar w:fldCharType="end"/>
+            </w:r>
+          </w:hyperlink>
+        </w:p>
+        <w:p>
+          <w:pPr>
+            <w:pStyle w:val="TOC1"/>
+            <w:tabs>
+              <w:tab w:val="right" w:leader="dot" w:pos="9061"/>
+            </w:tabs>
+            <w:rPr>
+              <w:rFonts w:asciiTheme="minorHAnsi" w:eastAsiaTheme="minorEastAsia" w:hAnsiTheme="minorHAnsi" w:cstheme="minorBidi"/>
+              <w:noProof/>
+              <w:kern w:val="2"/>
+              <w:sz w:val="24"/>
+              <w:szCs w:val="24"/>
+              <w14:ligatures w14:val="standardContextual"/>
+            </w:rPr>
+          </w:pPr>
+          <w:hyperlink w:anchor="_Toc244259672" w:history="1">
+            <w:r>
+              <w:rPr>
+                <w:rStyle w:val="Hyperlink"/>
+                <w:b/>
+                <w:bCs/>
+                <w:i/>
+                <w:iCs/>
+                <w:noProof/>
+              </w:rPr>
+              <w:t xml:space="preserve">Hình 4.10: </w:t>
+            </w:r>
+            <w:r>
+              <w:rPr>
+                <w:rStyle w:val="Hyperlink"/>
+                <w:i/>
+                <w:iCs/>
+                <w:noProof/>
+              </w:rPr>
+              <w:t>Truy vấn toàn cục qua view tại S0: khách có công nợ từ 80% hạn mức (Q3b) và doanh thu theo chi nhánh (Q6a)</w:t>
+            </w:r>
+            <w:r>
+              <w:rPr>
+                <w:noProof/>
+              </w:rPr>
+              <w:tab/>
+            </w:r>
+            <w:r>
+              <w:rPr>
+                <w:noProof/>
+              </w:rPr>
+              <w:fldChar w:fldCharType="begin"/>
+            </w:r>
+            <w:r>
+              <w:rPr>
+                <w:noProof/>
+              </w:rPr>
+              <w:instrText xml:space="preserve"> PAGEREF _Toc244259672 \h </w:instrText>
+            </w:r>
+            <w:r>
+              <w:rPr>
+                <w:noProof/>
+              </w:rPr>
+            </w:r>
+            <w:r>
+              <w:rPr>
+                <w:noProof/>
+              </w:rPr>
+              <w:fldChar w:fldCharType="separate"/>
+            </w:r>
+            <w:r>
+              <w:rPr>
+                <w:noProof/>
+              </w:rPr>
+              <w:t>40</w:t>
+            </w:r>
+            <w:r>
+              <w:rPr>
+                <w:noProof/>
+              </w:rPr>
+              <w:fldChar w:fldCharType="end"/>
+            </w:r>
+          </w:hyperlink>
+        </w:p>
+        <w:p>
+          <w:pPr>
+            <w:pStyle w:val="TOC1"/>
+            <w:tabs>
+              <w:tab w:val="right" w:leader="dot" w:pos="9061"/>
+            </w:tabs>
+            <w:rPr>
+              <w:rFonts w:asciiTheme="minorHAnsi" w:eastAsiaTheme="minorEastAsia" w:hAnsiTheme="minorHAnsi" w:cstheme="minorBidi"/>
+              <w:noProof/>
+              <w:kern w:val="2"/>
+              <w:sz w:val="24"/>
+              <w:szCs w:val="24"/>
+              <w14:ligatures w14:val="standardContextual"/>
+            </w:rPr>
+          </w:pPr>
+          <w:hyperlink w:anchor="_Toc244259673" w:history="1">
+            <w:r>
+              <w:rPr>
+                <w:rStyle w:val="Hyperlink"/>
+                <w:b/>
+                <w:bCs/>
+                <w:i/>
+                <w:iCs/>
+                <w:noProof/>
+              </w:rPr>
+              <w:t xml:space="preserve">Hình 4.11: </w:t>
+            </w:r>
+            <w:r>
+              <w:rPr>
+                <w:rStyle w:val="Hyperlink"/>
+                <w:i/>
+                <w:iCs/>
+                <w:noProof/>
+              </w:rPr>
+              <w:t>Giao dịch phân tán: công nợ KH007 trước và sau khi lập đơn DH046; đơn vượt hạn mức của KH022 bị hủy với lỗi 50002 và không site nào bị ghi dở</w:t>
+            </w:r>
+            <w:r>
+              <w:rPr>
+                <w:noProof/>
+              </w:rPr>
+              <w:tab/>
+            </w:r>
+            <w:r>
+              <w:rPr>
+                <w:noProof/>
+              </w:rPr>
+              <w:fldChar w:fldCharType="begin"/>
+            </w:r>
+            <w:r>
+              <w:rPr>
+                <w:noProof/>
+              </w:rPr>
+              <w:instrText xml:space="preserve"> PAGEREF _Toc244259673 \h </w:instrText>
+            </w:r>
+            <w:r>
+              <w:rPr>
+                <w:noProof/>
+              </w:rPr>
+            </w:r>
+            <w:r>
+              <w:rPr>
+                <w:noProof/>
+              </w:rPr>
+              <w:fldChar w:fldCharType="separate"/>
+            </w:r>
+            <w:r>
+              <w:rPr>
+                <w:noProof/>
+              </w:rPr>
+              <w:t>42</w:t>
             </w:r>
             <w:r>
               <w:rPr>
@@ -8534,7 +9201,7 @@
     <w:sdt>
       <w:sdtPr>
         <w:alias w:val="Danh mục bảng"/>
-        <w:id w:val="-1677031775"/>
+        <w:id w:val="1846678460"/>
       </w:sdtPr>
       <w:sdtEndPr/>
       <w:sdtContent>
@@ -8562,7 +9229,7 @@
           <w:r>
             <w:fldChar w:fldCharType="separate"/>
           </w:r>
-          <w:hyperlink w:anchor="_Toc244208411" w:history="1">
+          <w:hyperlink w:anchor="_Toc244259674" w:history="1">
             <w:r>
               <w:rPr>
                 <w:rStyle w:val="Hyperlink"/>
@@ -8599,7 +9266,7 @@
               <w:rPr>
                 <w:noProof/>
               </w:rPr>
-              <w:instrText xml:space="preserve"> PAGEREF _Toc244208411 \h </w:instrText>
+              <w:instrText xml:space="preserve"> PAGEREF _Toc244259674 \h </w:instrText>
             </w:r>
             <w:r>
               <w:rPr>
@@ -8641,7 +9308,7 @@
               <w14:ligatures w14:val="standardContextual"/>
             </w:rPr>
           </w:pPr>
-          <w:hyperlink w:anchor="_Toc244208412" w:history="1">
+          <w:hyperlink w:anchor="_Toc244259675" w:history="1">
             <w:r>
               <w:rPr>
                 <w:rStyle w:val="Hyperlink"/>
@@ -8678,7 +9345,7 @@
               <w:rPr>
                 <w:noProof/>
               </w:rPr>
-              <w:instrText xml:space="preserve"> PAGEREF _Toc244208412 \h </w:instrText>
+              <w:instrText xml:space="preserve"> PAGEREF _Toc244259675 \h </w:instrText>
             </w:r>
             <w:r>
               <w:rPr>
@@ -8720,7 +9387,7 @@
               <w14:ligatures w14:val="standardContextual"/>
             </w:rPr>
           </w:pPr>
-          <w:hyperlink w:anchor="_Toc244208413" w:history="1">
+          <w:hyperlink w:anchor="_Toc244259676" w:history="1">
             <w:r>
               <w:rPr>
                 <w:rStyle w:val="Hyperlink"/>
@@ -8757,7 +9424,7 @@
               <w:rPr>
                 <w:noProof/>
               </w:rPr>
-              <w:instrText xml:space="preserve"> PAGEREF _Toc244208413 \h </w:instrText>
+              <w:instrText xml:space="preserve"> PAGEREF _Toc244259676 \h </w:instrText>
             </w:r>
             <w:r>
               <w:rPr>
@@ -8799,7 +9466,7 @@
               <w14:ligatures w14:val="standardContextual"/>
             </w:rPr>
           </w:pPr>
-          <w:hyperlink w:anchor="_Toc244208414" w:history="1">
+          <w:hyperlink w:anchor="_Toc244259677" w:history="1">
             <w:r>
               <w:rPr>
                 <w:rStyle w:val="Hyperlink"/>
@@ -8836,7 +9503,7 @@
               <w:rPr>
                 <w:noProof/>
               </w:rPr>
-              <w:instrText xml:space="preserve"> PAGEREF _Toc244208414 \h </w:instrText>
+              <w:instrText xml:space="preserve"> PAGEREF _Toc244259677 \h </w:instrText>
             </w:r>
             <w:r>
               <w:rPr>
@@ -8878,7 +9545,7 @@
               <w14:ligatures w14:val="standardContextual"/>
             </w:rPr>
           </w:pPr>
-          <w:hyperlink w:anchor="_Toc244208415" w:history="1">
+          <w:hyperlink w:anchor="_Toc244259678" w:history="1">
             <w:r>
               <w:rPr>
                 <w:rStyle w:val="Hyperlink"/>
@@ -8915,7 +9582,7 @@
               <w:rPr>
                 <w:noProof/>
               </w:rPr>
-              <w:instrText xml:space="preserve"> PAGEREF _Toc244208415 \h </w:instrText>
+              <w:instrText xml:space="preserve"> PAGEREF _Toc244259678 \h </w:instrText>
             </w:r>
             <w:r>
               <w:rPr>
@@ -8957,7 +9624,7 @@
               <w14:ligatures w14:val="standardContextual"/>
             </w:rPr>
           </w:pPr>
-          <w:hyperlink w:anchor="_Toc244208416" w:history="1">
+          <w:hyperlink w:anchor="_Toc244259679" w:history="1">
             <w:r>
               <w:rPr>
                 <w:rStyle w:val="Hyperlink"/>
@@ -8994,7 +9661,7 @@
               <w:rPr>
                 <w:noProof/>
               </w:rPr>
-              <w:instrText xml:space="preserve"> PAGEREF _Toc244208416 \h </w:instrText>
+              <w:instrText xml:space="preserve"> PAGEREF _Toc244259679 \h </w:instrText>
             </w:r>
             <w:r>
               <w:rPr>
@@ -9036,7 +9703,7 @@
               <w14:ligatures w14:val="standardContextual"/>
             </w:rPr>
           </w:pPr>
-          <w:hyperlink w:anchor="_Toc244208417" w:history="1">
+          <w:hyperlink w:anchor="_Toc244259680" w:history="1">
             <w:r>
               <w:rPr>
                 <w:rStyle w:val="Hyperlink"/>
@@ -9073,7 +9740,7 @@
               <w:rPr>
                 <w:noProof/>
               </w:rPr>
-              <w:instrText xml:space="preserve"> PAGEREF _Toc244208417 \h </w:instrText>
+              <w:instrText xml:space="preserve"> PAGEREF _Toc244259680 \h </w:instrText>
             </w:r>
             <w:r>
               <w:rPr>
@@ -9115,7 +9782,7 @@
               <w14:ligatures w14:val="standardContextual"/>
             </w:rPr>
           </w:pPr>
-          <w:hyperlink w:anchor="_Toc244208418" w:history="1">
+          <w:hyperlink w:anchor="_Toc244259681" w:history="1">
             <w:r>
               <w:rPr>
                 <w:rStyle w:val="Hyperlink"/>
@@ -9152,7 +9819,7 @@
               <w:rPr>
                 <w:noProof/>
               </w:rPr>
-              <w:instrText xml:space="preserve"> PAGEREF _Toc244208418 \h </w:instrText>
+              <w:instrText xml:space="preserve"> PAGEREF _Toc244259681 \h </w:instrText>
             </w:r>
             <w:r>
               <w:rPr>
@@ -9194,7 +9861,7 @@
               <w14:ligatures w14:val="standardContextual"/>
             </w:rPr>
           </w:pPr>
-          <w:hyperlink w:anchor="_Toc244208419" w:history="1">
+          <w:hyperlink w:anchor="_Toc244259682" w:history="1">
             <w:r>
               <w:rPr>
                 <w:rStyle w:val="Hyperlink"/>
@@ -9231,7 +9898,7 @@
               <w:rPr>
                 <w:noProof/>
               </w:rPr>
-              <w:instrText xml:space="preserve"> PAGEREF _Toc244208419 \h </w:instrText>
+              <w:instrText xml:space="preserve"> PAGEREF _Toc244259682 \h </w:instrText>
             </w:r>
             <w:r>
               <w:rPr>
@@ -9273,7 +9940,7 @@
               <w14:ligatures w14:val="standardContextual"/>
             </w:rPr>
           </w:pPr>
-          <w:hyperlink w:anchor="_Toc244208420" w:history="1">
+          <w:hyperlink w:anchor="_Toc244259683" w:history="1">
             <w:r>
               <w:rPr>
                 <w:rStyle w:val="Hyperlink"/>
@@ -9310,7 +9977,7 @@
               <w:rPr>
                 <w:noProof/>
               </w:rPr>
-              <w:instrText xml:space="preserve"> PAGEREF _Toc244208420 \h </w:instrText>
+              <w:instrText xml:space="preserve"> PAGEREF _Toc244259683 \h </w:instrText>
             </w:r>
             <w:r>
               <w:rPr>
@@ -9352,7 +10019,7 @@
               <w14:ligatures w14:val="standardContextual"/>
             </w:rPr>
           </w:pPr>
-          <w:hyperlink w:anchor="_Toc244208421" w:history="1">
+          <w:hyperlink w:anchor="_Toc244259684" w:history="1">
             <w:r>
               <w:rPr>
                 <w:rStyle w:val="Hyperlink"/>
@@ -9389,7 +10056,7 @@
               <w:rPr>
                 <w:noProof/>
               </w:rPr>
-              <w:instrText xml:space="preserve"> PAGEREF _Toc244208421 \h </w:instrText>
+              <w:instrText xml:space="preserve"> PAGEREF _Toc244259684 \h </w:instrText>
             </w:r>
             <w:r>
               <w:rPr>
@@ -9431,7 +10098,7 @@
               <w14:ligatures w14:val="standardContextual"/>
             </w:rPr>
           </w:pPr>
-          <w:hyperlink w:anchor="_Toc244208422" w:history="1">
+          <w:hyperlink w:anchor="_Toc244259685" w:history="1">
             <w:r>
               <w:rPr>
                 <w:rStyle w:val="Hyperlink"/>
@@ -9468,7 +10135,7 @@
               <w:rPr>
                 <w:noProof/>
               </w:rPr>
-              <w:instrText xml:space="preserve"> PAGEREF _Toc244208422 \h </w:instrText>
+              <w:instrText xml:space="preserve"> PAGEREF _Toc244259685 \h </w:instrText>
             </w:r>
             <w:r>
               <w:rPr>
@@ -9510,7 +10177,7 @@
               <w14:ligatures w14:val="standardContextual"/>
             </w:rPr>
           </w:pPr>
-          <w:hyperlink w:anchor="_Toc244208423" w:history="1">
+          <w:hyperlink w:anchor="_Toc244259686" w:history="1">
             <w:r>
               <w:rPr>
                 <w:rStyle w:val="Hyperlink"/>
@@ -9547,7 +10214,7 @@
               <w:rPr>
                 <w:noProof/>
               </w:rPr>
-              <w:instrText xml:space="preserve"> PAGEREF _Toc244208423 \h </w:instrText>
+              <w:instrText xml:space="preserve"> PAGEREF _Toc244259686 \h </w:instrText>
             </w:r>
             <w:r>
               <w:rPr>
@@ -9589,7 +10256,7 @@
               <w14:ligatures w14:val="standardContextual"/>
             </w:rPr>
           </w:pPr>
-          <w:hyperlink w:anchor="_Toc244208424" w:history="1">
+          <w:hyperlink w:anchor="_Toc244259687" w:history="1">
             <w:r>
               <w:rPr>
                 <w:rStyle w:val="Hyperlink"/>
@@ -9626,7 +10293,7 @@
               <w:rPr>
                 <w:noProof/>
               </w:rPr>
-              <w:instrText xml:space="preserve"> PAGEREF _Toc244208424 \h </w:instrText>
+              <w:instrText xml:space="preserve"> PAGEREF _Toc244259687 \h </w:instrText>
             </w:r>
             <w:r>
               <w:rPr>
@@ -9668,7 +10335,7 @@
               <w14:ligatures w14:val="standardContextual"/>
             </w:rPr>
           </w:pPr>
-          <w:hyperlink w:anchor="_Toc244208425" w:history="1">
+          <w:hyperlink w:anchor="_Toc244259688" w:history="1">
             <w:r>
               <w:rPr>
                 <w:rStyle w:val="Hyperlink"/>
@@ -9705,7 +10372,7 @@
               <w:rPr>
                 <w:noProof/>
               </w:rPr>
-              <w:instrText xml:space="preserve"> PAGEREF _Toc244208425 \h </w:instrText>
+              <w:instrText xml:space="preserve"> PAGEREF _Toc244259688 \h </w:instrText>
             </w:r>
             <w:r>
               <w:rPr>
@@ -9747,7 +10414,7 @@
               <w14:ligatures w14:val="standardContextual"/>
             </w:rPr>
           </w:pPr>
-          <w:hyperlink w:anchor="_Toc244208426" w:history="1">
+          <w:hyperlink w:anchor="_Toc244259689" w:history="1">
             <w:r>
               <w:rPr>
                 <w:rStyle w:val="Hyperlink"/>
@@ -9784,7 +10451,7 @@
               <w:rPr>
                 <w:noProof/>
               </w:rPr>
-              <w:instrText xml:space="preserve"> PAGEREF _Toc244208426 \h </w:instrText>
+              <w:instrText xml:space="preserve"> PAGEREF _Toc244259689 \h </w:instrText>
             </w:r>
             <w:r>
               <w:rPr>
@@ -9801,7 +10468,7 @@
               <w:rPr>
                 <w:noProof/>
               </w:rPr>
-              <w:t>34</w:t>
+              <w:t>37</w:t>
             </w:r>
             <w:r>
               <w:rPr>
@@ -9826,7 +10493,7 @@
               <w14:ligatures w14:val="standardContextual"/>
             </w:rPr>
           </w:pPr>
-          <w:hyperlink w:anchor="_Toc244208427" w:history="1">
+          <w:hyperlink w:anchor="_Toc244259690" w:history="1">
             <w:r>
               <w:rPr>
                 <w:rStyle w:val="Hyperlink"/>
@@ -9863,7 +10530,7 @@
               <w:rPr>
                 <w:noProof/>
               </w:rPr>
-              <w:instrText xml:space="preserve"> PAGEREF _Toc244208427 \h </w:instrText>
+              <w:instrText xml:space="preserve"> PAGEREF _Toc244259690 \h </w:instrText>
             </w:r>
             <w:r>
               <w:rPr>
@@ -9880,7 +10547,7 @@
               <w:rPr>
                 <w:noProof/>
               </w:rPr>
-              <w:t>35</w:t>
+              <w:t>39</w:t>
             </w:r>
             <w:r>
               <w:rPr>
@@ -9905,7 +10572,7 @@
               <w14:ligatures w14:val="standardContextual"/>
             </w:rPr>
           </w:pPr>
-          <w:hyperlink w:anchor="_Toc244208428" w:history="1">
+          <w:hyperlink w:anchor="_Toc244259691" w:history="1">
             <w:r>
               <w:rPr>
                 <w:rStyle w:val="Hyperlink"/>
@@ -9942,7 +10609,7 @@
               <w:rPr>
                 <w:noProof/>
               </w:rPr>
-              <w:instrText xml:space="preserve"> PAGEREF _Toc244208428 \h </w:instrText>
+              <w:instrText xml:space="preserve"> PAGEREF _Toc244259691 \h </w:instrText>
             </w:r>
             <w:r>
               <w:rPr>
@@ -9959,7 +10626,7 @@
               <w:rPr>
                 <w:noProof/>
               </w:rPr>
-              <w:t>36</w:t>
+              <w:t>39</w:t>
             </w:r>
             <w:r>
               <w:rPr>
@@ -9979,7 +10646,7 @@
     <w:p>
       <w:pPr>
         <w:sectPr>
-          <w:footerReference w:type="default" r:id="rId7"/>
+          <w:footerReference w:type="default" r:id="rId8"/>
           <w:pgSz w:w="11906" w:h="16838"/>
           <w:pgMar w:top="1134" w:right="1134" w:bottom="1134" w:left="1701" w:header="567" w:footer="567" w:gutter="0"/>
           <w:pgNumType w:fmt="lowerRoman" w:start="1"/>
@@ -9993,7 +10660,7 @@
         <w:pStyle w:val="Heading1"/>
         <w:pageBreakBefore/>
       </w:pPr>
-      <w:bookmarkStart w:id="0" w:name="_Toc244208323"/>
+      <w:bookmarkStart w:id="0" w:name="_Toc244259578"/>
       <w:r>
         <w:lastRenderedPageBreak/>
         <w:t>LỜI MỞ ĐẦU</w:t>
@@ -10004,7 +10671,7 @@
       <w:pPr>
         <w:pStyle w:val="Heading2"/>
       </w:pPr>
-      <w:bookmarkStart w:id="1" w:name="_Toc244208324"/>
+      <w:bookmarkStart w:id="1" w:name="_Toc244259579"/>
       <w:r>
         <w:t>Lý do chọn đề tài</w:t>
       </w:r>
@@ -10077,7 +10744,7 @@
       <w:pPr>
         <w:pStyle w:val="Heading2"/>
       </w:pPr>
-      <w:bookmarkStart w:id="2" w:name="_Toc244208325"/>
+      <w:bookmarkStart w:id="2" w:name="_Toc244259580"/>
       <w:r>
         <w:t>Mục tiêu đề tài</w:t>
       </w:r>
@@ -10143,7 +10810,7 @@
       <w:pPr>
         <w:pStyle w:val="Heading2"/>
       </w:pPr>
-      <w:bookmarkStart w:id="3" w:name="_Toc244208326"/>
+      <w:bookmarkStart w:id="3" w:name="_Toc244259581"/>
       <w:r>
         <w:t>Đối tượng và phạm vi</w:t>
       </w:r>
@@ -10196,7 +10863,7 @@
       <w:pPr>
         <w:pStyle w:val="Heading2"/>
       </w:pPr>
-      <w:bookmarkStart w:id="4" w:name="_Toc244208327"/>
+      <w:bookmarkStart w:id="4" w:name="_Toc244259582"/>
       <w:r>
         <w:t>Phương pháp thực hiện</w:t>
       </w:r>
@@ -10248,7 +10915,7 @@
       <w:pPr>
         <w:pStyle w:val="Heading2"/>
       </w:pPr>
-      <w:bookmarkStart w:id="5" w:name="_Toc244208328"/>
+      <w:bookmarkStart w:id="5" w:name="_Toc244259583"/>
       <w:r>
         <w:t>Bố cục báo cáo</w:t>
       </w:r>
@@ -10371,7 +11038,7 @@
         <w:pStyle w:val="Heading1"/>
         <w:pageBreakBefore/>
       </w:pPr>
-      <w:bookmarkStart w:id="6" w:name="_Toc244208329"/>
+      <w:bookmarkStart w:id="6" w:name="_Toc244259584"/>
       <w:r>
         <w:lastRenderedPageBreak/>
         <w:t>CHƯƠNG 1. TỔNG QUAN VỀ CƠ SỞ DỮ LIỆU PHÂN TÁN</w:t>
@@ -10382,7 +11049,7 @@
       <w:pPr>
         <w:pStyle w:val="Heading2"/>
       </w:pPr>
-      <w:bookmarkStart w:id="7" w:name="_Toc244208330"/>
+      <w:bookmarkStart w:id="7" w:name="_Toc244259585"/>
       <w:r>
         <w:t>1.1 Khái niệm cơ sở dữ liệu phân tán</w:t>
       </w:r>
@@ -10511,7 +11178,7 @@
           <w:noProof/>
         </w:rPr>
         <w:drawing>
-          <wp:inline distT="0" distB="0" distL="0" distR="0" wp14:anchorId="6D75FB35" wp14:editId="62330422">
+          <wp:inline distT="0" distB="0" distL="0" distR="0" wp14:anchorId="390E3269" wp14:editId="70B0B079">
             <wp:extent cx="5619750" cy="3619500"/>
             <wp:effectExtent l="0" t="0" r="0" b="0"/>
             <wp:docPr id="1" name="Picture 1"/>
@@ -10528,7 +11195,7 @@
                     </pic:cNvPicPr>
                   </pic:nvPicPr>
                   <pic:blipFill>
-                    <a:blip r:embed="rId8"/>
+                    <a:blip r:embed="rId9"/>
                     <a:srcRect/>
                     <a:stretch>
                       <a:fillRect/>
@@ -10556,7 +11223,7 @@
         <w:spacing w:after="160"/>
         <w:jc w:val="center"/>
       </w:pPr>
-      <w:bookmarkStart w:id="8" w:name="_Toc244208402"/>
+      <w:bookmarkStart w:id="8" w:name="_Toc244259657"/>
       <w:r>
         <w:rPr>
           <w:b/>
@@ -10579,7 +11246,7 @@
       <w:pPr>
         <w:pStyle w:val="Heading2"/>
       </w:pPr>
-      <w:bookmarkStart w:id="9" w:name="_Toc244208331"/>
+      <w:bookmarkStart w:id="9" w:name="_Toc244259586"/>
       <w:r>
         <w:lastRenderedPageBreak/>
         <w:t>1.2 So sánh CSDL tập trung và CSDL phân tán</w:t>
@@ -10603,7 +11270,7 @@
         <w:spacing w:before="120" w:after="160"/>
         <w:jc w:val="center"/>
       </w:pPr>
-      <w:bookmarkStart w:id="10" w:name="_Toc244208411"/>
+      <w:bookmarkStart w:id="10" w:name="_Toc244259674"/>
       <w:r>
         <w:rPr>
           <w:b/>
@@ -11470,7 +12137,7 @@
       <w:pPr>
         <w:pStyle w:val="Heading2"/>
       </w:pPr>
-      <w:bookmarkStart w:id="11" w:name="_Toc244208332"/>
+      <w:bookmarkStart w:id="11" w:name="_Toc244259587"/>
       <w:r>
         <w:t>1.3 Kiến trúc tham chiếu của CSDL phân tán</w:t>
       </w:r>
@@ -11592,543 +12259,10 @@
           <w:noProof/>
         </w:rPr>
         <w:drawing>
-          <wp:inline distT="0" distB="0" distL="0" distR="0" wp14:anchorId="5A326B22" wp14:editId="5B44EEF0">
+          <wp:inline distT="0" distB="0" distL="0" distR="0" wp14:anchorId="456EF2FD" wp14:editId="4C6CB671">
             <wp:extent cx="5619750" cy="4905375"/>
             <wp:effectExtent l="0" t="0" r="0" b="0"/>
             <wp:docPr id="2" name="Picture 2"/>
-            <wp:cNvGraphicFramePr>
-              <a:graphicFrameLocks xmlns:a="http://schemas.openxmlformats.org/drawingml/2006/main" noChangeAspect="1"/>
-            </wp:cNvGraphicFramePr>
-            <a:graphic xmlns:a="http://schemas.openxmlformats.org/drawingml/2006/main">
-              <a:graphicData uri="http://schemas.openxmlformats.org/drawingml/2006/picture">
-                <pic:pic xmlns:pic="http://schemas.openxmlformats.org/drawingml/2006/picture">
-                  <pic:nvPicPr>
-                    <pic:cNvPr id="0" name=""/>
-                    <pic:cNvPicPr>
-                      <a:picLocks noChangeAspect="1" noChangeArrowheads="1"/>
-                    </pic:cNvPicPr>
-                  </pic:nvPicPr>
-                  <pic:blipFill>
-                    <a:blip r:embed="rId9"/>
-                    <a:srcRect/>
-                    <a:stretch>
-                      <a:fillRect/>
-                    </a:stretch>
-                  </pic:blipFill>
-                  <pic:spPr bwMode="auto">
-                    <a:xfrm>
-                      <a:off x="0" y="0"/>
-                      <a:ext cx="5619750" cy="4905375"/>
-                    </a:xfrm>
-                    <a:prstGeom prst="rect">
-                      <a:avLst/>
-                    </a:prstGeom>
-                  </pic:spPr>
-                </pic:pic>
-              </a:graphicData>
-            </a:graphic>
-          </wp:inline>
-        </w:drawing>
-      </w:r>
-    </w:p>
-    <w:p>
-      <w:pPr>
-        <w:pStyle w:val="CaptionHinh"/>
-        <w:spacing w:after="160"/>
-        <w:jc w:val="center"/>
-      </w:pPr>
-      <w:bookmarkStart w:id="12" w:name="_Toc244208403"/>
-      <w:r>
-        <w:rPr>
-          <w:b/>
-          <w:bCs/>
-          <w:i/>
-          <w:iCs/>
-        </w:rPr>
-        <w:t xml:space="preserve">Hình 1.2: </w:t>
-      </w:r>
-      <w:r>
-        <w:rPr>
-          <w:i/>
-          <w:iCs/>
-        </w:rPr>
-        <w:t>Các mức lược đồ trong kiến trúc tham chiếu của CSDL phân tán</w:t>
-      </w:r>
-      <w:bookmarkEnd w:id="12"/>
-    </w:p>
-    <w:p>
-      <w:pPr>
-        <w:pStyle w:val="Heading2"/>
-      </w:pPr>
-      <w:bookmarkStart w:id="13" w:name="_Toc244208333"/>
-      <w:r>
-        <w:t>1.4 Tính trong suốt trong CSDL phân tán</w:t>
-      </w:r>
-      <w:bookmarkEnd w:id="13"/>
-    </w:p>
-    <w:p>
-      <w:pPr>
-        <w:spacing w:after="120"/>
-        <w:ind w:firstLine="567"/>
-        <w:jc w:val="both"/>
-      </w:pPr>
-      <w:r>
-        <w:t>Tính trong suốt nghĩa là người dùng không cần biết các chi tiết cài đặt của hệ thống phân tán. Có thể phân biệt các mức trong suốt sau, theo thứ tự từ cao xuống thấp:</w:t>
-      </w:r>
-    </w:p>
-    <w:p>
-      <w:pPr>
-        <w:pStyle w:val="ListParagraph"/>
-        <w:numPr>
-          <w:ilvl w:val="0"/>
-          <w:numId w:val="2"/>
-        </w:numPr>
-        <w:spacing w:after="60"/>
-        <w:jc w:val="both"/>
-      </w:pPr>
-      <w:r>
-        <w:rPr>
-          <w:b/>
-          <w:bCs/>
-        </w:rPr>
-        <w:lastRenderedPageBreak/>
-        <w:t>Trong suốt phân mảnh:</w:t>
-      </w:r>
-      <w:r>
-        <w:t xml:space="preserve"> người dùng truy vấn trên quan hệ toàn cục mà không cần biết quan hệ đó đã bị chia thành những mảnh nào. Đây là mức trong suốt cao nhất.</w:t>
-      </w:r>
-    </w:p>
-    <w:p>
-      <w:pPr>
-        <w:pStyle w:val="ListParagraph"/>
-        <w:numPr>
-          <w:ilvl w:val="0"/>
-          <w:numId w:val="2"/>
-        </w:numPr>
-        <w:spacing w:after="60"/>
-        <w:jc w:val="both"/>
-      </w:pPr>
-      <w:r>
-        <w:rPr>
-          <w:b/>
-          <w:bCs/>
-        </w:rPr>
-        <w:t>Trong suốt vị trí:</w:t>
-      </w:r>
-      <w:r>
-        <w:t xml:space="preserve"> người dùng biết các mảnh nhưng không cần biết mỗi mảnh nằm ở site nào.</w:t>
-      </w:r>
-    </w:p>
-    <w:p>
-      <w:pPr>
-        <w:pStyle w:val="ListParagraph"/>
-        <w:numPr>
-          <w:ilvl w:val="0"/>
-          <w:numId w:val="2"/>
-        </w:numPr>
-        <w:spacing w:after="60"/>
-        <w:jc w:val="both"/>
-      </w:pPr>
-      <w:r>
-        <w:rPr>
-          <w:b/>
-          <w:bCs/>
-        </w:rPr>
-        <w:t>Trong suốt nhân bản:</w:t>
-      </w:r>
-      <w:r>
-        <w:t xml:space="preserve"> người dùng không cần biết một mảnh có bao nhiêu bản sao, cũng không phải tự cập nhật từng bản sao.</w:t>
-      </w:r>
-    </w:p>
-    <w:p>
-      <w:pPr>
-        <w:pStyle w:val="ListParagraph"/>
-        <w:numPr>
-          <w:ilvl w:val="0"/>
-          <w:numId w:val="2"/>
-        </w:numPr>
-        <w:spacing w:after="60"/>
-        <w:jc w:val="both"/>
-      </w:pPr>
-      <w:r>
-        <w:rPr>
-          <w:b/>
-          <w:bCs/>
-        </w:rPr>
-        <w:t>Trong suốt ánh xạ cục bộ:</w:t>
-      </w:r>
-      <w:r>
-        <w:t xml:space="preserve"> người dùng không cần biết mỗi site dùng hệ quản trị nào và lưu dữ liệu ra sao.</w:t>
-      </w:r>
-    </w:p>
-    <w:p>
-      <w:pPr>
-        <w:spacing w:after="120"/>
-        <w:ind w:firstLine="567"/>
-        <w:jc w:val="both"/>
-      </w:pPr>
-      <w:r>
-        <w:t>Mức trong suốt càng cao thì việc viết ứng dụng càng đơn giản, nhưng DDBMS phải đảm nhận nhiều việc hơn, ví dụ phải tự phân rã một truy vấn toàn cục thành các truy vấn trên từng mảnh. Trong thực nghiệm ở Chương 4, nhóm đạt được trong suốt phân mảnh và trong suốt vị trí bằng view và synonym của SQL Server.</w:t>
-      </w:r>
-    </w:p>
-    <w:p>
-      <w:pPr>
-        <w:pStyle w:val="Heading2"/>
-      </w:pPr>
-      <w:bookmarkStart w:id="14" w:name="_Toc244208334"/>
-      <w:r>
-        <w:t>1.5 Thiết kế cơ sở dữ liệu phân tán</w:t>
-      </w:r>
-      <w:bookmarkEnd w:id="14"/>
-    </w:p>
-    <w:p>
-      <w:pPr>
-        <w:pStyle w:val="Heading3"/>
-      </w:pPr>
-      <w:bookmarkStart w:id="15" w:name="_Toc244208335"/>
-      <w:r>
-        <w:t>1.5.1 Hai hướng tiếp cận</w:t>
-      </w:r>
-      <w:bookmarkEnd w:id="15"/>
-    </w:p>
-    <w:p>
-      <w:pPr>
-        <w:pStyle w:val="ListParagraph"/>
-        <w:numPr>
-          <w:ilvl w:val="0"/>
-          <w:numId w:val="2"/>
-        </w:numPr>
-        <w:spacing w:after="60"/>
-        <w:jc w:val="both"/>
-      </w:pPr>
-      <w:r>
-        <w:rPr>
-          <w:b/>
-          <w:bCs/>
-        </w:rPr>
-        <w:t>Thiết kế từ trên xuống (top-down):</w:t>
-      </w:r>
-      <w:r>
-        <w:t xml:space="preserve"> xuất phát từ yêu cầu của hệ thống, xây dựng lược đồ toàn cục, sau đó thiết kế phân mảnh và cấp phát, cuối cùng là lược đồ cục bộ tại mỗi site. Hướng này phù hợp khi xây dựng hệ thống mới, và cũng là hướng đề tài áp dụng.</w:t>
-      </w:r>
-    </w:p>
-    <w:p>
-      <w:pPr>
-        <w:pStyle w:val="ListParagraph"/>
-        <w:numPr>
-          <w:ilvl w:val="0"/>
-          <w:numId w:val="2"/>
-        </w:numPr>
-        <w:spacing w:after="60"/>
-        <w:jc w:val="both"/>
-      </w:pPr>
-      <w:r>
-        <w:rPr>
-          <w:b/>
-          <w:bCs/>
-        </w:rPr>
-        <w:t>Thiết kế từ dưới lên (bottom-up):</w:t>
-      </w:r>
-      <w:r>
-        <w:t xml:space="preserve"> khi đã có sẵn nhiều CSDL độc lập, cần tích hợp chúng thành một lược đồ toàn cục chung. Hướng này thường gặp khi hợp nhất các hệ thống có sẵn.</w:t>
-      </w:r>
-    </w:p>
-    <w:p>
-      <w:pPr>
-        <w:pStyle w:val="Heading3"/>
-      </w:pPr>
-      <w:bookmarkStart w:id="16" w:name="_Toc244208336"/>
-      <w:r>
-        <w:t>1.5.2 Hai bài toán chính: phân mảnh và cấp phát</w:t>
-      </w:r>
-      <w:bookmarkEnd w:id="16"/>
-    </w:p>
-    <w:p>
-      <w:pPr>
-        <w:spacing w:after="120"/>
-        <w:ind w:firstLine="567"/>
-        <w:jc w:val="both"/>
-      </w:pPr>
-      <w:r>
-        <w:t>Trong thiết kế từ trên xuống, sau khi có lược đồ toàn cục, người thiết kế phải giải quyết hai bài toán:</w:t>
-      </w:r>
-    </w:p>
-    <w:p>
-      <w:pPr>
-        <w:pStyle w:val="ListParagraph"/>
-        <w:numPr>
-          <w:ilvl w:val="0"/>
-          <w:numId w:val="2"/>
-        </w:numPr>
-        <w:spacing w:after="60"/>
-        <w:jc w:val="both"/>
-      </w:pPr>
-      <w:r>
-        <w:rPr>
-          <w:b/>
-          <w:bCs/>
-        </w:rPr>
-        <w:t>Phân mảnh:</w:t>
-      </w:r>
-      <w:r>
-        <w:t xml:space="preserve"> chia mỗi quan hệ thành các mảnh sao cho mỗi mảnh chứa đúng phần dữ liệu mà một nhóm ứng dụng cần. Đây là nội dung chính của Chương 2 và Chương 3.</w:t>
-      </w:r>
-    </w:p>
-    <w:p>
-      <w:pPr>
-        <w:pStyle w:val="ListParagraph"/>
-        <w:numPr>
-          <w:ilvl w:val="0"/>
-          <w:numId w:val="2"/>
-        </w:numPr>
-        <w:spacing w:after="60"/>
-        <w:jc w:val="both"/>
-      </w:pPr>
-      <w:r>
-        <w:rPr>
-          <w:b/>
-          <w:bCs/>
-        </w:rPr>
-        <w:t>Cấp phát:</w:t>
-      </w:r>
-      <w:r>
-        <w:t xml:space="preserve"> đặt các mảnh lên các site sao cho tối thiểu hóa chi phí truy cập và truyền thông, đồng thời đáp ứng yêu cầu về độ sẵn sàng. Có ba phương án: không nhân bản (mỗi mảnh ở đúng một site), nhân bản một phần, và nhân bản toàn phần.</w:t>
-      </w:r>
-    </w:p>
-    <w:p>
-      <w:pPr>
-        <w:spacing w:after="120"/>
-        <w:ind w:firstLine="567"/>
-        <w:jc w:val="both"/>
-      </w:pPr>
-      <w:r>
-        <w:t xml:space="preserve">Cả hai bài toán đều cần thông tin đầu vào về dữ liệu và ứng dụng: các truy vấn chính, thuộc tính và vị từ mà chúng sử dụng, nơi phát sinh, tần suất thực hiện. Phân </w:t>
-      </w:r>
-      <w:r>
-        <w:lastRenderedPageBreak/>
-        <w:t>mảnh tốt mà cấp phát không hợp lý thì vẫn phát sinh nhiều truy cập từ xa, nên hai bài toán phải được xem xét cùng nhau.</w:t>
-      </w:r>
-    </w:p>
-    <w:p>
-      <w:pPr>
-        <w:pStyle w:val="Heading2"/>
-      </w:pPr>
-      <w:bookmarkStart w:id="17" w:name="_Toc244208337"/>
-      <w:r>
-        <w:t>1.6 Kết chương</w:t>
-      </w:r>
-      <w:bookmarkEnd w:id="17"/>
-    </w:p>
-    <w:p>
-      <w:pPr>
-        <w:spacing w:after="120"/>
-        <w:ind w:firstLine="567"/>
-        <w:jc w:val="both"/>
-      </w:pPr>
-      <w:r>
-        <w:t>Chương 1 đã trình bày khái niệm, ưu nhược điểm, kiến trúc tham chiếu và các mức trong suốt của CSDL phân tán, cùng hai bài toán thiết kế là phân mảnh và cấp phát. Chương 2 sẽ đi vào chi tiết bài toán phân mảnh với hai kiểu cơ bản là phân mảnh ngang và phân mảnh dọc.</w:t>
-      </w:r>
-    </w:p>
-    <w:p>
-      <w:pPr>
-        <w:pStyle w:val="Heading1"/>
-        <w:pageBreakBefore/>
-      </w:pPr>
-      <w:bookmarkStart w:id="18" w:name="_Toc244208338"/>
-      <w:r>
-        <w:lastRenderedPageBreak/>
-        <w:t>CHƯƠNG 2. PHÂN MẢNH DỮ LIỆU TRONG CSDL PHÂN TÁN</w:t>
-      </w:r>
-      <w:bookmarkEnd w:id="18"/>
-    </w:p>
-    <w:p>
-      <w:pPr>
-        <w:pStyle w:val="Heading2"/>
-      </w:pPr>
-      <w:bookmarkStart w:id="19" w:name="_Toc244208339"/>
-      <w:r>
-        <w:t>2.1 Lý do và đơn vị phân mảnh</w:t>
-      </w:r>
-      <w:bookmarkEnd w:id="19"/>
-    </w:p>
-    <w:p>
-      <w:pPr>
-        <w:spacing w:after="120"/>
-        <w:ind w:firstLine="567"/>
-        <w:jc w:val="both"/>
-      </w:pPr>
-      <w:r>
-        <w:t xml:space="preserve">Nếu đơn vị phân tán là cả một quan hệ, sẽ có hai lựa chọn đều không hiệu quả. Đặt quan hệ ở một site thì các site khác phải truy cập từ xa. Nhân bản quan hệ ra mọi site thì tốn không gian lưu trữ, và mỗi lần cập nhật phải sửa tất cả các bản sao. Trong khi đó, mỗi ứng dụng thường chỉ dùng một </w:t>
-      </w:r>
-      <w:r>
-        <w:rPr>
-          <w:b/>
-          <w:bCs/>
-        </w:rPr>
-        <w:t>tập con</w:t>
-      </w:r>
-      <w:r>
-        <w:t xml:space="preserve"> của quan hệ, ví dụ chi nhánh Hà Nội chỉ cần khách hàng ở Hà Nội. Vì vậy, đơn vị phân tán hợp lý là các </w:t>
-      </w:r>
-      <w:r>
-        <w:rPr>
-          <w:b/>
-          <w:bCs/>
-        </w:rPr>
-        <w:t>mảnh</w:t>
-      </w:r>
-      <w:r>
-        <w:t xml:space="preserve"> (fragment) của quan hệ.</w:t>
-      </w:r>
-    </w:p>
-    <w:p>
-      <w:pPr>
-        <w:spacing w:after="120"/>
-        <w:ind w:firstLine="567"/>
-        <w:jc w:val="both"/>
-      </w:pPr>
-      <w:r>
-        <w:t>Phân mảnh mang lại các lợi ích:</w:t>
-      </w:r>
-    </w:p>
-    <w:p>
-      <w:pPr>
-        <w:pStyle w:val="ListParagraph"/>
-        <w:numPr>
-          <w:ilvl w:val="0"/>
-          <w:numId w:val="2"/>
-        </w:numPr>
-        <w:spacing w:after="60"/>
-        <w:jc w:val="both"/>
-      </w:pPr>
-      <w:r>
-        <w:rPr>
-          <w:b/>
-          <w:bCs/>
-        </w:rPr>
-        <w:t>Tăng tính cục bộ:</w:t>
-      </w:r>
-      <w:r>
-        <w:t xml:space="preserve"> mỗi mảnh đặt ở nơi sử dụng nó nhiều nhất, phần lớn truy vấn được trả lời bằng dữ liệu tại chỗ.</w:t>
-      </w:r>
-    </w:p>
-    <w:p>
-      <w:pPr>
-        <w:pStyle w:val="ListParagraph"/>
-        <w:numPr>
-          <w:ilvl w:val="0"/>
-          <w:numId w:val="2"/>
-        </w:numPr>
-        <w:spacing w:after="60"/>
-        <w:jc w:val="both"/>
-      </w:pPr>
-      <w:r>
-        <w:rPr>
-          <w:b/>
-          <w:bCs/>
-        </w:rPr>
-        <w:t>Xử lý song song:</w:t>
-      </w:r>
-      <w:r>
-        <w:t xml:space="preserve"> một truy vấn trên quan hệ có thể tách thành nhiều truy vấn con chạy đồng thời trên các mảnh.</w:t>
-      </w:r>
-    </w:p>
-    <w:p>
-      <w:pPr>
-        <w:pStyle w:val="ListParagraph"/>
-        <w:numPr>
-          <w:ilvl w:val="0"/>
-          <w:numId w:val="2"/>
-        </w:numPr>
-        <w:spacing w:after="60"/>
-        <w:jc w:val="both"/>
-      </w:pPr>
-      <w:r>
-        <w:rPr>
-          <w:b/>
-          <w:bCs/>
-        </w:rPr>
-        <w:t>Bảo mật:</w:t>
-      </w:r>
-      <w:r>
-        <w:t xml:space="preserve"> dữ liệu nhạy cảm được tách riêng và chỉ đặt ở những site có quyền truy cập.</w:t>
-      </w:r>
-    </w:p>
-    <w:p>
-      <w:pPr>
-        <w:spacing w:after="120"/>
-        <w:ind w:firstLine="567"/>
-        <w:jc w:val="both"/>
-      </w:pPr>
-      <w:r>
-        <w:t xml:space="preserve">Phân mảnh cũng có cái giá phải trả. Những ứng dụng cần dữ liệu ở nhiều mảnh phải ghép các mảnh lại, phát sinh chi phí truyền thông và xử lý. Việc kiểm tra ràng buộc toàn vẹn liên quan đến nhiều mảnh cũng phức tạp hơn. Do đó </w:t>
-      </w:r>
-      <w:r>
-        <w:rPr>
-          <w:b/>
-          <w:bCs/>
-        </w:rPr>
-        <w:t>mức độ phân mảnh</w:t>
-      </w:r>
-      <w:r>
-        <w:t xml:space="preserve"> phải vừa phải: không phân mảnh thì mất tính cục bộ, phân mảnh quá nhỏ (đến từng bộ hoặc từng thuộc tính) thì chi phí ghép lại rất lớn. Mức độ hợp lý được xác định dựa trên các ứng dụng sử dụng CSDL.</w:t>
-      </w:r>
-    </w:p>
-    <w:p>
-      <w:pPr>
-        <w:spacing w:after="120"/>
-        <w:ind w:firstLine="567"/>
-        <w:jc w:val="both"/>
-      </w:pPr>
-      <w:r>
-        <w:t xml:space="preserve">Có ba kiểu phân mảnh cơ bản (Hình 2.1): </w:t>
-      </w:r>
-      <w:r>
-        <w:rPr>
-          <w:b/>
-          <w:bCs/>
-        </w:rPr>
-        <w:t>phân mảnh ngang</w:t>
-      </w:r>
-      <w:r>
-        <w:t xml:space="preserve"> (theo dòng), </w:t>
-      </w:r>
-      <w:r>
-        <w:rPr>
-          <w:b/>
-          <w:bCs/>
-        </w:rPr>
-        <w:t>phân mảnh dọc</w:t>
-      </w:r>
-      <w:r>
-        <w:t xml:space="preserve"> (theo cột) và </w:t>
-      </w:r>
-      <w:r>
-        <w:rPr>
-          <w:b/>
-          <w:bCs/>
-        </w:rPr>
-        <w:t>phân mảnh hỗn hợp</w:t>
-      </w:r>
-      <w:r>
-        <w:t xml:space="preserve"> (kết hợp cả hai).</w:t>
-      </w:r>
-    </w:p>
-    <w:p>
-      <w:pPr>
-        <w:keepNext/>
-        <w:spacing w:before="120" w:after="60"/>
-        <w:jc w:val="center"/>
-      </w:pPr>
-      <w:r>
-        <w:rPr>
-          <w:noProof/>
-        </w:rPr>
-        <w:drawing>
-          <wp:inline distT="0" distB="0" distL="0" distR="0" wp14:anchorId="7E8F4320" wp14:editId="590F2FF0">
-            <wp:extent cx="5619750" cy="1790700"/>
-            <wp:effectExtent l="0" t="0" r="0" b="0"/>
-            <wp:docPr id="3" name="Picture 3"/>
             <wp:cNvGraphicFramePr>
               <a:graphicFrameLocks xmlns:a="http://schemas.openxmlformats.org/drawingml/2006/main" noChangeAspect="1"/>
             </wp:cNvGraphicFramePr>
@@ -12151,7 +12285,7 @@
                   <pic:spPr bwMode="auto">
                     <a:xfrm>
                       <a:off x="0" y="0"/>
-                      <a:ext cx="5619750" cy="1790700"/>
+                      <a:ext cx="5619750" cy="4905375"/>
                     </a:xfrm>
                     <a:prstGeom prst="rect">
                       <a:avLst/>
@@ -12170,7 +12304,7 @@
         <w:spacing w:after="160"/>
         <w:jc w:val="center"/>
       </w:pPr>
-      <w:bookmarkStart w:id="20" w:name="_Toc244208404"/>
+      <w:bookmarkStart w:id="12" w:name="_Toc244259658"/>
       <w:r>
         <w:rPr>
           <w:b/>
@@ -12178,27 +12312,26 @@
           <w:i/>
           <w:iCs/>
         </w:rPr>
-        <w:t xml:space="preserve">Hình 2.1: </w:t>
+        <w:t xml:space="preserve">Hình 1.2: </w:t>
       </w:r>
       <w:r>
         <w:rPr>
           <w:i/>
           <w:iCs/>
         </w:rPr>
-        <w:t>Minh họa ba kiểu phân mảnh</w:t>
-      </w:r>
-      <w:bookmarkEnd w:id="20"/>
+        <w:t>Các mức lược đồ trong kiến trúc tham chiếu của CSDL phân tán</w:t>
+      </w:r>
+      <w:bookmarkEnd w:id="12"/>
     </w:p>
     <w:p>
       <w:pPr>
         <w:pStyle w:val="Heading2"/>
       </w:pPr>
-      <w:bookmarkStart w:id="21" w:name="_Toc244208340"/>
-      <w:r>
-        <w:lastRenderedPageBreak/>
-        <w:t>2.2 Các quy tắc đúng đắn của phân mảnh</w:t>
-      </w:r>
-      <w:bookmarkEnd w:id="21"/>
+      <w:bookmarkStart w:id="13" w:name="_Toc244259588"/>
+      <w:r>
+        <w:t>1.4 Tính trong suốt trong CSDL phân tán</w:t>
+      </w:r>
+      <w:bookmarkEnd w:id="13"/>
     </w:p>
     <w:p>
       <w:pPr>
@@ -12207,7 +12340,7 @@
         <w:jc w:val="both"/>
       </w:pPr>
       <w:r>
-        <w:t>Giả sử quan hệ R được phân mảnh thành các mảnh R₁, R₂, …, Rₙ. Phân mảnh được gọi là đúng đắn nếu thỏa ba quy tắc [1]:</w:t>
+        <w:t>Tính trong suốt nghĩa là người dùng không cần biết các chi tiết cài đặt của hệ thống phân tán. Có thể phân biệt các mức trong suốt sau, theo thứ tự từ cao xuống thấp:</w:t>
       </w:r>
     </w:p>
     <w:p>
@@ -12225,10 +12358,11 @@
           <w:b/>
           <w:bCs/>
         </w:rPr>
-        <w:t>Tính đầy đủ (completeness):</w:t>
-      </w:r>
-      <w:r>
-        <w:t xml:space="preserve"> mỗi mục dữ liệu của R (một bộ đối với phân mảnh ngang, một thuộc tính đối với phân mảnh dọc) đều có mặt trong ít nhất một mảnh Rᵢ. Quy tắc này đảm bảo phân mảnh không làm mất dữ liệu.</w:t>
+        <w:lastRenderedPageBreak/>
+        <w:t>Trong suốt phân mảnh:</w:t>
+      </w:r>
+      <w:r>
+        <w:t xml:space="preserve"> người dùng truy vấn trên quan hệ toàn cục mà không cần biết quan hệ đó đã bị chia thành những mảnh nào. Đây là mức trong suốt cao nhất.</w:t>
       </w:r>
     </w:p>
     <w:p>
@@ -12246,64 +12380,10 @@
           <w:b/>
           <w:bCs/>
         </w:rPr>
-        <w:t>Tính tái thiết (reconstruction):</w:t>
-      </w:r>
-      <w:r>
-        <w:t xml:space="preserve"> tồn tại một phép toán quan hệ </w:t>
-      </w:r>
-      <w:r>
-        <w:rPr>
-          <w:rFonts w:ascii="Cambria Math" w:eastAsia="Cambria Math" w:hAnsi="Cambria Math" w:cs="Cambria Math"/>
-        </w:rPr>
-        <w:t>∇</w:t>
-      </w:r>
-      <w:r>
-        <w:t xml:space="preserve"> sao cho R = </w:t>
-      </w:r>
-      <w:r>
-        <w:rPr>
-          <w:rFonts w:ascii="Cambria Math" w:eastAsia="Cambria Math" w:hAnsi="Cambria Math" w:cs="Cambria Math"/>
-        </w:rPr>
-        <w:t>∇</w:t>
-      </w:r>
-      <w:r>
-        <w:t xml:space="preserve"> Rᵢ. Với phân mảnh ngang, </w:t>
-      </w:r>
-      <w:r>
-        <w:rPr>
-          <w:rFonts w:ascii="Cambria Math" w:eastAsia="Cambria Math" w:hAnsi="Cambria Math" w:cs="Cambria Math"/>
-        </w:rPr>
-        <w:t>∇</w:t>
-      </w:r>
-      <w:r>
-        <w:t xml:space="preserve"> là phép hợp (</w:t>
-      </w:r>
-      <w:r>
-        <w:rPr>
-          <w:rFonts w:ascii="Cambria Math" w:eastAsia="Cambria Math" w:hAnsi="Cambria Math" w:cs="Cambria Math"/>
-        </w:rPr>
-        <w:t>∪</w:t>
-      </w:r>
-      <w:r>
-        <w:t xml:space="preserve">); với phân mảnh dọc, </w:t>
-      </w:r>
-      <w:r>
-        <w:rPr>
-          <w:rFonts w:ascii="Cambria Math" w:eastAsia="Cambria Math" w:hAnsi="Cambria Math" w:cs="Cambria Math"/>
-        </w:rPr>
-        <w:t>∇</w:t>
-      </w:r>
-      <w:r>
-        <w:t xml:space="preserve"> là phép kết nối (</w:t>
-      </w:r>
-      <w:r>
-        <w:rPr>
-          <w:rFonts w:ascii="Cambria Math" w:eastAsia="Cambria Math" w:hAnsi="Cambria Math" w:cs="Cambria Math"/>
-        </w:rPr>
-        <w:t>⋈</w:t>
-      </w:r>
-      <w:r>
-        <w:t>) trên khóa. Quy tắc này đảm bảo các ràng buộc phụ thuộc giữa dữ liệu được bảo toàn.</w:t>
+        <w:t>Trong suốt vị trí:</w:t>
+      </w:r>
+      <w:r>
+        <w:t xml:space="preserve"> người dùng biết các mảnh nhưng không cần biết mỗi mảnh nằm ở site nào.</w:t>
       </w:r>
     </w:p>
     <w:p>
@@ -12321,127 +12401,11 @@
           <w:b/>
           <w:bCs/>
         </w:rPr>
-        <w:t>Tính rời nhau (disjointness):</w:t>
-      </w:r>
-      <w:r>
-        <w:t xml:space="preserve"> với phân mảnh ngang, một bộ thuộc Rⱼ thì không thuộc Rₖ (j ≠ k). Với phân mảnh dọc, các mảnh chỉ được trùng nhau ở khóa chính; khóa phải được lặp lại ở mọi mảnh để có thể tái thiết.</w:t>
-      </w:r>
-    </w:p>
-    <w:p>
-      <w:pPr>
-        <w:pStyle w:val="Heading2"/>
-      </w:pPr>
-      <w:bookmarkStart w:id="22" w:name="_Toc244208341"/>
-      <w:r>
-        <w:t>2.3 Phân mảnh ngang nguyên thủy</w:t>
-      </w:r>
-      <w:bookmarkEnd w:id="22"/>
-    </w:p>
-    <w:p>
-      <w:pPr>
-        <w:pStyle w:val="Heading3"/>
-      </w:pPr>
-      <w:bookmarkStart w:id="23" w:name="_Toc244208342"/>
-      <w:r>
-        <w:t>2.3.1 Định nghĩa</w:t>
-      </w:r>
-      <w:bookmarkEnd w:id="23"/>
-    </w:p>
-    <w:p>
-      <w:pPr>
-        <w:spacing w:after="120"/>
-        <w:ind w:firstLine="567"/>
-        <w:jc w:val="both"/>
-      </w:pPr>
-      <w:r>
-        <w:t>Phân mảnh ngang chia quan hệ theo các bộ. Mỗi mảnh là kết quả của một phép chọn trên quan hệ:</w:t>
-      </w:r>
-    </w:p>
-    <w:p>
-      <w:pPr>
-        <w:spacing w:before="80" w:after="160"/>
-        <w:jc w:val="center"/>
-      </w:pPr>
-      <w:r>
-        <w:rPr>
-          <w:rFonts w:ascii="Cambria Math" w:eastAsia="Cambria Math" w:hAnsi="Cambria Math" w:cs="Cambria Math"/>
-          <w:sz w:val="24"/>
-          <w:szCs w:val="24"/>
-        </w:rPr>
-        <w:t>R</w:t>
-      </w:r>
-      <w:r>
-        <w:rPr>
-          <w:rFonts w:ascii="Cambria Math" w:eastAsia="Cambria Math" w:hAnsi="Cambria Math" w:cs="Cambria Math"/>
-          <w:sz w:val="24"/>
-          <w:szCs w:val="24"/>
-        </w:rPr>
-        <w:t>ᵢ</w:t>
-      </w:r>
-      <w:r>
-        <w:rPr>
-          <w:rFonts w:ascii="Cambria Math" w:eastAsia="Cambria Math" w:hAnsi="Cambria Math" w:cs="Cambria Math"/>
-          <w:sz w:val="24"/>
-          <w:szCs w:val="24"/>
-        </w:rPr>
-        <w:t xml:space="preserve"> = σ</w:t>
-      </w:r>
-      <w:r>
-        <w:rPr>
-          <w:rFonts w:ascii="Cambria Math" w:eastAsia="Cambria Math" w:hAnsi="Cambria Math" w:cs="Cambria Math"/>
-          <w:sz w:val="24"/>
-          <w:szCs w:val="24"/>
-          <w:vertAlign w:val="subscript"/>
-        </w:rPr>
-        <w:t>F</w:t>
-      </w:r>
-      <w:r>
-        <w:rPr>
-          <w:rFonts w:ascii="Cambria Math" w:eastAsia="Cambria Math" w:hAnsi="Cambria Math" w:cs="Cambria Math"/>
-          <w:sz w:val="24"/>
-          <w:szCs w:val="24"/>
-          <w:vertAlign w:val="subscript"/>
-        </w:rPr>
-        <w:t>ᵢ</w:t>
-      </w:r>
-      <w:r>
-        <w:rPr>
-          <w:rFonts w:ascii="Cambria Math" w:eastAsia="Cambria Math" w:hAnsi="Cambria Math" w:cs="Cambria Math"/>
-          <w:sz w:val="24"/>
-          <w:szCs w:val="24"/>
-        </w:rPr>
-        <w:t>(R),   i = 1..n</w:t>
-      </w:r>
-    </w:p>
-    <w:p>
-      <w:pPr>
-        <w:spacing w:after="120"/>
-        <w:ind w:firstLine="567"/>
-        <w:jc w:val="both"/>
-      </w:pPr>
-      <w:r>
-        <w:t xml:space="preserve">trong đó Fᵢ là vị từ chọn của mảnh Rᵢ. Gọi là phân mảnh </w:t>
-      </w:r>
-      <w:r>
-        <w:rPr>
-          <w:b/>
-          <w:bCs/>
-        </w:rPr>
-        <w:t>nguyên thủy</w:t>
-      </w:r>
-      <w:r>
-        <w:t xml:space="preserve"> vì vị từ được định nghĩa trên chính các thuộc tính của R.</w:t>
-      </w:r>
-    </w:p>
-    <w:p>
-      <w:pPr>
-        <w:pStyle w:val="Heading3"/>
-      </w:pPr>
-      <w:bookmarkStart w:id="24" w:name="_Toc244208343"/>
-      <w:r>
-        <w:t>2.3.2 Vị từ đơn giản và vị từ hội sơ cấp</w:t>
-      </w:r>
-      <w:bookmarkEnd w:id="24"/>
+        <w:t>Trong suốt nhân bản:</w:t>
+      </w:r>
+      <w:r>
+        <w:t xml:space="preserve"> người dùng không cần biết một mảnh có bao nhiêu bản sao, cũng không phải tự cập nhật từng bản sao.</w:t>
+      </w:r>
     </w:p>
     <w:p>
       <w:pPr>
@@ -12458,20 +12422,41 @@
           <w:b/>
           <w:bCs/>
         </w:rPr>
-        <w:t>Vị từ đơn giản</w:t>
-      </w:r>
-      <w:r>
-        <w:t xml:space="preserve"> có dạng pⱼ: Aᵢ θ Giá_trị, với Aᵢ là thuộc tính của R và θ </w:t>
-      </w:r>
-      <w:r>
-        <w:rPr>
-          <w:rFonts w:ascii="Cambria Math" w:eastAsia="Cambria Math" w:hAnsi="Cambria Math" w:cs="Cambria Math"/>
-        </w:rPr>
-        <w:t>∈</w:t>
-      </w:r>
-      <w:r>
-        <w:t xml:space="preserve"> {=, &lt;, ≤, &gt;, ≥, ≠}. Ví dụ: p₁: MaCN = 'CN01'.</w:t>
-      </w:r>
+        <w:t>Trong suốt ánh xạ cục bộ:</w:t>
+      </w:r>
+      <w:r>
+        <w:t xml:space="preserve"> người dùng không cần biết mỗi site dùng hệ quản trị nào và lưu dữ liệu ra sao.</w:t>
+      </w:r>
+    </w:p>
+    <w:p>
+      <w:pPr>
+        <w:spacing w:after="120"/>
+        <w:ind w:firstLine="567"/>
+        <w:jc w:val="both"/>
+      </w:pPr>
+      <w:r>
+        <w:t>Mức trong suốt càng cao thì việc viết ứng dụng càng đơn giản, nhưng DDBMS phải đảm nhận nhiều việc hơn, ví dụ phải tự phân rã một truy vấn toàn cục thành các truy vấn trên từng mảnh. Trong thực nghiệm ở Chương 4, nhóm đạt được trong suốt phân mảnh và trong suốt vị trí bằng view và synonym của SQL Server.</w:t>
+      </w:r>
+    </w:p>
+    <w:p>
+      <w:pPr>
+        <w:pStyle w:val="Heading2"/>
+      </w:pPr>
+      <w:bookmarkStart w:id="14" w:name="_Toc244259589"/>
+      <w:r>
+        <w:t>1.5 Thiết kế cơ sở dữ liệu phân tán</w:t>
+      </w:r>
+      <w:bookmarkEnd w:id="14"/>
+    </w:p>
+    <w:p>
+      <w:pPr>
+        <w:pStyle w:val="Heading3"/>
+      </w:pPr>
+      <w:bookmarkStart w:id="15" w:name="_Toc244259590"/>
+      <w:r>
+        <w:t>1.5.1 Hai hướng tiếp cận</w:t>
+      </w:r>
+      <w:bookmarkEnd w:id="15"/>
     </w:p>
     <w:p>
       <w:pPr>
@@ -12488,130 +12473,11 @@
           <w:b/>
           <w:bCs/>
         </w:rPr>
-        <w:t>Vị từ hội sơ cấp (minterm)</w:t>
-      </w:r>
-      <w:r>
-        <w:t xml:space="preserve"> trên tập vị từ đơn giản Pr = {p₁, …, pₘ} là phép hội của tất cả các vị từ trong Pr, mỗi vị từ xuất hiện ở dạng khẳng định hoặc phủ định:</w:t>
-      </w:r>
-    </w:p>
-    <w:p>
-      <w:pPr>
-        <w:spacing w:before="80" w:after="160"/>
-        <w:jc w:val="center"/>
-      </w:pPr>
-      <w:r>
-        <w:rPr>
-          <w:rFonts w:ascii="Cambria Math" w:eastAsia="Cambria Math" w:hAnsi="Cambria Math" w:cs="Cambria Math"/>
-          <w:sz w:val="24"/>
-          <w:szCs w:val="24"/>
-        </w:rPr>
-        <w:t>mₖ = p₁* ∧ p₂* ∧ … ∧ pₘ*,   v</w:t>
-      </w:r>
-      <w:r>
-        <w:rPr>
-          <w:rFonts w:ascii="Cambria Math" w:eastAsia="Cambria Math" w:hAnsi="Cambria Math" w:cs="Cambria Math"/>
-          <w:sz w:val="24"/>
-          <w:szCs w:val="24"/>
-        </w:rPr>
-        <w:t>ớ</w:t>
-      </w:r>
-      <w:r>
-        <w:rPr>
-          <w:rFonts w:ascii="Cambria Math" w:eastAsia="Cambria Math" w:hAnsi="Cambria Math" w:cs="Cambria Math"/>
-          <w:sz w:val="24"/>
-          <w:szCs w:val="24"/>
-        </w:rPr>
-        <w:t>i p</w:t>
-      </w:r>
-      <w:r>
-        <w:rPr>
-          <w:rFonts w:ascii="Cambria Math" w:eastAsia="Cambria Math" w:hAnsi="Cambria Math" w:cs="Cambria Math"/>
-          <w:sz w:val="24"/>
-          <w:szCs w:val="24"/>
-        </w:rPr>
-        <w:t>ᵢ</w:t>
-      </w:r>
-      <w:r>
-        <w:rPr>
-          <w:rFonts w:ascii="Cambria Math" w:eastAsia="Cambria Math" w:hAnsi="Cambria Math" w:cs="Cambria Math"/>
-          <w:sz w:val="24"/>
-          <w:szCs w:val="24"/>
-        </w:rPr>
-        <w:t>* ∈ {p</w:t>
-      </w:r>
-      <w:r>
-        <w:rPr>
-          <w:rFonts w:ascii="Cambria Math" w:eastAsia="Cambria Math" w:hAnsi="Cambria Math" w:cs="Cambria Math"/>
-          <w:sz w:val="24"/>
-          <w:szCs w:val="24"/>
-        </w:rPr>
-        <w:t>ᵢ</w:t>
-      </w:r>
-      <w:r>
-        <w:rPr>
-          <w:rFonts w:ascii="Cambria Math" w:eastAsia="Cambria Math" w:hAnsi="Cambria Math" w:cs="Cambria Math"/>
-          <w:sz w:val="24"/>
-          <w:szCs w:val="24"/>
-        </w:rPr>
-        <w:t>, ¬p</w:t>
-      </w:r>
-      <w:r>
-        <w:rPr>
-          <w:rFonts w:ascii="Cambria Math" w:eastAsia="Cambria Math" w:hAnsi="Cambria Math" w:cs="Cambria Math"/>
-          <w:sz w:val="24"/>
-          <w:szCs w:val="24"/>
-        </w:rPr>
-        <w:t>ᵢ</w:t>
-      </w:r>
-      <w:r>
-        <w:rPr>
-          <w:rFonts w:ascii="Cambria Math" w:eastAsia="Cambria Math" w:hAnsi="Cambria Math" w:cs="Cambria Math"/>
-          <w:sz w:val="24"/>
-          <w:szCs w:val="24"/>
-        </w:rPr>
-        <w:t>}</w:t>
-      </w:r>
-    </w:p>
-    <w:p>
-      <w:pPr>
-        <w:spacing w:after="120"/>
-        <w:ind w:firstLine="567"/>
-        <w:jc w:val="both"/>
-      </w:pPr>
-      <w:r>
-        <w:t xml:space="preserve">Mỗi minterm xác định một mảnh ngang, gọi là </w:t>
-      </w:r>
-      <w:r>
-        <w:rPr>
-          <w:b/>
-          <w:bCs/>
-        </w:rPr>
-        <w:t>mảnh hội sơ cấp</w:t>
-      </w:r>
-      <w:r>
-        <w:t>. Với m vị từ sẽ có 2ᵐ minterm, nhưng nhiều minterm mâu thuẫn và bị loại bỏ dựa trên ngữ nghĩa của thuộc tính.</w:t>
-      </w:r>
-    </w:p>
-    <w:p>
-      <w:pPr>
-        <w:spacing w:after="120"/>
-        <w:ind w:firstLine="567"/>
-        <w:jc w:val="both"/>
-      </w:pPr>
-      <w:r>
-        <w:lastRenderedPageBreak/>
-        <w:t>Thông tin cần thu thập để thiết kế gồm: các vị từ đơn giản mà ứng dụng dùng trong điều kiện truy vấn; độ chọn của từng minterm (tỉ lệ bộ thỏa minterm); và tần suất truy cập của ứng dụng.</w:t>
-      </w:r>
-    </w:p>
-    <w:p>
-      <w:pPr>
-        <w:pStyle w:val="Heading3"/>
-      </w:pPr>
-      <w:bookmarkStart w:id="25" w:name="_Toc244208344"/>
-      <w:r>
-        <w:t>2.3.3 Tính đầy đủ và cực tiểu của tập vị từ</w:t>
-      </w:r>
-      <w:bookmarkEnd w:id="25"/>
+        <w:t>Thiết kế từ trên xuống (top-down):</w:t>
+      </w:r>
+      <w:r>
+        <w:t xml:space="preserve"> xuất phát từ yêu cầu của hệ thống, xây dựng lược đồ toàn cục, sau đó thiết kế phân mảnh và cấp phát, cuối cùng là lược đồ cục bộ tại mỗi site. Hướng này phù hợp khi xây dựng hệ thống mới, và cũng là hướng đề tài áp dụng.</w:t>
+      </w:r>
     </w:p>
     <w:p>
       <w:pPr>
@@ -12624,17 +12490,34 @@
         <w:jc w:val="both"/>
       </w:pPr>
       <w:r>
-        <w:t xml:space="preserve">Tập vị từ Pr là </w:t>
-      </w:r>
-      <w:r>
         <w:rPr>
           <w:b/>
           <w:bCs/>
         </w:rPr>
-        <w:t>đầy đủ</w:t>
-      </w:r>
-      <w:r>
-        <w:t xml:space="preserve"> nếu hai bộ bất kỳ thuộc cùng một mảnh hội sơ cấp luôn có cùng xác suất được truy cập bởi mọi ứng dụng. Nói cách khác, mỗi mảnh phải đồng nhất về cách được sử dụng.</w:t>
+        <w:t>Thiết kế từ dưới lên (bottom-up):</w:t>
+      </w:r>
+      <w:r>
+        <w:t xml:space="preserve"> khi đã có sẵn nhiều CSDL độc lập, cần tích hợp chúng thành một lược đồ toàn cục chung. Hướng này thường gặp khi hợp nhất các hệ thống có sẵn.</w:t>
+      </w:r>
+    </w:p>
+    <w:p>
+      <w:pPr>
+        <w:pStyle w:val="Heading3"/>
+      </w:pPr>
+      <w:bookmarkStart w:id="16" w:name="_Toc244259591"/>
+      <w:r>
+        <w:t>1.5.2 Hai bài toán chính: phân mảnh và cấp phát</w:t>
+      </w:r>
+      <w:bookmarkEnd w:id="16"/>
+    </w:p>
+    <w:p>
+      <w:pPr>
+        <w:spacing w:after="120"/>
+        <w:ind w:firstLine="567"/>
+        <w:jc w:val="both"/>
+      </w:pPr>
+      <w:r>
+        <w:t>Trong thiết kế từ trên xuống, sau khi có lược đồ toàn cục, người thiết kế phải giải quyết hai bài toán:</w:t>
       </w:r>
     </w:p>
     <w:p>
@@ -12648,27 +12531,35 @@
         <w:jc w:val="both"/>
       </w:pPr>
       <w:r>
-        <w:t xml:space="preserve">Một vị từ là </w:t>
-      </w:r>
-      <w:r>
         <w:rPr>
           <w:b/>
           <w:bCs/>
         </w:rPr>
-        <w:t>có liên quan</w:t>
-      </w:r>
-      <w:r>
-        <w:t xml:space="preserve"> (relevant) nếu nó tách một mảnh f thành hai mảnh f₁, f₂ được ít nhất một ứng dụng truy cập khác nhau. Tập Pr là </w:t>
-      </w:r>
+        <w:t>Phân mảnh:</w:t>
+      </w:r>
+      <w:r>
+        <w:t xml:space="preserve"> chia mỗi quan hệ thành các mảnh sao cho mỗi mảnh chứa đúng phần dữ liệu mà một nhóm ứng dụng cần. Đây là nội dung chính của Chương 2 và Chương 3.</w:t>
+      </w:r>
+    </w:p>
+    <w:p>
+      <w:pPr>
+        <w:pStyle w:val="ListParagraph"/>
+        <w:numPr>
+          <w:ilvl w:val="0"/>
+          <w:numId w:val="2"/>
+        </w:numPr>
+        <w:spacing w:after="60"/>
+        <w:jc w:val="both"/>
+      </w:pPr>
       <w:r>
         <w:rPr>
           <w:b/>
           <w:bCs/>
         </w:rPr>
-        <w:t>cực tiểu</w:t>
-      </w:r>
-      <w:r>
-        <w:t xml:space="preserve"> nếu mọi vị từ trong đó đều có liên quan.</w:t>
+        <w:t>Cấp phát:</w:t>
+      </w:r>
+      <w:r>
+        <w:t xml:space="preserve"> đặt các mảnh lên các site sao cho tối thiểu hóa chi phí truy cập và truyền thông, đồng thời đáp ứng yêu cầu về độ sẵn sàng. Có ba phương án: không nhân bản (mỗi mảnh ở đúng một site), nhân bản một phần, và nhân bản toàn phần.</w:t>
       </w:r>
     </w:p>
     <w:p>
@@ -12678,14 +12569,93 @@
         <w:jc w:val="both"/>
       </w:pPr>
       <w:r>
+        <w:t xml:space="preserve">Cả hai bài toán đều cần thông tin đầu vào về dữ liệu và ứng dụng: các truy vấn chính, thuộc tính và vị từ mà chúng sử dụng, nơi phát sinh, tần suất thực hiện. Phân </w:t>
+      </w:r>
+      <w:r>
+        <w:lastRenderedPageBreak/>
+        <w:t>mảnh tốt mà cấp phát không hợp lý thì vẫn phát sinh nhiều truy cập từ xa, nên hai bài toán phải được xem xét cùng nhau.</w:t>
+      </w:r>
+    </w:p>
+    <w:p>
+      <w:pPr>
+        <w:pStyle w:val="Heading2"/>
+      </w:pPr>
+      <w:bookmarkStart w:id="17" w:name="_Toc244259592"/>
+      <w:r>
+        <w:t>1.6 Kết chương</w:t>
+      </w:r>
+      <w:bookmarkEnd w:id="17"/>
+    </w:p>
+    <w:p>
+      <w:pPr>
+        <w:spacing w:after="120"/>
+        <w:ind w:firstLine="567"/>
+        <w:jc w:val="both"/>
+      </w:pPr>
+      <w:r>
+        <w:t>Chương 1 đã trình bày khái niệm, ưu nhược điểm, kiến trúc tham chiếu và các mức trong suốt của CSDL phân tán, cùng hai bài toán thiết kế là phân mảnh và cấp phát. Chương 2 sẽ đi vào chi tiết bài toán phân mảnh với hai kiểu cơ bản là phân mảnh ngang và phân mảnh dọc.</w:t>
+      </w:r>
+    </w:p>
+    <w:p>
+      <w:pPr>
+        <w:pStyle w:val="Heading1"/>
+        <w:pageBreakBefore/>
+      </w:pPr>
+      <w:bookmarkStart w:id="18" w:name="_Toc244259593"/>
+      <w:r>
+        <w:lastRenderedPageBreak/>
+        <w:t>CHƯƠNG 2. PHÂN MẢNH DỮ LIỆU TRONG CSDL PHÂN TÁN</w:t>
+      </w:r>
+      <w:bookmarkEnd w:id="18"/>
+    </w:p>
+    <w:p>
+      <w:pPr>
+        <w:pStyle w:val="Heading2"/>
+      </w:pPr>
+      <w:bookmarkStart w:id="19" w:name="_Toc244259594"/>
+      <w:r>
+        <w:t>2.1 Lý do và đơn vị phân mảnh</w:t>
+      </w:r>
+      <w:bookmarkEnd w:id="19"/>
+    </w:p>
+    <w:p>
+      <w:pPr>
+        <w:spacing w:after="120"/>
+        <w:ind w:firstLine="567"/>
+        <w:jc w:val="both"/>
+      </w:pPr>
+      <w:r>
+        <w:t xml:space="preserve">Nếu đơn vị phân tán là cả một quan hệ, sẽ có hai lựa chọn đều không hiệu quả. Đặt quan hệ ở một site thì các site khác phải truy cập từ xa. Nhân bản quan hệ ra mọi site thì tốn không gian lưu trữ, và mỗi lần cập nhật phải sửa tất cả các bản sao. Trong khi đó, mỗi ứng dụng thường chỉ dùng một </w:t>
+      </w:r>
+      <w:r>
         <w:rPr>
           <w:b/>
           <w:bCs/>
         </w:rPr>
-        <w:t>Thuật toán COM_MIN</w:t>
-      </w:r>
-      <w:r>
-        <w:t xml:space="preserve"> [1] sinh ra tập vị từ đầy đủ và cực tiểu Pr' từ tập vị từ ứng viên Pr:</w:t>
+        <w:t>tập con</w:t>
+      </w:r>
+      <w:r>
+        <w:t xml:space="preserve"> của quan hệ, ví dụ chi nhánh Hà Nội chỉ cần khách hàng ở Hà Nội. Vì vậy, đơn vị phân tán hợp lý là các </w:t>
+      </w:r>
+      <w:r>
+        <w:rPr>
+          <w:b/>
+          <w:bCs/>
+        </w:rPr>
+        <w:t>mảnh</w:t>
+      </w:r>
+      <w:r>
+        <w:t xml:space="preserve"> (fragment) của quan hệ.</w:t>
+      </w:r>
+    </w:p>
+    <w:p>
+      <w:pPr>
+        <w:spacing w:after="120"/>
+        <w:ind w:firstLine="567"/>
+        <w:jc w:val="both"/>
+      </w:pPr>
+      <w:r>
+        <w:t>Phân mảnh mang lại các lợi ích:</w:t>
       </w:r>
     </w:p>
     <w:p>
@@ -12693,22 +12663,20 @@
         <w:pStyle w:val="ListParagraph"/>
         <w:numPr>
           <w:ilvl w:val="0"/>
-          <w:numId w:val="3"/>
+          <w:numId w:val="2"/>
         </w:numPr>
         <w:spacing w:after="60"/>
         <w:jc w:val="both"/>
       </w:pPr>
       <w:r>
-        <w:t xml:space="preserve">Chọn một vị từ pᵢ </w:t>
-      </w:r>
-      <w:r>
-        <w:rPr>
-          <w:rFonts w:ascii="Cambria Math" w:eastAsia="Cambria Math" w:hAnsi="Cambria Math" w:cs="Cambria Math"/>
-        </w:rPr>
-        <w:t>∈</w:t>
-      </w:r>
-      <w:r>
-        <w:t xml:space="preserve"> Pr chia quan hệ R thành hai phần được ít nhất một ứng dụng truy cập khác nhau; đưa pᵢ vào Pr'.</w:t>
+        <w:rPr>
+          <w:b/>
+          <w:bCs/>
+        </w:rPr>
+        <w:t>Tăng tính cục bộ:</w:t>
+      </w:r>
+      <w:r>
+        <w:t xml:space="preserve"> mỗi mảnh đặt ở nơi sử dụng nó nhiều nhất, phần lớn truy vấn được trả lời bằng dữ liệu tại chỗ.</w:t>
       </w:r>
     </w:p>
     <w:p>
@@ -12716,13 +12684,20 @@
         <w:pStyle w:val="ListParagraph"/>
         <w:numPr>
           <w:ilvl w:val="0"/>
-          <w:numId w:val="3"/>
+          <w:numId w:val="2"/>
         </w:numPr>
         <w:spacing w:after="60"/>
         <w:jc w:val="both"/>
       </w:pPr>
       <w:r>
-        <w:t>Lần lượt xét các vị từ còn lại. Vị từ nào chia một mảnh hiện có thành hai phần được truy cập khác nhau thì đưa vào Pr'.</w:t>
+        <w:rPr>
+          <w:b/>
+          <w:bCs/>
+        </w:rPr>
+        <w:t>Xử lý song song:</w:t>
+      </w:r>
+      <w:r>
+        <w:t xml:space="preserve"> một truy vấn trên quan hệ có thể tách thành nhiều truy vấn con chạy đồng thời trên các mảnh.</w:t>
       </w:r>
     </w:p>
     <w:p>
@@ -12730,27 +12705,20 @@
         <w:pStyle w:val="ListParagraph"/>
         <w:numPr>
           <w:ilvl w:val="0"/>
-          <w:numId w:val="3"/>
+          <w:numId w:val="2"/>
         </w:numPr>
         <w:spacing w:after="60"/>
         <w:jc w:val="both"/>
       </w:pPr>
       <w:r>
-        <w:t>Khi thêm vị từ mới, loại khỏi Pr' những vị từ đã trở nên không còn liên quan.</w:t>
-      </w:r>
-    </w:p>
-    <w:p>
-      <w:pPr>
-        <w:pStyle w:val="ListParagraph"/>
-        <w:numPr>
-          <w:ilvl w:val="0"/>
-          <w:numId w:val="3"/>
-        </w:numPr>
-        <w:spacing w:after="60"/>
-        <w:jc w:val="both"/>
-      </w:pPr>
-      <w:r>
-        <w:t>Lặp lại cho đến khi Pr' đầy đủ.</w:t>
+        <w:rPr>
+          <w:b/>
+          <w:bCs/>
+        </w:rPr>
+        <w:t>Bảo mật:</w:t>
+      </w:r>
+      <w:r>
+        <w:t xml:space="preserve"> dữ liệu nhạy cảm được tách riêng và chỉ đặt ở những site có quyền truy cập.</w:t>
       </w:r>
     </w:p>
     <w:p>
@@ -12760,25 +12728,18 @@
         <w:jc w:val="both"/>
       </w:pPr>
       <w:r>
+        <w:t xml:space="preserve">Phân mảnh cũng có cái giá phải trả. Những ứng dụng cần dữ liệu ở nhiều mảnh phải ghép các mảnh lại, phát sinh chi phí truyền thông và xử lý. Việc kiểm tra ràng buộc toàn vẹn liên quan đến nhiều mảnh cũng phức tạp hơn. Do đó </w:t>
+      </w:r>
+      <w:r>
         <w:rPr>
           <w:b/>
           <w:bCs/>
         </w:rPr>
-        <w:t>Thuật toán PHORIZONTAL</w:t>
-      </w:r>
-      <w:r>
-        <w:t xml:space="preserve"> dùng kết quả của COM_MIN: tính Pr' = COM_MIN(R, Pr), xác định tập minterm M trên Pr', rồi dùng các phép kéo theo (implication) giữa các vị từ để loại bỏ những minterm mâu thuẫn. Mỗi minterm còn lại cho một mảnh ngang.</w:t>
-      </w:r>
-    </w:p>
-    <w:p>
-      <w:pPr>
-        <w:pStyle w:val="Heading3"/>
-      </w:pPr>
-      <w:bookmarkStart w:id="26" w:name="_Toc244208345"/>
-      <w:r>
-        <w:t>2.3.4 Ví dụ</w:t>
-      </w:r>
-      <w:bookmarkEnd w:id="26"/>
+        <w:t>mức độ phân mảnh</w:t>
+      </w:r>
+      <w:r>
+        <w:t xml:space="preserve"> phải vừa phải: không phân mảnh thì mất tính cục bộ, phân mảnh quá nhỏ (đến từng bộ hoặc từng thuộc tính) thì chi phí ghép lại rất lớn. Mức độ hợp lý được xác định dựa trên các ứng dụng sử dụng CSDL.</w:t>
+      </w:r>
     </w:p>
     <w:p>
       <w:pPr>
@@ -12787,433 +12748,37 @@
         <w:jc w:val="both"/>
       </w:pPr>
       <w:r>
-        <w:t xml:space="preserve">Xét quan hệ KhachHang(MaKH, HoTen, SDT, DiaChi, MaCN, HanMucNo, CongNo), với MaCN </w:t>
-      </w:r>
-      <w:r>
-        <w:rPr>
-          <w:rFonts w:ascii="Cambria Math" w:eastAsia="Cambria Math" w:hAnsi="Cambria Math" w:cs="Cambria Math"/>
-        </w:rPr>
-        <w:t>∈</w:t>
-      </w:r>
-      <w:r>
-        <w:t xml:space="preserve"> {'CN01', 'CN02', 'CN03'}. Ứng dụng tra cứu khách hàng ở mỗi chi nhánh chỉ truy cập khách thuộc chi nhánh đó, nên tập vị từ ứng viên là:</w:t>
-      </w:r>
-    </w:p>
-    <w:p>
-      <w:pPr>
-        <w:spacing w:before="80" w:after="160"/>
-        <w:jc w:val="center"/>
-      </w:pPr>
-      <w:r>
-        <w:rPr>
-          <w:rFonts w:ascii="Cambria Math" w:eastAsia="Cambria Math" w:hAnsi="Cambria Math" w:cs="Cambria Math"/>
-          <w:sz w:val="24"/>
-          <w:szCs w:val="24"/>
-        </w:rPr>
-        <w:t>p₁: MaCN = 'CN01'     p₂: MaCN = 'CN02'     p₃: MaCN = 'CN03'</w:t>
-      </w:r>
-    </w:p>
-    <w:p>
-      <w:pPr>
-        <w:spacing w:after="120"/>
-        <w:ind w:firstLine="567"/>
-        <w:jc w:val="both"/>
-      </w:pPr>
-      <w:r>
-        <w:t xml:space="preserve">Có 2³ = 8 minterm. Vì MaCN chỉ nhận một giá trị nên có các phép kéo theo p₁ </w:t>
-      </w:r>
-      <w:r>
-        <w:rPr>
-          <w:rFonts w:ascii="Cambria Math" w:eastAsia="Cambria Math" w:hAnsi="Cambria Math" w:cs="Cambria Math"/>
-        </w:rPr>
-        <w:t>⇒</w:t>
-      </w:r>
-      <w:r>
-        <w:t xml:space="preserve"> ¬p₂ </w:t>
-      </w:r>
-      <w:r>
-        <w:rPr>
-          <w:rFonts w:ascii="Cambria Math" w:eastAsia="Cambria Math" w:hAnsi="Cambria Math" w:cs="Cambria Math"/>
-        </w:rPr>
-        <w:t>∧</w:t>
-      </w:r>
-      <w:r>
-        <w:t xml:space="preserve"> ¬p₃ (tương tự cho p₂, p₃). Mọi minterm chứa từ hai vị từ khẳng định trở lên đều mâu thuẫn. Minterm ¬p₁ </w:t>
-      </w:r>
-      <w:r>
-        <w:rPr>
-          <w:rFonts w:ascii="Cambria Math" w:eastAsia="Cambria Math" w:hAnsi="Cambria Math" w:cs="Cambria Math"/>
-        </w:rPr>
-        <w:t>∧</w:t>
-      </w:r>
-      <w:r>
-        <w:t xml:space="preserve"> ¬p₂ </w:t>
-      </w:r>
-      <w:r>
-        <w:rPr>
-          <w:rFonts w:ascii="Cambria Math" w:eastAsia="Cambria Math" w:hAnsi="Cambria Math" w:cs="Cambria Math"/>
-        </w:rPr>
-        <w:t>∧</w:t>
-      </w:r>
-      <w:r>
-        <w:t xml:space="preserve"> ¬p₃ cũng mâu thuẫn vì miền giá trị của MaCN chỉ gồm ba giá trị trên. Còn lại ba minterm, rút gọn được thành p₁, p₂, p₃, cho ba mảnh:</w:t>
-      </w:r>
-    </w:p>
-    <w:p>
-      <w:pPr>
-        <w:spacing w:before="80" w:after="160"/>
-        <w:jc w:val="center"/>
-      </w:pPr>
-      <w:r>
-        <w:rPr>
-          <w:rFonts w:ascii="Cambria Math" w:eastAsia="Cambria Math" w:hAnsi="Cambria Math" w:cs="Cambria Math"/>
-          <w:sz w:val="24"/>
-          <w:szCs w:val="24"/>
-        </w:rPr>
-        <w:t>KH</w:t>
-      </w:r>
-      <w:r>
-        <w:rPr>
-          <w:rFonts w:ascii="Cambria Math" w:eastAsia="Cambria Math" w:hAnsi="Cambria Math" w:cs="Cambria Math"/>
-          <w:sz w:val="24"/>
-          <w:szCs w:val="24"/>
-        </w:rPr>
-        <w:t>ᵢ</w:t>
-      </w:r>
-      <w:r>
-        <w:rPr>
-          <w:rFonts w:ascii="Cambria Math" w:eastAsia="Cambria Math" w:hAnsi="Cambria Math" w:cs="Cambria Math"/>
-          <w:sz w:val="24"/>
-          <w:szCs w:val="24"/>
-        </w:rPr>
-        <w:t xml:space="preserve"> = σ</w:t>
-      </w:r>
-      <w:r>
-        <w:rPr>
-          <w:rFonts w:ascii="Cambria Math" w:eastAsia="Cambria Math" w:hAnsi="Cambria Math" w:cs="Cambria Math"/>
-          <w:sz w:val="24"/>
-          <w:szCs w:val="24"/>
-          <w:vertAlign w:val="subscript"/>
-        </w:rPr>
-        <w:t>MaCN='CN0i'</w:t>
-      </w:r>
-      <w:r>
-        <w:rPr>
-          <w:rFonts w:ascii="Cambria Math" w:eastAsia="Cambria Math" w:hAnsi="Cambria Math" w:cs="Cambria Math"/>
-          <w:sz w:val="24"/>
-          <w:szCs w:val="24"/>
-        </w:rPr>
-        <w:t>(KhachHang),   i = 1, 2, 3</w:t>
-      </w:r>
-    </w:p>
-    <w:p>
-      <w:pPr>
-        <w:spacing w:after="120"/>
-        <w:ind w:firstLine="567"/>
-        <w:jc w:val="both"/>
-      </w:pPr>
-      <w:r>
-        <w:lastRenderedPageBreak/>
-        <w:t>Giả sử có thêm vị từ ứng viên p₄: HanMucNo ≥ 200.000.000. Nếu có một ứng dụng truy cập riêng nhóm khách có hạn mức lớn thường xuyên hơn, p₄ là vị từ có liên quan và mỗi mảnh trên sẽ tách đôi, tổng cộng sáu mảnh. Ngược lại, nếu mọi ứng dụng truy cập khách hàng như nhau bất kể hạn mức, p₄ không có liên quan và COM_MIN sẽ không đưa nó vào Pr'. Bài toán ở Chương 4 thuộc trường hợp thứ hai.</w:t>
-      </w:r>
-    </w:p>
-    <w:p>
-      <w:pPr>
-        <w:spacing w:after="120"/>
-        <w:ind w:firstLine="567"/>
-        <w:jc w:val="both"/>
-      </w:pPr>
-      <w:r>
-        <w:t xml:space="preserve">Ba mảnh KH₁, KH₂, KH₃ thỏa các quy tắc đúng đắn: </w:t>
+        <w:t xml:space="preserve">Có ba kiểu phân mảnh cơ bản (Hình 2.1): </w:t>
       </w:r>
       <w:r>
         <w:rPr>
           <w:b/>
           <w:bCs/>
         </w:rPr>
-        <w:t>đầy đủ</w:t>
-      </w:r>
-      <w:r>
-        <w:t xml:space="preserve"> vì p₁ </w:t>
-      </w:r>
-      <w:r>
-        <w:rPr>
-          <w:rFonts w:ascii="Cambria Math" w:eastAsia="Cambria Math" w:hAnsi="Cambria Math" w:cs="Cambria Math"/>
-        </w:rPr>
-        <w:t>∨</w:t>
-      </w:r>
-      <w:r>
-        <w:t xml:space="preserve"> p₂ </w:t>
-      </w:r>
-      <w:r>
-        <w:rPr>
-          <w:rFonts w:ascii="Cambria Math" w:eastAsia="Cambria Math" w:hAnsi="Cambria Math" w:cs="Cambria Math"/>
-        </w:rPr>
-        <w:t>∨</w:t>
-      </w:r>
-      <w:r>
-        <w:t xml:space="preserve"> p₃ luôn đúng trên miền giá trị của MaCN; </w:t>
+        <w:t>phân mảnh ngang</w:t>
+      </w:r>
+      <w:r>
+        <w:t xml:space="preserve"> (theo dòng), </w:t>
       </w:r>
       <w:r>
         <w:rPr>
           <w:b/>
           <w:bCs/>
         </w:rPr>
-        <w:t>rời nhau</w:t>
-      </w:r>
-      <w:r>
-        <w:t xml:space="preserve"> vì các vị từ loại trừ lẫn nhau; </w:t>
+        <w:t>phân mảnh dọc</w:t>
+      </w:r>
+      <w:r>
+        <w:t xml:space="preserve"> (theo cột) và </w:t>
       </w:r>
       <w:r>
         <w:rPr>
           <w:b/>
           <w:bCs/>
         </w:rPr>
-        <w:t>tái thiết</w:t>
-      </w:r>
-      <w:r>
-        <w:t xml:space="preserve"> được bằng KhachHang = KH₁ </w:t>
-      </w:r>
-      <w:r>
-        <w:rPr>
-          <w:rFonts w:ascii="Cambria Math" w:eastAsia="Cambria Math" w:hAnsi="Cambria Math" w:cs="Cambria Math"/>
-        </w:rPr>
-        <w:t>∪</w:t>
-      </w:r>
-      <w:r>
-        <w:t xml:space="preserve"> KH₂ </w:t>
-      </w:r>
-      <w:r>
-        <w:rPr>
-          <w:rFonts w:ascii="Cambria Math" w:eastAsia="Cambria Math" w:hAnsi="Cambria Math" w:cs="Cambria Math"/>
-        </w:rPr>
-        <w:t>∪</w:t>
-      </w:r>
-      <w:r>
-        <w:t xml:space="preserve"> KH₃.</w:t>
-      </w:r>
-    </w:p>
-    <w:p>
-      <w:pPr>
-        <w:pStyle w:val="Heading2"/>
-      </w:pPr>
-      <w:bookmarkStart w:id="27" w:name="_Toc244208346"/>
-      <w:r>
-        <w:t>2.4 Phân mảnh ngang dẫn xuất</w:t>
-      </w:r>
-      <w:bookmarkEnd w:id="27"/>
-    </w:p>
-    <w:p>
-      <w:pPr>
-        <w:pStyle w:val="Heading3"/>
-      </w:pPr>
-      <w:bookmarkStart w:id="28" w:name="_Toc244208347"/>
-      <w:r>
-        <w:t>2.4.1 Định nghĩa</w:t>
-      </w:r>
-      <w:bookmarkEnd w:id="28"/>
-    </w:p>
-    <w:p>
-      <w:pPr>
-        <w:spacing w:after="120"/>
-        <w:ind w:firstLine="567"/>
-        <w:jc w:val="both"/>
-      </w:pPr>
-      <w:r>
-        <w:t xml:space="preserve">Phân mảnh ngang dẫn xuất áp dụng cho một quan hệ </w:t>
-      </w:r>
-      <w:r>
-        <w:rPr>
-          <w:b/>
-          <w:bCs/>
-        </w:rPr>
-        <w:t>thành viên</w:t>
-      </w:r>
-      <w:r>
-        <w:t xml:space="preserve"> (member), dựa trên phân mảnh của quan hệ </w:t>
-      </w:r>
-      <w:r>
-        <w:rPr>
-          <w:b/>
-          <w:bCs/>
-        </w:rPr>
-        <w:t>chủ</w:t>
-      </w:r>
-      <w:r>
-        <w:t xml:space="preserve"> (owner) mà nó tham chiếu tới. Quan hệ chủ và thành viên được nối với nhau bằng một liên kết, thường là khóa ngoại. Nếu S là quan hệ chủ đã được phân mảnh thành S₁, …, Sₙ, thì quan hệ thành viên R được phân mảnh bằng phép nửa kết nối:</w:t>
-      </w:r>
-    </w:p>
-    <w:p>
-      <w:pPr>
-        <w:spacing w:before="80" w:after="160"/>
-        <w:jc w:val="center"/>
-      </w:pPr>
-      <w:r>
-        <w:rPr>
-          <w:rFonts w:ascii="Cambria Math" w:eastAsia="Cambria Math" w:hAnsi="Cambria Math" w:cs="Cambria Math"/>
-          <w:sz w:val="24"/>
-          <w:szCs w:val="24"/>
-        </w:rPr>
-        <w:t>R</w:t>
-      </w:r>
-      <w:r>
-        <w:rPr>
-          <w:rFonts w:ascii="Cambria Math" w:eastAsia="Cambria Math" w:hAnsi="Cambria Math" w:cs="Cambria Math"/>
-          <w:sz w:val="24"/>
-          <w:szCs w:val="24"/>
-        </w:rPr>
-        <w:t>ᵢ</w:t>
-      </w:r>
-      <w:r>
-        <w:rPr>
-          <w:rFonts w:ascii="Cambria Math" w:eastAsia="Cambria Math" w:hAnsi="Cambria Math" w:cs="Cambria Math"/>
-          <w:sz w:val="24"/>
-          <w:szCs w:val="24"/>
-        </w:rPr>
-        <w:t xml:space="preserve"> = R ⋉ S</w:t>
-      </w:r>
-      <w:r>
-        <w:rPr>
-          <w:rFonts w:ascii="Cambria Math" w:eastAsia="Cambria Math" w:hAnsi="Cambria Math" w:cs="Cambria Math"/>
-          <w:sz w:val="24"/>
-          <w:szCs w:val="24"/>
-        </w:rPr>
-        <w:t>ᵢ</w:t>
-      </w:r>
-      <w:r>
-        <w:rPr>
-          <w:rFonts w:ascii="Cambria Math" w:eastAsia="Cambria Math" w:hAnsi="Cambria Math" w:cs="Cambria Math"/>
-          <w:sz w:val="24"/>
-          <w:szCs w:val="24"/>
-        </w:rPr>
-        <w:t>,   i = 1..n</w:t>
-      </w:r>
-    </w:p>
-    <w:p>
-      <w:pPr>
-        <w:spacing w:after="120"/>
-        <w:ind w:firstLine="567"/>
-        <w:jc w:val="both"/>
-      </w:pPr>
-      <w:r>
-        <w:t xml:space="preserve">Phép nửa kết nối R </w:t>
-      </w:r>
-      <w:r>
-        <w:rPr>
-          <w:rFonts w:ascii="Cambria Math" w:eastAsia="Cambria Math" w:hAnsi="Cambria Math" w:cs="Cambria Math"/>
-        </w:rPr>
-        <w:t>⋉</w:t>
-      </w:r>
-      <w:r>
-        <w:t xml:space="preserve"> Sᵢ giữ lại những bộ của R kết nối được với ít nhất một bộ của Sᵢ, và chỉ giữ các thuộc tính của R.</w:t>
-      </w:r>
-    </w:p>
-    <w:p>
-      <w:pPr>
-        <w:pStyle w:val="Heading3"/>
-      </w:pPr>
-      <w:bookmarkStart w:id="29" w:name="_Toc244208348"/>
-      <w:r>
-        <w:t>2.4.2 Ví dụ</w:t>
-      </w:r>
-      <w:bookmarkEnd w:id="29"/>
-    </w:p>
-    <w:p>
-      <w:pPr>
-        <w:spacing w:after="120"/>
-        <w:ind w:firstLine="567"/>
-        <w:jc w:val="both"/>
-      </w:pPr>
-      <w:r>
-        <w:t>Quan hệ DonHang(MaDH, NgayDat, MaKH, MaNV, TrangThai, TongTien) tham chiếu KhachHang qua MaKH. Để đơn hàng nằm cùng site với khách hàng, DonHang được phân mảnh dẫn xuất theo các mảnh KHᵢ ở mục 2.3.4:</w:t>
-      </w:r>
-    </w:p>
-    <w:p>
-      <w:pPr>
-        <w:spacing w:before="80" w:after="160"/>
-        <w:jc w:val="center"/>
-      </w:pPr>
-      <w:r>
-        <w:rPr>
-          <w:rFonts w:ascii="Cambria Math" w:eastAsia="Cambria Math" w:hAnsi="Cambria Math" w:cs="Cambria Math"/>
-          <w:sz w:val="24"/>
-          <w:szCs w:val="24"/>
-        </w:rPr>
-        <w:t>DH</w:t>
-      </w:r>
-      <w:r>
-        <w:rPr>
-          <w:rFonts w:ascii="Cambria Math" w:eastAsia="Cambria Math" w:hAnsi="Cambria Math" w:cs="Cambria Math"/>
-          <w:sz w:val="24"/>
-          <w:szCs w:val="24"/>
-        </w:rPr>
-        <w:t>ᵢ</w:t>
-      </w:r>
-      <w:r>
-        <w:rPr>
-          <w:rFonts w:ascii="Cambria Math" w:eastAsia="Cambria Math" w:hAnsi="Cambria Math" w:cs="Cambria Math"/>
-          <w:sz w:val="24"/>
-          <w:szCs w:val="24"/>
-        </w:rPr>
-        <w:t xml:space="preserve"> = DonHang ⋉</w:t>
-      </w:r>
-      <w:r>
-        <w:rPr>
-          <w:rFonts w:ascii="Cambria Math" w:eastAsia="Cambria Math" w:hAnsi="Cambria Math" w:cs="Cambria Math"/>
-          <w:sz w:val="24"/>
-          <w:szCs w:val="24"/>
-          <w:vertAlign w:val="subscript"/>
-        </w:rPr>
-        <w:t>MaKH</w:t>
-      </w:r>
-      <w:r>
-        <w:rPr>
-          <w:rFonts w:ascii="Cambria Math" w:eastAsia="Cambria Math" w:hAnsi="Cambria Math" w:cs="Cambria Math"/>
-          <w:sz w:val="24"/>
-          <w:szCs w:val="24"/>
-        </w:rPr>
-        <w:t xml:space="preserve"> KH</w:t>
-      </w:r>
-      <w:r>
-        <w:rPr>
-          <w:rFonts w:ascii="Cambria Math" w:eastAsia="Cambria Math" w:hAnsi="Cambria Math" w:cs="Cambria Math"/>
-          <w:sz w:val="24"/>
-          <w:szCs w:val="24"/>
-        </w:rPr>
-        <w:t>ᵢ</w:t>
-      </w:r>
-      <w:r>
-        <w:rPr>
-          <w:rFonts w:ascii="Cambria Math" w:eastAsia="Cambria Math" w:hAnsi="Cambria Math" w:cs="Cambria Math"/>
-          <w:sz w:val="24"/>
-          <w:szCs w:val="24"/>
-        </w:rPr>
-        <w:t>,   i = 1, 2, 3</w:t>
-      </w:r>
-    </w:p>
-    <w:p>
-      <w:pPr>
-        <w:spacing w:after="120"/>
-        <w:ind w:firstLine="567"/>
-        <w:jc w:val="both"/>
-      </w:pPr>
-      <w:r>
-        <w:t xml:space="preserve">Tương tự, ChiTietDonHang được phân mảnh dẫn xuất theo DonHang: CTDHᵢ = ChiTietDonHang </w:t>
-      </w:r>
-      <w:r>
-        <w:rPr>
-          <w:rFonts w:ascii="Cambria Math" w:eastAsia="Cambria Math" w:hAnsi="Cambria Math" w:cs="Cambria Math"/>
-        </w:rPr>
-        <w:t>⋉</w:t>
-      </w:r>
-      <w:r>
-        <w:rPr>
-          <w:vertAlign w:val="subscript"/>
-        </w:rPr>
-        <w:t>MaDH</w:t>
-      </w:r>
-      <w:r>
-        <w:t xml:space="preserve"> DHᵢ. Kết quả là một chuỗi phân mảnh dẫn xuất (Hình 2.2).</w:t>
+        <w:t>phân mảnh hỗn hợp</w:t>
+      </w:r>
+      <w:r>
+        <w:t xml:space="preserve"> (kết hợp cả hai).</w:t>
       </w:r>
     </w:p>
     <w:p>
@@ -13227,10 +12792,10 @@
           <w:noProof/>
         </w:rPr>
         <w:drawing>
-          <wp:inline distT="0" distB="0" distL="0" distR="0" wp14:anchorId="36AEFA35" wp14:editId="71C18BEE">
-            <wp:extent cx="5619750" cy="1228725"/>
+          <wp:inline distT="0" distB="0" distL="0" distR="0" wp14:anchorId="019FE16D" wp14:editId="6D97B3F0">
+            <wp:extent cx="5619750" cy="1790700"/>
             <wp:effectExtent l="0" t="0" r="0" b="0"/>
-            <wp:docPr id="4" name="Picture 4"/>
+            <wp:docPr id="3" name="Picture 3"/>
             <wp:cNvGraphicFramePr>
               <a:graphicFrameLocks xmlns:a="http://schemas.openxmlformats.org/drawingml/2006/main" noChangeAspect="1"/>
             </wp:cNvGraphicFramePr>
@@ -13253,6 +12818,1108 @@
                   <pic:spPr bwMode="auto">
                     <a:xfrm>
                       <a:off x="0" y="0"/>
+                      <a:ext cx="5619750" cy="1790700"/>
+                    </a:xfrm>
+                    <a:prstGeom prst="rect">
+                      <a:avLst/>
+                    </a:prstGeom>
+                  </pic:spPr>
+                </pic:pic>
+              </a:graphicData>
+            </a:graphic>
+          </wp:inline>
+        </w:drawing>
+      </w:r>
+    </w:p>
+    <w:p>
+      <w:pPr>
+        <w:pStyle w:val="CaptionHinh"/>
+        <w:spacing w:after="160"/>
+        <w:jc w:val="center"/>
+      </w:pPr>
+      <w:bookmarkStart w:id="20" w:name="_Toc244259659"/>
+      <w:r>
+        <w:rPr>
+          <w:b/>
+          <w:bCs/>
+          <w:i/>
+          <w:iCs/>
+        </w:rPr>
+        <w:t xml:space="preserve">Hình 2.1: </w:t>
+      </w:r>
+      <w:r>
+        <w:rPr>
+          <w:i/>
+          <w:iCs/>
+        </w:rPr>
+        <w:t>Minh họa ba kiểu phân mảnh</w:t>
+      </w:r>
+      <w:bookmarkEnd w:id="20"/>
+    </w:p>
+    <w:p>
+      <w:pPr>
+        <w:pStyle w:val="Heading2"/>
+      </w:pPr>
+      <w:bookmarkStart w:id="21" w:name="_Toc244259595"/>
+      <w:r>
+        <w:lastRenderedPageBreak/>
+        <w:t>2.2 Các quy tắc đúng đắn của phân mảnh</w:t>
+      </w:r>
+      <w:bookmarkEnd w:id="21"/>
+    </w:p>
+    <w:p>
+      <w:pPr>
+        <w:spacing w:after="120"/>
+        <w:ind w:firstLine="567"/>
+        <w:jc w:val="both"/>
+      </w:pPr>
+      <w:r>
+        <w:t>Giả sử quan hệ R được phân mảnh thành các mảnh R₁, R₂, …, Rₙ. Phân mảnh được gọi là đúng đắn nếu thỏa ba quy tắc [1]:</w:t>
+      </w:r>
+    </w:p>
+    <w:p>
+      <w:pPr>
+        <w:pStyle w:val="ListParagraph"/>
+        <w:numPr>
+          <w:ilvl w:val="0"/>
+          <w:numId w:val="2"/>
+        </w:numPr>
+        <w:spacing w:after="60"/>
+        <w:jc w:val="both"/>
+      </w:pPr>
+      <w:r>
+        <w:rPr>
+          <w:b/>
+          <w:bCs/>
+        </w:rPr>
+        <w:t>Tính đầy đủ (completeness):</w:t>
+      </w:r>
+      <w:r>
+        <w:t xml:space="preserve"> mỗi mục dữ liệu của R (một bộ đối với phân mảnh ngang, một thuộc tính đối với phân mảnh dọc) đều có mặt trong ít nhất một mảnh Rᵢ. Quy tắc này đảm bảo phân mảnh không làm mất dữ liệu.</w:t>
+      </w:r>
+    </w:p>
+    <w:p>
+      <w:pPr>
+        <w:pStyle w:val="ListParagraph"/>
+        <w:numPr>
+          <w:ilvl w:val="0"/>
+          <w:numId w:val="2"/>
+        </w:numPr>
+        <w:spacing w:after="60"/>
+        <w:jc w:val="both"/>
+      </w:pPr>
+      <w:r>
+        <w:rPr>
+          <w:b/>
+          <w:bCs/>
+        </w:rPr>
+        <w:t>Tính tái thiết (reconstruction):</w:t>
+      </w:r>
+      <w:r>
+        <w:t xml:space="preserve"> tồn tại một phép toán quan hệ </w:t>
+      </w:r>
+      <w:r>
+        <w:rPr>
+          <w:rFonts w:ascii="Cambria Math" w:eastAsia="Cambria Math" w:hAnsi="Cambria Math" w:cs="Cambria Math"/>
+        </w:rPr>
+        <w:t>∇</w:t>
+      </w:r>
+      <w:r>
+        <w:t xml:space="preserve"> sao cho R = </w:t>
+      </w:r>
+      <w:r>
+        <w:rPr>
+          <w:rFonts w:ascii="Cambria Math" w:eastAsia="Cambria Math" w:hAnsi="Cambria Math" w:cs="Cambria Math"/>
+        </w:rPr>
+        <w:t>∇</w:t>
+      </w:r>
+      <w:r>
+        <w:t xml:space="preserve"> Rᵢ. Với phân mảnh ngang, </w:t>
+      </w:r>
+      <w:r>
+        <w:rPr>
+          <w:rFonts w:ascii="Cambria Math" w:eastAsia="Cambria Math" w:hAnsi="Cambria Math" w:cs="Cambria Math"/>
+        </w:rPr>
+        <w:t>∇</w:t>
+      </w:r>
+      <w:r>
+        <w:t xml:space="preserve"> là phép hợp (</w:t>
+      </w:r>
+      <w:r>
+        <w:rPr>
+          <w:rFonts w:ascii="Cambria Math" w:eastAsia="Cambria Math" w:hAnsi="Cambria Math" w:cs="Cambria Math"/>
+        </w:rPr>
+        <w:t>∪</w:t>
+      </w:r>
+      <w:r>
+        <w:t xml:space="preserve">); với phân mảnh dọc, </w:t>
+      </w:r>
+      <w:r>
+        <w:rPr>
+          <w:rFonts w:ascii="Cambria Math" w:eastAsia="Cambria Math" w:hAnsi="Cambria Math" w:cs="Cambria Math"/>
+        </w:rPr>
+        <w:t>∇</w:t>
+      </w:r>
+      <w:r>
+        <w:t xml:space="preserve"> là phép kết nối (</w:t>
+      </w:r>
+      <w:r>
+        <w:rPr>
+          <w:rFonts w:ascii="Cambria Math" w:eastAsia="Cambria Math" w:hAnsi="Cambria Math" w:cs="Cambria Math"/>
+        </w:rPr>
+        <w:t>⋈</w:t>
+      </w:r>
+      <w:r>
+        <w:t>) trên khóa. Quy tắc này đảm bảo các ràng buộc phụ thuộc giữa dữ liệu được bảo toàn.</w:t>
+      </w:r>
+    </w:p>
+    <w:p>
+      <w:pPr>
+        <w:pStyle w:val="ListParagraph"/>
+        <w:numPr>
+          <w:ilvl w:val="0"/>
+          <w:numId w:val="2"/>
+        </w:numPr>
+        <w:spacing w:after="60"/>
+        <w:jc w:val="both"/>
+      </w:pPr>
+      <w:r>
+        <w:rPr>
+          <w:b/>
+          <w:bCs/>
+        </w:rPr>
+        <w:t>Tính rời nhau (disjointness):</w:t>
+      </w:r>
+      <w:r>
+        <w:t xml:space="preserve"> với phân mảnh ngang, một bộ thuộc Rⱼ thì không thuộc Rₖ (j ≠ k). Với phân mảnh dọc, các mảnh chỉ được trùng nhau ở khóa chính; khóa phải được lặp lại ở mọi mảnh để có thể tái thiết.</w:t>
+      </w:r>
+    </w:p>
+    <w:p>
+      <w:pPr>
+        <w:pStyle w:val="Heading2"/>
+      </w:pPr>
+      <w:bookmarkStart w:id="22" w:name="_Toc244259596"/>
+      <w:r>
+        <w:t>2.3 Phân mảnh ngang nguyên thủy</w:t>
+      </w:r>
+      <w:bookmarkEnd w:id="22"/>
+    </w:p>
+    <w:p>
+      <w:pPr>
+        <w:pStyle w:val="Heading3"/>
+      </w:pPr>
+      <w:bookmarkStart w:id="23" w:name="_Toc244259597"/>
+      <w:r>
+        <w:t>2.3.1 Định nghĩa</w:t>
+      </w:r>
+      <w:bookmarkEnd w:id="23"/>
+    </w:p>
+    <w:p>
+      <w:pPr>
+        <w:spacing w:after="120"/>
+        <w:ind w:firstLine="567"/>
+        <w:jc w:val="both"/>
+      </w:pPr>
+      <w:r>
+        <w:t>Phân mảnh ngang chia quan hệ theo các bộ. Mỗi mảnh là kết quả của một phép chọn trên quan hệ:</w:t>
+      </w:r>
+    </w:p>
+    <w:p>
+      <w:pPr>
+        <w:spacing w:before="80" w:after="160"/>
+        <w:jc w:val="center"/>
+      </w:pPr>
+      <w:r>
+        <w:rPr>
+          <w:rFonts w:ascii="Cambria Math" w:eastAsia="Cambria Math" w:hAnsi="Cambria Math" w:cs="Cambria Math"/>
+          <w:sz w:val="24"/>
+          <w:szCs w:val="24"/>
+        </w:rPr>
+        <w:t>R</w:t>
+      </w:r>
+      <w:r>
+        <w:rPr>
+          <w:rFonts w:ascii="Cambria Math" w:eastAsia="Cambria Math" w:hAnsi="Cambria Math" w:cs="Cambria Math"/>
+          <w:sz w:val="24"/>
+          <w:szCs w:val="24"/>
+        </w:rPr>
+        <w:t>ᵢ</w:t>
+      </w:r>
+      <w:r>
+        <w:rPr>
+          <w:rFonts w:ascii="Cambria Math" w:eastAsia="Cambria Math" w:hAnsi="Cambria Math" w:cs="Cambria Math"/>
+          <w:sz w:val="24"/>
+          <w:szCs w:val="24"/>
+        </w:rPr>
+        <w:t xml:space="preserve"> = σ</w:t>
+      </w:r>
+      <w:r>
+        <w:rPr>
+          <w:rFonts w:ascii="Cambria Math" w:eastAsia="Cambria Math" w:hAnsi="Cambria Math" w:cs="Cambria Math"/>
+          <w:sz w:val="24"/>
+          <w:szCs w:val="24"/>
+          <w:vertAlign w:val="subscript"/>
+        </w:rPr>
+        <w:t>F</w:t>
+      </w:r>
+      <w:r>
+        <w:rPr>
+          <w:rFonts w:ascii="Cambria Math" w:eastAsia="Cambria Math" w:hAnsi="Cambria Math" w:cs="Cambria Math"/>
+          <w:sz w:val="24"/>
+          <w:szCs w:val="24"/>
+          <w:vertAlign w:val="subscript"/>
+        </w:rPr>
+        <w:t>ᵢ</w:t>
+      </w:r>
+      <w:r>
+        <w:rPr>
+          <w:rFonts w:ascii="Cambria Math" w:eastAsia="Cambria Math" w:hAnsi="Cambria Math" w:cs="Cambria Math"/>
+          <w:sz w:val="24"/>
+          <w:szCs w:val="24"/>
+        </w:rPr>
+        <w:t>(R),   i = 1..n</w:t>
+      </w:r>
+    </w:p>
+    <w:p>
+      <w:pPr>
+        <w:spacing w:after="120"/>
+        <w:ind w:firstLine="567"/>
+        <w:jc w:val="both"/>
+      </w:pPr>
+      <w:r>
+        <w:t xml:space="preserve">trong đó Fᵢ là vị từ chọn của mảnh Rᵢ. Gọi là phân mảnh </w:t>
+      </w:r>
+      <w:r>
+        <w:rPr>
+          <w:b/>
+          <w:bCs/>
+        </w:rPr>
+        <w:t>nguyên thủy</w:t>
+      </w:r>
+      <w:r>
+        <w:t xml:space="preserve"> vì vị từ được định nghĩa trên chính các thuộc tính của R.</w:t>
+      </w:r>
+    </w:p>
+    <w:p>
+      <w:pPr>
+        <w:pStyle w:val="Heading3"/>
+      </w:pPr>
+      <w:bookmarkStart w:id="24" w:name="_Toc244259598"/>
+      <w:r>
+        <w:t>2.3.2 Vị từ đơn giản và vị từ hội sơ cấp</w:t>
+      </w:r>
+      <w:bookmarkEnd w:id="24"/>
+    </w:p>
+    <w:p>
+      <w:pPr>
+        <w:pStyle w:val="ListParagraph"/>
+        <w:numPr>
+          <w:ilvl w:val="0"/>
+          <w:numId w:val="2"/>
+        </w:numPr>
+        <w:spacing w:after="60"/>
+        <w:jc w:val="both"/>
+      </w:pPr>
+      <w:r>
+        <w:rPr>
+          <w:b/>
+          <w:bCs/>
+        </w:rPr>
+        <w:t>Vị từ đơn giản</w:t>
+      </w:r>
+      <w:r>
+        <w:t xml:space="preserve"> có dạng pⱼ: Aᵢ θ Giá_trị, với Aᵢ là thuộc tính của R và θ </w:t>
+      </w:r>
+      <w:r>
+        <w:rPr>
+          <w:rFonts w:ascii="Cambria Math" w:eastAsia="Cambria Math" w:hAnsi="Cambria Math" w:cs="Cambria Math"/>
+        </w:rPr>
+        <w:t>∈</w:t>
+      </w:r>
+      <w:r>
+        <w:t xml:space="preserve"> {=, &lt;, ≤, &gt;, ≥, ≠}. Ví dụ: p₁: MaCN = 'CN01'.</w:t>
+      </w:r>
+    </w:p>
+    <w:p>
+      <w:pPr>
+        <w:pStyle w:val="ListParagraph"/>
+        <w:numPr>
+          <w:ilvl w:val="0"/>
+          <w:numId w:val="2"/>
+        </w:numPr>
+        <w:spacing w:after="60"/>
+        <w:jc w:val="both"/>
+      </w:pPr>
+      <w:r>
+        <w:rPr>
+          <w:b/>
+          <w:bCs/>
+        </w:rPr>
+        <w:t>Vị từ hội sơ cấp (minterm)</w:t>
+      </w:r>
+      <w:r>
+        <w:t xml:space="preserve"> trên tập vị từ đơn giản Pr = {p₁, …, pₘ} là phép hội của tất cả các vị từ trong Pr, mỗi vị từ xuất hiện ở dạng khẳng định hoặc phủ định:</w:t>
+      </w:r>
+    </w:p>
+    <w:p>
+      <w:pPr>
+        <w:spacing w:before="80" w:after="160"/>
+        <w:jc w:val="center"/>
+      </w:pPr>
+      <w:r>
+        <w:rPr>
+          <w:rFonts w:ascii="Cambria Math" w:eastAsia="Cambria Math" w:hAnsi="Cambria Math" w:cs="Cambria Math"/>
+          <w:sz w:val="24"/>
+          <w:szCs w:val="24"/>
+        </w:rPr>
+        <w:t>mₖ = p₁* ∧ p₂* ∧ … ∧ pₘ*,   v</w:t>
+      </w:r>
+      <w:r>
+        <w:rPr>
+          <w:rFonts w:ascii="Cambria Math" w:eastAsia="Cambria Math" w:hAnsi="Cambria Math" w:cs="Cambria Math"/>
+          <w:sz w:val="24"/>
+          <w:szCs w:val="24"/>
+        </w:rPr>
+        <w:t>ớ</w:t>
+      </w:r>
+      <w:r>
+        <w:rPr>
+          <w:rFonts w:ascii="Cambria Math" w:eastAsia="Cambria Math" w:hAnsi="Cambria Math" w:cs="Cambria Math"/>
+          <w:sz w:val="24"/>
+          <w:szCs w:val="24"/>
+        </w:rPr>
+        <w:t>i p</w:t>
+      </w:r>
+      <w:r>
+        <w:rPr>
+          <w:rFonts w:ascii="Cambria Math" w:eastAsia="Cambria Math" w:hAnsi="Cambria Math" w:cs="Cambria Math"/>
+          <w:sz w:val="24"/>
+          <w:szCs w:val="24"/>
+        </w:rPr>
+        <w:t>ᵢ</w:t>
+      </w:r>
+      <w:r>
+        <w:rPr>
+          <w:rFonts w:ascii="Cambria Math" w:eastAsia="Cambria Math" w:hAnsi="Cambria Math" w:cs="Cambria Math"/>
+          <w:sz w:val="24"/>
+          <w:szCs w:val="24"/>
+        </w:rPr>
+        <w:t>* ∈ {p</w:t>
+      </w:r>
+      <w:r>
+        <w:rPr>
+          <w:rFonts w:ascii="Cambria Math" w:eastAsia="Cambria Math" w:hAnsi="Cambria Math" w:cs="Cambria Math"/>
+          <w:sz w:val="24"/>
+          <w:szCs w:val="24"/>
+        </w:rPr>
+        <w:t>ᵢ</w:t>
+      </w:r>
+      <w:r>
+        <w:rPr>
+          <w:rFonts w:ascii="Cambria Math" w:eastAsia="Cambria Math" w:hAnsi="Cambria Math" w:cs="Cambria Math"/>
+          <w:sz w:val="24"/>
+          <w:szCs w:val="24"/>
+        </w:rPr>
+        <w:t>, ¬p</w:t>
+      </w:r>
+      <w:r>
+        <w:rPr>
+          <w:rFonts w:ascii="Cambria Math" w:eastAsia="Cambria Math" w:hAnsi="Cambria Math" w:cs="Cambria Math"/>
+          <w:sz w:val="24"/>
+          <w:szCs w:val="24"/>
+        </w:rPr>
+        <w:t>ᵢ</w:t>
+      </w:r>
+      <w:r>
+        <w:rPr>
+          <w:rFonts w:ascii="Cambria Math" w:eastAsia="Cambria Math" w:hAnsi="Cambria Math" w:cs="Cambria Math"/>
+          <w:sz w:val="24"/>
+          <w:szCs w:val="24"/>
+        </w:rPr>
+        <w:t>}</w:t>
+      </w:r>
+    </w:p>
+    <w:p>
+      <w:pPr>
+        <w:spacing w:after="120"/>
+        <w:ind w:firstLine="567"/>
+        <w:jc w:val="both"/>
+      </w:pPr>
+      <w:r>
+        <w:t xml:space="preserve">Mỗi minterm xác định một mảnh ngang, gọi là </w:t>
+      </w:r>
+      <w:r>
+        <w:rPr>
+          <w:b/>
+          <w:bCs/>
+        </w:rPr>
+        <w:t>mảnh hội sơ cấp</w:t>
+      </w:r>
+      <w:r>
+        <w:t>. Với m vị từ sẽ có 2ᵐ minterm, nhưng nhiều minterm mâu thuẫn và bị loại bỏ dựa trên ngữ nghĩa của thuộc tính.</w:t>
+      </w:r>
+    </w:p>
+    <w:p>
+      <w:pPr>
+        <w:spacing w:after="120"/>
+        <w:ind w:firstLine="567"/>
+        <w:jc w:val="both"/>
+      </w:pPr>
+      <w:r>
+        <w:lastRenderedPageBreak/>
+        <w:t>Thông tin cần thu thập để thiết kế gồm: các vị từ đơn giản mà ứng dụng dùng trong điều kiện truy vấn; độ chọn của từng minterm (tỉ lệ bộ thỏa minterm); và tần suất truy cập của ứng dụng.</w:t>
+      </w:r>
+    </w:p>
+    <w:p>
+      <w:pPr>
+        <w:pStyle w:val="Heading3"/>
+      </w:pPr>
+      <w:bookmarkStart w:id="25" w:name="_Toc244259599"/>
+      <w:r>
+        <w:t>2.3.3 Tính đầy đủ và cực tiểu của tập vị từ</w:t>
+      </w:r>
+      <w:bookmarkEnd w:id="25"/>
+    </w:p>
+    <w:p>
+      <w:pPr>
+        <w:pStyle w:val="ListParagraph"/>
+        <w:numPr>
+          <w:ilvl w:val="0"/>
+          <w:numId w:val="2"/>
+        </w:numPr>
+        <w:spacing w:after="60"/>
+        <w:jc w:val="both"/>
+      </w:pPr>
+      <w:r>
+        <w:t xml:space="preserve">Tập vị từ Pr là </w:t>
+      </w:r>
+      <w:r>
+        <w:rPr>
+          <w:b/>
+          <w:bCs/>
+        </w:rPr>
+        <w:t>đầy đủ</w:t>
+      </w:r>
+      <w:r>
+        <w:t xml:space="preserve"> nếu hai bộ bất kỳ thuộc cùng một mảnh hội sơ cấp luôn có cùng xác suất được truy cập bởi mọi ứng dụng. Nói cách khác, mỗi mảnh phải đồng nhất về cách được sử dụng.</w:t>
+      </w:r>
+    </w:p>
+    <w:p>
+      <w:pPr>
+        <w:pStyle w:val="ListParagraph"/>
+        <w:numPr>
+          <w:ilvl w:val="0"/>
+          <w:numId w:val="2"/>
+        </w:numPr>
+        <w:spacing w:after="60"/>
+        <w:jc w:val="both"/>
+      </w:pPr>
+      <w:r>
+        <w:t xml:space="preserve">Một vị từ là </w:t>
+      </w:r>
+      <w:r>
+        <w:rPr>
+          <w:b/>
+          <w:bCs/>
+        </w:rPr>
+        <w:t>có liên quan</w:t>
+      </w:r>
+      <w:r>
+        <w:t xml:space="preserve"> (relevant) nếu nó tách một mảnh f thành hai mảnh f₁, f₂ được ít nhất một ứng dụng truy cập khác nhau. Tập Pr là </w:t>
+      </w:r>
+      <w:r>
+        <w:rPr>
+          <w:b/>
+          <w:bCs/>
+        </w:rPr>
+        <w:t>cực tiểu</w:t>
+      </w:r>
+      <w:r>
+        <w:t xml:space="preserve"> nếu mọi vị từ trong đó đều có liên quan.</w:t>
+      </w:r>
+    </w:p>
+    <w:p>
+      <w:pPr>
+        <w:spacing w:after="120"/>
+        <w:ind w:firstLine="567"/>
+        <w:jc w:val="both"/>
+      </w:pPr>
+      <w:r>
+        <w:rPr>
+          <w:b/>
+          <w:bCs/>
+        </w:rPr>
+        <w:t>Thuật toán COM_MIN</w:t>
+      </w:r>
+      <w:r>
+        <w:t xml:space="preserve"> [1] sinh ra tập vị từ đầy đủ và cực tiểu Pr' từ tập vị từ ứng viên Pr:</w:t>
+      </w:r>
+    </w:p>
+    <w:p>
+      <w:pPr>
+        <w:pStyle w:val="ListParagraph"/>
+        <w:numPr>
+          <w:ilvl w:val="0"/>
+          <w:numId w:val="3"/>
+        </w:numPr>
+        <w:spacing w:after="60"/>
+        <w:jc w:val="both"/>
+      </w:pPr>
+      <w:r>
+        <w:t xml:space="preserve">Chọn một vị từ pᵢ </w:t>
+      </w:r>
+      <w:r>
+        <w:rPr>
+          <w:rFonts w:ascii="Cambria Math" w:eastAsia="Cambria Math" w:hAnsi="Cambria Math" w:cs="Cambria Math"/>
+        </w:rPr>
+        <w:t>∈</w:t>
+      </w:r>
+      <w:r>
+        <w:t xml:space="preserve"> Pr chia quan hệ R thành hai phần được ít nhất một ứng dụng truy cập khác nhau; đưa pᵢ vào Pr'.</w:t>
+      </w:r>
+    </w:p>
+    <w:p>
+      <w:pPr>
+        <w:pStyle w:val="ListParagraph"/>
+        <w:numPr>
+          <w:ilvl w:val="0"/>
+          <w:numId w:val="3"/>
+        </w:numPr>
+        <w:spacing w:after="60"/>
+        <w:jc w:val="both"/>
+      </w:pPr>
+      <w:r>
+        <w:t>Lần lượt xét các vị từ còn lại. Vị từ nào chia một mảnh hiện có thành hai phần được truy cập khác nhau thì đưa vào Pr'.</w:t>
+      </w:r>
+    </w:p>
+    <w:p>
+      <w:pPr>
+        <w:pStyle w:val="ListParagraph"/>
+        <w:numPr>
+          <w:ilvl w:val="0"/>
+          <w:numId w:val="3"/>
+        </w:numPr>
+        <w:spacing w:after="60"/>
+        <w:jc w:val="both"/>
+      </w:pPr>
+      <w:r>
+        <w:t>Khi thêm vị từ mới, loại khỏi Pr' những vị từ đã trở nên không còn liên quan.</w:t>
+      </w:r>
+    </w:p>
+    <w:p>
+      <w:pPr>
+        <w:pStyle w:val="ListParagraph"/>
+        <w:numPr>
+          <w:ilvl w:val="0"/>
+          <w:numId w:val="3"/>
+        </w:numPr>
+        <w:spacing w:after="60"/>
+        <w:jc w:val="both"/>
+      </w:pPr>
+      <w:r>
+        <w:t>Lặp lại cho đến khi Pr' đầy đủ.</w:t>
+      </w:r>
+    </w:p>
+    <w:p>
+      <w:pPr>
+        <w:spacing w:after="120"/>
+        <w:ind w:firstLine="567"/>
+        <w:jc w:val="both"/>
+      </w:pPr>
+      <w:r>
+        <w:rPr>
+          <w:b/>
+          <w:bCs/>
+        </w:rPr>
+        <w:t>Thuật toán PHORIZONTAL</w:t>
+      </w:r>
+      <w:r>
+        <w:t xml:space="preserve"> dùng kết quả của COM_MIN: tính Pr' = COM_MIN(R, Pr), xác định tập minterm M trên Pr', rồi dùng các phép kéo theo (implication) giữa các vị từ để loại bỏ những minterm mâu thuẫn. Mỗi minterm còn lại cho một mảnh ngang.</w:t>
+      </w:r>
+    </w:p>
+    <w:p>
+      <w:pPr>
+        <w:pStyle w:val="Heading3"/>
+      </w:pPr>
+      <w:bookmarkStart w:id="26" w:name="_Toc244259600"/>
+      <w:r>
+        <w:t>2.3.4 Ví dụ</w:t>
+      </w:r>
+      <w:bookmarkEnd w:id="26"/>
+    </w:p>
+    <w:p>
+      <w:pPr>
+        <w:spacing w:after="120"/>
+        <w:ind w:firstLine="567"/>
+        <w:jc w:val="both"/>
+      </w:pPr>
+      <w:r>
+        <w:t xml:space="preserve">Xét quan hệ KhachHang(MaKH, HoTen, SDT, DiaChi, MaCN, HanMucNo, CongNo), với MaCN </w:t>
+      </w:r>
+      <w:r>
+        <w:rPr>
+          <w:rFonts w:ascii="Cambria Math" w:eastAsia="Cambria Math" w:hAnsi="Cambria Math" w:cs="Cambria Math"/>
+        </w:rPr>
+        <w:t>∈</w:t>
+      </w:r>
+      <w:r>
+        <w:t xml:space="preserve"> {'CN01', 'CN02', 'CN03'}. Ứng dụng tra cứu khách hàng ở mỗi chi nhánh chỉ truy cập khách thuộc chi nhánh đó, nên tập vị từ ứng viên là:</w:t>
+      </w:r>
+    </w:p>
+    <w:p>
+      <w:pPr>
+        <w:spacing w:before="80" w:after="160"/>
+        <w:jc w:val="center"/>
+      </w:pPr>
+      <w:r>
+        <w:rPr>
+          <w:rFonts w:ascii="Cambria Math" w:eastAsia="Cambria Math" w:hAnsi="Cambria Math" w:cs="Cambria Math"/>
+          <w:sz w:val="24"/>
+          <w:szCs w:val="24"/>
+        </w:rPr>
+        <w:t>p₁: MaCN = 'CN01'     p₂: MaCN = 'CN02'     p₃: MaCN = 'CN03'</w:t>
+      </w:r>
+    </w:p>
+    <w:p>
+      <w:pPr>
+        <w:spacing w:after="120"/>
+        <w:ind w:firstLine="567"/>
+        <w:jc w:val="both"/>
+      </w:pPr>
+      <w:r>
+        <w:t xml:space="preserve">Có 2³ = 8 minterm. Vì MaCN chỉ nhận một giá trị nên có các phép kéo theo p₁ </w:t>
+      </w:r>
+      <w:r>
+        <w:rPr>
+          <w:rFonts w:ascii="Cambria Math" w:eastAsia="Cambria Math" w:hAnsi="Cambria Math" w:cs="Cambria Math"/>
+        </w:rPr>
+        <w:t>⇒</w:t>
+      </w:r>
+      <w:r>
+        <w:t xml:space="preserve"> ¬p₂ </w:t>
+      </w:r>
+      <w:r>
+        <w:rPr>
+          <w:rFonts w:ascii="Cambria Math" w:eastAsia="Cambria Math" w:hAnsi="Cambria Math" w:cs="Cambria Math"/>
+        </w:rPr>
+        <w:t>∧</w:t>
+      </w:r>
+      <w:r>
+        <w:t xml:space="preserve"> ¬p₃ (tương tự cho p₂, p₃). Mọi minterm chứa từ hai vị từ khẳng định trở lên đều mâu thuẫn. Minterm ¬p₁ </w:t>
+      </w:r>
+      <w:r>
+        <w:rPr>
+          <w:rFonts w:ascii="Cambria Math" w:eastAsia="Cambria Math" w:hAnsi="Cambria Math" w:cs="Cambria Math"/>
+        </w:rPr>
+        <w:t>∧</w:t>
+      </w:r>
+      <w:r>
+        <w:t xml:space="preserve"> ¬p₂ </w:t>
+      </w:r>
+      <w:r>
+        <w:rPr>
+          <w:rFonts w:ascii="Cambria Math" w:eastAsia="Cambria Math" w:hAnsi="Cambria Math" w:cs="Cambria Math"/>
+        </w:rPr>
+        <w:t>∧</w:t>
+      </w:r>
+      <w:r>
+        <w:t xml:space="preserve"> ¬p₃ cũng mâu thuẫn vì miền giá trị của MaCN chỉ gồm ba giá trị trên. Còn lại ba minterm, rút gọn được thành p₁, p₂, p₃, cho ba mảnh:</w:t>
+      </w:r>
+    </w:p>
+    <w:p>
+      <w:pPr>
+        <w:spacing w:before="80" w:after="160"/>
+        <w:jc w:val="center"/>
+      </w:pPr>
+      <w:r>
+        <w:rPr>
+          <w:rFonts w:ascii="Cambria Math" w:eastAsia="Cambria Math" w:hAnsi="Cambria Math" w:cs="Cambria Math"/>
+          <w:sz w:val="24"/>
+          <w:szCs w:val="24"/>
+        </w:rPr>
+        <w:t>KH</w:t>
+      </w:r>
+      <w:r>
+        <w:rPr>
+          <w:rFonts w:ascii="Cambria Math" w:eastAsia="Cambria Math" w:hAnsi="Cambria Math" w:cs="Cambria Math"/>
+          <w:sz w:val="24"/>
+          <w:szCs w:val="24"/>
+        </w:rPr>
+        <w:t>ᵢ</w:t>
+      </w:r>
+      <w:r>
+        <w:rPr>
+          <w:rFonts w:ascii="Cambria Math" w:eastAsia="Cambria Math" w:hAnsi="Cambria Math" w:cs="Cambria Math"/>
+          <w:sz w:val="24"/>
+          <w:szCs w:val="24"/>
+        </w:rPr>
+        <w:t xml:space="preserve"> = σ</w:t>
+      </w:r>
+      <w:r>
+        <w:rPr>
+          <w:rFonts w:ascii="Cambria Math" w:eastAsia="Cambria Math" w:hAnsi="Cambria Math" w:cs="Cambria Math"/>
+          <w:sz w:val="24"/>
+          <w:szCs w:val="24"/>
+          <w:vertAlign w:val="subscript"/>
+        </w:rPr>
+        <w:t>MaCN='CN0i'</w:t>
+      </w:r>
+      <w:r>
+        <w:rPr>
+          <w:rFonts w:ascii="Cambria Math" w:eastAsia="Cambria Math" w:hAnsi="Cambria Math" w:cs="Cambria Math"/>
+          <w:sz w:val="24"/>
+          <w:szCs w:val="24"/>
+        </w:rPr>
+        <w:t>(KhachHang),   i = 1, 2, 3</w:t>
+      </w:r>
+    </w:p>
+    <w:p>
+      <w:pPr>
+        <w:spacing w:after="120"/>
+        <w:ind w:firstLine="567"/>
+        <w:jc w:val="both"/>
+      </w:pPr>
+      <w:r>
+        <w:lastRenderedPageBreak/>
+        <w:t>Giả sử có thêm vị từ ứng viên p₄: HanMucNo ≥ 200.000.000. Nếu có một ứng dụng truy cập riêng nhóm khách có hạn mức lớn thường xuyên hơn, p₄ là vị từ có liên quan và mỗi mảnh trên sẽ tách đôi, tổng cộng sáu mảnh. Ngược lại, nếu mọi ứng dụng truy cập khách hàng như nhau bất kể hạn mức, p₄ không có liên quan và COM_MIN sẽ không đưa nó vào Pr'. Bài toán ở Chương 4 thuộc trường hợp thứ hai.</w:t>
+      </w:r>
+    </w:p>
+    <w:p>
+      <w:pPr>
+        <w:spacing w:after="120"/>
+        <w:ind w:firstLine="567"/>
+        <w:jc w:val="both"/>
+      </w:pPr>
+      <w:r>
+        <w:t xml:space="preserve">Ba mảnh KH₁, KH₂, KH₃ thỏa các quy tắc đúng đắn: </w:t>
+      </w:r>
+      <w:r>
+        <w:rPr>
+          <w:b/>
+          <w:bCs/>
+        </w:rPr>
+        <w:t>đầy đủ</w:t>
+      </w:r>
+      <w:r>
+        <w:t xml:space="preserve"> vì p₁ </w:t>
+      </w:r>
+      <w:r>
+        <w:rPr>
+          <w:rFonts w:ascii="Cambria Math" w:eastAsia="Cambria Math" w:hAnsi="Cambria Math" w:cs="Cambria Math"/>
+        </w:rPr>
+        <w:t>∨</w:t>
+      </w:r>
+      <w:r>
+        <w:t xml:space="preserve"> p₂ </w:t>
+      </w:r>
+      <w:r>
+        <w:rPr>
+          <w:rFonts w:ascii="Cambria Math" w:eastAsia="Cambria Math" w:hAnsi="Cambria Math" w:cs="Cambria Math"/>
+        </w:rPr>
+        <w:t>∨</w:t>
+      </w:r>
+      <w:r>
+        <w:t xml:space="preserve"> p₃ luôn đúng trên miền giá trị của MaCN; </w:t>
+      </w:r>
+      <w:r>
+        <w:rPr>
+          <w:b/>
+          <w:bCs/>
+        </w:rPr>
+        <w:t>rời nhau</w:t>
+      </w:r>
+      <w:r>
+        <w:t xml:space="preserve"> vì các vị từ loại trừ lẫn nhau; </w:t>
+      </w:r>
+      <w:r>
+        <w:rPr>
+          <w:b/>
+          <w:bCs/>
+        </w:rPr>
+        <w:t>tái thiết</w:t>
+      </w:r>
+      <w:r>
+        <w:t xml:space="preserve"> được bằng KhachHang = KH₁ </w:t>
+      </w:r>
+      <w:r>
+        <w:rPr>
+          <w:rFonts w:ascii="Cambria Math" w:eastAsia="Cambria Math" w:hAnsi="Cambria Math" w:cs="Cambria Math"/>
+        </w:rPr>
+        <w:t>∪</w:t>
+      </w:r>
+      <w:r>
+        <w:t xml:space="preserve"> KH₂ </w:t>
+      </w:r>
+      <w:r>
+        <w:rPr>
+          <w:rFonts w:ascii="Cambria Math" w:eastAsia="Cambria Math" w:hAnsi="Cambria Math" w:cs="Cambria Math"/>
+        </w:rPr>
+        <w:t>∪</w:t>
+      </w:r>
+      <w:r>
+        <w:t xml:space="preserve"> KH₃.</w:t>
+      </w:r>
+    </w:p>
+    <w:p>
+      <w:pPr>
+        <w:pStyle w:val="Heading2"/>
+      </w:pPr>
+      <w:bookmarkStart w:id="27" w:name="_Toc244259601"/>
+      <w:r>
+        <w:t>2.4 Phân mảnh ngang dẫn xuất</w:t>
+      </w:r>
+      <w:bookmarkEnd w:id="27"/>
+    </w:p>
+    <w:p>
+      <w:pPr>
+        <w:pStyle w:val="Heading3"/>
+      </w:pPr>
+      <w:bookmarkStart w:id="28" w:name="_Toc244259602"/>
+      <w:r>
+        <w:t>2.4.1 Định nghĩa</w:t>
+      </w:r>
+      <w:bookmarkEnd w:id="28"/>
+    </w:p>
+    <w:p>
+      <w:pPr>
+        <w:spacing w:after="120"/>
+        <w:ind w:firstLine="567"/>
+        <w:jc w:val="both"/>
+      </w:pPr>
+      <w:r>
+        <w:t xml:space="preserve">Phân mảnh ngang dẫn xuất áp dụng cho một quan hệ </w:t>
+      </w:r>
+      <w:r>
+        <w:rPr>
+          <w:b/>
+          <w:bCs/>
+        </w:rPr>
+        <w:t>thành viên</w:t>
+      </w:r>
+      <w:r>
+        <w:t xml:space="preserve"> (member), dựa trên phân mảnh của quan hệ </w:t>
+      </w:r>
+      <w:r>
+        <w:rPr>
+          <w:b/>
+          <w:bCs/>
+        </w:rPr>
+        <w:t>chủ</w:t>
+      </w:r>
+      <w:r>
+        <w:t xml:space="preserve"> (owner) mà nó tham chiếu tới. Quan hệ chủ và thành viên được nối với nhau bằng một liên kết, thường là khóa ngoại. Nếu S là quan hệ chủ đã được phân mảnh thành S₁, …, Sₙ, thì quan hệ thành viên R được phân mảnh bằng phép nửa kết nối:</w:t>
+      </w:r>
+    </w:p>
+    <w:p>
+      <w:pPr>
+        <w:spacing w:before="80" w:after="160"/>
+        <w:jc w:val="center"/>
+      </w:pPr>
+      <w:r>
+        <w:rPr>
+          <w:rFonts w:ascii="Cambria Math" w:eastAsia="Cambria Math" w:hAnsi="Cambria Math" w:cs="Cambria Math"/>
+          <w:sz w:val="24"/>
+          <w:szCs w:val="24"/>
+        </w:rPr>
+        <w:t>R</w:t>
+      </w:r>
+      <w:r>
+        <w:rPr>
+          <w:rFonts w:ascii="Cambria Math" w:eastAsia="Cambria Math" w:hAnsi="Cambria Math" w:cs="Cambria Math"/>
+          <w:sz w:val="24"/>
+          <w:szCs w:val="24"/>
+        </w:rPr>
+        <w:t>ᵢ</w:t>
+      </w:r>
+      <w:r>
+        <w:rPr>
+          <w:rFonts w:ascii="Cambria Math" w:eastAsia="Cambria Math" w:hAnsi="Cambria Math" w:cs="Cambria Math"/>
+          <w:sz w:val="24"/>
+          <w:szCs w:val="24"/>
+        </w:rPr>
+        <w:t xml:space="preserve"> = R ⋉ S</w:t>
+      </w:r>
+      <w:r>
+        <w:rPr>
+          <w:rFonts w:ascii="Cambria Math" w:eastAsia="Cambria Math" w:hAnsi="Cambria Math" w:cs="Cambria Math"/>
+          <w:sz w:val="24"/>
+          <w:szCs w:val="24"/>
+        </w:rPr>
+        <w:t>ᵢ</w:t>
+      </w:r>
+      <w:r>
+        <w:rPr>
+          <w:rFonts w:ascii="Cambria Math" w:eastAsia="Cambria Math" w:hAnsi="Cambria Math" w:cs="Cambria Math"/>
+          <w:sz w:val="24"/>
+          <w:szCs w:val="24"/>
+        </w:rPr>
+        <w:t>,   i = 1..n</w:t>
+      </w:r>
+    </w:p>
+    <w:p>
+      <w:pPr>
+        <w:spacing w:after="120"/>
+        <w:ind w:firstLine="567"/>
+        <w:jc w:val="both"/>
+      </w:pPr>
+      <w:r>
+        <w:t xml:space="preserve">Phép nửa kết nối R </w:t>
+      </w:r>
+      <w:r>
+        <w:rPr>
+          <w:rFonts w:ascii="Cambria Math" w:eastAsia="Cambria Math" w:hAnsi="Cambria Math" w:cs="Cambria Math"/>
+        </w:rPr>
+        <w:t>⋉</w:t>
+      </w:r>
+      <w:r>
+        <w:t xml:space="preserve"> Sᵢ giữ lại những bộ của R kết nối được với ít nhất một bộ của Sᵢ, và chỉ giữ các thuộc tính của R.</w:t>
+      </w:r>
+    </w:p>
+    <w:p>
+      <w:pPr>
+        <w:pStyle w:val="Heading3"/>
+      </w:pPr>
+      <w:bookmarkStart w:id="29" w:name="_Toc244259603"/>
+      <w:r>
+        <w:t>2.4.2 Ví dụ</w:t>
+      </w:r>
+      <w:bookmarkEnd w:id="29"/>
+    </w:p>
+    <w:p>
+      <w:pPr>
+        <w:spacing w:after="120"/>
+        <w:ind w:firstLine="567"/>
+        <w:jc w:val="both"/>
+      </w:pPr>
+      <w:r>
+        <w:t>Quan hệ DonHang(MaDH, NgayDat, MaKH, MaNV, TrangThai, TongTien) tham chiếu KhachHang qua MaKH. Để đơn hàng nằm cùng site với khách hàng, DonHang được phân mảnh dẫn xuất theo các mảnh KHᵢ ở mục 2.3.4:</w:t>
+      </w:r>
+    </w:p>
+    <w:p>
+      <w:pPr>
+        <w:spacing w:before="80" w:after="160"/>
+        <w:jc w:val="center"/>
+      </w:pPr>
+      <w:r>
+        <w:rPr>
+          <w:rFonts w:ascii="Cambria Math" w:eastAsia="Cambria Math" w:hAnsi="Cambria Math" w:cs="Cambria Math"/>
+          <w:sz w:val="24"/>
+          <w:szCs w:val="24"/>
+        </w:rPr>
+        <w:t>DH</w:t>
+      </w:r>
+      <w:r>
+        <w:rPr>
+          <w:rFonts w:ascii="Cambria Math" w:eastAsia="Cambria Math" w:hAnsi="Cambria Math" w:cs="Cambria Math"/>
+          <w:sz w:val="24"/>
+          <w:szCs w:val="24"/>
+        </w:rPr>
+        <w:t>ᵢ</w:t>
+      </w:r>
+      <w:r>
+        <w:rPr>
+          <w:rFonts w:ascii="Cambria Math" w:eastAsia="Cambria Math" w:hAnsi="Cambria Math" w:cs="Cambria Math"/>
+          <w:sz w:val="24"/>
+          <w:szCs w:val="24"/>
+        </w:rPr>
+        <w:t xml:space="preserve"> = DonHang ⋉</w:t>
+      </w:r>
+      <w:r>
+        <w:rPr>
+          <w:rFonts w:ascii="Cambria Math" w:eastAsia="Cambria Math" w:hAnsi="Cambria Math" w:cs="Cambria Math"/>
+          <w:sz w:val="24"/>
+          <w:szCs w:val="24"/>
+          <w:vertAlign w:val="subscript"/>
+        </w:rPr>
+        <w:t>MaKH</w:t>
+      </w:r>
+      <w:r>
+        <w:rPr>
+          <w:rFonts w:ascii="Cambria Math" w:eastAsia="Cambria Math" w:hAnsi="Cambria Math" w:cs="Cambria Math"/>
+          <w:sz w:val="24"/>
+          <w:szCs w:val="24"/>
+        </w:rPr>
+        <w:t xml:space="preserve"> KH</w:t>
+      </w:r>
+      <w:r>
+        <w:rPr>
+          <w:rFonts w:ascii="Cambria Math" w:eastAsia="Cambria Math" w:hAnsi="Cambria Math" w:cs="Cambria Math"/>
+          <w:sz w:val="24"/>
+          <w:szCs w:val="24"/>
+        </w:rPr>
+        <w:t>ᵢ</w:t>
+      </w:r>
+      <w:r>
+        <w:rPr>
+          <w:rFonts w:ascii="Cambria Math" w:eastAsia="Cambria Math" w:hAnsi="Cambria Math" w:cs="Cambria Math"/>
+          <w:sz w:val="24"/>
+          <w:szCs w:val="24"/>
+        </w:rPr>
+        <w:t>,   i = 1, 2, 3</w:t>
+      </w:r>
+    </w:p>
+    <w:p>
+      <w:pPr>
+        <w:spacing w:after="120"/>
+        <w:ind w:firstLine="567"/>
+        <w:jc w:val="both"/>
+      </w:pPr>
+      <w:r>
+        <w:t xml:space="preserve">Tương tự, ChiTietDonHang được phân mảnh dẫn xuất theo DonHang: CTDHᵢ = ChiTietDonHang </w:t>
+      </w:r>
+      <w:r>
+        <w:rPr>
+          <w:rFonts w:ascii="Cambria Math" w:eastAsia="Cambria Math" w:hAnsi="Cambria Math" w:cs="Cambria Math"/>
+        </w:rPr>
+        <w:t>⋉</w:t>
+      </w:r>
+      <w:r>
+        <w:rPr>
+          <w:vertAlign w:val="subscript"/>
+        </w:rPr>
+        <w:t>MaDH</w:t>
+      </w:r>
+      <w:r>
+        <w:t xml:space="preserve"> DHᵢ. Kết quả là một chuỗi phân mảnh dẫn xuất (Hình 2.2).</w:t>
+      </w:r>
+    </w:p>
+    <w:p>
+      <w:pPr>
+        <w:keepNext/>
+        <w:spacing w:before="120" w:after="60"/>
+        <w:jc w:val="center"/>
+      </w:pPr>
+      <w:r>
+        <w:rPr>
+          <w:noProof/>
+        </w:rPr>
+        <w:drawing>
+          <wp:inline distT="0" distB="0" distL="0" distR="0" wp14:anchorId="6FDEF7DF" wp14:editId="57D80ACA">
+            <wp:extent cx="5619750" cy="1228725"/>
+            <wp:effectExtent l="0" t="0" r="0" b="0"/>
+            <wp:docPr id="4" name="Picture 4"/>
+            <wp:cNvGraphicFramePr>
+              <a:graphicFrameLocks xmlns:a="http://schemas.openxmlformats.org/drawingml/2006/main" noChangeAspect="1"/>
+            </wp:cNvGraphicFramePr>
+            <a:graphic xmlns:a="http://schemas.openxmlformats.org/drawingml/2006/main">
+              <a:graphicData uri="http://schemas.openxmlformats.org/drawingml/2006/picture">
+                <pic:pic xmlns:pic="http://schemas.openxmlformats.org/drawingml/2006/picture">
+                  <pic:nvPicPr>
+                    <pic:cNvPr id="0" name=""/>
+                    <pic:cNvPicPr>
+                      <a:picLocks noChangeAspect="1" noChangeArrowheads="1"/>
+                    </pic:cNvPicPr>
+                  </pic:nvPicPr>
+                  <pic:blipFill>
+                    <a:blip r:embed="rId12"/>
+                    <a:srcRect/>
+                    <a:stretch>
+                      <a:fillRect/>
+                    </a:stretch>
+                  </pic:blipFill>
+                  <pic:spPr bwMode="auto">
+                    <a:xfrm>
+                      <a:off x="0" y="0"/>
                       <a:ext cx="5619750" cy="1228725"/>
                     </a:xfrm>
                     <a:prstGeom prst="rect">
@@ -13272,7 +13939,7 @@
         <w:spacing w:after="160"/>
         <w:jc w:val="center"/>
       </w:pPr>
-      <w:bookmarkStart w:id="30" w:name="_Toc244208405"/>
+      <w:bookmarkStart w:id="30" w:name="_Toc244259660"/>
       <w:r>
         <w:rPr>
           <w:b/>
@@ -13344,7 +14011,7 @@
       <w:pPr>
         <w:pStyle w:val="Heading3"/>
       </w:pPr>
-      <w:bookmarkStart w:id="31" w:name="_Toc244208349"/>
+      <w:bookmarkStart w:id="31" w:name="_Toc244259604"/>
       <w:r>
         <w:t>2.4.3 Tính đúng đắn và lựa chọn quan hệ chủ</w:t>
       </w:r>
@@ -13445,7 +14112,7 @@
       <w:pPr>
         <w:pStyle w:val="Heading2"/>
       </w:pPr>
-      <w:bookmarkStart w:id="32" w:name="_Toc244208350"/>
+      <w:bookmarkStart w:id="32" w:name="_Toc244259605"/>
       <w:r>
         <w:t>2.5 Phân mảnh dọc</w:t>
       </w:r>
@@ -13455,7 +14122,7 @@
       <w:pPr>
         <w:pStyle w:val="Heading3"/>
       </w:pPr>
-      <w:bookmarkStart w:id="33" w:name="_Toc244208351"/>
+      <w:bookmarkStart w:id="33" w:name="_Toc244259606"/>
       <w:r>
         <w:t>2.5.1 Định nghĩa</w:t>
       </w:r>
@@ -13606,7 +14273,7 @@
       <w:pPr>
         <w:pStyle w:val="Heading3"/>
       </w:pPr>
-      <w:bookmarkStart w:id="34" w:name="_Toc244208352"/>
+      <w:bookmarkStart w:id="34" w:name="_Toc244259607"/>
       <w:r>
         <w:t>2.5.2 Ma trận sử dụng và ma trận ái lực</w:t>
       </w:r>
@@ -13792,7 +14459,7 @@
       <w:pPr>
         <w:pStyle w:val="Heading3"/>
       </w:pPr>
-      <w:bookmarkStart w:id="35" w:name="_Toc244208353"/>
+      <w:bookmarkStart w:id="35" w:name="_Toc244259608"/>
       <w:r>
         <w:t>2.5.3 Thuật toán BEA</w:t>
       </w:r>
@@ -13967,7 +14634,7 @@
       <w:pPr>
         <w:pStyle w:val="Heading3"/>
       </w:pPr>
-      <w:bookmarkStart w:id="36" w:name="_Toc244208354"/>
+      <w:bookmarkStart w:id="36" w:name="_Toc244259609"/>
       <w:r>
         <w:t>2.5.4 Thuật toán SPLIT</w:t>
       </w:r>
@@ -14011,7 +14678,7 @@
       <w:pPr>
         <w:pStyle w:val="Heading3"/>
       </w:pPr>
-      <w:bookmarkStart w:id="37" w:name="_Toc244208355"/>
+      <w:bookmarkStart w:id="37" w:name="_Toc244259610"/>
       <w:r>
         <w:t>2.5.5 Ví dụ</w:t>
       </w:r>
@@ -14034,7 +14701,7 @@
         <w:spacing w:before="120" w:after="160"/>
         <w:jc w:val="center"/>
       </w:pPr>
-      <w:bookmarkStart w:id="38" w:name="_Toc244208412"/>
+      <w:bookmarkStart w:id="38" w:name="_Toc244259675"/>
       <w:r>
         <w:rPr>
           <w:b/>
@@ -15029,7 +15696,7 @@
         <w:spacing w:before="120" w:after="160"/>
         <w:jc w:val="center"/>
       </w:pPr>
-      <w:bookmarkStart w:id="39" w:name="_Toc244208413"/>
+      <w:bookmarkStart w:id="39" w:name="_Toc244259676"/>
       <w:r>
         <w:rPr>
           <w:b/>
@@ -16033,7 +16700,7 @@
         <w:spacing w:before="120" w:after="160"/>
         <w:jc w:val="center"/>
       </w:pPr>
-      <w:bookmarkStart w:id="40" w:name="_Toc244208414"/>
+      <w:bookmarkStart w:id="40" w:name="_Toc244259677"/>
       <w:r>
         <w:rPr>
           <w:b/>
@@ -17225,7 +17892,7 @@
         <w:spacing w:before="120" w:after="160"/>
         <w:jc w:val="center"/>
       </w:pPr>
-      <w:bookmarkStart w:id="41" w:name="_Toc244208415"/>
+      <w:bookmarkStart w:id="41" w:name="_Toc244259678"/>
       <w:r>
         <w:rPr>
           <w:b/>
@@ -18415,7 +19082,7 @@
         <w:spacing w:before="120" w:after="160"/>
         <w:jc w:val="center"/>
       </w:pPr>
-      <w:bookmarkStart w:id="42" w:name="_Toc244208416"/>
+      <w:bookmarkStart w:id="42" w:name="_Toc244259679"/>
       <w:r>
         <w:rPr>
           <w:b/>
@@ -19330,7 +19997,7 @@
       <w:pPr>
         <w:pStyle w:val="Heading2"/>
       </w:pPr>
-      <w:bookmarkStart w:id="43" w:name="_Toc244208356"/>
+      <w:bookmarkStart w:id="43" w:name="_Toc244259611"/>
       <w:r>
         <w:t>2.6 Cấp phát và nhân bản</w:t>
       </w:r>
@@ -19426,7 +20093,7 @@
       <w:pPr>
         <w:pStyle w:val="Heading2"/>
       </w:pPr>
-      <w:bookmarkStart w:id="44" w:name="_Toc244208357"/>
+      <w:bookmarkStart w:id="44" w:name="_Toc244259612"/>
       <w:r>
         <w:lastRenderedPageBreak/>
         <w:t>2.7 Kết chương</w:t>
@@ -19448,7 +20115,7 @@
         <w:pStyle w:val="Heading1"/>
         <w:pageBreakBefore/>
       </w:pPr>
-      <w:bookmarkStart w:id="45" w:name="_Toc244208358"/>
+      <w:bookmarkStart w:id="45" w:name="_Toc244259613"/>
       <w:r>
         <w:lastRenderedPageBreak/>
         <w:t>CHƯƠNG 3. PHÂN MẢNH HỖN HỢP</w:t>
@@ -19459,7 +20126,7 @@
       <w:pPr>
         <w:pStyle w:val="Heading2"/>
       </w:pPr>
-      <w:bookmarkStart w:id="46" w:name="_Toc244208359"/>
+      <w:bookmarkStart w:id="46" w:name="_Toc244259614"/>
       <w:r>
         <w:t>3.1 Định nghĩa và động cơ sử dụng</w:t>
       </w:r>
@@ -19469,7 +20136,7 @@
       <w:pPr>
         <w:pStyle w:val="Heading3"/>
       </w:pPr>
-      <w:bookmarkStart w:id="47" w:name="_Toc244208360"/>
+      <w:bookmarkStart w:id="47" w:name="_Toc244259615"/>
       <w:r>
         <w:t>3.1.1 Động cơ</w:t>
       </w:r>
@@ -19512,7 +20179,7 @@
         <w:spacing w:before="120" w:after="160"/>
         <w:jc w:val="center"/>
       </w:pPr>
-      <w:bookmarkStart w:id="48" w:name="_Toc244208417"/>
+      <w:bookmarkStart w:id="48" w:name="_Toc244259680"/>
       <w:r>
         <w:rPr>
           <w:b/>
@@ -20057,7 +20724,7 @@
       <w:pPr>
         <w:pStyle w:val="Heading3"/>
       </w:pPr>
-      <w:bookmarkStart w:id="49" w:name="_Toc244208361"/>
+      <w:bookmarkStart w:id="49" w:name="_Toc244259616"/>
       <w:r>
         <w:t>3.1.2 Định nghĩa</w:t>
       </w:r>
@@ -20238,7 +20905,7 @@
       <w:pPr>
         <w:pStyle w:val="Heading2"/>
       </w:pPr>
-      <w:bookmarkStart w:id="50" w:name="_Toc244208362"/>
+      <w:bookmarkStart w:id="50" w:name="_Toc244259617"/>
       <w:r>
         <w:t>3.2 Chiến lược ngang trước, dọc sau (HV)</w:t>
       </w:r>
@@ -20417,264 +21084,10 @@
         </w:rPr>
         <w:lastRenderedPageBreak/>
         <w:drawing>
-          <wp:inline distT="0" distB="0" distL="0" distR="0" wp14:anchorId="29223102" wp14:editId="1FBEE3D5">
+          <wp:inline distT="0" distB="0" distL="0" distR="0" wp14:anchorId="1622CD10" wp14:editId="5021A4F2">
             <wp:extent cx="5619750" cy="2800350"/>
             <wp:effectExtent l="0" t="0" r="0" b="0"/>
             <wp:docPr id="5" name="Picture 5"/>
-            <wp:cNvGraphicFramePr>
-              <a:graphicFrameLocks xmlns:a="http://schemas.openxmlformats.org/drawingml/2006/main" noChangeAspect="1"/>
-            </wp:cNvGraphicFramePr>
-            <a:graphic xmlns:a="http://schemas.openxmlformats.org/drawingml/2006/main">
-              <a:graphicData uri="http://schemas.openxmlformats.org/drawingml/2006/picture">
-                <pic:pic xmlns:pic="http://schemas.openxmlformats.org/drawingml/2006/picture">
-                  <pic:nvPicPr>
-                    <pic:cNvPr id="0" name=""/>
-                    <pic:cNvPicPr>
-                      <a:picLocks noChangeAspect="1" noChangeArrowheads="1"/>
-                    </pic:cNvPicPr>
-                  </pic:nvPicPr>
-                  <pic:blipFill>
-                    <a:blip r:embed="rId12"/>
-                    <a:srcRect/>
-                    <a:stretch>
-                      <a:fillRect/>
-                    </a:stretch>
-                  </pic:blipFill>
-                  <pic:spPr bwMode="auto">
-                    <a:xfrm>
-                      <a:off x="0" y="0"/>
-                      <a:ext cx="5619750" cy="2800350"/>
-                    </a:xfrm>
-                    <a:prstGeom prst="rect">
-                      <a:avLst/>
-                    </a:prstGeom>
-                  </pic:spPr>
-                </pic:pic>
-              </a:graphicData>
-            </a:graphic>
-          </wp:inline>
-        </w:drawing>
-      </w:r>
-    </w:p>
-    <w:p>
-      <w:pPr>
-        <w:pStyle w:val="CaptionHinh"/>
-        <w:spacing w:after="160"/>
-        <w:jc w:val="center"/>
-      </w:pPr>
-      <w:bookmarkStart w:id="51" w:name="_Toc244208406"/>
-      <w:r>
-        <w:rPr>
-          <w:b/>
-          <w:bCs/>
-          <w:i/>
-          <w:iCs/>
-        </w:rPr>
-        <w:t xml:space="preserve">Hình 3.1: </w:t>
-      </w:r>
-      <w:r>
-        <w:rPr>
-          <w:i/>
-          <w:iCs/>
-        </w:rPr>
-        <w:t>Cây phân mảnh hỗn hợp HV của quan hệ KhachHang</w:t>
-      </w:r>
-      <w:bookmarkEnd w:id="51"/>
-    </w:p>
-    <w:p>
-      <w:pPr>
-        <w:pStyle w:val="Heading2"/>
-      </w:pPr>
-      <w:bookmarkStart w:id="52" w:name="_Toc244208363"/>
-      <w:r>
-        <w:t>3.3 Chiến lược dọc trước, ngang sau (VH)</w:t>
-      </w:r>
-      <w:bookmarkEnd w:id="52"/>
-    </w:p>
-    <w:p>
-      <w:pPr>
-        <w:spacing w:after="120"/>
-        <w:ind w:firstLine="567"/>
-        <w:jc w:val="both"/>
-      </w:pPr>
-      <w:r>
-        <w:t xml:space="preserve">Trong chiến lược VH, quan hệ được phân mảnh dọc trước, sau đó </w:t>
-      </w:r>
-      <w:r>
-        <w:rPr>
-          <w:b/>
-          <w:bCs/>
-        </w:rPr>
-        <w:t>một số</w:t>
-      </w:r>
-      <w:r>
-        <w:t xml:space="preserve"> mảnh dọc được phân mảnh ngang tiếp:</w:t>
-      </w:r>
-    </w:p>
-    <w:p>
-      <w:pPr>
-        <w:pStyle w:val="ListParagraph"/>
-        <w:numPr>
-          <w:ilvl w:val="0"/>
-          <w:numId w:val="5"/>
-        </w:numPr>
-        <w:spacing w:after="60"/>
-        <w:jc w:val="both"/>
-      </w:pPr>
-      <w:r>
-        <w:t>Phân mảnh dọc R thành các mảnh Rⱼ = π</w:t>
-      </w:r>
-      <w:r>
-        <w:rPr>
-          <w:vertAlign w:val="subscript"/>
-        </w:rPr>
-        <w:t xml:space="preserve">K </w:t>
-      </w:r>
-      <w:r>
-        <w:rPr>
-          <w:rFonts w:ascii="Cambria Math" w:eastAsia="Cambria Math" w:hAnsi="Cambria Math" w:cs="Cambria Math"/>
-          <w:vertAlign w:val="subscript"/>
-        </w:rPr>
-        <w:t>∪</w:t>
-      </w:r>
-      <w:r>
-        <w:rPr>
-          <w:vertAlign w:val="subscript"/>
-        </w:rPr>
-        <w:t xml:space="preserve"> Aⱼ</w:t>
-      </w:r>
-      <w:r>
-        <w:t>(R) bằng BEA và SPLIT, tính trên toàn bộ ứng dụng.</w:t>
-      </w:r>
-    </w:p>
-    <w:p>
-      <w:pPr>
-        <w:pStyle w:val="ListParagraph"/>
-        <w:numPr>
-          <w:ilvl w:val="0"/>
-          <w:numId w:val="5"/>
-        </w:numPr>
-        <w:spacing w:after="60"/>
-        <w:jc w:val="both"/>
-      </w:pPr>
-      <w:r>
-        <w:t>Với những mảnh dọc mà các ứng dụng sử dụng chúng chỉ truy cập một phần các bộ, phân mảnh ngang tiếp: Rⱼₖ = σ</w:t>
-      </w:r>
-      <w:r>
-        <w:rPr>
-          <w:vertAlign w:val="subscript"/>
-        </w:rPr>
-        <w:t>Fⱼₖ</w:t>
-      </w:r>
-      <w:r>
-        <w:t>(Rⱼ).</w:t>
-      </w:r>
-    </w:p>
-    <w:p>
-      <w:pPr>
-        <w:spacing w:after="120"/>
-        <w:ind w:firstLine="567"/>
-        <w:jc w:val="both"/>
-      </w:pPr>
-      <w:r>
-        <w:t>Đặc điểm của VH:</w:t>
-      </w:r>
-    </w:p>
-    <w:p>
-      <w:pPr>
-        <w:pStyle w:val="ListParagraph"/>
-        <w:numPr>
-          <w:ilvl w:val="0"/>
-          <w:numId w:val="2"/>
-        </w:numPr>
-        <w:spacing w:after="60"/>
-        <w:jc w:val="both"/>
-      </w:pPr>
-      <w:r>
-        <w:t xml:space="preserve">Chỉ những mảnh dọc </w:t>
-      </w:r>
-      <w:r>
-        <w:rPr>
-          <w:b/>
-          <w:bCs/>
-        </w:rPr>
-        <w:t>cần thiết</w:t>
-      </w:r>
-      <w:r>
-        <w:t xml:space="preserve"> mới bị chia ngang; các mảnh dọc khác được giữ nguyên. Nhờ vậy số mảnh ít hơn và việc quản lý đơn giản hơn.</w:t>
-      </w:r>
-    </w:p>
-    <w:p>
-      <w:pPr>
-        <w:pStyle w:val="ListParagraph"/>
-        <w:numPr>
-          <w:ilvl w:val="0"/>
-          <w:numId w:val="2"/>
-        </w:numPr>
-        <w:spacing w:after="60"/>
-        <w:jc w:val="both"/>
-      </w:pPr>
-      <w:r>
-        <w:t xml:space="preserve">Phù hợp khi tiêu chí phân biệt </w:t>
-      </w:r>
-      <w:r>
-        <w:rPr>
-          <w:b/>
-          <w:bCs/>
-        </w:rPr>
-        <w:t>chủ yếu là theo thuộc tính</w:t>
-      </w:r>
-      <w:r>
-        <w:t>, chẳng hạn tách dữ liệu nhạy cảm để bảo mật. Phần nhạy cảm thường được xử lý tập trung nên không cần chia ngang.</w:t>
-      </w:r>
-    </w:p>
-    <w:p>
-      <w:pPr>
-        <w:pStyle w:val="ListParagraph"/>
-        <w:numPr>
-          <w:ilvl w:val="0"/>
-          <w:numId w:val="2"/>
-        </w:numPr>
-        <w:spacing w:after="60"/>
-        <w:jc w:val="both"/>
-      </w:pPr>
-      <w:r>
-        <w:rPr>
-          <w:b/>
-          <w:bCs/>
-        </w:rPr>
-        <w:t>Ràng buộc:</w:t>
-      </w:r>
-      <w:r>
-        <w:t xml:space="preserve"> vị từ Fⱼₖ chỉ được dùng các thuộc tính có mặt trong mảnh Rⱼ. Nếu mảnh dọc cần chia không chứa thuộc tính của vị từ, ta phải chia nó bằng phân mảnh ngang dẫn xuất theo một mảnh dọc khác (nửa kết nối trên khóa K), hoặc đưa thuộc tính đó vào mảnh dọc từ bước 1.</w:t>
-      </w:r>
-    </w:p>
-    <w:p>
-      <w:pPr>
-        <w:spacing w:after="120"/>
-        <w:ind w:firstLine="567"/>
-        <w:jc w:val="both"/>
-      </w:pPr>
-      <w:r>
-        <w:t>Hình 3.2 là cây phân mảnh VH của quan hệ NhanVien. Thông tin nhân sự NV_NS (ngày sinh, CCCD, lương, số tài khoản) được tách ra và giữ tập trung tại trụ sở. Chỉ phần thông tin công việc NV_CV được chia tiếp theo chi nhánh. Mảnh NV_NS không chứa MaCN nên không thể chia ngang trực tiếp theo chi nhánh; đây cũng là một lý do để chọn VH cho quan hệ này.</w:t>
-      </w:r>
-    </w:p>
-    <w:p>
-      <w:pPr>
-        <w:keepNext/>
-        <w:spacing w:before="120" w:after="60"/>
-        <w:jc w:val="center"/>
-      </w:pPr>
-      <w:r>
-        <w:rPr>
-          <w:noProof/>
-        </w:rPr>
-        <w:lastRenderedPageBreak/>
-        <w:drawing>
-          <wp:inline distT="0" distB="0" distL="0" distR="0" wp14:anchorId="79372E81" wp14:editId="54FFF9AE">
-            <wp:extent cx="5619750" cy="3028950"/>
-            <wp:effectExtent l="0" t="0" r="0" b="0"/>
-            <wp:docPr id="6" name="Picture 6"/>
             <wp:cNvGraphicFramePr>
               <a:graphicFrameLocks xmlns:a="http://schemas.openxmlformats.org/drawingml/2006/main" noChangeAspect="1"/>
             </wp:cNvGraphicFramePr>
@@ -20697,6 +21110,260 @@
                   <pic:spPr bwMode="auto">
                     <a:xfrm>
                       <a:off x="0" y="0"/>
+                      <a:ext cx="5619750" cy="2800350"/>
+                    </a:xfrm>
+                    <a:prstGeom prst="rect">
+                      <a:avLst/>
+                    </a:prstGeom>
+                  </pic:spPr>
+                </pic:pic>
+              </a:graphicData>
+            </a:graphic>
+          </wp:inline>
+        </w:drawing>
+      </w:r>
+    </w:p>
+    <w:p>
+      <w:pPr>
+        <w:pStyle w:val="CaptionHinh"/>
+        <w:spacing w:after="160"/>
+        <w:jc w:val="center"/>
+      </w:pPr>
+      <w:bookmarkStart w:id="51" w:name="_Toc244259661"/>
+      <w:r>
+        <w:rPr>
+          <w:b/>
+          <w:bCs/>
+          <w:i/>
+          <w:iCs/>
+        </w:rPr>
+        <w:t xml:space="preserve">Hình 3.1: </w:t>
+      </w:r>
+      <w:r>
+        <w:rPr>
+          <w:i/>
+          <w:iCs/>
+        </w:rPr>
+        <w:t>Cây phân mảnh hỗn hợp HV của quan hệ KhachHang</w:t>
+      </w:r>
+      <w:bookmarkEnd w:id="51"/>
+    </w:p>
+    <w:p>
+      <w:pPr>
+        <w:pStyle w:val="Heading2"/>
+      </w:pPr>
+      <w:bookmarkStart w:id="52" w:name="_Toc244259618"/>
+      <w:r>
+        <w:t>3.3 Chiến lược dọc trước, ngang sau (VH)</w:t>
+      </w:r>
+      <w:bookmarkEnd w:id="52"/>
+    </w:p>
+    <w:p>
+      <w:pPr>
+        <w:spacing w:after="120"/>
+        <w:ind w:firstLine="567"/>
+        <w:jc w:val="both"/>
+      </w:pPr>
+      <w:r>
+        <w:t xml:space="preserve">Trong chiến lược VH, quan hệ được phân mảnh dọc trước, sau đó </w:t>
+      </w:r>
+      <w:r>
+        <w:rPr>
+          <w:b/>
+          <w:bCs/>
+        </w:rPr>
+        <w:t>một số</w:t>
+      </w:r>
+      <w:r>
+        <w:t xml:space="preserve"> mảnh dọc được phân mảnh ngang tiếp:</w:t>
+      </w:r>
+    </w:p>
+    <w:p>
+      <w:pPr>
+        <w:pStyle w:val="ListParagraph"/>
+        <w:numPr>
+          <w:ilvl w:val="0"/>
+          <w:numId w:val="5"/>
+        </w:numPr>
+        <w:spacing w:after="60"/>
+        <w:jc w:val="both"/>
+      </w:pPr>
+      <w:r>
+        <w:t>Phân mảnh dọc R thành các mảnh Rⱼ = π</w:t>
+      </w:r>
+      <w:r>
+        <w:rPr>
+          <w:vertAlign w:val="subscript"/>
+        </w:rPr>
+        <w:t xml:space="preserve">K </w:t>
+      </w:r>
+      <w:r>
+        <w:rPr>
+          <w:rFonts w:ascii="Cambria Math" w:eastAsia="Cambria Math" w:hAnsi="Cambria Math" w:cs="Cambria Math"/>
+          <w:vertAlign w:val="subscript"/>
+        </w:rPr>
+        <w:t>∪</w:t>
+      </w:r>
+      <w:r>
+        <w:rPr>
+          <w:vertAlign w:val="subscript"/>
+        </w:rPr>
+        <w:t xml:space="preserve"> Aⱼ</w:t>
+      </w:r>
+      <w:r>
+        <w:t>(R) bằng BEA và SPLIT, tính trên toàn bộ ứng dụng.</w:t>
+      </w:r>
+    </w:p>
+    <w:p>
+      <w:pPr>
+        <w:pStyle w:val="ListParagraph"/>
+        <w:numPr>
+          <w:ilvl w:val="0"/>
+          <w:numId w:val="5"/>
+        </w:numPr>
+        <w:spacing w:after="60"/>
+        <w:jc w:val="both"/>
+      </w:pPr>
+      <w:r>
+        <w:t>Với những mảnh dọc mà các ứng dụng sử dụng chúng chỉ truy cập một phần các bộ, phân mảnh ngang tiếp: Rⱼₖ = σ</w:t>
+      </w:r>
+      <w:r>
+        <w:rPr>
+          <w:vertAlign w:val="subscript"/>
+        </w:rPr>
+        <w:t>Fⱼₖ</w:t>
+      </w:r>
+      <w:r>
+        <w:t>(Rⱼ).</w:t>
+      </w:r>
+    </w:p>
+    <w:p>
+      <w:pPr>
+        <w:spacing w:after="120"/>
+        <w:ind w:firstLine="567"/>
+        <w:jc w:val="both"/>
+      </w:pPr>
+      <w:r>
+        <w:t>Đặc điểm của VH:</w:t>
+      </w:r>
+    </w:p>
+    <w:p>
+      <w:pPr>
+        <w:pStyle w:val="ListParagraph"/>
+        <w:numPr>
+          <w:ilvl w:val="0"/>
+          <w:numId w:val="2"/>
+        </w:numPr>
+        <w:spacing w:after="60"/>
+        <w:jc w:val="both"/>
+      </w:pPr>
+      <w:r>
+        <w:t xml:space="preserve">Chỉ những mảnh dọc </w:t>
+      </w:r>
+      <w:r>
+        <w:rPr>
+          <w:b/>
+          <w:bCs/>
+        </w:rPr>
+        <w:t>cần thiết</w:t>
+      </w:r>
+      <w:r>
+        <w:t xml:space="preserve"> mới bị chia ngang; các mảnh dọc khác được giữ nguyên. Nhờ vậy số mảnh ít hơn và việc quản lý đơn giản hơn.</w:t>
+      </w:r>
+    </w:p>
+    <w:p>
+      <w:pPr>
+        <w:pStyle w:val="ListParagraph"/>
+        <w:numPr>
+          <w:ilvl w:val="0"/>
+          <w:numId w:val="2"/>
+        </w:numPr>
+        <w:spacing w:after="60"/>
+        <w:jc w:val="both"/>
+      </w:pPr>
+      <w:r>
+        <w:t xml:space="preserve">Phù hợp khi tiêu chí phân biệt </w:t>
+      </w:r>
+      <w:r>
+        <w:rPr>
+          <w:b/>
+          <w:bCs/>
+        </w:rPr>
+        <w:t>chủ yếu là theo thuộc tính</w:t>
+      </w:r>
+      <w:r>
+        <w:t>, chẳng hạn tách dữ liệu nhạy cảm để bảo mật. Phần nhạy cảm thường được xử lý tập trung nên không cần chia ngang.</w:t>
+      </w:r>
+    </w:p>
+    <w:p>
+      <w:pPr>
+        <w:pStyle w:val="ListParagraph"/>
+        <w:numPr>
+          <w:ilvl w:val="0"/>
+          <w:numId w:val="2"/>
+        </w:numPr>
+        <w:spacing w:after="60"/>
+        <w:jc w:val="both"/>
+      </w:pPr>
+      <w:r>
+        <w:rPr>
+          <w:b/>
+          <w:bCs/>
+        </w:rPr>
+        <w:t>Ràng buộc:</w:t>
+      </w:r>
+      <w:r>
+        <w:t xml:space="preserve"> vị từ Fⱼₖ chỉ được dùng các thuộc tính có mặt trong mảnh Rⱼ. Nếu mảnh dọc cần chia không chứa thuộc tính của vị từ, ta phải chia nó bằng phân mảnh ngang dẫn xuất theo một mảnh dọc khác (nửa kết nối trên khóa K), hoặc đưa thuộc tính đó vào mảnh dọc từ bước 1.</w:t>
+      </w:r>
+    </w:p>
+    <w:p>
+      <w:pPr>
+        <w:spacing w:after="120"/>
+        <w:ind w:firstLine="567"/>
+        <w:jc w:val="both"/>
+      </w:pPr>
+      <w:r>
+        <w:t>Hình 3.2 là cây phân mảnh VH của quan hệ NhanVien. Thông tin nhân sự NV_NS (ngày sinh, CCCD, lương, số tài khoản) được tách ra và giữ tập trung tại trụ sở. Chỉ phần thông tin công việc NV_CV được chia tiếp theo chi nhánh. Mảnh NV_NS không chứa MaCN nên không thể chia ngang trực tiếp theo chi nhánh; đây cũng là một lý do để chọn VH cho quan hệ này.</w:t>
+      </w:r>
+    </w:p>
+    <w:p>
+      <w:pPr>
+        <w:keepNext/>
+        <w:spacing w:before="120" w:after="60"/>
+        <w:jc w:val="center"/>
+      </w:pPr>
+      <w:r>
+        <w:rPr>
+          <w:noProof/>
+        </w:rPr>
+        <w:lastRenderedPageBreak/>
+        <w:drawing>
+          <wp:inline distT="0" distB="0" distL="0" distR="0" wp14:anchorId="35C1B25A" wp14:editId="62E409C0">
+            <wp:extent cx="5619750" cy="3028950"/>
+            <wp:effectExtent l="0" t="0" r="0" b="0"/>
+            <wp:docPr id="6" name="Picture 6"/>
+            <wp:cNvGraphicFramePr>
+              <a:graphicFrameLocks xmlns:a="http://schemas.openxmlformats.org/drawingml/2006/main" noChangeAspect="1"/>
+            </wp:cNvGraphicFramePr>
+            <a:graphic xmlns:a="http://schemas.openxmlformats.org/drawingml/2006/main">
+              <a:graphicData uri="http://schemas.openxmlformats.org/drawingml/2006/picture">
+                <pic:pic xmlns:pic="http://schemas.openxmlformats.org/drawingml/2006/picture">
+                  <pic:nvPicPr>
+                    <pic:cNvPr id="0" name=""/>
+                    <pic:cNvPicPr>
+                      <a:picLocks noChangeAspect="1" noChangeArrowheads="1"/>
+                    </pic:cNvPicPr>
+                  </pic:nvPicPr>
+                  <pic:blipFill>
+                    <a:blip r:embed="rId14"/>
+                    <a:srcRect/>
+                    <a:stretch>
+                      <a:fillRect/>
+                    </a:stretch>
+                  </pic:blipFill>
+                  <pic:spPr bwMode="auto">
+                    <a:xfrm>
+                      <a:off x="0" y="0"/>
                       <a:ext cx="5619750" cy="3028950"/>
                     </a:xfrm>
                     <a:prstGeom prst="rect">
@@ -20716,7 +21383,7 @@
         <w:spacing w:after="160"/>
         <w:jc w:val="center"/>
       </w:pPr>
-      <w:bookmarkStart w:id="53" w:name="_Toc244208407"/>
+      <w:bookmarkStart w:id="53" w:name="_Toc244259662"/>
       <w:r>
         <w:rPr>
           <w:b/>
@@ -20739,7 +21406,7 @@
       <w:pPr>
         <w:pStyle w:val="Heading3"/>
       </w:pPr>
-      <w:bookmarkStart w:id="54" w:name="_Toc244208364"/>
+      <w:bookmarkStart w:id="54" w:name="_Toc244259619"/>
       <w:r>
         <w:t>3.3.1 Quan hệ giữa HV và VH</w:t>
       </w:r>
@@ -20897,7 +21564,7 @@
       <w:pPr>
         <w:pStyle w:val="Heading2"/>
       </w:pPr>
-      <w:bookmarkStart w:id="55" w:name="_Toc244208365"/>
+      <w:bookmarkStart w:id="55" w:name="_Toc244259620"/>
       <w:r>
         <w:t>3.4 Cây phân mảnh và biểu diễn bằng đại số quan hệ</w:t>
       </w:r>
@@ -21110,7 +21777,7 @@
       <w:pPr>
         <w:pStyle w:val="Heading2"/>
       </w:pPr>
-      <w:bookmarkStart w:id="56" w:name="_Toc244208366"/>
+      <w:bookmarkStart w:id="56" w:name="_Toc244259621"/>
       <w:r>
         <w:t>3.5 Tái thiết quan hệ toàn cục</w:t>
       </w:r>
@@ -21372,15 +22039,7 @@
           <w:sz w:val="24"/>
           <w:szCs w:val="24"/>
         </w:rPr>
-        <w:t>VH:   R = ( R₁₁ ∪ R₁₂ ∪ … ∪</w:t>
-      </w:r>
-      <w:r>
-        <w:rPr>
-          <w:rFonts w:ascii="Cambria Math" w:eastAsia="Cambria Math" w:hAnsi="Cambria Math" w:cs="Cambria Math"/>
-          <w:sz w:val="24"/>
-          <w:szCs w:val="24"/>
-        </w:rPr>
-        <w:t xml:space="preserve"> R₁ₙ ) ⋈</w:t>
+        <w:t>VH:   R = ( R₁₁ ∪ R₁₂ ∪ … ∪ R₁ₙ ) ⋈</w:t>
       </w:r>
       <w:r>
         <w:rPr>
@@ -21569,7 +22228,7 @@
       <w:pPr>
         <w:pStyle w:val="Heading2"/>
       </w:pPr>
-      <w:bookmarkStart w:id="57" w:name="_Toc244208367"/>
+      <w:bookmarkStart w:id="57" w:name="_Toc244259622"/>
       <w:r>
         <w:t>3.6 Kiểm tra tính đúng đắn</w:t>
       </w:r>
@@ -21717,7 +22376,7 @@
       <w:pPr>
         <w:pStyle w:val="Heading2"/>
       </w:pPr>
-      <w:bookmarkStart w:id="58" w:name="_Toc244208368"/>
+      <w:bookmarkStart w:id="58" w:name="_Toc244259623"/>
       <w:r>
         <w:t>3.7 Cấp phát mảnh hỗn hợp và ảnh hưởng đến xử lý</w:t>
       </w:r>
@@ -21727,7 +22386,7 @@
       <w:pPr>
         <w:pStyle w:val="Heading3"/>
       </w:pPr>
-      <w:bookmarkStart w:id="59" w:name="_Toc244208369"/>
+      <w:bookmarkStart w:id="59" w:name="_Toc244259624"/>
       <w:r>
         <w:t>3.7.1 Cấp phát</w:t>
       </w:r>
@@ -21757,7 +22416,7 @@
       <w:pPr>
         <w:pStyle w:val="Heading3"/>
       </w:pPr>
-      <w:bookmarkStart w:id="60" w:name="_Toc244208370"/>
+      <w:bookmarkStart w:id="60" w:name="_Toc244259625"/>
       <w:r>
         <w:t>3.7.2 Ảnh hưởng đến xử lý truy vấn</w:t>
       </w:r>
@@ -21911,7 +22570,7 @@
       <w:pPr>
         <w:pStyle w:val="Heading3"/>
       </w:pPr>
-      <w:bookmarkStart w:id="61" w:name="_Toc244208371"/>
+      <w:bookmarkStart w:id="61" w:name="_Toc244259626"/>
       <w:r>
         <w:lastRenderedPageBreak/>
         <w:t>3.7.3 Ảnh hưởng đến cập nhật và giao dịch</w:t>
@@ -21994,7 +22653,7 @@
       <w:pPr>
         <w:pStyle w:val="Heading2"/>
       </w:pPr>
-      <w:bookmarkStart w:id="62" w:name="_Toc244208372"/>
+      <w:bookmarkStart w:id="62" w:name="_Toc244259627"/>
       <w:r>
         <w:t>3.8 Ưu điểm, hạn chế và so sánh</w:t>
       </w:r>
@@ -22178,7 +22837,7 @@
         <w:spacing w:before="120" w:after="160"/>
         <w:jc w:val="center"/>
       </w:pPr>
-      <w:bookmarkStart w:id="63" w:name="_Toc244208418"/>
+      <w:bookmarkStart w:id="63" w:name="_Toc244259681"/>
       <w:r>
         <w:rPr>
           <w:b/>
@@ -23291,7 +23950,7 @@
       <w:pPr>
         <w:pStyle w:val="Heading2"/>
       </w:pPr>
-      <w:bookmarkStart w:id="64" w:name="_Toc244208373"/>
+      <w:bookmarkStart w:id="64" w:name="_Toc244259628"/>
       <w:r>
         <w:t>3.9 Hỗ trợ trong các hệ quản trị thực tế</w:t>
       </w:r>
@@ -23507,7 +24166,7 @@
       <w:pPr>
         <w:pStyle w:val="Heading2"/>
       </w:pPr>
-      <w:bookmarkStart w:id="65" w:name="_Toc244208374"/>
+      <w:bookmarkStart w:id="65" w:name="_Toc244259629"/>
       <w:r>
         <w:t>3.10 Kết chương</w:t>
       </w:r>
@@ -23532,7 +24191,7 @@
         <w:pStyle w:val="Heading1"/>
         <w:pageBreakBefore/>
       </w:pPr>
-      <w:bookmarkStart w:id="66" w:name="_Toc244208375"/>
+      <w:bookmarkStart w:id="66" w:name="_Toc244259630"/>
       <w:r>
         <w:lastRenderedPageBreak/>
         <w:t>CHƯƠNG 4. ỨNG DỤNG PHÂN MẢNH HỖN HỢP CHO HỆ THỐNG QUẢN LÝ ĐƠN HÀNG</w:t>
@@ -23543,7 +24202,7 @@
       <w:pPr>
         <w:pStyle w:val="Heading2"/>
       </w:pPr>
-      <w:bookmarkStart w:id="67" w:name="_Toc244208376"/>
+      <w:bookmarkStart w:id="67" w:name="_Toc244259631"/>
       <w:r>
         <w:t>4.1 Mô tả bài toán</w:t>
       </w:r>
@@ -23566,7 +24225,7 @@
         <w:spacing w:before="120" w:after="160"/>
         <w:jc w:val="center"/>
       </w:pPr>
-      <w:bookmarkStart w:id="68" w:name="_Toc244208419"/>
+      <w:bookmarkStart w:id="68" w:name="_Toc244259682"/>
       <w:r>
         <w:rPr>
           <w:b/>
@@ -24377,7 +25036,7 @@
       <w:pPr>
         <w:pStyle w:val="Heading2"/>
       </w:pPr>
-      <w:bookmarkStart w:id="69" w:name="_Toc244208377"/>
+      <w:bookmarkStart w:id="69" w:name="_Toc244259632"/>
       <w:r>
         <w:t>4.2 Lược đồ toàn cục</w:t>
       </w:r>
@@ -24568,7 +25227,7 @@
           <w:noProof/>
         </w:rPr>
         <w:drawing>
-          <wp:inline distT="0" distB="0" distL="0" distR="0" wp14:anchorId="7B1A7AEC" wp14:editId="41EAB375">
+          <wp:inline distT="0" distB="0" distL="0" distR="0" wp14:anchorId="6156E988" wp14:editId="5E49FDFE">
             <wp:extent cx="5619750" cy="3076575"/>
             <wp:effectExtent l="0" t="0" r="0" b="0"/>
             <wp:docPr id="7" name="Picture 7"/>
@@ -24585,7 +25244,7 @@
                     </pic:cNvPicPr>
                   </pic:nvPicPr>
                   <pic:blipFill>
-                    <a:blip r:embed="rId14"/>
+                    <a:blip r:embed="rId15"/>
                     <a:srcRect/>
                     <a:stretch>
                       <a:fillRect/>
@@ -24613,7 +25272,7 @@
         <w:spacing w:after="160"/>
         <w:jc w:val="center"/>
       </w:pPr>
-      <w:bookmarkStart w:id="70" w:name="_Toc244208408"/>
+      <w:bookmarkStart w:id="70" w:name="_Toc244259663"/>
       <w:r>
         <w:rPr>
           <w:b/>
@@ -24636,7 +25295,7 @@
       <w:pPr>
         <w:pStyle w:val="Heading2"/>
       </w:pPr>
-      <w:bookmarkStart w:id="71" w:name="_Toc244208378"/>
+      <w:bookmarkStart w:id="71" w:name="_Toc244259633"/>
       <w:r>
         <w:t>4.3 Phân tích ứng dụng</w:t>
       </w:r>
@@ -24659,7 +25318,7 @@
         <w:spacing w:before="120" w:after="160"/>
         <w:jc w:val="center"/>
       </w:pPr>
-      <w:bookmarkStart w:id="72" w:name="_Toc244208420"/>
+      <w:bookmarkStart w:id="72" w:name="_Toc244259683"/>
       <w:r>
         <w:rPr>
           <w:b/>
@@ -26007,7 +26666,7 @@
           <w:noProof/>
         </w:rPr>
         <w:drawing>
-          <wp:inline distT="0" distB="0" distL="0" distR="0" wp14:anchorId="63F375EE" wp14:editId="0E0010EB">
+          <wp:inline distT="0" distB="0" distL="0" distR="0" wp14:anchorId="57A1CF37" wp14:editId="759757EE">
             <wp:extent cx="5619750" cy="1809750"/>
             <wp:effectExtent l="0" t="0" r="0" b="0"/>
             <wp:docPr id="8" name="Picture 8"/>
@@ -26024,7 +26683,7 @@
                     </pic:cNvPicPr>
                   </pic:nvPicPr>
                   <pic:blipFill>
-                    <a:blip r:embed="rId15"/>
+                    <a:blip r:embed="rId16"/>
                     <a:srcRect/>
                     <a:stretch>
                       <a:fillRect/>
@@ -26052,7 +26711,7 @@
         <w:spacing w:after="160"/>
         <w:jc w:val="center"/>
       </w:pPr>
-      <w:bookmarkStart w:id="73" w:name="_Toc244208409"/>
+      <w:bookmarkStart w:id="73" w:name="_Toc244259664"/>
       <w:r>
         <w:rPr>
           <w:b/>
@@ -26075,7 +26734,7 @@
       <w:pPr>
         <w:pStyle w:val="Heading2"/>
       </w:pPr>
-      <w:bookmarkStart w:id="74" w:name="_Toc244208379"/>
+      <w:bookmarkStart w:id="74" w:name="_Toc244259634"/>
       <w:r>
         <w:t>4.4 Thiết kế phân mảnh</w:t>
       </w:r>
@@ -26098,7 +26757,7 @@
         <w:spacing w:before="120" w:after="160"/>
         <w:jc w:val="center"/>
       </w:pPr>
-      <w:bookmarkStart w:id="75" w:name="_Toc244208421"/>
+      <w:bookmarkStart w:id="75" w:name="_Toc244259684"/>
       <w:r>
         <w:rPr>
           <w:b/>
@@ -26914,7 +27573,7 @@
       <w:pPr>
         <w:pStyle w:val="Heading3"/>
       </w:pPr>
-      <w:bookmarkStart w:id="76" w:name="_Toc244208380"/>
+      <w:bookmarkStart w:id="76" w:name="_Toc244259635"/>
       <w:r>
         <w:t>4.4.1 KhachHang – phân mảnh hỗn hợp HV</w:t>
       </w:r>
@@ -27317,7 +27976,7 @@
       <w:pPr>
         <w:pStyle w:val="Heading3"/>
       </w:pPr>
-      <w:bookmarkStart w:id="77" w:name="_Toc244208381"/>
+      <w:bookmarkStart w:id="77" w:name="_Toc244259636"/>
       <w:r>
         <w:t>4.4.2 NhanVien – phân mảnh hỗn hợp VH</w:t>
       </w:r>
@@ -27616,7 +28275,7 @@
       <w:pPr>
         <w:pStyle w:val="Heading3"/>
       </w:pPr>
-      <w:bookmarkStart w:id="78" w:name="_Toc244208382"/>
+      <w:bookmarkStart w:id="78" w:name="_Toc244259637"/>
       <w:r>
         <w:t>4.4.3 DonHang, ChiTietDonHang – phân mảnh ngang dẫn xuất</w:t>
       </w:r>
@@ -27748,7 +28407,7 @@
       <w:pPr>
         <w:pStyle w:val="Heading3"/>
       </w:pPr>
-      <w:bookmarkStart w:id="79" w:name="_Toc244208383"/>
+      <w:bookmarkStart w:id="79" w:name="_Toc244259638"/>
       <w:r>
         <w:t>4.4.4 ChiNhanh, SanPham – nhân bản toàn phần</w:t>
       </w:r>
@@ -27768,7 +28427,7 @@
       <w:pPr>
         <w:pStyle w:val="Heading2"/>
       </w:pPr>
-      <w:bookmarkStart w:id="80" w:name="_Toc244208384"/>
+      <w:bookmarkStart w:id="80" w:name="_Toc244259639"/>
       <w:r>
         <w:t>4.5 Kiểm tra tính đúng đắn</w:t>
       </w:r>
@@ -27791,7 +28450,7 @@
         <w:spacing w:before="120" w:after="160"/>
         <w:jc w:val="center"/>
       </w:pPr>
-      <w:bookmarkStart w:id="81" w:name="_Toc244208422"/>
+      <w:bookmarkStart w:id="81" w:name="_Toc244259685"/>
       <w:r>
         <w:rPr>
           <w:b/>
@@ -28317,7 +28976,7 @@
       <w:pPr>
         <w:pStyle w:val="Heading2"/>
       </w:pPr>
-      <w:bookmarkStart w:id="82" w:name="_Toc244208385"/>
+      <w:bookmarkStart w:id="82" w:name="_Toc244259640"/>
       <w:r>
         <w:lastRenderedPageBreak/>
         <w:t>4.6 Lược đồ cấp phát</w:t>
@@ -28341,7 +29000,7 @@
         <w:spacing w:before="120" w:after="160"/>
         <w:jc w:val="center"/>
       </w:pPr>
-      <w:bookmarkStart w:id="83" w:name="_Toc244208423"/>
+      <w:bookmarkStart w:id="83" w:name="_Toc244259686"/>
       <w:r>
         <w:rPr>
           <w:b/>
@@ -28738,7 +29397,7 @@
           <w:noProof/>
         </w:rPr>
         <w:drawing>
-          <wp:inline distT="0" distB="0" distL="0" distR="0" wp14:anchorId="3395B89A" wp14:editId="11D7AC63">
+          <wp:inline distT="0" distB="0" distL="0" distR="0" wp14:anchorId="4A153554" wp14:editId="2AABB8B3">
             <wp:extent cx="5619750" cy="3486150"/>
             <wp:effectExtent l="0" t="0" r="0" b="0"/>
             <wp:docPr id="9" name="Picture 9"/>
@@ -28755,7 +29414,7 @@
                     </pic:cNvPicPr>
                   </pic:nvPicPr>
                   <pic:blipFill>
-                    <a:blip r:embed="rId16"/>
+                    <a:blip r:embed="rId17"/>
                     <a:srcRect/>
                     <a:stretch>
                       <a:fillRect/>
@@ -28783,7 +29442,7 @@
         <w:spacing w:after="160"/>
         <w:jc w:val="center"/>
       </w:pPr>
-      <w:bookmarkStart w:id="84" w:name="_Toc244208410"/>
+      <w:bookmarkStart w:id="84" w:name="_Toc244259665"/>
       <w:r>
         <w:rPr>
           <w:b/>
@@ -28892,7 +29551,7 @@
       <w:pPr>
         <w:pStyle w:val="Heading2"/>
       </w:pPr>
-      <w:bookmarkStart w:id="85" w:name="_Toc244208386"/>
+      <w:bookmarkStart w:id="85" w:name="_Toc244259641"/>
       <w:r>
         <w:lastRenderedPageBreak/>
         <w:t>4.7 Cài đặt thực nghiệm trên SQL Server</w:t>
@@ -28903,7 +29562,7 @@
       <w:pPr>
         <w:pStyle w:val="Heading3"/>
       </w:pPr>
-      <w:bookmarkStart w:id="86" w:name="_Toc244208387"/>
+      <w:bookmarkStart w:id="86" w:name="_Toc244259642"/>
       <w:r>
         <w:t>4.7.1 Môi trường và cách mô phỏng</w:t>
       </w:r>
@@ -28920,7 +29579,7 @@
         <w:jc w:val="both"/>
       </w:pPr>
       <w:r>
-        <w:t>Hệ quản trị: Microsoft SQL Server 2022 (bản Developer), công cụ SQL Server Management Studio.</w:t>
+        <w:t>Hệ quản trị: Microsoft SQL Server 2022 Express (phiên bản 16.0.1000), công cụ SQL Server Management Studio 21. Toàn bộ kết quả trong mục này là kết quả chạy thật trên môi trường đó.</w:t>
       </w:r>
     </w:p>
     <w:p>
@@ -28972,7 +29631,7 @@
         <w:spacing w:before="120" w:after="160"/>
         <w:jc w:val="center"/>
       </w:pPr>
-      <w:bookmarkStart w:id="87" w:name="_Toc244208424"/>
+      <w:bookmarkStart w:id="87" w:name="_Toc244259687"/>
       <w:r>
         <w:rPr>
           <w:b/>
@@ -29372,7 +30031,7 @@
       <w:pPr>
         <w:pStyle w:val="Heading3"/>
       </w:pPr>
-      <w:bookmarkStart w:id="88" w:name="_Toc244208388"/>
+      <w:bookmarkStart w:id="88" w:name="_Toc244259643"/>
       <w:r>
         <w:t>4.7.2 Tạo các mảnh</w:t>
       </w:r>
@@ -29505,6 +30164,7 @@
           <w:sz w:val="17"/>
           <w:szCs w:val="17"/>
         </w:rPr>
+        <w:lastRenderedPageBreak/>
         <w:t xml:space="preserve">    MaCN   CHAR(4)       NOT NULL,</w:t>
       </w:r>
     </w:p>
@@ -29535,7 +30195,6 @@
           <w:sz w:val="17"/>
           <w:szCs w:val="17"/>
         </w:rPr>
-        <w:lastRenderedPageBreak/>
         <w:t>);</w:t>
       </w:r>
     </w:p>
@@ -29801,7 +30460,7 @@
         <w:spacing w:before="120" w:after="160"/>
         <w:jc w:val="center"/>
       </w:pPr>
-      <w:bookmarkStart w:id="89" w:name="_Toc244208425"/>
+      <w:bookmarkStart w:id="89" w:name="_Toc244259688"/>
       <w:r>
         <w:rPr>
           <w:b/>
@@ -30179,41 +30838,165 @@
     </w:p>
     <w:p>
       <w:pPr>
-        <w:spacing w:before="120" w:after="160"/>
+        <w:keepNext/>
+        <w:spacing w:before="120" w:after="60"/>
         <w:jc w:val="center"/>
       </w:pPr>
       <w:r>
         <w:rPr>
+          <w:noProof/>
+        </w:rPr>
+        <w:lastRenderedPageBreak/>
+        <w:drawing>
+          <wp:inline distT="0" distB="0" distL="0" distR="0" wp14:anchorId="18D9750F" wp14:editId="696C859B">
+            <wp:extent cx="3981450" cy="5905500"/>
+            <wp:effectExtent l="0" t="0" r="0" b="0"/>
+            <wp:docPr id="10" name="Picture 10"/>
+            <wp:cNvGraphicFramePr>
+              <a:graphicFrameLocks xmlns:a="http://schemas.openxmlformats.org/drawingml/2006/main" noChangeAspect="1"/>
+            </wp:cNvGraphicFramePr>
+            <a:graphic xmlns:a="http://schemas.openxmlformats.org/drawingml/2006/main">
+              <a:graphicData uri="http://schemas.openxmlformats.org/drawingml/2006/picture">
+                <pic:pic xmlns:pic="http://schemas.openxmlformats.org/drawingml/2006/picture">
+                  <pic:nvPicPr>
+                    <pic:cNvPr id="0" name=""/>
+                    <pic:cNvPicPr>
+                      <a:picLocks noChangeAspect="1" noChangeArrowheads="1"/>
+                    </pic:cNvPicPr>
+                  </pic:nvPicPr>
+                  <pic:blipFill>
+                    <a:blip r:embed="rId18"/>
+                    <a:srcRect/>
+                    <a:stretch>
+                      <a:fillRect/>
+                    </a:stretch>
+                  </pic:blipFill>
+                  <pic:spPr bwMode="auto">
+                    <a:xfrm>
+                      <a:off x="0" y="0"/>
+                      <a:ext cx="3981450" cy="5905500"/>
+                    </a:xfrm>
+                    <a:prstGeom prst="rect">
+                      <a:avLst/>
+                    </a:prstGeom>
+                  </pic:spPr>
+                </pic:pic>
+              </a:graphicData>
+            </a:graphic>
+          </wp:inline>
+        </w:drawing>
+      </w:r>
+    </w:p>
+    <w:p>
+      <w:pPr>
+        <w:pStyle w:val="CaptionHinh"/>
+        <w:spacing w:after="160"/>
+        <w:jc w:val="center"/>
+      </w:pPr>
+      <w:bookmarkStart w:id="90" w:name="_Toc244259666"/>
+      <w:r>
+        <w:rPr>
+          <w:b/>
+          <w:bCs/>
           <w:i/>
           <w:iCs/>
-          <w:highlight w:val="yellow"/>
-        </w:rPr>
-        <w:t>[ẢNH: demo_01_object_explorer.png – Object Explorer hiển thị 5 CSDL và các bảng mảnh]</w:t>
-      </w:r>
-    </w:p>
-    <w:p>
-      <w:pPr>
-        <w:spacing w:before="120" w:after="160"/>
-        <w:jc w:val="center"/>
-      </w:pPr>
+        </w:rPr>
+        <w:t xml:space="preserve">Hình 4.4: </w:t>
+      </w:r>
       <w:r>
         <w:rPr>
           <w:i/>
           <w:iCs/>
-          <w:highlight w:val="yellow"/>
-        </w:rPr>
-        <w:t>[ẢNH: demo_03_manh_GD_TC.png – Nội dung mảnh KH_1_GD (tại S1) và KH_1_TC (tại S0)]</w:t>
-      </w:r>
+        </w:rPr>
+        <w:t>Object Explorer hiển thị 5 CSDL, các bảng mảnh tại S1 và S0, cùng kết quả đếm số bộ của 16 mảnh</w:t>
+      </w:r>
+      <w:bookmarkEnd w:id="90"/>
+    </w:p>
+    <w:p>
+      <w:pPr>
+        <w:keepNext/>
+        <w:spacing w:before="120" w:after="60"/>
+        <w:jc w:val="center"/>
+      </w:pPr>
+      <w:r>
+        <w:rPr>
+          <w:noProof/>
+        </w:rPr>
+        <w:lastRenderedPageBreak/>
+        <w:drawing>
+          <wp:inline distT="0" distB="0" distL="0" distR="0" wp14:anchorId="034E7E41" wp14:editId="754E2926">
+            <wp:extent cx="5524500" cy="5905500"/>
+            <wp:effectExtent l="0" t="0" r="0" b="0"/>
+            <wp:docPr id="11" name="Picture 11"/>
+            <wp:cNvGraphicFramePr>
+              <a:graphicFrameLocks xmlns:a="http://schemas.openxmlformats.org/drawingml/2006/main" noChangeAspect="1"/>
+            </wp:cNvGraphicFramePr>
+            <a:graphic xmlns:a="http://schemas.openxmlformats.org/drawingml/2006/main">
+              <a:graphicData uri="http://schemas.openxmlformats.org/drawingml/2006/picture">
+                <pic:pic xmlns:pic="http://schemas.openxmlformats.org/drawingml/2006/picture">
+                  <pic:nvPicPr>
+                    <pic:cNvPr id="0" name=""/>
+                    <pic:cNvPicPr>
+                      <a:picLocks noChangeAspect="1" noChangeArrowheads="1"/>
+                    </pic:cNvPicPr>
+                  </pic:nvPicPr>
+                  <pic:blipFill>
+                    <a:blip r:embed="rId19"/>
+                    <a:srcRect/>
+                    <a:stretch>
+                      <a:fillRect/>
+                    </a:stretch>
+                  </pic:blipFill>
+                  <pic:spPr bwMode="auto">
+                    <a:xfrm>
+                      <a:off x="0" y="0"/>
+                      <a:ext cx="5524500" cy="5905500"/>
+                    </a:xfrm>
+                    <a:prstGeom prst="rect">
+                      <a:avLst/>
+                    </a:prstGeom>
+                  </pic:spPr>
+                </pic:pic>
+              </a:graphicData>
+            </a:graphic>
+          </wp:inline>
+        </w:drawing>
+      </w:r>
+    </w:p>
+    <w:p>
+      <w:pPr>
+        <w:pStyle w:val="CaptionHinh"/>
+        <w:spacing w:after="160"/>
+        <w:jc w:val="center"/>
+      </w:pPr>
+      <w:bookmarkStart w:id="91" w:name="_Toc244259667"/>
+      <w:r>
+        <w:rPr>
+          <w:b/>
+          <w:bCs/>
+          <w:i/>
+          <w:iCs/>
+        </w:rPr>
+        <w:t xml:space="preserve">Hình 4.5: </w:t>
+      </w:r>
+      <w:r>
+        <w:rPr>
+          <w:i/>
+          <w:iCs/>
+        </w:rPr>
+        <w:t>Nội dung mảnh KH_1_GD (tại S1, thông tin giao dịch) và KH_1_TC (tại S0, thông tin tài chính)</w:t>
+      </w:r>
+      <w:bookmarkEnd w:id="91"/>
     </w:p>
     <w:p>
       <w:pPr>
         <w:pStyle w:val="Heading3"/>
       </w:pPr>
-      <w:bookmarkStart w:id="90" w:name="_Toc244208389"/>
+      <w:bookmarkStart w:id="92" w:name="_Toc244259644"/>
       <w:r>
         <w:t>4.7.3 Tái thiết và kiểm tra tính đúng đắn</w:t>
       </w:r>
-      <w:bookmarkEnd w:id="90"/>
+      <w:bookmarkEnd w:id="92"/>
     </w:p>
     <w:p>
       <w:pPr>
@@ -30449,6 +31232,7 @@
         <w:jc w:val="both"/>
       </w:pPr>
       <w:r>
+        <w:lastRenderedPageBreak/>
         <w:t xml:space="preserve">View v_NhanVien cài đặt công thức của chiến lược VH: hợp ba mảnh NV_CVᵢ trước, sau đó kết nối với NV_NS. View v_DonHang và v_ChiTietDonHang là phép hợp các mảnh dẫn xuất. Người dùng tại trụ sở truy vấn các view này như truy vấn trên quan hệ toàn cục, không cần biết dữ liệu được chia thành những mảnh nào và nằm ở site nào. Đó là </w:t>
       </w:r>
       <w:r>
@@ -30471,6 +31255,81 @@
       <w:r>
         <w:t>.</w:t>
       </w:r>
+    </w:p>
+    <w:p>
+      <w:pPr>
+        <w:keepNext/>
+        <w:spacing w:before="120" w:after="60"/>
+        <w:jc w:val="center"/>
+      </w:pPr>
+      <w:r>
+        <w:rPr>
+          <w:noProof/>
+        </w:rPr>
+        <w:drawing>
+          <wp:inline distT="0" distB="0" distL="0" distR="0" wp14:anchorId="528D9715" wp14:editId="1CE9F059">
+            <wp:extent cx="5619750" cy="2581275"/>
+            <wp:effectExtent l="0" t="0" r="0" b="0"/>
+            <wp:docPr id="12" name="Picture 12"/>
+            <wp:cNvGraphicFramePr>
+              <a:graphicFrameLocks xmlns:a="http://schemas.openxmlformats.org/drawingml/2006/main" noChangeAspect="1"/>
+            </wp:cNvGraphicFramePr>
+            <a:graphic xmlns:a="http://schemas.openxmlformats.org/drawingml/2006/main">
+              <a:graphicData uri="http://schemas.openxmlformats.org/drawingml/2006/picture">
+                <pic:pic xmlns:pic="http://schemas.openxmlformats.org/drawingml/2006/picture">
+                  <pic:nvPicPr>
+                    <pic:cNvPr id="0" name=""/>
+                    <pic:cNvPicPr>
+                      <a:picLocks noChangeAspect="1" noChangeArrowheads="1"/>
+                    </pic:cNvPicPr>
+                  </pic:nvPicPr>
+                  <pic:blipFill>
+                    <a:blip r:embed="rId20"/>
+                    <a:srcRect/>
+                    <a:stretch>
+                      <a:fillRect/>
+                    </a:stretch>
+                  </pic:blipFill>
+                  <pic:spPr bwMode="auto">
+                    <a:xfrm>
+                      <a:off x="0" y="0"/>
+                      <a:ext cx="5619750" cy="2581275"/>
+                    </a:xfrm>
+                    <a:prstGeom prst="rect">
+                      <a:avLst/>
+                    </a:prstGeom>
+                  </pic:spPr>
+                </pic:pic>
+              </a:graphicData>
+            </a:graphic>
+          </wp:inline>
+        </w:drawing>
+      </w:r>
+    </w:p>
+    <w:p>
+      <w:pPr>
+        <w:pStyle w:val="CaptionHinh"/>
+        <w:spacing w:after="160"/>
+        <w:jc w:val="center"/>
+      </w:pPr>
+      <w:bookmarkStart w:id="93" w:name="_Toc244259668"/>
+      <w:r>
+        <w:rPr>
+          <w:b/>
+          <w:bCs/>
+          <w:i/>
+          <w:iCs/>
+        </w:rPr>
+        <w:t xml:space="preserve">Hình 4.6: </w:t>
+      </w:r>
+      <w:r>
+        <w:rPr>
+          <w:i/>
+          <w:iCs/>
+        </w:rPr>
+        <w:t>Truy vấn view tái thiết v_KhachHang: mỗi dòng ghép cột giao dịch (ở chi nhánh) với cột tài chính (ở trụ sở)</w:t>
+      </w:r>
+      <w:bookmarkEnd w:id="93"/>
     </w:p>
     <w:p>
       <w:pPr>
@@ -30479,7 +31338,6 @@
         <w:jc w:val="both"/>
       </w:pPr>
       <w:r>
-        <w:lastRenderedPageBreak/>
         <w:t>Việc dùng synonym thay vì viết thẳng tên CSDL có một lợi ích quan trọng. Khi chuyển sang chạy trên nhiều máy thật, chỉ cần tạo Linked Server và tạo lại synonym trỏ tới tên bốn phần, chẳng hạn [MAY_HN].QLDH_HN.dbo.KH_1_GD. Các view và truy vấn giữ nguyên.</w:t>
       </w:r>
     </w:p>
@@ -30490,7 +31348,7 @@
         <w:jc w:val="both"/>
       </w:pPr>
       <w:r>
-        <w:t>Để kiểm tra tính đúng đắn, nhóm viết 13 truy vấn so sánh dữ liệu trong các mảnh với CSDL gốc QLDH_GOC:</w:t>
+        <w:t>Để kiểm tra tính đúng đắn, nhóm viết 14 truy vấn so sánh dữ liệu trong các mảnh với CSDL gốc QLDH_GOC:</w:t>
       </w:r>
     </w:p>
     <w:p>
@@ -30563,7 +31421,7 @@
         <w:jc w:val="both"/>
       </w:pPr>
       <w:r>
-        <w:t>Bảng 4.8 là kết quả kiểm tra. Cả 13 phép kiểm tra đều cho số dòng lệch bằng 0, khẳng định phân mảnh đúng đắn trên dữ liệu thực.</w:t>
+        <w:t>Bảng 4.8 là kết quả kiểm tra. Cả 14 phép kiểm tra đều cho số dòng lệch bằng 0, khẳng định phân mảnh đúng đắn trên dữ liệu thực.</w:t>
       </w:r>
     </w:p>
     <w:p>
@@ -30573,7 +31431,7 @@
         <w:spacing w:before="120" w:after="160"/>
         <w:jc w:val="center"/>
       </w:pPr>
-      <w:bookmarkStart w:id="91" w:name="_Toc244208426"/>
+      <w:bookmarkStart w:id="94" w:name="_Toc244259689"/>
       <w:r>
         <w:rPr>
           <w:b/>
@@ -30581,6 +31439,7 @@
           <w:i/>
           <w:iCs/>
         </w:rPr>
+        <w:lastRenderedPageBreak/>
         <w:t xml:space="preserve">Bảng 4.8: </w:t>
       </w:r>
       <w:r>
@@ -30590,7 +31449,7 @@
         </w:rPr>
         <w:t>Kết quả kiểm tra tính đúng đắn</w:t>
       </w:r>
-      <w:bookmarkEnd w:id="91"/>
+      <w:bookmarkEnd w:id="94"/>
     </w:p>
     <w:tbl>
       <w:tblPr>
@@ -30606,12 +31465,12 @@
         <w:tblLook w:val="04A0" w:firstRow="1" w:lastRow="0" w:firstColumn="1" w:lastColumn="0" w:noHBand="0" w:noVBand="1"/>
       </w:tblPr>
       <w:tblGrid>
-        <w:gridCol w:w="692"/>
-        <w:gridCol w:w="1183"/>
-        <w:gridCol w:w="1114"/>
-        <w:gridCol w:w="4190"/>
-        <w:gridCol w:w="943"/>
-        <w:gridCol w:w="948"/>
+        <w:gridCol w:w="680"/>
+        <w:gridCol w:w="1639"/>
+        <w:gridCol w:w="979"/>
+        <w:gridCol w:w="4100"/>
+        <w:gridCol w:w="832"/>
+        <w:gridCol w:w="840"/>
       </w:tblGrid>
       <w:tr>
         <w:trPr>
@@ -30620,7 +31479,7 @@
         </w:trPr>
         <w:tc>
           <w:tcPr>
-            <w:tcW w:w="693" w:type="dxa"/>
+            <w:tcW w:w="688" w:type="dxa"/>
             <w:tcBorders>
               <w:top w:val="single" w:sz="4" w:space="0" w:color="808080"/>
               <w:left w:val="single" w:sz="4" w:space="0" w:color="808080"/>
@@ -30654,7 +31513,7 @@
         </w:tc>
         <w:tc>
           <w:tcPr>
-            <w:tcW w:w="1122" w:type="dxa"/>
+            <w:tcW w:w="1397" w:type="dxa"/>
             <w:tcBorders>
               <w:top w:val="single" w:sz="4" w:space="0" w:color="808080"/>
               <w:left w:val="single" w:sz="4" w:space="0" w:color="808080"/>
@@ -30688,7 +31547,7 @@
         </w:tc>
         <w:tc>
           <w:tcPr>
-            <w:tcW w:w="1122" w:type="dxa"/>
+            <w:tcW w:w="1008" w:type="dxa"/>
             <w:tcBorders>
               <w:top w:val="single" w:sz="4" w:space="0" w:color="808080"/>
               <w:left w:val="single" w:sz="4" w:space="0" w:color="808080"/>
@@ -30722,7 +31581,7 @@
         </w:tc>
         <w:tc>
           <w:tcPr>
-            <w:tcW w:w="4231" w:type="dxa"/>
+            <w:tcW w:w="4267" w:type="dxa"/>
             <w:tcBorders>
               <w:top w:val="single" w:sz="4" w:space="0" w:color="808080"/>
               <w:left w:val="single" w:sz="4" w:space="0" w:color="808080"/>
@@ -30756,7 +31615,7 @@
         </w:tc>
         <w:tc>
           <w:tcPr>
-            <w:tcW w:w="949" w:type="dxa"/>
+            <w:tcW w:w="853" w:type="dxa"/>
             <w:tcBorders>
               <w:top w:val="single" w:sz="4" w:space="0" w:color="808080"/>
               <w:left w:val="single" w:sz="4" w:space="0" w:color="808080"/>
@@ -30790,7 +31649,7 @@
         </w:tc>
         <w:tc>
           <w:tcPr>
-            <w:tcW w:w="953" w:type="dxa"/>
+            <w:tcW w:w="857" w:type="dxa"/>
             <w:tcBorders>
               <w:top w:val="single" w:sz="4" w:space="0" w:color="808080"/>
               <w:left w:val="single" w:sz="4" w:space="0" w:color="808080"/>
@@ -30829,7 +31688,7 @@
         </w:trPr>
         <w:tc>
           <w:tcPr>
-            <w:tcW w:w="693" w:type="dxa"/>
+            <w:tcW w:w="688" w:type="dxa"/>
             <w:tcBorders>
               <w:top w:val="single" w:sz="4" w:space="0" w:color="808080"/>
               <w:left w:val="single" w:sz="4" w:space="0" w:color="808080"/>
@@ -30859,7 +31718,7 @@
         </w:tc>
         <w:tc>
           <w:tcPr>
-            <w:tcW w:w="1122" w:type="dxa"/>
+            <w:tcW w:w="1397" w:type="dxa"/>
             <w:tcBorders>
               <w:top w:val="single" w:sz="4" w:space="0" w:color="808080"/>
               <w:left w:val="single" w:sz="4" w:space="0" w:color="808080"/>
@@ -30889,7 +31748,7 @@
         </w:tc>
         <w:tc>
           <w:tcPr>
-            <w:tcW w:w="1122" w:type="dxa"/>
+            <w:tcW w:w="1008" w:type="dxa"/>
             <w:tcBorders>
               <w:top w:val="single" w:sz="4" w:space="0" w:color="808080"/>
               <w:left w:val="single" w:sz="4" w:space="0" w:color="808080"/>
@@ -30919,7 +31778,7 @@
         </w:tc>
         <w:tc>
           <w:tcPr>
-            <w:tcW w:w="4231" w:type="dxa"/>
+            <w:tcW w:w="4267" w:type="dxa"/>
             <w:tcBorders>
               <w:top w:val="single" w:sz="4" w:space="0" w:color="808080"/>
               <w:left w:val="single" w:sz="4" w:space="0" w:color="808080"/>
@@ -30949,7 +31808,7 @@
         </w:tc>
         <w:tc>
           <w:tcPr>
-            <w:tcW w:w="949" w:type="dxa"/>
+            <w:tcW w:w="853" w:type="dxa"/>
             <w:tcBorders>
               <w:top w:val="single" w:sz="4" w:space="0" w:color="808080"/>
               <w:left w:val="single" w:sz="4" w:space="0" w:color="808080"/>
@@ -30979,7 +31838,7 @@
         </w:tc>
         <w:tc>
           <w:tcPr>
-            <w:tcW w:w="953" w:type="dxa"/>
+            <w:tcW w:w="857" w:type="dxa"/>
             <w:tcBorders>
               <w:top w:val="single" w:sz="4" w:space="0" w:color="808080"/>
               <w:left w:val="single" w:sz="4" w:space="0" w:color="808080"/>
@@ -31014,7 +31873,7 @@
         </w:trPr>
         <w:tc>
           <w:tcPr>
-            <w:tcW w:w="693" w:type="dxa"/>
+            <w:tcW w:w="688" w:type="dxa"/>
             <w:tcBorders>
               <w:top w:val="single" w:sz="4" w:space="0" w:color="808080"/>
               <w:left w:val="single" w:sz="4" w:space="0" w:color="808080"/>
@@ -31044,7 +31903,7 @@
         </w:tc>
         <w:tc>
           <w:tcPr>
-            <w:tcW w:w="1122" w:type="dxa"/>
+            <w:tcW w:w="1397" w:type="dxa"/>
             <w:tcBorders>
               <w:top w:val="single" w:sz="4" w:space="0" w:color="808080"/>
               <w:left w:val="single" w:sz="4" w:space="0" w:color="808080"/>
@@ -31074,7 +31933,7 @@
         </w:tc>
         <w:tc>
           <w:tcPr>
-            <w:tcW w:w="1122" w:type="dxa"/>
+            <w:tcW w:w="1008" w:type="dxa"/>
             <w:tcBorders>
               <w:top w:val="single" w:sz="4" w:space="0" w:color="808080"/>
               <w:left w:val="single" w:sz="4" w:space="0" w:color="808080"/>
@@ -31104,7 +31963,7 @@
         </w:tc>
         <w:tc>
           <w:tcPr>
-            <w:tcW w:w="4231" w:type="dxa"/>
+            <w:tcW w:w="4267" w:type="dxa"/>
             <w:tcBorders>
               <w:top w:val="single" w:sz="4" w:space="0" w:color="808080"/>
               <w:left w:val="single" w:sz="4" w:space="0" w:color="808080"/>
@@ -31149,7 +32008,7 @@
         </w:tc>
         <w:tc>
           <w:tcPr>
-            <w:tcW w:w="949" w:type="dxa"/>
+            <w:tcW w:w="853" w:type="dxa"/>
             <w:tcBorders>
               <w:top w:val="single" w:sz="4" w:space="0" w:color="808080"/>
               <w:left w:val="single" w:sz="4" w:space="0" w:color="808080"/>
@@ -31179,7 +32038,7 @@
         </w:tc>
         <w:tc>
           <w:tcPr>
-            <w:tcW w:w="953" w:type="dxa"/>
+            <w:tcW w:w="857" w:type="dxa"/>
             <w:tcBorders>
               <w:top w:val="single" w:sz="4" w:space="0" w:color="808080"/>
               <w:left w:val="single" w:sz="4" w:space="0" w:color="808080"/>
@@ -31214,7 +32073,7 @@
         </w:trPr>
         <w:tc>
           <w:tcPr>
-            <w:tcW w:w="693" w:type="dxa"/>
+            <w:tcW w:w="688" w:type="dxa"/>
             <w:tcBorders>
               <w:top w:val="single" w:sz="4" w:space="0" w:color="808080"/>
               <w:left w:val="single" w:sz="4" w:space="0" w:color="808080"/>
@@ -31244,7 +32103,7 @@
         </w:tc>
         <w:tc>
           <w:tcPr>
-            <w:tcW w:w="1122" w:type="dxa"/>
+            <w:tcW w:w="1397" w:type="dxa"/>
             <w:tcBorders>
               <w:top w:val="single" w:sz="4" w:space="0" w:color="808080"/>
               <w:left w:val="single" w:sz="4" w:space="0" w:color="808080"/>
@@ -31274,7 +32133,7 @@
         </w:tc>
         <w:tc>
           <w:tcPr>
-            <w:tcW w:w="1122" w:type="dxa"/>
+            <w:tcW w:w="1008" w:type="dxa"/>
             <w:tcBorders>
               <w:top w:val="single" w:sz="4" w:space="0" w:color="808080"/>
               <w:left w:val="single" w:sz="4" w:space="0" w:color="808080"/>
@@ -31304,7 +32163,7 @@
         </w:tc>
         <w:tc>
           <w:tcPr>
-            <w:tcW w:w="4231" w:type="dxa"/>
+            <w:tcW w:w="4267" w:type="dxa"/>
             <w:tcBorders>
               <w:top w:val="single" w:sz="4" w:space="0" w:color="808080"/>
               <w:left w:val="single" w:sz="4" w:space="0" w:color="808080"/>
@@ -31334,7 +32193,7 @@
         </w:tc>
         <w:tc>
           <w:tcPr>
-            <w:tcW w:w="949" w:type="dxa"/>
+            <w:tcW w:w="853" w:type="dxa"/>
             <w:tcBorders>
               <w:top w:val="single" w:sz="4" w:space="0" w:color="808080"/>
               <w:left w:val="single" w:sz="4" w:space="0" w:color="808080"/>
@@ -31364,7 +32223,7 @@
         </w:tc>
         <w:tc>
           <w:tcPr>
-            <w:tcW w:w="953" w:type="dxa"/>
+            <w:tcW w:w="857" w:type="dxa"/>
             <w:tcBorders>
               <w:top w:val="single" w:sz="4" w:space="0" w:color="808080"/>
               <w:left w:val="single" w:sz="4" w:space="0" w:color="808080"/>
@@ -31399,7 +32258,7 @@
         </w:trPr>
         <w:tc>
           <w:tcPr>
-            <w:tcW w:w="693" w:type="dxa"/>
+            <w:tcW w:w="688" w:type="dxa"/>
             <w:tcBorders>
               <w:top w:val="single" w:sz="4" w:space="0" w:color="808080"/>
               <w:left w:val="single" w:sz="4" w:space="0" w:color="808080"/>
@@ -31429,7 +32288,7 @@
         </w:tc>
         <w:tc>
           <w:tcPr>
-            <w:tcW w:w="1122" w:type="dxa"/>
+            <w:tcW w:w="1397" w:type="dxa"/>
             <w:tcBorders>
               <w:top w:val="single" w:sz="4" w:space="0" w:color="808080"/>
               <w:left w:val="single" w:sz="4" w:space="0" w:color="808080"/>
@@ -31459,7 +32318,7 @@
         </w:tc>
         <w:tc>
           <w:tcPr>
-            <w:tcW w:w="1122" w:type="dxa"/>
+            <w:tcW w:w="1008" w:type="dxa"/>
             <w:tcBorders>
               <w:top w:val="single" w:sz="4" w:space="0" w:color="808080"/>
               <w:left w:val="single" w:sz="4" w:space="0" w:color="808080"/>
@@ -31489,7 +32348,7 @@
         </w:tc>
         <w:tc>
           <w:tcPr>
-            <w:tcW w:w="4231" w:type="dxa"/>
+            <w:tcW w:w="4267" w:type="dxa"/>
             <w:tcBorders>
               <w:top w:val="single" w:sz="4" w:space="0" w:color="808080"/>
               <w:left w:val="single" w:sz="4" w:space="0" w:color="808080"/>
@@ -31519,7 +32378,7 @@
         </w:tc>
         <w:tc>
           <w:tcPr>
-            <w:tcW w:w="949" w:type="dxa"/>
+            <w:tcW w:w="853" w:type="dxa"/>
             <w:tcBorders>
               <w:top w:val="single" w:sz="4" w:space="0" w:color="808080"/>
               <w:left w:val="single" w:sz="4" w:space="0" w:color="808080"/>
@@ -31549,7 +32408,7 @@
         </w:tc>
         <w:tc>
           <w:tcPr>
-            <w:tcW w:w="953" w:type="dxa"/>
+            <w:tcW w:w="857" w:type="dxa"/>
             <w:tcBorders>
               <w:top w:val="single" w:sz="4" w:space="0" w:color="808080"/>
               <w:left w:val="single" w:sz="4" w:space="0" w:color="808080"/>
@@ -31584,7 +32443,7 @@
         </w:trPr>
         <w:tc>
           <w:tcPr>
-            <w:tcW w:w="693" w:type="dxa"/>
+            <w:tcW w:w="688" w:type="dxa"/>
             <w:tcBorders>
               <w:top w:val="single" w:sz="4" w:space="0" w:color="808080"/>
               <w:left w:val="single" w:sz="4" w:space="0" w:color="808080"/>
@@ -31614,7 +32473,7 @@
         </w:tc>
         <w:tc>
           <w:tcPr>
-            <w:tcW w:w="1122" w:type="dxa"/>
+            <w:tcW w:w="1397" w:type="dxa"/>
             <w:tcBorders>
               <w:top w:val="single" w:sz="4" w:space="0" w:color="808080"/>
               <w:left w:val="single" w:sz="4" w:space="0" w:color="808080"/>
@@ -31644,7 +32503,7 @@
         </w:tc>
         <w:tc>
           <w:tcPr>
-            <w:tcW w:w="1122" w:type="dxa"/>
+            <w:tcW w:w="1008" w:type="dxa"/>
             <w:tcBorders>
               <w:top w:val="single" w:sz="4" w:space="0" w:color="808080"/>
               <w:left w:val="single" w:sz="4" w:space="0" w:color="808080"/>
@@ -31674,7 +32533,7 @@
         </w:tc>
         <w:tc>
           <w:tcPr>
-            <w:tcW w:w="4231" w:type="dxa"/>
+            <w:tcW w:w="4267" w:type="dxa"/>
             <w:tcBorders>
               <w:top w:val="single" w:sz="4" w:space="0" w:color="808080"/>
               <w:left w:val="single" w:sz="4" w:space="0" w:color="808080"/>
@@ -31704,7 +32563,7 @@
         </w:tc>
         <w:tc>
           <w:tcPr>
-            <w:tcW w:w="949" w:type="dxa"/>
+            <w:tcW w:w="853" w:type="dxa"/>
             <w:tcBorders>
               <w:top w:val="single" w:sz="4" w:space="0" w:color="808080"/>
               <w:left w:val="single" w:sz="4" w:space="0" w:color="808080"/>
@@ -31734,7 +32593,7 @@
         </w:tc>
         <w:tc>
           <w:tcPr>
-            <w:tcW w:w="953" w:type="dxa"/>
+            <w:tcW w:w="857" w:type="dxa"/>
             <w:tcBorders>
               <w:top w:val="single" w:sz="4" w:space="0" w:color="808080"/>
               <w:left w:val="single" w:sz="4" w:space="0" w:color="808080"/>
@@ -31769,7 +32628,7 @@
         </w:trPr>
         <w:tc>
           <w:tcPr>
-            <w:tcW w:w="693" w:type="dxa"/>
+            <w:tcW w:w="688" w:type="dxa"/>
             <w:tcBorders>
               <w:top w:val="single" w:sz="4" w:space="0" w:color="808080"/>
               <w:left w:val="single" w:sz="4" w:space="0" w:color="808080"/>
@@ -31799,7 +32658,7 @@
         </w:tc>
         <w:tc>
           <w:tcPr>
-            <w:tcW w:w="1122" w:type="dxa"/>
+            <w:tcW w:w="1397" w:type="dxa"/>
             <w:tcBorders>
               <w:top w:val="single" w:sz="4" w:space="0" w:color="808080"/>
               <w:left w:val="single" w:sz="4" w:space="0" w:color="808080"/>
@@ -31829,7 +32688,7 @@
         </w:tc>
         <w:tc>
           <w:tcPr>
-            <w:tcW w:w="1122" w:type="dxa"/>
+            <w:tcW w:w="1008" w:type="dxa"/>
             <w:tcBorders>
               <w:top w:val="single" w:sz="4" w:space="0" w:color="808080"/>
               <w:left w:val="single" w:sz="4" w:space="0" w:color="808080"/>
@@ -31859,7 +32718,7 @@
         </w:tc>
         <w:tc>
           <w:tcPr>
-            <w:tcW w:w="4231" w:type="dxa"/>
+            <w:tcW w:w="4267" w:type="dxa"/>
             <w:tcBorders>
               <w:top w:val="single" w:sz="4" w:space="0" w:color="808080"/>
               <w:left w:val="single" w:sz="4" w:space="0" w:color="808080"/>
@@ -31904,7 +32763,7 @@
         </w:tc>
         <w:tc>
           <w:tcPr>
-            <w:tcW w:w="949" w:type="dxa"/>
+            <w:tcW w:w="853" w:type="dxa"/>
             <w:tcBorders>
               <w:top w:val="single" w:sz="4" w:space="0" w:color="808080"/>
               <w:left w:val="single" w:sz="4" w:space="0" w:color="808080"/>
@@ -31934,7 +32793,7 @@
         </w:tc>
         <w:tc>
           <w:tcPr>
-            <w:tcW w:w="953" w:type="dxa"/>
+            <w:tcW w:w="857" w:type="dxa"/>
             <w:tcBorders>
               <w:top w:val="single" w:sz="4" w:space="0" w:color="808080"/>
               <w:left w:val="single" w:sz="4" w:space="0" w:color="808080"/>
@@ -31969,7 +32828,7 @@
         </w:trPr>
         <w:tc>
           <w:tcPr>
-            <w:tcW w:w="693" w:type="dxa"/>
+            <w:tcW w:w="688" w:type="dxa"/>
             <w:tcBorders>
               <w:top w:val="single" w:sz="4" w:space="0" w:color="808080"/>
               <w:left w:val="single" w:sz="4" w:space="0" w:color="808080"/>
@@ -31999,7 +32858,7 @@
         </w:tc>
         <w:tc>
           <w:tcPr>
-            <w:tcW w:w="1122" w:type="dxa"/>
+            <w:tcW w:w="1397" w:type="dxa"/>
             <w:tcBorders>
               <w:top w:val="single" w:sz="4" w:space="0" w:color="808080"/>
               <w:left w:val="single" w:sz="4" w:space="0" w:color="808080"/>
@@ -32029,7 +32888,7 @@
         </w:tc>
         <w:tc>
           <w:tcPr>
-            <w:tcW w:w="1122" w:type="dxa"/>
+            <w:tcW w:w="1008" w:type="dxa"/>
             <w:tcBorders>
               <w:top w:val="single" w:sz="4" w:space="0" w:color="808080"/>
               <w:left w:val="single" w:sz="4" w:space="0" w:color="808080"/>
@@ -32059,7 +32918,7 @@
         </w:tc>
         <w:tc>
           <w:tcPr>
-            <w:tcW w:w="4231" w:type="dxa"/>
+            <w:tcW w:w="4267" w:type="dxa"/>
             <w:tcBorders>
               <w:top w:val="single" w:sz="4" w:space="0" w:color="808080"/>
               <w:left w:val="single" w:sz="4" w:space="0" w:color="808080"/>
@@ -32089,7 +32948,7 @@
         </w:tc>
         <w:tc>
           <w:tcPr>
-            <w:tcW w:w="949" w:type="dxa"/>
+            <w:tcW w:w="853" w:type="dxa"/>
             <w:tcBorders>
               <w:top w:val="single" w:sz="4" w:space="0" w:color="808080"/>
               <w:left w:val="single" w:sz="4" w:space="0" w:color="808080"/>
@@ -32119,7 +32978,7 @@
         </w:tc>
         <w:tc>
           <w:tcPr>
-            <w:tcW w:w="953" w:type="dxa"/>
+            <w:tcW w:w="857" w:type="dxa"/>
             <w:tcBorders>
               <w:top w:val="single" w:sz="4" w:space="0" w:color="808080"/>
               <w:left w:val="single" w:sz="4" w:space="0" w:color="808080"/>
@@ -32154,7 +33013,7 @@
         </w:trPr>
         <w:tc>
           <w:tcPr>
-            <w:tcW w:w="693" w:type="dxa"/>
+            <w:tcW w:w="688" w:type="dxa"/>
             <w:tcBorders>
               <w:top w:val="single" w:sz="4" w:space="0" w:color="808080"/>
               <w:left w:val="single" w:sz="4" w:space="0" w:color="808080"/>
@@ -32184,7 +33043,7 @@
         </w:tc>
         <w:tc>
           <w:tcPr>
-            <w:tcW w:w="1122" w:type="dxa"/>
+            <w:tcW w:w="1397" w:type="dxa"/>
             <w:tcBorders>
               <w:top w:val="single" w:sz="4" w:space="0" w:color="808080"/>
               <w:left w:val="single" w:sz="4" w:space="0" w:color="808080"/>
@@ -32214,7 +33073,7 @@
         </w:tc>
         <w:tc>
           <w:tcPr>
-            <w:tcW w:w="1122" w:type="dxa"/>
+            <w:tcW w:w="1008" w:type="dxa"/>
             <w:tcBorders>
               <w:top w:val="single" w:sz="4" w:space="0" w:color="808080"/>
               <w:left w:val="single" w:sz="4" w:space="0" w:color="808080"/>
@@ -32244,7 +33103,7 @@
         </w:tc>
         <w:tc>
           <w:tcPr>
-            <w:tcW w:w="4231" w:type="dxa"/>
+            <w:tcW w:w="4267" w:type="dxa"/>
             <w:tcBorders>
               <w:top w:val="single" w:sz="4" w:space="0" w:color="808080"/>
               <w:left w:val="single" w:sz="4" w:space="0" w:color="808080"/>
@@ -32274,7 +33133,7 @@
         </w:tc>
         <w:tc>
           <w:tcPr>
-            <w:tcW w:w="949" w:type="dxa"/>
+            <w:tcW w:w="853" w:type="dxa"/>
             <w:tcBorders>
               <w:top w:val="single" w:sz="4" w:space="0" w:color="808080"/>
               <w:left w:val="single" w:sz="4" w:space="0" w:color="808080"/>
@@ -32304,7 +33163,7 @@
         </w:tc>
         <w:tc>
           <w:tcPr>
-            <w:tcW w:w="953" w:type="dxa"/>
+            <w:tcW w:w="857" w:type="dxa"/>
             <w:tcBorders>
               <w:top w:val="single" w:sz="4" w:space="0" w:color="808080"/>
               <w:left w:val="single" w:sz="4" w:space="0" w:color="808080"/>
@@ -32339,7 +33198,7 @@
         </w:trPr>
         <w:tc>
           <w:tcPr>
-            <w:tcW w:w="693" w:type="dxa"/>
+            <w:tcW w:w="688" w:type="dxa"/>
             <w:tcBorders>
               <w:top w:val="single" w:sz="4" w:space="0" w:color="808080"/>
               <w:left w:val="single" w:sz="4" w:space="0" w:color="808080"/>
@@ -32369,7 +33228,7 @@
         </w:tc>
         <w:tc>
           <w:tcPr>
-            <w:tcW w:w="1122" w:type="dxa"/>
+            <w:tcW w:w="1397" w:type="dxa"/>
             <w:tcBorders>
               <w:top w:val="single" w:sz="4" w:space="0" w:color="808080"/>
               <w:left w:val="single" w:sz="4" w:space="0" w:color="808080"/>
@@ -32399,7 +33258,7 @@
         </w:tc>
         <w:tc>
           <w:tcPr>
-            <w:tcW w:w="1122" w:type="dxa"/>
+            <w:tcW w:w="1008" w:type="dxa"/>
             <w:tcBorders>
               <w:top w:val="single" w:sz="4" w:space="0" w:color="808080"/>
               <w:left w:val="single" w:sz="4" w:space="0" w:color="808080"/>
@@ -32429,7 +33288,7 @@
         </w:tc>
         <w:tc>
           <w:tcPr>
-            <w:tcW w:w="4231" w:type="dxa"/>
+            <w:tcW w:w="4267" w:type="dxa"/>
             <w:tcBorders>
               <w:top w:val="single" w:sz="4" w:space="0" w:color="808080"/>
               <w:left w:val="single" w:sz="4" w:space="0" w:color="808080"/>
@@ -32459,7 +33318,7 @@
         </w:tc>
         <w:tc>
           <w:tcPr>
-            <w:tcW w:w="949" w:type="dxa"/>
+            <w:tcW w:w="853" w:type="dxa"/>
             <w:tcBorders>
               <w:top w:val="single" w:sz="4" w:space="0" w:color="808080"/>
               <w:left w:val="single" w:sz="4" w:space="0" w:color="808080"/>
@@ -32489,7 +33348,7 @@
         </w:tc>
         <w:tc>
           <w:tcPr>
-            <w:tcW w:w="953" w:type="dxa"/>
+            <w:tcW w:w="857" w:type="dxa"/>
             <w:tcBorders>
               <w:top w:val="single" w:sz="4" w:space="0" w:color="808080"/>
               <w:left w:val="single" w:sz="4" w:space="0" w:color="808080"/>
@@ -32524,7 +33383,7 @@
         </w:trPr>
         <w:tc>
           <w:tcPr>
-            <w:tcW w:w="693" w:type="dxa"/>
+            <w:tcW w:w="688" w:type="dxa"/>
             <w:tcBorders>
               <w:top w:val="single" w:sz="4" w:space="0" w:color="808080"/>
               <w:left w:val="single" w:sz="4" w:space="0" w:color="808080"/>
@@ -32554,7 +33413,7 @@
         </w:tc>
         <w:tc>
           <w:tcPr>
-            <w:tcW w:w="1122" w:type="dxa"/>
+            <w:tcW w:w="1397" w:type="dxa"/>
             <w:tcBorders>
               <w:top w:val="single" w:sz="4" w:space="0" w:color="808080"/>
               <w:left w:val="single" w:sz="4" w:space="0" w:color="808080"/>
@@ -32584,7 +33443,7 @@
         </w:tc>
         <w:tc>
           <w:tcPr>
-            <w:tcW w:w="1122" w:type="dxa"/>
+            <w:tcW w:w="1008" w:type="dxa"/>
             <w:tcBorders>
               <w:top w:val="single" w:sz="4" w:space="0" w:color="808080"/>
               <w:left w:val="single" w:sz="4" w:space="0" w:color="808080"/>
@@ -32614,7 +33473,7 @@
         </w:tc>
         <w:tc>
           <w:tcPr>
-            <w:tcW w:w="4231" w:type="dxa"/>
+            <w:tcW w:w="4267" w:type="dxa"/>
             <w:tcBorders>
               <w:top w:val="single" w:sz="4" w:space="0" w:color="808080"/>
               <w:left w:val="single" w:sz="4" w:space="0" w:color="808080"/>
@@ -32644,7 +33503,7 @@
         </w:tc>
         <w:tc>
           <w:tcPr>
-            <w:tcW w:w="949" w:type="dxa"/>
+            <w:tcW w:w="853" w:type="dxa"/>
             <w:tcBorders>
               <w:top w:val="single" w:sz="4" w:space="0" w:color="808080"/>
               <w:left w:val="single" w:sz="4" w:space="0" w:color="808080"/>
@@ -32674,7 +33533,7 @@
         </w:tc>
         <w:tc>
           <w:tcPr>
-            <w:tcW w:w="953" w:type="dxa"/>
+            <w:tcW w:w="857" w:type="dxa"/>
             <w:tcBorders>
               <w:top w:val="single" w:sz="4" w:space="0" w:color="808080"/>
               <w:left w:val="single" w:sz="4" w:space="0" w:color="808080"/>
@@ -32709,7 +33568,7 @@
         </w:trPr>
         <w:tc>
           <w:tcPr>
-            <w:tcW w:w="693" w:type="dxa"/>
+            <w:tcW w:w="688" w:type="dxa"/>
             <w:tcBorders>
               <w:top w:val="single" w:sz="4" w:space="0" w:color="808080"/>
               <w:left w:val="single" w:sz="4" w:space="0" w:color="808080"/>
@@ -32739,7 +33598,7 @@
         </w:tc>
         <w:tc>
           <w:tcPr>
-            <w:tcW w:w="1122" w:type="dxa"/>
+            <w:tcW w:w="1397" w:type="dxa"/>
             <w:tcBorders>
               <w:top w:val="single" w:sz="4" w:space="0" w:color="808080"/>
               <w:left w:val="single" w:sz="4" w:space="0" w:color="808080"/>
@@ -32769,7 +33628,7 @@
         </w:tc>
         <w:tc>
           <w:tcPr>
-            <w:tcW w:w="1122" w:type="dxa"/>
+            <w:tcW w:w="1008" w:type="dxa"/>
             <w:tcBorders>
               <w:top w:val="single" w:sz="4" w:space="0" w:color="808080"/>
               <w:left w:val="single" w:sz="4" w:space="0" w:color="808080"/>
@@ -32799,7 +33658,7 @@
         </w:tc>
         <w:tc>
           <w:tcPr>
-            <w:tcW w:w="4231" w:type="dxa"/>
+            <w:tcW w:w="4267" w:type="dxa"/>
             <w:tcBorders>
               <w:top w:val="single" w:sz="4" w:space="0" w:color="808080"/>
               <w:left w:val="single" w:sz="4" w:space="0" w:color="808080"/>
@@ -32829,7 +33688,7 @@
         </w:tc>
         <w:tc>
           <w:tcPr>
-            <w:tcW w:w="949" w:type="dxa"/>
+            <w:tcW w:w="853" w:type="dxa"/>
             <w:tcBorders>
               <w:top w:val="single" w:sz="4" w:space="0" w:color="808080"/>
               <w:left w:val="single" w:sz="4" w:space="0" w:color="808080"/>
@@ -32859,7 +33718,7 @@
         </w:tc>
         <w:tc>
           <w:tcPr>
-            <w:tcW w:w="953" w:type="dxa"/>
+            <w:tcW w:w="857" w:type="dxa"/>
             <w:tcBorders>
               <w:top w:val="single" w:sz="4" w:space="0" w:color="808080"/>
               <w:left w:val="single" w:sz="4" w:space="0" w:color="808080"/>
@@ -32894,7 +33753,7 @@
         </w:trPr>
         <w:tc>
           <w:tcPr>
-            <w:tcW w:w="693" w:type="dxa"/>
+            <w:tcW w:w="688" w:type="dxa"/>
             <w:tcBorders>
               <w:top w:val="single" w:sz="4" w:space="0" w:color="808080"/>
               <w:left w:val="single" w:sz="4" w:space="0" w:color="808080"/>
@@ -32924,7 +33783,7 @@
         </w:tc>
         <w:tc>
           <w:tcPr>
-            <w:tcW w:w="1122" w:type="dxa"/>
+            <w:tcW w:w="1397" w:type="dxa"/>
             <w:tcBorders>
               <w:top w:val="single" w:sz="4" w:space="0" w:color="808080"/>
               <w:left w:val="single" w:sz="4" w:space="0" w:color="808080"/>
@@ -32954,7 +33813,7 @@
         </w:tc>
         <w:tc>
           <w:tcPr>
-            <w:tcW w:w="1122" w:type="dxa"/>
+            <w:tcW w:w="1008" w:type="dxa"/>
             <w:tcBorders>
               <w:top w:val="single" w:sz="4" w:space="0" w:color="808080"/>
               <w:left w:val="single" w:sz="4" w:space="0" w:color="808080"/>
@@ -32984,7 +33843,7 @@
         </w:tc>
         <w:tc>
           <w:tcPr>
-            <w:tcW w:w="4231" w:type="dxa"/>
+            <w:tcW w:w="4267" w:type="dxa"/>
             <w:tcBorders>
               <w:top w:val="single" w:sz="4" w:space="0" w:color="808080"/>
               <w:left w:val="single" w:sz="4" w:space="0" w:color="808080"/>
@@ -33014,7 +33873,7 @@
         </w:tc>
         <w:tc>
           <w:tcPr>
-            <w:tcW w:w="949" w:type="dxa"/>
+            <w:tcW w:w="853" w:type="dxa"/>
             <w:tcBorders>
               <w:top w:val="single" w:sz="4" w:space="0" w:color="808080"/>
               <w:left w:val="single" w:sz="4" w:space="0" w:color="808080"/>
@@ -33044,7 +33903,7 @@
         </w:tc>
         <w:tc>
           <w:tcPr>
-            <w:tcW w:w="953" w:type="dxa"/>
+            <w:tcW w:w="857" w:type="dxa"/>
             <w:tcBorders>
               <w:top w:val="single" w:sz="4" w:space="0" w:color="808080"/>
               <w:left w:val="single" w:sz="4" w:space="0" w:color="808080"/>
@@ -33079,7 +33938,7 @@
         </w:trPr>
         <w:tc>
           <w:tcPr>
-            <w:tcW w:w="693" w:type="dxa"/>
+            <w:tcW w:w="688" w:type="dxa"/>
             <w:tcBorders>
               <w:top w:val="single" w:sz="4" w:space="0" w:color="808080"/>
               <w:left w:val="single" w:sz="4" w:space="0" w:color="808080"/>
@@ -33109,7 +33968,7 @@
         </w:tc>
         <w:tc>
           <w:tcPr>
-            <w:tcW w:w="1122" w:type="dxa"/>
+            <w:tcW w:w="1397" w:type="dxa"/>
             <w:tcBorders>
               <w:top w:val="single" w:sz="4" w:space="0" w:color="808080"/>
               <w:left w:val="single" w:sz="4" w:space="0" w:color="808080"/>
@@ -33139,7 +33998,7 @@
         </w:tc>
         <w:tc>
           <w:tcPr>
-            <w:tcW w:w="1122" w:type="dxa"/>
+            <w:tcW w:w="1008" w:type="dxa"/>
             <w:tcBorders>
               <w:top w:val="single" w:sz="4" w:space="0" w:color="808080"/>
               <w:left w:val="single" w:sz="4" w:space="0" w:color="808080"/>
@@ -33169,7 +34028,7 @@
         </w:tc>
         <w:tc>
           <w:tcPr>
-            <w:tcW w:w="4231" w:type="dxa"/>
+            <w:tcW w:w="4267" w:type="dxa"/>
             <w:tcBorders>
               <w:top w:val="single" w:sz="4" w:space="0" w:color="808080"/>
               <w:left w:val="single" w:sz="4" w:space="0" w:color="808080"/>
@@ -33199,7 +34058,7 @@
         </w:tc>
         <w:tc>
           <w:tcPr>
-            <w:tcW w:w="949" w:type="dxa"/>
+            <w:tcW w:w="853" w:type="dxa"/>
             <w:tcBorders>
               <w:top w:val="single" w:sz="4" w:space="0" w:color="808080"/>
               <w:left w:val="single" w:sz="4" w:space="0" w:color="808080"/>
@@ -33229,7 +34088,7 @@
         </w:tc>
         <w:tc>
           <w:tcPr>
-            <w:tcW w:w="953" w:type="dxa"/>
+            <w:tcW w:w="857" w:type="dxa"/>
             <w:tcBorders>
               <w:top w:val="single" w:sz="4" w:space="0" w:color="808080"/>
               <w:left w:val="single" w:sz="4" w:space="0" w:color="808080"/>
@@ -33258,6 +34117,191 @@
           </w:p>
         </w:tc>
       </w:tr>
+      <w:tr>
+        <w:trPr>
+          <w:cantSplit/>
+        </w:trPr>
+        <w:tc>
+          <w:tcPr>
+            <w:tcW w:w="688" w:type="dxa"/>
+            <w:tcBorders>
+              <w:top w:val="single" w:sz="4" w:space="0" w:color="808080"/>
+              <w:left w:val="single" w:sz="4" w:space="0" w:color="808080"/>
+              <w:bottom w:val="single" w:sz="4" w:space="0" w:color="808080"/>
+              <w:right w:val="single" w:sz="4" w:space="0" w:color="808080"/>
+            </w:tcBorders>
+            <w:tcMar>
+              <w:top w:w="50" w:type="dxa"/>
+              <w:left w:w="90" w:type="dxa"/>
+              <w:bottom w:w="50" w:type="dxa"/>
+              <w:right w:w="90" w:type="dxa"/>
+            </w:tcMar>
+            <w:vAlign w:val="center"/>
+          </w:tcPr>
+          <w:p>
+            <w:pPr>
+              <w:spacing w:line="252" w:lineRule="auto"/>
+            </w:pPr>
+            <w:r>
+              <w:rPr>
+                <w:sz w:val="21"/>
+                <w:szCs w:val="21"/>
+              </w:rPr>
+              <w:t>14</w:t>
+            </w:r>
+          </w:p>
+        </w:tc>
+        <w:tc>
+          <w:tcPr>
+            <w:tcW w:w="1397" w:type="dxa"/>
+            <w:tcBorders>
+              <w:top w:val="single" w:sz="4" w:space="0" w:color="808080"/>
+              <w:left w:val="single" w:sz="4" w:space="0" w:color="808080"/>
+              <w:bottom w:val="single" w:sz="4" w:space="0" w:color="808080"/>
+              <w:right w:val="single" w:sz="4" w:space="0" w:color="808080"/>
+            </w:tcBorders>
+            <w:tcMar>
+              <w:top w:w="50" w:type="dxa"/>
+              <w:left w:w="90" w:type="dxa"/>
+              <w:bottom w:w="50" w:type="dxa"/>
+              <w:right w:w="90" w:type="dxa"/>
+            </w:tcMar>
+            <w:vAlign w:val="center"/>
+          </w:tcPr>
+          <w:p>
+            <w:pPr>
+              <w:spacing w:line="252" w:lineRule="auto"/>
+            </w:pPr>
+            <w:r>
+              <w:rPr>
+                <w:sz w:val="21"/>
+                <w:szCs w:val="21"/>
+              </w:rPr>
+              <w:t>ChiTietDonHang</w:t>
+            </w:r>
+          </w:p>
+        </w:tc>
+        <w:tc>
+          <w:tcPr>
+            <w:tcW w:w="1008" w:type="dxa"/>
+            <w:tcBorders>
+              <w:top w:val="single" w:sz="4" w:space="0" w:color="808080"/>
+              <w:left w:val="single" w:sz="4" w:space="0" w:color="808080"/>
+              <w:bottom w:val="single" w:sz="4" w:space="0" w:color="808080"/>
+              <w:right w:val="single" w:sz="4" w:space="0" w:color="808080"/>
+            </w:tcBorders>
+            <w:tcMar>
+              <w:top w:w="50" w:type="dxa"/>
+              <w:left w:w="90" w:type="dxa"/>
+              <w:bottom w:w="50" w:type="dxa"/>
+              <w:right w:w="90" w:type="dxa"/>
+            </w:tcMar>
+            <w:vAlign w:val="center"/>
+          </w:tcPr>
+          <w:p>
+            <w:pPr>
+              <w:spacing w:line="252" w:lineRule="auto"/>
+            </w:pPr>
+            <w:r>
+              <w:rPr>
+                <w:sz w:val="21"/>
+                <w:szCs w:val="21"/>
+              </w:rPr>
+              <w:t>Tái thiết</w:t>
+            </w:r>
+          </w:p>
+        </w:tc>
+        <w:tc>
+          <w:tcPr>
+            <w:tcW w:w="4267" w:type="dxa"/>
+            <w:tcBorders>
+              <w:top w:val="single" w:sz="4" w:space="0" w:color="808080"/>
+              <w:left w:val="single" w:sz="4" w:space="0" w:color="808080"/>
+              <w:bottom w:val="single" w:sz="4" w:space="0" w:color="808080"/>
+              <w:right w:val="single" w:sz="4" w:space="0" w:color="808080"/>
+            </w:tcBorders>
+            <w:tcMar>
+              <w:top w:w="50" w:type="dxa"/>
+              <w:left w:w="90" w:type="dxa"/>
+              <w:bottom w:w="50" w:type="dxa"/>
+              <w:right w:w="90" w:type="dxa"/>
+            </w:tcMar>
+            <w:vAlign w:val="center"/>
+          </w:tcPr>
+          <w:p>
+            <w:pPr>
+              <w:spacing w:line="252" w:lineRule="auto"/>
+            </w:pPr>
+            <w:r>
+              <w:rPr>
+                <w:sz w:val="21"/>
+                <w:szCs w:val="21"/>
+              </w:rPr>
+              <w:t>Bộ lệch giữa ChiTietDonHang gốc và v_ChiTietDonHang</w:t>
+            </w:r>
+          </w:p>
+        </w:tc>
+        <w:tc>
+          <w:tcPr>
+            <w:tcW w:w="853" w:type="dxa"/>
+            <w:tcBorders>
+              <w:top w:val="single" w:sz="4" w:space="0" w:color="808080"/>
+              <w:left w:val="single" w:sz="4" w:space="0" w:color="808080"/>
+              <w:bottom w:val="single" w:sz="4" w:space="0" w:color="808080"/>
+              <w:right w:val="single" w:sz="4" w:space="0" w:color="808080"/>
+            </w:tcBorders>
+            <w:tcMar>
+              <w:top w:w="50" w:type="dxa"/>
+              <w:left w:w="90" w:type="dxa"/>
+              <w:bottom w:w="50" w:type="dxa"/>
+              <w:right w:w="90" w:type="dxa"/>
+            </w:tcMar>
+            <w:vAlign w:val="center"/>
+          </w:tcPr>
+          <w:p>
+            <w:pPr>
+              <w:spacing w:line="252" w:lineRule="auto"/>
+            </w:pPr>
+            <w:r>
+              <w:rPr>
+                <w:sz w:val="21"/>
+                <w:szCs w:val="21"/>
+              </w:rPr>
+              <w:t>0</w:t>
+            </w:r>
+          </w:p>
+        </w:tc>
+        <w:tc>
+          <w:tcPr>
+            <w:tcW w:w="857" w:type="dxa"/>
+            <w:tcBorders>
+              <w:top w:val="single" w:sz="4" w:space="0" w:color="808080"/>
+              <w:left w:val="single" w:sz="4" w:space="0" w:color="808080"/>
+              <w:bottom w:val="single" w:sz="4" w:space="0" w:color="808080"/>
+              <w:right w:val="single" w:sz="4" w:space="0" w:color="808080"/>
+            </w:tcBorders>
+            <w:tcMar>
+              <w:top w:w="50" w:type="dxa"/>
+              <w:left w:w="90" w:type="dxa"/>
+              <w:bottom w:w="50" w:type="dxa"/>
+              <w:right w:w="90" w:type="dxa"/>
+            </w:tcMar>
+            <w:vAlign w:val="center"/>
+          </w:tcPr>
+          <w:p>
+            <w:pPr>
+              <w:spacing w:line="252" w:lineRule="auto"/>
+            </w:pPr>
+            <w:r>
+              <w:rPr>
+                <w:sz w:val="21"/>
+                <w:szCs w:val="21"/>
+              </w:rPr>
+              <w:t>ĐẠT</w:t>
+            </w:r>
+          </w:p>
+        </w:tc>
+      </w:tr>
     </w:tbl>
     <w:p>
       <w:pPr>
@@ -33266,17 +34310,89 @@
     </w:p>
     <w:p>
       <w:pPr>
-        <w:spacing w:before="120" w:after="160"/>
+        <w:keepNext/>
+        <w:spacing w:before="120" w:after="60"/>
         <w:jc w:val="center"/>
       </w:pPr>
       <w:r>
         <w:rPr>
+          <w:noProof/>
+        </w:rPr>
+        <w:drawing>
+          <wp:inline distT="0" distB="0" distL="0" distR="0" wp14:anchorId="55B65980" wp14:editId="4F94752A">
+            <wp:extent cx="5619750" cy="3114675"/>
+            <wp:effectExtent l="0" t="0" r="0" b="0"/>
+            <wp:docPr id="13" name="Picture 13"/>
+            <wp:cNvGraphicFramePr>
+              <a:graphicFrameLocks xmlns:a="http://schemas.openxmlformats.org/drawingml/2006/main" noChangeAspect="1"/>
+            </wp:cNvGraphicFramePr>
+            <a:graphic xmlns:a="http://schemas.openxmlformats.org/drawingml/2006/main">
+              <a:graphicData uri="http://schemas.openxmlformats.org/drawingml/2006/picture">
+                <pic:pic xmlns:pic="http://schemas.openxmlformats.org/drawingml/2006/picture">
+                  <pic:nvPicPr>
+                    <pic:cNvPr id="0" name=""/>
+                    <pic:cNvPicPr>
+                      <a:picLocks noChangeAspect="1" noChangeArrowheads="1"/>
+                    </pic:cNvPicPr>
+                  </pic:nvPicPr>
+                  <pic:blipFill>
+                    <a:blip r:embed="rId21"/>
+                    <a:srcRect/>
+                    <a:stretch>
+                      <a:fillRect/>
+                    </a:stretch>
+                  </pic:blipFill>
+                  <pic:spPr bwMode="auto">
+                    <a:xfrm>
+                      <a:off x="0" y="0"/>
+                      <a:ext cx="5619750" cy="3114675"/>
+                    </a:xfrm>
+                    <a:prstGeom prst="rect">
+                      <a:avLst/>
+                    </a:prstGeom>
+                  </pic:spPr>
+                </pic:pic>
+              </a:graphicData>
+            </a:graphic>
+          </wp:inline>
+        </w:drawing>
+      </w:r>
+    </w:p>
+    <w:p>
+      <w:pPr>
+        <w:pStyle w:val="CaptionHinh"/>
+        <w:spacing w:after="160"/>
+        <w:jc w:val="center"/>
+      </w:pPr>
+      <w:bookmarkStart w:id="95" w:name="_Toc244259669"/>
+      <w:r>
+        <w:rPr>
+          <w:b/>
+          <w:bCs/>
           <w:i/>
           <w:iCs/>
-          <w:highlight w:val="yellow"/>
-        </w:rPr>
-        <w:t>[ẢNH: demo_05_kiem_tra_dung_dan.png – Kết quả chạy phần kiểm tra trong 03_reconstruct_check.sql]</w:t>
-      </w:r>
+        </w:rPr>
+        <w:t xml:space="preserve">Hình 4.7: </w:t>
+      </w:r>
+      <w:r>
+        <w:rPr>
+          <w:i/>
+          <w:iCs/>
+        </w:rPr>
+        <w:t>Kết quả chạy phần kiểm tra trong 03_reconstruct_check.sql: 14/14 phép kiểm tra ĐẠT</w:t>
+      </w:r>
+      <w:bookmarkEnd w:id="95"/>
+    </w:p>
+    <w:p>
+      <w:pPr>
+        <w:pStyle w:val="Heading3"/>
+      </w:pPr>
+      <w:bookmarkStart w:id="96" w:name="_Toc244259645"/>
+      <w:r>
+        <w:lastRenderedPageBreak/>
+        <w:t>4.7.4 Truy vấn minh họa</w:t>
+      </w:r>
+      <w:bookmarkEnd w:id="96"/>
     </w:p>
     <w:p>
       <w:pPr>
@@ -33285,19 +34401,121 @@
         <w:jc w:val="both"/>
       </w:pPr>
       <w:r>
-        <w:lastRenderedPageBreak/>
-        <w:t>Ngoài ra, script còn kiểm tra quan hệ ChiTietDonHang (tái thiết từ ba mảnh CTDHᵢ), nằm trong cùng bảng kết quả trên màn hình.</w:t>
-      </w:r>
-    </w:p>
-    <w:p>
-      <w:pPr>
-        <w:pStyle w:val="Heading3"/>
-      </w:pPr>
-      <w:bookmarkStart w:id="92" w:name="_Toc244208390"/>
-      <w:r>
-        <w:t>4.7.4 Truy vấn minh họa</w:t>
-      </w:r>
-      <w:bookmarkEnd w:id="92"/>
+        <w:rPr>
+          <w:b/>
+          <w:bCs/>
+        </w:rPr>
+        <w:t>Truy vấn cục bộ tại chi nhánh (S1).</w:t>
+      </w:r>
+      <w:r>
+        <w:t xml:space="preserve"> Truy vấn Q2 liệt kê các đơn đang xử lý của chi nhánh Hà Nội, kèm tên khách, nhân viên và sản phẩm. Nó kết nối năm bảng nhưng tất cả đều nằm tại S1: DH₁, KH₁_GD, NV_CV₁, CTDH₁ và bản nhân bản SanPham. Kết quả gồm 6 dòng chi tiết của 4 đơn hàng DH020, DH027, DH028, DH036.</w:t>
+      </w:r>
+    </w:p>
+    <w:p>
+      <w:pPr>
+        <w:shd w:val="clear" w:color="auto" w:fill="F3F4F6"/>
+        <w:spacing w:before="80" w:line="240" w:lineRule="auto"/>
+        <w:ind w:left="113" w:right="113"/>
+      </w:pPr>
+      <w:r>
+        <w:rPr>
+          <w:rFonts w:ascii="Consolas" w:eastAsia="Consolas" w:hAnsi="Consolas" w:cs="Consolas"/>
+          <w:sz w:val="17"/>
+          <w:szCs w:val="17"/>
+        </w:rPr>
+        <w:t>SELECT dh.MaDH, dh.NgayDat, kh.HoTen AS KhachHang, sp.TenSP, ct.SoLuong, dh.TrangThai</w:t>
+      </w:r>
+    </w:p>
+    <w:p>
+      <w:pPr>
+        <w:shd w:val="clear" w:color="auto" w:fill="F3F4F6"/>
+        <w:spacing w:line="240" w:lineRule="auto"/>
+        <w:ind w:left="113" w:right="113"/>
+      </w:pPr>
+      <w:r>
+        <w:rPr>
+          <w:rFonts w:ascii="Consolas" w:eastAsia="Consolas" w:hAnsi="Consolas" w:cs="Consolas"/>
+          <w:sz w:val="17"/>
+          <w:szCs w:val="17"/>
+        </w:rPr>
+        <w:t>FROM dbo.DH_1 AS dh</w:t>
+      </w:r>
+    </w:p>
+    <w:p>
+      <w:pPr>
+        <w:shd w:val="clear" w:color="auto" w:fill="F3F4F6"/>
+        <w:spacing w:line="240" w:lineRule="auto"/>
+        <w:ind w:left="113" w:right="113"/>
+      </w:pPr>
+      <w:r>
+        <w:rPr>
+          <w:rFonts w:ascii="Consolas" w:eastAsia="Consolas" w:hAnsi="Consolas" w:cs="Consolas"/>
+          <w:sz w:val="17"/>
+          <w:szCs w:val="17"/>
+        </w:rPr>
+        <w:t>JOIN dbo.KH_1_GD AS kh ON kh.MaKH = dh.MaKH</w:t>
+      </w:r>
+    </w:p>
+    <w:p>
+      <w:pPr>
+        <w:shd w:val="clear" w:color="auto" w:fill="F3F4F6"/>
+        <w:spacing w:line="240" w:lineRule="auto"/>
+        <w:ind w:left="113" w:right="113"/>
+      </w:pPr>
+      <w:r>
+        <w:rPr>
+          <w:rFonts w:ascii="Consolas" w:eastAsia="Consolas" w:hAnsi="Consolas" w:cs="Consolas"/>
+          <w:sz w:val="17"/>
+          <w:szCs w:val="17"/>
+        </w:rPr>
+        <w:t>JOIN dbo.CTDH_1  AS ct ON ct.MaDH = dh.MaDH</w:t>
+      </w:r>
+    </w:p>
+    <w:p>
+      <w:pPr>
+        <w:shd w:val="clear" w:color="auto" w:fill="F3F4F6"/>
+        <w:spacing w:line="240" w:lineRule="auto"/>
+        <w:ind w:left="113" w:right="113"/>
+      </w:pPr>
+      <w:r>
+        <w:rPr>
+          <w:rFonts w:ascii="Consolas" w:eastAsia="Consolas" w:hAnsi="Consolas" w:cs="Consolas"/>
+          <w:sz w:val="17"/>
+          <w:szCs w:val="17"/>
+        </w:rPr>
+        <w:t>JOIN dbo.SanPham AS sp ON sp.MaSP = ct.MaSP</w:t>
+      </w:r>
+    </w:p>
+    <w:p>
+      <w:pPr>
+        <w:shd w:val="clear" w:color="auto" w:fill="F3F4F6"/>
+        <w:spacing w:after="160" w:line="240" w:lineRule="auto"/>
+        <w:ind w:left="113" w:right="113"/>
+      </w:pPr>
+      <w:r>
+        <w:rPr>
+          <w:rFonts w:ascii="Consolas" w:eastAsia="Consolas" w:hAnsi="Consolas" w:cs="Consolas"/>
+          <w:sz w:val="17"/>
+          <w:szCs w:val="17"/>
+        </w:rPr>
+        <w:t>WHERE dh.TrangThai IN (N'M</w:t>
+      </w:r>
+      <w:r>
+        <w:rPr>
+          <w:rFonts w:ascii="Consolas" w:eastAsia="Consolas" w:hAnsi="Consolas" w:cs="Consolas"/>
+          <w:sz w:val="17"/>
+          <w:szCs w:val="17"/>
+        </w:rPr>
+        <w:t>ớ</w:t>
+      </w:r>
+      <w:r>
+        <w:rPr>
+          <w:rFonts w:ascii="Consolas" w:eastAsia="Consolas" w:hAnsi="Consolas" w:cs="Consolas"/>
+          <w:sz w:val="17"/>
+          <w:szCs w:val="17"/>
+        </w:rPr>
+        <w:t>i', N'Đang giao');</w:t>
+      </w:r>
     </w:p>
     <w:p>
       <w:pPr>
@@ -33306,155 +34524,169 @@
         <w:jc w:val="both"/>
       </w:pPr>
       <w:r>
+        <w:t xml:space="preserve">Phân mảnh dọc còn đóng vai trò bảo mật. Mảnh NV_CV₁ tại chi nhánh không có cột lương, nên câu lệnh SELECT MaNV, Luong FROM NV_CV₁ báo lỗi </w:t>
+      </w:r>
+      <w:r>
+        <w:rPr>
+          <w:i/>
+          <w:iCs/>
+        </w:rPr>
+        <w:t>Invalid column name 'Luong'</w:t>
+      </w:r>
+      <w:r>
+        <w:t>. Tương tự, khi thêm vào KH_1_GD một khách hàng có MaCN = 'CN02', câu lệnh bị ràng buộc CHECK từ chối.</w:t>
+      </w:r>
+    </w:p>
+    <w:p>
+      <w:pPr>
+        <w:keepNext/>
+        <w:spacing w:before="120" w:after="60"/>
+        <w:jc w:val="center"/>
+      </w:pPr>
+      <w:r>
+        <w:rPr>
+          <w:noProof/>
+        </w:rPr>
+        <w:drawing>
+          <wp:inline distT="0" distB="0" distL="0" distR="0" wp14:anchorId="0D5FBB28" wp14:editId="2C9B9A6A">
+            <wp:extent cx="5619750" cy="4410075"/>
+            <wp:effectExtent l="0" t="0" r="0" b="0"/>
+            <wp:docPr id="14" name="Picture 14"/>
+            <wp:cNvGraphicFramePr>
+              <a:graphicFrameLocks xmlns:a="http://schemas.openxmlformats.org/drawingml/2006/main" noChangeAspect="1"/>
+            </wp:cNvGraphicFramePr>
+            <a:graphic xmlns:a="http://schemas.openxmlformats.org/drawingml/2006/main">
+              <a:graphicData uri="http://schemas.openxmlformats.org/drawingml/2006/picture">
+                <pic:pic xmlns:pic="http://schemas.openxmlformats.org/drawingml/2006/picture">
+                  <pic:nvPicPr>
+                    <pic:cNvPr id="0" name=""/>
+                    <pic:cNvPicPr>
+                      <a:picLocks noChangeAspect="1" noChangeArrowheads="1"/>
+                    </pic:cNvPicPr>
+                  </pic:nvPicPr>
+                  <pic:blipFill>
+                    <a:blip r:embed="rId22"/>
+                    <a:srcRect/>
+                    <a:stretch>
+                      <a:fillRect/>
+                    </a:stretch>
+                  </pic:blipFill>
+                  <pic:spPr bwMode="auto">
+                    <a:xfrm>
+                      <a:off x="0" y="0"/>
+                      <a:ext cx="5619750" cy="4410075"/>
+                    </a:xfrm>
+                    <a:prstGeom prst="rect">
+                      <a:avLst/>
+                    </a:prstGeom>
+                  </pic:spPr>
+                </pic:pic>
+              </a:graphicData>
+            </a:graphic>
+          </wp:inline>
+        </w:drawing>
+      </w:r>
+    </w:p>
+    <w:p>
+      <w:pPr>
+        <w:pStyle w:val="CaptionHinh"/>
+        <w:spacing w:after="160"/>
+        <w:jc w:val="center"/>
+      </w:pPr>
+      <w:bookmarkStart w:id="97" w:name="_Toc244259670"/>
+      <w:r>
         <w:rPr>
           <w:b/>
           <w:bCs/>
-        </w:rPr>
-        <w:t>Truy vấn cục bộ tại chi nhánh (S1).</w:t>
-      </w:r>
-      <w:r>
-        <w:t xml:space="preserve"> Truy vấn Q2 liệt kê các đơn đang xử lý của chi nhánh Hà Nội, kèm tên khách, nhân viên và sản phẩm. Nó kết nối năm bảng nhưng tất cả đều nằm tại S1: DH₁, KH₁_GD, NV_CV₁, CTDH₁ và bản nhân bản SanPham. Kết quả gồm 6 dòng chi tiết của 4 đơn hàng DH020, DH027, DH028, DH036.</w:t>
-      </w:r>
-    </w:p>
-    <w:p>
-      <w:pPr>
-        <w:shd w:val="clear" w:color="auto" w:fill="F3F4F6"/>
-        <w:spacing w:before="80" w:line="240" w:lineRule="auto"/>
-        <w:ind w:left="113" w:right="113"/>
-      </w:pPr>
-      <w:r>
-        <w:rPr>
-          <w:rFonts w:ascii="Consolas" w:eastAsia="Consolas" w:hAnsi="Consolas" w:cs="Consolas"/>
-          <w:sz w:val="17"/>
-          <w:szCs w:val="17"/>
-        </w:rPr>
-        <w:t>SELECT dh.MaDH, dh.NgayDat, kh.HoTen AS KhachHang, sp.TenSP, ct.SoLuong, dh.TrangThai</w:t>
-      </w:r>
-    </w:p>
-    <w:p>
-      <w:pPr>
-        <w:shd w:val="clear" w:color="auto" w:fill="F3F4F6"/>
-        <w:spacing w:line="240" w:lineRule="auto"/>
-        <w:ind w:left="113" w:right="113"/>
-      </w:pPr>
-      <w:r>
-        <w:rPr>
-          <w:rFonts w:ascii="Consolas" w:eastAsia="Consolas" w:hAnsi="Consolas" w:cs="Consolas"/>
-          <w:sz w:val="17"/>
-          <w:szCs w:val="17"/>
-        </w:rPr>
-        <w:t>FROM dbo.DH_1 AS dh</w:t>
-      </w:r>
-    </w:p>
-    <w:p>
-      <w:pPr>
-        <w:shd w:val="clear" w:color="auto" w:fill="F3F4F6"/>
-        <w:spacing w:line="240" w:lineRule="auto"/>
-        <w:ind w:left="113" w:right="113"/>
-      </w:pPr>
-      <w:r>
-        <w:rPr>
-          <w:rFonts w:ascii="Consolas" w:eastAsia="Consolas" w:hAnsi="Consolas" w:cs="Consolas"/>
-          <w:sz w:val="17"/>
-          <w:szCs w:val="17"/>
-        </w:rPr>
-        <w:t>JOIN dbo.KH_1_GD AS kh ON kh.MaKH = dh.MaKH</w:t>
-      </w:r>
-    </w:p>
-    <w:p>
-      <w:pPr>
-        <w:shd w:val="clear" w:color="auto" w:fill="F3F4F6"/>
-        <w:spacing w:line="240" w:lineRule="auto"/>
-        <w:ind w:left="113" w:right="113"/>
-      </w:pPr>
-      <w:r>
-        <w:rPr>
-          <w:rFonts w:ascii="Consolas" w:eastAsia="Consolas" w:hAnsi="Consolas" w:cs="Consolas"/>
-          <w:sz w:val="17"/>
-          <w:szCs w:val="17"/>
-        </w:rPr>
-        <w:t>JOIN dbo.CTDH_1  AS ct ON ct.MaDH = dh.MaDH</w:t>
-      </w:r>
-    </w:p>
-    <w:p>
-      <w:pPr>
-        <w:shd w:val="clear" w:color="auto" w:fill="F3F4F6"/>
-        <w:spacing w:line="240" w:lineRule="auto"/>
-        <w:ind w:left="113" w:right="113"/>
-      </w:pPr>
-      <w:r>
-        <w:rPr>
-          <w:rFonts w:ascii="Consolas" w:eastAsia="Consolas" w:hAnsi="Consolas" w:cs="Consolas"/>
-          <w:sz w:val="17"/>
-          <w:szCs w:val="17"/>
-        </w:rPr>
-        <w:t>JOIN dbo.SanPham AS sp ON sp.MaSP = ct.MaSP</w:t>
-      </w:r>
-    </w:p>
-    <w:p>
-      <w:pPr>
-        <w:shd w:val="clear" w:color="auto" w:fill="F3F4F6"/>
-        <w:spacing w:after="160" w:line="240" w:lineRule="auto"/>
-        <w:ind w:left="113" w:right="113"/>
-      </w:pPr>
-      <w:r>
-        <w:rPr>
-          <w:rFonts w:ascii="Consolas" w:eastAsia="Consolas" w:hAnsi="Consolas" w:cs="Consolas"/>
-          <w:sz w:val="17"/>
-          <w:szCs w:val="17"/>
-        </w:rPr>
-        <w:t>WHERE dh.TrangThai IN (N'M</w:t>
-      </w:r>
-      <w:r>
-        <w:rPr>
-          <w:rFonts w:ascii="Consolas" w:eastAsia="Consolas" w:hAnsi="Consolas" w:cs="Consolas"/>
-          <w:sz w:val="17"/>
-          <w:szCs w:val="17"/>
-        </w:rPr>
-        <w:t>ớ</w:t>
-      </w:r>
-      <w:r>
-        <w:rPr>
-          <w:rFonts w:ascii="Consolas" w:eastAsia="Consolas" w:hAnsi="Consolas" w:cs="Consolas"/>
-          <w:sz w:val="17"/>
-          <w:szCs w:val="17"/>
-        </w:rPr>
-        <w:t>i', N'Đang giao');</w:t>
-      </w:r>
-    </w:p>
-    <w:p>
-      <w:pPr>
-        <w:spacing w:after="120"/>
-        <w:ind w:firstLine="567"/>
-        <w:jc w:val="both"/>
-      </w:pPr>
-      <w:r>
-        <w:t xml:space="preserve">Phân mảnh dọc còn đóng vai trò bảo mật. Mảnh NV_CV₁ tại chi nhánh không có cột lương, nên câu lệnh SELECT MaNV, Luong FROM NV_CV₁ báo lỗi </w:t>
-      </w:r>
-      <w:r>
-        <w:rPr>
           <w:i/>
           <w:iCs/>
         </w:rPr>
-        <w:t>Invalid column name 'Luong'</w:t>
-      </w:r>
-      <w:r>
-        <w:t>. Tương tự, khi thêm vào KH_1_GD một khách hàng có MaCN = 'CN02', câu lệnh bị ràng buộc CHECK từ chối.</w:t>
-      </w:r>
-    </w:p>
-    <w:p>
-      <w:pPr>
-        <w:spacing w:before="120" w:after="160"/>
-        <w:jc w:val="center"/>
-      </w:pPr>
+        <w:t xml:space="preserve">Hình 4.8: </w:t>
+      </w:r>
       <w:r>
         <w:rPr>
           <w:i/>
           <w:iCs/>
-          <w:highlight w:val="yellow"/>
-        </w:rPr>
-        <w:t>[ẢNH: demo_06_truy_van_cuc_bo.png – Kết quả truy vấn Q2 tại S1]</w:t>
-      </w:r>
+        </w:rPr>
+        <w:t>Kết quả truy vấn Q2 tại S1: 6 dòng chi tiết của 4 đơn đang xử lý, chỉ dùng mảnh tại chỗ</w:t>
+      </w:r>
+      <w:bookmarkEnd w:id="97"/>
+    </w:p>
+    <w:p>
+      <w:pPr>
+        <w:keepNext/>
+        <w:spacing w:before="120" w:after="60"/>
+        <w:jc w:val="center"/>
+      </w:pPr>
+      <w:r>
+        <w:rPr>
+          <w:noProof/>
+        </w:rPr>
+        <w:lastRenderedPageBreak/>
+        <w:drawing>
+          <wp:inline distT="0" distB="0" distL="0" distR="0" wp14:anchorId="687FA6C7" wp14:editId="042E0B12">
+            <wp:extent cx="5619750" cy="1657350"/>
+            <wp:effectExtent l="0" t="0" r="0" b="0"/>
+            <wp:docPr id="15" name="Picture 15"/>
+            <wp:cNvGraphicFramePr>
+              <a:graphicFrameLocks xmlns:a="http://schemas.openxmlformats.org/drawingml/2006/main" noChangeAspect="1"/>
+            </wp:cNvGraphicFramePr>
+            <a:graphic xmlns:a="http://schemas.openxmlformats.org/drawingml/2006/main">
+              <a:graphicData uri="http://schemas.openxmlformats.org/drawingml/2006/picture">
+                <pic:pic xmlns:pic="http://schemas.openxmlformats.org/drawingml/2006/picture">
+                  <pic:nvPicPr>
+                    <pic:cNvPr id="0" name=""/>
+                    <pic:cNvPicPr>
+                      <a:picLocks noChangeAspect="1" noChangeArrowheads="1"/>
+                    </pic:cNvPicPr>
+                  </pic:nvPicPr>
+                  <pic:blipFill>
+                    <a:blip r:embed="rId23"/>
+                    <a:srcRect/>
+                    <a:stretch>
+                      <a:fillRect/>
+                    </a:stretch>
+                  </pic:blipFill>
+                  <pic:spPr bwMode="auto">
+                    <a:xfrm>
+                      <a:off x="0" y="0"/>
+                      <a:ext cx="5619750" cy="1657350"/>
+                    </a:xfrm>
+                    <a:prstGeom prst="rect">
+                      <a:avLst/>
+                    </a:prstGeom>
+                  </pic:spPr>
+                </pic:pic>
+              </a:graphicData>
+            </a:graphic>
+          </wp:inline>
+        </w:drawing>
+      </w:r>
+    </w:p>
+    <w:p>
+      <w:pPr>
+        <w:pStyle w:val="CaptionHinh"/>
+        <w:spacing w:after="160"/>
+        <w:jc w:val="center"/>
+      </w:pPr>
+      <w:bookmarkStart w:id="98" w:name="_Toc244259671"/>
+      <w:r>
+        <w:rPr>
+          <w:b/>
+          <w:bCs/>
+          <w:i/>
+          <w:iCs/>
+        </w:rPr>
+        <w:t xml:space="preserve">Hình 4.9: </w:t>
+      </w:r>
+      <w:r>
+        <w:rPr>
+          <w:i/>
+          <w:iCs/>
+        </w:rPr>
+        <w:t>Chi nhánh đọc cột Luong bị báo lỗi 207; thêm khách CN02 vào mảnh Hà Nội bị ràng buộc CHECK từ chối (lỗi 547)</w:t>
+      </w:r>
+      <w:bookmarkEnd w:id="98"/>
     </w:p>
     <w:p>
       <w:pPr>
@@ -33480,7 +34712,7 @@
         <w:spacing w:before="120" w:after="160"/>
         <w:jc w:val="center"/>
       </w:pPr>
-      <w:bookmarkStart w:id="93" w:name="_Toc244208427"/>
+      <w:bookmarkStart w:id="99" w:name="_Toc244259690"/>
       <w:r>
         <w:rPr>
           <w:b/>
@@ -33497,7 +34729,7 @@
         </w:rPr>
         <w:t>Báo cáo công nợ theo miền (Q3)</w:t>
       </w:r>
-      <w:bookmarkEnd w:id="93"/>
+      <w:bookmarkEnd w:id="99"/>
     </w:p>
     <w:tbl>
       <w:tblPr>
@@ -34250,11 +35482,7 @@
         <w:t>Cách 2</w:t>
       </w:r>
       <w:r>
-        <w:t xml:space="preserve">, phân rã theo mảnh: mỗi site tự tính tổng trên mảnh DHᵢ của mình, trụ sở chỉ hợp ba dòng kết quả. Cách này không cần phép kết nối nào, vì đơn hàng đã </w:t>
-      </w:r>
-      <w:r>
-        <w:lastRenderedPageBreak/>
-        <w:t>được phân mảnh dẫn xuất theo chi nhánh của khách. Đây chính là phép rút gọn chương trình định vị đã trình bày ở mục 3.7.2.</w:t>
+        <w:t>, phân rã theo mảnh: mỗi site tự tính tổng trên mảnh DHᵢ của mình, trụ sở chỉ hợp ba dòng kết quả. Cách này không cần phép kết nối nào, vì đơn hàng đã được phân mảnh dẫn xuất theo chi nhánh của khách. Đây chính là phép rút gọn chương trình định vị đã trình bày ở mục 3.7.2.</w:t>
       </w:r>
     </w:p>
     <w:p>
@@ -34264,7 +35492,7 @@
         <w:spacing w:before="120" w:after="160"/>
         <w:jc w:val="center"/>
       </w:pPr>
-      <w:bookmarkStart w:id="94" w:name="_Toc244208428"/>
+      <w:bookmarkStart w:id="100" w:name="_Toc244259691"/>
       <w:r>
         <w:rPr>
           <w:b/>
@@ -34281,7 +35509,7 @@
         </w:rPr>
         <w:t>Doanh thu theo chi nhánh, không tính đơn đã hủy (Q6)</w:t>
       </w:r>
-      <w:bookmarkEnd w:id="94"/>
+      <w:bookmarkEnd w:id="100"/>
     </w:p>
     <w:tbl>
       <w:tblPr>
@@ -34803,27 +36031,88 @@
     </w:p>
     <w:p>
       <w:pPr>
-        <w:spacing w:before="120" w:after="160"/>
+        <w:keepNext/>
+        <w:spacing w:before="120" w:after="60"/>
         <w:jc w:val="center"/>
       </w:pPr>
       <w:r>
         <w:rPr>
+          <w:noProof/>
+        </w:rPr>
+        <w:drawing>
+          <wp:inline distT="0" distB="0" distL="0" distR="0" wp14:anchorId="756B5ECB" wp14:editId="332086DC">
+            <wp:extent cx="5619750" cy="5467350"/>
+            <wp:effectExtent l="0" t="0" r="0" b="0"/>
+            <wp:docPr id="16" name="Picture 16"/>
+            <wp:cNvGraphicFramePr>
+              <a:graphicFrameLocks xmlns:a="http://schemas.openxmlformats.org/drawingml/2006/main" noChangeAspect="1"/>
+            </wp:cNvGraphicFramePr>
+            <a:graphic xmlns:a="http://schemas.openxmlformats.org/drawingml/2006/main">
+              <a:graphicData uri="http://schemas.openxmlformats.org/drawingml/2006/picture">
+                <pic:pic xmlns:pic="http://schemas.openxmlformats.org/drawingml/2006/picture">
+                  <pic:nvPicPr>
+                    <pic:cNvPr id="0" name=""/>
+                    <pic:cNvPicPr>
+                      <a:picLocks noChangeAspect="1" noChangeArrowheads="1"/>
+                    </pic:cNvPicPr>
+                  </pic:nvPicPr>
+                  <pic:blipFill>
+                    <a:blip r:embed="rId24"/>
+                    <a:srcRect/>
+                    <a:stretch>
+                      <a:fillRect/>
+                    </a:stretch>
+                  </pic:blipFill>
+                  <pic:spPr bwMode="auto">
+                    <a:xfrm>
+                      <a:off x="0" y="0"/>
+                      <a:ext cx="5619750" cy="5467350"/>
+                    </a:xfrm>
+                    <a:prstGeom prst="rect">
+                      <a:avLst/>
+                    </a:prstGeom>
+                  </pic:spPr>
+                </pic:pic>
+              </a:graphicData>
+            </a:graphic>
+          </wp:inline>
+        </w:drawing>
+      </w:r>
+    </w:p>
+    <w:p>
+      <w:pPr>
+        <w:pStyle w:val="CaptionHinh"/>
+        <w:spacing w:after="160"/>
+        <w:jc w:val="center"/>
+      </w:pPr>
+      <w:bookmarkStart w:id="101" w:name="_Toc244259672"/>
+      <w:r>
+        <w:rPr>
+          <w:b/>
+          <w:bCs/>
           <w:i/>
           <w:iCs/>
-          <w:highlight w:val="yellow"/>
-        </w:rPr>
-        <w:t>[ẢNH: demo_07_truy_van_toan_cuc.png – Kết quả truy vấn toàn cục qua view]</w:t>
-      </w:r>
+        </w:rPr>
+        <w:t xml:space="preserve">Hình 4.10: </w:t>
+      </w:r>
+      <w:r>
+        <w:rPr>
+          <w:i/>
+          <w:iCs/>
+        </w:rPr>
+        <w:t>Truy vấn toàn cục qua view tại S0: khách có công nợ từ 80% hạn mức (Q3b) và doanh thu theo chi nhánh (Q6a)</w:t>
+      </w:r>
+      <w:bookmarkEnd w:id="101"/>
     </w:p>
     <w:p>
       <w:pPr>
         <w:pStyle w:val="Heading3"/>
       </w:pPr>
-      <w:bookmarkStart w:id="95" w:name="_Toc244208391"/>
+      <w:bookmarkStart w:id="102" w:name="_Toc244259646"/>
       <w:r>
         <w:t>4.7.5 Giao dịch phân tán</w:t>
       </w:r>
-      <w:bookmarkEnd w:id="95"/>
+      <w:bookmarkEnd w:id="102"/>
     </w:p>
     <w:p>
       <w:pPr>
@@ -35156,6 +36445,7 @@
           <w:sz w:val="17"/>
           <w:szCs w:val="17"/>
         </w:rPr>
+        <w:lastRenderedPageBreak/>
         <w:t xml:space="preserve">        WHERE MaKH = @MaKH;</w:t>
       </w:r>
     </w:p>
@@ -35444,33 +36734,94 @@
         <w:jc w:val="both"/>
       </w:pPr>
       <w:r>
+        <w:t>Trên cùng một instance, SQL Server tự đảm bảo tính nguyên tử cho giao dịch trên nhiều CSDL. Khi các site là các máy khác nhau nối qua Linked Server, giao dịch được điều phối bởi MSDTC theo giao thức cam kết hai pha (2PC).</w:t>
+      </w:r>
+    </w:p>
+    <w:p>
+      <w:pPr>
+        <w:keepNext/>
+        <w:spacing w:before="120" w:after="60"/>
+        <w:jc w:val="center"/>
+      </w:pPr>
+      <w:r>
+        <w:rPr>
+          <w:noProof/>
+        </w:rPr>
         <w:lastRenderedPageBreak/>
-        <w:t>Trên cùng một instance, SQL Server tự đảm bảo tính nguyên tử cho giao dịch trên nhiều CSDL. Khi các site là các máy khác nhau nối qua Linked Server, giao dịch được điều phối bởi MSDTC theo giao thức cam kết hai pha (2PC).</w:t>
-      </w:r>
-    </w:p>
-    <w:p>
-      <w:pPr>
-        <w:spacing w:before="120" w:after="160"/>
+        <w:drawing>
+          <wp:inline distT="0" distB="0" distL="0" distR="0" wp14:anchorId="01E27C2B" wp14:editId="68C233B8">
+            <wp:extent cx="5619750" cy="4800600"/>
+            <wp:effectExtent l="0" t="0" r="0" b="0"/>
+            <wp:docPr id="17" name="Picture 17"/>
+            <wp:cNvGraphicFramePr>
+              <a:graphicFrameLocks xmlns:a="http://schemas.openxmlformats.org/drawingml/2006/main" noChangeAspect="1"/>
+            </wp:cNvGraphicFramePr>
+            <a:graphic xmlns:a="http://schemas.openxmlformats.org/drawingml/2006/main">
+              <a:graphicData uri="http://schemas.openxmlformats.org/drawingml/2006/picture">
+                <pic:pic xmlns:pic="http://schemas.openxmlformats.org/drawingml/2006/picture">
+                  <pic:nvPicPr>
+                    <pic:cNvPr id="0" name=""/>
+                    <pic:cNvPicPr>
+                      <a:picLocks noChangeAspect="1" noChangeArrowheads="1"/>
+                    </pic:cNvPicPr>
+                  </pic:nvPicPr>
+                  <pic:blipFill>
+                    <a:blip r:embed="rId25"/>
+                    <a:srcRect/>
+                    <a:stretch>
+                      <a:fillRect/>
+                    </a:stretch>
+                  </pic:blipFill>
+                  <pic:spPr bwMode="auto">
+                    <a:xfrm>
+                      <a:off x="0" y="0"/>
+                      <a:ext cx="5619750" cy="4800600"/>
+                    </a:xfrm>
+                    <a:prstGeom prst="rect">
+                      <a:avLst/>
+                    </a:prstGeom>
+                  </pic:spPr>
+                </pic:pic>
+              </a:graphicData>
+            </a:graphic>
+          </wp:inline>
+        </w:drawing>
+      </w:r>
+    </w:p>
+    <w:p>
+      <w:pPr>
+        <w:pStyle w:val="CaptionHinh"/>
+        <w:spacing w:after="160"/>
         <w:jc w:val="center"/>
       </w:pPr>
-      <w:r>
-        <w:rPr>
+      <w:bookmarkStart w:id="103" w:name="_Toc244259673"/>
+      <w:r>
+        <w:rPr>
+          <w:b/>
+          <w:bCs/>
           <w:i/>
           <w:iCs/>
-          <w:highlight w:val="yellow"/>
-        </w:rPr>
-        <w:t>[ẢNH: demo_08_giao_dich.png – Công nợ trước và sau giao dịch, thông báo lỗi khi vượt hạn mức]</w:t>
-      </w:r>
+        </w:rPr>
+        <w:t xml:space="preserve">Hình 4.11: </w:t>
+      </w:r>
+      <w:r>
+        <w:rPr>
+          <w:i/>
+          <w:iCs/>
+        </w:rPr>
+        <w:t>Giao dịch phân tán: công nợ KH007 trước và sau khi lập đơn DH046; đơn vượt hạn mức của KH022 bị hủy với lỗi 50002 và không site nào bị ghi dở</w:t>
+      </w:r>
+      <w:bookmarkEnd w:id="103"/>
     </w:p>
     <w:p>
       <w:pPr>
         <w:pStyle w:val="Heading2"/>
       </w:pPr>
-      <w:bookmarkStart w:id="96" w:name="_Toc244208392"/>
+      <w:bookmarkStart w:id="104" w:name="_Toc244259647"/>
       <w:r>
         <w:t>4.8 Đánh giá</w:t>
       </w:r>
-      <w:bookmarkEnd w:id="96"/>
+      <w:bookmarkEnd w:id="104"/>
     </w:p>
     <w:p>
       <w:pPr>
@@ -35581,6 +36932,7 @@
         <w:jc w:val="both"/>
       </w:pPr>
       <w:r>
+        <w:lastRenderedPageBreak/>
         <w:t>Lập đơn hàng trở thành giao dịch phân tán vì công nợ nằm ở trụ sở. Nếu đường truyền đến trụ sở gián đoạn, chi nhánh không lập được đơn. Có thể cân nhắc để công nợ tại chi nhánh và định kỳ đồng bộ về trụ sở, nhưng khi đó phải chấp nhận dữ liệu báo cáo có độ trễ.</w:t>
       </w:r>
     </w:p>
@@ -35630,11 +36982,11 @@
       <w:pPr>
         <w:pStyle w:val="Heading2"/>
       </w:pPr>
-      <w:bookmarkStart w:id="97" w:name="_Toc244208393"/>
+      <w:bookmarkStart w:id="105" w:name="_Toc244259648"/>
       <w:r>
         <w:t>4.9 Kết chương</w:t>
       </w:r>
-      <w:bookmarkEnd w:id="97"/>
+      <w:bookmarkEnd w:id="105"/>
     </w:p>
     <w:p>
       <w:pPr>
@@ -35643,11 +36995,7 @@
         <w:jc w:val="both"/>
       </w:pPr>
       <w:r>
-        <w:t xml:space="preserve">Chương 4 đã áp dụng phân mảnh hỗn hợp cho hệ thống quản lý đơn hàng: phân tích ứng dụng, thiết kế phân mảnh HV cho KhachHang, VH cho NhanVien, phân mảnh dẫn xuất cho DonHang và ChiTietDonHang, nhân bản ChiNhanh và SanPham, lập lược đồ cấp phát, và cài đặt trên SQL Server kèm kiểm tra tính đúng đắn, truy vấn và giao </w:t>
-      </w:r>
-      <w:r>
-        <w:lastRenderedPageBreak/>
-        <w:t>dịch phân tán. Kết quả cho thấy thiết kế giúp đa số truy vấn chạy cục bộ, đổi lại một số thao tác cập nhật trở thành giao dịch phân tán.</w:t>
+        <w:t>Chương 4 đã áp dụng phân mảnh hỗn hợp cho hệ thống quản lý đơn hàng: phân tích ứng dụng, thiết kế phân mảnh HV cho KhachHang, VH cho NhanVien, phân mảnh dẫn xuất cho DonHang và ChiTietDonHang, nhân bản ChiNhanh và SanPham, lập lược đồ cấp phát, và cài đặt trên SQL Server kèm kiểm tra tính đúng đắn, truy vấn và giao dịch phân tán. Kết quả cho thấy thiết kế giúp đa số truy vấn chạy cục bộ, đổi lại một số thao tác cập nhật trở thành giao dịch phân tán.</w:t>
       </w:r>
     </w:p>
     <w:p>
@@ -35655,22 +37003,22 @@
         <w:pStyle w:val="Heading1"/>
         <w:pageBreakBefore/>
       </w:pPr>
-      <w:bookmarkStart w:id="98" w:name="_Toc244208394"/>
+      <w:bookmarkStart w:id="106" w:name="_Toc244259649"/>
       <w:r>
         <w:lastRenderedPageBreak/>
         <w:t>CHƯƠNG 5. KẾT LUẬN VÀ HƯỚNG PHÁT TRIỂN</w:t>
       </w:r>
-      <w:bookmarkEnd w:id="98"/>
+      <w:bookmarkEnd w:id="106"/>
     </w:p>
     <w:p>
       <w:pPr>
         <w:pStyle w:val="Heading2"/>
       </w:pPr>
-      <w:bookmarkStart w:id="99" w:name="_Toc244208395"/>
+      <w:bookmarkStart w:id="107" w:name="_Toc244259650"/>
       <w:r>
         <w:t>5.1 Kết quả đạt được</w:t>
       </w:r>
-      <w:bookmarkEnd w:id="99"/>
+      <w:bookmarkEnd w:id="107"/>
     </w:p>
     <w:p>
       <w:pPr>
@@ -35719,11 +37067,11 @@
       <w:pPr>
         <w:pStyle w:val="Heading2"/>
       </w:pPr>
-      <w:bookmarkStart w:id="100" w:name="_Toc244208396"/>
+      <w:bookmarkStart w:id="108" w:name="_Toc244259651"/>
       <w:r>
         <w:t>5.2 Hạn chế</w:t>
       </w:r>
-      <w:bookmarkEnd w:id="100"/>
+      <w:bookmarkEnd w:id="108"/>
     </w:p>
     <w:p>
       <w:pPr>
@@ -35785,11 +37133,11 @@
       <w:pPr>
         <w:pStyle w:val="Heading2"/>
       </w:pPr>
-      <w:bookmarkStart w:id="101" w:name="_Toc244208397"/>
+      <w:bookmarkStart w:id="109" w:name="_Toc244259652"/>
       <w:r>
         <w:t>5.3 Hướng phát triển</w:t>
       </w:r>
-      <w:bookmarkEnd w:id="101"/>
+      <w:bookmarkEnd w:id="109"/>
     </w:p>
     <w:p>
       <w:pPr>
@@ -35867,12 +37215,12 @@
         <w:pStyle w:val="Heading1"/>
         <w:pageBreakBefore/>
       </w:pPr>
-      <w:bookmarkStart w:id="102" w:name="_Toc244208398"/>
+      <w:bookmarkStart w:id="110" w:name="_Toc244259653"/>
       <w:r>
         <w:lastRenderedPageBreak/>
         <w:t>TÀI LIỆU THAM KHẢO</w:t>
       </w:r>
-      <w:bookmarkEnd w:id="102"/>
+      <w:bookmarkEnd w:id="110"/>
     </w:p>
     <w:p>
       <w:pPr>
@@ -35982,12 +37330,12 @@
         <w:pStyle w:val="Heading1"/>
         <w:pageBreakBefore/>
       </w:pPr>
-      <w:bookmarkStart w:id="103" w:name="_Toc244208399"/>
+      <w:bookmarkStart w:id="111" w:name="_Toc244259654"/>
       <w:r>
         <w:lastRenderedPageBreak/>
         <w:t>PHỤ LỤC</w:t>
       </w:r>
-      <w:bookmarkEnd w:id="103"/>
+      <w:bookmarkEnd w:id="111"/>
     </w:p>
     <w:p>
       <w:pPr>
@@ -36003,11 +37351,11 @@
       <w:pPr>
         <w:pStyle w:val="Heading2"/>
       </w:pPr>
-      <w:bookmarkStart w:id="104" w:name="_Toc244208400"/>
+      <w:bookmarkStart w:id="112" w:name="_Toc244259655"/>
       <w:r>
         <w:t>Phụ lục A. Script tái thiết và kiểm tra tính đúng đắn</w:t>
       </w:r>
-      <w:bookmarkEnd w:id="104"/>
+      <w:bookmarkEnd w:id="112"/>
     </w:p>
     <w:p>
       <w:pPr>
@@ -43111,7 +44459,7 @@
           <w:sz w:val="17"/>
           <w:szCs w:val="17"/>
         </w:rPr>
-        <w:t>i: 13 dòng, t</w:t>
+        <w:t>i: 14 dòng, t</w:t>
       </w:r>
       <w:r>
         <w:rPr>
@@ -43181,11 +44529,11 @@
       <w:pPr>
         <w:pStyle w:val="Heading2"/>
       </w:pPr>
-      <w:bookmarkStart w:id="105" w:name="_Toc244208401"/>
+      <w:bookmarkStart w:id="113" w:name="_Toc244259656"/>
       <w:r>
         <w:t>Phụ lục B. Script truy vấn minh họa và giao dịch phân tán</w:t>
       </w:r>
-      <w:bookmarkEnd w:id="105"/>
+      <w:bookmarkEnd w:id="113"/>
     </w:p>
     <w:p>
       <w:pPr>
@@ -50856,8 +52204,8 @@
       </w:r>
     </w:p>
     <w:sectPr>
-      <w:headerReference w:type="default" r:id="rId17"/>
-      <w:footerReference w:type="default" r:id="rId18"/>
+      <w:headerReference w:type="default" r:id="rId26"/>
+      <w:footerReference w:type="default" r:id="rId27"/>
       <w:pgSz w:w="11906" w:h="16838"/>
       <w:pgMar w:top="1134" w:right="1134" w:bottom="1134" w:left="1701" w:header="567" w:footer="567" w:gutter="0"/>
       <w:pgNumType w:start="1"/>
@@ -51035,68 +52383,64 @@
 <file path=word/numbering.xml><?xml version="1.0" encoding="utf-8"?>
 <w:numbering xmlns:wpc="http://schemas.microsoft.com/office/word/2010/wordprocessingCanvas" xmlns:cx="http://schemas.microsoft.com/office/drawing/2014/chartex" xmlns:cx1="http://schemas.microsoft.com/office/drawing/2015/9/8/chartex" xmlns:cx2="http://schemas.microsoft.com/office/drawing/2015/10/21/chartex" xmlns:cx3="http://schemas.microsoft.com/office/drawing/2016/5/9/chartex" xmlns:cx4="http://schemas.microsoft.com/office/drawing/2016/5/10/chartex" xmlns:cx5="http://schemas.microsoft.com/office/drawing/2016/5/11/chartex" xmlns:cx6="http://schemas.microsoft.com/office/drawing/2016/5/12/chartex" xmlns:cx7="http://schemas.microsoft.com/office/drawing/2016/5/13/chartex" xmlns:cx8="http://schemas.microsoft.com/office/drawing/2016/5/14/chartex" xmlns:mc="http://schemas.openxmlformats.org/markup-compatibility/2006" xmlns:aink="http://schemas.microsoft.com/office/drawing/2016/ink" xmlns:am3d="http://schemas.microsoft.com/office/drawing/2017/model3d" xmlns:o="urn:schemas-microsoft-com:office:office" xmlns:oel="http://schemas.microsoft.com/office/2019/extlst" xmlns:r="http://schemas.openxmlformats.org/officeDocument/2006/relationships" xmlns:m="http://schemas.openxmlformats.org/officeDocument/2006/math" xmlns:v="urn:schemas-microsoft-com:vml" xmlns:wp14="http://schemas.microsoft.com/office/word/2010/wordprocessingDrawing" xmlns:wp="http://schemas.openxmlformats.org/drawingml/2006/wordprocessingDrawing" xmlns:w10="urn:schemas-microsoft-com:office:word" xmlns:w="http://schemas.openxmlformats.org/wordprocessingml/2006/main" xmlns:w14="http://schemas.microsoft.com/office/word/2010/wordml" xmlns:w15="http://schemas.microsoft.com/office/word/2012/wordml" xmlns:w16cex="http://schemas.microsoft.com/office/word/2018/wordml/cex" xmlns:w16cid="http://schemas.microsoft.com/office/word/2016/wordml/cid" xmlns:w16="http://schemas.microsoft.com/office/word/2018/wordml" xmlns:w16sdtdh="http://schemas.microsoft.com/office/word/2020/wordml/sdtdatahash" xmlns:w16se="http://schemas.microsoft.com/office/word/2015/wordml/symex" xmlns:wpg="http://schemas.microsoft.com/office/word/2010/wordprocessingGroup" xmlns:wpi="http://schemas.microsoft.com/office/word/2010/wordprocessingInk" xmlns:wne="http://schemas.microsoft.com/office/word/2006/wordml" xmlns:wps="http://schemas.microsoft.com/office/word/2010/wordprocessingShape" mc:Ignorable="w14 w15 w16se w16cid w16 w16cex w16sdtdh wp14">
   <w:abstractNum w:abstractNumId="0" w15:restartNumberingAfterBreak="0">
-    <w:nsid w:val="21016764"/>
+    <w:nsid w:val="23A40074"/>
     <w:multiLevelType w:val="hybridMultilevel"/>
-    <w:tmpl w:val="86C01CC0"/>
-    <w:lvl w:ilvl="0" w:tplc="402C62AC">
+    <w:tmpl w:val="2842DF24"/>
+    <w:lvl w:ilvl="0" w:tplc="E6A6F2E4">
       <w:start w:val="1"/>
-      <w:numFmt w:val="bullet"/>
-      <w:lvlText w:val="–"/>
+      <w:numFmt w:val="decimal"/>
+      <w:lvlText w:val="%1."/>
       <w:lvlJc w:val="left"/>
       <w:pPr>
         <w:ind w:left="720" w:hanging="360"/>
       </w:pPr>
     </w:lvl>
-    <w:lvl w:ilvl="1" w:tplc="C1AA3002" w:tentative="1">
-      <w:start w:val="1"/>
-      <w:numFmt w:val="bullet"/>
-      <w:lvlText w:val="+"/>
-      <w:lvlJc w:val="left"/>
-      <w:pPr>
-        <w:ind w:left="1260" w:hanging="360"/>
-      </w:pPr>
-    </w:lvl>
-    <w:lvl w:ilvl="2" w:tplc="358452B4">
+    <w:lvl w:ilvl="1" w:tplc="B0C6430A">
       <w:numFmt w:val="decimal"/>
       <w:lvlText w:val=""/>
       <w:lvlJc w:val="left"/>
     </w:lvl>
-    <w:lvl w:ilvl="3" w:tplc="1C008542">
+    <w:lvl w:ilvl="2" w:tplc="5924330E">
       <w:numFmt w:val="decimal"/>
       <w:lvlText w:val=""/>
       <w:lvlJc w:val="left"/>
     </w:lvl>
-    <w:lvl w:ilvl="4" w:tplc="C9185B86">
+    <w:lvl w:ilvl="3" w:tplc="22D81E04">
       <w:numFmt w:val="decimal"/>
       <w:lvlText w:val=""/>
       <w:lvlJc w:val="left"/>
     </w:lvl>
-    <w:lvl w:ilvl="5" w:tplc="97BA24E4">
+    <w:lvl w:ilvl="4" w:tplc="FEC67474">
       <w:numFmt w:val="decimal"/>
       <w:lvlText w:val=""/>
       <w:lvlJc w:val="left"/>
     </w:lvl>
-    <w:lvl w:ilvl="6" w:tplc="A68234A2">
+    <w:lvl w:ilvl="5" w:tplc="E1DEC42C">
       <w:numFmt w:val="decimal"/>
       <w:lvlText w:val=""/>
       <w:lvlJc w:val="left"/>
     </w:lvl>
-    <w:lvl w:ilvl="7" w:tplc="90B4AB6A">
+    <w:lvl w:ilvl="6" w:tplc="669E4C86">
       <w:numFmt w:val="decimal"/>
       <w:lvlText w:val=""/>
       <w:lvlJc w:val="left"/>
     </w:lvl>
-    <w:lvl w:ilvl="8" w:tplc="A81A5FE4">
+    <w:lvl w:ilvl="7" w:tplc="09E04FC0">
+      <w:numFmt w:val="decimal"/>
+      <w:lvlText w:val=""/>
+      <w:lvlJc w:val="left"/>
+    </w:lvl>
+    <w:lvl w:ilvl="8" w:tplc="E2E62930">
       <w:numFmt w:val="decimal"/>
       <w:lvlText w:val=""/>
       <w:lvlJc w:val="left"/>
     </w:lvl>
   </w:abstractNum>
   <w:abstractNum w:abstractNumId="1" w15:restartNumberingAfterBreak="0">
-    <w:nsid w:val="34F60225"/>
+    <w:nsid w:val="2F2966C4"/>
     <w:multiLevelType w:val="hybridMultilevel"/>
-    <w:tmpl w:val="E9F870D4"/>
-    <w:lvl w:ilvl="0" w:tplc="010CA13E" w:tentative="1">
+    <w:tmpl w:val="8F08C0FC"/>
+    <w:lvl w:ilvl="0" w:tplc="3DC2C9E8" w:tentative="1">
       <w:start w:val="1"/>
       <w:numFmt w:val="bullet"/>
       <w:lvlText w:val="●"/>
@@ -51105,7 +52449,7 @@
         <w:ind w:left="720" w:hanging="360"/>
       </w:pPr>
     </w:lvl>
-    <w:lvl w:ilvl="1" w:tplc="304C53EC" w:tentative="1">
+    <w:lvl w:ilvl="1" w:tplc="7F7EA494" w:tentative="1">
       <w:start w:val="1"/>
       <w:numFmt w:val="bullet"/>
       <w:lvlText w:val="○"/>
@@ -51114,7 +52458,7 @@
         <w:ind w:left="1440" w:hanging="360"/>
       </w:pPr>
     </w:lvl>
-    <w:lvl w:ilvl="2" w:tplc="EF32E3BC" w:tentative="1">
+    <w:lvl w:ilvl="2" w:tplc="308AAA40" w:tentative="1">
       <w:start w:val="1"/>
       <w:numFmt w:val="bullet"/>
       <w:lvlText w:val="■"/>
@@ -51123,7 +52467,7 @@
         <w:ind w:left="2160" w:hanging="360"/>
       </w:pPr>
     </w:lvl>
-    <w:lvl w:ilvl="3" w:tplc="4F5025D6" w:tentative="1">
+    <w:lvl w:ilvl="3" w:tplc="FD44AA76" w:tentative="1">
       <w:start w:val="1"/>
       <w:numFmt w:val="bullet"/>
       <w:lvlText w:val="●"/>
@@ -51132,7 +52476,7 @@
         <w:ind w:left="2880" w:hanging="360"/>
       </w:pPr>
     </w:lvl>
-    <w:lvl w:ilvl="4" w:tplc="044AFEA4" w:tentative="1">
+    <w:lvl w:ilvl="4" w:tplc="13EEFE34" w:tentative="1">
       <w:start w:val="1"/>
       <w:numFmt w:val="bullet"/>
       <w:lvlText w:val="○"/>
@@ -51141,7 +52485,7 @@
         <w:ind w:left="3600" w:hanging="360"/>
       </w:pPr>
     </w:lvl>
-    <w:lvl w:ilvl="5" w:tplc="8F5640FA" w:tentative="1">
+    <w:lvl w:ilvl="5" w:tplc="B4747BE8" w:tentative="1">
       <w:start w:val="1"/>
       <w:numFmt w:val="bullet"/>
       <w:lvlText w:val="■"/>
@@ -51150,7 +52494,7 @@
         <w:ind w:left="4320" w:hanging="360"/>
       </w:pPr>
     </w:lvl>
-    <w:lvl w:ilvl="6" w:tplc="3078E00C" w:tentative="1">
+    <w:lvl w:ilvl="6" w:tplc="FB88152C" w:tentative="1">
       <w:start w:val="1"/>
       <w:numFmt w:val="bullet"/>
       <w:lvlText w:val="●"/>
@@ -51159,7 +52503,7 @@
         <w:ind w:left="5040" w:hanging="360"/>
       </w:pPr>
     </w:lvl>
-    <w:lvl w:ilvl="7" w:tplc="DF7AD840" w:tentative="1">
+    <w:lvl w:ilvl="7" w:tplc="8C0AFE46" w:tentative="1">
       <w:start w:val="1"/>
       <w:numFmt w:val="bullet"/>
       <w:lvlText w:val="●"/>
@@ -51168,7 +52512,7 @@
         <w:ind w:left="5760" w:hanging="360"/>
       </w:pPr>
     </w:lvl>
-    <w:lvl w:ilvl="8" w:tplc="B15E0A1E" w:tentative="1">
+    <w:lvl w:ilvl="8" w:tplc="76C4CCE0" w:tentative="1">
       <w:start w:val="1"/>
       <w:numFmt w:val="bullet"/>
       <w:lvlText w:val="●"/>
@@ -51179,67 +52523,71 @@
     </w:lvl>
   </w:abstractNum>
   <w:abstractNum w:abstractNumId="2" w15:restartNumberingAfterBreak="0">
-    <w:nsid w:val="4CA80A82"/>
+    <w:nsid w:val="405A00FC"/>
     <w:multiLevelType w:val="hybridMultilevel"/>
-    <w:tmpl w:val="BDEA2A28"/>
-    <w:lvl w:ilvl="0" w:tplc="A6AE14E0">
+    <w:tmpl w:val="F8883192"/>
+    <w:lvl w:ilvl="0" w:tplc="3AA41C4C">
       <w:start w:val="1"/>
-      <w:numFmt w:val="decimal"/>
-      <w:lvlText w:val="%1."/>
+      <w:numFmt w:val="bullet"/>
+      <w:lvlText w:val="–"/>
       <w:lvlJc w:val="left"/>
       <w:pPr>
         <w:ind w:left="720" w:hanging="360"/>
       </w:pPr>
     </w:lvl>
-    <w:lvl w:ilvl="1" w:tplc="483CAC64">
+    <w:lvl w:ilvl="1" w:tplc="FA923CDE" w:tentative="1">
+      <w:start w:val="1"/>
+      <w:numFmt w:val="bullet"/>
+      <w:lvlText w:val="+"/>
+      <w:lvlJc w:val="left"/>
+      <w:pPr>
+        <w:ind w:left="1260" w:hanging="360"/>
+      </w:pPr>
+    </w:lvl>
+    <w:lvl w:ilvl="2" w:tplc="9E967812">
       <w:numFmt w:val="decimal"/>
       <w:lvlText w:val=""/>
       <w:lvlJc w:val="left"/>
     </w:lvl>
-    <w:lvl w:ilvl="2" w:tplc="16E0189A">
+    <w:lvl w:ilvl="3" w:tplc="D18C780A">
       <w:numFmt w:val="decimal"/>
       <w:lvlText w:val=""/>
       <w:lvlJc w:val="left"/>
     </w:lvl>
-    <w:lvl w:ilvl="3" w:tplc="1806232A">
+    <w:lvl w:ilvl="4" w:tplc="950089A0">
       <w:numFmt w:val="decimal"/>
       <w:lvlText w:val=""/>
       <w:lvlJc w:val="left"/>
     </w:lvl>
-    <w:lvl w:ilvl="4" w:tplc="7102ECF0">
+    <w:lvl w:ilvl="5" w:tplc="643A9976">
       <w:numFmt w:val="decimal"/>
       <w:lvlText w:val=""/>
       <w:lvlJc w:val="left"/>
     </w:lvl>
-    <w:lvl w:ilvl="5" w:tplc="4570664C">
+    <w:lvl w:ilvl="6" w:tplc="B75CCC8E">
       <w:numFmt w:val="decimal"/>
       <w:lvlText w:val=""/>
       <w:lvlJc w:val="left"/>
     </w:lvl>
-    <w:lvl w:ilvl="6" w:tplc="020E1380">
+    <w:lvl w:ilvl="7" w:tplc="DE702A4E">
       <w:numFmt w:val="decimal"/>
       <w:lvlText w:val=""/>
       <w:lvlJc w:val="left"/>
     </w:lvl>
-    <w:lvl w:ilvl="7" w:tplc="52F84798">
-      <w:numFmt w:val="decimal"/>
-      <w:lvlText w:val=""/>
-      <w:lvlJc w:val="left"/>
-    </w:lvl>
-    <w:lvl w:ilvl="8" w:tplc="28D029AA">
+    <w:lvl w:ilvl="8" w:tplc="56822460">
       <w:numFmt w:val="decimal"/>
       <w:lvlText w:val=""/>
       <w:lvlJc w:val="left"/>
     </w:lvl>
   </w:abstractNum>
-  <w:num w:numId="1" w16cid:durableId="272520828">
+  <w:num w:numId="1" w16cid:durableId="894050942">
     <w:abstractNumId w:val="1"/>
     <w:lvlOverride w:ilvl="0">
       <w:startOverride w:val="1"/>
     </w:lvlOverride>
   </w:num>
-  <w:num w:numId="2" w16cid:durableId="1419062409">
-    <w:abstractNumId w:val="0"/>
+  <w:num w:numId="2" w16cid:durableId="596211786">
+    <w:abstractNumId w:val="2"/>
     <w:lvlOverride w:ilvl="0">
       <w:startOverride w:val="1"/>
     </w:lvlOverride>
@@ -51247,20 +52595,20 @@
       <w:startOverride w:val="1"/>
     </w:lvlOverride>
   </w:num>
-  <w:num w:numId="3" w16cid:durableId="1926645597">
-    <w:abstractNumId w:val="2"/>
+  <w:num w:numId="3" w16cid:durableId="1300768308">
+    <w:abstractNumId w:val="0"/>
     <w:lvlOverride w:ilvl="0">
       <w:startOverride w:val="1"/>
     </w:lvlOverride>
   </w:num>
-  <w:num w:numId="4" w16cid:durableId="1475760875">
-    <w:abstractNumId w:val="2"/>
+  <w:num w:numId="4" w16cid:durableId="614942859">
+    <w:abstractNumId w:val="0"/>
     <w:lvlOverride w:ilvl="0">
       <w:startOverride w:val="1"/>
     </w:lvlOverride>
   </w:num>
-  <w:num w:numId="5" w16cid:durableId="1356426310">
-    <w:abstractNumId w:val="2"/>
+  <w:num w:numId="5" w16cid:durableId="1108963749">
+    <w:abstractNumId w:val="0"/>
     <w:lvlOverride w:ilvl="0">
       <w:startOverride w:val="1"/>
     </w:lvlOverride>
